--- a/docs/week-6/cen429-week-6-ders-notu.en.docx
+++ b/docs/week-6/cen429-week-6-ders-notu.en.docx
@@ -1939,7 +1939,211 @@
     </w:p>
     <w:p>
       <w:pPr>
-        <w:pStyle w:val="BodyText"/>
+        <w:pStyle w:val="BlockText"/>
+      </w:pPr>
+      <w:r>
+        <w:rPr>
+          <w:b/>
+          <w:bCs/>
+        </w:rPr>
+        <w:t xml:space="preserve">Kısa tarihçe: uygulamanın kendini koruması</w:t>
+      </w:r>
+    </w:p>
+    <w:p>
+      <w:pPr>
+        <w:pStyle w:val="Compact"/>
+        <w:numPr>
+          <w:ilvl w:val="0"/>
+          <w:numId w:val="1002"/>
+        </w:numPr>
+      </w:pPr>
+      <w:r>
+        <w:rPr>
+          <w:b/>
+          <w:bCs/>
+        </w:rPr>
+        <w:t xml:space="preserve">1980’ler</w:t>
+      </w:r>
+      <w:r>
+        <w:t xml:space="preserve"> </w:t>
+      </w:r>
+      <w:r>
+        <w:t xml:space="preserve">— crack / anti-crack kültürü:</w:t>
+      </w:r>
+      <w:r>
+        <w:t xml:space="preserve"> </w:t>
+      </w:r>
+      <w:r>
+        <w:rPr>
+          <w:b/>
+          <w:bCs/>
+        </w:rPr>
+        <w:t xml:space="preserve">anti-debug</w:t>
+      </w:r>
+      <w:r>
+        <w:t xml:space="preserve"> </w:t>
+      </w:r>
+      <w:r>
+        <w:t xml:space="preserve">ve kendini denetleyen kodun kökeni buraya dayanır.</w:t>
+      </w:r>
+    </w:p>
+    <w:p>
+      <w:pPr>
+        <w:pStyle w:val="Compact"/>
+        <w:numPr>
+          <w:ilvl w:val="0"/>
+          <w:numId w:val="1002"/>
+        </w:numPr>
+      </w:pPr>
+      <w:r>
+        <w:rPr>
+          <w:b/>
+          <w:bCs/>
+        </w:rPr>
+        <w:t xml:space="preserve">2000’ler</w:t>
+      </w:r>
+      <w:r>
+        <w:t xml:space="preserve"> </w:t>
+      </w:r>
+      <w:r>
+        <w:t xml:space="preserve">— DRM, mobil bankacılık ve ödeme uygulamaları korumayı</w:t>
+      </w:r>
+      <w:r>
+        <w:t xml:space="preserve"> </w:t>
+      </w:r>
+      <w:r>
+        <w:rPr>
+          <w:b/>
+          <w:bCs/>
+        </w:rPr>
+        <w:t xml:space="preserve">uygulamanın içine</w:t>
+      </w:r>
+      <w:r>
+        <w:t xml:space="preserve"> </w:t>
+      </w:r>
+      <w:r>
+        <w:t xml:space="preserve">taşımak zorunda kalır (cihaz artık güvenilir değildir).</w:t>
+      </w:r>
+    </w:p>
+    <w:p>
+      <w:pPr>
+        <w:pStyle w:val="Compact"/>
+        <w:numPr>
+          <w:ilvl w:val="0"/>
+          <w:numId w:val="1002"/>
+        </w:numPr>
+      </w:pPr>
+      <w:r>
+        <w:rPr>
+          <w:b/>
+          <w:bCs/>
+        </w:rPr>
+        <w:t xml:space="preserve">2012</w:t>
+      </w:r>
+      <w:r>
+        <w:t xml:space="preserve"> </w:t>
+      </w:r>
+      <w:r>
+        <w:t xml:space="preserve">— Gartner</w:t>
+      </w:r>
+      <w:r>
+        <w:t xml:space="preserve"> </w:t>
+      </w:r>
+      <w:r>
+        <w:rPr>
+          <w:b/>
+          <w:bCs/>
+        </w:rPr>
+        <w:t xml:space="preserve">RASP</w:t>
+      </w:r>
+      <w:r>
+        <w:t xml:space="preserve"> </w:t>
+      </w:r>
+      <w:r>
+        <w:t xml:space="preserve">(Runtime Application Self-Protection) terimini ortaya atar: koruma, uygulamanın</w:t>
+      </w:r>
+      <w:r>
+        <w:t xml:space="preserve"> </w:t>
+      </w:r>
+      <w:r>
+        <w:rPr>
+          <w:b/>
+          <w:bCs/>
+        </w:rPr>
+        <w:t xml:space="preserve">içinde</w:t>
+      </w:r>
+      <w:r>
+        <w:t xml:space="preserve"> </w:t>
+      </w:r>
+      <w:r>
+        <w:t xml:space="preserve">çalışır.</w:t>
+      </w:r>
+    </w:p>
+    <w:p>
+      <w:pPr>
+        <w:pStyle w:val="Compact"/>
+        <w:numPr>
+          <w:ilvl w:val="0"/>
+          <w:numId w:val="1002"/>
+        </w:numPr>
+      </w:pPr>
+      <w:r>
+        <w:rPr>
+          <w:b/>
+          <w:bCs/>
+        </w:rPr>
+        <w:t xml:space="preserve">2010’lar–bugün</w:t>
+      </w:r>
+      <w:r>
+        <w:t xml:space="preserve"> </w:t>
+      </w:r>
+      <w:r>
+        <w:t xml:space="preserve">—</w:t>
+      </w:r>
+      <w:r>
+        <w:t xml:space="preserve"> </w:t>
+      </w:r>
+      <w:r>
+        <w:rPr>
+          <w:b/>
+          <w:bCs/>
+        </w:rPr>
+        <w:t xml:space="preserve">OWASP MASVS-RESILIENCE</w:t>
+      </w:r>
+      <w:r>
+        <w:t xml:space="preserve"> </w:t>
+      </w:r>
+      <w:r>
+        <w:t xml:space="preserve">bu beklentileri denetlenebilir gereksinimlere çevirir (13. hafta).</w:t>
+      </w:r>
+    </w:p>
+    <w:p>
+      <w:pPr>
+        <w:pStyle w:val="BlockText"/>
+      </w:pPr>
+      <w:r>
+        <w:t xml:space="preserve">Kısacası RASP yeni bir fikir değil;</w:t>
+      </w:r>
+      <w:r>
+        <w:t xml:space="preserve"> </w:t>
+      </w:r>
+      <w:r>
+        <w:rPr>
+          <w:b/>
+          <w:bCs/>
+        </w:rPr>
+        <w:t xml:space="preserve">MATE saldırganına</w:t>
+      </w:r>
+      <w:r>
+        <w:t xml:space="preserve"> </w:t>
+      </w:r>
+      <w:r>
+        <w:t xml:space="preserve">verilen kurumsal cevabın adıdır.</w:t>
+      </w:r>
+    </w:p>
+    <w:p>
+      <w:pPr>
+        <w:pStyle w:val="FirstParagraph"/>
       </w:pPr>
       <w:r>
         <w:rPr>
@@ -2336,7 +2540,7 @@
         <w:pStyle w:val="Compact"/>
         <w:numPr>
           <w:ilvl w:val="0"/>
-          <w:numId w:val="1002"/>
+          <w:numId w:val="1003"/>
         </w:numPr>
       </w:pPr>
       <w:r>
@@ -2364,7 +2568,7 @@
         <w:pStyle w:val="Compact"/>
         <w:numPr>
           <w:ilvl w:val="0"/>
-          <w:numId w:val="1002"/>
+          <w:numId w:val="1003"/>
         </w:numPr>
       </w:pPr>
       <w:r>
@@ -2408,7 +2612,7 @@
         <w:pStyle w:val="Compact"/>
         <w:numPr>
           <w:ilvl w:val="0"/>
-          <w:numId w:val="1002"/>
+          <w:numId w:val="1003"/>
         </w:numPr>
       </w:pPr>
       <w:r>
@@ -3260,7 +3464,7 @@
         <w:pStyle w:val="Compact"/>
         <w:numPr>
           <w:ilvl w:val="0"/>
-          <w:numId w:val="1003"/>
+          <w:numId w:val="1004"/>
         </w:numPr>
       </w:pPr>
       <w:r>
@@ -3294,384 +3498,6 @@
       </w:r>
       <w:r>
         <w:t xml:space="preserve">biçimde yapılır. Saldırgan bir noktayı yamaladığında diğerleri hâlâ çalışır.</w:t>
-      </w:r>
-    </w:p>
-    <w:p>
-      <w:pPr>
-        <w:pStyle w:val="Compact"/>
-        <w:numPr>
-          <w:ilvl w:val="0"/>
-          <w:numId w:val="1003"/>
-        </w:numPr>
-      </w:pPr>
-      <w:r>
-        <w:rPr>
-          <w:b/>
-          <w:bCs/>
-        </w:rPr>
-        <w:t xml:space="preserve">Karşılıklı denetim:</w:t>
-      </w:r>
-      <w:r>
-        <w:t xml:space="preserve"> </w:t>
-      </w:r>
-      <w:r>
-        <w:t xml:space="preserve">Yönetilen katman (Java) ile native katman birbirinin bütünlüğünü denetler; biri</w:t>
-      </w:r>
-      <w:r>
-        <w:t xml:space="preserve"> </w:t>
-      </w:r>
-      <w:r>
-        <w:t xml:space="preserve">değiştirilirse diğeri fark eder (5. haftadaki ayrık parmak izi ve 1. haftadaki arayüz tablosunda</w:t>
-      </w:r>
-      <w:r>
-        <w:t xml:space="preserve"> </w:t>
-      </w:r>
-      <w:r>
-        <w:t xml:space="preserve">“karşılıklı</w:t>
-      </w:r>
-      <w:r>
-        <w:t xml:space="preserve"> </w:t>
-      </w:r>
-      <w:r>
-        <w:t xml:space="preserve">bütünlük denetimi”</w:t>
-      </w:r>
-      <w:r>
-        <w:t xml:space="preserve">).</w:t>
-      </w:r>
-    </w:p>
-    <w:p>
-      <w:pPr>
-        <w:pStyle w:val="Compact"/>
-        <w:numPr>
-          <w:ilvl w:val="0"/>
-          <w:numId w:val="1003"/>
-        </w:numPr>
-      </w:pPr>
-      <w:r>
-        <w:rPr>
-          <w:b/>
-          <w:bCs/>
-        </w:rPr>
-        <w:t xml:space="preserve">Korunan fonksiyonun içinde:</w:t>
-      </w:r>
-      <w:r>
-        <w:t xml:space="preserve"> </w:t>
-      </w:r>
-      <w:r>
-        <w:t xml:space="preserve">Değerli bir fonksiyon (ör. dize çözme ya da anahtar türetme), kendi giriş</w:t>
-      </w:r>
-      <w:r>
-        <w:t xml:space="preserve"> </w:t>
-      </w:r>
-      <w:r>
-        <w:t xml:space="preserve">noktasında birkaç denetimi</w:t>
-      </w:r>
-      <w:r>
-        <w:t xml:space="preserve"> </w:t>
-      </w:r>
-      <w:r>
-        <w:rPr>
-          <w:b/>
-          <w:bCs/>
-        </w:rPr>
-        <w:t xml:space="preserve">kendisi</w:t>
-      </w:r>
-      <w:r>
-        <w:t xml:space="preserve"> </w:t>
-      </w:r>
-      <w:r>
-        <w:t xml:space="preserve">yapar. Sahada böyle tek bir fonksiyonun, yüklenme anında zaten yapılmış</w:t>
-      </w:r>
-      <w:r>
-        <w:t xml:space="preserve"> </w:t>
-      </w:r>
-      <w:r>
-        <w:t xml:space="preserve">denetimlere ek olarak kendi başına on beşe yakın denetimle (kod bütünlüğü, hata ayıklayıcı, ortam, root, kontrol</w:t>
-      </w:r>
-      <w:r>
-        <w:t xml:space="preserve"> </w:t>
-      </w:r>
-      <w:r>
-        <w:t xml:space="preserve">akışı sayacı) korunduğu görülür. Performans nedeniyle, yalnız iç kullanımdaki sürümlerinde bu denetimlerin bir kısmı</w:t>
-      </w:r>
-      <w:r>
-        <w:t xml:space="preserve"> </w:t>
-      </w:r>
-      <w:r>
-        <w:t xml:space="preserve">giriş noktasına indirilir.</w:t>
-      </w:r>
-    </w:p>
-    <w:p>
-      <w:pPr>
-        <w:pStyle w:val="Compact"/>
-        <w:numPr>
-          <w:ilvl w:val="0"/>
-          <w:numId w:val="1003"/>
-        </w:numPr>
-      </w:pPr>
-      <w:r>
-        <w:rPr>
-          <w:b/>
-          <w:bCs/>
-        </w:rPr>
-        <w:t xml:space="preserve">Sahte parametreler:</w:t>
-      </w:r>
-      <w:r>
-        <w:t xml:space="preserve"> </w:t>
-      </w:r>
-      <w:r>
-        <w:t xml:space="preserve">Hassas fonksiyonların giriş noktalarında, programcının okunabilirliği için makroyla gizlenen</w:t>
-      </w:r>
-      <w:r>
-        <w:t xml:space="preserve"> </w:t>
-      </w:r>
-      <w:r>
-        <w:t xml:space="preserve">ve bir bütünlük denetimini tetikleyen ek parametreler bulunabilir (4. haftadaki</w:t>
-      </w:r>
-      <w:r>
-        <w:t xml:space="preserve"> </w:t>
-      </w:r>
-      <w:r>
-        <w:t xml:space="preserve">“sahte parametreler”</w:t>
-      </w:r>
-      <w:r>
-        <w:t xml:space="preserve">).</w:t>
-      </w:r>
-    </w:p>
-    <w:bookmarkEnd w:id="29"/>
-    <w:bookmarkStart w:id="30" w:name="Xabfa2449fa78cd2b332efb098a8e6b55b499998"/>
-    <w:p>
-      <w:pPr>
-        <w:pStyle w:val="Heading3"/>
-      </w:pPr>
-      <w:r>
-        <w:t xml:space="preserve">Nasıl karar verir? Merkezî değil, veri bağımlı</w:t>
-      </w:r>
-    </w:p>
-    <w:p>
-      <w:pPr>
-        <w:pStyle w:val="FirstParagraph"/>
-      </w:pPr>
-      <w:r>
-        <w:t xml:space="preserve">En zayıf tasarım şudur:</w:t>
-      </w:r>
-    </w:p>
-    <w:p>
-      <w:pPr>
-        <w:pStyle w:val="BodyText"/>
-      </w:pPr>
-      <w:r>
-        <w:rPr>
-          <w:b/>
-          <w:bCs/>
-        </w:rPr>
-        <w:t xml:space="preserve">Zayıf: tek karar noktası</w:t>
-      </w:r>
-    </w:p>
-    <w:p>
-      <w:pPr>
-        <w:pStyle w:val="SourceCode"/>
-      </w:pPr>
-      <w:r>
-        <w:rPr>
-          <w:rStyle w:val="ControlFlowTok"/>
-        </w:rPr>
-        <w:t xml:space="preserve">if</w:t>
-      </w:r>
-      <w:r>
-        <w:rPr>
-          <w:rStyle w:val="NormalTok"/>
-        </w:rPr>
-        <w:t xml:space="preserve"> </w:t>
-      </w:r>
-      <w:r>
-        <w:rPr>
-          <w:rStyle w:val="OperatorTok"/>
-        </w:rPr>
-        <w:t xml:space="preserve">(</w:t>
-      </w:r>
-      <w:r>
-        <w:rPr>
-          <w:rStyle w:val="NormalTok"/>
-        </w:rPr>
-        <w:t xml:space="preserve">hata_ayiklayici_var</w:t>
-      </w:r>
-      <w:r>
-        <w:rPr>
-          <w:rStyle w:val="OperatorTok"/>
-        </w:rPr>
-        <w:t xml:space="preserve">()</w:t>
-      </w:r>
-      <w:r>
-        <w:rPr>
-          <w:rStyle w:val="NormalTok"/>
-        </w:rPr>
-        <w:t xml:space="preserve"> </w:t>
-      </w:r>
-      <w:r>
-        <w:rPr>
-          <w:rStyle w:val="OperatorTok"/>
-        </w:rPr>
-        <w:t xml:space="preserve">||</w:t>
-      </w:r>
-      <w:r>
-        <w:rPr>
-          <w:rStyle w:val="NormalTok"/>
-        </w:rPr>
-        <w:t xml:space="preserve"> root_var</w:t>
-      </w:r>
-      <w:r>
-        <w:rPr>
-          <w:rStyle w:val="OperatorTok"/>
-        </w:rPr>
-        <w:t xml:space="preserve">()</w:t>
-      </w:r>
-      <w:r>
-        <w:rPr>
-          <w:rStyle w:val="NormalTok"/>
-        </w:rPr>
-        <w:t xml:space="preserve"> </w:t>
-      </w:r>
-      <w:r>
-        <w:rPr>
-          <w:rStyle w:val="OperatorTok"/>
-        </w:rPr>
-        <w:t xml:space="preserve">||</w:t>
-      </w:r>
-      <w:r>
-        <w:rPr>
-          <w:rStyle w:val="NormalTok"/>
-        </w:rPr>
-        <w:t xml:space="preserve"> butunluk_bozuk</w:t>
-      </w:r>
-      <w:r>
-        <w:rPr>
-          <w:rStyle w:val="OperatorTok"/>
-        </w:rPr>
-        <w:t xml:space="preserve">())</w:t>
-      </w:r>
-      <w:r>
-        <w:br/>
-      </w:r>
-      <w:r>
-        <w:rPr>
-          <w:rStyle w:val="NormalTok"/>
-        </w:rPr>
-        <w:t xml:space="preserve">    </w:t>
-      </w:r>
-      <w:r>
-        <w:rPr>
-          <w:rStyle w:val="ControlFlowTok"/>
-        </w:rPr>
-        <w:t xml:space="preserve">return</w:t>
-      </w:r>
-      <w:r>
-        <w:rPr>
-          <w:rStyle w:val="NormalTok"/>
-        </w:rPr>
-        <w:t xml:space="preserve"> HATA</w:t>
-      </w:r>
-      <w:r>
-        <w:rPr>
-          <w:rStyle w:val="OperatorTok"/>
-        </w:rPr>
-        <w:t xml:space="preserve">;</w:t>
-      </w:r>
-      <w:r>
-        <w:rPr>
-          <w:rStyle w:val="NormalTok"/>
-        </w:rPr>
-        <w:t xml:space="preserve">                     </w:t>
-      </w:r>
-      <w:r>
-        <w:rPr>
-          <w:rStyle w:val="CommentTok"/>
-        </w:rPr>
-        <w:t xml:space="preserve">/* bu tek satırı değiştiren her şeyi atlatır */</w:t>
-      </w:r>
-      <w:r>
-        <w:br/>
-      </w:r>
-      <w:r>
-        <w:rPr>
-          <w:rStyle w:val="NormalTok"/>
-        </w:rPr>
-        <w:t xml:space="preserve">anahtari_coz</w:t>
-      </w:r>
-      <w:r>
-        <w:rPr>
-          <w:rStyle w:val="OperatorTok"/>
-        </w:rPr>
-        <w:t xml:space="preserve">();</w:t>
-      </w:r>
-    </w:p>
-    <w:p>
-      <w:pPr>
-        <w:pStyle w:val="FirstParagraph"/>
-      </w:pPr>
-      <w:r>
-        <w:t xml:space="preserve">Tek bir karşılaştırmayı ters çeviren (ya da</w:t>
-      </w:r>
-      <w:r>
-        <w:t xml:space="preserve"> </w:t>
-      </w:r>
-      <w:r>
-        <w:rPr>
-          <w:rStyle w:val="VerbatimChar"/>
-        </w:rPr>
-        <w:t xml:space="preserve">hata_ayiklayici_var</w:t>
-      </w:r>
-      <w:r>
-        <w:t xml:space="preserve"> </w:t>
-      </w:r>
-      <w:r>
-        <w:t xml:space="preserve">fonksiyonunun hep</w:t>
-      </w:r>
-      <w:r>
-        <w:t xml:space="preserve"> </w:t>
-      </w:r>
-      <w:r>
-        <w:t xml:space="preserve">“hayır”</w:t>
-      </w:r>
-      <w:r>
-        <w:t xml:space="preserve"> </w:t>
-      </w:r>
-      <w:r>
-        <w:t xml:space="preserve">döndürmesini sağlayan)</w:t>
-      </w:r>
-      <w:r>
-        <w:t xml:space="preserve"> </w:t>
-      </w:r>
-      <w:r>
-        <w:t xml:space="preserve">saldırgan bütün korumayı geçer. Güçlü tasarımda denetimlerin sonucu bir</w:t>
-      </w:r>
-      <w:r>
-        <w:t xml:space="preserve"> </w:t>
-      </w:r>
-      <w:r>
-        <w:rPr>
-          <w:rStyle w:val="VerbatimChar"/>
-        </w:rPr>
-        <w:t xml:space="preserve">if</w:t>
-      </w:r>
-      <w:r>
-        <w:t xml:space="preserve">’e değil,</w:t>
-      </w:r>
-      <w:r>
-        <w:t xml:space="preserve"> </w:t>
-      </w:r>
-      <w:r>
-        <w:rPr>
-          <w:b/>
-          <w:bCs/>
-        </w:rPr>
-        <w:t xml:space="preserve">sonraki hesabın verisine</w:t>
-      </w:r>
-      <w:r>
-        <w:t xml:space="preserve"> </w:t>
-      </w:r>
-      <w:r>
-        <w:t xml:space="preserve">karışır:</w:t>
       </w:r>
     </w:p>
     <w:p>
@@ -3683,23 +3509,38 @@
         </w:numPr>
       </w:pPr>
       <w:r>
-        <w:t xml:space="preserve">Denetim sonuçları anahtar türetmeye katılır: ortam temizse doğru anahtar, değilse</w:t>
-      </w:r>
-      <w:r>
-        <w:t xml:space="preserve"> </w:t>
-      </w:r>
-      <w:r>
-        <w:rPr>
-          <w:b/>
-          <w:bCs/>
-        </w:rPr>
-        <w:t xml:space="preserve">farklı ama geçerli görünen</w:t>
-      </w:r>
-      <w:r>
-        <w:t xml:space="preserve"> </w:t>
-      </w:r>
-      <w:r>
-        <w:t xml:space="preserve">bir anahtar çıkar (kontrol akışı sayacı ve tepki politikasındaki decoy çıktı bu fikrin iki uygulamasıdır).</w:t>
+        <w:rPr>
+          <w:b/>
+          <w:bCs/>
+        </w:rPr>
+        <w:t xml:space="preserve">Karşılıklı denetim:</w:t>
+      </w:r>
+      <w:r>
+        <w:t xml:space="preserve"> </w:t>
+      </w:r>
+      <w:r>
+        <w:t xml:space="preserve">Yönetilen katman (Java) ile native katman birbirinin bütünlüğünü denetler; biri</w:t>
+      </w:r>
+      <w:r>
+        <w:t xml:space="preserve"> </w:t>
+      </w:r>
+      <w:r>
+        <w:t xml:space="preserve">değiştirilirse diğeri fark eder (5. haftadaki ayrık parmak izi ve 1. haftadaki arayüz tablosunda</w:t>
+      </w:r>
+      <w:r>
+        <w:t xml:space="preserve"> </w:t>
+      </w:r>
+      <w:r>
+        <w:t xml:space="preserve">“karşılıklı</w:t>
+      </w:r>
+      <w:r>
+        <w:t xml:space="preserve"> </w:t>
+      </w:r>
+      <w:r>
+        <w:t xml:space="preserve">bütünlük denetimi”</w:t>
+      </w:r>
+      <w:r>
+        <w:t xml:space="preserve">).</w:t>
       </w:r>
     </w:p>
     <w:p>
@@ -3711,16 +3552,57 @@
         </w:numPr>
       </w:pPr>
       <w:r>
-        <w:t xml:space="preserve">Denetim sonuçları opak değerlerle taşınır (4. hafta): tek bir baytı değiştirerek</w:t>
-      </w:r>
-      <w:r>
-        <w:t xml:space="preserve"> </w:t>
-      </w:r>
-      <w:r>
-        <w:t xml:space="preserve">“geçti”</w:t>
-      </w:r>
-      <w:r>
-        <w:t xml:space="preserve">ye çevrilemez.</w:t>
+        <w:rPr>
+          <w:b/>
+          <w:bCs/>
+        </w:rPr>
+        <w:t xml:space="preserve">Korunan fonksiyonun içinde:</w:t>
+      </w:r>
+      <w:r>
+        <w:t xml:space="preserve"> </w:t>
+      </w:r>
+      <w:r>
+        <w:t xml:space="preserve">Değerli bir fonksiyon (ör. dize çözme ya da anahtar türetme), kendi giriş</w:t>
+      </w:r>
+      <w:r>
+        <w:t xml:space="preserve"> </w:t>
+      </w:r>
+      <w:r>
+        <w:t xml:space="preserve">noktasında birkaç denetimi</w:t>
+      </w:r>
+      <w:r>
+        <w:t xml:space="preserve"> </w:t>
+      </w:r>
+      <w:r>
+        <w:rPr>
+          <w:b/>
+          <w:bCs/>
+        </w:rPr>
+        <w:t xml:space="preserve">kendisi</w:t>
+      </w:r>
+      <w:r>
+        <w:t xml:space="preserve"> </w:t>
+      </w:r>
+      <w:r>
+        <w:t xml:space="preserve">yapar. Sahada böyle tek bir fonksiyonun, yüklenme anında zaten yapılmış</w:t>
+      </w:r>
+      <w:r>
+        <w:t xml:space="preserve"> </w:t>
+      </w:r>
+      <w:r>
+        <w:t xml:space="preserve">denetimlere ek olarak kendi başına on beşe yakın denetimle (kod bütünlüğü, hata ayıklayıcı, ortam, root, kontrol</w:t>
+      </w:r>
+      <w:r>
+        <w:t xml:space="preserve"> </w:t>
+      </w:r>
+      <w:r>
+        <w:t xml:space="preserve">akışı sayacı) korunduğu görülür. Performans nedeniyle, yalnız iç kullanımdaki sürümlerinde bu denetimlerin bir kısmı</w:t>
+      </w:r>
+      <w:r>
+        <w:t xml:space="preserve"> </w:t>
+      </w:r>
+      <w:r>
+        <w:t xml:space="preserve">giriş noktasına indirilir.</w:t>
       </w:r>
     </w:p>
     <w:p>
@@ -3729,6 +3611,328 @@
         <w:numPr>
           <w:ilvl w:val="0"/>
           <w:numId w:val="1004"/>
+        </w:numPr>
+      </w:pPr>
+      <w:r>
+        <w:rPr>
+          <w:b/>
+          <w:bCs/>
+        </w:rPr>
+        <w:t xml:space="preserve">Sahte parametreler:</w:t>
+      </w:r>
+      <w:r>
+        <w:t xml:space="preserve"> </w:t>
+      </w:r>
+      <w:r>
+        <w:t xml:space="preserve">Hassas fonksiyonların giriş noktalarında, programcının okunabilirliği için makroyla gizlenen</w:t>
+      </w:r>
+      <w:r>
+        <w:t xml:space="preserve"> </w:t>
+      </w:r>
+      <w:r>
+        <w:t xml:space="preserve">ve bir bütünlük denetimini tetikleyen ek parametreler bulunabilir (4. haftadaki</w:t>
+      </w:r>
+      <w:r>
+        <w:t xml:space="preserve"> </w:t>
+      </w:r>
+      <w:r>
+        <w:t xml:space="preserve">“sahte parametreler”</w:t>
+      </w:r>
+      <w:r>
+        <w:t xml:space="preserve">).</w:t>
+      </w:r>
+    </w:p>
+    <w:bookmarkEnd w:id="29"/>
+    <w:bookmarkStart w:id="30" w:name="Xabfa2449fa78cd2b332efb098a8e6b55b499998"/>
+    <w:p>
+      <w:pPr>
+        <w:pStyle w:val="Heading3"/>
+      </w:pPr>
+      <w:r>
+        <w:t xml:space="preserve">Nasıl karar verir? Merkezî değil, veri bağımlı</w:t>
+      </w:r>
+    </w:p>
+    <w:p>
+      <w:pPr>
+        <w:pStyle w:val="FirstParagraph"/>
+      </w:pPr>
+      <w:r>
+        <w:t xml:space="preserve">En zayıf tasarım şudur:</w:t>
+      </w:r>
+    </w:p>
+    <w:p>
+      <w:pPr>
+        <w:pStyle w:val="BodyText"/>
+      </w:pPr>
+      <w:r>
+        <w:rPr>
+          <w:b/>
+          <w:bCs/>
+        </w:rPr>
+        <w:t xml:space="preserve">Zayıf: tek karar noktası</w:t>
+      </w:r>
+    </w:p>
+    <w:p>
+      <w:pPr>
+        <w:pStyle w:val="SourceCode"/>
+      </w:pPr>
+      <w:r>
+        <w:rPr>
+          <w:rStyle w:val="ControlFlowTok"/>
+        </w:rPr>
+        <w:t xml:space="preserve">if</w:t>
+      </w:r>
+      <w:r>
+        <w:rPr>
+          <w:rStyle w:val="NormalTok"/>
+        </w:rPr>
+        <w:t xml:space="preserve"> </w:t>
+      </w:r>
+      <w:r>
+        <w:rPr>
+          <w:rStyle w:val="OperatorTok"/>
+        </w:rPr>
+        <w:t xml:space="preserve">(</w:t>
+      </w:r>
+      <w:r>
+        <w:rPr>
+          <w:rStyle w:val="NormalTok"/>
+        </w:rPr>
+        <w:t xml:space="preserve">hata_ayiklayici_var</w:t>
+      </w:r>
+      <w:r>
+        <w:rPr>
+          <w:rStyle w:val="OperatorTok"/>
+        </w:rPr>
+        <w:t xml:space="preserve">()</w:t>
+      </w:r>
+      <w:r>
+        <w:rPr>
+          <w:rStyle w:val="NormalTok"/>
+        </w:rPr>
+        <w:t xml:space="preserve"> </w:t>
+      </w:r>
+      <w:r>
+        <w:rPr>
+          <w:rStyle w:val="OperatorTok"/>
+        </w:rPr>
+        <w:t xml:space="preserve">||</w:t>
+      </w:r>
+      <w:r>
+        <w:rPr>
+          <w:rStyle w:val="NormalTok"/>
+        </w:rPr>
+        <w:t xml:space="preserve"> root_var</w:t>
+      </w:r>
+      <w:r>
+        <w:rPr>
+          <w:rStyle w:val="OperatorTok"/>
+        </w:rPr>
+        <w:t xml:space="preserve">()</w:t>
+      </w:r>
+      <w:r>
+        <w:rPr>
+          <w:rStyle w:val="NormalTok"/>
+        </w:rPr>
+        <w:t xml:space="preserve"> </w:t>
+      </w:r>
+      <w:r>
+        <w:rPr>
+          <w:rStyle w:val="OperatorTok"/>
+        </w:rPr>
+        <w:t xml:space="preserve">||</w:t>
+      </w:r>
+      <w:r>
+        <w:rPr>
+          <w:rStyle w:val="NormalTok"/>
+        </w:rPr>
+        <w:t xml:space="preserve"> butunluk_bozuk</w:t>
+      </w:r>
+      <w:r>
+        <w:rPr>
+          <w:rStyle w:val="OperatorTok"/>
+        </w:rPr>
+        <w:t xml:space="preserve">())</w:t>
+      </w:r>
+      <w:r>
+        <w:br/>
+      </w:r>
+      <w:r>
+        <w:rPr>
+          <w:rStyle w:val="NormalTok"/>
+        </w:rPr>
+        <w:t xml:space="preserve">    </w:t>
+      </w:r>
+      <w:r>
+        <w:rPr>
+          <w:rStyle w:val="ControlFlowTok"/>
+        </w:rPr>
+        <w:t xml:space="preserve">return</w:t>
+      </w:r>
+      <w:r>
+        <w:rPr>
+          <w:rStyle w:val="NormalTok"/>
+        </w:rPr>
+        <w:t xml:space="preserve"> HATA</w:t>
+      </w:r>
+      <w:r>
+        <w:rPr>
+          <w:rStyle w:val="OperatorTok"/>
+        </w:rPr>
+        <w:t xml:space="preserve">;</w:t>
+      </w:r>
+      <w:r>
+        <w:rPr>
+          <w:rStyle w:val="NormalTok"/>
+        </w:rPr>
+        <w:t xml:space="preserve">                     </w:t>
+      </w:r>
+      <w:r>
+        <w:rPr>
+          <w:rStyle w:val="CommentTok"/>
+        </w:rPr>
+        <w:t xml:space="preserve">/* bu tek satırı değiştiren her şeyi atlatır */</w:t>
+      </w:r>
+      <w:r>
+        <w:br/>
+      </w:r>
+      <w:r>
+        <w:rPr>
+          <w:rStyle w:val="NormalTok"/>
+        </w:rPr>
+        <w:t xml:space="preserve">anahtari_coz</w:t>
+      </w:r>
+      <w:r>
+        <w:rPr>
+          <w:rStyle w:val="OperatorTok"/>
+        </w:rPr>
+        <w:t xml:space="preserve">();</w:t>
+      </w:r>
+    </w:p>
+    <w:p>
+      <w:pPr>
+        <w:pStyle w:val="FirstParagraph"/>
+      </w:pPr>
+      <w:r>
+        <w:t xml:space="preserve">Tek bir karşılaştırmayı ters çeviren (ya da</w:t>
+      </w:r>
+      <w:r>
+        <w:t xml:space="preserve"> </w:t>
+      </w:r>
+      <w:r>
+        <w:rPr>
+          <w:rStyle w:val="VerbatimChar"/>
+        </w:rPr>
+        <w:t xml:space="preserve">hata_ayiklayici_var</w:t>
+      </w:r>
+      <w:r>
+        <w:t xml:space="preserve"> </w:t>
+      </w:r>
+      <w:r>
+        <w:t xml:space="preserve">fonksiyonunun hep</w:t>
+      </w:r>
+      <w:r>
+        <w:t xml:space="preserve"> </w:t>
+      </w:r>
+      <w:r>
+        <w:t xml:space="preserve">“hayır”</w:t>
+      </w:r>
+      <w:r>
+        <w:t xml:space="preserve"> </w:t>
+      </w:r>
+      <w:r>
+        <w:t xml:space="preserve">döndürmesini sağlayan)</w:t>
+      </w:r>
+      <w:r>
+        <w:t xml:space="preserve"> </w:t>
+      </w:r>
+      <w:r>
+        <w:t xml:space="preserve">saldırgan bütün korumayı geçer. Güçlü tasarımda denetimlerin sonucu bir</w:t>
+      </w:r>
+      <w:r>
+        <w:t xml:space="preserve"> </w:t>
+      </w:r>
+      <w:r>
+        <w:rPr>
+          <w:rStyle w:val="VerbatimChar"/>
+        </w:rPr>
+        <w:t xml:space="preserve">if</w:t>
+      </w:r>
+      <w:r>
+        <w:t xml:space="preserve">’e değil,</w:t>
+      </w:r>
+      <w:r>
+        <w:t xml:space="preserve"> </w:t>
+      </w:r>
+      <w:r>
+        <w:rPr>
+          <w:b/>
+          <w:bCs/>
+        </w:rPr>
+        <w:t xml:space="preserve">sonraki hesabın verisine</w:t>
+      </w:r>
+      <w:r>
+        <w:t xml:space="preserve"> </w:t>
+      </w:r>
+      <w:r>
+        <w:t xml:space="preserve">karışır:</w:t>
+      </w:r>
+    </w:p>
+    <w:p>
+      <w:pPr>
+        <w:pStyle w:val="Compact"/>
+        <w:numPr>
+          <w:ilvl w:val="0"/>
+          <w:numId w:val="1005"/>
+        </w:numPr>
+      </w:pPr>
+      <w:r>
+        <w:t xml:space="preserve">Denetim sonuçları anahtar türetmeye katılır: ortam temizse doğru anahtar, değilse</w:t>
+      </w:r>
+      <w:r>
+        <w:t xml:space="preserve"> </w:t>
+      </w:r>
+      <w:r>
+        <w:rPr>
+          <w:b/>
+          <w:bCs/>
+        </w:rPr>
+        <w:t xml:space="preserve">farklı ama geçerli görünen</w:t>
+      </w:r>
+      <w:r>
+        <w:t xml:space="preserve"> </w:t>
+      </w:r>
+      <w:r>
+        <w:t xml:space="preserve">bir anahtar çıkar (kontrol akışı sayacı ve tepki politikasındaki decoy çıktı bu fikrin iki uygulamasıdır).</w:t>
+      </w:r>
+    </w:p>
+    <w:p>
+      <w:pPr>
+        <w:pStyle w:val="Compact"/>
+        <w:numPr>
+          <w:ilvl w:val="0"/>
+          <w:numId w:val="1005"/>
+        </w:numPr>
+      </w:pPr>
+      <w:r>
+        <w:t xml:space="preserve">Denetim sonuçları opak değerlerle taşınır (4. hafta): tek bir baytı değiştirerek</w:t>
+      </w:r>
+      <w:r>
+        <w:t xml:space="preserve"> </w:t>
+      </w:r>
+      <w:r>
+        <w:t xml:space="preserve">“geçti”</w:t>
+      </w:r>
+      <w:r>
+        <w:t xml:space="preserve">ye çevrilemez.</w:t>
+      </w:r>
+    </w:p>
+    <w:p>
+      <w:pPr>
+        <w:pStyle w:val="Compact"/>
+        <w:numPr>
+          <w:ilvl w:val="0"/>
+          <w:numId w:val="1005"/>
         </w:numPr>
       </w:pPr>
       <w:r>
@@ -5531,55 +5735,27 @@
         <w:pStyle w:val="Compact"/>
         <w:numPr>
           <w:ilvl w:val="0"/>
-          <w:numId w:val="1005"/>
-        </w:numPr>
-      </w:pPr>
-      <w:r>
-        <w:t xml:space="preserve">Bütünlük</w:t>
-      </w:r>
-      <w:r>
-        <w:t xml:space="preserve"> </w:t>
-      </w:r>
-      <w:r>
-        <w:rPr>
-          <w:b/>
-          <w:bCs/>
-        </w:rPr>
-        <w:t xml:space="preserve">kriptografik</w:t>
-      </w:r>
-      <w:r>
-        <w:t xml:space="preserve"> </w:t>
-      </w:r>
-      <w:r>
-        <w:t xml:space="preserve">mi (CRC değil)?</w:t>
-      </w:r>
-    </w:p>
-    <w:p>
-      <w:pPr>
-        <w:pStyle w:val="Compact"/>
-        <w:numPr>
-          <w:ilvl w:val="0"/>
           <w:numId w:val="1006"/>
         </w:numPr>
       </w:pPr>
       <w:r>
-        <w:t xml:space="preserve">Denetim yalnız başlangıçta değil,</w:t>
-      </w:r>
-      <w:r>
-        <w:t xml:space="preserve"> </w:t>
-      </w:r>
-      <w:r>
-        <w:rPr>
-          <w:b/>
-          <w:bCs/>
-        </w:rPr>
-        <w:t xml:space="preserve">periyodik</w:t>
-      </w:r>
-      <w:r>
-        <w:t xml:space="preserve"> </w:t>
-      </w:r>
-      <w:r>
-        <w:t xml:space="preserve">mi?</w:t>
+        <w:t xml:space="preserve">Bütünlük</w:t>
+      </w:r>
+      <w:r>
+        <w:t xml:space="preserve"> </w:t>
+      </w:r>
+      <w:r>
+        <w:rPr>
+          <w:b/>
+          <w:bCs/>
+        </w:rPr>
+        <w:t xml:space="preserve">kriptografik</w:t>
+      </w:r>
+      <w:r>
+        <w:t xml:space="preserve"> </w:t>
+      </w:r>
+      <w:r>
+        <w:t xml:space="preserve">mi (CRC değil)?</w:t>
       </w:r>
     </w:p>
     <w:p>
@@ -5591,23 +5767,23 @@
         </w:numPr>
       </w:pPr>
       <w:r>
-        <w:t xml:space="preserve">Tek bir denetleyici mi var, yoksa</w:t>
-      </w:r>
-      <w:r>
-        <w:t xml:space="preserve"> </w:t>
-      </w:r>
-      <w:r>
-        <w:rPr>
-          <w:b/>
-          <w:bCs/>
-        </w:rPr>
-        <w:t xml:space="preserve">örtüşen</w:t>
-      </w:r>
-      <w:r>
-        <w:t xml:space="preserve"> </w:t>
-      </w:r>
-      <w:r>
-        <w:t xml:space="preserve">denetleyiciler mi?</w:t>
+        <w:t xml:space="preserve">Denetim yalnız başlangıçta değil,</w:t>
+      </w:r>
+      <w:r>
+        <w:t xml:space="preserve"> </w:t>
+      </w:r>
+      <w:r>
+        <w:rPr>
+          <w:b/>
+          <w:bCs/>
+        </w:rPr>
+        <w:t xml:space="preserve">periyodik</w:t>
+      </w:r>
+      <w:r>
+        <w:t xml:space="preserve"> </w:t>
+      </w:r>
+      <w:r>
+        <w:t xml:space="preserve">mi?</w:t>
       </w:r>
     </w:p>
     <w:p>
@@ -5619,22 +5795,23 @@
         </w:numPr>
       </w:pPr>
       <w:r>
-        <w:t xml:space="preserve">Sonuç bir davranışa (veri bağımlılığı) mı bağlı, yoksa yalnız bir</w:t>
-      </w:r>
-      <w:r>
-        <w:t xml:space="preserve"> </w:t>
-      </w:r>
-      <w:r>
-        <w:rPr>
-          <w:rStyle w:val="VerbatimChar"/>
-        </w:rPr>
-        <w:t xml:space="preserve">if</w:t>
-      </w:r>
-      <w:r>
-        <w:t xml:space="preserve"> </w:t>
-      </w:r>
-      <w:r>
-        <w:t xml:space="preserve">mi?</w:t>
+        <w:t xml:space="preserve">Tek bir denetleyici mi var, yoksa</w:t>
+      </w:r>
+      <w:r>
+        <w:t xml:space="preserve"> </w:t>
+      </w:r>
+      <w:r>
+        <w:rPr>
+          <w:b/>
+          <w:bCs/>
+        </w:rPr>
+        <w:t xml:space="preserve">örtüşen</w:t>
+      </w:r>
+      <w:r>
+        <w:t xml:space="preserve"> </w:t>
+      </w:r>
+      <w:r>
+        <w:t xml:space="preserve">denetleyiciler mi?</w:t>
       </w:r>
     </w:p>
     <w:p>
@@ -5643,6 +5820,33 @@
         <w:numPr>
           <w:ilvl w:val="0"/>
           <w:numId w:val="1009"/>
+        </w:numPr>
+      </w:pPr>
+      <w:r>
+        <w:t xml:space="preserve">Sonuç bir davranışa (veri bağımlılığı) mı bağlı, yoksa yalnız bir</w:t>
+      </w:r>
+      <w:r>
+        <w:t xml:space="preserve"> </w:t>
+      </w:r>
+      <w:r>
+        <w:rPr>
+          <w:rStyle w:val="VerbatimChar"/>
+        </w:rPr>
+        <w:t xml:space="preserve">if</w:t>
+      </w:r>
+      <w:r>
+        <w:t xml:space="preserve"> </w:t>
+      </w:r>
+      <w:r>
+        <w:t xml:space="preserve">mi?</w:t>
+      </w:r>
+    </w:p>
+    <w:p>
+      <w:pPr>
+        <w:pStyle w:val="Compact"/>
+        <w:numPr>
+          <w:ilvl w:val="0"/>
+          <w:numId w:val="1010"/>
         </w:numPr>
       </w:pPr>
       <w:r>
@@ -5962,7 +6166,7 @@
         <w:pStyle w:val="Compact"/>
         <w:numPr>
           <w:ilvl w:val="0"/>
-          <w:numId w:val="1010"/>
+          <w:numId w:val="1011"/>
         </w:numPr>
       </w:pPr>
       <w:r>
@@ -5999,748 +6203,6 @@
       </w:r>
       <w:r>
         <w:t xml:space="preserve">(dinamik ikili enstrümantasyon) geçti (bkz. Bölüm 6).</w:t>
-      </w:r>
-    </w:p>
-    <w:p>
-      <w:pPr>
-        <w:pStyle w:val="Compact"/>
-        <w:numPr>
-          <w:ilvl w:val="0"/>
-          <w:numId w:val="1010"/>
-        </w:numPr>
-      </w:pPr>
-      <w:r>
-        <w:rPr>
-          <w:rStyle w:val="VerbatimChar"/>
-        </w:rPr>
-        <w:t xml:space="preserve">IsDebuggerPresent</w:t>
-      </w:r>
-      <w:r>
-        <w:t xml:space="preserve"> </w:t>
-      </w:r>
-      <w:r>
-        <w:t xml:space="preserve">(12.14) hâlâ var ama</w:t>
-      </w:r>
-      <w:r>
-        <w:t xml:space="preserve"> </w:t>
-      </w:r>
-      <w:r>
-        <w:rPr>
-          <w:b/>
-          <w:bCs/>
-        </w:rPr>
-        <w:t xml:space="preserve">tek başına zayıf</w:t>
-      </w:r>
-      <w:r>
-        <w:t xml:space="preserve">; yanına PEB</w:t>
-      </w:r>
-      <w:r>
-        <w:t xml:space="preserve"> </w:t>
-      </w:r>
-      <w:r>
-        <w:rPr>
-          <w:rStyle w:val="VerbatimChar"/>
-        </w:rPr>
-        <w:t xml:space="preserve">BeingDebugged</w:t>
-      </w:r>
-      <w:r>
-        <w:t xml:space="preserve">/</w:t>
-      </w:r>
-      <w:r>
-        <w:rPr>
-          <w:rStyle w:val="VerbatimChar"/>
-        </w:rPr>
-        <w:t xml:space="preserve">NtGlobalFlag</w:t>
-      </w:r>
-      <w:r>
-        <w:t xml:space="preserve">,</w:t>
-      </w:r>
-      <w:r>
-        <w:t xml:space="preserve"> </w:t>
-      </w:r>
-      <w:r>
-        <w:rPr>
-          <w:rStyle w:val="VerbatimChar"/>
-        </w:rPr>
-        <w:t xml:space="preserve">CheckRemoteDebuggerPresent</w:t>
-      </w:r>
-      <w:r>
-        <w:t xml:space="preserve">, timing tabanlı tespit eklenir.</w:t>
-      </w:r>
-    </w:p>
-    <w:p>
-      <w:pPr>
-        <w:pStyle w:val="Compact"/>
-        <w:numPr>
-          <w:ilvl w:val="0"/>
-          <w:numId w:val="1010"/>
-        </w:numPr>
-      </w:pPr>
-      <w:r>
-        <w:rPr>
-          <w:rStyle w:val="VerbatimChar"/>
-        </w:rPr>
-        <w:t xml:space="preserve">ptrace</w:t>
-      </w:r>
-      <w:r>
-        <w:t xml:space="preserve"> </w:t>
-      </w:r>
-      <w:r>
-        <w:t xml:space="preserve">tekniği (12.13) hâlâ geçerli; modern eklemeler:</w:t>
-      </w:r>
-      <w:r>
-        <w:t xml:space="preserve"> </w:t>
-      </w:r>
-      <w:r>
-        <w:rPr>
-          <w:rStyle w:val="VerbatimChar"/>
-        </w:rPr>
-        <w:t xml:space="preserve">/proc/self/status</w:t>
-      </w:r>
-      <w:r>
-        <w:t xml:space="preserve"> </w:t>
-      </w:r>
-      <w:r>
-        <w:rPr>
-          <w:b/>
-          <w:bCs/>
-        </w:rPr>
-        <w:t xml:space="preserve">TracerPid</w:t>
-      </w:r>
-      <w:r>
-        <w:t xml:space="preserve"> </w:t>
-      </w:r>
-      <w:r>
-        <w:t xml:space="preserve">çapraz kontrolü.</w:t>
-      </w:r>
-    </w:p>
-    <w:bookmarkStart w:id="41" w:name="X76acdb47dbdc0acd6ed24fa78fa3e51d321071d"/>
-    <w:p>
-      <w:pPr>
-        <w:pStyle w:val="Heading3"/>
-      </w:pPr>
-      <w:r>
-        <w:t xml:space="preserve">Demo 2 — Hata ayıklayıcı algılama (Linux ptrace/TracerPid, Windows PEB)</w:t>
-      </w:r>
-    </w:p>
-    <w:p>
-      <w:pPr>
-        <w:pStyle w:val="BlockText"/>
-      </w:pPr>
-      <w:r>
-        <w:rPr>
-          <w:b/>
-          <w:bCs/>
-        </w:rPr>
-        <w:t xml:space="preserve">Demo 2 ·</w:t>
-      </w:r>
-      <w:r>
-        <w:rPr>
-          <w:b/>
-          <w:bCs/>
-        </w:rPr>
-        <w:t xml:space="preserve"> </w:t>
-      </w:r>
-      <w:r>
-        <w:rPr>
-          <w:rStyle w:val="VerbatimChar"/>
-          <w:b/>
-          <w:bCs/>
-        </w:rPr>
-        <w:t xml:space="preserve">code/week-06/02-hata-ayiklayici</w:t>
-      </w:r>
-      <w:r>
-        <w:rPr>
-          <w:b/>
-          <w:bCs/>
-        </w:rPr>
-        <w:t xml:space="preserve"> </w:t>
-      </w:r>
-      <w:r>
-        <w:rPr>
-          <w:b/>
-          <w:bCs/>
-        </w:rPr>
-        <w:t xml:space="preserve">· anti-debug, yalnız okuma</w:t>
-      </w:r>
-    </w:p>
-    <w:p>
-      <w:pPr>
-        <w:pStyle w:val="BlockText"/>
-      </w:pPr>
-      <w:r>
-        <w:t xml:space="preserve">Program birden çok bağımsız sinyale bakar ve</w:t>
-      </w:r>
-      <w:r>
-        <w:t xml:space="preserve"> </w:t>
-      </w:r>
-      <w:r>
-        <w:rPr>
-          <w:b/>
-          <w:bCs/>
-        </w:rPr>
-        <w:t xml:space="preserve">hiçbir şeyi değiştirmez</w:t>
-      </w:r>
-      <w:r>
-        <w:t xml:space="preserve"> </w:t>
-      </w:r>
-      <w:r>
-        <w:t xml:space="preserve">(kendini</w:t>
-      </w:r>
-      <w:r>
-        <w:t xml:space="preserve"> </w:t>
-      </w:r>
-      <w:r>
-        <w:rPr>
-          <w:rStyle w:val="VerbatimChar"/>
-        </w:rPr>
-        <w:t xml:space="preserve">ptrace</w:t>
-      </w:r>
-      <w:r>
-        <w:t xml:space="preserve"> </w:t>
-      </w:r>
-      <w:r>
-        <w:t xml:space="preserve">ile de izlemez; yalnız</w:t>
-      </w:r>
-      <w:r>
-        <w:t xml:space="preserve"> </w:t>
-      </w:r>
-      <w:r>
-        <w:rPr>
-          <w:rStyle w:val="VerbatimChar"/>
-        </w:rPr>
-        <w:t xml:space="preserve">/proc</w:t>
-      </w:r>
-      <w:r>
-        <w:t xml:space="preserve"> </w:t>
-      </w:r>
-      <w:r>
-        <w:t xml:space="preserve">ve PEB alanlarını okur).</w:t>
-      </w:r>
-      <w:r>
-        <w:t xml:space="preserve"> </w:t>
-      </w:r>
-      <w:r>
-        <w:rPr>
-          <w:rStyle w:val="VerbatimChar"/>
-        </w:rPr>
-        <w:t xml:space="preserve">demo.sh</w:t>
-      </w:r>
-      <w:r>
-        <w:t xml:space="preserve"> </w:t>
-      </w:r>
-      <w:r>
-        <w:t xml:space="preserve">programı önce normal, sonra</w:t>
-      </w:r>
-      <w:r>
-        <w:t xml:space="preserve"> </w:t>
-      </w:r>
-      <w:r>
-        <w:rPr>
-          <w:rStyle w:val="VerbatimChar"/>
-        </w:rPr>
-        <w:t xml:space="preserve">gdb</w:t>
-      </w:r>
-      <w:r>
-        <w:t xml:space="preserve"> </w:t>
-      </w:r>
-      <w:r>
-        <w:t xml:space="preserve">altında çalıştırır.</w:t>
-      </w:r>
-    </w:p>
-    <w:p>
-      <w:pPr>
-        <w:pStyle w:val="FirstParagraph"/>
-      </w:pPr>
-      <w:r>
-        <w:rPr>
-          <w:b/>
-          <w:bCs/>
-        </w:rPr>
-        <w:t xml:space="preserve">antidebug.c (Linux özeti)</w:t>
-      </w:r>
-    </w:p>
-    <w:p>
-      <w:pPr>
-        <w:pStyle w:val="SourceCode"/>
-      </w:pPr>
-      <w:r>
-        <w:rPr>
-          <w:rStyle w:val="CommentTok"/>
-        </w:rPr>
-        <w:t xml:space="preserve">/* /proc/self/status icinden TracerPid oku; &gt;0 ise izleniyoruz */</w:t>
-      </w:r>
-      <w:r>
-        <w:br/>
-      </w:r>
-      <w:r>
-        <w:rPr>
-          <w:rStyle w:val="DataTypeTok"/>
-        </w:rPr>
-        <w:t xml:space="preserve">long</w:t>
-      </w:r>
-      <w:r>
-        <w:rPr>
-          <w:rStyle w:val="NormalTok"/>
-        </w:rPr>
-        <w:t xml:space="preserve"> tp </w:t>
-      </w:r>
-      <w:r>
-        <w:rPr>
-          <w:rStyle w:val="OperatorTok"/>
-        </w:rPr>
-        <w:t xml:space="preserve">=</w:t>
-      </w:r>
-      <w:r>
-        <w:rPr>
-          <w:rStyle w:val="NormalTok"/>
-        </w:rPr>
-        <w:t xml:space="preserve"> tracer_pid</w:t>
-      </w:r>
-      <w:r>
-        <w:rPr>
-          <w:rStyle w:val="OperatorTok"/>
-        </w:rPr>
-        <w:t xml:space="preserve">();</w:t>
-      </w:r>
-      <w:r>
-        <w:br/>
-      </w:r>
-      <w:r>
-        <w:rPr>
-          <w:rStyle w:val="ControlFlowTok"/>
-        </w:rPr>
-        <w:t xml:space="preserve">if</w:t>
-      </w:r>
-      <w:r>
-        <w:rPr>
-          <w:rStyle w:val="NormalTok"/>
-        </w:rPr>
-        <w:t xml:space="preserve"> </w:t>
-      </w:r>
-      <w:r>
-        <w:rPr>
-          <w:rStyle w:val="OperatorTok"/>
-        </w:rPr>
-        <w:t xml:space="preserve">(</w:t>
-      </w:r>
-      <w:r>
-        <w:rPr>
-          <w:rStyle w:val="NormalTok"/>
-        </w:rPr>
-        <w:t xml:space="preserve">tp </w:t>
-      </w:r>
-      <w:r>
-        <w:rPr>
-          <w:rStyle w:val="OperatorTok"/>
-        </w:rPr>
-        <w:t xml:space="preserve">&gt;</w:t>
-      </w:r>
-      <w:r>
-        <w:rPr>
-          <w:rStyle w:val="NormalTok"/>
-        </w:rPr>
-        <w:t xml:space="preserve"> </w:t>
-      </w:r>
-      <w:r>
-        <w:rPr>
-          <w:rStyle w:val="DecValTok"/>
-        </w:rPr>
-        <w:t xml:space="preserve">0</w:t>
-      </w:r>
-      <w:r>
-        <w:rPr>
-          <w:rStyle w:val="OperatorTok"/>
-        </w:rPr>
-        <w:t xml:space="preserve">)</w:t>
-      </w:r>
-      <w:r>
-        <w:rPr>
-          <w:rStyle w:val="NormalTok"/>
-        </w:rPr>
-        <w:t xml:space="preserve"> supheli</w:t>
-      </w:r>
-      <w:r>
-        <w:rPr>
-          <w:rStyle w:val="OperatorTok"/>
-        </w:rPr>
-        <w:t xml:space="preserve">++;</w:t>
-      </w:r>
-      <w:r>
-        <w:rPr>
-          <w:rStyle w:val="NormalTok"/>
-        </w:rPr>
-        <w:t xml:space="preserve">      </w:t>
-      </w:r>
-      <w:r>
-        <w:rPr>
-          <w:rStyle w:val="CommentTok"/>
-        </w:rPr>
-        <w:t xml:space="preserve">/* bir surec bizi ptrace ile izliyor */</w:t>
-      </w:r>
-    </w:p>
-    <w:p>
-      <w:pPr>
-        <w:pStyle w:val="FirstParagraph"/>
-      </w:pPr>
-      <w:r>
-        <w:rPr>
-          <w:b/>
-          <w:bCs/>
-        </w:rPr>
-        <w:t xml:space="preserve">sh demo.sh — gerçek çıktı (WSL)</w:t>
-      </w:r>
-    </w:p>
-    <w:p>
-      <w:pPr>
-        <w:pStyle w:val="SourceCode"/>
-      </w:pPr>
-      <w:r>
-        <w:rPr>
-          <w:rStyle w:val="VerbatimChar"/>
-        </w:rPr>
-        <w:t xml:space="preserve">ADIM 1 - Normal calisma (hata ayiklayici YOK): temiz beklenir</w:t>
-      </w:r>
-      <w:r>
-        <w:br/>
-      </w:r>
-      <w:r>
-        <w:rPr>
-          <w:rStyle w:val="VerbatimChar"/>
-        </w:rPr>
-        <w:t xml:space="preserve">1) /proc/self/status TracerPid           : 0 (izleyen yok)</w:t>
-      </w:r>
-      <w:r>
-        <w:br/>
-      </w:r>
-      <w:r>
-        <w:rPr>
-          <w:rStyle w:val="VerbatimChar"/>
-        </w:rPr>
-        <w:t xml:space="preserve">2) Ana surec (parent) adi                : sh</w:t>
-      </w:r>
-      <w:r>
-        <w:br/>
-      </w:r>
-      <w:r>
-        <w:rPr>
-          <w:rStyle w:val="VerbatimChar"/>
-        </w:rPr>
-        <w:t xml:space="preserve">SONUC: Temiz - izleyen bir arac gorunmuyor.</w:t>
-      </w:r>
-      <w:r>
-        <w:br/>
-      </w:r>
-      <w:r>
-        <w:br/>
-      </w:r>
-      <w:r>
-        <w:rPr>
-          <w:rStyle w:val="VerbatimChar"/>
-        </w:rPr>
-        <w:t xml:space="preserve">ADIM 2 - gdb altinda calistir (TracerPid &gt; 0 beklenir)</w:t>
-      </w:r>
-      <w:r>
-        <w:br/>
-      </w:r>
-      <w:r>
-        <w:rPr>
-          <w:rStyle w:val="VerbatimChar"/>
-        </w:rPr>
-        <w:t xml:space="preserve">1) /proc/self/status TracerPid           : 2909 (IZLENIYOR)</w:t>
-      </w:r>
-      <w:r>
-        <w:br/>
-      </w:r>
-      <w:r>
-        <w:rPr>
-          <w:rStyle w:val="VerbatimChar"/>
-        </w:rPr>
-        <w:t xml:space="preserve">SONUC: Hata ayiklayici/izleme ARACI algilandi (2 sinyal).</w:t>
-      </w:r>
-    </w:p>
-    <w:p>
-      <w:pPr>
-        <w:pStyle w:val="FirstParagraph"/>
-      </w:pPr>
-      <w:r>
-        <w:t xml:space="preserve">Hata ayıklayıcı yokken TracerPid</w:t>
-      </w:r>
-      <w:r>
-        <w:t xml:space="preserve"> </w:t>
-      </w:r>
-      <w:r>
-        <w:rPr>
-          <w:b/>
-          <w:bCs/>
-        </w:rPr>
-        <w:t xml:space="preserve">0</w:t>
-      </w:r>
-      <w:r>
-        <w:t xml:space="preserve">, gdb altında</w:t>
-      </w:r>
-      <w:r>
-        <w:t xml:space="preserve"> </w:t>
-      </w:r>
-      <w:r>
-        <w:rPr>
-          <w:b/>
-          <w:bCs/>
-        </w:rPr>
-        <w:t xml:space="preserve">&gt;0</w:t>
-      </w:r>
-      <w:r>
-        <w:t xml:space="preserve"> </w:t>
-      </w:r>
-      <w:r>
-        <w:t xml:space="preserve">çıktı; program iki durumu ayırt etti. Windows’ta Visual</w:t>
-      </w:r>
-      <w:r>
-        <w:t xml:space="preserve"> </w:t>
-      </w:r>
-      <w:r>
-        <w:t xml:space="preserve">Studio ile</w:t>
-      </w:r>
-      <w:r>
-        <w:t xml:space="preserve"> </w:t>
-      </w:r>
-      <w:r>
-        <w:rPr>
-          <w:b/>
-          <w:bCs/>
-        </w:rPr>
-        <w:t xml:space="preserve">F5</w:t>
-      </w:r>
-      <w:r>
-        <w:t xml:space="preserve"> </w:t>
-      </w:r>
-      <w:r>
-        <w:t xml:space="preserve">(hata ayıklayıcıda) çalıştırırsanız</w:t>
-      </w:r>
-      <w:r>
-        <w:t xml:space="preserve"> </w:t>
-      </w:r>
-      <w:r>
-        <w:rPr>
-          <w:rStyle w:val="VerbatimChar"/>
-        </w:rPr>
-        <w:t xml:space="preserve">IsDebuggerPresent</w:t>
-      </w:r>
-      <w:r>
-        <w:t xml:space="preserve"> </w:t>
-      </w:r>
-      <w:r>
-        <w:rPr>
-          <w:b/>
-          <w:bCs/>
-        </w:rPr>
-        <w:t xml:space="preserve">EVET</w:t>
-      </w:r>
-      <w:r>
-        <w:t xml:space="preserve"> </w:t>
-      </w:r>
-      <w:r>
-        <w:t xml:space="preserve">döndürür ve sonuç</w:t>
-      </w:r>
-      <w:r>
-        <w:t xml:space="preserve"> </w:t>
-      </w:r>
-      <w:r>
-        <w:t xml:space="preserve">“algılandı”</w:t>
-      </w:r>
-      <w:r>
-        <w:t xml:space="preserve"> </w:t>
-      </w:r>
-      <w:r>
-        <w:t xml:space="preserve">olur.</w:t>
-      </w:r>
-    </w:p>
-    <w:p>
-      <w:pPr>
-        <w:pStyle w:val="BlockText"/>
-      </w:pPr>
-      <w:r>
-        <w:rPr>
-          <w:b/>
-          <w:bCs/>
-        </w:rPr>
-        <w:t xml:space="preserve">Tespit–karşı-tespit yarışı</w:t>
-      </w:r>
-    </w:p>
-    <w:p>
-      <w:pPr>
-        <w:pStyle w:val="BlockText"/>
-      </w:pPr>
-      <w:r>
-        <w:t xml:space="preserve">Anti-debug klasik bir</w:t>
-      </w:r>
-      <w:r>
-        <w:t xml:space="preserve"> </w:t>
-      </w:r>
-      <w:r>
-        <w:rPr>
-          <w:b/>
-          <w:bCs/>
-        </w:rPr>
-        <w:t xml:space="preserve">silah yarışıdır</w:t>
-      </w:r>
-      <w:r>
-        <w:t xml:space="preserve">. Her tespit tekniğinin bir karşı-tekniği vardır: saldırgan</w:t>
-      </w:r>
-      <w:r>
-        <w:t xml:space="preserve"> </w:t>
-      </w:r>
-      <w:r>
-        <w:rPr>
-          <w:rStyle w:val="VerbatimChar"/>
-        </w:rPr>
-        <w:t xml:space="preserve">ptrace</w:t>
-      </w:r>
-      <w:r>
-        <w:t xml:space="preserve">’i</w:t>
-      </w:r>
-      <w:r>
-        <w:t xml:space="preserve"> </w:t>
-      </w:r>
-      <w:r>
-        <w:rPr>
-          <w:rStyle w:val="VerbatimChar"/>
-        </w:rPr>
-        <w:t xml:space="preserve">LD_PRELOAD</w:t>
-      </w:r>
-      <w:r>
-        <w:t xml:space="preserve"> </w:t>
-      </w:r>
-      <w:r>
-        <w:t xml:space="preserve">ile no-op yapabilir (Demo 4),</w:t>
-      </w:r>
-      <w:r>
-        <w:t xml:space="preserve"> </w:t>
-      </w:r>
-      <w:r>
-        <w:rPr>
-          <w:rStyle w:val="VerbatimChar"/>
-        </w:rPr>
-        <w:t xml:space="preserve">IsDebuggerPresent</w:t>
-      </w:r>
-      <w:r>
-        <w:t xml:space="preserve">’in dönüşünü yamalayabilir, PEB bayrağını</w:t>
-      </w:r>
-      <w:r>
-        <w:t xml:space="preserve"> </w:t>
-      </w:r>
-      <w:r>
-        <w:t xml:space="preserve">temizleyebilir. Bu yüzden</w:t>
-      </w:r>
-      <w:r>
-        <w:t xml:space="preserve"> </w:t>
-      </w:r>
-      <w:r>
-        <w:rPr>
-          <w:b/>
-          <w:bCs/>
-        </w:rPr>
-        <w:t xml:space="preserve">tek bir kontrole asla güvenilmez</w:t>
-      </w:r>
-      <w:r>
-        <w:t xml:space="preserve">; sinyaller çoğaltılır ve bir tepki politikasına</w:t>
-      </w:r>
-      <w:r>
-        <w:t xml:space="preserve"> </w:t>
-      </w:r>
-      <w:r>
-        <w:t xml:space="preserve">bağlanır (Demo 8).</w:t>
-      </w:r>
-    </w:p>
-    <w:p>
-      <w:pPr>
-        <w:pStyle w:val="BlockText"/>
-      </w:pPr>
-      <w:r>
-        <w:rPr>
-          <w:b/>
-          <w:bCs/>
-        </w:rPr>
-        <w:t xml:space="preserve">Kural</w:t>
-      </w:r>
-    </w:p>
-    <w:p>
-      <w:pPr>
-        <w:pStyle w:val="BlockText"/>
-      </w:pPr>
-      <w:r>
-        <w:t xml:space="preserve">Anti-debug’ı</w:t>
-      </w:r>
-      <w:r>
-        <w:t xml:space="preserve"> </w:t>
-      </w:r>
-      <w:r>
-        <w:rPr>
-          <w:b/>
-          <w:bCs/>
-        </w:rPr>
-        <w:t xml:space="preserve">tek bir</w:t>
-      </w:r>
-      <w:r>
-        <w:rPr>
-          <w:b/>
-          <w:bCs/>
-        </w:rPr>
-        <w:t xml:space="preserve"> </w:t>
-      </w:r>
-      <w:r>
-        <w:rPr>
-          <w:rStyle w:val="VerbatimChar"/>
-          <w:b/>
-          <w:bCs/>
-        </w:rPr>
-        <w:t xml:space="preserve">if (IsDebuggerPresent()) exit();</w:t>
-      </w:r>
-      <w:r>
-        <w:t xml:space="preserve"> </w:t>
-      </w:r>
-      <w:r>
-        <w:t xml:space="preserve">olarak yazmayın (saldırgan o çağrıyı yamalar). Birden çok</w:t>
-      </w:r>
-      <w:r>
-        <w:t xml:space="preserve"> </w:t>
-      </w:r>
-      <w:r>
-        <w:t xml:space="preserve">bağımsız sinyal (ptrace + TracerPid + timing + parent) toplayın, sonucu doğrudan bir davranışa/anahtara bağlayın ve</w:t>
-      </w:r>
-      <w:r>
-        <w:t xml:space="preserve"> </w:t>
-      </w:r>
-      <w:r>
-        <w:t xml:space="preserve">tepkiyi</w:t>
-      </w:r>
-      <w:r>
-        <w:t xml:space="preserve"> </w:t>
-      </w:r>
-      <w:r>
-        <w:rPr>
-          <w:b/>
-          <w:bCs/>
-        </w:rPr>
-        <w:t xml:space="preserve">geciktirin</w:t>
-      </w:r>
-      <w:r>
-        <w:t xml:space="preserve"> </w:t>
-      </w:r>
-      <w:r>
-        <w:t xml:space="preserve">(hemen çıkmayın; saldırganın hangi kontrolün tetiklediğini anlamasını zorlaştırın).</w:t>
-      </w:r>
-    </w:p>
-    <w:p>
-      <w:pPr>
-        <w:pStyle w:val="BlockText"/>
-      </w:pPr>
-      <w:r>
-        <w:rPr>
-          <w:b/>
-          <w:bCs/>
-        </w:rPr>
-        <w:t xml:space="preserve">Sık hatalar ve kontrol listesi</w:t>
       </w:r>
     </w:p>
     <w:p>
@@ -6752,7 +6214,737 @@
         </w:numPr>
       </w:pPr>
       <w:r>
-        <w:t xml:space="preserve">Tek bir anti-debug çağrısına mı bağlısınız, birden çok sinyale mi?</w:t>
+        <w:rPr>
+          <w:rStyle w:val="VerbatimChar"/>
+        </w:rPr>
+        <w:t xml:space="preserve">IsDebuggerPresent</w:t>
+      </w:r>
+      <w:r>
+        <w:t xml:space="preserve"> </w:t>
+      </w:r>
+      <w:r>
+        <w:t xml:space="preserve">(12.14) hâlâ var ama</w:t>
+      </w:r>
+      <w:r>
+        <w:t xml:space="preserve"> </w:t>
+      </w:r>
+      <w:r>
+        <w:rPr>
+          <w:b/>
+          <w:bCs/>
+        </w:rPr>
+        <w:t xml:space="preserve">tek başına zayıf</w:t>
+      </w:r>
+      <w:r>
+        <w:t xml:space="preserve">; yanına PEB</w:t>
+      </w:r>
+      <w:r>
+        <w:t xml:space="preserve"> </w:t>
+      </w:r>
+      <w:r>
+        <w:rPr>
+          <w:rStyle w:val="VerbatimChar"/>
+        </w:rPr>
+        <w:t xml:space="preserve">BeingDebugged</w:t>
+      </w:r>
+      <w:r>
+        <w:t xml:space="preserve">/</w:t>
+      </w:r>
+      <w:r>
+        <w:rPr>
+          <w:rStyle w:val="VerbatimChar"/>
+        </w:rPr>
+        <w:t xml:space="preserve">NtGlobalFlag</w:t>
+      </w:r>
+      <w:r>
+        <w:t xml:space="preserve">,</w:t>
+      </w:r>
+      <w:r>
+        <w:t xml:space="preserve"> </w:t>
+      </w:r>
+      <w:r>
+        <w:rPr>
+          <w:rStyle w:val="VerbatimChar"/>
+        </w:rPr>
+        <w:t xml:space="preserve">CheckRemoteDebuggerPresent</w:t>
+      </w:r>
+      <w:r>
+        <w:t xml:space="preserve">, timing tabanlı tespit eklenir.</w:t>
+      </w:r>
+    </w:p>
+    <w:p>
+      <w:pPr>
+        <w:pStyle w:val="Compact"/>
+        <w:numPr>
+          <w:ilvl w:val="0"/>
+          <w:numId w:val="1011"/>
+        </w:numPr>
+      </w:pPr>
+      <w:r>
+        <w:rPr>
+          <w:rStyle w:val="VerbatimChar"/>
+        </w:rPr>
+        <w:t xml:space="preserve">ptrace</w:t>
+      </w:r>
+      <w:r>
+        <w:t xml:space="preserve"> </w:t>
+      </w:r>
+      <w:r>
+        <w:t xml:space="preserve">tekniği (12.13) hâlâ geçerli; modern eklemeler:</w:t>
+      </w:r>
+      <w:r>
+        <w:t xml:space="preserve"> </w:t>
+      </w:r>
+      <w:r>
+        <w:rPr>
+          <w:rStyle w:val="VerbatimChar"/>
+        </w:rPr>
+        <w:t xml:space="preserve">/proc/self/status</w:t>
+      </w:r>
+      <w:r>
+        <w:t xml:space="preserve"> </w:t>
+      </w:r>
+      <w:r>
+        <w:rPr>
+          <w:b/>
+          <w:bCs/>
+        </w:rPr>
+        <w:t xml:space="preserve">TracerPid</w:t>
+      </w:r>
+      <w:r>
+        <w:t xml:space="preserve"> </w:t>
+      </w:r>
+      <w:r>
+        <w:t xml:space="preserve">çapraz kontrolü.</w:t>
+      </w:r>
+    </w:p>
+    <w:bookmarkStart w:id="41" w:name="X76acdb47dbdc0acd6ed24fa78fa3e51d321071d"/>
+    <w:p>
+      <w:pPr>
+        <w:pStyle w:val="Heading3"/>
+      </w:pPr>
+      <w:r>
+        <w:t xml:space="preserve">Demo 2 — Hata ayıklayıcı algılama (Linux ptrace/TracerPid, Windows PEB)</w:t>
+      </w:r>
+    </w:p>
+    <w:p>
+      <w:pPr>
+        <w:pStyle w:val="BlockText"/>
+      </w:pPr>
+      <w:r>
+        <w:rPr>
+          <w:b/>
+          <w:bCs/>
+        </w:rPr>
+        <w:t xml:space="preserve">Demo 2 ·</w:t>
+      </w:r>
+      <w:r>
+        <w:rPr>
+          <w:b/>
+          <w:bCs/>
+        </w:rPr>
+        <w:t xml:space="preserve"> </w:t>
+      </w:r>
+      <w:r>
+        <w:rPr>
+          <w:rStyle w:val="VerbatimChar"/>
+          <w:b/>
+          <w:bCs/>
+        </w:rPr>
+        <w:t xml:space="preserve">code/week-06/02-hata-ayiklayici</w:t>
+      </w:r>
+      <w:r>
+        <w:rPr>
+          <w:b/>
+          <w:bCs/>
+        </w:rPr>
+        <w:t xml:space="preserve"> </w:t>
+      </w:r>
+      <w:r>
+        <w:rPr>
+          <w:b/>
+          <w:bCs/>
+        </w:rPr>
+        <w:t xml:space="preserve">· anti-debug, yalnız okuma</w:t>
+      </w:r>
+    </w:p>
+    <w:p>
+      <w:pPr>
+        <w:pStyle w:val="BlockText"/>
+      </w:pPr>
+      <w:r>
+        <w:t xml:space="preserve">Program birden çok bağımsız sinyale bakar ve</w:t>
+      </w:r>
+      <w:r>
+        <w:t xml:space="preserve"> </w:t>
+      </w:r>
+      <w:r>
+        <w:rPr>
+          <w:b/>
+          <w:bCs/>
+        </w:rPr>
+        <w:t xml:space="preserve">hiçbir şeyi değiştirmez</w:t>
+      </w:r>
+      <w:r>
+        <w:t xml:space="preserve"> </w:t>
+      </w:r>
+      <w:r>
+        <w:t xml:space="preserve">(kendini</w:t>
+      </w:r>
+      <w:r>
+        <w:t xml:space="preserve"> </w:t>
+      </w:r>
+      <w:r>
+        <w:rPr>
+          <w:rStyle w:val="VerbatimChar"/>
+        </w:rPr>
+        <w:t xml:space="preserve">ptrace</w:t>
+      </w:r>
+      <w:r>
+        <w:t xml:space="preserve"> </w:t>
+      </w:r>
+      <w:r>
+        <w:t xml:space="preserve">ile de izlemez; yalnız</w:t>
+      </w:r>
+      <w:r>
+        <w:t xml:space="preserve"> </w:t>
+      </w:r>
+      <w:r>
+        <w:rPr>
+          <w:rStyle w:val="VerbatimChar"/>
+        </w:rPr>
+        <w:t xml:space="preserve">/proc</w:t>
+      </w:r>
+      <w:r>
+        <w:t xml:space="preserve"> </w:t>
+      </w:r>
+      <w:r>
+        <w:t xml:space="preserve">ve PEB alanlarını okur).</w:t>
+      </w:r>
+      <w:r>
+        <w:t xml:space="preserve"> </w:t>
+      </w:r>
+      <w:r>
+        <w:rPr>
+          <w:rStyle w:val="VerbatimChar"/>
+        </w:rPr>
+        <w:t xml:space="preserve">demo.sh</w:t>
+      </w:r>
+      <w:r>
+        <w:t xml:space="preserve"> </w:t>
+      </w:r>
+      <w:r>
+        <w:t xml:space="preserve">programı önce normal, sonra</w:t>
+      </w:r>
+      <w:r>
+        <w:t xml:space="preserve"> </w:t>
+      </w:r>
+      <w:r>
+        <w:rPr>
+          <w:rStyle w:val="VerbatimChar"/>
+        </w:rPr>
+        <w:t xml:space="preserve">gdb</w:t>
+      </w:r>
+      <w:r>
+        <w:t xml:space="preserve"> </w:t>
+      </w:r>
+      <w:r>
+        <w:t xml:space="preserve">altında çalıştırır.</w:t>
+      </w:r>
+    </w:p>
+    <w:p>
+      <w:pPr>
+        <w:pStyle w:val="FirstParagraph"/>
+      </w:pPr>
+      <w:r>
+        <w:rPr>
+          <w:b/>
+          <w:bCs/>
+        </w:rPr>
+        <w:t xml:space="preserve">antidebug.c (Linux özeti)</w:t>
+      </w:r>
+    </w:p>
+    <w:p>
+      <w:pPr>
+        <w:pStyle w:val="SourceCode"/>
+      </w:pPr>
+      <w:r>
+        <w:rPr>
+          <w:rStyle w:val="CommentTok"/>
+        </w:rPr>
+        <w:t xml:space="preserve">/* /proc/self/status icinden TracerPid oku; &gt;0 ise izleniyoruz */</w:t>
+      </w:r>
+      <w:r>
+        <w:br/>
+      </w:r>
+      <w:r>
+        <w:rPr>
+          <w:rStyle w:val="DataTypeTok"/>
+        </w:rPr>
+        <w:t xml:space="preserve">long</w:t>
+      </w:r>
+      <w:r>
+        <w:rPr>
+          <w:rStyle w:val="NormalTok"/>
+        </w:rPr>
+        <w:t xml:space="preserve"> tp </w:t>
+      </w:r>
+      <w:r>
+        <w:rPr>
+          <w:rStyle w:val="OperatorTok"/>
+        </w:rPr>
+        <w:t xml:space="preserve">=</w:t>
+      </w:r>
+      <w:r>
+        <w:rPr>
+          <w:rStyle w:val="NormalTok"/>
+        </w:rPr>
+        <w:t xml:space="preserve"> tracer_pid</w:t>
+      </w:r>
+      <w:r>
+        <w:rPr>
+          <w:rStyle w:val="OperatorTok"/>
+        </w:rPr>
+        <w:t xml:space="preserve">();</w:t>
+      </w:r>
+      <w:r>
+        <w:br/>
+      </w:r>
+      <w:r>
+        <w:rPr>
+          <w:rStyle w:val="ControlFlowTok"/>
+        </w:rPr>
+        <w:t xml:space="preserve">if</w:t>
+      </w:r>
+      <w:r>
+        <w:rPr>
+          <w:rStyle w:val="NormalTok"/>
+        </w:rPr>
+        <w:t xml:space="preserve"> </w:t>
+      </w:r>
+      <w:r>
+        <w:rPr>
+          <w:rStyle w:val="OperatorTok"/>
+        </w:rPr>
+        <w:t xml:space="preserve">(</w:t>
+      </w:r>
+      <w:r>
+        <w:rPr>
+          <w:rStyle w:val="NormalTok"/>
+        </w:rPr>
+        <w:t xml:space="preserve">tp </w:t>
+      </w:r>
+      <w:r>
+        <w:rPr>
+          <w:rStyle w:val="OperatorTok"/>
+        </w:rPr>
+        <w:t xml:space="preserve">&gt;</w:t>
+      </w:r>
+      <w:r>
+        <w:rPr>
+          <w:rStyle w:val="NormalTok"/>
+        </w:rPr>
+        <w:t xml:space="preserve"> </w:t>
+      </w:r>
+      <w:r>
+        <w:rPr>
+          <w:rStyle w:val="DecValTok"/>
+        </w:rPr>
+        <w:t xml:space="preserve">0</w:t>
+      </w:r>
+      <w:r>
+        <w:rPr>
+          <w:rStyle w:val="OperatorTok"/>
+        </w:rPr>
+        <w:t xml:space="preserve">)</w:t>
+      </w:r>
+      <w:r>
+        <w:rPr>
+          <w:rStyle w:val="NormalTok"/>
+        </w:rPr>
+        <w:t xml:space="preserve"> supheli</w:t>
+      </w:r>
+      <w:r>
+        <w:rPr>
+          <w:rStyle w:val="OperatorTok"/>
+        </w:rPr>
+        <w:t xml:space="preserve">++;</w:t>
+      </w:r>
+      <w:r>
+        <w:rPr>
+          <w:rStyle w:val="NormalTok"/>
+        </w:rPr>
+        <w:t xml:space="preserve">      </w:t>
+      </w:r>
+      <w:r>
+        <w:rPr>
+          <w:rStyle w:val="CommentTok"/>
+        </w:rPr>
+        <w:t xml:space="preserve">/* bir surec bizi ptrace ile izliyor */</w:t>
+      </w:r>
+    </w:p>
+    <w:p>
+      <w:pPr>
+        <w:pStyle w:val="FirstParagraph"/>
+      </w:pPr>
+      <w:r>
+        <w:rPr>
+          <w:b/>
+          <w:bCs/>
+        </w:rPr>
+        <w:t xml:space="preserve">sh demo.sh — gerçek çıktı (WSL)</w:t>
+      </w:r>
+    </w:p>
+    <w:p>
+      <w:pPr>
+        <w:pStyle w:val="SourceCode"/>
+      </w:pPr>
+      <w:r>
+        <w:rPr>
+          <w:rStyle w:val="VerbatimChar"/>
+        </w:rPr>
+        <w:t xml:space="preserve">ADIM 1 - Normal calisma (hata ayiklayici YOK): temiz beklenir</w:t>
+      </w:r>
+      <w:r>
+        <w:br/>
+      </w:r>
+      <w:r>
+        <w:rPr>
+          <w:rStyle w:val="VerbatimChar"/>
+        </w:rPr>
+        <w:t xml:space="preserve">1) /proc/self/status TracerPid           : 0 (izleyen yok)</w:t>
+      </w:r>
+      <w:r>
+        <w:br/>
+      </w:r>
+      <w:r>
+        <w:rPr>
+          <w:rStyle w:val="VerbatimChar"/>
+        </w:rPr>
+        <w:t xml:space="preserve">2) Ana surec (parent) adi                : sh</w:t>
+      </w:r>
+      <w:r>
+        <w:br/>
+      </w:r>
+      <w:r>
+        <w:rPr>
+          <w:rStyle w:val="VerbatimChar"/>
+        </w:rPr>
+        <w:t xml:space="preserve">SONUC: Temiz - izleyen bir arac gorunmuyor.</w:t>
+      </w:r>
+      <w:r>
+        <w:br/>
+      </w:r>
+      <w:r>
+        <w:br/>
+      </w:r>
+      <w:r>
+        <w:rPr>
+          <w:rStyle w:val="VerbatimChar"/>
+        </w:rPr>
+        <w:t xml:space="preserve">ADIM 2 - gdb altinda calistir (TracerPid &gt; 0 beklenir)</w:t>
+      </w:r>
+      <w:r>
+        <w:br/>
+      </w:r>
+      <w:r>
+        <w:rPr>
+          <w:rStyle w:val="VerbatimChar"/>
+        </w:rPr>
+        <w:t xml:space="preserve">1) /proc/self/status TracerPid           : 2909 (IZLENIYOR)</w:t>
+      </w:r>
+      <w:r>
+        <w:br/>
+      </w:r>
+      <w:r>
+        <w:rPr>
+          <w:rStyle w:val="VerbatimChar"/>
+        </w:rPr>
+        <w:t xml:space="preserve">SONUC: Hata ayiklayici/izleme ARACI algilandi (2 sinyal).</w:t>
+      </w:r>
+    </w:p>
+    <w:p>
+      <w:pPr>
+        <w:pStyle w:val="FirstParagraph"/>
+      </w:pPr>
+      <w:r>
+        <w:t xml:space="preserve">Hata ayıklayıcı yokken TracerPid</w:t>
+      </w:r>
+      <w:r>
+        <w:t xml:space="preserve"> </w:t>
+      </w:r>
+      <w:r>
+        <w:rPr>
+          <w:b/>
+          <w:bCs/>
+        </w:rPr>
+        <w:t xml:space="preserve">0</w:t>
+      </w:r>
+      <w:r>
+        <w:t xml:space="preserve">, gdb altında</w:t>
+      </w:r>
+      <w:r>
+        <w:t xml:space="preserve"> </w:t>
+      </w:r>
+      <w:r>
+        <w:rPr>
+          <w:b/>
+          <w:bCs/>
+        </w:rPr>
+        <w:t xml:space="preserve">&gt;0</w:t>
+      </w:r>
+      <w:r>
+        <w:t xml:space="preserve"> </w:t>
+      </w:r>
+      <w:r>
+        <w:t xml:space="preserve">çıktı; program iki durumu ayırt etti. Windows’ta Visual</w:t>
+      </w:r>
+      <w:r>
+        <w:t xml:space="preserve"> </w:t>
+      </w:r>
+      <w:r>
+        <w:t xml:space="preserve">Studio ile</w:t>
+      </w:r>
+      <w:r>
+        <w:t xml:space="preserve"> </w:t>
+      </w:r>
+      <w:r>
+        <w:rPr>
+          <w:b/>
+          <w:bCs/>
+        </w:rPr>
+        <w:t xml:space="preserve">F5</w:t>
+      </w:r>
+      <w:r>
+        <w:t xml:space="preserve"> </w:t>
+      </w:r>
+      <w:r>
+        <w:t xml:space="preserve">(hata ayıklayıcıda) çalıştırırsanız</w:t>
+      </w:r>
+      <w:r>
+        <w:t xml:space="preserve"> </w:t>
+      </w:r>
+      <w:r>
+        <w:rPr>
+          <w:rStyle w:val="VerbatimChar"/>
+        </w:rPr>
+        <w:t xml:space="preserve">IsDebuggerPresent</w:t>
+      </w:r>
+      <w:r>
+        <w:t xml:space="preserve"> </w:t>
+      </w:r>
+      <w:r>
+        <w:rPr>
+          <w:b/>
+          <w:bCs/>
+        </w:rPr>
+        <w:t xml:space="preserve">EVET</w:t>
+      </w:r>
+      <w:r>
+        <w:t xml:space="preserve"> </w:t>
+      </w:r>
+      <w:r>
+        <w:t xml:space="preserve">döndürür ve sonuç</w:t>
+      </w:r>
+      <w:r>
+        <w:t xml:space="preserve"> </w:t>
+      </w:r>
+      <w:r>
+        <w:t xml:space="preserve">“algılandı”</w:t>
+      </w:r>
+      <w:r>
+        <w:t xml:space="preserve"> </w:t>
+      </w:r>
+      <w:r>
+        <w:t xml:space="preserve">olur.</w:t>
+      </w:r>
+    </w:p>
+    <w:p>
+      <w:pPr>
+        <w:pStyle w:val="BlockText"/>
+      </w:pPr>
+      <w:r>
+        <w:rPr>
+          <w:b/>
+          <w:bCs/>
+        </w:rPr>
+        <w:t xml:space="preserve">Tespit–karşı-tespit yarışı</w:t>
+      </w:r>
+    </w:p>
+    <w:p>
+      <w:pPr>
+        <w:pStyle w:val="BlockText"/>
+      </w:pPr>
+      <w:r>
+        <w:t xml:space="preserve">Anti-debug klasik bir</w:t>
+      </w:r>
+      <w:r>
+        <w:t xml:space="preserve"> </w:t>
+      </w:r>
+      <w:r>
+        <w:rPr>
+          <w:b/>
+          <w:bCs/>
+        </w:rPr>
+        <w:t xml:space="preserve">silah yarışıdır</w:t>
+      </w:r>
+      <w:r>
+        <w:t xml:space="preserve">. Her tespit tekniğinin bir karşı-tekniği vardır: saldırgan</w:t>
+      </w:r>
+      <w:r>
+        <w:t xml:space="preserve"> </w:t>
+      </w:r>
+      <w:r>
+        <w:rPr>
+          <w:rStyle w:val="VerbatimChar"/>
+        </w:rPr>
+        <w:t xml:space="preserve">ptrace</w:t>
+      </w:r>
+      <w:r>
+        <w:t xml:space="preserve">’i</w:t>
+      </w:r>
+      <w:r>
+        <w:t xml:space="preserve"> </w:t>
+      </w:r>
+      <w:r>
+        <w:rPr>
+          <w:rStyle w:val="VerbatimChar"/>
+        </w:rPr>
+        <w:t xml:space="preserve">LD_PRELOAD</w:t>
+      </w:r>
+      <w:r>
+        <w:t xml:space="preserve"> </w:t>
+      </w:r>
+      <w:r>
+        <w:t xml:space="preserve">ile no-op yapabilir (Demo 4),</w:t>
+      </w:r>
+      <w:r>
+        <w:t xml:space="preserve"> </w:t>
+      </w:r>
+      <w:r>
+        <w:rPr>
+          <w:rStyle w:val="VerbatimChar"/>
+        </w:rPr>
+        <w:t xml:space="preserve">IsDebuggerPresent</w:t>
+      </w:r>
+      <w:r>
+        <w:t xml:space="preserve">’in dönüşünü yamalayabilir, PEB bayrağını</w:t>
+      </w:r>
+      <w:r>
+        <w:t xml:space="preserve"> </w:t>
+      </w:r>
+      <w:r>
+        <w:t xml:space="preserve">temizleyebilir. Bu yüzden</w:t>
+      </w:r>
+      <w:r>
+        <w:t xml:space="preserve"> </w:t>
+      </w:r>
+      <w:r>
+        <w:rPr>
+          <w:b/>
+          <w:bCs/>
+        </w:rPr>
+        <w:t xml:space="preserve">tek bir kontrole asla güvenilmez</w:t>
+      </w:r>
+      <w:r>
+        <w:t xml:space="preserve">; sinyaller çoğaltılır ve bir tepki politikasına</w:t>
+      </w:r>
+      <w:r>
+        <w:t xml:space="preserve"> </w:t>
+      </w:r>
+      <w:r>
+        <w:t xml:space="preserve">bağlanır (Demo 8).</w:t>
+      </w:r>
+    </w:p>
+    <w:p>
+      <w:pPr>
+        <w:pStyle w:val="BlockText"/>
+      </w:pPr>
+      <w:r>
+        <w:rPr>
+          <w:b/>
+          <w:bCs/>
+        </w:rPr>
+        <w:t xml:space="preserve">Kural</w:t>
+      </w:r>
+    </w:p>
+    <w:p>
+      <w:pPr>
+        <w:pStyle w:val="BlockText"/>
+      </w:pPr>
+      <w:r>
+        <w:t xml:space="preserve">Anti-debug’ı</w:t>
+      </w:r>
+      <w:r>
+        <w:t xml:space="preserve"> </w:t>
+      </w:r>
+      <w:r>
+        <w:rPr>
+          <w:b/>
+          <w:bCs/>
+        </w:rPr>
+        <w:t xml:space="preserve">tek bir</w:t>
+      </w:r>
+      <w:r>
+        <w:rPr>
+          <w:b/>
+          <w:bCs/>
+        </w:rPr>
+        <w:t xml:space="preserve"> </w:t>
+      </w:r>
+      <w:r>
+        <w:rPr>
+          <w:rStyle w:val="VerbatimChar"/>
+          <w:b/>
+          <w:bCs/>
+        </w:rPr>
+        <w:t xml:space="preserve">if (IsDebuggerPresent()) exit();</w:t>
+      </w:r>
+      <w:r>
+        <w:t xml:space="preserve"> </w:t>
+      </w:r>
+      <w:r>
+        <w:t xml:space="preserve">olarak yazmayın (saldırgan o çağrıyı yamalar). Birden çok</w:t>
+      </w:r>
+      <w:r>
+        <w:t xml:space="preserve"> </w:t>
+      </w:r>
+      <w:r>
+        <w:t xml:space="preserve">bağımsız sinyal (ptrace + TracerPid + timing + parent) toplayın, sonucu doğrudan bir davranışa/anahtara bağlayın ve</w:t>
+      </w:r>
+      <w:r>
+        <w:t xml:space="preserve"> </w:t>
+      </w:r>
+      <w:r>
+        <w:t xml:space="preserve">tepkiyi</w:t>
+      </w:r>
+      <w:r>
+        <w:t xml:space="preserve"> </w:t>
+      </w:r>
+      <w:r>
+        <w:rPr>
+          <w:b/>
+          <w:bCs/>
+        </w:rPr>
+        <w:t xml:space="preserve">geciktirin</w:t>
+      </w:r>
+      <w:r>
+        <w:t xml:space="preserve"> </w:t>
+      </w:r>
+      <w:r>
+        <w:t xml:space="preserve">(hemen çıkmayın; saldırganın hangi kontrolün tetiklediğini anlamasını zorlaştırın).</w:t>
+      </w:r>
+    </w:p>
+    <w:p>
+      <w:pPr>
+        <w:pStyle w:val="BlockText"/>
+      </w:pPr>
+      <w:r>
+        <w:rPr>
+          <w:b/>
+          <w:bCs/>
+        </w:rPr>
+        <w:t xml:space="preserve">Sık hatalar ve kontrol listesi</w:t>
       </w:r>
     </w:p>
     <w:p>
@@ -6764,22 +6956,7 @@
         </w:numPr>
       </w:pPr>
       <w:r>
-        <w:t xml:space="preserve">Tespit sonucu bir davranışa/anahtara mı bağlı, yoksa yalnız</w:t>
-      </w:r>
-      <w:r>
-        <w:t xml:space="preserve"> </w:t>
-      </w:r>
-      <w:r>
-        <w:rPr>
-          <w:rStyle w:val="VerbatimChar"/>
-        </w:rPr>
-        <w:t xml:space="preserve">exit()</w:t>
-      </w:r>
-      <w:r>
-        <w:t xml:space="preserve"> </w:t>
-      </w:r>
-      <w:r>
-        <w:t xml:space="preserve">mi?</w:t>
+        <w:t xml:space="preserve">Tek bir anti-debug çağrısına mı bağlısınız, birden çok sinyale mi?</w:t>
       </w:r>
     </w:p>
     <w:p>
@@ -6791,41 +6968,22 @@
         </w:numPr>
       </w:pPr>
       <w:r>
+        <w:t xml:space="preserve">Tespit sonucu bir davranışa/anahtara mı bağlı, yoksa yalnız</w:t>
+      </w:r>
+      <w:r>
+        <w:t xml:space="preserve"> </w:t>
+      </w:r>
+      <w:r>
         <w:rPr>
           <w:rStyle w:val="VerbatimChar"/>
         </w:rPr>
-        <w:t xml:space="preserve">ptrace(PTRACE_TRACEME)</w:t>
-      </w:r>
-      <w:r>
-        <w:t xml:space="preserve"> </w:t>
-      </w:r>
-      <w:r>
-        <w:t xml:space="preserve">gibi</w:t>
-      </w:r>
-      <w:r>
-        <w:t xml:space="preserve"> </w:t>
-      </w:r>
-      <w:r>
-        <w:rPr>
-          <w:b/>
-          <w:bCs/>
-        </w:rPr>
-        <w:t xml:space="preserve">yan etkili</w:t>
-      </w:r>
-      <w:r>
-        <w:t xml:space="preserve"> </w:t>
-      </w:r>
-      <w:r>
-        <w:t xml:space="preserve">bir teknik yerine salt okuma (</w:t>
-      </w:r>
-      <w:r>
-        <w:rPr>
-          <w:rStyle w:val="VerbatimChar"/>
-        </w:rPr>
-        <w:t xml:space="preserve">TracerPid</w:t>
-      </w:r>
-      <w:r>
-        <w:t xml:space="preserve">) mı tercih edildi?</w:t>
+        <w:t xml:space="preserve">exit()</w:t>
+      </w:r>
+      <w:r>
+        <w:t xml:space="preserve"> </w:t>
+      </w:r>
+      <w:r>
+        <w:t xml:space="preserve">mi?</w:t>
       </w:r>
     </w:p>
     <w:p>
@@ -6834,6 +6992,52 @@
         <w:numPr>
           <w:ilvl w:val="0"/>
           <w:numId w:val="1014"/>
+        </w:numPr>
+      </w:pPr>
+      <w:r>
+        <w:rPr>
+          <w:rStyle w:val="VerbatimChar"/>
+        </w:rPr>
+        <w:t xml:space="preserve">ptrace(PTRACE_TRACEME)</w:t>
+      </w:r>
+      <w:r>
+        <w:t xml:space="preserve"> </w:t>
+      </w:r>
+      <w:r>
+        <w:t xml:space="preserve">gibi</w:t>
+      </w:r>
+      <w:r>
+        <w:t xml:space="preserve"> </w:t>
+      </w:r>
+      <w:r>
+        <w:rPr>
+          <w:b/>
+          <w:bCs/>
+        </w:rPr>
+        <w:t xml:space="preserve">yan etkili</w:t>
+      </w:r>
+      <w:r>
+        <w:t xml:space="preserve"> </w:t>
+      </w:r>
+      <w:r>
+        <w:t xml:space="preserve">bir teknik yerine salt okuma (</w:t>
+      </w:r>
+      <w:r>
+        <w:rPr>
+          <w:rStyle w:val="VerbatimChar"/>
+        </w:rPr>
+        <w:t xml:space="preserve">TracerPid</w:t>
+      </w:r>
+      <w:r>
+        <w:t xml:space="preserve">) mı tercih edildi?</w:t>
+      </w:r>
+    </w:p>
+    <w:p>
+      <w:pPr>
+        <w:pStyle w:val="Compact"/>
+        <w:numPr>
+          <w:ilvl w:val="0"/>
+          <w:numId w:val="1015"/>
         </w:numPr>
       </w:pPr>
       <w:r>
@@ -7895,7 +8099,7 @@
         <w:pStyle w:val="Compact"/>
         <w:numPr>
           <w:ilvl w:val="0"/>
-          <w:numId w:val="1015"/>
+          <w:numId w:val="1016"/>
         </w:numPr>
       </w:pPr>
       <w:r>
@@ -7953,7 +8157,7 @@
         <w:pStyle w:val="Compact"/>
         <w:numPr>
           <w:ilvl w:val="0"/>
-          <w:numId w:val="1015"/>
+          <w:numId w:val="1016"/>
         </w:numPr>
       </w:pPr>
       <w:r>
@@ -8069,7 +8273,7 @@
         <w:pStyle w:val="Compact"/>
         <w:numPr>
           <w:ilvl w:val="0"/>
-          <w:numId w:val="1015"/>
+          <w:numId w:val="1016"/>
         </w:numPr>
       </w:pPr>
       <w:r>
@@ -9255,7 +9459,7 @@
         <w:pStyle w:val="Compact"/>
         <w:numPr>
           <w:ilvl w:val="0"/>
-          <w:numId w:val="1016"/>
+          <w:numId w:val="1017"/>
         </w:numPr>
       </w:pPr>
       <w:r>
@@ -9283,7 +9487,7 @@
         <w:pStyle w:val="Compact"/>
         <w:numPr>
           <w:ilvl w:val="0"/>
-          <w:numId w:val="1016"/>
+          <w:numId w:val="1017"/>
         </w:numPr>
       </w:pPr>
       <w:r>
@@ -9311,7 +9515,7 @@
         <w:pStyle w:val="Compact"/>
         <w:numPr>
           <w:ilvl w:val="0"/>
-          <w:numId w:val="1016"/>
+          <w:numId w:val="1017"/>
         </w:numPr>
       </w:pPr>
       <w:r>
@@ -9351,7 +9555,7 @@
         <w:pStyle w:val="Compact"/>
         <w:numPr>
           <w:ilvl w:val="0"/>
-          <w:numId w:val="1016"/>
+          <w:numId w:val="1017"/>
         </w:numPr>
       </w:pPr>
       <w:r>
@@ -10576,7 +10780,7 @@
         <w:pStyle w:val="Compact"/>
         <w:numPr>
           <w:ilvl w:val="0"/>
-          <w:numId w:val="1017"/>
+          <w:numId w:val="1018"/>
         </w:numPr>
       </w:pPr>
       <w:r>
@@ -10604,7 +10808,7 @@
         <w:pStyle w:val="Compact"/>
         <w:numPr>
           <w:ilvl w:val="0"/>
-          <w:numId w:val="1017"/>
+          <w:numId w:val="1018"/>
         </w:numPr>
       </w:pPr>
       <w:r>
@@ -10626,7 +10830,7 @@
         <w:pStyle w:val="Compact"/>
         <w:numPr>
           <w:ilvl w:val="0"/>
-          <w:numId w:val="1017"/>
+          <w:numId w:val="1018"/>
         </w:numPr>
       </w:pPr>
       <w:r>
@@ -12175,51 +12379,23 @@
         <w:pStyle w:val="Compact"/>
         <w:numPr>
           <w:ilvl w:val="0"/>
-          <w:numId w:val="1018"/>
-        </w:numPr>
-      </w:pPr>
-      <w:r>
-        <w:t xml:space="preserve">Kritik karar tek bir</w:t>
-      </w:r>
-      <w:r>
-        <w:t xml:space="preserve"> </w:t>
-      </w:r>
-      <w:r>
-        <w:rPr>
-          <w:rStyle w:val="VerbatimChar"/>
-        </w:rPr>
-        <w:t xml:space="preserve">if</w:t>
-      </w:r>
-      <w:r>
-        <w:t xml:space="preserve">’e mi bağlı, yoksa bir sayaca/anahtara mı?</w:t>
-      </w:r>
-    </w:p>
-    <w:p>
-      <w:pPr>
-        <w:pStyle w:val="Compact"/>
-        <w:numPr>
-          <w:ilvl w:val="0"/>
           <w:numId w:val="1019"/>
         </w:numPr>
       </w:pPr>
       <w:r>
-        <w:t xml:space="preserve">Kontrolleri</w:t>
-      </w:r>
-      <w:r>
-        <w:t xml:space="preserve"> </w:t>
-      </w:r>
-      <w:r>
-        <w:rPr>
-          <w:b/>
-          <w:bCs/>
-        </w:rPr>
-        <w:t xml:space="preserve">atlayan</w:t>
-      </w:r>
-      <w:r>
-        <w:t xml:space="preserve"> </w:t>
-      </w:r>
-      <w:r>
-        <w:t xml:space="preserve">bir yol gerçek sonucu üretebiliyor mu? (Üretmemeli.)</w:t>
+        <w:t xml:space="preserve">Kritik karar tek bir</w:t>
+      </w:r>
+      <w:r>
+        <w:t xml:space="preserve"> </w:t>
+      </w:r>
+      <w:r>
+        <w:rPr>
+          <w:rStyle w:val="VerbatimChar"/>
+        </w:rPr>
+        <w:t xml:space="preserve">if</w:t>
+      </w:r>
+      <w:r>
+        <w:t xml:space="preserve">’e mi bağlı, yoksa bir sayaca/anahtara mı?</w:t>
       </w:r>
     </w:p>
     <w:p>
@@ -12231,7 +12407,23 @@
         </w:numPr>
       </w:pPr>
       <w:r>
-        <w:t xml:space="preserve">Kontrol sırası önemli mi (sırayı bozan saldırı yakalanıyor mu)?</w:t>
+        <w:t xml:space="preserve">Kontrolleri</w:t>
+      </w:r>
+      <w:r>
+        <w:t xml:space="preserve"> </w:t>
+      </w:r>
+      <w:r>
+        <w:rPr>
+          <w:b/>
+          <w:bCs/>
+        </w:rPr>
+        <w:t xml:space="preserve">atlayan</w:t>
+      </w:r>
+      <w:r>
+        <w:t xml:space="preserve"> </w:t>
+      </w:r>
+      <w:r>
+        <w:t xml:space="preserve">bir yol gerçek sonucu üretebiliyor mu? (Üretmemeli.)</w:t>
       </w:r>
     </w:p>
     <w:p>
@@ -12240,6 +12432,18 @@
         <w:numPr>
           <w:ilvl w:val="0"/>
           <w:numId w:val="1021"/>
+        </w:numPr>
+      </w:pPr>
+      <w:r>
+        <w:t xml:space="preserve">Kontrol sırası önemli mi (sırayı bozan saldırı yakalanıyor mu)?</w:t>
+      </w:r>
+    </w:p>
+    <w:p>
+      <w:pPr>
+        <w:pStyle w:val="Compact"/>
+        <w:numPr>
+          <w:ilvl w:val="0"/>
+          <w:numId w:val="1022"/>
         </w:numPr>
       </w:pPr>
       <w:r>
@@ -13636,66 +13840,6 @@
         <w:pStyle w:val="Compact"/>
         <w:numPr>
           <w:ilvl w:val="0"/>
-          <w:numId w:val="1022"/>
-        </w:numPr>
-      </w:pPr>
-      <w:r>
-        <w:rPr>
-          <w:b/>
-          <w:bCs/>
-        </w:rPr>
-        <w:t xml:space="preserve">S10 — RASP algılama envanteri:</w:t>
-      </w:r>
-      <w:r>
-        <w:t xml:space="preserve"> </w:t>
-      </w:r>
-      <w:r>
-        <w:t xml:space="preserve">Projenizdeki her kritik işlem için hangi RASP kontrollerini (bütünlük,</w:t>
-      </w:r>
-      <w:r>
-        <w:t xml:space="preserve"> </w:t>
-      </w:r>
-      <w:r>
-        <w:t xml:space="preserve">anti-debug, ortam, kanca, root, imza) uyguladığınızı, her birinin</w:t>
-      </w:r>
-      <w:r>
-        <w:t xml:space="preserve"> </w:t>
-      </w:r>
-      <w:r>
-        <w:rPr>
-          <w:b/>
-          <w:bCs/>
-        </w:rPr>
-        <w:t xml:space="preserve">neyi</w:t>
-      </w:r>
-      <w:r>
-        <w:t xml:space="preserve"> </w:t>
-      </w:r>
-      <w:r>
-        <w:t xml:space="preserve">algıladığını ve</w:t>
-      </w:r>
-      <w:r>
-        <w:t xml:space="preserve"> </w:t>
-      </w:r>
-      <w:r>
-        <w:rPr>
-          <w:b/>
-          <w:bCs/>
-        </w:rPr>
-        <w:t xml:space="preserve">nasıl atlatılabildiğini</w:t>
-      </w:r>
-      <w:r>
-        <w:t xml:space="preserve"> </w:t>
-      </w:r>
-      <w:r>
-        <w:t xml:space="preserve">tabloya dökün.</w:t>
-      </w:r>
-    </w:p>
-    <w:p>
-      <w:pPr>
-        <w:pStyle w:val="Compact"/>
-        <w:numPr>
-          <w:ilvl w:val="0"/>
           <w:numId w:val="1023"/>
         </w:numPr>
       </w:pPr>
@@ -13704,2644 +13848,51 @@
           <w:b/>
           <w:bCs/>
         </w:rPr>
-        <w:t xml:space="preserve">S10 — Tepki politikası:</w:t>
-      </w:r>
-      <w:r>
-        <w:t xml:space="preserve"> </w:t>
-      </w:r>
-      <w:r>
-        <w:t xml:space="preserve">Tamper algılandığında ne olacağını yazın: hangi sır silinir, fail-closed mı, decoy mu,</w:t>
-      </w:r>
-      <w:r>
-        <w:t xml:space="preserve"> </w:t>
-      </w:r>
-      <w:r>
-        <w:t xml:space="preserve">cihaz/sürüm bağlama var mı, sunucuya bildirim var mı.</w:t>
-      </w:r>
-    </w:p>
-    <w:p>
-      <w:pPr>
-        <w:pStyle w:val="FirstParagraph"/>
-      </w:pPr>
-      <w:r>
-        <w:rPr>
-          <w:b/>
-          <w:bCs/>
-        </w:rPr>
-        <w:t xml:space="preserve">S10 RASP envanteri sablonu</w:t>
-      </w:r>
-    </w:p>
-    <w:p>
-      <w:pPr>
-        <w:pStyle w:val="SourceCode"/>
-      </w:pPr>
-      <w:r>
-        <w:rPr>
-          <w:rStyle w:val="PreprocessorTok"/>
-        </w:rPr>
-        <w:t xml:space="preserve">|</w:t>
-      </w:r>
-      <w:r>
-        <w:rPr>
-          <w:rStyle w:val="NormalTok"/>
-        </w:rPr>
-        <w:t xml:space="preserve"> Kontrol            </w:t>
-      </w:r>
-      <w:r>
-        <w:rPr>
-          <w:rStyle w:val="PreprocessorTok"/>
-        </w:rPr>
-        <w:t xml:space="preserve">|</w:t>
-      </w:r>
-      <w:r>
-        <w:rPr>
-          <w:rStyle w:val="NormalTok"/>
-        </w:rPr>
-        <w:t xml:space="preserve"> Neyi algilar        </w:t>
-      </w:r>
-      <w:r>
-        <w:rPr>
-          <w:rStyle w:val="PreprocessorTok"/>
-        </w:rPr>
-        <w:t xml:space="preserve">|</w:t>
-      </w:r>
-      <w:r>
-        <w:rPr>
-          <w:rStyle w:val="NormalTok"/>
-        </w:rPr>
-        <w:t xml:space="preserve"> Nasil atlatilir      </w:t>
-      </w:r>
-      <w:r>
-        <w:rPr>
-          <w:rStyle w:val="PreprocessorTok"/>
-        </w:rPr>
-        <w:t xml:space="preserve">|</w:t>
-      </w:r>
-      <w:r>
-        <w:rPr>
-          <w:rStyle w:val="NormalTok"/>
-        </w:rPr>
-        <w:t xml:space="preserve"> Guclendirme        </w:t>
-      </w:r>
-      <w:r>
-        <w:rPr>
-          <w:rStyle w:val="PreprocessorTok"/>
-        </w:rPr>
-        <w:t xml:space="preserve">|</w:t>
-      </w:r>
-      <w:r>
-        <w:br/>
-      </w:r>
-      <w:r>
-        <w:rPr>
-          <w:rStyle w:val="PreprocessorTok"/>
-        </w:rPr>
-        <w:t xml:space="preserve">| ------------------</w:t>
-      </w:r>
-      <w:r>
-        <w:rPr>
-          <w:rStyle w:val="NormalTok"/>
-        </w:rPr>
-        <w:t xml:space="preserve"> </w:t>
-      </w:r>
-      <w:r>
-        <w:rPr>
-          <w:rStyle w:val="PreprocessorTok"/>
-        </w:rPr>
-        <w:t xml:space="preserve">| -------------------</w:t>
-      </w:r>
-      <w:r>
-        <w:rPr>
-          <w:rStyle w:val="NormalTok"/>
-        </w:rPr>
-        <w:t xml:space="preserve"> </w:t>
-      </w:r>
-      <w:r>
-        <w:rPr>
-          <w:rStyle w:val="PreprocessorTok"/>
-        </w:rPr>
-        <w:t xml:space="preserve">| --------------------</w:t>
-      </w:r>
-      <w:r>
-        <w:rPr>
-          <w:rStyle w:val="NormalTok"/>
-        </w:rPr>
-        <w:t xml:space="preserve"> </w:t>
-      </w:r>
-      <w:r>
-        <w:rPr>
-          <w:rStyle w:val="PreprocessorTok"/>
-        </w:rPr>
-        <w:t xml:space="preserve">| ------------------</w:t>
-      </w:r>
-      <w:r>
-        <w:rPr>
-          <w:rStyle w:val="NormalTok"/>
-        </w:rPr>
-        <w:t xml:space="preserve"> </w:t>
-      </w:r>
-      <w:r>
-        <w:rPr>
-          <w:rStyle w:val="PreprocessorTok"/>
-        </w:rPr>
-        <w:t xml:space="preserve">|</w:t>
-      </w:r>
-      <w:r>
-        <w:br/>
-      </w:r>
-      <w:r>
-        <w:rPr>
-          <w:rStyle w:val="PreprocessorTok"/>
-        </w:rPr>
-        <w:t xml:space="preserve">|</w:t>
-      </w:r>
-      <w:r>
-        <w:rPr>
-          <w:rStyle w:val="NormalTok"/>
-        </w:rPr>
-        <w:t xml:space="preserve"> Butunluk (HMAC)    </w:t>
-      </w:r>
-      <w:r>
-        <w:rPr>
-          <w:rStyle w:val="PreprocessorTok"/>
-        </w:rPr>
-        <w:t xml:space="preserve">|</w:t>
-      </w:r>
-      <w:r>
-        <w:rPr>
-          <w:rStyle w:val="NormalTok"/>
-        </w:rPr>
-        <w:t xml:space="preserve"> Ikili yama          </w:t>
-      </w:r>
-      <w:r>
-        <w:rPr>
-          <w:rStyle w:val="PreprocessorTok"/>
-        </w:rPr>
-        <w:t xml:space="preserve">|</w:t>
-      </w:r>
-      <w:r>
-        <w:rPr>
-          <w:rStyle w:val="NormalTok"/>
-        </w:rPr>
-        <w:t xml:space="preserve"> Checker yamalanir    </w:t>
-      </w:r>
-      <w:r>
-        <w:rPr>
-          <w:rStyle w:val="PreprocessorTok"/>
-        </w:rPr>
-        <w:t xml:space="preserve">|</w:t>
-      </w:r>
-      <w:r>
-        <w:rPr>
-          <w:rStyle w:val="NormalTok"/>
-        </w:rPr>
-        <w:t xml:space="preserve"> Ortusen denetleyici</w:t>
-      </w:r>
-      <w:r>
-        <w:rPr>
-          <w:rStyle w:val="PreprocessorTok"/>
-        </w:rPr>
-        <w:t xml:space="preserve">|</w:t>
-      </w:r>
-      <w:r>
-        <w:br/>
-      </w:r>
-      <w:r>
-        <w:rPr>
-          <w:rStyle w:val="PreprocessorTok"/>
-        </w:rPr>
-        <w:t xml:space="preserve">|</w:t>
-      </w:r>
-      <w:r>
-        <w:rPr>
-          <w:rStyle w:val="NormalTok"/>
-        </w:rPr>
-        <w:t xml:space="preserve"> Anti-debug         </w:t>
-      </w:r>
-      <w:r>
-        <w:rPr>
-          <w:rStyle w:val="PreprocessorTok"/>
-        </w:rPr>
-        <w:t xml:space="preserve">|</w:t>
-      </w:r>
-      <w:r>
-        <w:rPr>
-          <w:rStyle w:val="NormalTok"/>
-        </w:rPr>
-        <w:t xml:space="preserve"> Hata ayiklayici     </w:t>
-      </w:r>
-      <w:r>
-        <w:rPr>
-          <w:rStyle w:val="PreprocessorTok"/>
-        </w:rPr>
-        <w:t xml:space="preserve">|</w:t>
-      </w:r>
-      <w:r>
-        <w:rPr>
-          <w:rStyle w:val="NormalTok"/>
-        </w:rPr>
-        <w:t xml:space="preserve"> ptrace no-op / yama  </w:t>
-      </w:r>
-      <w:r>
-        <w:rPr>
-          <w:rStyle w:val="PreprocessorTok"/>
-        </w:rPr>
-        <w:t xml:space="preserve">|</w:t>
-      </w:r>
-      <w:r>
-        <w:rPr>
-          <w:rStyle w:val="NormalTok"/>
-        </w:rPr>
-        <w:t xml:space="preserve"> Coklu sinyal+sayac </w:t>
-      </w:r>
-      <w:r>
-        <w:rPr>
-          <w:rStyle w:val="PreprocessorTok"/>
-        </w:rPr>
-        <w:t xml:space="preserve">|</w:t>
-      </w:r>
-      <w:r>
-        <w:br/>
-      </w:r>
-      <w:r>
-        <w:rPr>
-          <w:rStyle w:val="PreprocessorTok"/>
-        </w:rPr>
-        <w:t xml:space="preserve">|</w:t>
-      </w:r>
-      <w:r>
-        <w:rPr>
-          <w:rStyle w:val="NormalTok"/>
-        </w:rPr>
-        <w:t xml:space="preserve"> Kanca algilama     </w:t>
-      </w:r>
-      <w:r>
-        <w:rPr>
-          <w:rStyle w:val="PreprocessorTok"/>
-        </w:rPr>
-        <w:t xml:space="preserve">|</w:t>
-      </w:r>
-      <w:r>
-        <w:rPr>
-          <w:rStyle w:val="NormalTok"/>
-        </w:rPr>
-        <w:t xml:space="preserve"> LD_PRELOAD/Frida    </w:t>
-      </w:r>
-      <w:r>
-        <w:rPr>
-          <w:rStyle w:val="PreprocessorTok"/>
-        </w:rPr>
-        <w:t xml:space="preserve">|</w:t>
-      </w:r>
-      <w:r>
-        <w:rPr>
-          <w:rStyle w:val="NormalTok"/>
-        </w:rPr>
-        <w:t xml:space="preserve"> maps gizleme         </w:t>
-      </w:r>
-      <w:r>
-        <w:rPr>
-          <w:rStyle w:val="PreprocessorTok"/>
-        </w:rPr>
-        <w:t xml:space="preserve">|</w:t>
-      </w:r>
-      <w:r>
-        <w:rPr>
-          <w:rStyle w:val="NormalTok"/>
-        </w:rPr>
-        <w:t xml:space="preserve"> dladdr + maps      </w:t>
-      </w:r>
-      <w:r>
-        <w:rPr>
-          <w:rStyle w:val="PreprocessorTok"/>
-        </w:rPr>
-        <w:t xml:space="preserve">|</w:t>
-      </w:r>
-      <w:r>
-        <w:br/>
-      </w:r>
-      <w:r>
-        <w:rPr>
-          <w:rStyle w:val="PreprocessorTok"/>
-        </w:rPr>
-        <w:t xml:space="preserve">|</w:t>
-      </w:r>
-      <w:r>
-        <w:rPr>
-          <w:rStyle w:val="NormalTok"/>
-        </w:rPr>
-        <w:t xml:space="preserve"> Cihaz baglama      </w:t>
-      </w:r>
-      <w:r>
-        <w:rPr>
-          <w:rStyle w:val="PreprocessorTok"/>
-        </w:rPr>
-        <w:t xml:space="preserve">|</w:t>
-      </w:r>
-      <w:r>
-        <w:rPr>
-          <w:rStyle w:val="NormalTok"/>
-        </w:rPr>
-        <w:t xml:space="preserve"> Klonlama            </w:t>
-      </w:r>
-      <w:r>
-        <w:rPr>
-          <w:rStyle w:val="PreprocessorTok"/>
-        </w:rPr>
-        <w:t xml:space="preserve">|</w:t>
-      </w:r>
-      <w:r>
-        <w:rPr>
-          <w:rStyle w:val="NormalTok"/>
-        </w:rPr>
-        <w:t xml:space="preserve"> (cihaza bagli)       </w:t>
-      </w:r>
-      <w:r>
-        <w:rPr>
-          <w:rStyle w:val="PreprocessorTok"/>
-        </w:rPr>
-        <w:t xml:space="preserve">|</w:t>
-      </w:r>
-      <w:r>
-        <w:rPr>
-          <w:rStyle w:val="NormalTok"/>
-        </w:rPr>
-        <w:t xml:space="preserve"> HKDF + AES-GCM     </w:t>
-      </w:r>
-      <w:r>
-        <w:rPr>
-          <w:rStyle w:val="PreprocessorTok"/>
-        </w:rPr>
-        <w:t xml:space="preserve">|</w:t>
-      </w:r>
-    </w:p>
-    <w:p>
-      <w:pPr>
-        <w:pStyle w:val="FirstParagraph"/>
-      </w:pPr>
-      <w:r>
-        <w:rPr>
-          <w:b/>
-          <w:bCs/>
-        </w:rPr>
-        <w:t xml:space="preserve">S10 tepki politikasi sablonu</w:t>
-      </w:r>
-    </w:p>
-    <w:p>
-      <w:pPr>
-        <w:pStyle w:val="SourceCode"/>
-      </w:pPr>
-      <w:r>
-        <w:rPr>
-          <w:rStyle w:val="PreprocessorTok"/>
-        </w:rPr>
-        <w:t xml:space="preserve">|</w:t>
-      </w:r>
-      <w:r>
-        <w:rPr>
-          <w:rStyle w:val="NormalTok"/>
-        </w:rPr>
-        <w:t xml:space="preserve"> Tetikleyici        </w:t>
-      </w:r>
-      <w:r>
-        <w:rPr>
-          <w:rStyle w:val="PreprocessorTok"/>
-        </w:rPr>
-        <w:t xml:space="preserve">|</w:t>
-      </w:r>
-      <w:r>
-        <w:rPr>
-          <w:rStyle w:val="NormalTok"/>
-        </w:rPr>
-        <w:t xml:space="preserve"> Tepki                          </w:t>
-      </w:r>
-      <w:r>
-        <w:rPr>
-          <w:rStyle w:val="PreprocessorTok"/>
-        </w:rPr>
-        <w:t xml:space="preserve">|</w:t>
-      </w:r>
-      <w:r>
-        <w:rPr>
-          <w:rStyle w:val="NormalTok"/>
-        </w:rPr>
-        <w:t xml:space="preserve"> Bildirim         </w:t>
-      </w:r>
-      <w:r>
-        <w:rPr>
-          <w:rStyle w:val="PreprocessorTok"/>
-        </w:rPr>
-        <w:t xml:space="preserve">|</w:t>
-      </w:r>
-      <w:r>
-        <w:br/>
-      </w:r>
-      <w:r>
-        <w:rPr>
-          <w:rStyle w:val="PreprocessorTok"/>
-        </w:rPr>
-        <w:t xml:space="preserve">| ------------------</w:t>
-      </w:r>
-      <w:r>
-        <w:rPr>
-          <w:rStyle w:val="NormalTok"/>
-        </w:rPr>
-        <w:t xml:space="preserve"> </w:t>
-      </w:r>
-      <w:r>
-        <w:rPr>
-          <w:rStyle w:val="PreprocessorTok"/>
-        </w:rPr>
-        <w:t xml:space="preserve">| ------------------------------</w:t>
-      </w:r>
-      <w:r>
-        <w:rPr>
-          <w:rStyle w:val="NormalTok"/>
-        </w:rPr>
-        <w:t xml:space="preserve"> </w:t>
-      </w:r>
-      <w:r>
-        <w:rPr>
-          <w:rStyle w:val="PreprocessorTok"/>
-        </w:rPr>
-        <w:t xml:space="preserve">| ----------------</w:t>
-      </w:r>
-      <w:r>
-        <w:rPr>
-          <w:rStyle w:val="NormalTok"/>
-        </w:rPr>
-        <w:t xml:space="preserve"> </w:t>
-      </w:r>
-      <w:r>
-        <w:rPr>
-          <w:rStyle w:val="PreprocessorTok"/>
-        </w:rPr>
-        <w:t xml:space="preserve">|</w:t>
-      </w:r>
-      <w:r>
-        <w:br/>
-      </w:r>
-      <w:r>
-        <w:rPr>
-          <w:rStyle w:val="PreprocessorTok"/>
-        </w:rPr>
-        <w:t xml:space="preserve">|</w:t>
-      </w:r>
-      <w:r>
-        <w:rPr>
-          <w:rStyle w:val="NormalTok"/>
-        </w:rPr>
-        <w:t xml:space="preserve"> butunluk basarisiz </w:t>
-      </w:r>
-      <w:r>
-        <w:rPr>
-          <w:rStyle w:val="PreprocessorTok"/>
-        </w:rPr>
-        <w:t xml:space="preserve">|</w:t>
-      </w:r>
-      <w:r>
-        <w:rPr>
-          <w:rStyle w:val="NormalTok"/>
-        </w:rPr>
-        <w:t xml:space="preserve"> sirri sil + decoy + fail-close </w:t>
-      </w:r>
-      <w:r>
-        <w:rPr>
-          <w:rStyle w:val="PreprocessorTok"/>
-        </w:rPr>
-        <w:t xml:space="preserve">|</w:t>
-      </w:r>
-      <w:r>
-        <w:rPr>
-          <w:rStyle w:val="NormalTok"/>
-        </w:rPr>
-        <w:t xml:space="preserve"> sunucuya olay    </w:t>
-      </w:r>
-      <w:r>
-        <w:rPr>
-          <w:rStyle w:val="PreprocessorTok"/>
-        </w:rPr>
-        <w:t xml:space="preserve">|</w:t>
-      </w:r>
-      <w:r>
-        <w:br/>
-      </w:r>
-      <w:r>
-        <w:rPr>
-          <w:rStyle w:val="PreprocessorTok"/>
-        </w:rPr>
-        <w:t xml:space="preserve">|</w:t>
-      </w:r>
-      <w:r>
-        <w:rPr>
-          <w:rStyle w:val="NormalTok"/>
-        </w:rPr>
-        <w:t xml:space="preserve"> cihaz tutmaz       </w:t>
-      </w:r>
-      <w:r>
-        <w:rPr>
-          <w:rStyle w:val="PreprocessorTok"/>
-        </w:rPr>
-        <w:t xml:space="preserve">|</w:t>
-      </w:r>
-      <w:r>
-        <w:rPr>
-          <w:rStyle w:val="NormalTok"/>
-        </w:rPr>
-        <w:t xml:space="preserve"> ac-ma, decoy                   </w:t>
-      </w:r>
-      <w:r>
-        <w:rPr>
-          <w:rStyle w:val="PreprocessorTok"/>
-        </w:rPr>
-        <w:t xml:space="preserve">|</w:t>
-      </w:r>
-      <w:r>
-        <w:rPr>
-          <w:rStyle w:val="NormalTok"/>
-        </w:rPr>
-        <w:t xml:space="preserve"> sunucuya olay    </w:t>
-      </w:r>
-      <w:r>
-        <w:rPr>
-          <w:rStyle w:val="PreprocessorTok"/>
-        </w:rPr>
-        <w:t xml:space="preserve">|</w:t>
-      </w:r>
-    </w:p>
-    <w:p>
-      <w:pPr>
-        <w:pStyle w:val="BlockText"/>
-      </w:pPr>
-      <w:r>
-        <w:rPr>
-          <w:b/>
-          <w:bCs/>
-        </w:rPr>
-        <w:t xml:space="preserve">Kurs gereksinim aileleri</w:t>
-      </w:r>
-    </w:p>
-    <w:p>
-      <w:pPr>
-        <w:pStyle w:val="BlockText"/>
-      </w:pPr>
-      <w:r>
-        <w:t xml:space="preserve">Bu bölümler şu gereksinim ailelerini karşılar:</w:t>
-      </w:r>
-      <w:r>
-        <w:t xml:space="preserve"> </w:t>
-      </w:r>
-      <w:r>
-        <w:rPr>
-          <w:rStyle w:val="VerbatimChar"/>
-        </w:rPr>
-        <w:t xml:space="preserve">CEN429-RA</w:t>
-      </w:r>
-      <w:r>
-        <w:t xml:space="preserve"> </w:t>
-      </w:r>
-      <w:r>
-        <w:t xml:space="preserve">(RASP algılama),</w:t>
-      </w:r>
-      <w:r>
-        <w:t xml:space="preserve"> </w:t>
-      </w:r>
-      <w:r>
-        <w:rPr>
-          <w:rStyle w:val="VerbatimChar"/>
-        </w:rPr>
-        <w:t xml:space="preserve">CEN429-RT</w:t>
-      </w:r>
-      <w:r>
-        <w:t xml:space="preserve"> </w:t>
-      </w:r>
-      <w:r>
-        <w:t xml:space="preserve">(tepki politikası),</w:t>
-      </w:r>
-      <w:r>
-        <w:t xml:space="preserve"> </w:t>
-      </w:r>
-      <w:r>
-        <w:rPr>
-          <w:rStyle w:val="VerbatimChar"/>
-        </w:rPr>
-        <w:t xml:space="preserve">CEN429-BD</w:t>
-      </w:r>
-      <w:r>
-        <w:t xml:space="preserve"> </w:t>
-      </w:r>
-      <w:r>
-        <w:t xml:space="preserve">(cihaz/sürüm bağlama),</w:t>
-      </w:r>
-      <w:r>
-        <w:t xml:space="preserve"> </w:t>
-      </w:r>
-      <w:r>
-        <w:rPr>
-          <w:rStyle w:val="VerbatimChar"/>
-        </w:rPr>
-        <w:t xml:space="preserve">CEN429-CF</w:t>
-      </w:r>
-      <w:r>
-        <w:t xml:space="preserve"> </w:t>
-      </w:r>
-      <w:r>
-        <w:t xml:space="preserve">(kontrol akışı bütünlüğü). Her gereksinim için S17 uyum matrisine bir</w:t>
-      </w:r>
-      <w:r>
-        <w:t xml:space="preserve"> </w:t>
-      </w:r>
-      <w:r>
-        <w:t xml:space="preserve">satır ekleyin: gereksinim → durum → belge bölümü → kanıt (test/kod/demo).</w:t>
-      </w:r>
-    </w:p>
-    <w:p>
-      <w:r>
-        <w:pict>
-          <v:rect style="width:0;height:1.5pt" o:hralign="center" o:hrstd="t" o:hr="t"/>
-        </w:pict>
-      </w:r>
-    </w:p>
-    <w:bookmarkEnd w:id="69"/>
-    <w:bookmarkStart w:id="70" w:name="sınıf-etkinlikleri"/>
-    <w:p>
-      <w:pPr>
-        <w:pStyle w:val="Heading2"/>
-      </w:pPr>
-      <w:r>
-        <w:t xml:space="preserve">13. Sınıf etkinlikleri</w:t>
-      </w:r>
-    </w:p>
-    <w:p>
-      <w:pPr>
-        <w:pStyle w:val="BlockText"/>
-      </w:pPr>
-      <w:r>
-        <w:rPr>
-          <w:b/>
-          <w:bCs/>
-        </w:rPr>
-        <w:t xml:space="preserve">Etkinlik 1 — Kancayı kendi elinizle kurun (15 dk, ikili, WSL)</w:t>
-      </w:r>
-    </w:p>
-    <w:p>
-      <w:pPr>
-        <w:pStyle w:val="BlockText"/>
-      </w:pPr>
-      <w:r>
-        <w:t xml:space="preserve">Demo 4’ü WSL’de çalıştırın. Sonra</w:t>
-      </w:r>
-      <w:r>
-        <w:t xml:space="preserve"> </w:t>
-      </w:r>
-      <w:r>
-        <w:rPr>
-          <w:rStyle w:val="VerbatimChar"/>
-        </w:rPr>
-        <w:t xml:space="preserve">sahtekanca.c</w:t>
-      </w:r>
-      <w:r>
-        <w:t xml:space="preserve">’ye</w:t>
-      </w:r>
-      <w:r>
-        <w:t xml:space="preserve"> </w:t>
-      </w:r>
-      <w:r>
-        <w:rPr>
-          <w:rStyle w:val="VerbatimChar"/>
-        </w:rPr>
-        <w:t xml:space="preserve">getenv</w:t>
-      </w:r>
-      <w:r>
-        <w:t xml:space="preserve">’i de ekleyin (LD_PRELOAD’ı gizlemek için boş döndürsün).</w:t>
-      </w:r>
-      <w:r>
-        <w:t xml:space="preserve"> </w:t>
-      </w:r>
-      <w:r>
-        <w:t xml:space="preserve">Yeniden derleyip çalıştırın: 1. sinyal (getenv) artık yakalıyor mu? 2. sinyal (</w:t>
-      </w:r>
-      <w:r>
-        <w:rPr>
-          <w:rStyle w:val="VerbatimChar"/>
-        </w:rPr>
-        <w:t xml:space="preserve">dladdr</w:t>
-      </w:r>
-      <w:r>
-        <w:t xml:space="preserve">) hâlâ yakalıyor mu? Bu neden</w:t>
-      </w:r>
-      <w:r>
-        <w:t xml:space="preserve"> </w:t>
-      </w:r>
-      <w:r>
-        <w:t xml:space="preserve">daha sağlam?</w:t>
-      </w:r>
-    </w:p>
-    <w:p>
-      <w:pPr>
-        <w:pStyle w:val="BlockText"/>
-      </w:pPr>
-      <w:r>
-        <w:rPr>
-          <w:b/>
-          <w:bCs/>
-        </w:rPr>
-        <w:t xml:space="preserve">Etkinlik 2 — Tek</w:t>
-      </w:r>
-      <w:r>
-        <w:rPr>
-          <w:b/>
-          <w:bCs/>
-        </w:rPr>
-        <w:t xml:space="preserve"> </w:t>
-      </w:r>
-      <w:r>
-        <w:rPr>
-          <w:rStyle w:val="VerbatimChar"/>
-          <w:b/>
-          <w:bCs/>
-        </w:rPr>
-        <w:t xml:space="preserve">if</w:t>
-      </w:r>
-      <w:r>
-        <w:rPr>
-          <w:b/>
-          <w:bCs/>
-        </w:rPr>
-        <w:t xml:space="preserve">’i yamalayın (10 dk, tartışma)</w:t>
-      </w:r>
-    </w:p>
-    <w:p>
-      <w:pPr>
-        <w:pStyle w:val="BlockText"/>
-      </w:pPr>
-      <w:r>
-        <w:t xml:space="preserve">Demo 5’te</w:t>
-      </w:r>
-      <w:r>
-        <w:t xml:space="preserve"> </w:t>
-      </w:r>
-      <w:r>
-        <w:rPr>
-          <w:rStyle w:val="VerbatimChar"/>
-        </w:rPr>
-        <w:t xml:space="preserve">atlat</w:t>
-      </w:r>
-      <w:r>
-        <w:t xml:space="preserve"> </w:t>
-      </w:r>
-      <w:r>
-        <w:t xml:space="preserve">modu gerçek sonucu üretemedi. Şimdi düşünün: kritik işlem yalnız</w:t>
-      </w:r>
-      <w:r>
-        <w:t xml:space="preserve"> </w:t>
-      </w:r>
-      <w:r>
-        <w:rPr>
-          <w:rStyle w:val="VerbatimChar"/>
-        </w:rPr>
-        <w:t xml:space="preserve">if (kontroller_gecti) onayla;</w:t>
-      </w:r>
-      <w:r>
-        <w:t xml:space="preserve"> </w:t>
-      </w:r>
-      <w:r>
-        <w:t xml:space="preserve">olsaydı, saldırgan tek bir</w:t>
-      </w:r>
-      <w:r>
-        <w:t xml:space="preserve"> </w:t>
-      </w:r>
-      <w:r>
-        <w:rPr>
-          <w:rStyle w:val="VerbatimChar"/>
-        </w:rPr>
-        <w:t xml:space="preserve">jmp</w:t>
-      </w:r>
-      <w:r>
-        <w:t xml:space="preserve"> </w:t>
-      </w:r>
-      <w:r>
-        <w:t xml:space="preserve">ile ne yapardı? Anahtar zinciri neden bu yamayı işe yaramaz kılar?</w:t>
-      </w:r>
-    </w:p>
-    <w:p>
-      <w:pPr>
-        <w:pStyle w:val="BlockText"/>
-      </w:pPr>
-      <w:r>
-        <w:rPr>
-          <w:b/>
-          <w:bCs/>
-        </w:rPr>
-        <w:t xml:space="preserve">Etkinlik 3 — Yanlış pozitif avı (15 dk, 3-4 kişilik grup)</w:t>
-      </w:r>
-    </w:p>
-    <w:p>
-      <w:pPr>
-        <w:pStyle w:val="BlockText"/>
-      </w:pPr>
-      <w:r>
-        <w:t xml:space="preserve">Demo 3’ü çalıştırın; muhtemelen</w:t>
-      </w:r>
-      <w:r>
-        <w:t xml:space="preserve"> </w:t>
-      </w:r>
-      <w:r>
-        <w:t xml:space="preserve">“hipervizör VAR”</w:t>
-      </w:r>
-      <w:r>
-        <w:t xml:space="preserve"> </w:t>
-      </w:r>
-      <w:r>
-        <w:t xml:space="preserve">diyecek. Bir uygulama sırf bunun için çalışmayı reddetseydi hangi</w:t>
-      </w:r>
-      <w:r>
-        <w:t xml:space="preserve"> </w:t>
-      </w:r>
-      <w:r>
-        <w:t xml:space="preserve">meşru kullanıcılar mağdur olurdu? Root algılama (Demo 7) için de aynı soruyu tartışın. RASP kararları neden</w:t>
-      </w:r>
-      <w:r>
-        <w:t xml:space="preserve"> </w:t>
-      </w:r>
-      <w:r>
-        <w:rPr>
-          <w:b/>
-          <w:bCs/>
-        </w:rPr>
-        <w:t xml:space="preserve">risk</w:t>
-      </w:r>
-      <w:r>
-        <w:rPr>
-          <w:b/>
-          <w:bCs/>
-        </w:rPr>
-        <w:t xml:space="preserve"> </w:t>
-      </w:r>
-      <w:r>
-        <w:rPr>
-          <w:b/>
-          <w:bCs/>
-        </w:rPr>
-        <w:t xml:space="preserve">skoru</w:t>
-      </w:r>
-      <w:r>
-        <w:t xml:space="preserve"> </w:t>
-      </w:r>
-      <w:r>
-        <w:t xml:space="preserve">olmalı, ikili</w:t>
-      </w:r>
-      <w:r>
-        <w:t xml:space="preserve"> </w:t>
-      </w:r>
-      <w:r>
-        <w:t xml:space="preserve">“çalış/çalışma”</w:t>
-      </w:r>
-      <w:r>
-        <w:t xml:space="preserve"> </w:t>
-      </w:r>
-      <w:r>
-        <w:t xml:space="preserve">değil?</w:t>
-      </w:r>
-    </w:p>
-    <w:p>
-      <w:pPr>
-        <w:pStyle w:val="BlockText"/>
-      </w:pPr>
-      <w:r>
-        <w:rPr>
-          <w:b/>
-          <w:bCs/>
-        </w:rPr>
-        <w:t xml:space="preserve">Etkinlik 4 — Tepki politikası tasarımı (10 dk, bireysel)</w:t>
-      </w:r>
-    </w:p>
-    <w:p>
-      <w:pPr>
-        <w:pStyle w:val="BlockText"/>
-      </w:pPr>
-      <w:r>
-        <w:t xml:space="preserve">Bir mobil bankacılık uygulaması root algıladı. Üç farklı tepki tasarlayın: (a) hemen çök, (b) işlemi reddet ve</w:t>
-      </w:r>
-      <w:r>
-        <w:t xml:space="preserve"> </w:t>
-      </w:r>
-      <w:r>
-        <w:t xml:space="preserve">kullanıcıyı bilgilendir, (c) sessizce çalışmaya devam et ama sunucuya bildir ve işlem limitini düşür. Hangisi</w:t>
-      </w:r>
-      <w:r>
-        <w:t xml:space="preserve"> </w:t>
-      </w:r>
-      <w:r>
-        <w:t xml:space="preserve">saldırgana</w:t>
-      </w:r>
-      <w:r>
-        <w:t xml:space="preserve"> </w:t>
-      </w:r>
-      <w:r>
-        <w:rPr>
-          <w:b/>
-          <w:bCs/>
-        </w:rPr>
-        <w:t xml:space="preserve">en az</w:t>
-      </w:r>
-      <w:r>
-        <w:t xml:space="preserve"> </w:t>
-      </w:r>
-      <w:r>
-        <w:t xml:space="preserve">bilgi verir? Hangisi meşru kullanıcıya en az zarar verir?</w:t>
-      </w:r>
-    </w:p>
-    <w:p>
-      <w:r>
-        <w:pict>
-          <v:rect style="width:0;height:1.5pt" o:hralign="center" o:hrstd="t" o:hr="t"/>
-        </w:pict>
-      </w:r>
-    </w:p>
-    <w:bookmarkEnd w:id="70"/>
-    <w:bookmarkStart w:id="71" w:name="kod-okuma-alıştırmaları"/>
-    <w:p>
-      <w:pPr>
-        <w:pStyle w:val="Heading2"/>
-      </w:pPr>
-      <w:r>
-        <w:t xml:space="preserve">14. Kod okuma alıştırmaları</w:t>
-      </w:r>
-    </w:p>
-    <w:p>
-      <w:pPr>
-        <w:pStyle w:val="BlockText"/>
-      </w:pPr>
-      <w:r>
-        <w:rPr>
-          <w:b/>
-          <w:bCs/>
-        </w:rPr>
-        <w:t xml:space="preserve">Okuma 1 — Bu anti-debug güvenli mi?</w:t>
-      </w:r>
-    </w:p>
-    <w:p>
-      <w:pPr>
-        <w:pStyle w:val="SourceCode"/>
-      </w:pPr>
-      <w:r>
-        <w:rPr>
-          <w:rStyle w:val="ControlFlowTok"/>
-        </w:rPr>
-        <w:t xml:space="preserve">if</w:t>
-      </w:r>
-      <w:r>
-        <w:rPr>
-          <w:rStyle w:val="NormalTok"/>
-        </w:rPr>
-        <w:t xml:space="preserve"> </w:t>
-      </w:r>
-      <w:r>
-        <w:rPr>
-          <w:rStyle w:val="OperatorTok"/>
-        </w:rPr>
-        <w:t xml:space="preserve">(</w:t>
-      </w:r>
-      <w:r>
-        <w:rPr>
-          <w:rStyle w:val="NormalTok"/>
-        </w:rPr>
-        <w:t xml:space="preserve">IsDebuggerPresent</w:t>
-      </w:r>
-      <w:r>
-        <w:rPr>
-          <w:rStyle w:val="OperatorTok"/>
-        </w:rPr>
-        <w:t xml:space="preserve">())</w:t>
-      </w:r>
-      <w:r>
-        <w:rPr>
-          <w:rStyle w:val="NormalTok"/>
-        </w:rPr>
-        <w:t xml:space="preserve"> </w:t>
-      </w:r>
-      <w:r>
-        <w:rPr>
-          <w:rStyle w:val="OperatorTok"/>
-        </w:rPr>
-        <w:t xml:space="preserve">{</w:t>
-      </w:r>
-      <w:r>
-        <w:br/>
-      </w:r>
-      <w:r>
-        <w:rPr>
-          <w:rStyle w:val="NormalTok"/>
-        </w:rPr>
-        <w:t xml:space="preserve">    exit</w:t>
-      </w:r>
-      <w:r>
-        <w:rPr>
-          <w:rStyle w:val="OperatorTok"/>
-        </w:rPr>
-        <w:t xml:space="preserve">(</w:t>
-      </w:r>
-      <w:r>
-        <w:rPr>
-          <w:rStyle w:val="DecValTok"/>
-        </w:rPr>
-        <w:t xml:space="preserve">1</w:t>
-      </w:r>
-      <w:r>
-        <w:rPr>
-          <w:rStyle w:val="OperatorTok"/>
-        </w:rPr>
-        <w:t xml:space="preserve">);</w:t>
-      </w:r>
-      <w:r>
-        <w:br/>
-      </w:r>
-      <w:r>
-        <w:rPr>
-          <w:rStyle w:val="OperatorTok"/>
-        </w:rPr>
-        <w:t xml:space="preserve">}</w:t>
-      </w:r>
-      <w:r>
-        <w:br/>
-      </w:r>
-      <w:r>
-        <w:rPr>
-          <w:rStyle w:val="NormalTok"/>
-        </w:rPr>
-        <w:t xml:space="preserve">do_payment</w:t>
-      </w:r>
-      <w:r>
-        <w:rPr>
-          <w:rStyle w:val="OperatorTok"/>
-        </w:rPr>
-        <w:t xml:space="preserve">();</w:t>
-      </w:r>
-    </w:p>
-    <w:p>
-      <w:pPr>
-        <w:pStyle w:val="BlockText"/>
-      </w:pPr>
-      <w:r>
-        <w:rPr>
-          <w:b/>
-          <w:bCs/>
-        </w:rPr>
-        <w:t xml:space="preserve">Cevap</w:t>
-      </w:r>
-    </w:p>
-    <w:p>
-      <w:pPr>
-        <w:pStyle w:val="BlockText"/>
-      </w:pPr>
-      <w:r>
-        <w:rPr>
-          <w:b/>
-          <w:bCs/>
-        </w:rPr>
-        <w:t xml:space="preserve">Hayır.</w:t>
-      </w:r>
-      <w:r>
-        <w:t xml:space="preserve"> </w:t>
-      </w:r>
-      <w:r>
-        <w:t xml:space="preserve">(1) Tek bir sinyale bağlı; (2) sonuç doğrudan</w:t>
-      </w:r>
-      <w:r>
-        <w:t xml:space="preserve"> </w:t>
-      </w:r>
-      <w:r>
-        <w:rPr>
-          <w:rStyle w:val="VerbatimChar"/>
-        </w:rPr>
-        <w:t xml:space="preserve">exit()</w:t>
-      </w:r>
-      <w:r>
-        <w:t xml:space="preserve"> </w:t>
-      </w:r>
-      <w:r>
-        <w:t xml:space="preserve">— saldırgan</w:t>
-      </w:r>
-      <w:r>
-        <w:t xml:space="preserve"> </w:t>
-      </w:r>
-      <w:r>
-        <w:rPr>
-          <w:rStyle w:val="VerbatimChar"/>
-        </w:rPr>
-        <w:t xml:space="preserve">IsDebuggerPresent</w:t>
-      </w:r>
-      <w:r>
-        <w:t xml:space="preserve">’in dönüşünü ya</w:t>
-      </w:r>
-      <w:r>
-        <w:t xml:space="preserve"> </w:t>
-      </w:r>
-      <w:r>
-        <w:t xml:space="preserve">da bu</w:t>
-      </w:r>
-      <w:r>
-        <w:t xml:space="preserve"> </w:t>
-      </w:r>
-      <w:r>
-        <w:rPr>
-          <w:rStyle w:val="VerbatimChar"/>
-        </w:rPr>
-        <w:t xml:space="preserve">if</w:t>
-      </w:r>
-      <w:r>
-        <w:t xml:space="preserve">’i yamalar; (3) hemen çıkmak hangi kontrolün tetiklediğini söyler. Düzeltme: birden çok sinyal + kontrol</w:t>
-      </w:r>
-      <w:r>
-        <w:t xml:space="preserve"> </w:t>
-      </w:r>
-      <w:r>
-        <w:t xml:space="preserve">akışı sayacı + gecikmeli/örtük tepki (Demo 2, 5, 8).</w:t>
-      </w:r>
-    </w:p>
-    <w:p>
-      <w:pPr>
-        <w:pStyle w:val="BlockText"/>
-      </w:pPr>
-      <w:r>
-        <w:rPr>
-          <w:b/>
-          <w:bCs/>
-        </w:rPr>
-        <w:t xml:space="preserve">Okuma 2 — Bu bütünlük denetimi neden zayıf?</w:t>
-      </w:r>
-    </w:p>
-    <w:p>
-      <w:pPr>
-        <w:pStyle w:val="SourceCode"/>
-      </w:pPr>
-      <w:r>
-        <w:rPr>
-          <w:rStyle w:val="DataTypeTok"/>
-        </w:rPr>
-        <w:t xml:space="preserve">uint32_t</w:t>
-      </w:r>
-      <w:r>
-        <w:rPr>
-          <w:rStyle w:val="NormalTok"/>
-        </w:rPr>
-        <w:t xml:space="preserve"> crc </w:t>
-      </w:r>
-      <w:r>
-        <w:rPr>
-          <w:rStyle w:val="OperatorTok"/>
-        </w:rPr>
-        <w:t xml:space="preserve">=</w:t>
-      </w:r>
-      <w:r>
-        <w:rPr>
-          <w:rStyle w:val="NormalTok"/>
-        </w:rPr>
-        <w:t xml:space="preserve"> crc32</w:t>
-      </w:r>
-      <w:r>
-        <w:rPr>
-          <w:rStyle w:val="OperatorTok"/>
-        </w:rPr>
-        <w:t xml:space="preserve">(</w:t>
-      </w:r>
-      <w:r>
-        <w:rPr>
-          <w:rStyle w:val="NormalTok"/>
-        </w:rPr>
-        <w:t xml:space="preserve">kod</w:t>
-      </w:r>
-      <w:r>
-        <w:rPr>
-          <w:rStyle w:val="OperatorTok"/>
-        </w:rPr>
-        <w:t xml:space="preserve">,</w:t>
-      </w:r>
-      <w:r>
-        <w:rPr>
-          <w:rStyle w:val="NormalTok"/>
-        </w:rPr>
-        <w:t xml:space="preserve"> kod_boy</w:t>
-      </w:r>
-      <w:r>
-        <w:rPr>
-          <w:rStyle w:val="OperatorTok"/>
-        </w:rPr>
-        <w:t xml:space="preserve">);</w:t>
-      </w:r>
-      <w:r>
-        <w:br/>
-      </w:r>
-      <w:r>
-        <w:rPr>
-          <w:rStyle w:val="ControlFlowTok"/>
-        </w:rPr>
-        <w:t xml:space="preserve">if</w:t>
-      </w:r>
-      <w:r>
-        <w:rPr>
-          <w:rStyle w:val="NormalTok"/>
-        </w:rPr>
-        <w:t xml:space="preserve"> </w:t>
-      </w:r>
-      <w:r>
-        <w:rPr>
-          <w:rStyle w:val="OperatorTok"/>
-        </w:rPr>
-        <w:t xml:space="preserve">(</w:t>
-      </w:r>
-      <w:r>
-        <w:rPr>
-          <w:rStyle w:val="NormalTok"/>
-        </w:rPr>
-        <w:t xml:space="preserve">crc </w:t>
-      </w:r>
-      <w:r>
-        <w:rPr>
-          <w:rStyle w:val="OperatorTok"/>
-        </w:rPr>
-        <w:t xml:space="preserve">!=</w:t>
-      </w:r>
-      <w:r>
-        <w:rPr>
-          <w:rStyle w:val="NormalTok"/>
-        </w:rPr>
-        <w:t xml:space="preserve"> BEKLENEN_CRC</w:t>
-      </w:r>
-      <w:r>
-        <w:rPr>
-          <w:rStyle w:val="OperatorTok"/>
-        </w:rPr>
-        <w:t xml:space="preserve">)</w:t>
-      </w:r>
-      <w:r>
-        <w:rPr>
-          <w:rStyle w:val="NormalTok"/>
-        </w:rPr>
-        <w:t xml:space="preserve"> tamper</w:t>
-      </w:r>
-      <w:r>
-        <w:rPr>
-          <w:rStyle w:val="OperatorTok"/>
-        </w:rPr>
-        <w:t xml:space="preserve">();</w:t>
-      </w:r>
-    </w:p>
-    <w:p>
-      <w:pPr>
-        <w:pStyle w:val="BlockText"/>
-      </w:pPr>
-      <w:r>
-        <w:rPr>
-          <w:b/>
-          <w:bCs/>
-        </w:rPr>
-        <w:t xml:space="preserve">Cevap</w:t>
-      </w:r>
-    </w:p>
-    <w:p>
-      <w:pPr>
-        <w:pStyle w:val="BlockText"/>
-      </w:pPr>
-      <w:r>
-        <w:rPr>
-          <w:b/>
-          <w:bCs/>
-        </w:rPr>
-        <w:t xml:space="preserve">CRC32 kriptografik değildir</w:t>
-      </w:r>
-      <w:r>
-        <w:t xml:space="preserve">: saldırgan kodu yamalayıp CRC’yi eşleyecek şekilde kolayca ayarlar. Ayrıca tek bir</w:t>
-      </w:r>
-      <w:r>
-        <w:t xml:space="preserve"> </w:t>
-      </w:r>
-      <w:r>
-        <w:t xml:space="preserve">denetleyici var (kendisi yamalanabilir) ve sonuç bir davranışa bağlı değil. Düzeltme: HMAC/imza + örtüşen</w:t>
-      </w:r>
-      <w:r>
-        <w:t xml:space="preserve"> </w:t>
-      </w:r>
-      <w:r>
-        <w:t xml:space="preserve">denetleyiciler + veri bağımlılığı (Demo 1).</w:t>
-      </w:r>
-    </w:p>
-    <w:p>
-      <w:pPr>
-        <w:pStyle w:val="BlockText"/>
-      </w:pPr>
-      <w:r>
-        <w:rPr>
-          <w:b/>
-          <w:bCs/>
-        </w:rPr>
-        <w:t xml:space="preserve">Okuma 3 — Bu kanca algılama neye kanıyor?</w:t>
-      </w:r>
-    </w:p>
-    <w:p>
-      <w:pPr>
-        <w:pStyle w:val="SourceCode"/>
-      </w:pPr>
-      <w:r>
-        <w:rPr>
-          <w:rStyle w:val="ControlFlowTok"/>
-        </w:rPr>
-        <w:t xml:space="preserve">if</w:t>
-      </w:r>
-      <w:r>
-        <w:rPr>
-          <w:rStyle w:val="NormalTok"/>
-        </w:rPr>
-        <w:t xml:space="preserve"> </w:t>
-      </w:r>
-      <w:r>
-        <w:rPr>
-          <w:rStyle w:val="OperatorTok"/>
-        </w:rPr>
-        <w:t xml:space="preserve">(</w:t>
-      </w:r>
-      <w:r>
-        <w:rPr>
-          <w:rStyle w:val="NormalTok"/>
-        </w:rPr>
-        <w:t xml:space="preserve">getenv</w:t>
-      </w:r>
-      <w:r>
-        <w:rPr>
-          <w:rStyle w:val="OperatorTok"/>
-        </w:rPr>
-        <w:t xml:space="preserve">(</w:t>
-      </w:r>
-      <w:r>
-        <w:rPr>
-          <w:rStyle w:val="StringTok"/>
-        </w:rPr>
-        <w:t xml:space="preserve">"LD_PRELOAD"</w:t>
-      </w:r>
-      <w:r>
-        <w:rPr>
-          <w:rStyle w:val="OperatorTok"/>
-        </w:rPr>
-        <w:t xml:space="preserve">)</w:t>
-      </w:r>
-      <w:r>
-        <w:rPr>
-          <w:rStyle w:val="NormalTok"/>
-        </w:rPr>
-        <w:t xml:space="preserve"> </w:t>
-      </w:r>
-      <w:r>
-        <w:rPr>
-          <w:rStyle w:val="OperatorTok"/>
-        </w:rPr>
-        <w:t xml:space="preserve">==</w:t>
-      </w:r>
-      <w:r>
-        <w:rPr>
-          <w:rStyle w:val="NormalTok"/>
-        </w:rPr>
-        <w:t xml:space="preserve"> NULL</w:t>
-      </w:r>
-      <w:r>
-        <w:rPr>
-          <w:rStyle w:val="OperatorTok"/>
-        </w:rPr>
-        <w:t xml:space="preserve">)</w:t>
-      </w:r>
-      <w:r>
-        <w:rPr>
-          <w:rStyle w:val="NormalTok"/>
-        </w:rPr>
-        <w:t xml:space="preserve"> printf</w:t>
-      </w:r>
-      <w:r>
-        <w:rPr>
-          <w:rStyle w:val="OperatorTok"/>
-        </w:rPr>
-        <w:t xml:space="preserve">(</w:t>
-      </w:r>
-      <w:r>
-        <w:rPr>
-          <w:rStyle w:val="StringTok"/>
-        </w:rPr>
-        <w:t xml:space="preserve">"temiz</w:t>
-      </w:r>
-      <w:r>
-        <w:rPr>
-          <w:rStyle w:val="SpecialCharTok"/>
-        </w:rPr>
-        <w:t xml:space="preserve">\n</w:t>
-      </w:r>
-      <w:r>
-        <w:rPr>
-          <w:rStyle w:val="StringTok"/>
-        </w:rPr>
-        <w:t xml:space="preserve">"</w:t>
-      </w:r>
-      <w:r>
-        <w:rPr>
-          <w:rStyle w:val="OperatorTok"/>
-        </w:rPr>
-        <w:t xml:space="preserve">);</w:t>
-      </w:r>
-    </w:p>
-    <w:p>
-      <w:pPr>
-        <w:pStyle w:val="BlockText"/>
-      </w:pPr>
-      <w:r>
-        <w:rPr>
-          <w:b/>
-          <w:bCs/>
-        </w:rPr>
-        <w:t xml:space="preserve">Cevap</w:t>
-      </w:r>
-    </w:p>
-    <w:p>
-      <w:pPr>
-        <w:pStyle w:val="BlockText"/>
-      </w:pPr>
-      <w:r>
-        <w:rPr>
-          <w:rStyle w:val="VerbatimChar"/>
-        </w:rPr>
-        <w:t xml:space="preserve">getenv</w:t>
-      </w:r>
-      <w:r>
-        <w:t xml:space="preserve">’in kendisi kancalanıp</w:t>
-      </w:r>
-      <w:r>
-        <w:t xml:space="preserve"> </w:t>
-      </w:r>
-      <w:r>
-        <w:rPr>
-          <w:rStyle w:val="VerbatimChar"/>
-        </w:rPr>
-        <w:t xml:space="preserve">NULL</w:t>
-      </w:r>
-      <w:r>
-        <w:t xml:space="preserve"> </w:t>
-      </w:r>
-      <w:r>
-        <w:t xml:space="preserve">döndürebilir; ya da saldırgan</w:t>
-      </w:r>
-      <w:r>
-        <w:t xml:space="preserve"> </w:t>
-      </w:r>
-      <w:r>
-        <w:rPr>
-          <w:rStyle w:val="VerbatimChar"/>
-        </w:rPr>
-        <w:t xml:space="preserve">LD_PRELOAD</w:t>
-      </w:r>
-      <w:r>
-        <w:t xml:space="preserve"> </w:t>
-      </w:r>
-      <w:r>
-        <w:t xml:space="preserve">yerine</w:t>
-      </w:r>
-      <w:r>
-        <w:t xml:space="preserve"> </w:t>
-      </w:r>
-      <w:r>
-        <w:rPr>
-          <w:rStyle w:val="VerbatimChar"/>
-        </w:rPr>
-        <w:t xml:space="preserve">ptrace</w:t>
-      </w:r>
-      <w:r>
-        <w:t xml:space="preserve">/PLT kancası</w:t>
-      </w:r>
-      <w:r>
-        <w:t xml:space="preserve"> </w:t>
-      </w:r>
-      <w:r>
-        <w:t xml:space="preserve">kullanır. Düzeltme: fonksiyonun</w:t>
-      </w:r>
-      <w:r>
-        <w:t xml:space="preserve"> </w:t>
-      </w:r>
-      <w:r>
-        <w:rPr>
-          <w:b/>
-          <w:bCs/>
-        </w:rPr>
-        <w:t xml:space="preserve">kaynağını</w:t>
-      </w:r>
-      <w:r>
-        <w:t xml:space="preserve"> </w:t>
-      </w:r>
-      <w:r>
-        <w:t xml:space="preserve">doğrula (</w:t>
-      </w:r>
-      <w:r>
-        <w:rPr>
-          <w:rStyle w:val="VerbatimChar"/>
-        </w:rPr>
-        <w:t xml:space="preserve">dlsym</w:t>
-      </w:r>
-      <w:r>
-        <w:t xml:space="preserve">+</w:t>
-      </w:r>
-      <w:r>
-        <w:rPr>
-          <w:rStyle w:val="VerbatimChar"/>
-        </w:rPr>
-        <w:t xml:space="preserve">dladdr</w:t>
-      </w:r>
-      <w:r>
-        <w:t xml:space="preserve">),</w:t>
-      </w:r>
-      <w:r>
-        <w:t xml:space="preserve"> </w:t>
-      </w:r>
-      <w:r>
-        <w:rPr>
-          <w:rStyle w:val="VerbatimChar"/>
-        </w:rPr>
-        <w:t xml:space="preserve">/proc/self/maps</w:t>
-      </w:r>
-      <w:r>
-        <w:t xml:space="preserve"> </w:t>
-      </w:r>
-      <w:r>
-        <w:t xml:space="preserve">tara, birden çok</w:t>
-      </w:r>
-      <w:r>
-        <w:t xml:space="preserve"> </w:t>
-      </w:r>
-      <w:r>
-        <w:t xml:space="preserve">sinyal kullan (Demo 4).</w:t>
-      </w:r>
-    </w:p>
-    <w:p>
-      <w:r>
-        <w:pict>
-          <v:rect style="width:0;height:1.5pt" o:hralign="center" o:hrstd="t" o:hr="t"/>
-        </w:pict>
-      </w:r>
-    </w:p>
-    <w:bookmarkEnd w:id="71"/>
-    <w:bookmarkStart w:id="72" w:name="kendi-başına-çalış"/>
-    <w:p>
-      <w:pPr>
-        <w:pStyle w:val="Heading2"/>
-      </w:pPr>
-      <w:r>
-        <w:t xml:space="preserve">15. Kendi başına çalış</w:t>
-      </w:r>
-    </w:p>
-    <w:p>
-      <w:pPr>
-        <w:pStyle w:val="FirstParagraph"/>
-      </w:pPr>
-      <w:r>
-        <w:t xml:space="preserve">Bu alıştırmalar not verilmez; pekiştirme içindir. Hepsi kendi bilgisayarınızda,</w:t>
-      </w:r>
-      <w:r>
-        <w:t xml:space="preserve"> </w:t>
-      </w:r>
-      <w:r>
-        <w:rPr>
-          <w:rStyle w:val="VerbatimChar"/>
-        </w:rPr>
-        <w:t xml:space="preserve">code/week-06</w:t>
-      </w:r>
-      <w:r>
-        <w:t xml:space="preserve"> </w:t>
-      </w:r>
-      <w:r>
-        <w:t xml:space="preserve">demoları üzerinde yapılır.</w:t>
-      </w:r>
-    </w:p>
-    <w:p>
-      <w:pPr>
-        <w:pStyle w:val="BlockText"/>
-      </w:pPr>
-      <w:r>
-        <w:rPr>
-          <w:b/>
-          <w:bCs/>
-        </w:rPr>
-        <w:t xml:space="preserve">Alıştırma 1 — Kolay: Farklı baytı yamalayın</w:t>
-      </w:r>
-    </w:p>
-    <w:p>
-      <w:pPr>
-        <w:pStyle w:val="BlockText"/>
-      </w:pPr>
-      <w:r>
-        <w:t xml:space="preserve">Demo 1’de kopyanın</w:t>
-      </w:r>
-      <w:r>
-        <w:t xml:space="preserve"> </w:t>
-      </w:r>
-      <w:r>
-        <w:rPr>
-          <w:b/>
-          <w:bCs/>
-        </w:rPr>
-        <w:t xml:space="preserve">farklı</w:t>
-      </w:r>
-      <w:r>
-        <w:t xml:space="preserve"> </w:t>
-      </w:r>
-      <w:r>
-        <w:t xml:space="preserve">bir ofset baytını değiştirin. HMAC yine değişiyor mu? Neden (çığ etkisi)?</w:t>
-      </w:r>
-    </w:p>
-    <w:p>
-      <w:pPr>
-        <w:pStyle w:val="BlockText"/>
-      </w:pPr>
-      <w:r>
-        <w:rPr>
-          <w:b/>
-          <w:bCs/>
-        </w:rPr>
-        <w:t xml:space="preserve">Alıştırma 2 — Kolay: Altın değeri kurcalayın</w:t>
-      </w:r>
-    </w:p>
-    <w:p>
-      <w:pPr>
-        <w:pStyle w:val="BlockText"/>
-      </w:pPr>
-      <w:r>
-        <w:t xml:space="preserve">Demo 1’de</w:t>
-      </w:r>
-      <w:r>
-        <w:t xml:space="preserve"> </w:t>
-      </w:r>
-      <w:r>
-        <w:rPr>
-          <w:rStyle w:val="VerbatimChar"/>
-        </w:rPr>
-        <w:t xml:space="preserve">cikti/altin.hmac</w:t>
-      </w:r>
-      <w:r>
-        <w:t xml:space="preserve"> </w:t>
-      </w:r>
-      <w:r>
-        <w:t xml:space="preserve">dosyasını saldırgan gibi düzenleyin. Denetim artık neyi yakalayamaz? Bu,</w:t>
-      </w:r>
-      <w:r>
-        <w:t xml:space="preserve"> </w:t>
-      </w:r>
-      <w:r>
-        <w:t xml:space="preserve">“altın değer</w:t>
-      </w:r>
-      <w:r>
-        <w:t xml:space="preserve"> </w:t>
-      </w:r>
-      <w:r>
-        <w:t xml:space="preserve">nerede saklanmalı?”</w:t>
-      </w:r>
-      <w:r>
-        <w:t xml:space="preserve"> </w:t>
-      </w:r>
-      <w:r>
-        <w:t xml:space="preserve">sorusunu neden önemli kılar?</w:t>
-      </w:r>
-    </w:p>
-    <w:p>
-      <w:pPr>
-        <w:pStyle w:val="BlockText"/>
-      </w:pPr>
-      <w:r>
-        <w:rPr>
-          <w:b/>
-          <w:bCs/>
-        </w:rPr>
-        <w:t xml:space="preserve">Alıştırma 3 — Orta: gdb altında Demo 2</w:t>
-      </w:r>
-    </w:p>
-    <w:p>
-      <w:pPr>
-        <w:pStyle w:val="BlockText"/>
-      </w:pPr>
-      <w:r>
-        <w:t xml:space="preserve">Demo 2’yi</w:t>
-      </w:r>
-      <w:r>
-        <w:t xml:space="preserve"> </w:t>
-      </w:r>
-      <w:r>
-        <w:rPr>
-          <w:rStyle w:val="VerbatimChar"/>
-        </w:rPr>
-        <w:t xml:space="preserve">strace -f ./bin/linux/antidebug</w:t>
-      </w:r>
-      <w:r>
-        <w:t xml:space="preserve"> </w:t>
-      </w:r>
-      <w:r>
-        <w:t xml:space="preserve">ile çalıştırın. TracerPid ne oluyor? Ana sürecin adı ne? Hangi sinyaller</w:t>
-      </w:r>
-      <w:r>
-        <w:t xml:space="preserve"> </w:t>
-      </w:r>
-      <w:r>
-        <w:t xml:space="preserve">tetikleniyor?</w:t>
-      </w:r>
-    </w:p>
-    <w:p>
-      <w:pPr>
-        <w:pStyle w:val="BlockText"/>
-      </w:pPr>
-      <w:r>
-        <w:rPr>
-          <w:b/>
-          <w:bCs/>
-        </w:rPr>
-        <w:t xml:space="preserve">Alıştırma 4 — Orta: getenv’i de kancalayın</w:t>
-      </w:r>
-    </w:p>
-    <w:p>
-      <w:pPr>
-        <w:pStyle w:val="BlockText"/>
-      </w:pPr>
-      <w:r>
-        <w:t xml:space="preserve">Demo 4’ün</w:t>
-      </w:r>
-      <w:r>
-        <w:t xml:space="preserve"> </w:t>
-      </w:r>
-      <w:r>
-        <w:rPr>
-          <w:rStyle w:val="VerbatimChar"/>
-        </w:rPr>
-        <w:t xml:space="preserve">sahtekanca.c</w:t>
-      </w:r>
-      <w:r>
-        <w:t xml:space="preserve">’sine</w:t>
-      </w:r>
-      <w:r>
-        <w:t xml:space="preserve"> </w:t>
-      </w:r>
-      <w:r>
-        <w:rPr>
-          <w:rStyle w:val="VerbatimChar"/>
-        </w:rPr>
-        <w:t xml:space="preserve">getenv</w:t>
-      </w:r>
-      <w:r>
-        <w:t xml:space="preserve"> </w:t>
-      </w:r>
-      <w:r>
-        <w:t xml:space="preserve">ekleyin. Hangi sinyal kör oluyor, hangisi hâlâ yakalıyor? (Etkinlik 1’in kod</w:t>
-      </w:r>
-      <w:r>
-        <w:t xml:space="preserve"> </w:t>
-      </w:r>
-      <w:r>
-        <w:t xml:space="preserve">hâli.)</w:t>
-      </w:r>
-    </w:p>
-    <w:p>
-      <w:pPr>
-        <w:pStyle w:val="BlockText"/>
-      </w:pPr>
-      <w:r>
-        <w:rPr>
-          <w:b/>
-          <w:bCs/>
-        </w:rPr>
-        <w:t xml:space="preserve">Alıştırma 5 — Orta: Zincire beşinci kontrol</w:t>
-      </w:r>
-    </w:p>
-    <w:p>
-      <w:pPr>
-        <w:pStyle w:val="BlockText"/>
-      </w:pPr>
-      <w:r>
-        <w:t xml:space="preserve">Demo 5’te</w:t>
-      </w:r>
-      <w:r>
-        <w:t xml:space="preserve"> </w:t>
-      </w:r>
-      <w:r>
-        <w:rPr>
-          <w:rStyle w:val="VerbatimChar"/>
-        </w:rPr>
-        <w:t xml:space="preserve">ASAMA</w:t>
-      </w:r>
-      <w:r>
-        <w:t xml:space="preserve">’yı 5 yapın ve iki kontrol noktası daha ekleyin. Zincir nasıl değişir? Normal akış hâlâ onaylanıyor</w:t>
-      </w:r>
-      <w:r>
-        <w:t xml:space="preserve"> </w:t>
-      </w:r>
-      <w:r>
-        <w:t xml:space="preserve">mu?</w:t>
-      </w:r>
-    </w:p>
-    <w:p>
-      <w:pPr>
-        <w:pStyle w:val="BlockText"/>
-      </w:pPr>
-      <w:r>
-        <w:rPr>
-          <w:b/>
-          <w:bCs/>
-        </w:rPr>
-        <w:t xml:space="preserve">Alıştırma 6 — Orta: Karşılıklı doğrulama</w:t>
-      </w:r>
-    </w:p>
-    <w:p>
-      <w:pPr>
-        <w:pStyle w:val="BlockText"/>
-      </w:pPr>
-      <w:r>
-        <w:t xml:space="preserve">Demo 6’yı genişletin: modül dosyası, native’in (kendi ikilinizin) HMAC’ini de taşısın; native modülü, modül de</w:t>
-      </w:r>
-      <w:r>
-        <w:t xml:space="preserve"> </w:t>
-      </w:r>
-      <w:r>
-        <w:t xml:space="preserve">native’i doğrulasın (K6). Saldırganın işi neden zorlaştı?</w:t>
-      </w:r>
-    </w:p>
-    <w:p>
-      <w:pPr>
-        <w:pStyle w:val="BlockText"/>
-      </w:pPr>
-      <w:r>
-        <w:rPr>
-          <w:b/>
-          <w:bCs/>
-        </w:rPr>
-        <w:t xml:space="preserve">Alıştırma 7 — Zor: Decoy’u ölçün</w:t>
-      </w:r>
-    </w:p>
-    <w:p>
-      <w:pPr>
-        <w:pStyle w:val="BlockText"/>
-      </w:pPr>
-      <w:r>
-        <w:t xml:space="preserve">Demo 8’de tamper senaryosunda dönen decoy’u iki kez çalıştırıp karşılaştırın. Aynı mı, farklı mı? Neden decoy’un</w:t>
-      </w:r>
-      <w:r>
-        <w:t xml:space="preserve"> </w:t>
-      </w:r>
-      <w:r>
-        <w:rPr>
-          <w:b/>
-          <w:bCs/>
-        </w:rPr>
-        <w:t xml:space="preserve">rastgele</w:t>
-      </w:r>
-      <w:r>
-        <w:t xml:space="preserve"> </w:t>
-      </w:r>
-      <w:r>
-        <w:t xml:space="preserve">(her seferinde farklı) olması, sabit bir</w:t>
-      </w:r>
-      <w:r>
-        <w:t xml:space="preserve"> </w:t>
-      </w:r>
-      <w:r>
-        <w:t xml:space="preserve">“hata değeri”</w:t>
-      </w:r>
-      <w:r>
-        <w:t xml:space="preserve">nden daha iyidir?</w:t>
-      </w:r>
-    </w:p>
-    <w:p>
-      <w:pPr>
-        <w:pStyle w:val="BlockText"/>
-      </w:pPr>
-      <w:r>
-        <w:rPr>
-          <w:b/>
-          <w:bCs/>
-        </w:rPr>
-        <w:t xml:space="preserve">Alıştırma 8 — Zor: Cihaz bağlamayı test edin</w:t>
-      </w:r>
-    </w:p>
-    <w:p>
-      <w:pPr>
-        <w:pStyle w:val="BlockText"/>
-      </w:pPr>
-      <w:r>
-        <w:t xml:space="preserve">Demo 8’de</w:t>
-      </w:r>
-      <w:r>
-        <w:t xml:space="preserve"> </w:t>
-      </w:r>
-      <w:r>
-        <w:rPr>
-          <w:rStyle w:val="VerbatimChar"/>
-        </w:rPr>
-        <w:t xml:space="preserve">baska-cihaz</w:t>
-      </w:r>
-      <w:r>
-        <w:t xml:space="preserve"> </w:t>
-      </w:r>
-      <w:r>
-        <w:t xml:space="preserve">modunda sırrı açmanın bir yolu var mı? Cihaz parmak izini değiştirmeden anahtarı türetmek</w:t>
-      </w:r>
-      <w:r>
-        <w:t xml:space="preserve"> </w:t>
-      </w:r>
-      <w:r>
-        <w:t xml:space="preserve">mümkün mü? Bu, çalınan bir veri dosyasını başka telefonda neden işe yaramaz kılar?</w:t>
-      </w:r>
-    </w:p>
-    <w:p>
-      <w:pPr>
-        <w:pStyle w:val="BlockText"/>
-      </w:pPr>
-      <w:r>
-        <w:rPr>
-          <w:b/>
-          <w:bCs/>
-        </w:rPr>
-        <w:t xml:space="preserve">Alıştırma 9 — Zor: Timing eşiği</w:t>
-      </w:r>
-    </w:p>
-    <w:p>
-      <w:pPr>
-        <w:pStyle w:val="BlockText"/>
-      </w:pPr>
-      <w:r>
-        <w:t xml:space="preserve">Demo 3’ün zamanlama ölçümünü Demo 2’deki gibi</w:t>
-      </w:r>
-      <w:r>
-        <w:t xml:space="preserve"> </w:t>
-      </w:r>
-      <w:r>
-        <w:rPr>
-          <w:rStyle w:val="VerbatimChar"/>
-        </w:rPr>
-        <w:t xml:space="preserve">gdb</w:t>
-      </w:r>
-      <w:r>
-        <w:t xml:space="preserve"> </w:t>
-      </w:r>
-      <w:r>
-        <w:t xml:space="preserve">altında (tek adımlı) çalıştırın. Süre nasıl değişiyor? Güvenilir</w:t>
-      </w:r>
-      <w:r>
-        <w:t xml:space="preserve"> </w:t>
-      </w:r>
-      <w:r>
-        <w:t xml:space="preserve">bir eşik koymak neden zordur (makineye/yüke bağımlılık)?</w:t>
-      </w:r>
-    </w:p>
-    <w:p>
-      <w:pPr>
-        <w:pStyle w:val="BlockText"/>
-      </w:pPr>
-      <w:r>
-        <w:rPr>
-          <w:b/>
-          <w:bCs/>
-        </w:rPr>
-        <w:t xml:space="preserve">Alıştırma 10 — Orta: RASP’i varlığa göre ölçekleyin</w:t>
-      </w:r>
-    </w:p>
-    <w:p>
-      <w:pPr>
-        <w:pStyle w:val="BlockText"/>
-      </w:pPr>
-      <w:r>
-        <w:t xml:space="preserve">Projenizde hangi işlemler RASP’i hak ediyor (ödeme, anahtar kullanımı) ve hangileri gereksiz (yerel ayar okuma)?</w:t>
-      </w:r>
-      <w:r>
-        <w:t xml:space="preserve"> </w:t>
-      </w:r>
-      <w:r>
-        <w:t xml:space="preserve">Neden her fonksiyona RASP koymak kötü bir fikirdir?</w:t>
-      </w:r>
-    </w:p>
-    <w:p>
-      <w:r>
-        <w:pict>
-          <v:rect style="width:0;height:1.5pt" o:hralign="center" o:hrstd="t" o:hr="t"/>
-        </w:pict>
-      </w:r>
-    </w:p>
-    <w:bookmarkEnd w:id="72"/>
-    <w:bookmarkStart w:id="73" w:name="kendini-sınama"/>
-    <w:p>
-      <w:pPr>
-        <w:pStyle w:val="Heading2"/>
-      </w:pPr>
-      <w:r>
-        <w:t xml:space="preserve">16. Kendini sınama</w:t>
-      </w:r>
-    </w:p>
-    <w:p>
-      <w:pPr>
-        <w:pStyle w:val="BlockText"/>
-      </w:pPr>
-      <w:r>
-        <w:rPr>
-          <w:b/>
-          <w:bCs/>
-        </w:rPr>
-        <w:t xml:space="preserve">1. RASP nedir? WAF’tan farkı?</w:t>
-      </w:r>
-    </w:p>
-    <w:p>
-      <w:pPr>
-        <w:pStyle w:val="BlockText"/>
-      </w:pPr>
-      <w:r>
-        <w:t xml:space="preserve">Uygulamanın içine gömülü, çalışma zamanında kendini izleyen koruma. WAF uygulamanın</w:t>
-      </w:r>
-      <w:r>
-        <w:t xml:space="preserve"> </w:t>
-      </w:r>
-      <w:r>
-        <w:rPr>
-          <w:b/>
-          <w:bCs/>
-        </w:rPr>
-        <w:t xml:space="preserve">önünde</w:t>
-      </w:r>
-      <w:r>
-        <w:t xml:space="preserve"> </w:t>
-      </w:r>
-      <w:r>
-        <w:t xml:space="preserve">gelen istekleri süzer;</w:t>
-      </w:r>
-      <w:r>
-        <w:t xml:space="preserve"> </w:t>
-      </w:r>
-      <w:r>
-        <w:t xml:space="preserve">RASP uygulamanın</w:t>
-      </w:r>
-      <w:r>
-        <w:t xml:space="preserve"> </w:t>
-      </w:r>
-      <w:r>
-        <w:rPr>
-          <w:b/>
-          <w:bCs/>
-        </w:rPr>
-        <w:t xml:space="preserve">içinde</w:t>
-      </w:r>
-      <w:r>
-        <w:t xml:space="preserve"> </w:t>
-      </w:r>
-      <w:r>
-        <w:t xml:space="preserve">kendi bütünlüğünü, belleğini ve ortamını izler.</w:t>
-      </w:r>
-    </w:p>
-    <w:p>
-      <w:pPr>
-        <w:pStyle w:val="BlockText"/>
-      </w:pPr>
-      <w:r>
-        <w:rPr>
-          <w:b/>
-          <w:bCs/>
-        </w:rPr>
-        <w:t xml:space="preserve">2. Algılama → savunma → caydırma üçlüsünü açıklayın.</w:t>
-      </w:r>
-    </w:p>
-    <w:p>
-      <w:pPr>
-        <w:pStyle w:val="BlockText"/>
-      </w:pPr>
-      <w:r>
-        <w:t xml:space="preserve">Algılama: bir şeyin yanlış olduğunu anlamak (yama, debugger, kanca, root). Savunma: anlamlı yanıt (fail-closed, sil,</w:t>
-      </w:r>
-      <w:r>
-        <w:t xml:space="preserve"> </w:t>
-      </w:r>
-      <w:r>
-        <w:t xml:space="preserve">cihaza bağla). Caydırma: saldırıyı pahalılaştırmak (decoy, gecikme, telemetri).</w:t>
-      </w:r>
-    </w:p>
-    <w:p>
-      <w:pPr>
-        <w:pStyle w:val="BlockText"/>
-      </w:pPr>
-      <w:r>
-        <w:rPr>
-          <w:b/>
-          <w:bCs/>
-        </w:rPr>
-        <w:t xml:space="preserve">3. MATE saldırgan modeli nedir?</w:t>
-      </w:r>
-    </w:p>
-    <w:p>
-      <w:pPr>
-        <w:pStyle w:val="BlockText"/>
-      </w:pPr>
-      <w:r>
-        <w:t xml:space="preserve">“Man-At-The-End”</w:t>
-      </w:r>
-      <w:r>
-        <w:t xml:space="preserve">: saldırgan uygulamanın çalıştığı uç noktanın sahibidir; belleği okuyabilir, kodu değiştirebilir,</w:t>
-      </w:r>
-      <w:r>
-        <w:t xml:space="preserve"> </w:t>
-      </w:r>
-      <w:r>
-        <w:t xml:space="preserve">hata ayıklayıcı bağlayabilir. Beyaz kutu (Hafta 11) ile aynı varsayım.</w:t>
-      </w:r>
-    </w:p>
-    <w:p>
-      <w:pPr>
-        <w:pStyle w:val="BlockText"/>
-      </w:pPr>
-      <w:r>
-        <w:rPr>
-          <w:b/>
-          <w:bCs/>
-        </w:rPr>
-        <w:t xml:space="preserve">4. Self-hashing nedir? Neden CRC değil HMAC?</w:t>
-      </w:r>
-    </w:p>
-    <w:p>
-      <w:pPr>
-        <w:pStyle w:val="BlockText"/>
-      </w:pPr>
-      <w:r>
-        <w:t xml:space="preserve">Uygulamanın kendi kod/dosyasının özetini çalışma zamanında hesaplayıp altın değerle karşılaştırması. CRC</w:t>
-      </w:r>
-      <w:r>
-        <w:t xml:space="preserve"> </w:t>
-      </w:r>
-      <w:r>
-        <w:t xml:space="preserve">kriptografik değildir (saldırgan eşler); HMAC için gizli anahtar gerekir.</w:t>
-      </w:r>
-    </w:p>
-    <w:p>
-      <w:pPr>
-        <w:pStyle w:val="BlockText"/>
-      </w:pPr>
-      <w:r>
-        <w:rPr>
-          <w:b/>
-          <w:bCs/>
-        </w:rPr>
-        <w:t xml:space="preserve">5. Bütünlük denetimi tek başına neden yetmez?</w:t>
-      </w:r>
-    </w:p>
-    <w:p>
-      <w:pPr>
-        <w:pStyle w:val="BlockText"/>
-      </w:pPr>
-      <w:r>
-        <w:t xml:space="preserve">Denetleyicinin kendisi de yamalanabilir. Çözüm: örtüşen denetleyiciler, sonucu veri bağımlılığı yapmak, sunucu</w:t>
-      </w:r>
-      <w:r>
-        <w:t xml:space="preserve"> </w:t>
-      </w:r>
-      <w:r>
-        <w:t xml:space="preserve">attestation.</w:t>
-      </w:r>
-    </w:p>
-    <w:p>
-      <w:pPr>
-        <w:pStyle w:val="BlockText"/>
-      </w:pPr>
-      <w:r>
-        <w:rPr>
-          <w:b/>
-          <w:bCs/>
-        </w:rPr>
-        <w:t xml:space="preserve">6. Linux’ta ve Windows’ta bir hata ayıklayıcı nasıl algılanır?</w:t>
-      </w:r>
-    </w:p>
-    <w:p>
-      <w:pPr>
-        <w:pStyle w:val="BlockText"/>
-      </w:pPr>
-      <w:r>
-        <w:t xml:space="preserve">Linux:</w:t>
-      </w:r>
-      <w:r>
-        <w:t xml:space="preserve"> </w:t>
-      </w:r>
-      <w:r>
-        <w:rPr>
-          <w:rStyle w:val="VerbatimChar"/>
-        </w:rPr>
-        <w:t xml:space="preserve">/proc/self/status</w:t>
-      </w:r>
-      <w:r>
-        <w:t xml:space="preserve"> </w:t>
-      </w:r>
-      <w:r>
-        <w:t xml:space="preserve">TracerPid (&gt;0). Windows: IsDebuggerPresent (PEB BeingDebugged), CheckRemoteDebuggerPresent,</w:t>
-      </w:r>
-      <w:r>
-        <w:t xml:space="preserve"> </w:t>
-      </w:r>
-      <w:r>
-        <w:t xml:space="preserve">PEB NtGlobalFlag.</w:t>
-      </w:r>
-    </w:p>
-    <w:p>
-      <w:pPr>
-        <w:pStyle w:val="BlockText"/>
-      </w:pPr>
-      <w:r>
-        <w:rPr>
-          <w:b/>
-          <w:bCs/>
-        </w:rPr>
-        <w:t xml:space="preserve">7. Hipervizör biti neden zayıf bir sinyaldir?</w:t>
-      </w:r>
-    </w:p>
-    <w:p>
-      <w:pPr>
-        <w:pStyle w:val="BlockText"/>
-      </w:pPr>
-      <w:r>
-        <w:t xml:space="preserve">WSL2/Hyper-V/VBS yüzünden çoğu meşru makine hipervizör bildirir; tek başına</w:t>
-      </w:r>
-      <w:r>
-        <w:t xml:space="preserve"> </w:t>
-      </w:r>
-      <w:r>
-        <w:t xml:space="preserve">“analiz ortamı”</w:t>
-      </w:r>
-      <w:r>
-        <w:t xml:space="preserve"> </w:t>
-      </w:r>
-      <w:r>
-        <w:t xml:space="preserve">demek değildir. Yanlış</w:t>
-      </w:r>
-      <w:r>
-        <w:t xml:space="preserve"> </w:t>
-      </w:r>
-      <w:r>
-        <w:t xml:space="preserve">pozitif riski yüksek.</w:t>
-      </w:r>
-    </w:p>
-    <w:p>
-      <w:pPr>
-        <w:pStyle w:val="BlockText"/>
-      </w:pPr>
-      <w:r>
-        <w:rPr>
-          <w:b/>
-          <w:bCs/>
-        </w:rPr>
-        <w:t xml:space="preserve">8. LD_PRELOAD kancası nasıl algılanır?</w:t>
-      </w:r>
-    </w:p>
-    <w:p>
-      <w:pPr>
-        <w:pStyle w:val="BlockText"/>
-      </w:pPr>
-      <w:r>
-        <w:t xml:space="preserve">Kritik fonksiyonun</w:t>
-      </w:r>
-      <w:r>
-        <w:t xml:space="preserve"> </w:t>
-      </w:r>
-      <w:r>
-        <w:rPr>
-          <w:b/>
-          <w:bCs/>
-        </w:rPr>
-        <w:t xml:space="preserve">kaynağını</w:t>
-      </w:r>
-      <w:r>
-        <w:t xml:space="preserve"> </w:t>
-      </w:r>
-      <w:r>
-        <w:t xml:space="preserve">doğrulayarak:</w:t>
-      </w:r>
-      <w:r>
-        <w:t xml:space="preserve"> </w:t>
-      </w:r>
-      <w:r>
-        <w:rPr>
-          <w:rStyle w:val="VerbatimChar"/>
-        </w:rPr>
-        <w:t xml:space="preserve">dlsym(RTLD_DEFAULT)</w:t>
-      </w:r>
-      <w:r>
-        <w:t xml:space="preserve">+</w:t>
-      </w:r>
-      <w:r>
-        <w:rPr>
-          <w:rStyle w:val="VerbatimChar"/>
-        </w:rPr>
-        <w:t xml:space="preserve">dladdr</w:t>
-      </w:r>
-      <w:r>
-        <w:t xml:space="preserve"> </w:t>
-      </w:r>
-      <w:r>
-        <w:t xml:space="preserve">ile fonksiyonu sağlayan</w:t>
-      </w:r>
-      <w:r>
-        <w:t xml:space="preserve"> </w:t>
-      </w:r>
-      <w:r>
-        <w:rPr>
-          <w:rStyle w:val="VerbatimChar"/>
-        </w:rPr>
-        <w:t xml:space="preserve">.so</w:t>
-      </w:r>
-      <w:r>
-        <w:t xml:space="preserve">’ya bak;</w:t>
-      </w:r>
-      <w:r>
-        <w:t xml:space="preserve"> </w:t>
-      </w:r>
-      <w:r>
-        <w:t xml:space="preserve">libc/vDSO/ld dışı bir modülse kanca vardır.</w:t>
-      </w:r>
-      <w:r>
-        <w:t xml:space="preserve"> </w:t>
-      </w:r>
-      <w:r>
-        <w:rPr>
-          <w:rStyle w:val="VerbatimChar"/>
-        </w:rPr>
-        <w:t xml:space="preserve">getenv(LD_PRELOAD)</w:t>
-      </w:r>
-      <w:r>
-        <w:t xml:space="preserve"> </w:t>
-      </w:r>
-      <w:r>
-        <w:t xml:space="preserve">tek başına zayıftır.</w:t>
-      </w:r>
-    </w:p>
-    <w:p>
-      <w:pPr>
-        <w:pStyle w:val="BlockText"/>
-      </w:pPr>
-      <w:r>
-        <w:rPr>
-          <w:b/>
-          <w:bCs/>
-        </w:rPr>
-        <w:t xml:space="preserve">9. Root/jailbreak göstergeleri neden ’kanıt değil, sinyal’dir?</w:t>
-      </w:r>
-    </w:p>
-    <w:p>
-      <w:pPr>
-        <w:pStyle w:val="BlockText"/>
-      </w:pPr>
-      <w:r>
-        <w:t xml:space="preserve">Kolayca sahtelenir (Magisk Hide); ayrıca meşru root kullanıcıları engelleyebilir. Modern yol: platform attestation</w:t>
-      </w:r>
-      <w:r>
-        <w:t xml:space="preserve"> </w:t>
-      </w:r>
-      <w:r>
-        <w:t xml:space="preserve">(sunucu tarafı, nonce’lu).</w:t>
-      </w:r>
-    </w:p>
-    <w:p>
-      <w:pPr>
-        <w:pStyle w:val="BlockText"/>
-      </w:pPr>
-      <w:r>
-        <w:rPr>
-          <w:b/>
-          <w:bCs/>
-        </w:rPr>
-        <w:t xml:space="preserve">10. APK imza doğrulaması neyi engeller? C’deki karşılığı?</w:t>
-      </w:r>
-    </w:p>
-    <w:p>
-      <w:pPr>
-        <w:pStyle w:val="BlockText"/>
-      </w:pPr>
-      <w:r>
-        <w:t xml:space="preserve">Yeniden paketlemeyi (repackaging): değiştirilmiş uygulama orijinal imzayı taşıyamaz. C’de karşılığı: bir bileşeni</w:t>
-      </w:r>
-      <w:r>
-        <w:t xml:space="preserve"> </w:t>
-      </w:r>
-      <w:r>
-        <w:t xml:space="preserve">yüklemeden önce HMAC/imza ile doğrulamak (Demo 6).</w:t>
-      </w:r>
-    </w:p>
-    <w:p>
-      <w:pPr>
-        <w:pStyle w:val="BlockText"/>
-      </w:pPr>
-      <w:r>
-        <w:rPr>
-          <w:b/>
-          <w:bCs/>
-        </w:rPr>
-        <w:t xml:space="preserve">11. Kontrol akışı sayacı neyi çözer?</w:t>
-      </w:r>
-    </w:p>
-    <w:p>
-      <w:pPr>
-        <w:pStyle w:val="BlockText"/>
-      </w:pPr>
-      <w:r>
-        <w:t xml:space="preserve">Tek bir</w:t>
-      </w:r>
-      <w:r>
-        <w:t xml:space="preserve"> </w:t>
-      </w:r>
-      <w:r>
-        <w:rPr>
-          <w:rStyle w:val="VerbatimChar"/>
-        </w:rPr>
-        <w:t xml:space="preserve">if</w:t>
-      </w:r>
-      <w:r>
-        <w:t xml:space="preserve"> </w:t>
-      </w:r>
-      <w:r>
-        <w:t xml:space="preserve">kontrolünün yamalanıp atlanmasını. Kritik işlem doğru sonucu ancak bütün kontrollerden sırayla</w:t>
-      </w:r>
-      <w:r>
-        <w:t xml:space="preserve"> </w:t>
-      </w:r>
-      <w:r>
-        <w:t xml:space="preserve">geçilmişse (doğru anahtar zinciri) üretir.</w:t>
-      </w:r>
-    </w:p>
-    <w:p>
-      <w:pPr>
-        <w:pStyle w:val="BlockText"/>
-      </w:pPr>
-      <w:r>
-        <w:rPr>
-          <w:b/>
-          <w:bCs/>
-        </w:rPr>
-        <w:t xml:space="preserve">12. İyi bir tamper tepkisi neden hemen</w:t>
-      </w:r>
-      <w:r>
-        <w:rPr>
-          <w:b/>
-          <w:bCs/>
-        </w:rPr>
-        <w:t xml:space="preserve"> </w:t>
-      </w:r>
-      <w:r>
-        <w:rPr>
-          <w:rStyle w:val="VerbatimChar"/>
-          <w:b/>
-          <w:bCs/>
-        </w:rPr>
-        <w:t xml:space="preserve">exit()</w:t>
-      </w:r>
-      <w:r>
-        <w:rPr>
-          <w:b/>
-          <w:bCs/>
-        </w:rPr>
-        <w:t xml:space="preserve"> </w:t>
-      </w:r>
-      <w:r>
-        <w:rPr>
-          <w:b/>
-          <w:bCs/>
-        </w:rPr>
-        <w:t xml:space="preserve">değildir?</w:t>
-      </w:r>
-    </w:p>
-    <w:p>
-      <w:pPr>
-        <w:pStyle w:val="BlockText"/>
-      </w:pPr>
-      <w:r>
-        <w:t xml:space="preserve">Hemen çökmek saldırgana hangi kontrolün tetiklediğini söyler. İyi tepki: sil + decoy + gecikmeli/örtük + sunucuya</w:t>
-      </w:r>
-      <w:r>
-        <w:t xml:space="preserve"> </w:t>
-      </w:r>
-      <w:r>
-        <w:t xml:space="preserve">bildirim.</w:t>
-      </w:r>
-    </w:p>
-    <w:p>
-      <w:pPr>
-        <w:pStyle w:val="BlockText"/>
-      </w:pPr>
-      <w:r>
-        <w:rPr>
-          <w:b/>
-          <w:bCs/>
-        </w:rPr>
-        <w:t xml:space="preserve">13. Decoy (sahte) çıktı neden çökmekten iyidir?</w:t>
-      </w:r>
-    </w:p>
-    <w:p>
-      <w:pPr>
-        <w:pStyle w:val="BlockText"/>
-      </w:pPr>
-      <w:r>
-        <w:t xml:space="preserve">Saldırgan gerçek ile sahteyi kolayca ayırt edemez; hangi kontrolün tetiklediğini gizler; veri sızmaz.</w:t>
-      </w:r>
-    </w:p>
-    <w:p>
-      <w:pPr>
-        <w:pStyle w:val="BlockText"/>
-      </w:pPr>
-      <w:r>
-        <w:rPr>
-          <w:b/>
-          <w:bCs/>
-        </w:rPr>
-        <w:t xml:space="preserve">14. Cihaz bağlama RASP’e ne katar?</w:t>
-      </w:r>
-    </w:p>
-    <w:p>
-      <w:pPr>
-        <w:pStyle w:val="BlockText"/>
-      </w:pPr>
-      <w:r>
-        <w:t xml:space="preserve">Anahtarlar/dosyalar kopyalansa bile başka cihazda açılamaz (klonlamaya karşı). HKDF(cihaz parmak izi)+AES-GCM ile</w:t>
-      </w:r>
-      <w:r>
-        <w:t xml:space="preserve"> </w:t>
-      </w:r>
-      <w:r>
-        <w:t xml:space="preserve">kurulur; Hafta 3 güvenlik kabuğunun en iç katmanı.</w:t>
-      </w:r>
-    </w:p>
-    <w:p>
-      <w:pPr>
-        <w:pStyle w:val="BlockText"/>
-      </w:pPr>
-      <w:r>
-        <w:rPr>
-          <w:b/>
-          <w:bCs/>
-        </w:rPr>
-        <w:t xml:space="preserve">15. RASP kırılmaz mıdır? Öyleyse neden kullanılır?</w:t>
-      </w:r>
-    </w:p>
-    <w:p>
-      <w:pPr>
-        <w:pStyle w:val="BlockText"/>
-      </w:pPr>
-      <w:r>
-        <w:t xml:space="preserve">Cihazın sahibi saldırgansa nihai olarak kırılabilir. Amaç kırılmazlık değil; saldırıyı pahalı, ölçeklenemez ve</w:t>
-      </w:r>
-      <w:r>
-        <w:t xml:space="preserve"> </w:t>
-      </w:r>
-      <w:r>
-        <w:t xml:space="preserve">gürültülü kılmak + sunucu tarafı denetimle birleştirmek.</w:t>
-      </w:r>
-    </w:p>
-    <w:p>
-      <w:pPr>
-        <w:pStyle w:val="BlockText"/>
-      </w:pPr>
-      <w:r>
-        <w:rPr>
-          <w:b/>
-          <w:bCs/>
-        </w:rPr>
-        <w:t xml:space="preserve">16. RASP’i her fonksiyona koymak neden kötü fikir?</w:t>
-      </w:r>
-    </w:p>
-    <w:p>
-      <w:pPr>
-        <w:pStyle w:val="BlockText"/>
-      </w:pPr>
-      <w:r>
-        <w:t xml:space="preserve">Maliyet (CPU, batarya, yanlış pozitif, karmaşıklık) getirir. Korumayı varlığın değerine göre ölçekleyin: kritik</w:t>
-      </w:r>
-      <w:r>
-        <w:t xml:space="preserve"> </w:t>
-      </w:r>
-      <w:r>
-        <w:t xml:space="preserve">işlemlere (ödeme, anahtar) koyun.</w:t>
-      </w:r>
-    </w:p>
-    <w:p>
-      <w:r>
-        <w:pict>
-          <v:rect style="width:0;height:1.5pt" o:hralign="center" o:hrstd="t" o:hr="t"/>
-        </w:pict>
-      </w:r>
-    </w:p>
-    <w:bookmarkEnd w:id="73"/>
-    <w:bookmarkStart w:id="74" w:name="quiz-1-tarzı-örnek-sorular"/>
-    <w:p>
-      <w:pPr>
-        <w:pStyle w:val="Heading2"/>
-      </w:pPr>
-      <w:r>
-        <w:t xml:space="preserve">17. Quiz-1 tarzı örnek sorular</w:t>
-      </w:r>
-    </w:p>
-    <w:p>
-      <w:pPr>
-        <w:pStyle w:val="BlockText"/>
-      </w:pPr>
-      <w:r>
-        <w:rPr>
-          <w:b/>
-          <w:bCs/>
-        </w:rPr>
-        <w:t xml:space="preserve">Quiz-1 (8. hafta) 1–6. haftaları kapsar; bu tarz kısa soru + kod okuma içerir</w:t>
+        <w:t xml:space="preserve">S10 — RASP algılama envanteri:</w:t>
+      </w:r>
+      <w:r>
+        <w:t xml:space="preserve"> </w:t>
+      </w:r>
+      <w:r>
+        <w:t xml:space="preserve">Projenizdeki her kritik işlem için hangi RASP kontrollerini (bütünlük,</w:t>
+      </w:r>
+      <w:r>
+        <w:t xml:space="preserve"> </w:t>
+      </w:r>
+      <w:r>
+        <w:t xml:space="preserve">anti-debug, ortam, kanca, root, imza) uyguladığınızı, her birinin</w:t>
+      </w:r>
+      <w:r>
+        <w:t xml:space="preserve"> </w:t>
+      </w:r>
+      <w:r>
+        <w:rPr>
+          <w:b/>
+          <w:bCs/>
+        </w:rPr>
+        <w:t xml:space="preserve">neyi</w:t>
+      </w:r>
+      <w:r>
+        <w:t xml:space="preserve"> </w:t>
+      </w:r>
+      <w:r>
+        <w:t xml:space="preserve">algıladığını ve</w:t>
+      </w:r>
+      <w:r>
+        <w:t xml:space="preserve"> </w:t>
+      </w:r>
+      <w:r>
+        <w:rPr>
+          <w:b/>
+          <w:bCs/>
+        </w:rPr>
+        <w:t xml:space="preserve">nasıl atlatılabildiğini</w:t>
+      </w:r>
+      <w:r>
+        <w:t xml:space="preserve"> </w:t>
+      </w:r>
+      <w:r>
+        <w:t xml:space="preserve">tabloya dökün.</w:t>
       </w:r>
     </w:p>
     <w:p>
@@ -16353,6 +13904,2659 @@
         </w:numPr>
       </w:pPr>
       <w:r>
+        <w:rPr>
+          <w:b/>
+          <w:bCs/>
+        </w:rPr>
+        <w:t xml:space="preserve">S10 — Tepki politikası:</w:t>
+      </w:r>
+      <w:r>
+        <w:t xml:space="preserve"> </w:t>
+      </w:r>
+      <w:r>
+        <w:t xml:space="preserve">Tamper algılandığında ne olacağını yazın: hangi sır silinir, fail-closed mı, decoy mu,</w:t>
+      </w:r>
+      <w:r>
+        <w:t xml:space="preserve"> </w:t>
+      </w:r>
+      <w:r>
+        <w:t xml:space="preserve">cihaz/sürüm bağlama var mı, sunucuya bildirim var mı.</w:t>
+      </w:r>
+    </w:p>
+    <w:p>
+      <w:pPr>
+        <w:pStyle w:val="FirstParagraph"/>
+      </w:pPr>
+      <w:r>
+        <w:rPr>
+          <w:b/>
+          <w:bCs/>
+        </w:rPr>
+        <w:t xml:space="preserve">S10 RASP envanteri sablonu</w:t>
+      </w:r>
+    </w:p>
+    <w:p>
+      <w:pPr>
+        <w:pStyle w:val="SourceCode"/>
+      </w:pPr>
+      <w:r>
+        <w:rPr>
+          <w:rStyle w:val="PreprocessorTok"/>
+        </w:rPr>
+        <w:t xml:space="preserve">|</w:t>
+      </w:r>
+      <w:r>
+        <w:rPr>
+          <w:rStyle w:val="NormalTok"/>
+        </w:rPr>
+        <w:t xml:space="preserve"> Kontrol            </w:t>
+      </w:r>
+      <w:r>
+        <w:rPr>
+          <w:rStyle w:val="PreprocessorTok"/>
+        </w:rPr>
+        <w:t xml:space="preserve">|</w:t>
+      </w:r>
+      <w:r>
+        <w:rPr>
+          <w:rStyle w:val="NormalTok"/>
+        </w:rPr>
+        <w:t xml:space="preserve"> Neyi algilar        </w:t>
+      </w:r>
+      <w:r>
+        <w:rPr>
+          <w:rStyle w:val="PreprocessorTok"/>
+        </w:rPr>
+        <w:t xml:space="preserve">|</w:t>
+      </w:r>
+      <w:r>
+        <w:rPr>
+          <w:rStyle w:val="NormalTok"/>
+        </w:rPr>
+        <w:t xml:space="preserve"> Nasil atlatilir      </w:t>
+      </w:r>
+      <w:r>
+        <w:rPr>
+          <w:rStyle w:val="PreprocessorTok"/>
+        </w:rPr>
+        <w:t xml:space="preserve">|</w:t>
+      </w:r>
+      <w:r>
+        <w:rPr>
+          <w:rStyle w:val="NormalTok"/>
+        </w:rPr>
+        <w:t xml:space="preserve"> Guclendirme        </w:t>
+      </w:r>
+      <w:r>
+        <w:rPr>
+          <w:rStyle w:val="PreprocessorTok"/>
+        </w:rPr>
+        <w:t xml:space="preserve">|</w:t>
+      </w:r>
+      <w:r>
+        <w:br/>
+      </w:r>
+      <w:r>
+        <w:rPr>
+          <w:rStyle w:val="PreprocessorTok"/>
+        </w:rPr>
+        <w:t xml:space="preserve">| ------------------</w:t>
+      </w:r>
+      <w:r>
+        <w:rPr>
+          <w:rStyle w:val="NormalTok"/>
+        </w:rPr>
+        <w:t xml:space="preserve"> </w:t>
+      </w:r>
+      <w:r>
+        <w:rPr>
+          <w:rStyle w:val="PreprocessorTok"/>
+        </w:rPr>
+        <w:t xml:space="preserve">| -------------------</w:t>
+      </w:r>
+      <w:r>
+        <w:rPr>
+          <w:rStyle w:val="NormalTok"/>
+        </w:rPr>
+        <w:t xml:space="preserve"> </w:t>
+      </w:r>
+      <w:r>
+        <w:rPr>
+          <w:rStyle w:val="PreprocessorTok"/>
+        </w:rPr>
+        <w:t xml:space="preserve">| --------------------</w:t>
+      </w:r>
+      <w:r>
+        <w:rPr>
+          <w:rStyle w:val="NormalTok"/>
+        </w:rPr>
+        <w:t xml:space="preserve"> </w:t>
+      </w:r>
+      <w:r>
+        <w:rPr>
+          <w:rStyle w:val="PreprocessorTok"/>
+        </w:rPr>
+        <w:t xml:space="preserve">| ------------------</w:t>
+      </w:r>
+      <w:r>
+        <w:rPr>
+          <w:rStyle w:val="NormalTok"/>
+        </w:rPr>
+        <w:t xml:space="preserve"> </w:t>
+      </w:r>
+      <w:r>
+        <w:rPr>
+          <w:rStyle w:val="PreprocessorTok"/>
+        </w:rPr>
+        <w:t xml:space="preserve">|</w:t>
+      </w:r>
+      <w:r>
+        <w:br/>
+      </w:r>
+      <w:r>
+        <w:rPr>
+          <w:rStyle w:val="PreprocessorTok"/>
+        </w:rPr>
+        <w:t xml:space="preserve">|</w:t>
+      </w:r>
+      <w:r>
+        <w:rPr>
+          <w:rStyle w:val="NormalTok"/>
+        </w:rPr>
+        <w:t xml:space="preserve"> Butunluk (HMAC)    </w:t>
+      </w:r>
+      <w:r>
+        <w:rPr>
+          <w:rStyle w:val="PreprocessorTok"/>
+        </w:rPr>
+        <w:t xml:space="preserve">|</w:t>
+      </w:r>
+      <w:r>
+        <w:rPr>
+          <w:rStyle w:val="NormalTok"/>
+        </w:rPr>
+        <w:t xml:space="preserve"> Ikili yama          </w:t>
+      </w:r>
+      <w:r>
+        <w:rPr>
+          <w:rStyle w:val="PreprocessorTok"/>
+        </w:rPr>
+        <w:t xml:space="preserve">|</w:t>
+      </w:r>
+      <w:r>
+        <w:rPr>
+          <w:rStyle w:val="NormalTok"/>
+        </w:rPr>
+        <w:t xml:space="preserve"> Checker yamalanir    </w:t>
+      </w:r>
+      <w:r>
+        <w:rPr>
+          <w:rStyle w:val="PreprocessorTok"/>
+        </w:rPr>
+        <w:t xml:space="preserve">|</w:t>
+      </w:r>
+      <w:r>
+        <w:rPr>
+          <w:rStyle w:val="NormalTok"/>
+        </w:rPr>
+        <w:t xml:space="preserve"> Ortusen denetleyici</w:t>
+      </w:r>
+      <w:r>
+        <w:rPr>
+          <w:rStyle w:val="PreprocessorTok"/>
+        </w:rPr>
+        <w:t xml:space="preserve">|</w:t>
+      </w:r>
+      <w:r>
+        <w:br/>
+      </w:r>
+      <w:r>
+        <w:rPr>
+          <w:rStyle w:val="PreprocessorTok"/>
+        </w:rPr>
+        <w:t xml:space="preserve">|</w:t>
+      </w:r>
+      <w:r>
+        <w:rPr>
+          <w:rStyle w:val="NormalTok"/>
+        </w:rPr>
+        <w:t xml:space="preserve"> Anti-debug         </w:t>
+      </w:r>
+      <w:r>
+        <w:rPr>
+          <w:rStyle w:val="PreprocessorTok"/>
+        </w:rPr>
+        <w:t xml:space="preserve">|</w:t>
+      </w:r>
+      <w:r>
+        <w:rPr>
+          <w:rStyle w:val="NormalTok"/>
+        </w:rPr>
+        <w:t xml:space="preserve"> Hata ayiklayici     </w:t>
+      </w:r>
+      <w:r>
+        <w:rPr>
+          <w:rStyle w:val="PreprocessorTok"/>
+        </w:rPr>
+        <w:t xml:space="preserve">|</w:t>
+      </w:r>
+      <w:r>
+        <w:rPr>
+          <w:rStyle w:val="NormalTok"/>
+        </w:rPr>
+        <w:t xml:space="preserve"> ptrace no-op / yama  </w:t>
+      </w:r>
+      <w:r>
+        <w:rPr>
+          <w:rStyle w:val="PreprocessorTok"/>
+        </w:rPr>
+        <w:t xml:space="preserve">|</w:t>
+      </w:r>
+      <w:r>
+        <w:rPr>
+          <w:rStyle w:val="NormalTok"/>
+        </w:rPr>
+        <w:t xml:space="preserve"> Coklu sinyal+sayac </w:t>
+      </w:r>
+      <w:r>
+        <w:rPr>
+          <w:rStyle w:val="PreprocessorTok"/>
+        </w:rPr>
+        <w:t xml:space="preserve">|</w:t>
+      </w:r>
+      <w:r>
+        <w:br/>
+      </w:r>
+      <w:r>
+        <w:rPr>
+          <w:rStyle w:val="PreprocessorTok"/>
+        </w:rPr>
+        <w:t xml:space="preserve">|</w:t>
+      </w:r>
+      <w:r>
+        <w:rPr>
+          <w:rStyle w:val="NormalTok"/>
+        </w:rPr>
+        <w:t xml:space="preserve"> Kanca algilama     </w:t>
+      </w:r>
+      <w:r>
+        <w:rPr>
+          <w:rStyle w:val="PreprocessorTok"/>
+        </w:rPr>
+        <w:t xml:space="preserve">|</w:t>
+      </w:r>
+      <w:r>
+        <w:rPr>
+          <w:rStyle w:val="NormalTok"/>
+        </w:rPr>
+        <w:t xml:space="preserve"> LD_PRELOAD/Frida    </w:t>
+      </w:r>
+      <w:r>
+        <w:rPr>
+          <w:rStyle w:val="PreprocessorTok"/>
+        </w:rPr>
+        <w:t xml:space="preserve">|</w:t>
+      </w:r>
+      <w:r>
+        <w:rPr>
+          <w:rStyle w:val="NormalTok"/>
+        </w:rPr>
+        <w:t xml:space="preserve"> maps gizleme         </w:t>
+      </w:r>
+      <w:r>
+        <w:rPr>
+          <w:rStyle w:val="PreprocessorTok"/>
+        </w:rPr>
+        <w:t xml:space="preserve">|</w:t>
+      </w:r>
+      <w:r>
+        <w:rPr>
+          <w:rStyle w:val="NormalTok"/>
+        </w:rPr>
+        <w:t xml:space="preserve"> dladdr + maps      </w:t>
+      </w:r>
+      <w:r>
+        <w:rPr>
+          <w:rStyle w:val="PreprocessorTok"/>
+        </w:rPr>
+        <w:t xml:space="preserve">|</w:t>
+      </w:r>
+      <w:r>
+        <w:br/>
+      </w:r>
+      <w:r>
+        <w:rPr>
+          <w:rStyle w:val="PreprocessorTok"/>
+        </w:rPr>
+        <w:t xml:space="preserve">|</w:t>
+      </w:r>
+      <w:r>
+        <w:rPr>
+          <w:rStyle w:val="NormalTok"/>
+        </w:rPr>
+        <w:t xml:space="preserve"> Cihaz baglama      </w:t>
+      </w:r>
+      <w:r>
+        <w:rPr>
+          <w:rStyle w:val="PreprocessorTok"/>
+        </w:rPr>
+        <w:t xml:space="preserve">|</w:t>
+      </w:r>
+      <w:r>
+        <w:rPr>
+          <w:rStyle w:val="NormalTok"/>
+        </w:rPr>
+        <w:t xml:space="preserve"> Klonlama            </w:t>
+      </w:r>
+      <w:r>
+        <w:rPr>
+          <w:rStyle w:val="PreprocessorTok"/>
+        </w:rPr>
+        <w:t xml:space="preserve">|</w:t>
+      </w:r>
+      <w:r>
+        <w:rPr>
+          <w:rStyle w:val="NormalTok"/>
+        </w:rPr>
+        <w:t xml:space="preserve"> (cihaza bagli)       </w:t>
+      </w:r>
+      <w:r>
+        <w:rPr>
+          <w:rStyle w:val="PreprocessorTok"/>
+        </w:rPr>
+        <w:t xml:space="preserve">|</w:t>
+      </w:r>
+      <w:r>
+        <w:rPr>
+          <w:rStyle w:val="NormalTok"/>
+        </w:rPr>
+        <w:t xml:space="preserve"> HKDF + AES-GCM     </w:t>
+      </w:r>
+      <w:r>
+        <w:rPr>
+          <w:rStyle w:val="PreprocessorTok"/>
+        </w:rPr>
+        <w:t xml:space="preserve">|</w:t>
+      </w:r>
+    </w:p>
+    <w:p>
+      <w:pPr>
+        <w:pStyle w:val="FirstParagraph"/>
+      </w:pPr>
+      <w:r>
+        <w:rPr>
+          <w:b/>
+          <w:bCs/>
+        </w:rPr>
+        <w:t xml:space="preserve">S10 tepki politikasi sablonu</w:t>
+      </w:r>
+    </w:p>
+    <w:p>
+      <w:pPr>
+        <w:pStyle w:val="SourceCode"/>
+      </w:pPr>
+      <w:r>
+        <w:rPr>
+          <w:rStyle w:val="PreprocessorTok"/>
+        </w:rPr>
+        <w:t xml:space="preserve">|</w:t>
+      </w:r>
+      <w:r>
+        <w:rPr>
+          <w:rStyle w:val="NormalTok"/>
+        </w:rPr>
+        <w:t xml:space="preserve"> Tetikleyici        </w:t>
+      </w:r>
+      <w:r>
+        <w:rPr>
+          <w:rStyle w:val="PreprocessorTok"/>
+        </w:rPr>
+        <w:t xml:space="preserve">|</w:t>
+      </w:r>
+      <w:r>
+        <w:rPr>
+          <w:rStyle w:val="NormalTok"/>
+        </w:rPr>
+        <w:t xml:space="preserve"> Tepki                          </w:t>
+      </w:r>
+      <w:r>
+        <w:rPr>
+          <w:rStyle w:val="PreprocessorTok"/>
+        </w:rPr>
+        <w:t xml:space="preserve">|</w:t>
+      </w:r>
+      <w:r>
+        <w:rPr>
+          <w:rStyle w:val="NormalTok"/>
+        </w:rPr>
+        <w:t xml:space="preserve"> Bildirim         </w:t>
+      </w:r>
+      <w:r>
+        <w:rPr>
+          <w:rStyle w:val="PreprocessorTok"/>
+        </w:rPr>
+        <w:t xml:space="preserve">|</w:t>
+      </w:r>
+      <w:r>
+        <w:br/>
+      </w:r>
+      <w:r>
+        <w:rPr>
+          <w:rStyle w:val="PreprocessorTok"/>
+        </w:rPr>
+        <w:t xml:space="preserve">| ------------------</w:t>
+      </w:r>
+      <w:r>
+        <w:rPr>
+          <w:rStyle w:val="NormalTok"/>
+        </w:rPr>
+        <w:t xml:space="preserve"> </w:t>
+      </w:r>
+      <w:r>
+        <w:rPr>
+          <w:rStyle w:val="PreprocessorTok"/>
+        </w:rPr>
+        <w:t xml:space="preserve">| ------------------------------</w:t>
+      </w:r>
+      <w:r>
+        <w:rPr>
+          <w:rStyle w:val="NormalTok"/>
+        </w:rPr>
+        <w:t xml:space="preserve"> </w:t>
+      </w:r>
+      <w:r>
+        <w:rPr>
+          <w:rStyle w:val="PreprocessorTok"/>
+        </w:rPr>
+        <w:t xml:space="preserve">| ----------------</w:t>
+      </w:r>
+      <w:r>
+        <w:rPr>
+          <w:rStyle w:val="NormalTok"/>
+        </w:rPr>
+        <w:t xml:space="preserve"> </w:t>
+      </w:r>
+      <w:r>
+        <w:rPr>
+          <w:rStyle w:val="PreprocessorTok"/>
+        </w:rPr>
+        <w:t xml:space="preserve">|</w:t>
+      </w:r>
+      <w:r>
+        <w:br/>
+      </w:r>
+      <w:r>
+        <w:rPr>
+          <w:rStyle w:val="PreprocessorTok"/>
+        </w:rPr>
+        <w:t xml:space="preserve">|</w:t>
+      </w:r>
+      <w:r>
+        <w:rPr>
+          <w:rStyle w:val="NormalTok"/>
+        </w:rPr>
+        <w:t xml:space="preserve"> butunluk basarisiz </w:t>
+      </w:r>
+      <w:r>
+        <w:rPr>
+          <w:rStyle w:val="PreprocessorTok"/>
+        </w:rPr>
+        <w:t xml:space="preserve">|</w:t>
+      </w:r>
+      <w:r>
+        <w:rPr>
+          <w:rStyle w:val="NormalTok"/>
+        </w:rPr>
+        <w:t xml:space="preserve"> sirri sil + decoy + fail-close </w:t>
+      </w:r>
+      <w:r>
+        <w:rPr>
+          <w:rStyle w:val="PreprocessorTok"/>
+        </w:rPr>
+        <w:t xml:space="preserve">|</w:t>
+      </w:r>
+      <w:r>
+        <w:rPr>
+          <w:rStyle w:val="NormalTok"/>
+        </w:rPr>
+        <w:t xml:space="preserve"> sunucuya olay    </w:t>
+      </w:r>
+      <w:r>
+        <w:rPr>
+          <w:rStyle w:val="PreprocessorTok"/>
+        </w:rPr>
+        <w:t xml:space="preserve">|</w:t>
+      </w:r>
+      <w:r>
+        <w:br/>
+      </w:r>
+      <w:r>
+        <w:rPr>
+          <w:rStyle w:val="PreprocessorTok"/>
+        </w:rPr>
+        <w:t xml:space="preserve">|</w:t>
+      </w:r>
+      <w:r>
+        <w:rPr>
+          <w:rStyle w:val="NormalTok"/>
+        </w:rPr>
+        <w:t xml:space="preserve"> cihaz tutmaz       </w:t>
+      </w:r>
+      <w:r>
+        <w:rPr>
+          <w:rStyle w:val="PreprocessorTok"/>
+        </w:rPr>
+        <w:t xml:space="preserve">|</w:t>
+      </w:r>
+      <w:r>
+        <w:rPr>
+          <w:rStyle w:val="NormalTok"/>
+        </w:rPr>
+        <w:t xml:space="preserve"> ac-ma, decoy                   </w:t>
+      </w:r>
+      <w:r>
+        <w:rPr>
+          <w:rStyle w:val="PreprocessorTok"/>
+        </w:rPr>
+        <w:t xml:space="preserve">|</w:t>
+      </w:r>
+      <w:r>
+        <w:rPr>
+          <w:rStyle w:val="NormalTok"/>
+        </w:rPr>
+        <w:t xml:space="preserve"> sunucuya olay    </w:t>
+      </w:r>
+      <w:r>
+        <w:rPr>
+          <w:rStyle w:val="PreprocessorTok"/>
+        </w:rPr>
+        <w:t xml:space="preserve">|</w:t>
+      </w:r>
+    </w:p>
+    <w:p>
+      <w:pPr>
+        <w:pStyle w:val="BlockText"/>
+      </w:pPr>
+      <w:r>
+        <w:rPr>
+          <w:b/>
+          <w:bCs/>
+        </w:rPr>
+        <w:t xml:space="preserve">Kurs gereksinim aileleri</w:t>
+      </w:r>
+    </w:p>
+    <w:p>
+      <w:pPr>
+        <w:pStyle w:val="BlockText"/>
+      </w:pPr>
+      <w:r>
+        <w:t xml:space="preserve">Bu bölümler şu gereksinim ailelerini karşılar:</w:t>
+      </w:r>
+      <w:r>
+        <w:t xml:space="preserve"> </w:t>
+      </w:r>
+      <w:r>
+        <w:rPr>
+          <w:rStyle w:val="VerbatimChar"/>
+        </w:rPr>
+        <w:t xml:space="preserve">CEN429-RA</w:t>
+      </w:r>
+      <w:r>
+        <w:t xml:space="preserve"> </w:t>
+      </w:r>
+      <w:r>
+        <w:t xml:space="preserve">(RASP algılama),</w:t>
+      </w:r>
+      <w:r>
+        <w:t xml:space="preserve"> </w:t>
+      </w:r>
+      <w:r>
+        <w:rPr>
+          <w:rStyle w:val="VerbatimChar"/>
+        </w:rPr>
+        <w:t xml:space="preserve">CEN429-RT</w:t>
+      </w:r>
+      <w:r>
+        <w:t xml:space="preserve"> </w:t>
+      </w:r>
+      <w:r>
+        <w:t xml:space="preserve">(tepki politikası),</w:t>
+      </w:r>
+      <w:r>
+        <w:t xml:space="preserve"> </w:t>
+      </w:r>
+      <w:r>
+        <w:rPr>
+          <w:rStyle w:val="VerbatimChar"/>
+        </w:rPr>
+        <w:t xml:space="preserve">CEN429-BD</w:t>
+      </w:r>
+      <w:r>
+        <w:t xml:space="preserve"> </w:t>
+      </w:r>
+      <w:r>
+        <w:t xml:space="preserve">(cihaz/sürüm bağlama),</w:t>
+      </w:r>
+      <w:r>
+        <w:t xml:space="preserve"> </w:t>
+      </w:r>
+      <w:r>
+        <w:rPr>
+          <w:rStyle w:val="VerbatimChar"/>
+        </w:rPr>
+        <w:t xml:space="preserve">CEN429-CF</w:t>
+      </w:r>
+      <w:r>
+        <w:t xml:space="preserve"> </w:t>
+      </w:r>
+      <w:r>
+        <w:t xml:space="preserve">(kontrol akışı bütünlüğü). Her gereksinim için S17 uyum matrisine bir</w:t>
+      </w:r>
+      <w:r>
+        <w:t xml:space="preserve"> </w:t>
+      </w:r>
+      <w:r>
+        <w:t xml:space="preserve">satır ekleyin: gereksinim → durum → belge bölümü → kanıt (test/kod/demo).</w:t>
+      </w:r>
+    </w:p>
+    <w:p>
+      <w:r>
+        <w:pict>
+          <v:rect style="width:0;height:1.5pt" o:hralign="center" o:hrstd="t" o:hr="t"/>
+        </w:pict>
+      </w:r>
+    </w:p>
+    <w:bookmarkEnd w:id="69"/>
+    <w:bookmarkStart w:id="70" w:name="sınıf-etkinlikleri"/>
+    <w:p>
+      <w:pPr>
+        <w:pStyle w:val="Heading2"/>
+      </w:pPr>
+      <w:r>
+        <w:t xml:space="preserve">13. Sınıf etkinlikleri</w:t>
+      </w:r>
+    </w:p>
+    <w:p>
+      <w:pPr>
+        <w:pStyle w:val="BlockText"/>
+      </w:pPr>
+      <w:r>
+        <w:rPr>
+          <w:b/>
+          <w:bCs/>
+        </w:rPr>
+        <w:t xml:space="preserve">Etkinlik 1 — Kancayı kendi elinizle kurun (15 dk, ikili, WSL)</w:t>
+      </w:r>
+    </w:p>
+    <w:p>
+      <w:pPr>
+        <w:pStyle w:val="BlockText"/>
+      </w:pPr>
+      <w:r>
+        <w:t xml:space="preserve">Demo 4’ü WSL’de çalıştırın. Sonra</w:t>
+      </w:r>
+      <w:r>
+        <w:t xml:space="preserve"> </w:t>
+      </w:r>
+      <w:r>
+        <w:rPr>
+          <w:rStyle w:val="VerbatimChar"/>
+        </w:rPr>
+        <w:t xml:space="preserve">sahtekanca.c</w:t>
+      </w:r>
+      <w:r>
+        <w:t xml:space="preserve">’ye</w:t>
+      </w:r>
+      <w:r>
+        <w:t xml:space="preserve"> </w:t>
+      </w:r>
+      <w:r>
+        <w:rPr>
+          <w:rStyle w:val="VerbatimChar"/>
+        </w:rPr>
+        <w:t xml:space="preserve">getenv</w:t>
+      </w:r>
+      <w:r>
+        <w:t xml:space="preserve">’i de ekleyin (LD_PRELOAD’ı gizlemek için boş döndürsün).</w:t>
+      </w:r>
+      <w:r>
+        <w:t xml:space="preserve"> </w:t>
+      </w:r>
+      <w:r>
+        <w:t xml:space="preserve">Yeniden derleyip çalıştırın: 1. sinyal (getenv) artık yakalıyor mu? 2. sinyal (</w:t>
+      </w:r>
+      <w:r>
+        <w:rPr>
+          <w:rStyle w:val="VerbatimChar"/>
+        </w:rPr>
+        <w:t xml:space="preserve">dladdr</w:t>
+      </w:r>
+      <w:r>
+        <w:t xml:space="preserve">) hâlâ yakalıyor mu? Bu neden</w:t>
+      </w:r>
+      <w:r>
+        <w:t xml:space="preserve"> </w:t>
+      </w:r>
+      <w:r>
+        <w:t xml:space="preserve">daha sağlam?</w:t>
+      </w:r>
+    </w:p>
+    <w:p>
+      <w:pPr>
+        <w:pStyle w:val="BlockText"/>
+      </w:pPr>
+      <w:r>
+        <w:rPr>
+          <w:b/>
+          <w:bCs/>
+        </w:rPr>
+        <w:t xml:space="preserve">Etkinlik 2 — Tek</w:t>
+      </w:r>
+      <w:r>
+        <w:rPr>
+          <w:b/>
+          <w:bCs/>
+        </w:rPr>
+        <w:t xml:space="preserve"> </w:t>
+      </w:r>
+      <w:r>
+        <w:rPr>
+          <w:rStyle w:val="VerbatimChar"/>
+          <w:b/>
+          <w:bCs/>
+        </w:rPr>
+        <w:t xml:space="preserve">if</w:t>
+      </w:r>
+      <w:r>
+        <w:rPr>
+          <w:b/>
+          <w:bCs/>
+        </w:rPr>
+        <w:t xml:space="preserve">’i yamalayın (10 dk, tartışma)</w:t>
+      </w:r>
+    </w:p>
+    <w:p>
+      <w:pPr>
+        <w:pStyle w:val="BlockText"/>
+      </w:pPr>
+      <w:r>
+        <w:t xml:space="preserve">Demo 5’te</w:t>
+      </w:r>
+      <w:r>
+        <w:t xml:space="preserve"> </w:t>
+      </w:r>
+      <w:r>
+        <w:rPr>
+          <w:rStyle w:val="VerbatimChar"/>
+        </w:rPr>
+        <w:t xml:space="preserve">atlat</w:t>
+      </w:r>
+      <w:r>
+        <w:t xml:space="preserve"> </w:t>
+      </w:r>
+      <w:r>
+        <w:t xml:space="preserve">modu gerçek sonucu üretemedi. Şimdi düşünün: kritik işlem yalnız</w:t>
+      </w:r>
+      <w:r>
+        <w:t xml:space="preserve"> </w:t>
+      </w:r>
+      <w:r>
+        <w:rPr>
+          <w:rStyle w:val="VerbatimChar"/>
+        </w:rPr>
+        <w:t xml:space="preserve">if (kontroller_gecti) onayla;</w:t>
+      </w:r>
+      <w:r>
+        <w:t xml:space="preserve"> </w:t>
+      </w:r>
+      <w:r>
+        <w:t xml:space="preserve">olsaydı, saldırgan tek bir</w:t>
+      </w:r>
+      <w:r>
+        <w:t xml:space="preserve"> </w:t>
+      </w:r>
+      <w:r>
+        <w:rPr>
+          <w:rStyle w:val="VerbatimChar"/>
+        </w:rPr>
+        <w:t xml:space="preserve">jmp</w:t>
+      </w:r>
+      <w:r>
+        <w:t xml:space="preserve"> </w:t>
+      </w:r>
+      <w:r>
+        <w:t xml:space="preserve">ile ne yapardı? Anahtar zinciri neden bu yamayı işe yaramaz kılar?</w:t>
+      </w:r>
+    </w:p>
+    <w:p>
+      <w:pPr>
+        <w:pStyle w:val="BlockText"/>
+      </w:pPr>
+      <w:r>
+        <w:rPr>
+          <w:b/>
+          <w:bCs/>
+        </w:rPr>
+        <w:t xml:space="preserve">Etkinlik 3 — Yanlış pozitif avı (15 dk, 3-4 kişilik grup)</w:t>
+      </w:r>
+    </w:p>
+    <w:p>
+      <w:pPr>
+        <w:pStyle w:val="BlockText"/>
+      </w:pPr>
+      <w:r>
+        <w:t xml:space="preserve">Demo 3’ü çalıştırın; muhtemelen</w:t>
+      </w:r>
+      <w:r>
+        <w:t xml:space="preserve"> </w:t>
+      </w:r>
+      <w:r>
+        <w:t xml:space="preserve">“hipervizör VAR”</w:t>
+      </w:r>
+      <w:r>
+        <w:t xml:space="preserve"> </w:t>
+      </w:r>
+      <w:r>
+        <w:t xml:space="preserve">diyecek. Bir uygulama sırf bunun için çalışmayı reddetseydi hangi</w:t>
+      </w:r>
+      <w:r>
+        <w:t xml:space="preserve"> </w:t>
+      </w:r>
+      <w:r>
+        <w:t xml:space="preserve">meşru kullanıcılar mağdur olurdu? Root algılama (Demo 7) için de aynı soruyu tartışın. RASP kararları neden</w:t>
+      </w:r>
+      <w:r>
+        <w:t xml:space="preserve"> </w:t>
+      </w:r>
+      <w:r>
+        <w:rPr>
+          <w:b/>
+          <w:bCs/>
+        </w:rPr>
+        <w:t xml:space="preserve">risk</w:t>
+      </w:r>
+      <w:r>
+        <w:rPr>
+          <w:b/>
+          <w:bCs/>
+        </w:rPr>
+        <w:t xml:space="preserve"> </w:t>
+      </w:r>
+      <w:r>
+        <w:rPr>
+          <w:b/>
+          <w:bCs/>
+        </w:rPr>
+        <w:t xml:space="preserve">skoru</w:t>
+      </w:r>
+      <w:r>
+        <w:t xml:space="preserve"> </w:t>
+      </w:r>
+      <w:r>
+        <w:t xml:space="preserve">olmalı, ikili</w:t>
+      </w:r>
+      <w:r>
+        <w:t xml:space="preserve"> </w:t>
+      </w:r>
+      <w:r>
+        <w:t xml:space="preserve">“çalış/çalışma”</w:t>
+      </w:r>
+      <w:r>
+        <w:t xml:space="preserve"> </w:t>
+      </w:r>
+      <w:r>
+        <w:t xml:space="preserve">değil?</w:t>
+      </w:r>
+    </w:p>
+    <w:p>
+      <w:pPr>
+        <w:pStyle w:val="BlockText"/>
+      </w:pPr>
+      <w:r>
+        <w:rPr>
+          <w:b/>
+          <w:bCs/>
+        </w:rPr>
+        <w:t xml:space="preserve">Etkinlik 4 — Tepki politikası tasarımı (10 dk, bireysel)</w:t>
+      </w:r>
+    </w:p>
+    <w:p>
+      <w:pPr>
+        <w:pStyle w:val="BlockText"/>
+      </w:pPr>
+      <w:r>
+        <w:t xml:space="preserve">Bir mobil bankacılık uygulaması root algıladı. Üç farklı tepki tasarlayın: (a) hemen çök, (b) işlemi reddet ve</w:t>
+      </w:r>
+      <w:r>
+        <w:t xml:space="preserve"> </w:t>
+      </w:r>
+      <w:r>
+        <w:t xml:space="preserve">kullanıcıyı bilgilendir, (c) sessizce çalışmaya devam et ama sunucuya bildir ve işlem limitini düşür. Hangisi</w:t>
+      </w:r>
+      <w:r>
+        <w:t xml:space="preserve"> </w:t>
+      </w:r>
+      <w:r>
+        <w:t xml:space="preserve">saldırgana</w:t>
+      </w:r>
+      <w:r>
+        <w:t xml:space="preserve"> </w:t>
+      </w:r>
+      <w:r>
+        <w:rPr>
+          <w:b/>
+          <w:bCs/>
+        </w:rPr>
+        <w:t xml:space="preserve">en az</w:t>
+      </w:r>
+      <w:r>
+        <w:t xml:space="preserve"> </w:t>
+      </w:r>
+      <w:r>
+        <w:t xml:space="preserve">bilgi verir? Hangisi meşru kullanıcıya en az zarar verir?</w:t>
+      </w:r>
+    </w:p>
+    <w:p>
+      <w:r>
+        <w:pict>
+          <v:rect style="width:0;height:1.5pt" o:hralign="center" o:hrstd="t" o:hr="t"/>
+        </w:pict>
+      </w:r>
+    </w:p>
+    <w:bookmarkEnd w:id="70"/>
+    <w:bookmarkStart w:id="71" w:name="kod-okuma-alıştırmaları"/>
+    <w:p>
+      <w:pPr>
+        <w:pStyle w:val="Heading2"/>
+      </w:pPr>
+      <w:r>
+        <w:t xml:space="preserve">14. Kod okuma alıştırmaları</w:t>
+      </w:r>
+    </w:p>
+    <w:p>
+      <w:pPr>
+        <w:pStyle w:val="BlockText"/>
+      </w:pPr>
+      <w:r>
+        <w:rPr>
+          <w:b/>
+          <w:bCs/>
+        </w:rPr>
+        <w:t xml:space="preserve">Okuma 1 — Bu anti-debug güvenli mi?</w:t>
+      </w:r>
+    </w:p>
+    <w:p>
+      <w:pPr>
+        <w:pStyle w:val="SourceCode"/>
+      </w:pPr>
+      <w:r>
+        <w:rPr>
+          <w:rStyle w:val="ControlFlowTok"/>
+        </w:rPr>
+        <w:t xml:space="preserve">if</w:t>
+      </w:r>
+      <w:r>
+        <w:rPr>
+          <w:rStyle w:val="NormalTok"/>
+        </w:rPr>
+        <w:t xml:space="preserve"> </w:t>
+      </w:r>
+      <w:r>
+        <w:rPr>
+          <w:rStyle w:val="OperatorTok"/>
+        </w:rPr>
+        <w:t xml:space="preserve">(</w:t>
+      </w:r>
+      <w:r>
+        <w:rPr>
+          <w:rStyle w:val="NormalTok"/>
+        </w:rPr>
+        <w:t xml:space="preserve">IsDebuggerPresent</w:t>
+      </w:r>
+      <w:r>
+        <w:rPr>
+          <w:rStyle w:val="OperatorTok"/>
+        </w:rPr>
+        <w:t xml:space="preserve">())</w:t>
+      </w:r>
+      <w:r>
+        <w:rPr>
+          <w:rStyle w:val="NormalTok"/>
+        </w:rPr>
+        <w:t xml:space="preserve"> </w:t>
+      </w:r>
+      <w:r>
+        <w:rPr>
+          <w:rStyle w:val="OperatorTok"/>
+        </w:rPr>
+        <w:t xml:space="preserve">{</w:t>
+      </w:r>
+      <w:r>
+        <w:br/>
+      </w:r>
+      <w:r>
+        <w:rPr>
+          <w:rStyle w:val="NormalTok"/>
+        </w:rPr>
+        <w:t xml:space="preserve">    exit</w:t>
+      </w:r>
+      <w:r>
+        <w:rPr>
+          <w:rStyle w:val="OperatorTok"/>
+        </w:rPr>
+        <w:t xml:space="preserve">(</w:t>
+      </w:r>
+      <w:r>
+        <w:rPr>
+          <w:rStyle w:val="DecValTok"/>
+        </w:rPr>
+        <w:t xml:space="preserve">1</w:t>
+      </w:r>
+      <w:r>
+        <w:rPr>
+          <w:rStyle w:val="OperatorTok"/>
+        </w:rPr>
+        <w:t xml:space="preserve">);</w:t>
+      </w:r>
+      <w:r>
+        <w:br/>
+      </w:r>
+      <w:r>
+        <w:rPr>
+          <w:rStyle w:val="OperatorTok"/>
+        </w:rPr>
+        <w:t xml:space="preserve">}</w:t>
+      </w:r>
+      <w:r>
+        <w:br/>
+      </w:r>
+      <w:r>
+        <w:rPr>
+          <w:rStyle w:val="NormalTok"/>
+        </w:rPr>
+        <w:t xml:space="preserve">do_payment</w:t>
+      </w:r>
+      <w:r>
+        <w:rPr>
+          <w:rStyle w:val="OperatorTok"/>
+        </w:rPr>
+        <w:t xml:space="preserve">();</w:t>
+      </w:r>
+    </w:p>
+    <w:p>
+      <w:pPr>
+        <w:pStyle w:val="BlockText"/>
+      </w:pPr>
+      <w:r>
+        <w:rPr>
+          <w:b/>
+          <w:bCs/>
+        </w:rPr>
+        <w:t xml:space="preserve">Cevap</w:t>
+      </w:r>
+    </w:p>
+    <w:p>
+      <w:pPr>
+        <w:pStyle w:val="BlockText"/>
+      </w:pPr>
+      <w:r>
+        <w:rPr>
+          <w:b/>
+          <w:bCs/>
+        </w:rPr>
+        <w:t xml:space="preserve">Hayır.</w:t>
+      </w:r>
+      <w:r>
+        <w:t xml:space="preserve"> </w:t>
+      </w:r>
+      <w:r>
+        <w:t xml:space="preserve">(1) Tek bir sinyale bağlı; (2) sonuç doğrudan</w:t>
+      </w:r>
+      <w:r>
+        <w:t xml:space="preserve"> </w:t>
+      </w:r>
+      <w:r>
+        <w:rPr>
+          <w:rStyle w:val="VerbatimChar"/>
+        </w:rPr>
+        <w:t xml:space="preserve">exit()</w:t>
+      </w:r>
+      <w:r>
+        <w:t xml:space="preserve"> </w:t>
+      </w:r>
+      <w:r>
+        <w:t xml:space="preserve">— saldırgan</w:t>
+      </w:r>
+      <w:r>
+        <w:t xml:space="preserve"> </w:t>
+      </w:r>
+      <w:r>
+        <w:rPr>
+          <w:rStyle w:val="VerbatimChar"/>
+        </w:rPr>
+        <w:t xml:space="preserve">IsDebuggerPresent</w:t>
+      </w:r>
+      <w:r>
+        <w:t xml:space="preserve">’in dönüşünü ya</w:t>
+      </w:r>
+      <w:r>
+        <w:t xml:space="preserve"> </w:t>
+      </w:r>
+      <w:r>
+        <w:t xml:space="preserve">da bu</w:t>
+      </w:r>
+      <w:r>
+        <w:t xml:space="preserve"> </w:t>
+      </w:r>
+      <w:r>
+        <w:rPr>
+          <w:rStyle w:val="VerbatimChar"/>
+        </w:rPr>
+        <w:t xml:space="preserve">if</w:t>
+      </w:r>
+      <w:r>
+        <w:t xml:space="preserve">’i yamalar; (3) hemen çıkmak hangi kontrolün tetiklediğini söyler. Düzeltme: birden çok sinyal + kontrol</w:t>
+      </w:r>
+      <w:r>
+        <w:t xml:space="preserve"> </w:t>
+      </w:r>
+      <w:r>
+        <w:t xml:space="preserve">akışı sayacı + gecikmeli/örtük tepki (Demo 2, 5, 8).</w:t>
+      </w:r>
+    </w:p>
+    <w:p>
+      <w:pPr>
+        <w:pStyle w:val="BlockText"/>
+      </w:pPr>
+      <w:r>
+        <w:rPr>
+          <w:b/>
+          <w:bCs/>
+        </w:rPr>
+        <w:t xml:space="preserve">Okuma 2 — Bu bütünlük denetimi neden zayıf?</w:t>
+      </w:r>
+    </w:p>
+    <w:p>
+      <w:pPr>
+        <w:pStyle w:val="SourceCode"/>
+      </w:pPr>
+      <w:r>
+        <w:rPr>
+          <w:rStyle w:val="DataTypeTok"/>
+        </w:rPr>
+        <w:t xml:space="preserve">uint32_t</w:t>
+      </w:r>
+      <w:r>
+        <w:rPr>
+          <w:rStyle w:val="NormalTok"/>
+        </w:rPr>
+        <w:t xml:space="preserve"> crc </w:t>
+      </w:r>
+      <w:r>
+        <w:rPr>
+          <w:rStyle w:val="OperatorTok"/>
+        </w:rPr>
+        <w:t xml:space="preserve">=</w:t>
+      </w:r>
+      <w:r>
+        <w:rPr>
+          <w:rStyle w:val="NormalTok"/>
+        </w:rPr>
+        <w:t xml:space="preserve"> crc32</w:t>
+      </w:r>
+      <w:r>
+        <w:rPr>
+          <w:rStyle w:val="OperatorTok"/>
+        </w:rPr>
+        <w:t xml:space="preserve">(</w:t>
+      </w:r>
+      <w:r>
+        <w:rPr>
+          <w:rStyle w:val="NormalTok"/>
+        </w:rPr>
+        <w:t xml:space="preserve">kod</w:t>
+      </w:r>
+      <w:r>
+        <w:rPr>
+          <w:rStyle w:val="OperatorTok"/>
+        </w:rPr>
+        <w:t xml:space="preserve">,</w:t>
+      </w:r>
+      <w:r>
+        <w:rPr>
+          <w:rStyle w:val="NormalTok"/>
+        </w:rPr>
+        <w:t xml:space="preserve"> kod_boy</w:t>
+      </w:r>
+      <w:r>
+        <w:rPr>
+          <w:rStyle w:val="OperatorTok"/>
+        </w:rPr>
+        <w:t xml:space="preserve">);</w:t>
+      </w:r>
+      <w:r>
+        <w:br/>
+      </w:r>
+      <w:r>
+        <w:rPr>
+          <w:rStyle w:val="ControlFlowTok"/>
+        </w:rPr>
+        <w:t xml:space="preserve">if</w:t>
+      </w:r>
+      <w:r>
+        <w:rPr>
+          <w:rStyle w:val="NormalTok"/>
+        </w:rPr>
+        <w:t xml:space="preserve"> </w:t>
+      </w:r>
+      <w:r>
+        <w:rPr>
+          <w:rStyle w:val="OperatorTok"/>
+        </w:rPr>
+        <w:t xml:space="preserve">(</w:t>
+      </w:r>
+      <w:r>
+        <w:rPr>
+          <w:rStyle w:val="NormalTok"/>
+        </w:rPr>
+        <w:t xml:space="preserve">crc </w:t>
+      </w:r>
+      <w:r>
+        <w:rPr>
+          <w:rStyle w:val="OperatorTok"/>
+        </w:rPr>
+        <w:t xml:space="preserve">!=</w:t>
+      </w:r>
+      <w:r>
+        <w:rPr>
+          <w:rStyle w:val="NormalTok"/>
+        </w:rPr>
+        <w:t xml:space="preserve"> BEKLENEN_CRC</w:t>
+      </w:r>
+      <w:r>
+        <w:rPr>
+          <w:rStyle w:val="OperatorTok"/>
+        </w:rPr>
+        <w:t xml:space="preserve">)</w:t>
+      </w:r>
+      <w:r>
+        <w:rPr>
+          <w:rStyle w:val="NormalTok"/>
+        </w:rPr>
+        <w:t xml:space="preserve"> tamper</w:t>
+      </w:r>
+      <w:r>
+        <w:rPr>
+          <w:rStyle w:val="OperatorTok"/>
+        </w:rPr>
+        <w:t xml:space="preserve">();</w:t>
+      </w:r>
+    </w:p>
+    <w:p>
+      <w:pPr>
+        <w:pStyle w:val="BlockText"/>
+      </w:pPr>
+      <w:r>
+        <w:rPr>
+          <w:b/>
+          <w:bCs/>
+        </w:rPr>
+        <w:t xml:space="preserve">Cevap</w:t>
+      </w:r>
+    </w:p>
+    <w:p>
+      <w:pPr>
+        <w:pStyle w:val="BlockText"/>
+      </w:pPr>
+      <w:r>
+        <w:rPr>
+          <w:b/>
+          <w:bCs/>
+        </w:rPr>
+        <w:t xml:space="preserve">CRC32 kriptografik değildir</w:t>
+      </w:r>
+      <w:r>
+        <w:t xml:space="preserve">: saldırgan kodu yamalayıp CRC’yi eşleyecek şekilde kolayca ayarlar. Ayrıca tek bir</w:t>
+      </w:r>
+      <w:r>
+        <w:t xml:space="preserve"> </w:t>
+      </w:r>
+      <w:r>
+        <w:t xml:space="preserve">denetleyici var (kendisi yamalanabilir) ve sonuç bir davranışa bağlı değil. Düzeltme: HMAC/imza + örtüşen</w:t>
+      </w:r>
+      <w:r>
+        <w:t xml:space="preserve"> </w:t>
+      </w:r>
+      <w:r>
+        <w:t xml:space="preserve">denetleyiciler + veri bağımlılığı (Demo 1).</w:t>
+      </w:r>
+    </w:p>
+    <w:p>
+      <w:pPr>
+        <w:pStyle w:val="BlockText"/>
+      </w:pPr>
+      <w:r>
+        <w:rPr>
+          <w:b/>
+          <w:bCs/>
+        </w:rPr>
+        <w:t xml:space="preserve">Okuma 3 — Bu kanca algılama neye kanıyor?</w:t>
+      </w:r>
+    </w:p>
+    <w:p>
+      <w:pPr>
+        <w:pStyle w:val="SourceCode"/>
+      </w:pPr>
+      <w:r>
+        <w:rPr>
+          <w:rStyle w:val="ControlFlowTok"/>
+        </w:rPr>
+        <w:t xml:space="preserve">if</w:t>
+      </w:r>
+      <w:r>
+        <w:rPr>
+          <w:rStyle w:val="NormalTok"/>
+        </w:rPr>
+        <w:t xml:space="preserve"> </w:t>
+      </w:r>
+      <w:r>
+        <w:rPr>
+          <w:rStyle w:val="OperatorTok"/>
+        </w:rPr>
+        <w:t xml:space="preserve">(</w:t>
+      </w:r>
+      <w:r>
+        <w:rPr>
+          <w:rStyle w:val="NormalTok"/>
+        </w:rPr>
+        <w:t xml:space="preserve">getenv</w:t>
+      </w:r>
+      <w:r>
+        <w:rPr>
+          <w:rStyle w:val="OperatorTok"/>
+        </w:rPr>
+        <w:t xml:space="preserve">(</w:t>
+      </w:r>
+      <w:r>
+        <w:rPr>
+          <w:rStyle w:val="StringTok"/>
+        </w:rPr>
+        <w:t xml:space="preserve">"LD_PRELOAD"</w:t>
+      </w:r>
+      <w:r>
+        <w:rPr>
+          <w:rStyle w:val="OperatorTok"/>
+        </w:rPr>
+        <w:t xml:space="preserve">)</w:t>
+      </w:r>
+      <w:r>
+        <w:rPr>
+          <w:rStyle w:val="NormalTok"/>
+        </w:rPr>
+        <w:t xml:space="preserve"> </w:t>
+      </w:r>
+      <w:r>
+        <w:rPr>
+          <w:rStyle w:val="OperatorTok"/>
+        </w:rPr>
+        <w:t xml:space="preserve">==</w:t>
+      </w:r>
+      <w:r>
+        <w:rPr>
+          <w:rStyle w:val="NormalTok"/>
+        </w:rPr>
+        <w:t xml:space="preserve"> NULL</w:t>
+      </w:r>
+      <w:r>
+        <w:rPr>
+          <w:rStyle w:val="OperatorTok"/>
+        </w:rPr>
+        <w:t xml:space="preserve">)</w:t>
+      </w:r>
+      <w:r>
+        <w:rPr>
+          <w:rStyle w:val="NormalTok"/>
+        </w:rPr>
+        <w:t xml:space="preserve"> printf</w:t>
+      </w:r>
+      <w:r>
+        <w:rPr>
+          <w:rStyle w:val="OperatorTok"/>
+        </w:rPr>
+        <w:t xml:space="preserve">(</w:t>
+      </w:r>
+      <w:r>
+        <w:rPr>
+          <w:rStyle w:val="StringTok"/>
+        </w:rPr>
+        <w:t xml:space="preserve">"temiz</w:t>
+      </w:r>
+      <w:r>
+        <w:rPr>
+          <w:rStyle w:val="SpecialCharTok"/>
+        </w:rPr>
+        <w:t xml:space="preserve">\n</w:t>
+      </w:r>
+      <w:r>
+        <w:rPr>
+          <w:rStyle w:val="StringTok"/>
+        </w:rPr>
+        <w:t xml:space="preserve">"</w:t>
+      </w:r>
+      <w:r>
+        <w:rPr>
+          <w:rStyle w:val="OperatorTok"/>
+        </w:rPr>
+        <w:t xml:space="preserve">);</w:t>
+      </w:r>
+    </w:p>
+    <w:p>
+      <w:pPr>
+        <w:pStyle w:val="BlockText"/>
+      </w:pPr>
+      <w:r>
+        <w:rPr>
+          <w:b/>
+          <w:bCs/>
+        </w:rPr>
+        <w:t xml:space="preserve">Cevap</w:t>
+      </w:r>
+    </w:p>
+    <w:p>
+      <w:pPr>
+        <w:pStyle w:val="BlockText"/>
+      </w:pPr>
+      <w:r>
+        <w:rPr>
+          <w:rStyle w:val="VerbatimChar"/>
+        </w:rPr>
+        <w:t xml:space="preserve">getenv</w:t>
+      </w:r>
+      <w:r>
+        <w:t xml:space="preserve">’in kendisi kancalanıp</w:t>
+      </w:r>
+      <w:r>
+        <w:t xml:space="preserve"> </w:t>
+      </w:r>
+      <w:r>
+        <w:rPr>
+          <w:rStyle w:val="VerbatimChar"/>
+        </w:rPr>
+        <w:t xml:space="preserve">NULL</w:t>
+      </w:r>
+      <w:r>
+        <w:t xml:space="preserve"> </w:t>
+      </w:r>
+      <w:r>
+        <w:t xml:space="preserve">döndürebilir; ya da saldırgan</w:t>
+      </w:r>
+      <w:r>
+        <w:t xml:space="preserve"> </w:t>
+      </w:r>
+      <w:r>
+        <w:rPr>
+          <w:rStyle w:val="VerbatimChar"/>
+        </w:rPr>
+        <w:t xml:space="preserve">LD_PRELOAD</w:t>
+      </w:r>
+      <w:r>
+        <w:t xml:space="preserve"> </w:t>
+      </w:r>
+      <w:r>
+        <w:t xml:space="preserve">yerine</w:t>
+      </w:r>
+      <w:r>
+        <w:t xml:space="preserve"> </w:t>
+      </w:r>
+      <w:r>
+        <w:rPr>
+          <w:rStyle w:val="VerbatimChar"/>
+        </w:rPr>
+        <w:t xml:space="preserve">ptrace</w:t>
+      </w:r>
+      <w:r>
+        <w:t xml:space="preserve">/PLT kancası</w:t>
+      </w:r>
+      <w:r>
+        <w:t xml:space="preserve"> </w:t>
+      </w:r>
+      <w:r>
+        <w:t xml:space="preserve">kullanır. Düzeltme: fonksiyonun</w:t>
+      </w:r>
+      <w:r>
+        <w:t xml:space="preserve"> </w:t>
+      </w:r>
+      <w:r>
+        <w:rPr>
+          <w:b/>
+          <w:bCs/>
+        </w:rPr>
+        <w:t xml:space="preserve">kaynağını</w:t>
+      </w:r>
+      <w:r>
+        <w:t xml:space="preserve"> </w:t>
+      </w:r>
+      <w:r>
+        <w:t xml:space="preserve">doğrula (</w:t>
+      </w:r>
+      <w:r>
+        <w:rPr>
+          <w:rStyle w:val="VerbatimChar"/>
+        </w:rPr>
+        <w:t xml:space="preserve">dlsym</w:t>
+      </w:r>
+      <w:r>
+        <w:t xml:space="preserve">+</w:t>
+      </w:r>
+      <w:r>
+        <w:rPr>
+          <w:rStyle w:val="VerbatimChar"/>
+        </w:rPr>
+        <w:t xml:space="preserve">dladdr</w:t>
+      </w:r>
+      <w:r>
+        <w:t xml:space="preserve">),</w:t>
+      </w:r>
+      <w:r>
+        <w:t xml:space="preserve"> </w:t>
+      </w:r>
+      <w:r>
+        <w:rPr>
+          <w:rStyle w:val="VerbatimChar"/>
+        </w:rPr>
+        <w:t xml:space="preserve">/proc/self/maps</w:t>
+      </w:r>
+      <w:r>
+        <w:t xml:space="preserve"> </w:t>
+      </w:r>
+      <w:r>
+        <w:t xml:space="preserve">tara, birden çok</w:t>
+      </w:r>
+      <w:r>
+        <w:t xml:space="preserve"> </w:t>
+      </w:r>
+      <w:r>
+        <w:t xml:space="preserve">sinyal kullan (Demo 4).</w:t>
+      </w:r>
+    </w:p>
+    <w:p>
+      <w:r>
+        <w:pict>
+          <v:rect style="width:0;height:1.5pt" o:hralign="center" o:hrstd="t" o:hr="t"/>
+        </w:pict>
+      </w:r>
+    </w:p>
+    <w:bookmarkEnd w:id="71"/>
+    <w:bookmarkStart w:id="72" w:name="kendi-başına-çalış"/>
+    <w:p>
+      <w:pPr>
+        <w:pStyle w:val="Heading2"/>
+      </w:pPr>
+      <w:r>
+        <w:t xml:space="preserve">15. Kendi başına çalış</w:t>
+      </w:r>
+    </w:p>
+    <w:p>
+      <w:pPr>
+        <w:pStyle w:val="FirstParagraph"/>
+      </w:pPr>
+      <w:r>
+        <w:t xml:space="preserve">Bu alıştırmalar not verilmez; pekiştirme içindir. Hepsi kendi bilgisayarınızda,</w:t>
+      </w:r>
+      <w:r>
+        <w:t xml:space="preserve"> </w:t>
+      </w:r>
+      <w:r>
+        <w:rPr>
+          <w:rStyle w:val="VerbatimChar"/>
+        </w:rPr>
+        <w:t xml:space="preserve">code/week-06</w:t>
+      </w:r>
+      <w:r>
+        <w:t xml:space="preserve"> </w:t>
+      </w:r>
+      <w:r>
+        <w:t xml:space="preserve">demoları üzerinde yapılır.</w:t>
+      </w:r>
+    </w:p>
+    <w:p>
+      <w:pPr>
+        <w:pStyle w:val="BlockText"/>
+      </w:pPr>
+      <w:r>
+        <w:rPr>
+          <w:b/>
+          <w:bCs/>
+        </w:rPr>
+        <w:t xml:space="preserve">Alıştırma 1 — Kolay: Farklı baytı yamalayın</w:t>
+      </w:r>
+    </w:p>
+    <w:p>
+      <w:pPr>
+        <w:pStyle w:val="BlockText"/>
+      </w:pPr>
+      <w:r>
+        <w:t xml:space="preserve">Demo 1’de kopyanın</w:t>
+      </w:r>
+      <w:r>
+        <w:t xml:space="preserve"> </w:t>
+      </w:r>
+      <w:r>
+        <w:rPr>
+          <w:b/>
+          <w:bCs/>
+        </w:rPr>
+        <w:t xml:space="preserve">farklı</w:t>
+      </w:r>
+      <w:r>
+        <w:t xml:space="preserve"> </w:t>
+      </w:r>
+      <w:r>
+        <w:t xml:space="preserve">bir ofset baytını değiştirin. HMAC yine değişiyor mu? Neden (çığ etkisi)?</w:t>
+      </w:r>
+    </w:p>
+    <w:p>
+      <w:pPr>
+        <w:pStyle w:val="BlockText"/>
+      </w:pPr>
+      <w:r>
+        <w:rPr>
+          <w:b/>
+          <w:bCs/>
+        </w:rPr>
+        <w:t xml:space="preserve">Alıştırma 2 — Kolay: Altın değeri kurcalayın</w:t>
+      </w:r>
+    </w:p>
+    <w:p>
+      <w:pPr>
+        <w:pStyle w:val="BlockText"/>
+      </w:pPr>
+      <w:r>
+        <w:t xml:space="preserve">Demo 1’de</w:t>
+      </w:r>
+      <w:r>
+        <w:t xml:space="preserve"> </w:t>
+      </w:r>
+      <w:r>
+        <w:rPr>
+          <w:rStyle w:val="VerbatimChar"/>
+        </w:rPr>
+        <w:t xml:space="preserve">cikti/altin.hmac</w:t>
+      </w:r>
+      <w:r>
+        <w:t xml:space="preserve"> </w:t>
+      </w:r>
+      <w:r>
+        <w:t xml:space="preserve">dosyasını saldırgan gibi düzenleyin. Denetim artık neyi yakalayamaz? Bu,</w:t>
+      </w:r>
+      <w:r>
+        <w:t xml:space="preserve"> </w:t>
+      </w:r>
+      <w:r>
+        <w:t xml:space="preserve">“altın değer</w:t>
+      </w:r>
+      <w:r>
+        <w:t xml:space="preserve"> </w:t>
+      </w:r>
+      <w:r>
+        <w:t xml:space="preserve">nerede saklanmalı?”</w:t>
+      </w:r>
+      <w:r>
+        <w:t xml:space="preserve"> </w:t>
+      </w:r>
+      <w:r>
+        <w:t xml:space="preserve">sorusunu neden önemli kılar?</w:t>
+      </w:r>
+    </w:p>
+    <w:p>
+      <w:pPr>
+        <w:pStyle w:val="BlockText"/>
+      </w:pPr>
+      <w:r>
+        <w:rPr>
+          <w:b/>
+          <w:bCs/>
+        </w:rPr>
+        <w:t xml:space="preserve">Alıştırma 3 — Orta: gdb altında Demo 2</w:t>
+      </w:r>
+    </w:p>
+    <w:p>
+      <w:pPr>
+        <w:pStyle w:val="BlockText"/>
+      </w:pPr>
+      <w:r>
+        <w:t xml:space="preserve">Demo 2’yi</w:t>
+      </w:r>
+      <w:r>
+        <w:t xml:space="preserve"> </w:t>
+      </w:r>
+      <w:r>
+        <w:rPr>
+          <w:rStyle w:val="VerbatimChar"/>
+        </w:rPr>
+        <w:t xml:space="preserve">strace -f ./bin/linux/antidebug</w:t>
+      </w:r>
+      <w:r>
+        <w:t xml:space="preserve"> </w:t>
+      </w:r>
+      <w:r>
+        <w:t xml:space="preserve">ile çalıştırın. TracerPid ne oluyor? Ana sürecin adı ne? Hangi sinyaller</w:t>
+      </w:r>
+      <w:r>
+        <w:t xml:space="preserve"> </w:t>
+      </w:r>
+      <w:r>
+        <w:t xml:space="preserve">tetikleniyor?</w:t>
+      </w:r>
+    </w:p>
+    <w:p>
+      <w:pPr>
+        <w:pStyle w:val="BlockText"/>
+      </w:pPr>
+      <w:r>
+        <w:rPr>
+          <w:b/>
+          <w:bCs/>
+        </w:rPr>
+        <w:t xml:space="preserve">Alıştırma 4 — Orta: getenv’i de kancalayın</w:t>
+      </w:r>
+    </w:p>
+    <w:p>
+      <w:pPr>
+        <w:pStyle w:val="BlockText"/>
+      </w:pPr>
+      <w:r>
+        <w:t xml:space="preserve">Demo 4’ün</w:t>
+      </w:r>
+      <w:r>
+        <w:t xml:space="preserve"> </w:t>
+      </w:r>
+      <w:r>
+        <w:rPr>
+          <w:rStyle w:val="VerbatimChar"/>
+        </w:rPr>
+        <w:t xml:space="preserve">sahtekanca.c</w:t>
+      </w:r>
+      <w:r>
+        <w:t xml:space="preserve">’sine</w:t>
+      </w:r>
+      <w:r>
+        <w:t xml:space="preserve"> </w:t>
+      </w:r>
+      <w:r>
+        <w:rPr>
+          <w:rStyle w:val="VerbatimChar"/>
+        </w:rPr>
+        <w:t xml:space="preserve">getenv</w:t>
+      </w:r>
+      <w:r>
+        <w:t xml:space="preserve"> </w:t>
+      </w:r>
+      <w:r>
+        <w:t xml:space="preserve">ekleyin. Hangi sinyal kör oluyor, hangisi hâlâ yakalıyor? (Etkinlik 1’in kod</w:t>
+      </w:r>
+      <w:r>
+        <w:t xml:space="preserve"> </w:t>
+      </w:r>
+      <w:r>
+        <w:t xml:space="preserve">hâli.)</w:t>
+      </w:r>
+    </w:p>
+    <w:p>
+      <w:pPr>
+        <w:pStyle w:val="BlockText"/>
+      </w:pPr>
+      <w:r>
+        <w:rPr>
+          <w:b/>
+          <w:bCs/>
+        </w:rPr>
+        <w:t xml:space="preserve">Alıştırma 5 — Orta: Zincire beşinci kontrol</w:t>
+      </w:r>
+    </w:p>
+    <w:p>
+      <w:pPr>
+        <w:pStyle w:val="BlockText"/>
+      </w:pPr>
+      <w:r>
+        <w:t xml:space="preserve">Demo 5’te</w:t>
+      </w:r>
+      <w:r>
+        <w:t xml:space="preserve"> </w:t>
+      </w:r>
+      <w:r>
+        <w:rPr>
+          <w:rStyle w:val="VerbatimChar"/>
+        </w:rPr>
+        <w:t xml:space="preserve">ASAMA</w:t>
+      </w:r>
+      <w:r>
+        <w:t xml:space="preserve">’yı 5 yapın ve iki kontrol noktası daha ekleyin. Zincir nasıl değişir? Normal akış hâlâ onaylanıyor</w:t>
+      </w:r>
+      <w:r>
+        <w:t xml:space="preserve"> </w:t>
+      </w:r>
+      <w:r>
+        <w:t xml:space="preserve">mu?</w:t>
+      </w:r>
+    </w:p>
+    <w:p>
+      <w:pPr>
+        <w:pStyle w:val="BlockText"/>
+      </w:pPr>
+      <w:r>
+        <w:rPr>
+          <w:b/>
+          <w:bCs/>
+        </w:rPr>
+        <w:t xml:space="preserve">Alıştırma 6 — Orta: Karşılıklı doğrulama</w:t>
+      </w:r>
+    </w:p>
+    <w:p>
+      <w:pPr>
+        <w:pStyle w:val="BlockText"/>
+      </w:pPr>
+      <w:r>
+        <w:t xml:space="preserve">Demo 6’yı genişletin: modül dosyası, native’in (kendi ikilinizin) HMAC’ini de taşısın; native modülü, modül de</w:t>
+      </w:r>
+      <w:r>
+        <w:t xml:space="preserve"> </w:t>
+      </w:r>
+      <w:r>
+        <w:t xml:space="preserve">native’i doğrulasın (K6). Saldırganın işi neden zorlaştı?</w:t>
+      </w:r>
+    </w:p>
+    <w:p>
+      <w:pPr>
+        <w:pStyle w:val="BlockText"/>
+      </w:pPr>
+      <w:r>
+        <w:rPr>
+          <w:b/>
+          <w:bCs/>
+        </w:rPr>
+        <w:t xml:space="preserve">Alıştırma 7 — Zor: Decoy’u ölçün</w:t>
+      </w:r>
+    </w:p>
+    <w:p>
+      <w:pPr>
+        <w:pStyle w:val="BlockText"/>
+      </w:pPr>
+      <w:r>
+        <w:t xml:space="preserve">Demo 8’de tamper senaryosunda dönen decoy’u iki kez çalıştırıp karşılaştırın. Aynı mı, farklı mı? Neden decoy’un</w:t>
+      </w:r>
+      <w:r>
+        <w:t xml:space="preserve"> </w:t>
+      </w:r>
+      <w:r>
+        <w:rPr>
+          <w:b/>
+          <w:bCs/>
+        </w:rPr>
+        <w:t xml:space="preserve">rastgele</w:t>
+      </w:r>
+      <w:r>
+        <w:t xml:space="preserve"> </w:t>
+      </w:r>
+      <w:r>
+        <w:t xml:space="preserve">(her seferinde farklı) olması, sabit bir</w:t>
+      </w:r>
+      <w:r>
+        <w:t xml:space="preserve"> </w:t>
+      </w:r>
+      <w:r>
+        <w:t xml:space="preserve">“hata değeri”</w:t>
+      </w:r>
+      <w:r>
+        <w:t xml:space="preserve">nden daha iyidir?</w:t>
+      </w:r>
+    </w:p>
+    <w:p>
+      <w:pPr>
+        <w:pStyle w:val="BlockText"/>
+      </w:pPr>
+      <w:r>
+        <w:rPr>
+          <w:b/>
+          <w:bCs/>
+        </w:rPr>
+        <w:t xml:space="preserve">Alıştırma 8 — Zor: Cihaz bağlamayı test edin</w:t>
+      </w:r>
+    </w:p>
+    <w:p>
+      <w:pPr>
+        <w:pStyle w:val="BlockText"/>
+      </w:pPr>
+      <w:r>
+        <w:t xml:space="preserve">Demo 8’de</w:t>
+      </w:r>
+      <w:r>
+        <w:t xml:space="preserve"> </w:t>
+      </w:r>
+      <w:r>
+        <w:rPr>
+          <w:rStyle w:val="VerbatimChar"/>
+        </w:rPr>
+        <w:t xml:space="preserve">baska-cihaz</w:t>
+      </w:r>
+      <w:r>
+        <w:t xml:space="preserve"> </w:t>
+      </w:r>
+      <w:r>
+        <w:t xml:space="preserve">modunda sırrı açmanın bir yolu var mı? Cihaz parmak izini değiştirmeden anahtarı türetmek</w:t>
+      </w:r>
+      <w:r>
+        <w:t xml:space="preserve"> </w:t>
+      </w:r>
+      <w:r>
+        <w:t xml:space="preserve">mümkün mü? Bu, çalınan bir veri dosyasını başka telefonda neden işe yaramaz kılar?</w:t>
+      </w:r>
+    </w:p>
+    <w:p>
+      <w:pPr>
+        <w:pStyle w:val="BlockText"/>
+      </w:pPr>
+      <w:r>
+        <w:rPr>
+          <w:b/>
+          <w:bCs/>
+        </w:rPr>
+        <w:t xml:space="preserve">Alıştırma 9 — Zor: Timing eşiği</w:t>
+      </w:r>
+    </w:p>
+    <w:p>
+      <w:pPr>
+        <w:pStyle w:val="BlockText"/>
+      </w:pPr>
+      <w:r>
+        <w:t xml:space="preserve">Demo 3’ün zamanlama ölçümünü Demo 2’deki gibi</w:t>
+      </w:r>
+      <w:r>
+        <w:t xml:space="preserve"> </w:t>
+      </w:r>
+      <w:r>
+        <w:rPr>
+          <w:rStyle w:val="VerbatimChar"/>
+        </w:rPr>
+        <w:t xml:space="preserve">gdb</w:t>
+      </w:r>
+      <w:r>
+        <w:t xml:space="preserve"> </w:t>
+      </w:r>
+      <w:r>
+        <w:t xml:space="preserve">altında (tek adımlı) çalıştırın. Süre nasıl değişiyor? Güvenilir</w:t>
+      </w:r>
+      <w:r>
+        <w:t xml:space="preserve"> </w:t>
+      </w:r>
+      <w:r>
+        <w:t xml:space="preserve">bir eşik koymak neden zordur (makineye/yüke bağımlılık)?</w:t>
+      </w:r>
+    </w:p>
+    <w:p>
+      <w:pPr>
+        <w:pStyle w:val="BlockText"/>
+      </w:pPr>
+      <w:r>
+        <w:rPr>
+          <w:b/>
+          <w:bCs/>
+        </w:rPr>
+        <w:t xml:space="preserve">Alıştırma 10 — Orta: RASP’i varlığa göre ölçekleyin</w:t>
+      </w:r>
+    </w:p>
+    <w:p>
+      <w:pPr>
+        <w:pStyle w:val="BlockText"/>
+      </w:pPr>
+      <w:r>
+        <w:t xml:space="preserve">Projenizde hangi işlemler RASP’i hak ediyor (ödeme, anahtar kullanımı) ve hangileri gereksiz (yerel ayar okuma)?</w:t>
+      </w:r>
+      <w:r>
+        <w:t xml:space="preserve"> </w:t>
+      </w:r>
+      <w:r>
+        <w:t xml:space="preserve">Neden her fonksiyona RASP koymak kötü bir fikirdir?</w:t>
+      </w:r>
+    </w:p>
+    <w:p>
+      <w:r>
+        <w:pict>
+          <v:rect style="width:0;height:1.5pt" o:hralign="center" o:hrstd="t" o:hr="t"/>
+        </w:pict>
+      </w:r>
+    </w:p>
+    <w:bookmarkEnd w:id="72"/>
+    <w:bookmarkStart w:id="73" w:name="kendini-sınama"/>
+    <w:p>
+      <w:pPr>
+        <w:pStyle w:val="Heading2"/>
+      </w:pPr>
+      <w:r>
+        <w:t xml:space="preserve">16. Kendini sınama</w:t>
+      </w:r>
+    </w:p>
+    <w:p>
+      <w:pPr>
+        <w:pStyle w:val="BlockText"/>
+      </w:pPr>
+      <w:r>
+        <w:rPr>
+          <w:b/>
+          <w:bCs/>
+        </w:rPr>
+        <w:t xml:space="preserve">1. RASP nedir? WAF’tan farkı?</w:t>
+      </w:r>
+    </w:p>
+    <w:p>
+      <w:pPr>
+        <w:pStyle w:val="BlockText"/>
+      </w:pPr>
+      <w:r>
+        <w:t xml:space="preserve">Uygulamanın içine gömülü, çalışma zamanında kendini izleyen koruma. WAF uygulamanın</w:t>
+      </w:r>
+      <w:r>
+        <w:t xml:space="preserve"> </w:t>
+      </w:r>
+      <w:r>
+        <w:rPr>
+          <w:b/>
+          <w:bCs/>
+        </w:rPr>
+        <w:t xml:space="preserve">önünde</w:t>
+      </w:r>
+      <w:r>
+        <w:t xml:space="preserve"> </w:t>
+      </w:r>
+      <w:r>
+        <w:t xml:space="preserve">gelen istekleri süzer;</w:t>
+      </w:r>
+      <w:r>
+        <w:t xml:space="preserve"> </w:t>
+      </w:r>
+      <w:r>
+        <w:t xml:space="preserve">RASP uygulamanın</w:t>
+      </w:r>
+      <w:r>
+        <w:t xml:space="preserve"> </w:t>
+      </w:r>
+      <w:r>
+        <w:rPr>
+          <w:b/>
+          <w:bCs/>
+        </w:rPr>
+        <w:t xml:space="preserve">içinde</w:t>
+      </w:r>
+      <w:r>
+        <w:t xml:space="preserve"> </w:t>
+      </w:r>
+      <w:r>
+        <w:t xml:space="preserve">kendi bütünlüğünü, belleğini ve ortamını izler.</w:t>
+      </w:r>
+    </w:p>
+    <w:p>
+      <w:pPr>
+        <w:pStyle w:val="BlockText"/>
+      </w:pPr>
+      <w:r>
+        <w:rPr>
+          <w:b/>
+          <w:bCs/>
+        </w:rPr>
+        <w:t xml:space="preserve">2. Algılama → savunma → caydırma üçlüsünü açıklayın.</w:t>
+      </w:r>
+    </w:p>
+    <w:p>
+      <w:pPr>
+        <w:pStyle w:val="BlockText"/>
+      </w:pPr>
+      <w:r>
+        <w:t xml:space="preserve">Algılama: bir şeyin yanlış olduğunu anlamak (yama, debugger, kanca, root). Savunma: anlamlı yanıt (fail-closed, sil,</w:t>
+      </w:r>
+      <w:r>
+        <w:t xml:space="preserve"> </w:t>
+      </w:r>
+      <w:r>
+        <w:t xml:space="preserve">cihaza bağla). Caydırma: saldırıyı pahalılaştırmak (decoy, gecikme, telemetri).</w:t>
+      </w:r>
+    </w:p>
+    <w:p>
+      <w:pPr>
+        <w:pStyle w:val="BlockText"/>
+      </w:pPr>
+      <w:r>
+        <w:rPr>
+          <w:b/>
+          <w:bCs/>
+        </w:rPr>
+        <w:t xml:space="preserve">3. MATE saldırgan modeli nedir?</w:t>
+      </w:r>
+    </w:p>
+    <w:p>
+      <w:pPr>
+        <w:pStyle w:val="BlockText"/>
+      </w:pPr>
+      <w:r>
+        <w:t xml:space="preserve">“Man-At-The-End”</w:t>
+      </w:r>
+      <w:r>
+        <w:t xml:space="preserve">: saldırgan uygulamanın çalıştığı uç noktanın sahibidir; belleği okuyabilir, kodu değiştirebilir,</w:t>
+      </w:r>
+      <w:r>
+        <w:t xml:space="preserve"> </w:t>
+      </w:r>
+      <w:r>
+        <w:t xml:space="preserve">hata ayıklayıcı bağlayabilir. Beyaz kutu (Hafta 11) ile aynı varsayım.</w:t>
+      </w:r>
+    </w:p>
+    <w:p>
+      <w:pPr>
+        <w:pStyle w:val="BlockText"/>
+      </w:pPr>
+      <w:r>
+        <w:rPr>
+          <w:b/>
+          <w:bCs/>
+        </w:rPr>
+        <w:t xml:space="preserve">4. Self-hashing nedir? Neden CRC değil HMAC?</w:t>
+      </w:r>
+    </w:p>
+    <w:p>
+      <w:pPr>
+        <w:pStyle w:val="BlockText"/>
+      </w:pPr>
+      <w:r>
+        <w:t xml:space="preserve">Uygulamanın kendi kod/dosyasının özetini çalışma zamanında hesaplayıp altın değerle karşılaştırması. CRC</w:t>
+      </w:r>
+      <w:r>
+        <w:t xml:space="preserve"> </w:t>
+      </w:r>
+      <w:r>
+        <w:t xml:space="preserve">kriptografik değildir (saldırgan eşler); HMAC için gizli anahtar gerekir.</w:t>
+      </w:r>
+    </w:p>
+    <w:p>
+      <w:pPr>
+        <w:pStyle w:val="BlockText"/>
+      </w:pPr>
+      <w:r>
+        <w:rPr>
+          <w:b/>
+          <w:bCs/>
+        </w:rPr>
+        <w:t xml:space="preserve">5. Bütünlük denetimi tek başına neden yetmez?</w:t>
+      </w:r>
+    </w:p>
+    <w:p>
+      <w:pPr>
+        <w:pStyle w:val="BlockText"/>
+      </w:pPr>
+      <w:r>
+        <w:t xml:space="preserve">Denetleyicinin kendisi de yamalanabilir. Çözüm: örtüşen denetleyiciler, sonucu veri bağımlılığı yapmak, sunucu</w:t>
+      </w:r>
+      <w:r>
+        <w:t xml:space="preserve"> </w:t>
+      </w:r>
+      <w:r>
+        <w:t xml:space="preserve">attestation.</w:t>
+      </w:r>
+    </w:p>
+    <w:p>
+      <w:pPr>
+        <w:pStyle w:val="BlockText"/>
+      </w:pPr>
+      <w:r>
+        <w:rPr>
+          <w:b/>
+          <w:bCs/>
+        </w:rPr>
+        <w:t xml:space="preserve">6. Linux’ta ve Windows’ta bir hata ayıklayıcı nasıl algılanır?</w:t>
+      </w:r>
+    </w:p>
+    <w:p>
+      <w:pPr>
+        <w:pStyle w:val="BlockText"/>
+      </w:pPr>
+      <w:r>
+        <w:t xml:space="preserve">Linux:</w:t>
+      </w:r>
+      <w:r>
+        <w:t xml:space="preserve"> </w:t>
+      </w:r>
+      <w:r>
+        <w:rPr>
+          <w:rStyle w:val="VerbatimChar"/>
+        </w:rPr>
+        <w:t xml:space="preserve">/proc/self/status</w:t>
+      </w:r>
+      <w:r>
+        <w:t xml:space="preserve"> </w:t>
+      </w:r>
+      <w:r>
+        <w:t xml:space="preserve">TracerPid (&gt;0). Windows: IsDebuggerPresent (PEB BeingDebugged), CheckRemoteDebuggerPresent,</w:t>
+      </w:r>
+      <w:r>
+        <w:t xml:space="preserve"> </w:t>
+      </w:r>
+      <w:r>
+        <w:t xml:space="preserve">PEB NtGlobalFlag.</w:t>
+      </w:r>
+    </w:p>
+    <w:p>
+      <w:pPr>
+        <w:pStyle w:val="BlockText"/>
+      </w:pPr>
+      <w:r>
+        <w:rPr>
+          <w:b/>
+          <w:bCs/>
+        </w:rPr>
+        <w:t xml:space="preserve">7. Hipervizör biti neden zayıf bir sinyaldir?</w:t>
+      </w:r>
+    </w:p>
+    <w:p>
+      <w:pPr>
+        <w:pStyle w:val="BlockText"/>
+      </w:pPr>
+      <w:r>
+        <w:t xml:space="preserve">WSL2/Hyper-V/VBS yüzünden çoğu meşru makine hipervizör bildirir; tek başına</w:t>
+      </w:r>
+      <w:r>
+        <w:t xml:space="preserve"> </w:t>
+      </w:r>
+      <w:r>
+        <w:t xml:space="preserve">“analiz ortamı”</w:t>
+      </w:r>
+      <w:r>
+        <w:t xml:space="preserve"> </w:t>
+      </w:r>
+      <w:r>
+        <w:t xml:space="preserve">demek değildir. Yanlış</w:t>
+      </w:r>
+      <w:r>
+        <w:t xml:space="preserve"> </w:t>
+      </w:r>
+      <w:r>
+        <w:t xml:space="preserve">pozitif riski yüksek.</w:t>
+      </w:r>
+    </w:p>
+    <w:p>
+      <w:pPr>
+        <w:pStyle w:val="BlockText"/>
+      </w:pPr>
+      <w:r>
+        <w:rPr>
+          <w:b/>
+          <w:bCs/>
+        </w:rPr>
+        <w:t xml:space="preserve">8. LD_PRELOAD kancası nasıl algılanır?</w:t>
+      </w:r>
+    </w:p>
+    <w:p>
+      <w:pPr>
+        <w:pStyle w:val="BlockText"/>
+      </w:pPr>
+      <w:r>
+        <w:t xml:space="preserve">Kritik fonksiyonun</w:t>
+      </w:r>
+      <w:r>
+        <w:t xml:space="preserve"> </w:t>
+      </w:r>
+      <w:r>
+        <w:rPr>
+          <w:b/>
+          <w:bCs/>
+        </w:rPr>
+        <w:t xml:space="preserve">kaynağını</w:t>
+      </w:r>
+      <w:r>
+        <w:t xml:space="preserve"> </w:t>
+      </w:r>
+      <w:r>
+        <w:t xml:space="preserve">doğrulayarak:</w:t>
+      </w:r>
+      <w:r>
+        <w:t xml:space="preserve"> </w:t>
+      </w:r>
+      <w:r>
+        <w:rPr>
+          <w:rStyle w:val="VerbatimChar"/>
+        </w:rPr>
+        <w:t xml:space="preserve">dlsym(RTLD_DEFAULT)</w:t>
+      </w:r>
+      <w:r>
+        <w:t xml:space="preserve">+</w:t>
+      </w:r>
+      <w:r>
+        <w:rPr>
+          <w:rStyle w:val="VerbatimChar"/>
+        </w:rPr>
+        <w:t xml:space="preserve">dladdr</w:t>
+      </w:r>
+      <w:r>
+        <w:t xml:space="preserve"> </w:t>
+      </w:r>
+      <w:r>
+        <w:t xml:space="preserve">ile fonksiyonu sağlayan</w:t>
+      </w:r>
+      <w:r>
+        <w:t xml:space="preserve"> </w:t>
+      </w:r>
+      <w:r>
+        <w:rPr>
+          <w:rStyle w:val="VerbatimChar"/>
+        </w:rPr>
+        <w:t xml:space="preserve">.so</w:t>
+      </w:r>
+      <w:r>
+        <w:t xml:space="preserve">’ya bak;</w:t>
+      </w:r>
+      <w:r>
+        <w:t xml:space="preserve"> </w:t>
+      </w:r>
+      <w:r>
+        <w:t xml:space="preserve">libc/vDSO/ld dışı bir modülse kanca vardır.</w:t>
+      </w:r>
+      <w:r>
+        <w:t xml:space="preserve"> </w:t>
+      </w:r>
+      <w:r>
+        <w:rPr>
+          <w:rStyle w:val="VerbatimChar"/>
+        </w:rPr>
+        <w:t xml:space="preserve">getenv(LD_PRELOAD)</w:t>
+      </w:r>
+      <w:r>
+        <w:t xml:space="preserve"> </w:t>
+      </w:r>
+      <w:r>
+        <w:t xml:space="preserve">tek başına zayıftır.</w:t>
+      </w:r>
+    </w:p>
+    <w:p>
+      <w:pPr>
+        <w:pStyle w:val="BlockText"/>
+      </w:pPr>
+      <w:r>
+        <w:rPr>
+          <w:b/>
+          <w:bCs/>
+        </w:rPr>
+        <w:t xml:space="preserve">9. Root/jailbreak göstergeleri neden ’kanıt değil, sinyal’dir?</w:t>
+      </w:r>
+    </w:p>
+    <w:p>
+      <w:pPr>
+        <w:pStyle w:val="BlockText"/>
+      </w:pPr>
+      <w:r>
+        <w:t xml:space="preserve">Kolayca sahtelenir (Magisk Hide); ayrıca meşru root kullanıcıları engelleyebilir. Modern yol: platform attestation</w:t>
+      </w:r>
+      <w:r>
+        <w:t xml:space="preserve"> </w:t>
+      </w:r>
+      <w:r>
+        <w:t xml:space="preserve">(sunucu tarafı, nonce’lu).</w:t>
+      </w:r>
+    </w:p>
+    <w:p>
+      <w:pPr>
+        <w:pStyle w:val="BlockText"/>
+      </w:pPr>
+      <w:r>
+        <w:rPr>
+          <w:b/>
+          <w:bCs/>
+        </w:rPr>
+        <w:t xml:space="preserve">10. APK imza doğrulaması neyi engeller? C’deki karşılığı?</w:t>
+      </w:r>
+    </w:p>
+    <w:p>
+      <w:pPr>
+        <w:pStyle w:val="BlockText"/>
+      </w:pPr>
+      <w:r>
+        <w:t xml:space="preserve">Yeniden paketlemeyi (repackaging): değiştirilmiş uygulama orijinal imzayı taşıyamaz. C’de karşılığı: bir bileşeni</w:t>
+      </w:r>
+      <w:r>
+        <w:t xml:space="preserve"> </w:t>
+      </w:r>
+      <w:r>
+        <w:t xml:space="preserve">yüklemeden önce HMAC/imza ile doğrulamak (Demo 6).</w:t>
+      </w:r>
+    </w:p>
+    <w:p>
+      <w:pPr>
+        <w:pStyle w:val="BlockText"/>
+      </w:pPr>
+      <w:r>
+        <w:rPr>
+          <w:b/>
+          <w:bCs/>
+        </w:rPr>
+        <w:t xml:space="preserve">11. Kontrol akışı sayacı neyi çözer?</w:t>
+      </w:r>
+    </w:p>
+    <w:p>
+      <w:pPr>
+        <w:pStyle w:val="BlockText"/>
+      </w:pPr>
+      <w:r>
+        <w:t xml:space="preserve">Tek bir</w:t>
+      </w:r>
+      <w:r>
+        <w:t xml:space="preserve"> </w:t>
+      </w:r>
+      <w:r>
+        <w:rPr>
+          <w:rStyle w:val="VerbatimChar"/>
+        </w:rPr>
+        <w:t xml:space="preserve">if</w:t>
+      </w:r>
+      <w:r>
+        <w:t xml:space="preserve"> </w:t>
+      </w:r>
+      <w:r>
+        <w:t xml:space="preserve">kontrolünün yamalanıp atlanmasını. Kritik işlem doğru sonucu ancak bütün kontrollerden sırayla</w:t>
+      </w:r>
+      <w:r>
+        <w:t xml:space="preserve"> </w:t>
+      </w:r>
+      <w:r>
+        <w:t xml:space="preserve">geçilmişse (doğru anahtar zinciri) üretir.</w:t>
+      </w:r>
+    </w:p>
+    <w:p>
+      <w:pPr>
+        <w:pStyle w:val="BlockText"/>
+      </w:pPr>
+      <w:r>
+        <w:rPr>
+          <w:b/>
+          <w:bCs/>
+        </w:rPr>
+        <w:t xml:space="preserve">12. İyi bir tamper tepkisi neden hemen</w:t>
+      </w:r>
+      <w:r>
+        <w:rPr>
+          <w:b/>
+          <w:bCs/>
+        </w:rPr>
+        <w:t xml:space="preserve"> </w:t>
+      </w:r>
+      <w:r>
+        <w:rPr>
+          <w:rStyle w:val="VerbatimChar"/>
+          <w:b/>
+          <w:bCs/>
+        </w:rPr>
+        <w:t xml:space="preserve">exit()</w:t>
+      </w:r>
+      <w:r>
+        <w:rPr>
+          <w:b/>
+          <w:bCs/>
+        </w:rPr>
+        <w:t xml:space="preserve"> </w:t>
+      </w:r>
+      <w:r>
+        <w:rPr>
+          <w:b/>
+          <w:bCs/>
+        </w:rPr>
+        <w:t xml:space="preserve">değildir?</w:t>
+      </w:r>
+    </w:p>
+    <w:p>
+      <w:pPr>
+        <w:pStyle w:val="BlockText"/>
+      </w:pPr>
+      <w:r>
+        <w:t xml:space="preserve">Hemen çökmek saldırgana hangi kontrolün tetiklediğini söyler. İyi tepki: sil + decoy + gecikmeli/örtük + sunucuya</w:t>
+      </w:r>
+      <w:r>
+        <w:t xml:space="preserve"> </w:t>
+      </w:r>
+      <w:r>
+        <w:t xml:space="preserve">bildirim.</w:t>
+      </w:r>
+    </w:p>
+    <w:p>
+      <w:pPr>
+        <w:pStyle w:val="BlockText"/>
+      </w:pPr>
+      <w:r>
+        <w:rPr>
+          <w:b/>
+          <w:bCs/>
+        </w:rPr>
+        <w:t xml:space="preserve">13. Decoy (sahte) çıktı neden çökmekten iyidir?</w:t>
+      </w:r>
+    </w:p>
+    <w:p>
+      <w:pPr>
+        <w:pStyle w:val="BlockText"/>
+      </w:pPr>
+      <w:r>
+        <w:t xml:space="preserve">Saldırgan gerçek ile sahteyi kolayca ayırt edemez; hangi kontrolün tetiklediğini gizler; veri sızmaz.</w:t>
+      </w:r>
+    </w:p>
+    <w:p>
+      <w:pPr>
+        <w:pStyle w:val="BlockText"/>
+      </w:pPr>
+      <w:r>
+        <w:rPr>
+          <w:b/>
+          <w:bCs/>
+        </w:rPr>
+        <w:t xml:space="preserve">14. Cihaz bağlama RASP’e ne katar?</w:t>
+      </w:r>
+    </w:p>
+    <w:p>
+      <w:pPr>
+        <w:pStyle w:val="BlockText"/>
+      </w:pPr>
+      <w:r>
+        <w:t xml:space="preserve">Anahtarlar/dosyalar kopyalansa bile başka cihazda açılamaz (klonlamaya karşı). HKDF(cihaz parmak izi)+AES-GCM ile</w:t>
+      </w:r>
+      <w:r>
+        <w:t xml:space="preserve"> </w:t>
+      </w:r>
+      <w:r>
+        <w:t xml:space="preserve">kurulur; Hafta 3 güvenlik kabuğunun en iç katmanı.</w:t>
+      </w:r>
+    </w:p>
+    <w:p>
+      <w:pPr>
+        <w:pStyle w:val="BlockText"/>
+      </w:pPr>
+      <w:r>
+        <w:rPr>
+          <w:b/>
+          <w:bCs/>
+        </w:rPr>
+        <w:t xml:space="preserve">15. RASP kırılmaz mıdır? Öyleyse neden kullanılır?</w:t>
+      </w:r>
+    </w:p>
+    <w:p>
+      <w:pPr>
+        <w:pStyle w:val="BlockText"/>
+      </w:pPr>
+      <w:r>
+        <w:t xml:space="preserve">Cihazın sahibi saldırgansa nihai olarak kırılabilir. Amaç kırılmazlık değil; saldırıyı pahalı, ölçeklenemez ve</w:t>
+      </w:r>
+      <w:r>
+        <w:t xml:space="preserve"> </w:t>
+      </w:r>
+      <w:r>
+        <w:t xml:space="preserve">gürültülü kılmak + sunucu tarafı denetimle birleştirmek.</w:t>
+      </w:r>
+    </w:p>
+    <w:p>
+      <w:pPr>
+        <w:pStyle w:val="BlockText"/>
+      </w:pPr>
+      <w:r>
+        <w:rPr>
+          <w:b/>
+          <w:bCs/>
+        </w:rPr>
+        <w:t xml:space="preserve">16. RASP’i her fonksiyona koymak neden kötü fikir?</w:t>
+      </w:r>
+    </w:p>
+    <w:p>
+      <w:pPr>
+        <w:pStyle w:val="BlockText"/>
+      </w:pPr>
+      <w:r>
+        <w:t xml:space="preserve">Maliyet (CPU, batarya, yanlış pozitif, karmaşıklık) getirir. Korumayı varlığın değerine göre ölçekleyin: kritik</w:t>
+      </w:r>
+      <w:r>
+        <w:t xml:space="preserve"> </w:t>
+      </w:r>
+      <w:r>
+        <w:t xml:space="preserve">işlemlere (ödeme, anahtar) koyun.</w:t>
+      </w:r>
+    </w:p>
+    <w:p>
+      <w:r>
+        <w:pict>
+          <v:rect style="width:0;height:1.5pt" o:hralign="center" o:hrstd="t" o:hr="t"/>
+        </w:pict>
+      </w:r>
+    </w:p>
+    <w:bookmarkEnd w:id="73"/>
+    <w:bookmarkStart w:id="74" w:name="quiz-1-tarzı-örnek-sorular"/>
+    <w:p>
+      <w:pPr>
+        <w:pStyle w:val="Heading2"/>
+      </w:pPr>
+      <w:r>
+        <w:t xml:space="preserve">17. Quiz-1 tarzı örnek sorular</w:t>
+      </w:r>
+    </w:p>
+    <w:p>
+      <w:pPr>
+        <w:pStyle w:val="BlockText"/>
+      </w:pPr>
+      <w:r>
+        <w:rPr>
+          <w:b/>
+          <w:bCs/>
+        </w:rPr>
+        <w:t xml:space="preserve">Quiz-1 (8. hafta) 1–6. haftaları kapsar; bu tarz kısa soru + kod okuma içerir</w:t>
+      </w:r>
+    </w:p>
+    <w:p>
+      <w:pPr>
+        <w:pStyle w:val="Compact"/>
+        <w:numPr>
+          <w:ilvl w:val="0"/>
+          <w:numId w:val="1025"/>
+        </w:numPr>
+      </w:pPr>
+      <w:r>
         <w:t xml:space="preserve">(Çoktan seçmeli) Aşağıdakilerden hangisi bir</w:t>
       </w:r>
       <w:r>
@@ -16377,7 +16581,7 @@
         <w:pStyle w:val="Compact"/>
         <w:numPr>
           <w:ilvl w:val="1"/>
-          <w:numId w:val="1025"/>
+          <w:numId w:val="1026"/>
         </w:numPr>
       </w:pPr>
       <w:r>
@@ -16405,7 +16609,7 @@
         <w:pStyle w:val="Compact"/>
         <w:numPr>
           <w:ilvl w:val="0"/>
-          <w:numId w:val="1024"/>
+          <w:numId w:val="1025"/>
         </w:numPr>
       </w:pPr>
       <w:r>
@@ -16451,7 +16655,7 @@
         <w:pStyle w:val="Compact"/>
         <w:numPr>
           <w:ilvl w:val="0"/>
-          <w:numId w:val="1024"/>
+          <w:numId w:val="1025"/>
         </w:numPr>
       </w:pPr>
       <w:r>
@@ -16496,7 +16700,7 @@
         <w:pStyle w:val="Compact"/>
         <w:numPr>
           <w:ilvl w:val="0"/>
-          <w:numId w:val="1024"/>
+          <w:numId w:val="1025"/>
         </w:numPr>
       </w:pPr>
       <w:r>
@@ -16568,7 +16772,7 @@
         <w:pStyle w:val="Compact"/>
         <w:numPr>
           <w:ilvl w:val="0"/>
-          <w:numId w:val="1024"/>
+          <w:numId w:val="1025"/>
         </w:numPr>
       </w:pPr>
       <w:r>
@@ -16627,54 +16831,6 @@
       </w:r>
       <w:r>
         <w:t xml:space="preserve">, O’Reilly, 2003:</w:t>
-      </w:r>
-    </w:p>
-    <w:p>
-      <w:pPr>
-        <w:pStyle w:val="Compact"/>
-        <w:numPr>
-          <w:ilvl w:val="0"/>
-          <w:numId w:val="1026"/>
-        </w:numPr>
-      </w:pPr>
-      <w:r>
-        <w:t xml:space="preserve">Tarif 12.2 (Detecting Modification — CRC → HMAC/imza olarak güncellendi)</w:t>
-      </w:r>
-    </w:p>
-    <w:p>
-      <w:pPr>
-        <w:pStyle w:val="Compact"/>
-        <w:numPr>
-          <w:ilvl w:val="0"/>
-          <w:numId w:val="1026"/>
-        </w:numPr>
-      </w:pPr>
-      <w:r>
-        <w:t xml:space="preserve">Tarif 12.12–12.15 (Detecting Debuggers — Unix/Windows; SoftICE → modern araçlar)</w:t>
-      </w:r>
-    </w:p>
-    <w:p>
-      <w:pPr>
-        <w:pStyle w:val="Compact"/>
-        <w:numPr>
-          <w:ilvl w:val="0"/>
-          <w:numId w:val="1026"/>
-        </w:numPr>
-      </w:pPr>
-      <w:r>
-        <w:t xml:space="preserve">Bölüm 12 (Anti-Tampering) genel olarak bu haftanın ve Hafta 9’un çekirdeğidir.</w:t>
-      </w:r>
-    </w:p>
-    <w:p>
-      <w:pPr>
-        <w:pStyle w:val="FirstParagraph"/>
-      </w:pPr>
-      <w:r>
-        <w:rPr>
-          <w:b/>
-          <w:bCs/>
-        </w:rPr>
-        <w:t xml:space="preserve">Açık standartlar ve kaynaklar</w:t>
       </w:r>
     </w:p>
     <w:p>
@@ -16686,7 +16842,7 @@
         </w:numPr>
       </w:pPr>
       <w:r>
-        <w:t xml:space="preserve">OWASP MASVS-RESILIENCE ve MASTG (mobil dayanıklılık: anti-debug, anti-tamper, root/emülatör algılama, imza doğrulama).</w:t>
+        <w:t xml:space="preserve">Tarif 12.2 (Detecting Modification — CRC → HMAC/imza olarak güncellendi)</w:t>
       </w:r>
     </w:p>
     <w:p>
@@ -16698,7 +16854,7 @@
         </w:numPr>
       </w:pPr>
       <w:r>
-        <w:t xml:space="preserve">Android APK Signature Scheme v2/v3 (yeniden paketlemeye karşı imza); Play Integrity / donanım destekli attestation.</w:t>
+        <w:t xml:space="preserve">Tarif 12.12–12.15 (Detecting Debuggers — Unix/Windows; SoftICE → modern araçlar)</w:t>
       </w:r>
     </w:p>
     <w:p>
@@ -16710,7 +16866,19 @@
         </w:numPr>
       </w:pPr>
       <w:r>
-        <w:t xml:space="preserve">MITRE CWE: CWE-693 (Protection Mechanism Failure), CWE-919 (mobil zayıflıklar), CWE-925 (uygunsuz doğrulama).</w:t>
+        <w:t xml:space="preserve">Bölüm 12 (Anti-Tampering) genel olarak bu haftanın ve Hafta 9’un çekirdeğidir.</w:t>
+      </w:r>
+    </w:p>
+    <w:p>
+      <w:pPr>
+        <w:pStyle w:val="FirstParagraph"/>
+      </w:pPr>
+      <w:r>
+        <w:rPr>
+          <w:b/>
+          <w:bCs/>
+        </w:rPr>
+        <w:t xml:space="preserve">Açık standartlar ve kaynaklar</w:t>
       </w:r>
     </w:p>
     <w:p>
@@ -16718,7 +16886,43 @@
         <w:pStyle w:val="Compact"/>
         <w:numPr>
           <w:ilvl w:val="0"/>
-          <w:numId w:val="1027"/>
+          <w:numId w:val="1028"/>
+        </w:numPr>
+      </w:pPr>
+      <w:r>
+        <w:t xml:space="preserve">OWASP MASVS-RESILIENCE ve MASTG (mobil dayanıklılık: anti-debug, anti-tamper, root/emülatör algılama, imza doğrulama).</w:t>
+      </w:r>
+    </w:p>
+    <w:p>
+      <w:pPr>
+        <w:pStyle w:val="Compact"/>
+        <w:numPr>
+          <w:ilvl w:val="0"/>
+          <w:numId w:val="1028"/>
+        </w:numPr>
+      </w:pPr>
+      <w:r>
+        <w:t xml:space="preserve">Android APK Signature Scheme v2/v3 (yeniden paketlemeye karşı imza); Play Integrity / donanım destekli attestation.</w:t>
+      </w:r>
+    </w:p>
+    <w:p>
+      <w:pPr>
+        <w:pStyle w:val="Compact"/>
+        <w:numPr>
+          <w:ilvl w:val="0"/>
+          <w:numId w:val="1028"/>
+        </w:numPr>
+      </w:pPr>
+      <w:r>
+        <w:t xml:space="preserve">MITRE CWE: CWE-693 (Protection Mechanism Failure), CWE-919 (mobil zayıflıklar), CWE-925 (uygunsuz doğrulama).</w:t>
+      </w:r>
+    </w:p>
+    <w:p>
+      <w:pPr>
+        <w:pStyle w:val="Compact"/>
+        <w:numPr>
+          <w:ilvl w:val="0"/>
+          <w:numId w:val="1028"/>
         </w:numPr>
       </w:pPr>
       <w:r>
@@ -18079,7 +18283,7 @@
     <w:abstractNumId w:val="991"/>
   </w:num>
   <w:num w:numId="1005">
-    <w:abstractNumId w:val="992"/>
+    <w:abstractNumId w:val="991"/>
   </w:num>
   <w:num w:numId="1006">
     <w:abstractNumId w:val="992"/>
@@ -18094,10 +18298,10 @@
     <w:abstractNumId w:val="992"/>
   </w:num>
   <w:num w:numId="1010">
-    <w:abstractNumId w:val="991"/>
+    <w:abstractNumId w:val="992"/>
   </w:num>
   <w:num w:numId="1011">
-    <w:abstractNumId w:val="992"/>
+    <w:abstractNumId w:val="991"/>
   </w:num>
   <w:num w:numId="1012">
     <w:abstractNumId w:val="992"/>
@@ -18109,9 +18313,12 @@
     <w:abstractNumId w:val="992"/>
   </w:num>
   <w:num w:numId="1015">
+    <w:abstractNumId w:val="992"/>
+  </w:num>
+  <w:num w:numId="1016">
     <w:abstractNumId w:val="991"/>
   </w:num>
-  <w:num w:numId="1016">
+  <w:num w:numId="1017">
     <w:abstractNumId w:val="99411"/>
     <w:lvlOverride w:ilvl="0">
       <w:startOverride w:val="1"/>
@@ -18141,11 +18348,8 @@
       <w:startOverride w:val="1"/>
     </w:lvlOverride>
   </w:num>
-  <w:num w:numId="1017">
+  <w:num w:numId="1018">
     <w:abstractNumId w:val="991"/>
-  </w:num>
-  <w:num w:numId="1018">
-    <w:abstractNumId w:val="992"/>
   </w:num>
   <w:num w:numId="1019">
     <w:abstractNumId w:val="992"/>
@@ -18163,6 +18367,9 @@
     <w:abstractNumId w:val="992"/>
   </w:num>
   <w:num w:numId="1024">
+    <w:abstractNumId w:val="992"/>
+  </w:num>
+  <w:num w:numId="1025">
     <w:abstractNumId w:val="99411"/>
     <w:lvlOverride w:ilvl="0">
       <w:startOverride w:val="1"/>
@@ -18192,7 +18399,7 @@
       <w:startOverride w:val="1"/>
     </w:lvlOverride>
   </w:num>
-  <w:num w:numId="1025">
+  <w:num w:numId="1026">
     <w:abstractNumId w:val="99721"/>
     <w:lvlOverride w:ilvl="0">
       <w:startOverride w:val="1"/>
@@ -18222,10 +18429,10 @@
       <w:startOverride w:val="1"/>
     </w:lvlOverride>
   </w:num>
-  <w:num w:numId="1026">
+  <w:num w:numId="1027">
     <w:abstractNumId w:val="991"/>
   </w:num>
-  <w:num w:numId="1027">
+  <w:num w:numId="1028">
     <w:abstractNumId w:val="991"/>
   </w:num>
 </w:numbering>

--- a/docs/week-6/cen429-week-6-ders-notu.en.docx
+++ b/docs/week-6/cen429-week-6-ders-notu.en.docx
@@ -2,7 +2,7 @@
 <file path=word/document.xml><?xml version="1.0" encoding="utf-8"?>
 <w:document xmlns:w="http://schemas.openxmlformats.org/wordprocessingml/2006/main" xmlns:m="http://schemas.openxmlformats.org/officeDocument/2006/math" xmlns:r="http://schemas.openxmlformats.org/officeDocument/2006/relationships" xmlns:o="urn:schemas-microsoft-com:office:office" xmlns:v="urn:schemas-microsoft-com:vml" xmlns:w10="urn:schemas-microsoft-com:office:word" xmlns:a="http://schemas.openxmlformats.org/drawingml/2006/main" xmlns:pic="http://schemas.openxmlformats.org/drawingml/2006/picture" xmlns:wp="http://schemas.openxmlformats.org/drawingml/2006/wordprocessingDrawing">
   <w:body>
-    <w:bookmarkStart w:id="76" w:name="Xd46acdb1e1c8a0abbadfb6f63b56ebbbdabc7e7"/>
+    <w:bookmarkStart w:id="91" w:name="Xd46acdb1e1c8a0abbadfb6f63b56ebbbdabc7e7"/>
     <w:p>
       <w:pPr>
         <w:pStyle w:val="Heading1"/>
@@ -1860,13 +1860,13 @@
         </w:pict>
       </w:r>
     </w:p>
-    <w:bookmarkStart w:id="27" w:name="rasp-nedir-algılama-savunma-caydırma"/>
+    <w:bookmarkStart w:id="36" w:name="temel-kavramlar-sıfırdan"/>
     <w:p>
       <w:pPr>
         <w:pStyle w:val="Heading2"/>
       </w:pPr>
       <w:r>
-        <w:t xml:space="preserve">1. RASP nedir? Algılama → savunma → caydırma</w:t>
+        <w:t xml:space="preserve">0. Temel kavramlar (sıfırdan)</w:t>
       </w:r>
     </w:p>
     <w:p>
@@ -1874,79 +1874,29 @@
         <w:pStyle w:val="FirstParagraph"/>
       </w:pPr>
       <w:r>
-        <w:t xml:space="preserve">İlk beş hafta boyunca uygulamayı</w:t>
-      </w:r>
-      <w:r>
-        <w:t xml:space="preserve"> </w:t>
-      </w:r>
-      <w:r>
-        <w:rPr>
-          <w:b/>
-          <w:bCs/>
-        </w:rPr>
-        <w:t xml:space="preserve">statik</w:t>
-      </w:r>
-      <w:r>
-        <w:t xml:space="preserve"> </w:t>
-      </w:r>
-      <w:r>
-        <w:t xml:space="preserve">olarak sağlamlaştırdık: girdiyi doğruladık (Hafta 1, 4), veriyi şifreledik</w:t>
-      </w:r>
-      <w:r>
-        <w:t xml:space="preserve"> </w:t>
-      </w:r>
-      <w:r>
-        <w:t xml:space="preserve">(Hafta 3), kodu gizledik (Hafta 4, 5). Ama bütün bunlar bir varsayıma dayanıyordu:</w:t>
-      </w:r>
-      <w:r>
-        <w:t xml:space="preserve"> </w:t>
-      </w:r>
-      <w:r>
-        <w:rPr>
-          <w:b/>
-          <w:bCs/>
-        </w:rPr>
-        <w:t xml:space="preserve">program yazıldığı gibi çalışacak.</w:t>
-      </w:r>
-      <w:r>
-        <w:t xml:space="preserve"> </w:t>
-      </w:r>
-      <w:r>
-        <w:t xml:space="preserve">Bu hafta o varsayımı bırakıyoruz. Uygulama,</w:t>
-      </w:r>
-      <w:r>
-        <w:t xml:space="preserve"> </w:t>
-      </w:r>
-      <w:r>
-        <w:rPr>
-          <w:b/>
-          <w:bCs/>
-        </w:rPr>
-        <w:t xml:space="preserve">çalışırken</w:t>
-      </w:r>
-      <w:r>
-        <w:t xml:space="preserve"> </w:t>
-      </w:r>
-      <w:r>
-        <w:t xml:space="preserve">düşman bir ortamda olabilir: kullanıcı cihazın sahibidir,</w:t>
-      </w:r>
-      <w:r>
-        <w:t xml:space="preserve"> </w:t>
-      </w:r>
-      <w:r>
-        <w:t xml:space="preserve">root almış, hata ayıklayıcı bağlamış, kod parçalarını yamalamış, fonksiyonları kancalamış olabilir.</w:t>
-      </w:r>
-    </w:p>
-    <w:p>
-      <w:pPr>
-        <w:pStyle w:val="BlockText"/>
-      </w:pPr>
-      <w:r>
-        <w:rPr>
-          <w:b/>
-          <w:bCs/>
-        </w:rPr>
-        <w:t xml:space="preserve">Kısa tarihçe: uygulamanın kendini koruması</w:t>
+        <w:t xml:space="preserve">Bu bölüm</w:t>
+      </w:r>
+      <w:r>
+        <w:t xml:space="preserve"> </w:t>
+      </w:r>
+      <w:r>
+        <w:rPr>
+          <w:b/>
+          <w:bCs/>
+        </w:rPr>
+        <w:t xml:space="preserve">hiçbir ön bilgi varsaymaz</w:t>
+      </w:r>
+      <w:r>
+        <w:t xml:space="preserve">. Haftanın geri kalanında kullanacağımız terimleri sıfırdan tanımlıyoruz. Bir terimi bilmiyorsanız önce burayı okuyun; sonraki bölümler bunların üzerine kurulur.</w:t>
+      </w:r>
+    </w:p>
+    <w:bookmarkStart w:id="22" w:name="çalışma-anı-runtime-nedir"/>
+    <w:p>
+      <w:pPr>
+        <w:pStyle w:val="Heading3"/>
+      </w:pPr>
+      <w:r>
+        <w:t xml:space="preserve">Çalışma anı (runtime) nedir?</w:t>
       </w:r>
     </w:p>
     <w:p>
@@ -1962,29 +1912,29 @@
           <w:b/>
           <w:bCs/>
         </w:rPr>
-        <w:t xml:space="preserve">1980’ler</w:t>
-      </w:r>
-      <w:r>
-        <w:t xml:space="preserve"> </w:t>
-      </w:r>
-      <w:r>
-        <w:t xml:space="preserve">— crack / anti-crack kültürü:</w:t>
-      </w:r>
-      <w:r>
-        <w:t xml:space="preserve"> </w:t>
-      </w:r>
-      <w:r>
-        <w:rPr>
-          <w:b/>
-          <w:bCs/>
-        </w:rPr>
-        <w:t xml:space="preserve">anti-debug</w:t>
-      </w:r>
-      <w:r>
-        <w:t xml:space="preserve"> </w:t>
-      </w:r>
-      <w:r>
-        <w:t xml:space="preserve">ve kendini denetleyen kodun kökeni buraya dayanır.</w:t>
+        <w:t xml:space="preserve">Çalışma anı:</w:t>
+      </w:r>
+      <w:r>
+        <w:t xml:space="preserve"> </w:t>
+      </w:r>
+      <w:r>
+        <w:t xml:space="preserve">programın</w:t>
+      </w:r>
+      <w:r>
+        <w:t xml:space="preserve"> </w:t>
+      </w:r>
+      <w:r>
+        <w:rPr>
+          <w:b/>
+          <w:bCs/>
+        </w:rPr>
+        <w:t xml:space="preserve">çalıştığı</w:t>
+      </w:r>
+      <w:r>
+        <w:t xml:space="preserve"> </w:t>
+      </w:r>
+      <w:r>
+        <w:t xml:space="preserve">an (derleme değil).</w:t>
       </w:r>
     </w:p>
     <w:p>
@@ -1996,33 +1946,33 @@
         </w:numPr>
       </w:pPr>
       <w:r>
-        <w:rPr>
-          <w:b/>
-          <w:bCs/>
-        </w:rPr>
-        <w:t xml:space="preserve">2000’ler</w:t>
-      </w:r>
-      <w:r>
-        <w:t xml:space="preserve"> </w:t>
-      </w:r>
-      <w:r>
-        <w:t xml:space="preserve">— DRM, mobil bankacılık ve ödeme uygulamaları korumayı</w:t>
-      </w:r>
-      <w:r>
-        <w:t xml:space="preserve"> </w:t>
-      </w:r>
-      <w:r>
-        <w:rPr>
-          <w:b/>
-          <w:bCs/>
-        </w:rPr>
-        <w:t xml:space="preserve">uygulamanın içine</w:t>
-      </w:r>
-      <w:r>
-        <w:t xml:space="preserve"> </w:t>
-      </w:r>
-      <w:r>
-        <w:t xml:space="preserve">taşımak zorunda kalır (cihaz artık güvenilir değildir).</w:t>
+        <w:t xml:space="preserve">RASP korumaları burada devreye girer: program kendini</w:t>
+      </w:r>
+      <w:r>
+        <w:t xml:space="preserve"> </w:t>
+      </w:r>
+      <w:r>
+        <w:rPr>
+          <w:b/>
+          <w:bCs/>
+        </w:rPr>
+        <w:t xml:space="preserve">çalışırken</w:t>
+      </w:r>
+      <w:r>
+        <w:t xml:space="preserve"> </w:t>
+      </w:r>
+      <w:r>
+        <w:t xml:space="preserve">izler.</w:t>
+      </w:r>
+    </w:p>
+    <w:bookmarkEnd w:id="22"/>
+    <w:bookmarkStart w:id="23" w:name="rasp-nedir"/>
+    <w:p>
+      <w:pPr>
+        <w:pStyle w:val="Heading3"/>
+      </w:pPr>
+      <w:r>
+        <w:t xml:space="preserve">RASP nedir?</w:t>
       </w:r>
     </w:p>
     <w:p>
@@ -2030,7 +1980,7 @@
         <w:pStyle w:val="Compact"/>
         <w:numPr>
           <w:ilvl w:val="0"/>
-          <w:numId w:val="1002"/>
+          <w:numId w:val="1003"/>
         </w:numPr>
       </w:pPr>
       <w:r>
@@ -2038,45 +1988,13 @@
           <w:b/>
           <w:bCs/>
         </w:rPr>
-        <w:t xml:space="preserve">2012</w:t>
-      </w:r>
-      <w:r>
-        <w:t xml:space="preserve"> </w:t>
-      </w:r>
-      <w:r>
-        <w:t xml:space="preserve">— Gartner</w:t>
-      </w:r>
-      <w:r>
-        <w:t xml:space="preserve"> </w:t>
-      </w:r>
-      <w:r>
-        <w:rPr>
-          <w:b/>
-          <w:bCs/>
-        </w:rPr>
-        <w:t xml:space="preserve">RASP</w:t>
-      </w:r>
-      <w:r>
-        <w:t xml:space="preserve"> </w:t>
-      </w:r>
-      <w:r>
-        <w:t xml:space="preserve">(Runtime Application Self-Protection) terimini ortaya atar: koruma, uygulamanın</w:t>
-      </w:r>
-      <w:r>
-        <w:t xml:space="preserve"> </w:t>
-      </w:r>
-      <w:r>
-        <w:rPr>
-          <w:b/>
-          <w:bCs/>
-        </w:rPr>
-        <w:t xml:space="preserve">içinde</w:t>
-      </w:r>
-      <w:r>
-        <w:t xml:space="preserve"> </w:t>
-      </w:r>
-      <w:r>
-        <w:t xml:space="preserve">çalışır.</w:t>
+        <w:t xml:space="preserve">RASP (Runtime Application Self-Protection):</w:t>
+      </w:r>
+      <w:r>
+        <w:t xml:space="preserve"> </w:t>
+      </w:r>
+      <w:r>
+        <w:t xml:space="preserve">uygulamanın çalışırken kendini koruması.</w:t>
       </w:r>
     </w:p>
     <w:p>
@@ -2084,7 +2002,1199 @@
         <w:pStyle w:val="Compact"/>
         <w:numPr>
           <w:ilvl w:val="0"/>
-          <w:numId w:val="1002"/>
+          <w:numId w:val="1003"/>
+        </w:numPr>
+      </w:pPr>
+      <w:r>
+        <w:t xml:space="preserve">Kurcalama, hata ayıklama, sahte ortam gibi tehditleri</w:t>
+      </w:r>
+      <w:r>
+        <w:t xml:space="preserve"> </w:t>
+      </w:r>
+      <w:r>
+        <w:rPr>
+          <w:b/>
+          <w:bCs/>
+        </w:rPr>
+        <w:t xml:space="preserve">algılar</w:t>
+      </w:r>
+      <w:r>
+        <w:t xml:space="preserve"> </w:t>
+      </w:r>
+      <w:r>
+        <w:t xml:space="preserve">ve</w:t>
+      </w:r>
+      <w:r>
+        <w:t xml:space="preserve"> </w:t>
+      </w:r>
+      <w:r>
+        <w:rPr>
+          <w:b/>
+          <w:bCs/>
+        </w:rPr>
+        <w:t xml:space="preserve">tepki</w:t>
+      </w:r>
+      <w:r>
+        <w:t xml:space="preserve"> </w:t>
+      </w:r>
+      <w:r>
+        <w:t xml:space="preserve">verir.</w:t>
+      </w:r>
+    </w:p>
+    <w:bookmarkEnd w:id="23"/>
+    <w:bookmarkStart w:id="24" w:name="hata-ayıklayıcı-debugger"/>
+    <w:p>
+      <w:pPr>
+        <w:pStyle w:val="Heading3"/>
+      </w:pPr>
+      <w:r>
+        <w:t xml:space="preserve">Hata ayıklayıcı (debugger)</w:t>
+      </w:r>
+    </w:p>
+    <w:p>
+      <w:pPr>
+        <w:pStyle w:val="Compact"/>
+        <w:numPr>
+          <w:ilvl w:val="0"/>
+          <w:numId w:val="1004"/>
+        </w:numPr>
+      </w:pPr>
+      <w:r>
+        <w:rPr>
+          <w:b/>
+          <w:bCs/>
+        </w:rPr>
+        <w:t xml:space="preserve">Debugger:</w:t>
+      </w:r>
+      <w:r>
+        <w:t xml:space="preserve"> </w:t>
+      </w:r>
+      <w:r>
+        <w:t xml:space="preserve">programı adım adım çalıştırıp durduran, belleği okuyan araç (gdb, lldb).</w:t>
+      </w:r>
+    </w:p>
+    <w:p>
+      <w:pPr>
+        <w:pStyle w:val="Compact"/>
+        <w:numPr>
+          <w:ilvl w:val="0"/>
+          <w:numId w:val="1004"/>
+        </w:numPr>
+      </w:pPr>
+      <w:r>
+        <w:t xml:space="preserve">Saldırgan bununla akışı izler, değer değiştirir.</w:t>
+      </w:r>
+    </w:p>
+    <w:p>
+      <w:pPr>
+        <w:pStyle w:val="Compact"/>
+        <w:numPr>
+          <w:ilvl w:val="0"/>
+          <w:numId w:val="1004"/>
+        </w:numPr>
+      </w:pPr>
+      <w:r>
+        <w:t xml:space="preserve">RASP</w:t>
+      </w:r>
+      <w:r>
+        <w:t xml:space="preserve"> </w:t>
+      </w:r>
+      <w:r>
+        <w:t xml:space="preserve">“bana debugger bağlı mı?”</w:t>
+      </w:r>
+      <w:r>
+        <w:t xml:space="preserve"> </w:t>
+      </w:r>
+      <w:r>
+        <w:t xml:space="preserve">diye bakar.</w:t>
+      </w:r>
+    </w:p>
+    <w:bookmarkEnd w:id="24"/>
+    <w:bookmarkStart w:id="25" w:name="emülatör-ve-sanal-makine"/>
+    <w:p>
+      <w:pPr>
+        <w:pStyle w:val="Heading3"/>
+      </w:pPr>
+      <w:r>
+        <w:t xml:space="preserve">Emülatör ve sanal makine</w:t>
+      </w:r>
+    </w:p>
+    <w:p>
+      <w:pPr>
+        <w:pStyle w:val="Compact"/>
+        <w:numPr>
+          <w:ilvl w:val="0"/>
+          <w:numId w:val="1005"/>
+        </w:numPr>
+      </w:pPr>
+      <w:r>
+        <w:rPr>
+          <w:b/>
+          <w:bCs/>
+        </w:rPr>
+        <w:t xml:space="preserve">Emülatör/VM:</w:t>
+      </w:r>
+      <w:r>
+        <w:t xml:space="preserve"> </w:t>
+      </w:r>
+      <w:r>
+        <w:t xml:space="preserve">bir cihazı</w:t>
+      </w:r>
+      <w:r>
+        <w:t xml:space="preserve"> </w:t>
+      </w:r>
+      <w:r>
+        <w:rPr>
+          <w:b/>
+          <w:bCs/>
+        </w:rPr>
+        <w:t xml:space="preserve">taklit eden</w:t>
+      </w:r>
+      <w:r>
+        <w:t xml:space="preserve"> </w:t>
+      </w:r>
+      <w:r>
+        <w:t xml:space="preserve">yazılım ortamı (Android emülatör, QEMU).</w:t>
+      </w:r>
+    </w:p>
+    <w:p>
+      <w:pPr>
+        <w:pStyle w:val="Compact"/>
+        <w:numPr>
+          <w:ilvl w:val="0"/>
+          <w:numId w:val="1005"/>
+        </w:numPr>
+      </w:pPr>
+      <w:r>
+        <w:t xml:space="preserve">Saldırgan analizini gerçek cihaz yerine burada yapar (daha kolay).</w:t>
+      </w:r>
+    </w:p>
+    <w:p>
+      <w:pPr>
+        <w:pStyle w:val="Compact"/>
+        <w:numPr>
+          <w:ilvl w:val="0"/>
+          <w:numId w:val="1005"/>
+        </w:numPr>
+      </w:pPr>
+      <w:r>
+        <w:t xml:space="preserve">RASP sahte ortamı sezmeye çalışır.</w:t>
+      </w:r>
+    </w:p>
+    <w:bookmarkEnd w:id="25"/>
+    <w:bookmarkStart w:id="26" w:name="kanca-hook-ve-enstrümantasyon"/>
+    <w:p>
+      <w:pPr>
+        <w:pStyle w:val="Heading3"/>
+      </w:pPr>
+      <w:r>
+        <w:t xml:space="preserve">Kanca (hook) ve enstrümantasyon</w:t>
+      </w:r>
+    </w:p>
+    <w:p>
+      <w:pPr>
+        <w:pStyle w:val="Compact"/>
+        <w:numPr>
+          <w:ilvl w:val="0"/>
+          <w:numId w:val="1006"/>
+        </w:numPr>
+      </w:pPr>
+      <w:r>
+        <w:rPr>
+          <w:b/>
+          <w:bCs/>
+        </w:rPr>
+        <w:t xml:space="preserve">Kanca (hook):</w:t>
+      </w:r>
+      <w:r>
+        <w:t xml:space="preserve"> </w:t>
+      </w:r>
+      <w:r>
+        <w:t xml:space="preserve">bir fonksiyonun çağrısını</w:t>
+      </w:r>
+      <w:r>
+        <w:t xml:space="preserve"> </w:t>
+      </w:r>
+      <w:r>
+        <w:rPr>
+          <w:b/>
+          <w:bCs/>
+        </w:rPr>
+        <w:t xml:space="preserve">araya girip</w:t>
+      </w:r>
+      <w:r>
+        <w:t xml:space="preserve"> </w:t>
+      </w:r>
+      <w:r>
+        <w:t xml:space="preserve">değiştirme.</w:t>
+      </w:r>
+    </w:p>
+    <w:p>
+      <w:pPr>
+        <w:pStyle w:val="Compact"/>
+        <w:numPr>
+          <w:ilvl w:val="0"/>
+          <w:numId w:val="1006"/>
+        </w:numPr>
+      </w:pPr>
+      <w:r>
+        <w:rPr>
+          <w:b/>
+          <w:bCs/>
+        </w:rPr>
+        <w:t xml:space="preserve">Enstrümantasyon:</w:t>
+      </w:r>
+      <w:r>
+        <w:t xml:space="preserve"> </w:t>
+      </w:r>
+      <w:r>
+        <w:t xml:space="preserve">çalışan programa kod enjekte edip davranışını izleme/değiştirme.</w:t>
+      </w:r>
+    </w:p>
+    <w:p>
+      <w:pPr>
+        <w:pStyle w:val="Compact"/>
+        <w:numPr>
+          <w:ilvl w:val="0"/>
+          <w:numId w:val="1006"/>
+        </w:numPr>
+      </w:pPr>
+      <w:r>
+        <w:t xml:space="preserve">Araç:</w:t>
+      </w:r>
+      <w:r>
+        <w:t xml:space="preserve"> </w:t>
+      </w:r>
+      <w:r>
+        <w:rPr>
+          <w:b/>
+          <w:bCs/>
+        </w:rPr>
+        <w:t xml:space="preserve">Frida</w:t>
+      </w:r>
+      <w:r>
+        <w:t xml:space="preserve"> </w:t>
+      </w:r>
+      <w:r>
+        <w:t xml:space="preserve">(çok yaygın dinamik enstrümantasyon aracı).</w:t>
+      </w:r>
+    </w:p>
+    <w:bookmarkEnd w:id="26"/>
+    <w:bookmarkStart w:id="27" w:name="ld_preload"/>
+    <w:p>
+      <w:pPr>
+        <w:pStyle w:val="Heading3"/>
+      </w:pPr>
+      <w:r>
+        <w:t xml:space="preserve">LD_PRELOAD</w:t>
+      </w:r>
+    </w:p>
+    <w:p>
+      <w:pPr>
+        <w:pStyle w:val="Compact"/>
+        <w:numPr>
+          <w:ilvl w:val="0"/>
+          <w:numId w:val="1007"/>
+        </w:numPr>
+      </w:pPr>
+      <w:r>
+        <w:rPr>
+          <w:b/>
+          <w:bCs/>
+        </w:rPr>
+        <w:t xml:space="preserve">LD_PRELOAD:</w:t>
+      </w:r>
+      <w:r>
+        <w:t xml:space="preserve"> </w:t>
+      </w:r>
+      <w:r>
+        <w:t xml:space="preserve">Linux’ta bir kütüphaneyi programdan</w:t>
+      </w:r>
+      <w:r>
+        <w:t xml:space="preserve"> </w:t>
+      </w:r>
+      <w:r>
+        <w:rPr>
+          <w:b/>
+          <w:bCs/>
+        </w:rPr>
+        <w:t xml:space="preserve">önce</w:t>
+      </w:r>
+      <w:r>
+        <w:t xml:space="preserve"> </w:t>
+      </w:r>
+      <w:r>
+        <w:t xml:space="preserve">yükletip fonksiyonları değiştirme yolu.</w:t>
+      </w:r>
+    </w:p>
+    <w:p>
+      <w:pPr>
+        <w:pStyle w:val="Compact"/>
+        <w:numPr>
+          <w:ilvl w:val="0"/>
+          <w:numId w:val="1007"/>
+        </w:numPr>
+      </w:pPr>
+      <w:r>
+        <w:t xml:space="preserve">Saldırgan bununla kritik fonksiyonları</w:t>
+      </w:r>
+      <w:r>
+        <w:t xml:space="preserve"> </w:t>
+      </w:r>
+      <w:r>
+        <w:rPr>
+          <w:b/>
+          <w:bCs/>
+        </w:rPr>
+        <w:t xml:space="preserve">kancalayabilir</w:t>
+      </w:r>
+      <w:r>
+        <w:t xml:space="preserve">.</w:t>
+      </w:r>
+    </w:p>
+    <w:p>
+      <w:pPr>
+        <w:pStyle w:val="Compact"/>
+        <w:numPr>
+          <w:ilvl w:val="0"/>
+          <w:numId w:val="1007"/>
+        </w:numPr>
+      </w:pPr>
+      <w:r>
+        <w:t xml:space="preserve">RASP bunu tespit etmeye çalışır.</w:t>
+      </w:r>
+    </w:p>
+    <w:bookmarkEnd w:id="27"/>
+    <w:bookmarkStart w:id="28" w:name="bütünlük-ve-self-hashing"/>
+    <w:p>
+      <w:pPr>
+        <w:pStyle w:val="Heading3"/>
+      </w:pPr>
+      <w:r>
+        <w:t xml:space="preserve">Bütünlük ve self-hashing</w:t>
+      </w:r>
+    </w:p>
+    <w:p>
+      <w:pPr>
+        <w:pStyle w:val="Compact"/>
+        <w:numPr>
+          <w:ilvl w:val="0"/>
+          <w:numId w:val="1008"/>
+        </w:numPr>
+      </w:pPr>
+      <w:r>
+        <w:rPr>
+          <w:b/>
+          <w:bCs/>
+        </w:rPr>
+        <w:t xml:space="preserve">Bütünlük (integrity):</w:t>
+      </w:r>
+      <w:r>
+        <w:t xml:space="preserve"> </w:t>
+      </w:r>
+      <w:r>
+        <w:t xml:space="preserve">kodun/dosyanın</w:t>
+      </w:r>
+      <w:r>
+        <w:t xml:space="preserve"> </w:t>
+      </w:r>
+      <w:r>
+        <w:rPr>
+          <w:b/>
+          <w:bCs/>
+        </w:rPr>
+        <w:t xml:space="preserve">değişmemiş</w:t>
+      </w:r>
+      <w:r>
+        <w:t xml:space="preserve"> </w:t>
+      </w:r>
+      <w:r>
+        <w:t xml:space="preserve">olması.</w:t>
+      </w:r>
+    </w:p>
+    <w:p>
+      <w:pPr>
+        <w:pStyle w:val="Compact"/>
+        <w:numPr>
+          <w:ilvl w:val="0"/>
+          <w:numId w:val="1008"/>
+        </w:numPr>
+      </w:pPr>
+      <w:r>
+        <w:rPr>
+          <w:b/>
+          <w:bCs/>
+        </w:rPr>
+        <w:t xml:space="preserve">Self-hashing:</w:t>
+      </w:r>
+      <w:r>
+        <w:t xml:space="preserve"> </w:t>
+      </w:r>
+      <w:r>
+        <w:t xml:space="preserve">programın</w:t>
+      </w:r>
+      <w:r>
+        <w:t xml:space="preserve"> </w:t>
+      </w:r>
+      <w:r>
+        <w:rPr>
+          <w:b/>
+          <w:bCs/>
+        </w:rPr>
+        <w:t xml:space="preserve">kendi kodunun</w:t>
+      </w:r>
+      <w:r>
+        <w:t xml:space="preserve"> </w:t>
+      </w:r>
+      <w:r>
+        <w:t xml:space="preserve">özetini hesaplayıp beklenenle karşılaştırması.</w:t>
+      </w:r>
+    </w:p>
+    <w:p>
+      <w:pPr>
+        <w:pStyle w:val="Compact"/>
+        <w:numPr>
+          <w:ilvl w:val="0"/>
+          <w:numId w:val="1008"/>
+        </w:numPr>
+      </w:pPr>
+      <w:r>
+        <w:t xml:space="preserve">Kurcalanmışsa özet tutmaz.</w:t>
+      </w:r>
+    </w:p>
+    <w:bookmarkEnd w:id="28"/>
+    <w:bookmarkStart w:id="29" w:name="özet-checksumhash"/>
+    <w:p>
+      <w:pPr>
+        <w:pStyle w:val="Heading3"/>
+      </w:pPr>
+      <w:r>
+        <w:t xml:space="preserve">Özet (checksum/hash)</w:t>
+      </w:r>
+    </w:p>
+    <w:p>
+      <w:pPr>
+        <w:pStyle w:val="Compact"/>
+        <w:numPr>
+          <w:ilvl w:val="0"/>
+          <w:numId w:val="1009"/>
+        </w:numPr>
+      </w:pPr>
+      <w:r>
+        <w:rPr>
+          <w:b/>
+          <w:bCs/>
+        </w:rPr>
+        <w:t xml:space="preserve">Özet:</w:t>
+      </w:r>
+      <w:r>
+        <w:t xml:space="preserve"> </w:t>
+      </w:r>
+      <w:r>
+        <w:t xml:space="preserve">bir veriden hesaplanan sabit boyutlu</w:t>
+      </w:r>
+      <w:r>
+        <w:t xml:space="preserve"> </w:t>
+      </w:r>
+      <w:r>
+        <w:rPr>
+          <w:b/>
+          <w:bCs/>
+        </w:rPr>
+        <w:t xml:space="preserve">parmak izi</w:t>
+      </w:r>
+      <w:r>
+        <w:t xml:space="preserve"> </w:t>
+      </w:r>
+      <w:r>
+        <w:t xml:space="preserve">(SHA-256).</w:t>
+      </w:r>
+    </w:p>
+    <w:p>
+      <w:pPr>
+        <w:pStyle w:val="Compact"/>
+        <w:numPr>
+          <w:ilvl w:val="0"/>
+          <w:numId w:val="1009"/>
+        </w:numPr>
+      </w:pPr>
+      <w:r>
+        <w:t xml:space="preserve">Veri değişirse özet değişir.</w:t>
+      </w:r>
+    </w:p>
+    <w:p>
+      <w:pPr>
+        <w:pStyle w:val="Compact"/>
+        <w:numPr>
+          <w:ilvl w:val="0"/>
+          <w:numId w:val="1009"/>
+        </w:numPr>
+      </w:pPr>
+      <w:r>
+        <w:t xml:space="preserve">Bütünlük denetiminin temeli.</w:t>
+      </w:r>
+    </w:p>
+    <w:bookmarkEnd w:id="29"/>
+    <w:bookmarkStart w:id="30" w:name="kök-root-jailbreak"/>
+    <w:p>
+      <w:pPr>
+        <w:pStyle w:val="Heading3"/>
+      </w:pPr>
+      <w:r>
+        <w:t xml:space="preserve">Kök (root) / jailbreak</w:t>
+      </w:r>
+    </w:p>
+    <w:p>
+      <w:pPr>
+        <w:pStyle w:val="Compact"/>
+        <w:numPr>
+          <w:ilvl w:val="0"/>
+          <w:numId w:val="1010"/>
+        </w:numPr>
+      </w:pPr>
+      <w:r>
+        <w:rPr>
+          <w:b/>
+          <w:bCs/>
+        </w:rPr>
+        <w:t xml:space="preserve">Kök (root):</w:t>
+      </w:r>
+      <w:r>
+        <w:t xml:space="preserve"> </w:t>
+      </w:r>
+      <w:r>
+        <w:t xml:space="preserve">cihaz üzerinde tam yetki (normalde kısıtlı).</w:t>
+      </w:r>
+    </w:p>
+    <w:p>
+      <w:pPr>
+        <w:pStyle w:val="Compact"/>
+        <w:numPr>
+          <w:ilvl w:val="0"/>
+          <w:numId w:val="1010"/>
+        </w:numPr>
+      </w:pPr>
+      <w:r>
+        <w:t xml:space="preserve">Köklü cihazda korumalar zayıflar; saldırgan her şeye erişir.</w:t>
+      </w:r>
+    </w:p>
+    <w:p>
+      <w:pPr>
+        <w:pStyle w:val="Compact"/>
+        <w:numPr>
+          <w:ilvl w:val="0"/>
+          <w:numId w:val="1010"/>
+        </w:numPr>
+      </w:pPr>
+      <w:r>
+        <w:t xml:space="preserve">RASP</w:t>
+      </w:r>
+      <w:r>
+        <w:t xml:space="preserve"> </w:t>
+      </w:r>
+      <w:r>
+        <w:t xml:space="preserve">“cihaz köklü mü?”</w:t>
+      </w:r>
+      <w:r>
+        <w:t xml:space="preserve"> </w:t>
+      </w:r>
+      <w:r>
+        <w:t xml:space="preserve">diye bakar.</w:t>
+      </w:r>
+    </w:p>
+    <w:bookmarkEnd w:id="30"/>
+    <w:bookmarkStart w:id="31" w:name="imza-doğrulama"/>
+    <w:p>
+      <w:pPr>
+        <w:pStyle w:val="Heading3"/>
+      </w:pPr>
+      <w:r>
+        <w:t xml:space="preserve">İmza doğrulama</w:t>
+      </w:r>
+    </w:p>
+    <w:p>
+      <w:pPr>
+        <w:pStyle w:val="Compact"/>
+        <w:numPr>
+          <w:ilvl w:val="0"/>
+          <w:numId w:val="1011"/>
+        </w:numPr>
+      </w:pPr>
+      <w:r>
+        <w:t xml:space="preserve">Uygulama paketleri</w:t>
+      </w:r>
+      <w:r>
+        <w:t xml:space="preserve"> </w:t>
+      </w:r>
+      <w:r>
+        <w:rPr>
+          <w:b/>
+          <w:bCs/>
+        </w:rPr>
+        <w:t xml:space="preserve">dijital imzayla</w:t>
+      </w:r>
+      <w:r>
+        <w:t xml:space="preserve"> </w:t>
+      </w:r>
+      <w:r>
+        <w:t xml:space="preserve">imzalanır.</w:t>
+      </w:r>
+    </w:p>
+    <w:p>
+      <w:pPr>
+        <w:pStyle w:val="Compact"/>
+        <w:numPr>
+          <w:ilvl w:val="0"/>
+          <w:numId w:val="1011"/>
+        </w:numPr>
+      </w:pPr>
+      <w:r>
+        <w:rPr>
+          <w:b/>
+          <w:bCs/>
+        </w:rPr>
+        <w:t xml:space="preserve">İmza doğrulama:</w:t>
+      </w:r>
+      <w:r>
+        <w:t xml:space="preserve"> </w:t>
+      </w:r>
+      <w:r>
+        <w:t xml:space="preserve">çağıran/yüklenen bileşenin imzasının beklenen olup olmadığını denetleme.</w:t>
+      </w:r>
+    </w:p>
+    <w:p>
+      <w:pPr>
+        <w:pStyle w:val="Compact"/>
+        <w:numPr>
+          <w:ilvl w:val="0"/>
+          <w:numId w:val="1011"/>
+        </w:numPr>
+      </w:pPr>
+      <w:r>
+        <w:t xml:space="preserve">Sahte/değiştirilmiş bileşeni yakalar.</w:t>
+      </w:r>
+    </w:p>
+    <w:bookmarkEnd w:id="31"/>
+    <w:bookmarkStart w:id="32" w:name="kontrol-akışı-bütünlüğü-sayaç"/>
+    <w:p>
+      <w:pPr>
+        <w:pStyle w:val="Heading3"/>
+      </w:pPr>
+      <w:r>
+        <w:t xml:space="preserve">Kontrol akışı bütünlüğü (sayaç)</w:t>
+      </w:r>
+    </w:p>
+    <w:p>
+      <w:pPr>
+        <w:pStyle w:val="Compact"/>
+        <w:numPr>
+          <w:ilvl w:val="0"/>
+          <w:numId w:val="1012"/>
+        </w:numPr>
+      </w:pPr>
+      <w:r>
+        <w:t xml:space="preserve">Kritik denetimler</w:t>
+      </w:r>
+      <w:r>
+        <w:t xml:space="preserve"> </w:t>
+      </w:r>
+      <w:r>
+        <w:rPr>
+          <w:b/>
+          <w:bCs/>
+        </w:rPr>
+        <w:t xml:space="preserve">tek bir</w:t>
+      </w:r>
+      <w:r>
+        <w:rPr>
+          <w:b/>
+          <w:bCs/>
+        </w:rPr>
+        <w:t xml:space="preserve"> </w:t>
+      </w:r>
+      <w:r>
+        <w:rPr>
+          <w:rStyle w:val="VerbatimChar"/>
+          <w:b/>
+          <w:bCs/>
+        </w:rPr>
+        <w:t xml:space="preserve">if</w:t>
+      </w:r>
+      <w:r>
+        <w:t xml:space="preserve"> </w:t>
+      </w:r>
+      <w:r>
+        <w:t xml:space="preserve">ile yapılırsa, tek nokta yamayla atlanır.</w:t>
+      </w:r>
+    </w:p>
+    <w:p>
+      <w:pPr>
+        <w:pStyle w:val="Compact"/>
+        <w:numPr>
+          <w:ilvl w:val="0"/>
+          <w:numId w:val="1012"/>
+        </w:numPr>
+      </w:pPr>
+      <w:r>
+        <w:rPr>
+          <w:b/>
+          <w:bCs/>
+        </w:rPr>
+        <w:t xml:space="preserve">Kontrol akışı sayacı:</w:t>
+      </w:r>
+      <w:r>
+        <w:t xml:space="preserve"> </w:t>
+      </w:r>
+      <w:r>
+        <w:t xml:space="preserve">denetimlerin doğru</w:t>
+      </w:r>
+      <w:r>
+        <w:t xml:space="preserve"> </w:t>
+      </w:r>
+      <w:r>
+        <w:rPr>
+          <w:b/>
+          <w:bCs/>
+        </w:rPr>
+        <w:t xml:space="preserve">sırayla</w:t>
+      </w:r>
+      <w:r>
+        <w:t xml:space="preserve"> </w:t>
+      </w:r>
+      <w:r>
+        <w:t xml:space="preserve">geçtiğini sayarak doğrulama.</w:t>
+      </w:r>
+    </w:p>
+    <w:p>
+      <w:pPr>
+        <w:pStyle w:val="Compact"/>
+        <w:numPr>
+          <w:ilvl w:val="0"/>
+          <w:numId w:val="1012"/>
+        </w:numPr>
+      </w:pPr>
+      <w:r>
+        <w:t xml:space="preserve">Tek yama yetmez hale gelir.</w:t>
+      </w:r>
+    </w:p>
+    <w:bookmarkEnd w:id="32"/>
+    <w:bookmarkStart w:id="33" w:name="tepki-politikası-response"/>
+    <w:p>
+      <w:pPr>
+        <w:pStyle w:val="Heading3"/>
+      </w:pPr>
+      <w:r>
+        <w:t xml:space="preserve">Tepki politikası (response)</w:t>
+      </w:r>
+    </w:p>
+    <w:p>
+      <w:pPr>
+        <w:pStyle w:val="Compact"/>
+        <w:numPr>
+          <w:ilvl w:val="0"/>
+          <w:numId w:val="1013"/>
+        </w:numPr>
+      </w:pPr>
+      <w:r>
+        <w:rPr>
+          <w:b/>
+          <w:bCs/>
+        </w:rPr>
+        <w:t xml:space="preserve">Tepki politikası:</w:t>
+      </w:r>
+      <w:r>
+        <w:t xml:space="preserve"> </w:t>
+      </w:r>
+      <w:r>
+        <w:t xml:space="preserve">RASP bir tehdit görünce</w:t>
+      </w:r>
+      <w:r>
+        <w:t xml:space="preserve"> </w:t>
+      </w:r>
+      <w:r>
+        <w:rPr>
+          <w:b/>
+          <w:bCs/>
+        </w:rPr>
+        <w:t xml:space="preserve">ne yapacak</w:t>
+      </w:r>
+      <w:r>
+        <w:t xml:space="preserve">?</w:t>
+      </w:r>
+    </w:p>
+    <w:p>
+      <w:pPr>
+        <w:pStyle w:val="Compact"/>
+        <w:numPr>
+          <w:ilvl w:val="0"/>
+          <w:numId w:val="1013"/>
+        </w:numPr>
+      </w:pPr>
+      <w:r>
+        <w:t xml:space="preserve">Sessizce kapan, işlevi kısıtla, sunucuya bildir, gecikmeli tepki…</w:t>
+      </w:r>
+    </w:p>
+    <w:p>
+      <w:pPr>
+        <w:pStyle w:val="Compact"/>
+        <w:numPr>
+          <w:ilvl w:val="0"/>
+          <w:numId w:val="1013"/>
+        </w:numPr>
+      </w:pPr>
+      <w:r>
+        <w:t xml:space="preserve">“Hemen çök”</w:t>
+      </w:r>
+      <w:r>
+        <w:t xml:space="preserve"> </w:t>
+      </w:r>
+      <w:r>
+        <w:t xml:space="preserve">her zaman en iyisi değildir.</w:t>
+      </w:r>
+    </w:p>
+    <w:bookmarkEnd w:id="33"/>
+    <w:bookmarkStart w:id="34" w:name="cihaz-bağlama-ve-caydırma"/>
+    <w:p>
+      <w:pPr>
+        <w:pStyle w:val="Heading3"/>
+      </w:pPr>
+      <w:r>
+        <w:t xml:space="preserve">Cihaz bağlama ve caydırma</w:t>
+      </w:r>
+    </w:p>
+    <w:p>
+      <w:pPr>
+        <w:pStyle w:val="Compact"/>
+        <w:numPr>
+          <w:ilvl w:val="0"/>
+          <w:numId w:val="1014"/>
+        </w:numPr>
+      </w:pPr>
+      <w:r>
+        <w:rPr>
+          <w:b/>
+          <w:bCs/>
+        </w:rPr>
+        <w:t xml:space="preserve">Cihaz bağlama:</w:t>
+      </w:r>
+      <w:r>
+        <w:t xml:space="preserve"> </w:t>
+      </w:r>
+      <w:r>
+        <w:t xml:space="preserve">verilerin/anahtarların yalnız</w:t>
+      </w:r>
+      <w:r>
+        <w:t xml:space="preserve"> </w:t>
+      </w:r>
+      <w:r>
+        <w:rPr>
+          <w:b/>
+          <w:bCs/>
+        </w:rPr>
+        <w:t xml:space="preserve">belirli cihazda</w:t>
+      </w:r>
+      <w:r>
+        <w:t xml:space="preserve"> </w:t>
+      </w:r>
+      <w:r>
+        <w:t xml:space="preserve">anlamlı olması.</w:t>
+      </w:r>
+    </w:p>
+    <w:p>
+      <w:pPr>
+        <w:pStyle w:val="Compact"/>
+        <w:numPr>
+          <w:ilvl w:val="0"/>
+          <w:numId w:val="1014"/>
+        </w:numPr>
+      </w:pPr>
+      <w:r>
+        <w:rPr>
+          <w:b/>
+          <w:bCs/>
+        </w:rPr>
+        <w:t xml:space="preserve">Caydırma (deterrence):</w:t>
+      </w:r>
+      <w:r>
+        <w:t xml:space="preserve"> </w:t>
+      </w:r>
+      <w:r>
+        <w:t xml:space="preserve">saldırıyı zahmetli/riskli kılıp vazgeçirme.</w:t>
+      </w:r>
+    </w:p>
+    <w:p>
+      <w:pPr>
+        <w:pStyle w:val="Compact"/>
+        <w:numPr>
+          <w:ilvl w:val="0"/>
+          <w:numId w:val="1014"/>
+        </w:numPr>
+      </w:pPr>
+      <w:r>
+        <w:t xml:space="preserve">RASP’in nihai amacı: maliyeti yükseltmek.</w:t>
+      </w:r>
+    </w:p>
+    <w:bookmarkEnd w:id="34"/>
+    <w:bookmarkStart w:id="35" w:name="şimdi-hazırız"/>
+    <w:p>
+      <w:pPr>
+        <w:pStyle w:val="Heading3"/>
+      </w:pPr>
+      <w:r>
+        <w:t xml:space="preserve">Şimdi hazırız</w:t>
+      </w:r>
+    </w:p>
+    <w:p>
+      <w:pPr>
+        <w:pStyle w:val="FirstParagraph"/>
+      </w:pPr>
+      <w:r>
+        <w:t xml:space="preserve">Terimler:</w:t>
+      </w:r>
+    </w:p>
+    <w:p>
+      <w:pPr>
+        <w:pStyle w:val="BodyText"/>
+      </w:pPr>
+      <w:r>
+        <w:t xml:space="preserve">çalışma anı · RASP · debugger · emülatör/VM · hook/Frida · LD_PRELOAD · bütünlük/self-hashing · özet · kök · imza doğrulama · kontrol akışı sayacı · tepki politikası · cihaz bağlama · caydırma</w:t>
+      </w:r>
+    </w:p>
+    <w:p>
+      <w:pPr>
+        <w:pStyle w:val="BodyText"/>
+      </w:pPr>
+      <w:r>
+        <w:t xml:space="preserve">Şimdi: RASP nedir, ne yapar?</w:t>
+      </w:r>
+    </w:p>
+    <w:bookmarkEnd w:id="35"/>
+    <w:bookmarkEnd w:id="36"/>
+    <w:bookmarkStart w:id="42" w:name="rasp-nedir-algılama-savunma-caydırma"/>
+    <w:p>
+      <w:pPr>
+        <w:pStyle w:val="Heading2"/>
+      </w:pPr>
+      <w:r>
+        <w:t xml:space="preserve">1. RASP nedir? Algılama → savunma → caydırma</w:t>
+      </w:r>
+    </w:p>
+    <w:p>
+      <w:pPr>
+        <w:pStyle w:val="FirstParagraph"/>
+      </w:pPr>
+      <w:r>
+        <w:t xml:space="preserve">İlk beş hafta boyunca uygulamayı</w:t>
+      </w:r>
+      <w:r>
+        <w:t xml:space="preserve"> </w:t>
+      </w:r>
+      <w:r>
+        <w:rPr>
+          <w:b/>
+          <w:bCs/>
+        </w:rPr>
+        <w:t xml:space="preserve">statik</w:t>
+      </w:r>
+      <w:r>
+        <w:t xml:space="preserve"> </w:t>
+      </w:r>
+      <w:r>
+        <w:t xml:space="preserve">olarak sağlamlaştırdık: girdiyi doğruladık (Hafta 1, 4), veriyi şifreledik</w:t>
+      </w:r>
+      <w:r>
+        <w:t xml:space="preserve"> </w:t>
+      </w:r>
+      <w:r>
+        <w:t xml:space="preserve">(Hafta 3), kodu gizledik (Hafta 4, 5). Ama bütün bunlar bir varsayıma dayanıyordu:</w:t>
+      </w:r>
+      <w:r>
+        <w:t xml:space="preserve"> </w:t>
+      </w:r>
+      <w:r>
+        <w:rPr>
+          <w:b/>
+          <w:bCs/>
+        </w:rPr>
+        <w:t xml:space="preserve">program yazıldığı gibi çalışacak.</w:t>
+      </w:r>
+      <w:r>
+        <w:t xml:space="preserve"> </w:t>
+      </w:r>
+      <w:r>
+        <w:t xml:space="preserve">Bu hafta o varsayımı bırakıyoruz. Uygulama,</w:t>
+      </w:r>
+      <w:r>
+        <w:t xml:space="preserve"> </w:t>
+      </w:r>
+      <w:r>
+        <w:rPr>
+          <w:b/>
+          <w:bCs/>
+        </w:rPr>
+        <w:t xml:space="preserve">çalışırken</w:t>
+      </w:r>
+      <w:r>
+        <w:t xml:space="preserve"> </w:t>
+      </w:r>
+      <w:r>
+        <w:t xml:space="preserve">düşman bir ortamda olabilir: kullanıcı cihazın sahibidir,</w:t>
+      </w:r>
+      <w:r>
+        <w:t xml:space="preserve"> </w:t>
+      </w:r>
+      <w:r>
+        <w:t xml:space="preserve">root almış, hata ayıklayıcı bağlamış, kod parçalarını yamalamış, fonksiyonları kancalamış olabilir.</w:t>
+      </w:r>
+    </w:p>
+    <w:p>
+      <w:pPr>
+        <w:pStyle w:val="BlockText"/>
+      </w:pPr>
+      <w:r>
+        <w:rPr>
+          <w:b/>
+          <w:bCs/>
+        </w:rPr>
+        <w:t xml:space="preserve">Kısa tarihçe: uygulamanın kendini koruması</w:t>
+      </w:r>
+    </w:p>
+    <w:p>
+      <w:pPr>
+        <w:pStyle w:val="Compact"/>
+        <w:numPr>
+          <w:ilvl w:val="0"/>
+          <w:numId w:val="1015"/>
+        </w:numPr>
+      </w:pPr>
+      <w:r>
+        <w:rPr>
+          <w:b/>
+          <w:bCs/>
+        </w:rPr>
+        <w:t xml:space="preserve">1980’ler</w:t>
+      </w:r>
+      <w:r>
+        <w:t xml:space="preserve"> </w:t>
+      </w:r>
+      <w:r>
+        <w:t xml:space="preserve">— crack / anti-crack kültürü:</w:t>
+      </w:r>
+      <w:r>
+        <w:t xml:space="preserve"> </w:t>
+      </w:r>
+      <w:r>
+        <w:rPr>
+          <w:b/>
+          <w:bCs/>
+        </w:rPr>
+        <w:t xml:space="preserve">anti-debug</w:t>
+      </w:r>
+      <w:r>
+        <w:t xml:space="preserve"> </w:t>
+      </w:r>
+      <w:r>
+        <w:t xml:space="preserve">ve kendini denetleyen kodun kökeni buraya dayanır.</w:t>
+      </w:r>
+    </w:p>
+    <w:p>
+      <w:pPr>
+        <w:pStyle w:val="Compact"/>
+        <w:numPr>
+          <w:ilvl w:val="0"/>
+          <w:numId w:val="1015"/>
+        </w:numPr>
+      </w:pPr>
+      <w:r>
+        <w:rPr>
+          <w:b/>
+          <w:bCs/>
+        </w:rPr>
+        <w:t xml:space="preserve">2000’ler</w:t>
+      </w:r>
+      <w:r>
+        <w:t xml:space="preserve"> </w:t>
+      </w:r>
+      <w:r>
+        <w:t xml:space="preserve">— DRM, mobil bankacılık ve ödeme uygulamaları korumayı</w:t>
+      </w:r>
+      <w:r>
+        <w:t xml:space="preserve"> </w:t>
+      </w:r>
+      <w:r>
+        <w:rPr>
+          <w:b/>
+          <w:bCs/>
+        </w:rPr>
+        <w:t xml:space="preserve">uygulamanın içine</w:t>
+      </w:r>
+      <w:r>
+        <w:t xml:space="preserve"> </w:t>
+      </w:r>
+      <w:r>
+        <w:t xml:space="preserve">taşımak zorunda kalır (cihaz artık güvenilir değildir).</w:t>
+      </w:r>
+    </w:p>
+    <w:p>
+      <w:pPr>
+        <w:pStyle w:val="Compact"/>
+        <w:numPr>
+          <w:ilvl w:val="0"/>
+          <w:numId w:val="1015"/>
+        </w:numPr>
+      </w:pPr>
+      <w:r>
+        <w:rPr>
+          <w:b/>
+          <w:bCs/>
+        </w:rPr>
+        <w:t xml:space="preserve">2012</w:t>
+      </w:r>
+      <w:r>
+        <w:t xml:space="preserve"> </w:t>
+      </w:r>
+      <w:r>
+        <w:t xml:space="preserve">— Gartner</w:t>
+      </w:r>
+      <w:r>
+        <w:t xml:space="preserve"> </w:t>
+      </w:r>
+      <w:r>
+        <w:rPr>
+          <w:b/>
+          <w:bCs/>
+        </w:rPr>
+        <w:t xml:space="preserve">RASP</w:t>
+      </w:r>
+      <w:r>
+        <w:t xml:space="preserve"> </w:t>
+      </w:r>
+      <w:r>
+        <w:t xml:space="preserve">(Runtime Application Self-Protection) terimini ortaya atar: koruma, uygulamanın</w:t>
+      </w:r>
+      <w:r>
+        <w:t xml:space="preserve"> </w:t>
+      </w:r>
+      <w:r>
+        <w:rPr>
+          <w:b/>
+          <w:bCs/>
+        </w:rPr>
+        <w:t xml:space="preserve">içinde</w:t>
+      </w:r>
+      <w:r>
+        <w:t xml:space="preserve"> </w:t>
+      </w:r>
+      <w:r>
+        <w:t xml:space="preserve">çalışır.</w:t>
+      </w:r>
+    </w:p>
+    <w:p>
+      <w:pPr>
+        <w:pStyle w:val="Compact"/>
+        <w:numPr>
+          <w:ilvl w:val="0"/>
+          <w:numId w:val="1015"/>
         </w:numPr>
       </w:pPr>
       <w:r>
@@ -2497,18 +3607,18 @@
           <wp:inline>
             <wp:extent cx="5759999" cy="1854667"/>
             <wp:effectExtent b="0" l="0" r="0" t="0"/>
-            <wp:docPr descr="" title="" id="23" name="Picture"/>
+            <wp:docPr descr="" title="" id="38" name="Picture"/>
             <a:graphic>
               <a:graphicData uri="http://schemas.openxmlformats.org/drawingml/2006/picture">
                 <pic:pic>
                   <pic:nvPicPr>
-                    <pic:cNvPr descr="diyagram-1.png" id="24" name="Picture"/>
+                    <pic:cNvPr descr="diyagram-1.png" id="39" name="Picture"/>
                     <pic:cNvPicPr>
                       <a:picLocks noChangeArrowheads="1" noChangeAspect="1"/>
                     </pic:cNvPicPr>
                   </pic:nvPicPr>
                   <pic:blipFill>
-                    <a:blip r:embed="rId22"/>
+                    <a:blip r:embed="rId37"/>
                     <a:stretch>
                       <a:fillRect/>
                     </a:stretch>
@@ -2540,7 +3650,7 @@
         <w:pStyle w:val="Compact"/>
         <w:numPr>
           <w:ilvl w:val="0"/>
-          <w:numId w:val="1003"/>
+          <w:numId w:val="1016"/>
         </w:numPr>
       </w:pPr>
       <w:r>
@@ -2568,7 +3678,7 @@
         <w:pStyle w:val="Compact"/>
         <w:numPr>
           <w:ilvl w:val="0"/>
-          <w:numId w:val="1003"/>
+          <w:numId w:val="1016"/>
         </w:numPr>
       </w:pPr>
       <w:r>
@@ -2612,7 +3722,7 @@
         <w:pStyle w:val="Compact"/>
         <w:numPr>
           <w:ilvl w:val="0"/>
-          <w:numId w:val="1003"/>
+          <w:numId w:val="1016"/>
         </w:numPr>
       </w:pPr>
       <w:r>
@@ -2679,7 +3789,7 @@
         <w:t xml:space="preserve">ilkesinin RASP hâli).</w:t>
       </w:r>
     </w:p>
-    <w:bookmarkStart w:id="25" w:name="saldırgan-modeli-mate-man-at-the-end"/>
+    <w:bookmarkStart w:id="40" w:name="saldırgan-modeli-mate-man-at-the-end"/>
     <w:p>
       <w:pPr>
         <w:pStyle w:val="Heading3"/>
@@ -2955,8 +4065,8 @@
         <w:t xml:space="preserve">birlikte anlam kazanır.</w:t>
       </w:r>
     </w:p>
-    <w:bookmarkEnd w:id="25"/>
-    <w:bookmarkStart w:id="26" w:name="bu-haftanın-örnek-mimarisi-ve-ana-fikri"/>
+    <w:bookmarkEnd w:id="40"/>
+    <w:bookmarkStart w:id="41" w:name="bu-haftanın-örnek-mimarisi-ve-ana-fikri"/>
     <w:p>
       <w:pPr>
         <w:pStyle w:val="Heading3"/>
@@ -3168,9 +4278,9 @@
         </w:pict>
       </w:r>
     </w:p>
-    <w:bookmarkEnd w:id="26"/>
-    <w:bookmarkEnd w:id="27"/>
-    <w:bookmarkStart w:id="35" w:name="X0c5cbca08833458d002c15cd3ad12ebd6c0f79f"/>
+    <w:bookmarkEnd w:id="41"/>
+    <w:bookmarkEnd w:id="42"/>
+    <w:bookmarkStart w:id="50" w:name="X0c5cbca08833458d002c15cd3ad12ebd6c0f79f"/>
     <w:p>
       <w:pPr>
         <w:pStyle w:val="Heading2"/>
@@ -3230,7 +4340,7 @@
         <w:t xml:space="preserve">olursa olsun, bulunup atlatılması en kolay denetimdir. Bu bölüm, denetimleri yerleştirmenin tasarım ilkelerini anlatır.</w:t>
       </w:r>
     </w:p>
-    <w:bookmarkStart w:id="28" w:name="ne-zaman-çalışır-üç-tetikleme-anı"/>
+    <w:bookmarkStart w:id="43" w:name="ne-zaman-çalışır-üç-tetikleme-anı"/>
     <w:p>
       <w:pPr>
         <w:pStyle w:val="Heading3"/>
@@ -3449,8 +4559,8 @@
         <w:t xml:space="preserve">bir hata ayıklayıcı hiç görmez.</w:t>
       </w:r>
     </w:p>
-    <w:bookmarkEnd w:id="28"/>
-    <w:bookmarkStart w:id="29" w:name="nerede-çalışır-dağıtık-denetim"/>
+    <w:bookmarkEnd w:id="43"/>
+    <w:bookmarkStart w:id="44" w:name="nerede-çalışır-dağıtık-denetim"/>
     <w:p>
       <w:pPr>
         <w:pStyle w:val="Heading3"/>
@@ -3464,7 +4574,7 @@
         <w:pStyle w:val="Compact"/>
         <w:numPr>
           <w:ilvl w:val="0"/>
-          <w:numId w:val="1004"/>
+          <w:numId w:val="1017"/>
         </w:numPr>
       </w:pPr>
       <w:r>
@@ -3505,7 +4615,7 @@
         <w:pStyle w:val="Compact"/>
         <w:numPr>
           <w:ilvl w:val="0"/>
-          <w:numId w:val="1004"/>
+          <w:numId w:val="1017"/>
         </w:numPr>
       </w:pPr>
       <w:r>
@@ -3548,7 +4658,7 @@
         <w:pStyle w:val="Compact"/>
         <w:numPr>
           <w:ilvl w:val="0"/>
-          <w:numId w:val="1004"/>
+          <w:numId w:val="1017"/>
         </w:numPr>
       </w:pPr>
       <w:r>
@@ -3610,7 +4720,7 @@
         <w:pStyle w:val="Compact"/>
         <w:numPr>
           <w:ilvl w:val="0"/>
-          <w:numId w:val="1004"/>
+          <w:numId w:val="1017"/>
         </w:numPr>
       </w:pPr>
       <w:r>
@@ -3642,8 +4752,8 @@
         <w:t xml:space="preserve">).</w:t>
       </w:r>
     </w:p>
-    <w:bookmarkEnd w:id="29"/>
-    <w:bookmarkStart w:id="30" w:name="Xabfa2449fa78cd2b332efb098a8e6b55b499998"/>
+    <w:bookmarkEnd w:id="44"/>
+    <w:bookmarkStart w:id="45" w:name="Xabfa2449fa78cd2b332efb098a8e6b55b499998"/>
     <w:p>
       <w:pPr>
         <w:pStyle w:val="Heading3"/>
@@ -3883,7 +4993,7 @@
         <w:pStyle w:val="Compact"/>
         <w:numPr>
           <w:ilvl w:val="0"/>
-          <w:numId w:val="1005"/>
+          <w:numId w:val="1018"/>
         </w:numPr>
       </w:pPr>
       <w:r>
@@ -3911,7 +5021,7 @@
         <w:pStyle w:val="Compact"/>
         <w:numPr>
           <w:ilvl w:val="0"/>
-          <w:numId w:val="1005"/>
+          <w:numId w:val="1018"/>
         </w:numPr>
       </w:pPr>
       <w:r>
@@ -3932,7 +5042,7 @@
         <w:pStyle w:val="Compact"/>
         <w:numPr>
           <w:ilvl w:val="0"/>
-          <w:numId w:val="1005"/>
+          <w:numId w:val="1018"/>
         </w:numPr>
       </w:pPr>
       <w:r>
@@ -3955,8 +5065,8 @@
         <w:t xml:space="preserve">bir yerde verilir (tepki politikası bölümü).</w:t>
       </w:r>
     </w:p>
-    <w:bookmarkEnd w:id="30"/>
-    <w:bookmarkStart w:id="34" w:name="katmanlar-birbirini-korur"/>
+    <w:bookmarkEnd w:id="45"/>
+    <w:bookmarkStart w:id="49" w:name="katmanlar-birbirini-korur"/>
     <w:p>
       <w:pPr>
         <w:pStyle w:val="Heading3"/>
@@ -3974,18 +5084,18 @@
           <wp:inline>
             <wp:extent cx="5759999" cy="857475"/>
             <wp:effectExtent b="0" l="0" r="0" t="0"/>
-            <wp:docPr descr="" title="" id="32" name="Picture"/>
+            <wp:docPr descr="" title="" id="47" name="Picture"/>
             <a:graphic>
               <a:graphicData uri="http://schemas.openxmlformats.org/drawingml/2006/picture">
                 <pic:pic>
                   <pic:nvPicPr>
-                    <pic:cNvPr descr="diyagram-2.png" id="33" name="Picture"/>
+                    <pic:cNvPr descr="diyagram-2.png" id="48" name="Picture"/>
                     <pic:cNvPicPr>
                       <a:picLocks noChangeArrowheads="1" noChangeAspect="1"/>
                     </pic:cNvPicPr>
                   </pic:nvPicPr>
                   <pic:blipFill>
-                    <a:blip r:embed="rId31"/>
+                    <a:blip r:embed="rId46"/>
                     <a:stretch>
                       <a:fillRect/>
                     </a:stretch>
@@ -4137,9 +5247,9 @@
         </w:pict>
       </w:r>
     </w:p>
-    <w:bookmarkEnd w:id="34"/>
-    <w:bookmarkEnd w:id="35"/>
-    <w:bookmarkStart w:id="40" w:name="Xdc65e3f7ce2994c8937df9f5d5ca02aab578ec7"/>
+    <w:bookmarkEnd w:id="49"/>
+    <w:bookmarkEnd w:id="50"/>
+    <w:bookmarkStart w:id="55" w:name="Xdc65e3f7ce2994c8937df9f5d5ca02aab578ec7"/>
     <w:p>
       <w:pPr>
         <w:pStyle w:val="Heading2"/>
@@ -4383,18 +5493,18 @@
           <wp:inline>
             <wp:extent cx="5759999" cy="1338775"/>
             <wp:effectExtent b="0" l="0" r="0" t="0"/>
-            <wp:docPr descr="" title="" id="37" name="Picture"/>
+            <wp:docPr descr="" title="" id="52" name="Picture"/>
             <a:graphic>
               <a:graphicData uri="http://schemas.openxmlformats.org/drawingml/2006/picture">
                 <pic:pic>
                   <pic:nvPicPr>
-                    <pic:cNvPr descr="diyagram-3.png" id="38" name="Picture"/>
+                    <pic:cNvPr descr="diyagram-3.png" id="53" name="Picture"/>
                     <pic:cNvPicPr>
                       <a:picLocks noChangeArrowheads="1" noChangeAspect="1"/>
                     </pic:cNvPicPr>
                   </pic:nvPicPr>
                   <pic:blipFill>
-                    <a:blip r:embed="rId36"/>
+                    <a:blip r:embed="rId51"/>
                     <a:stretch>
                       <a:fillRect/>
                     </a:stretch>
@@ -4421,7 +5531,7 @@
         </w:drawing>
       </w:r>
     </w:p>
-    <w:bookmarkStart w:id="39" w:name="X78216623dfa40ab14b0d492d6918eb904161b2f"/>
+    <w:bookmarkStart w:id="54" w:name="X78216623dfa40ab14b0d492d6918eb904161b2f"/>
     <w:p>
       <w:pPr>
         <w:pStyle w:val="Heading3"/>
@@ -5735,7 +6845,7 @@
         <w:pStyle w:val="Compact"/>
         <w:numPr>
           <w:ilvl w:val="0"/>
-          <w:numId w:val="1006"/>
+          <w:numId w:val="1019"/>
         </w:numPr>
       </w:pPr>
       <w:r>
@@ -5763,7 +6873,7 @@
         <w:pStyle w:val="Compact"/>
         <w:numPr>
           <w:ilvl w:val="0"/>
-          <w:numId w:val="1007"/>
+          <w:numId w:val="1020"/>
         </w:numPr>
       </w:pPr>
       <w:r>
@@ -5791,7 +6901,7 @@
         <w:pStyle w:val="Compact"/>
         <w:numPr>
           <w:ilvl w:val="0"/>
-          <w:numId w:val="1008"/>
+          <w:numId w:val="1021"/>
         </w:numPr>
       </w:pPr>
       <w:r>
@@ -5819,7 +6929,7 @@
         <w:pStyle w:val="Compact"/>
         <w:numPr>
           <w:ilvl w:val="0"/>
-          <w:numId w:val="1009"/>
+          <w:numId w:val="1022"/>
         </w:numPr>
       </w:pPr>
       <w:r>
@@ -5846,7 +6956,7 @@
         <w:pStyle w:val="Compact"/>
         <w:numPr>
           <w:ilvl w:val="0"/>
-          <w:numId w:val="1010"/>
+          <w:numId w:val="1023"/>
         </w:numPr>
       </w:pPr>
       <w:r>
@@ -5876,9 +6986,9 @@
         </w:pict>
       </w:r>
     </w:p>
-    <w:bookmarkEnd w:id="39"/>
-    <w:bookmarkEnd w:id="40"/>
-    <w:bookmarkStart w:id="42" w:name="hata-ayıklayıcı-debugger-algılama"/>
+    <w:bookmarkEnd w:id="54"/>
+    <w:bookmarkEnd w:id="55"/>
+    <w:bookmarkStart w:id="57" w:name="hata-ayıklayıcı-debugger-algılama"/>
     <w:p>
       <w:pPr>
         <w:pStyle w:val="Heading2"/>
@@ -6166,7 +7276,7 @@
         <w:pStyle w:val="Compact"/>
         <w:numPr>
           <w:ilvl w:val="0"/>
-          <w:numId w:val="1011"/>
+          <w:numId w:val="1024"/>
         </w:numPr>
       </w:pPr>
       <w:r>
@@ -6210,7 +7320,7 @@
         <w:pStyle w:val="Compact"/>
         <w:numPr>
           <w:ilvl w:val="0"/>
-          <w:numId w:val="1011"/>
+          <w:numId w:val="1024"/>
         </w:numPr>
       </w:pPr>
       <w:r>
@@ -6277,7 +7387,7 @@
         <w:pStyle w:val="Compact"/>
         <w:numPr>
           <w:ilvl w:val="0"/>
-          <w:numId w:val="1011"/>
+          <w:numId w:val="1024"/>
         </w:numPr>
       </w:pPr>
       <w:r>
@@ -6318,7 +7428,7 @@
         <w:t xml:space="preserve">çapraz kontrolü.</w:t>
       </w:r>
     </w:p>
-    <w:bookmarkStart w:id="41" w:name="X76acdb47dbdc0acd6ed24fa78fa3e51d321071d"/>
+    <w:bookmarkStart w:id="56" w:name="X76acdb47dbdc0acd6ed24fa78fa3e51d321071d"/>
     <w:p>
       <w:pPr>
         <w:pStyle w:val="Heading3"/>
@@ -6952,7 +8062,7 @@
         <w:pStyle w:val="Compact"/>
         <w:numPr>
           <w:ilvl w:val="0"/>
-          <w:numId w:val="1012"/>
+          <w:numId w:val="1025"/>
         </w:numPr>
       </w:pPr>
       <w:r>
@@ -6964,7 +8074,7 @@
         <w:pStyle w:val="Compact"/>
         <w:numPr>
           <w:ilvl w:val="0"/>
-          <w:numId w:val="1013"/>
+          <w:numId w:val="1026"/>
         </w:numPr>
       </w:pPr>
       <w:r>
@@ -6991,7 +8101,7 @@
         <w:pStyle w:val="Compact"/>
         <w:numPr>
           <w:ilvl w:val="0"/>
-          <w:numId w:val="1014"/>
+          <w:numId w:val="1027"/>
         </w:numPr>
       </w:pPr>
       <w:r>
@@ -7037,7 +8147,7 @@
         <w:pStyle w:val="Compact"/>
         <w:numPr>
           <w:ilvl w:val="0"/>
-          <w:numId w:val="1015"/>
+          <w:numId w:val="1028"/>
         </w:numPr>
       </w:pPr>
       <w:r>
@@ -7051,9 +8161,9 @@
         </w:pict>
       </w:r>
     </w:p>
-    <w:bookmarkEnd w:id="41"/>
-    <w:bookmarkEnd w:id="42"/>
-    <w:bookmarkStart w:id="44" w:name="ortam-algılama-sanal-makine-ve-emülatör"/>
+    <w:bookmarkEnd w:id="56"/>
+    <w:bookmarkEnd w:id="57"/>
+    <w:bookmarkStart w:id="59" w:name="ortam-algılama-sanal-makine-ve-emülatör"/>
     <w:p>
       <w:pPr>
         <w:pStyle w:val="Heading2"/>
@@ -7332,7 +8442,7 @@
         </w:tc>
       </w:tr>
     </w:tbl>
-    <w:bookmarkStart w:id="43" w:name="Xa854e67afdb1e792bd1ac6e36af38300657c9ab"/>
+    <w:bookmarkStart w:id="58" w:name="Xa854e67afdb1e792bd1ac6e36af38300657c9ab"/>
     <w:p>
       <w:pPr>
         <w:pStyle w:val="Heading3"/>
@@ -7759,9 +8869,9 @@
         </w:pict>
       </w:r>
     </w:p>
-    <w:bookmarkEnd w:id="43"/>
-    <w:bookmarkEnd w:id="44"/>
-    <w:bookmarkStart w:id="46" w:name="Xc268f82038273e279bcd3e10d6f560c068b59bb"/>
+    <w:bookmarkEnd w:id="58"/>
+    <w:bookmarkEnd w:id="59"/>
+    <w:bookmarkStart w:id="61" w:name="Xc268f82038273e279bcd3e10d6f560c068b59bb"/>
     <w:p>
       <w:pPr>
         <w:pStyle w:val="Heading2"/>
@@ -8099,7 +9209,7 @@
         <w:pStyle w:val="Compact"/>
         <w:numPr>
           <w:ilvl w:val="0"/>
-          <w:numId w:val="1016"/>
+          <w:numId w:val="1029"/>
         </w:numPr>
       </w:pPr>
       <w:r>
@@ -8157,7 +9267,7 @@
         <w:pStyle w:val="Compact"/>
         <w:numPr>
           <w:ilvl w:val="0"/>
-          <w:numId w:val="1016"/>
+          <w:numId w:val="1029"/>
         </w:numPr>
       </w:pPr>
       <w:r>
@@ -8273,7 +9383,7 @@
         <w:pStyle w:val="Compact"/>
         <w:numPr>
           <w:ilvl w:val="0"/>
-          <w:numId w:val="1016"/>
+          <w:numId w:val="1029"/>
         </w:numPr>
       </w:pPr>
       <w:r>
@@ -8286,7 +9396,7 @@
         <w:t xml:space="preserve">’te beklenmeyen yürütülebilir bölgeler, bilinen çerçeve göstergeleri.</w:t>
       </w:r>
     </w:p>
-    <w:bookmarkStart w:id="45" w:name="X86f9447203841ebef2bb3e4b42143cae99e1803"/>
+    <w:bookmarkStart w:id="60" w:name="X86f9447203841ebef2bb3e4b42143cae99e1803"/>
     <w:p>
       <w:pPr>
         <w:pStyle w:val="Heading3"/>
@@ -9104,9 +10214,9 @@
         </w:pict>
       </w:r>
     </w:p>
-    <w:bookmarkEnd w:id="45"/>
-    <w:bookmarkEnd w:id="46"/>
-    <w:bookmarkStart w:id="52" w:name="Xfb9086626eb6c5af92e43aaab6b83836e8dbdf5"/>
+    <w:bookmarkEnd w:id="60"/>
+    <w:bookmarkEnd w:id="61"/>
+    <w:bookmarkStart w:id="67" w:name="Xfb9086626eb6c5af92e43aaab6b83836e8dbdf5"/>
     <w:p>
       <w:pPr>
         <w:pStyle w:val="Heading2"/>
@@ -9198,7 +10308,7 @@
         <w:t xml:space="preserve">ne yapabiliriz?</w:t>
       </w:r>
     </w:p>
-    <w:bookmarkStart w:id="47" w:name="saldırgan-bellekle-ne-yapar"/>
+    <w:bookmarkStart w:id="62" w:name="saldırgan-bellekle-ne-yapar"/>
     <w:p>
       <w:pPr>
         <w:pStyle w:val="Heading3"/>
@@ -9423,8 +10533,8 @@
         <w:t xml:space="preserve">bölümlerdeki hata ayıklayıcı ve kanca algılamayla birlikte düşünülür.</w:t>
       </w:r>
     </w:p>
-    <w:bookmarkEnd w:id="47"/>
-    <w:bookmarkStart w:id="48" w:name="önlem-1-bellekte-az-kısa-ve-dağınık-tut"/>
+    <w:bookmarkEnd w:id="62"/>
+    <w:bookmarkStart w:id="63" w:name="önlem-1-bellekte-az-kısa-ve-dağınık-tut"/>
     <w:p>
       <w:pPr>
         <w:pStyle w:val="Heading3"/>
@@ -9459,7 +10569,7 @@
         <w:pStyle w:val="Compact"/>
         <w:numPr>
           <w:ilvl w:val="0"/>
-          <w:numId w:val="1017"/>
+          <w:numId w:val="1030"/>
         </w:numPr>
       </w:pPr>
       <w:r>
@@ -9487,7 +10597,7 @@
         <w:pStyle w:val="Compact"/>
         <w:numPr>
           <w:ilvl w:val="0"/>
-          <w:numId w:val="1017"/>
+          <w:numId w:val="1030"/>
         </w:numPr>
       </w:pPr>
       <w:r>
@@ -9515,7 +10625,7 @@
         <w:pStyle w:val="Compact"/>
         <w:numPr>
           <w:ilvl w:val="0"/>
-          <w:numId w:val="1017"/>
+          <w:numId w:val="1030"/>
         </w:numPr>
       </w:pPr>
       <w:r>
@@ -9555,7 +10665,7 @@
         <w:pStyle w:val="Compact"/>
         <w:numPr>
           <w:ilvl w:val="0"/>
-          <w:numId w:val="1017"/>
+          <w:numId w:val="1030"/>
         </w:numPr>
       </w:pPr>
       <w:r>
@@ -9578,8 +10688,8 @@
         <w:t xml:space="preserve">kabuk matrisinde ödeme sırasında native tarafta kalan tek kabuk budur (3. hafta).</w:t>
       </w:r>
     </w:p>
-    <w:bookmarkEnd w:id="48"/>
-    <w:bookmarkStart w:id="49" w:name="Xd0b03073afd5f3671ddb7d0872c482aa2746d68"/>
+    <w:bookmarkEnd w:id="63"/>
+    <w:bookmarkStart w:id="64" w:name="Xd0b03073afd5f3671ddb7d0872c482aa2746d68"/>
     <w:p>
       <w:pPr>
         <w:pStyle w:val="Heading3"/>
@@ -9903,8 +11013,8 @@
         <w:t xml:space="preserve">zorlar ve bu da root algılamanın devreye girdiği yerdir.</w:t>
       </w:r>
     </w:p>
-    <w:bookmarkEnd w:id="49"/>
-    <w:bookmarkStart w:id="50" w:name="önlem-3-değiştirilen-veriyi-fark-et"/>
+    <w:bookmarkEnd w:id="64"/>
+    <w:bookmarkStart w:id="65" w:name="önlem-3-değiştirilen-veriyi-fark-et"/>
     <w:p>
       <w:pPr>
         <w:pStyle w:val="Heading3"/>
@@ -10745,8 +11855,8 @@
         <w:t xml:space="preserve">bütünlük denetiminin kapsamına alınır.</w:t>
       </w:r>
     </w:p>
-    <w:bookmarkEnd w:id="50"/>
-    <w:bookmarkStart w:id="51" w:name="önlem-4-izlendiğini-fark-et"/>
+    <w:bookmarkEnd w:id="65"/>
+    <w:bookmarkStart w:id="66" w:name="önlem-4-izlendiğini-fark-et"/>
     <w:p>
       <w:pPr>
         <w:pStyle w:val="Heading3"/>
@@ -10780,7 +11890,7 @@
         <w:pStyle w:val="Compact"/>
         <w:numPr>
           <w:ilvl w:val="0"/>
-          <w:numId w:val="1018"/>
+          <w:numId w:val="1031"/>
         </w:numPr>
       </w:pPr>
       <w:r>
@@ -10808,7 +11918,7 @@
         <w:pStyle w:val="Compact"/>
         <w:numPr>
           <w:ilvl w:val="0"/>
-          <w:numId w:val="1018"/>
+          <w:numId w:val="1031"/>
         </w:numPr>
       </w:pPr>
       <w:r>
@@ -10830,7 +11940,7 @@
         <w:pStyle w:val="Compact"/>
         <w:numPr>
           <w:ilvl w:val="0"/>
-          <w:numId w:val="1018"/>
+          <w:numId w:val="1031"/>
         </w:numPr>
       </w:pPr>
       <w:r>
@@ -10940,9 +12050,9 @@
         </w:pict>
       </w:r>
     </w:p>
-    <w:bookmarkEnd w:id="51"/>
-    <w:bookmarkEnd w:id="52"/>
-    <w:bookmarkStart w:id="57" w:name="Xa8060624ff13efdb3ccbae944aae678302849af"/>
+    <w:bookmarkEnd w:id="66"/>
+    <w:bookmarkEnd w:id="67"/>
+    <w:bookmarkStart w:id="72" w:name="Xa8060624ff13efdb3ccbae944aae678302849af"/>
     <w:p>
       <w:pPr>
         <w:pStyle w:val="Heading2"/>
@@ -10951,7 +12061,7 @@
         <w:t xml:space="preserve">8. Kök/ayrıcalıklı ortam ve bileşen imza doğrulaması</w:t>
       </w:r>
     </w:p>
-    <w:bookmarkStart w:id="53" w:name="kök-root-ayrıcalıklı-ortam-göstergesi"/>
+    <w:bookmarkStart w:id="68" w:name="kök-root-ayrıcalıklı-ortam-göstergesi"/>
     <w:p>
       <w:pPr>
         <w:pStyle w:val="Heading3"/>
@@ -11037,8 +12147,8 @@
         <w:t xml:space="preserve">, Windows yükseltilmiş token)?</w:t>
       </w:r>
     </w:p>
-    <w:bookmarkEnd w:id="53"/>
-    <w:bookmarkStart w:id="54" w:name="Xa4c1c47a20f2d3b1732f4199b6349f30fd33758"/>
+    <w:bookmarkEnd w:id="68"/>
+    <w:bookmarkStart w:id="69" w:name="Xa4c1c47a20f2d3b1732f4199b6349f30fd33758"/>
     <w:p>
       <w:pPr>
         <w:pStyle w:val="Heading3"/>
@@ -11322,8 +12432,8 @@
         <w:t xml:space="preserve">güvenmemek.</w:t>
       </w:r>
     </w:p>
-    <w:bookmarkEnd w:id="54"/>
-    <w:bookmarkStart w:id="55" w:name="X2fdce367518b1fb6f43e539e2b019e2de1242de"/>
+    <w:bookmarkEnd w:id="69"/>
+    <w:bookmarkStart w:id="70" w:name="X2fdce367518b1fb6f43e539e2b019e2de1242de"/>
     <w:p>
       <w:pPr>
         <w:pStyle w:val="Heading3"/>
@@ -11402,8 +12512,8 @@
         <w:t xml:space="preserve">hâlidir (Katalog K2/K3/K6).</w:t>
       </w:r>
     </w:p>
-    <w:bookmarkEnd w:id="55"/>
-    <w:bookmarkStart w:id="56" w:name="X0e2e12bbde150a1fbda36bc13211b892fd8cacc"/>
+    <w:bookmarkEnd w:id="70"/>
+    <w:bookmarkStart w:id="71" w:name="X0e2e12bbde150a1fbda36bc13211b892fd8cacc"/>
     <w:p>
       <w:pPr>
         <w:pStyle w:val="Heading3"/>
@@ -11772,9 +12882,9 @@
         </w:pict>
       </w:r>
     </w:p>
-    <w:bookmarkEnd w:id="56"/>
-    <w:bookmarkEnd w:id="57"/>
-    <w:bookmarkStart w:id="62" w:name="X1845e91933a5232a404bcbdc773941025ec6654"/>
+    <w:bookmarkEnd w:id="71"/>
+    <w:bookmarkEnd w:id="72"/>
+    <w:bookmarkStart w:id="77" w:name="X1845e91933a5232a404bcbdc773941025ec6654"/>
     <w:p>
       <w:pPr>
         <w:pStyle w:val="Heading2"/>
@@ -11983,18 +13093,18 @@
           <wp:inline>
             <wp:extent cx="5759999" cy="718936"/>
             <wp:effectExtent b="0" l="0" r="0" t="0"/>
-            <wp:docPr descr="" title="" id="59" name="Picture"/>
+            <wp:docPr descr="" title="" id="74" name="Picture"/>
             <a:graphic>
               <a:graphicData uri="http://schemas.openxmlformats.org/drawingml/2006/picture">
                 <pic:pic>
                   <pic:nvPicPr>
-                    <pic:cNvPr descr="diyagram-4.png" id="60" name="Picture"/>
+                    <pic:cNvPr descr="diyagram-4.png" id="75" name="Picture"/>
                     <pic:cNvPicPr>
                       <a:picLocks noChangeArrowheads="1" noChangeAspect="1"/>
                     </pic:cNvPicPr>
                   </pic:nvPicPr>
                   <pic:blipFill>
-                    <a:blip r:embed="rId58"/>
+                    <a:blip r:embed="rId73"/>
                     <a:stretch>
                       <a:fillRect/>
                     </a:stretch>
@@ -12082,7 +13192,7 @@
         <w:t xml:space="preserve">yaması işe yaramaz.</w:t>
       </w:r>
     </w:p>
-    <w:bookmarkStart w:id="61" w:name="Xedc44c65def3f658f42c15fcc15f3f724256413"/>
+    <w:bookmarkStart w:id="76" w:name="Xedc44c65def3f658f42c15fcc15f3f724256413"/>
     <w:p>
       <w:pPr>
         <w:pStyle w:val="Heading3"/>
@@ -12379,7 +13489,7 @@
         <w:pStyle w:val="Compact"/>
         <w:numPr>
           <w:ilvl w:val="0"/>
-          <w:numId w:val="1019"/>
+          <w:numId w:val="1032"/>
         </w:numPr>
       </w:pPr>
       <w:r>
@@ -12403,7 +13513,7 @@
         <w:pStyle w:val="Compact"/>
         <w:numPr>
           <w:ilvl w:val="0"/>
-          <w:numId w:val="1020"/>
+          <w:numId w:val="1033"/>
         </w:numPr>
       </w:pPr>
       <w:r>
@@ -12431,7 +13541,7 @@
         <w:pStyle w:val="Compact"/>
         <w:numPr>
           <w:ilvl w:val="0"/>
-          <w:numId w:val="1021"/>
+          <w:numId w:val="1034"/>
         </w:numPr>
       </w:pPr>
       <w:r>
@@ -12443,7 +13553,7 @@
         <w:pStyle w:val="Compact"/>
         <w:numPr>
           <w:ilvl w:val="0"/>
-          <w:numId w:val="1022"/>
+          <w:numId w:val="1035"/>
         </w:numPr>
       </w:pPr>
       <w:r>
@@ -12473,9 +13583,9 @@
         </w:pict>
       </w:r>
     </w:p>
-    <w:bookmarkEnd w:id="61"/>
-    <w:bookmarkEnd w:id="62"/>
-    <w:bookmarkStart w:id="67" w:name="X08c29de2a3b7de15bb78a4729d18809acf4747e"/>
+    <w:bookmarkEnd w:id="76"/>
+    <w:bookmarkEnd w:id="77"/>
+    <w:bookmarkStart w:id="82" w:name="X08c29de2a3b7de15bb78a4729d18809acf4747e"/>
     <w:p>
       <w:pPr>
         <w:pStyle w:val="Heading2"/>
@@ -12905,7 +14015,7 @@
         <w:t xml:space="preserve">.</w:t>
       </w:r>
     </w:p>
-    <w:bookmarkStart w:id="66" w:name="X307b23ce5990af5b28a9f6806acb179bdc4083e"/>
+    <w:bookmarkStart w:id="81" w:name="X307b23ce5990af5b28a9f6806acb179bdc4083e"/>
     <w:p>
       <w:pPr>
         <w:pStyle w:val="Heading3"/>
@@ -13184,18 +14294,18 @@
           <wp:inline>
             <wp:extent cx="5759999" cy="2192618"/>
             <wp:effectExtent b="0" l="0" r="0" t="0"/>
-            <wp:docPr descr="" title="" id="64" name="Picture"/>
+            <wp:docPr descr="" title="" id="79" name="Picture"/>
             <a:graphic>
               <a:graphicData uri="http://schemas.openxmlformats.org/drawingml/2006/picture">
                 <pic:pic>
                   <pic:nvPicPr>
-                    <pic:cNvPr descr="diyagram-5.png" id="65" name="Picture"/>
+                    <pic:cNvPr descr="diyagram-5.png" id="80" name="Picture"/>
                     <pic:cNvPicPr>
                       <a:picLocks noChangeArrowheads="1" noChangeAspect="1"/>
                     </pic:cNvPicPr>
                   </pic:nvPicPr>
                   <pic:blipFill>
-                    <a:blip r:embed="rId63"/>
+                    <a:blip r:embed="rId78"/>
                     <a:stretch>
                       <a:fillRect/>
                     </a:stretch>
@@ -13423,9 +14533,9 @@
         </w:pict>
       </w:r>
     </w:p>
-    <w:bookmarkEnd w:id="66"/>
-    <w:bookmarkEnd w:id="67"/>
-    <w:bookmarkStart w:id="68" w:name="raspin-sınırları-ve-etik"/>
+    <w:bookmarkEnd w:id="81"/>
+    <w:bookmarkEnd w:id="82"/>
+    <w:bookmarkStart w:id="83" w:name="raspin-sınırları-ve-etik"/>
     <w:p>
       <w:pPr>
         <w:pStyle w:val="Heading2"/>
@@ -13714,8 +14824,8 @@
         </w:pict>
       </w:r>
     </w:p>
-    <w:bookmarkEnd w:id="68"/>
-    <w:bookmarkStart w:id="69" w:name="dönem-projesi-bu-hafta"/>
+    <w:bookmarkEnd w:id="83"/>
+    <w:bookmarkStart w:id="84" w:name="dönem-projesi-bu-hafta"/>
     <w:p>
       <w:pPr>
         <w:pStyle w:val="Heading2"/>
@@ -13840,7 +14950,7 @@
         <w:pStyle w:val="Compact"/>
         <w:numPr>
           <w:ilvl w:val="0"/>
-          <w:numId w:val="1023"/>
+          <w:numId w:val="1036"/>
         </w:numPr>
       </w:pPr>
       <w:r>
@@ -13900,7 +15010,7 @@
         <w:pStyle w:val="Compact"/>
         <w:numPr>
           <w:ilvl w:val="0"/>
-          <w:numId w:val="1024"/>
+          <w:numId w:val="1037"/>
         </w:numPr>
       </w:pPr>
       <w:r>
@@ -14566,8 +15676,8 @@
         </w:pict>
       </w:r>
     </w:p>
-    <w:bookmarkEnd w:id="69"/>
-    <w:bookmarkStart w:id="70" w:name="sınıf-etkinlikleri"/>
+    <w:bookmarkEnd w:id="84"/>
+    <w:bookmarkStart w:id="85" w:name="sınıf-etkinlikleri"/>
     <w:p>
       <w:pPr>
         <w:pStyle w:val="Heading2"/>
@@ -14863,8 +15973,8 @@
         </w:pict>
       </w:r>
     </w:p>
-    <w:bookmarkEnd w:id="70"/>
-    <w:bookmarkStart w:id="71" w:name="kod-okuma-alıştırmaları"/>
+    <w:bookmarkEnd w:id="85"/>
+    <w:bookmarkStart w:id="86" w:name="kod-okuma-alıştırmaları"/>
     <w:p>
       <w:pPr>
         <w:pStyle w:val="Heading2"/>
@@ -15486,8 +16596,8 @@
         </w:pict>
       </w:r>
     </w:p>
-    <w:bookmarkEnd w:id="71"/>
-    <w:bookmarkStart w:id="72" w:name="kendi-başına-çalış"/>
+    <w:bookmarkEnd w:id="86"/>
+    <w:bookmarkStart w:id="87" w:name="kendi-başına-çalış"/>
     <w:p>
       <w:pPr>
         <w:pStyle w:val="Heading2"/>
@@ -15926,8 +17036,8 @@
         </w:pict>
       </w:r>
     </w:p>
-    <w:bookmarkEnd w:id="72"/>
-    <w:bookmarkStart w:id="73" w:name="kendini-sınama"/>
+    <w:bookmarkEnd w:id="87"/>
+    <w:bookmarkStart w:id="88" w:name="kendini-sınama"/>
     <w:p>
       <w:pPr>
         <w:pStyle w:val="Heading2"/>
@@ -16526,8 +17636,8 @@
         </w:pict>
       </w:r>
     </w:p>
-    <w:bookmarkEnd w:id="73"/>
-    <w:bookmarkStart w:id="74" w:name="quiz-1-tarzı-örnek-sorular"/>
+    <w:bookmarkEnd w:id="88"/>
+    <w:bookmarkStart w:id="89" w:name="quiz-1-tarzı-örnek-sorular"/>
     <w:p>
       <w:pPr>
         <w:pStyle w:val="Heading2"/>
@@ -16553,7 +17663,7 @@
         <w:pStyle w:val="Compact"/>
         <w:numPr>
           <w:ilvl w:val="0"/>
-          <w:numId w:val="1025"/>
+          <w:numId w:val="1038"/>
         </w:numPr>
       </w:pPr>
       <w:r>
@@ -16581,7 +17691,7 @@
         <w:pStyle w:val="Compact"/>
         <w:numPr>
           <w:ilvl w:val="1"/>
-          <w:numId w:val="1026"/>
+          <w:numId w:val="1039"/>
         </w:numPr>
       </w:pPr>
       <w:r>
@@ -16609,7 +17719,7 @@
         <w:pStyle w:val="Compact"/>
         <w:numPr>
           <w:ilvl w:val="0"/>
-          <w:numId w:val="1025"/>
+          <w:numId w:val="1038"/>
         </w:numPr>
       </w:pPr>
       <w:r>
@@ -16655,7 +17765,7 @@
         <w:pStyle w:val="Compact"/>
         <w:numPr>
           <w:ilvl w:val="0"/>
-          <w:numId w:val="1025"/>
+          <w:numId w:val="1038"/>
         </w:numPr>
       </w:pPr>
       <w:r>
@@ -16700,7 +17810,7 @@
         <w:pStyle w:val="Compact"/>
         <w:numPr>
           <w:ilvl w:val="0"/>
-          <w:numId w:val="1025"/>
+          <w:numId w:val="1038"/>
         </w:numPr>
       </w:pPr>
       <w:r>
@@ -16772,7 +17882,7 @@
         <w:pStyle w:val="Compact"/>
         <w:numPr>
           <w:ilvl w:val="0"/>
-          <w:numId w:val="1025"/>
+          <w:numId w:val="1038"/>
         </w:numPr>
       </w:pPr>
       <w:r>
@@ -16792,8 +17902,8 @@
         </w:pict>
       </w:r>
     </w:p>
-    <w:bookmarkEnd w:id="74"/>
-    <w:bookmarkStart w:id="75" w:name="kaynaklar-ve-ileri-okuma"/>
+    <w:bookmarkEnd w:id="89"/>
+    <w:bookmarkStart w:id="90" w:name="kaynaklar-ve-ileri-okuma"/>
     <w:p>
       <w:pPr>
         <w:pStyle w:val="Heading2"/>
@@ -16838,7 +17948,7 @@
         <w:pStyle w:val="Compact"/>
         <w:numPr>
           <w:ilvl w:val="0"/>
-          <w:numId w:val="1027"/>
+          <w:numId w:val="1040"/>
         </w:numPr>
       </w:pPr>
       <w:r>
@@ -16850,7 +17960,7 @@
         <w:pStyle w:val="Compact"/>
         <w:numPr>
           <w:ilvl w:val="0"/>
-          <w:numId w:val="1027"/>
+          <w:numId w:val="1040"/>
         </w:numPr>
       </w:pPr>
       <w:r>
@@ -16862,7 +17972,7 @@
         <w:pStyle w:val="Compact"/>
         <w:numPr>
           <w:ilvl w:val="0"/>
-          <w:numId w:val="1027"/>
+          <w:numId w:val="1040"/>
         </w:numPr>
       </w:pPr>
       <w:r>
@@ -16886,7 +17996,7 @@
         <w:pStyle w:val="Compact"/>
         <w:numPr>
           <w:ilvl w:val="0"/>
-          <w:numId w:val="1028"/>
+          <w:numId w:val="1041"/>
         </w:numPr>
       </w:pPr>
       <w:r>
@@ -16898,7 +18008,7 @@
         <w:pStyle w:val="Compact"/>
         <w:numPr>
           <w:ilvl w:val="0"/>
-          <w:numId w:val="1028"/>
+          <w:numId w:val="1041"/>
         </w:numPr>
       </w:pPr>
       <w:r>
@@ -16910,7 +18020,7 @@
         <w:pStyle w:val="Compact"/>
         <w:numPr>
           <w:ilvl w:val="0"/>
-          <w:numId w:val="1028"/>
+          <w:numId w:val="1041"/>
         </w:numPr>
       </w:pPr>
       <w:r>
@@ -16922,7 +18032,7 @@
         <w:pStyle w:val="Compact"/>
         <w:numPr>
           <w:ilvl w:val="0"/>
-          <w:numId w:val="1028"/>
+          <w:numId w:val="1041"/>
         </w:numPr>
       </w:pPr>
       <w:r>
@@ -17672,8 +18782,8 @@
         </w:tc>
       </w:tr>
     </w:tbl>
-    <w:bookmarkEnd w:id="75"/>
-    <w:bookmarkEnd w:id="76"/>
+    <w:bookmarkEnd w:id="90"/>
+    <w:bookmarkEnd w:id="91"/>
     <w:sectPr>
       <w:headerReference r:id="rId9" w:type="default"/>
       <w:footerReference r:id="rId10" w:type="default"/>
@@ -18286,39 +19396,78 @@
     <w:abstractNumId w:val="991"/>
   </w:num>
   <w:num w:numId="1006">
-    <w:abstractNumId w:val="992"/>
+    <w:abstractNumId w:val="991"/>
   </w:num>
   <w:num w:numId="1007">
-    <w:abstractNumId w:val="992"/>
+    <w:abstractNumId w:val="991"/>
   </w:num>
   <w:num w:numId="1008">
-    <w:abstractNumId w:val="992"/>
+    <w:abstractNumId w:val="991"/>
   </w:num>
   <w:num w:numId="1009">
-    <w:abstractNumId w:val="992"/>
+    <w:abstractNumId w:val="991"/>
   </w:num>
   <w:num w:numId="1010">
-    <w:abstractNumId w:val="992"/>
+    <w:abstractNumId w:val="991"/>
   </w:num>
   <w:num w:numId="1011">
     <w:abstractNumId w:val="991"/>
   </w:num>
   <w:num w:numId="1012">
-    <w:abstractNumId w:val="992"/>
+    <w:abstractNumId w:val="991"/>
   </w:num>
   <w:num w:numId="1013">
-    <w:abstractNumId w:val="992"/>
+    <w:abstractNumId w:val="991"/>
   </w:num>
   <w:num w:numId="1014">
-    <w:abstractNumId w:val="992"/>
+    <w:abstractNumId w:val="991"/>
   </w:num>
   <w:num w:numId="1015">
-    <w:abstractNumId w:val="992"/>
+    <w:abstractNumId w:val="991"/>
   </w:num>
   <w:num w:numId="1016">
     <w:abstractNumId w:val="991"/>
   </w:num>
   <w:num w:numId="1017">
+    <w:abstractNumId w:val="991"/>
+  </w:num>
+  <w:num w:numId="1018">
+    <w:abstractNumId w:val="991"/>
+  </w:num>
+  <w:num w:numId="1019">
+    <w:abstractNumId w:val="992"/>
+  </w:num>
+  <w:num w:numId="1020">
+    <w:abstractNumId w:val="992"/>
+  </w:num>
+  <w:num w:numId="1021">
+    <w:abstractNumId w:val="992"/>
+  </w:num>
+  <w:num w:numId="1022">
+    <w:abstractNumId w:val="992"/>
+  </w:num>
+  <w:num w:numId="1023">
+    <w:abstractNumId w:val="992"/>
+  </w:num>
+  <w:num w:numId="1024">
+    <w:abstractNumId w:val="991"/>
+  </w:num>
+  <w:num w:numId="1025">
+    <w:abstractNumId w:val="992"/>
+  </w:num>
+  <w:num w:numId="1026">
+    <w:abstractNumId w:val="992"/>
+  </w:num>
+  <w:num w:numId="1027">
+    <w:abstractNumId w:val="992"/>
+  </w:num>
+  <w:num w:numId="1028">
+    <w:abstractNumId w:val="992"/>
+  </w:num>
+  <w:num w:numId="1029">
+    <w:abstractNumId w:val="991"/>
+  </w:num>
+  <w:num w:numId="1030">
     <w:abstractNumId w:val="99411"/>
     <w:lvlOverride w:ilvl="0">
       <w:startOverride w:val="1"/>
@@ -18348,28 +19497,28 @@
       <w:startOverride w:val="1"/>
     </w:lvlOverride>
   </w:num>
-  <w:num w:numId="1018">
+  <w:num w:numId="1031">
     <w:abstractNumId w:val="991"/>
   </w:num>
-  <w:num w:numId="1019">
+  <w:num w:numId="1032">
     <w:abstractNumId w:val="992"/>
   </w:num>
-  <w:num w:numId="1020">
+  <w:num w:numId="1033">
     <w:abstractNumId w:val="992"/>
   </w:num>
-  <w:num w:numId="1021">
+  <w:num w:numId="1034">
     <w:abstractNumId w:val="992"/>
   </w:num>
-  <w:num w:numId="1022">
+  <w:num w:numId="1035">
     <w:abstractNumId w:val="992"/>
   </w:num>
-  <w:num w:numId="1023">
+  <w:num w:numId="1036">
     <w:abstractNumId w:val="992"/>
   </w:num>
-  <w:num w:numId="1024">
+  <w:num w:numId="1037">
     <w:abstractNumId w:val="992"/>
   </w:num>
-  <w:num w:numId="1025">
+  <w:num w:numId="1038">
     <w:abstractNumId w:val="99411"/>
     <w:lvlOverride w:ilvl="0">
       <w:startOverride w:val="1"/>
@@ -18399,7 +19548,7 @@
       <w:startOverride w:val="1"/>
     </w:lvlOverride>
   </w:num>
-  <w:num w:numId="1026">
+  <w:num w:numId="1039">
     <w:abstractNumId w:val="99721"/>
     <w:lvlOverride w:ilvl="0">
       <w:startOverride w:val="1"/>
@@ -18429,10 +19578,10 @@
       <w:startOverride w:val="1"/>
     </w:lvlOverride>
   </w:num>
-  <w:num w:numId="1027">
+  <w:num w:numId="1040">
     <w:abstractNumId w:val="991"/>
   </w:num>
-  <w:num w:numId="1028">
+  <w:num w:numId="1041">
     <w:abstractNumId w:val="991"/>
   </w:num>
 </w:numbering>

--- a/docs/week-6/cen429-week-6-ders-notu.en.docx
+++ b/docs/week-6/cen429-week-6-ders-notu.en.docx
@@ -3558,21 +3558,7 @@
           <w:b/>
           <w:bCs/>
         </w:rPr>
-        <w:t xml:space="preserve">hangi</w:t>
-      </w:r>
-      <w:r>
-        <w:rPr>
-          <w:b/>
-          <w:bCs/>
-        </w:rPr>
-        <w:t xml:space="preserve"> </w:t>
-      </w:r>
-      <w:r>
-        <w:rPr>
-          <w:b/>
-          <w:bCs/>
-        </w:rPr>
-        <w:t xml:space="preserve">cihazdayım</w:t>
+        <w:t xml:space="preserve">hangi cihazdayım</w:t>
       </w:r>
       <w:r>
         <w:t xml:space="preserve">?”</w:t>
@@ -3605,14 +3591,14 @@
       <w:r>
         <w:drawing>
           <wp:inline>
-            <wp:extent cx="5759999" cy="1854667"/>
+            <wp:extent cx="5759999" cy="2561342"/>
             <wp:effectExtent b="0" l="0" r="0" t="0"/>
-            <wp:docPr descr="" title="" id="38" name="Picture"/>
+            <wp:docPr descr="RASP döngüsü: algıla, savun, caydır" title="" id="38" name="Picture"/>
             <a:graphic>
               <a:graphicData uri="http://schemas.openxmlformats.org/drawingml/2006/picture">
                 <pic:pic>
                   <pic:nvPicPr>
-                    <pic:cNvPr descr="diyagram-1.png" id="39" name="Picture"/>
+                    <pic:cNvPr descr="h06-01-rasp-dongusu.png" id="39" name="Picture"/>
                     <pic:cNvPicPr>
                       <a:picLocks noChangeArrowheads="1" noChangeAspect="1"/>
                     </pic:cNvPicPr>
@@ -3626,7 +3612,7 @@
                   <pic:spPr bwMode="auto">
                     <a:xfrm>
                       <a:off x="0" y="0"/>
-                      <a:ext cx="5759999" cy="1854667"/>
+                      <a:ext cx="5759999" cy="2561342"/>
                     </a:xfrm>
                     <a:prstGeom prst="rect">
                       <a:avLst/>
@@ -5082,14 +5068,14 @@
       <w:r>
         <w:drawing>
           <wp:inline>
-            <wp:extent cx="5759999" cy="857475"/>
+            <wp:extent cx="5759999" cy="2786354"/>
             <wp:effectExtent b="0" l="0" r="0" t="0"/>
-            <wp:docPr descr="" title="" id="47" name="Picture"/>
+            <wp:docPr descr="Hassas işlemi saran RASP katmanları" title="" id="47" name="Picture"/>
             <a:graphic>
               <a:graphicData uri="http://schemas.openxmlformats.org/drawingml/2006/picture">
                 <pic:pic>
                   <pic:nvPicPr>
-                    <pic:cNvPr descr="diyagram-2.png" id="48" name="Picture"/>
+                    <pic:cNvPr descr="h06-02-katmanlar.png" id="48" name="Picture"/>
                     <pic:cNvPicPr>
                       <a:picLocks noChangeArrowheads="1" noChangeAspect="1"/>
                     </pic:cNvPicPr>
@@ -5103,7 +5089,7 @@
                   <pic:spPr bwMode="auto">
                     <a:xfrm>
                       <a:off x="0" y="0"/>
-                      <a:ext cx="5759999" cy="857475"/>
+                      <a:ext cx="5759999" cy="2786354"/>
                     </a:xfrm>
                     <a:prstGeom prst="rect">
                       <a:avLst/>
@@ -5491,14 +5477,14 @@
       <w:r>
         <w:drawing>
           <wp:inline>
-            <wp:extent cx="5759999" cy="1338775"/>
+            <wp:extent cx="5759999" cy="2283460"/>
             <wp:effectExtent b="0" l="0" r="0" t="0"/>
-            <wp:docPr descr="" title="" id="52" name="Picture"/>
+            <wp:docPr descr="Self-hashing ile bütünlük denetimi akışı" title="" id="52" name="Picture"/>
             <a:graphic>
               <a:graphicData uri="http://schemas.openxmlformats.org/drawingml/2006/picture">
                 <pic:pic>
                   <pic:nvPicPr>
-                    <pic:cNvPr descr="diyagram-3.png" id="53" name="Picture"/>
+                    <pic:cNvPr descr="h06-03-self-hashing.png" id="53" name="Picture"/>
                     <pic:cNvPicPr>
                       <a:picLocks noChangeArrowheads="1" noChangeAspect="1"/>
                     </pic:cNvPicPr>
@@ -5512,7 +5498,7 @@
                   <pic:spPr bwMode="auto">
                     <a:xfrm>
                       <a:off x="0" y="0"/>
-                      <a:ext cx="5759999" cy="1338775"/>
+                      <a:ext cx="5759999" cy="2283460"/>
                     </a:xfrm>
                     <a:prstGeom prst="rect">
                       <a:avLst/>
@@ -13091,14 +13077,14 @@
       <w:r>
         <w:drawing>
           <wp:inline>
-            <wp:extent cx="5759999" cy="718936"/>
+            <wp:extent cx="5759999" cy="2283460"/>
             <wp:effectExtent b="0" l="0" r="0" t="0"/>
-            <wp:docPr descr="" title="" id="74" name="Picture"/>
+            <wp:docPr descr="Kontrol akışı sayacı ile denetim atlamanın yakalanması" title="" id="74" name="Picture"/>
             <a:graphic>
               <a:graphicData uri="http://schemas.openxmlformats.org/drawingml/2006/picture">
                 <pic:pic>
                   <pic:nvPicPr>
-                    <pic:cNvPr descr="diyagram-4.png" id="75" name="Picture"/>
+                    <pic:cNvPr descr="h06-04-akis-sayaci.png" id="75" name="Picture"/>
                     <pic:cNvPicPr>
                       <a:picLocks noChangeArrowheads="1" noChangeAspect="1"/>
                     </pic:cNvPicPr>
@@ -13112,7 +13098,7 @@
                   <pic:spPr bwMode="auto">
                     <a:xfrm>
                       <a:off x="0" y="0"/>
-                      <a:ext cx="5759999" cy="718936"/>
+                      <a:ext cx="5759999" cy="2283460"/>
                     </a:xfrm>
                     <a:prstGeom prst="rect">
                       <a:avLst/>
@@ -14292,14 +14278,14 @@
       <w:r>
         <w:drawing>
           <wp:inline>
-            <wp:extent cx="5759999" cy="2192618"/>
+            <wp:extent cx="5759999" cy="2377094"/>
             <wp:effectExtent b="0" l="0" r="0" t="0"/>
-            <wp:docPr descr="" title="" id="79" name="Picture"/>
+            <wp:docPr descr="RASP motorunun her kritik işlemdeki karar akışı" title="" id="79" name="Picture"/>
             <a:graphic>
               <a:graphicData uri="http://schemas.openxmlformats.org/drawingml/2006/picture">
                 <pic:pic>
                   <pic:nvPicPr>
-                    <pic:cNvPr descr="diyagram-5.png" id="80" name="Picture"/>
+                    <pic:cNvPr descr="h06-05-rasp-motoru.png" id="80" name="Picture"/>
                     <pic:cNvPicPr>
                       <a:picLocks noChangeArrowheads="1" noChangeAspect="1"/>
                     </pic:cNvPicPr>
@@ -14313,7 +14299,7 @@
                   <pic:spPr bwMode="auto">
                     <a:xfrm>
                       <a:off x="0" y="0"/>
-                      <a:ext cx="5759999" cy="2192618"/>
+                      <a:ext cx="5759999" cy="2377094"/>
                     </a:xfrm>
                     <a:prstGeom prst="rect">
                       <a:avLst/>

--- a/docs/week-6/cen429-week-6-ders-notu.en.docx
+++ b/docs/week-6/cen429-week-6-ders-notu.en.docx
@@ -2,7 +2,7 @@
 <file path=word/document.xml><?xml version="1.0" encoding="utf-8"?>
 <w:document xmlns:w="http://schemas.openxmlformats.org/wordprocessingml/2006/main" xmlns:m="http://schemas.openxmlformats.org/officeDocument/2006/math" xmlns:r="http://schemas.openxmlformats.org/officeDocument/2006/relationships" xmlns:o="urn:schemas-microsoft-com:office:office" xmlns:v="urn:schemas-microsoft-com:vml" xmlns:w10="urn:schemas-microsoft-com:office:word" xmlns:a="http://schemas.openxmlformats.org/drawingml/2006/main" xmlns:pic="http://schemas.openxmlformats.org/drawingml/2006/picture" xmlns:wp="http://schemas.openxmlformats.org/drawingml/2006/wordprocessingDrawing">
   <w:body>
-    <w:bookmarkStart w:id="135" w:name="X4f270b8c7ae7e9d2d8b91ac045bd59dd7af93ae"/>
+    <w:bookmarkStart w:id="143" w:name="X4f270b8c7ae7e9d2d8b91ac045bd59dd7af93ae"/>
     <w:p>
       <w:pPr>
         <w:pStyle w:val="Heading1"/>
@@ -129,8 +129,47 @@
               <w:pStyle w:val="Compact"/>
             </w:pPr>
             <w:r>
-              <w:t xml:space="preserve">Pointers, arrays and files in C; memory layout and secure erasure from Week 1; AES-GCM/HMAC/HKDF and the security shell from Week 3; patching and reverse engineering concepts from Week 4</w:t>
-            </w:r>
+              <w:t xml:space="preserve">Pointers, arrays and files in C; memory layout and secure erasure from</w:t>
+            </w:r>
+            <w:r>
+              <w:t xml:space="preserve"> </w:t>
+            </w:r>
+            <w:hyperlink r:id="rId20">
+              <w:r>
+                <w:rPr>
+                  <w:rStyle w:val="Hyperlink"/>
+                </w:rPr>
+                <w:t xml:space="preserve">Week 1</w:t>
+              </w:r>
+            </w:hyperlink>
+            <w:r>
+              <w:t xml:space="preserve">; AES-GCM/HMAC/HKDF and the security shell from</w:t>
+            </w:r>
+            <w:r>
+              <w:t xml:space="preserve"> </w:t>
+            </w:r>
+            <w:hyperlink r:id="rId21">
+              <w:r>
+                <w:rPr>
+                  <w:rStyle w:val="Hyperlink"/>
+                </w:rPr>
+                <w:t xml:space="preserve">Week 3</w:t>
+              </w:r>
+            </w:hyperlink>
+            <w:r>
+              <w:t xml:space="preserve">; patching and reverse engineering concepts from</w:t>
+            </w:r>
+            <w:r>
+              <w:t xml:space="preserve"> </w:t>
+            </w:r>
+            <w:hyperlink r:id="rId22">
+              <w:r>
+                <w:rPr>
+                  <w:rStyle w:val="Hyperlink"/>
+                </w:rPr>
+                <w:t xml:space="preserve">Week 4</w:t>
+              </w:r>
+            </w:hyperlink>
           </w:p>
         </w:tc>
       </w:tr>
@@ -156,7 +195,7 @@
             <w:pPr>
               <w:pStyle w:val="Compact"/>
             </w:pPr>
-            <w:hyperlink r:id="rId20">
+            <w:hyperlink r:id="rId23">
               <w:r>
                 <w:rPr>
                   <w:rStyle w:val="VerbatimChar"/>
@@ -1703,7 +1742,7 @@
       <w:r>
         <w:t xml:space="preserve"> </w:t>
       </w:r>
-      <w:hyperlink r:id="rId21">
+      <w:hyperlink r:id="rId24">
         <w:r>
           <w:rPr>
             <w:rStyle w:val="VerbatimChar"/>
@@ -1900,13 +1939,13 @@
         </w:pict>
       </w:r>
     </w:p>
-    <w:bookmarkStart w:id="37" w:name="basic-concepts-from-scratch"/>
+    <w:bookmarkStart w:id="33" w:name="before-we-start"/>
     <w:p>
       <w:pPr>
         <w:pStyle w:val="Heading2"/>
       </w:pPr>
       <w:r>
-        <w:t xml:space="preserve">0. Basic concepts (from scratch)</w:t>
+        <w:t xml:space="preserve">0. Before we start</w:t>
       </w:r>
     </w:p>
     <w:p>
@@ -1914,35 +1953,22 @@
         <w:pStyle w:val="FirstParagraph"/>
       </w:pPr>
       <w:r>
-        <w:t xml:space="preserve">This section</w:t>
-      </w:r>
-      <w:r>
-        <w:t xml:space="preserve"> </w:t>
-      </w:r>
-      <w:r>
-        <w:rPr>
-          <w:b/>
-          <w:bCs/>
-        </w:rPr>
-        <w:t xml:space="preserve">assumes no prior knowledge</w:t>
-      </w:r>
-      <w:r>
-        <w:t xml:space="preserve">. We define, from scratch, the terms we will use throughout the rest of</w:t>
-      </w:r>
-      <w:r>
-        <w:t xml:space="preserve"> </w:t>
-      </w:r>
-      <w:r>
-        <w:t xml:space="preserve">the week. If you don’t know a term, read this section first; the later sections build on it.</w:t>
-      </w:r>
-    </w:p>
-    <w:bookmarkStart w:id="22" w:name="what-is-runtime"/>
+        <w:t xml:space="preserve">This section prepares you for the week. It first briefly recalls the earlier topics this week builds on; it then</w:t>
+      </w:r>
+      <w:r>
+        <w:t xml:space="preserve"> </w:t>
+      </w:r>
+      <w:r>
+        <w:t xml:space="preserve">defines each of this week’s concepts in one sentence and links it to the section where it is explained in full.</w:t>
+      </w:r>
+    </w:p>
+    <w:bookmarkStart w:id="30" w:name="what-we-bring-from-earlier-weeks"/>
     <w:p>
       <w:pPr>
         <w:pStyle w:val="Heading3"/>
       </w:pPr>
       <w:r>
-        <w:t xml:space="preserve">What is runtime?</w:t>
+        <w:t xml:space="preserve">What we bring from earlier weeks</w:t>
       </w:r>
     </w:p>
     <w:p>
@@ -1958,29 +1984,90 @@
           <w:b/>
           <w:bCs/>
         </w:rPr>
-        <w:t xml:space="preserve">Runtime:</w:t>
-      </w:r>
-      <w:r>
-        <w:t xml:space="preserve"> </w:t>
-      </w:r>
-      <w:r>
-        <w:t xml:space="preserve">the moment the program is</w:t>
-      </w:r>
-      <w:r>
-        <w:t xml:space="preserve"> </w:t>
-      </w:r>
-      <w:r>
-        <w:rPr>
-          <w:b/>
-          <w:bCs/>
-        </w:rPr>
-        <w:t xml:space="preserve">executing</w:t>
-      </w:r>
-      <w:r>
-        <w:t xml:space="preserve"> </w:t>
-      </w:r>
-      <w:r>
-        <w:t xml:space="preserve">(not compile time).</w:t>
+        <w:t xml:space="preserve">The white-box attacker model</w:t>
+      </w:r>
+      <w:r>
+        <w:t xml:space="preserve"> </w:t>
+      </w:r>
+      <w:r>
+        <w:t xml:space="preserve">— the user who owns the device is also a potential attacker; they can read</w:t>
+      </w:r>
+      <w:r>
+        <w:t xml:space="preserve"> </w:t>
+      </w:r>
+      <w:r>
+        <w:t xml:space="preserve">memory, attach a debugger, and modify code</w:t>
+      </w:r>
+      <w:r>
+        <w:t xml:space="preserve"> </w:t>
+      </w:r>
+      <w:r>
+        <w:t xml:space="preserve">(</w:t>
+      </w:r>
+      <w:hyperlink r:id="rId25">
+        <w:r>
+          <w:rPr>
+            <w:rStyle w:val="Hyperlink"/>
+          </w:rPr>
+          <w:t xml:space="preserve">Week 1, §3</w:t>
+        </w:r>
+      </w:hyperlink>
+      <w:r>
+        <w:t xml:space="preserve">; see also the</w:t>
+      </w:r>
+      <w:r>
+        <w:t xml:space="preserve"> </w:t>
+      </w:r>
+      <w:r>
+        <w:t xml:space="preserve">“white-box</w:t>
+      </w:r>
+      <w:r>
+        <w:t xml:space="preserve"> </w:t>
+      </w:r>
+      <w:r>
+        <w:t xml:space="preserve">attacker’s six paths”</w:t>
+      </w:r>
+      <w:r>
+        <w:t xml:space="preserve"> </w:t>
+      </w:r>
+      <w:r>
+        <w:t xml:space="preserve">table:</w:t>
+      </w:r>
+      <w:r>
+        <w:t xml:space="preserve"> </w:t>
+      </w:r>
+      <w:hyperlink r:id="rId26">
+        <w:r>
+          <w:rPr>
+            <w:rStyle w:val="Hyperlink"/>
+          </w:rPr>
+          <w:t xml:space="preserve">Week 1, §5</w:t>
+        </w:r>
+      </w:hyperlink>
+      <w:r>
+        <w:t xml:space="preserve">). This</w:t>
+      </w:r>
+      <w:r>
+        <w:t xml:space="preserve"> </w:t>
+      </w:r>
+      <w:r>
+        <w:t xml:space="preserve">week we turn this model into RASP’s single attacker model under the name</w:t>
+      </w:r>
+      <w:r>
+        <w:t xml:space="preserve"> </w:t>
+      </w:r>
+      <w:r>
+        <w:rPr>
+          <w:b/>
+          <w:bCs/>
+        </w:rPr>
+        <w:t xml:space="preserve">MATE</w:t>
+      </w:r>
+      <w:r>
+        <w:t xml:space="preserve"> </w:t>
+      </w:r>
+      <w:r>
+        <w:t xml:space="preserve">(§1.1).</w:t>
       </w:r>
     </w:p>
     <w:p>
@@ -1992,30 +2079,46 @@
         </w:numPr>
       </w:pPr>
       <w:r>
-        <w:t xml:space="preserve">RASP protections kick in here: the program watches itself</w:t>
-      </w:r>
-      <w:r>
-        <w:t xml:space="preserve"> </w:t>
-      </w:r>
-      <w:r>
-        <w:rPr>
-          <w:b/>
-          <w:bCs/>
-        </w:rPr>
-        <w:t xml:space="preserve">while it runs</w:t>
-      </w:r>
-      <w:r>
-        <w:t xml:space="preserve">.</w:t>
-      </w:r>
-    </w:p>
-    <w:bookmarkEnd w:id="22"/>
-    <w:bookmarkStart w:id="23" w:name="what-is-rasp"/>
-    <w:p>
-      <w:pPr>
-        <w:pStyle w:val="Heading3"/>
-      </w:pPr>
-      <w:r>
-        <w:t xml:space="preserve">What is RASP?</w:t>
+        <w:rPr>
+          <w:b/>
+          <w:bCs/>
+        </w:rPr>
+        <w:t xml:space="preserve">Digest, MAC, and HMAC</w:t>
+      </w:r>
+      <w:r>
+        <w:t xml:space="preserve"> </w:t>
+      </w:r>
+      <w:r>
+        <w:t xml:space="preserve">— a digest is a fixed-size, one-way fingerprint computed from data; a MAC/HMAC proves</w:t>
+      </w:r>
+      <w:r>
+        <w:t xml:space="preserve"> </w:t>
+      </w:r>
+      <w:r>
+        <w:t xml:space="preserve">a message hasn’t changed using a shared secret key</w:t>
+      </w:r>
+      <w:r>
+        <w:t xml:space="preserve"> </w:t>
+      </w:r>
+      <w:r>
+        <w:t xml:space="preserve">(</w:t>
+      </w:r>
+      <w:hyperlink r:id="rId27">
+        <w:r>
+          <w:rPr>
+            <w:rStyle w:val="Hyperlink"/>
+          </w:rPr>
+          <w:t xml:space="preserve">Week 3, §2.4</w:t>
+        </w:r>
+      </w:hyperlink>
+      <w:r>
+        <w:t xml:space="preserve">). This week we use</w:t>
+      </w:r>
+      <w:r>
+        <w:t xml:space="preserve"> </w:t>
+      </w:r>
+      <w:r>
+        <w:t xml:space="preserve">HMAC-SHA-256 to verify the application’s own code (§3) and to build a control-flow chain (§9).</w:t>
       </w:r>
     </w:p>
     <w:p>
@@ -2023,7 +2126,7 @@
         <w:pStyle w:val="Compact"/>
         <w:numPr>
           <w:ilvl w:val="0"/>
-          <w:numId w:val="1003"/>
+          <w:numId w:val="1002"/>
         </w:numPr>
       </w:pPr>
       <w:r>
@@ -2031,13 +2134,64 @@
           <w:b/>
           <w:bCs/>
         </w:rPr>
-        <w:t xml:space="preserve">RASP (Runtime Application Self-Protection):</w:t>
-      </w:r>
-      <w:r>
-        <w:t xml:space="preserve"> </w:t>
-      </w:r>
-      <w:r>
-        <w:t xml:space="preserve">an application protecting itself while it runs.</w:t>
+        <w:t xml:space="preserve">Deriving keys from a master secret (HKDF)</w:t>
+      </w:r>
+      <w:r>
+        <w:t xml:space="preserve"> </w:t>
+      </w:r>
+      <w:r>
+        <w:t xml:space="preserve">— RFC 5869 HKDF is a function that derives new keys from a master</w:t>
+      </w:r>
+      <w:r>
+        <w:t xml:space="preserve"> </w:t>
+      </w:r>
+      <w:r>
+        <w:t xml:space="preserve">secret through Extract and Expand steps</w:t>
+      </w:r>
+      <w:r>
+        <w:t xml:space="preserve"> </w:t>
+      </w:r>
+      <w:r>
+        <w:t xml:space="preserve">(</w:t>
+      </w:r>
+      <w:hyperlink r:id="rId28">
+        <w:r>
+          <w:rPr>
+            <w:rStyle w:val="Hyperlink"/>
+          </w:rPr>
+          <w:t xml:space="preserve">Week 3, §7</w:t>
+        </w:r>
+      </w:hyperlink>
+      <w:r>
+        <w:t xml:space="preserve">).</w:t>
+      </w:r>
+      <w:r>
+        <w:t xml:space="preserve"> </w:t>
+      </w:r>
+      <w:r>
+        <w:t xml:space="preserve">This week we trace the same two steps by hand, deriving a key from a</w:t>
+      </w:r>
+      <w:r>
+        <w:t xml:space="preserve"> </w:t>
+      </w:r>
+      <w:r>
+        <w:rPr>
+          <w:b/>
+          <w:bCs/>
+        </w:rPr>
+        <w:t xml:space="preserve">device fingerprint</w:t>
+      </w:r>
+      <w:r>
+        <w:t xml:space="preserve"> </w:t>
+      </w:r>
+      <w:r>
+        <w:t xml:space="preserve">instead of a master</w:t>
+      </w:r>
+      <w:r>
+        <w:t xml:space="preserve"> </w:t>
+      </w:r>
+      <w:r>
+        <w:t xml:space="preserve">secret (§10.1).</w:t>
       </w:r>
     </w:p>
     <w:p>
@@ -2045,972 +2199,54 @@
         <w:pStyle w:val="Compact"/>
         <w:numPr>
           <w:ilvl w:val="0"/>
-          <w:numId w:val="1003"/>
+          <w:numId w:val="1002"/>
         </w:numPr>
       </w:pPr>
       <w:r>
-        <w:t xml:space="preserve">It</w:t>
-      </w:r>
-      <w:r>
-        <w:t xml:space="preserve"> </w:t>
-      </w:r>
-      <w:r>
-        <w:rPr>
-          <w:b/>
-          <w:bCs/>
-        </w:rPr>
-        <w:t xml:space="preserve">detects</w:t>
-      </w:r>
-      <w:r>
-        <w:t xml:space="preserve"> </w:t>
-      </w:r>
-      <w:r>
-        <w:t xml:space="preserve">threats such as tampering, debugging, and a fake environment, and</w:t>
-      </w:r>
-      <w:r>
-        <w:t xml:space="preserve"> </w:t>
-      </w:r>
-      <w:r>
-        <w:rPr>
-          <w:b/>
-          <w:bCs/>
-        </w:rPr>
-        <w:t xml:space="preserve">responds</w:t>
-      </w:r>
-      <w:r>
-        <w:t xml:space="preserve">.</w:t>
-      </w:r>
-    </w:p>
-    <w:bookmarkEnd w:id="23"/>
-    <w:bookmarkStart w:id="24" w:name="debugger"/>
+        <w:rPr>
+          <w:b/>
+          <w:bCs/>
+        </w:rPr>
+        <w:t xml:space="preserve">Device binding</w:t>
+      </w:r>
+      <w:r>
+        <w:t xml:space="preserve"> </w:t>
+      </w:r>
+      <w:r>
+        <w:t xml:space="preserve">— a secret being meaningful only on a specific device is the innermost layer of the security</w:t>
+      </w:r>
+      <w:r>
+        <w:t xml:space="preserve"> </w:t>
+      </w:r>
+      <w:r>
+        <w:t xml:space="preserve">shell (</w:t>
+      </w:r>
+      <w:hyperlink r:id="rId29">
+        <w:r>
+          <w:rPr>
+            <w:rStyle w:val="Hyperlink"/>
+          </w:rPr>
+          <w:t xml:space="preserve">Week 3, §13.1</w:t>
+        </w:r>
+      </w:hyperlink>
+      <w:r>
+        <w:t xml:space="preserve">). This week we make that layer part of a</w:t>
+      </w:r>
+      <w:r>
+        <w:t xml:space="preserve"> </w:t>
+      </w:r>
+      <w:r>
+        <w:t xml:space="preserve">RASP response policy (§10).</w:t>
+      </w:r>
+    </w:p>
+    <w:bookmarkEnd w:id="30"/>
+    <w:bookmarkStart w:id="31" w:name="this-weeks-concept-map"/>
     <w:p>
       <w:pPr>
         <w:pStyle w:val="Heading3"/>
       </w:pPr>
       <w:r>
-        <w:t xml:space="preserve">Debugger</w:t>
-      </w:r>
-    </w:p>
-    <w:p>
-      <w:pPr>
-        <w:pStyle w:val="Compact"/>
-        <w:numPr>
-          <w:ilvl w:val="0"/>
-          <w:numId w:val="1004"/>
-        </w:numPr>
-      </w:pPr>
-      <w:r>
-        <w:rPr>
-          <w:b/>
-          <w:bCs/>
-        </w:rPr>
-        <w:t xml:space="preserve">Debugger:</w:t>
-      </w:r>
-      <w:r>
-        <w:t xml:space="preserve"> </w:t>
-      </w:r>
-      <w:r>
-        <w:t xml:space="preserve">a tool that runs a program step by step, pauses it, and reads memory (gdb, lldb).</w:t>
-      </w:r>
-    </w:p>
-    <w:p>
-      <w:pPr>
-        <w:pStyle w:val="Compact"/>
-        <w:numPr>
-          <w:ilvl w:val="0"/>
-          <w:numId w:val="1004"/>
-        </w:numPr>
-      </w:pPr>
-      <w:r>
-        <w:t xml:space="preserve">An attacker uses it to trace the flow and change values.</w:t>
-      </w:r>
-    </w:p>
-    <w:p>
-      <w:pPr>
-        <w:pStyle w:val="Compact"/>
-        <w:numPr>
-          <w:ilvl w:val="0"/>
-          <w:numId w:val="1004"/>
-        </w:numPr>
-      </w:pPr>
-      <w:r>
-        <w:t xml:space="preserve">RASP asks:</w:t>
-      </w:r>
-      <w:r>
-        <w:t xml:space="preserve"> </w:t>
-      </w:r>
-      <w:r>
-        <w:t xml:space="preserve">“is a debugger attached to me?”</w:t>
-      </w:r>
-    </w:p>
-    <w:bookmarkEnd w:id="24"/>
-    <w:bookmarkStart w:id="25" w:name="emulator-and-virtual-machine"/>
-    <w:p>
-      <w:pPr>
-        <w:pStyle w:val="Heading3"/>
-      </w:pPr>
-      <w:r>
-        <w:t xml:space="preserve">Emulator and virtual machine</w:t>
-      </w:r>
-    </w:p>
-    <w:p>
-      <w:pPr>
-        <w:pStyle w:val="Compact"/>
-        <w:numPr>
-          <w:ilvl w:val="0"/>
-          <w:numId w:val="1005"/>
-        </w:numPr>
-      </w:pPr>
-      <w:r>
-        <w:rPr>
-          <w:b/>
-          <w:bCs/>
-        </w:rPr>
-        <w:t xml:space="preserve">Emulator/VM:</w:t>
-      </w:r>
-      <w:r>
-        <w:t xml:space="preserve"> </w:t>
-      </w:r>
-      <w:r>
-        <w:t xml:space="preserve">a software environment that</w:t>
-      </w:r>
-      <w:r>
-        <w:t xml:space="preserve"> </w:t>
-      </w:r>
-      <w:r>
-        <w:rPr>
-          <w:b/>
-          <w:bCs/>
-        </w:rPr>
-        <w:t xml:space="preserve">imitates</w:t>
-      </w:r>
-      <w:r>
-        <w:t xml:space="preserve"> </w:t>
-      </w:r>
-      <w:r>
-        <w:t xml:space="preserve">a device (Android emulator, QEMU).</w:t>
-      </w:r>
-    </w:p>
-    <w:p>
-      <w:pPr>
-        <w:pStyle w:val="Compact"/>
-        <w:numPr>
-          <w:ilvl w:val="0"/>
-          <w:numId w:val="1005"/>
-        </w:numPr>
-      </w:pPr>
-      <w:r>
-        <w:t xml:space="preserve">An attacker does their analysis here instead of on a real device (it’s easier).</w:t>
-      </w:r>
-    </w:p>
-    <w:p>
-      <w:pPr>
-        <w:pStyle w:val="Compact"/>
-        <w:numPr>
-          <w:ilvl w:val="0"/>
-          <w:numId w:val="1005"/>
-        </w:numPr>
-      </w:pPr>
-      <w:r>
-        <w:t xml:space="preserve">RASP tries to sense a fake environment.</w:t>
-      </w:r>
-    </w:p>
-    <w:bookmarkEnd w:id="25"/>
-    <w:bookmarkStart w:id="26" w:name="hook-and-instrumentation"/>
-    <w:p>
-      <w:pPr>
-        <w:pStyle w:val="Heading3"/>
-      </w:pPr>
-      <w:r>
-        <w:t xml:space="preserve">Hook and instrumentation</w:t>
-      </w:r>
-    </w:p>
-    <w:p>
-      <w:pPr>
-        <w:pStyle w:val="Compact"/>
-        <w:numPr>
-          <w:ilvl w:val="0"/>
-          <w:numId w:val="1006"/>
-        </w:numPr>
-      </w:pPr>
-      <w:r>
-        <w:rPr>
-          <w:b/>
-          <w:bCs/>
-        </w:rPr>
-        <w:t xml:space="preserve">Hook:</w:t>
-      </w:r>
-      <w:r>
-        <w:t xml:space="preserve"> </w:t>
-      </w:r>
-      <w:r>
-        <w:t xml:space="preserve">intercepting and changing a function’s call.</w:t>
-      </w:r>
-    </w:p>
-    <w:p>
-      <w:pPr>
-        <w:pStyle w:val="Compact"/>
-        <w:numPr>
-          <w:ilvl w:val="0"/>
-          <w:numId w:val="1006"/>
-        </w:numPr>
-      </w:pPr>
-      <w:r>
-        <w:rPr>
-          <w:b/>
-          <w:bCs/>
-        </w:rPr>
-        <w:t xml:space="preserve">Instrumentation:</w:t>
-      </w:r>
-      <w:r>
-        <w:t xml:space="preserve"> </w:t>
-      </w:r>
-      <w:r>
-        <w:t xml:space="preserve">injecting code into a running program to observe/change its behaviour.</w:t>
-      </w:r>
-    </w:p>
-    <w:p>
-      <w:pPr>
-        <w:pStyle w:val="Compact"/>
-        <w:numPr>
-          <w:ilvl w:val="0"/>
-          <w:numId w:val="1006"/>
-        </w:numPr>
-      </w:pPr>
-      <w:r>
-        <w:t xml:space="preserve">Tool:</w:t>
-      </w:r>
-      <w:r>
-        <w:t xml:space="preserve"> </w:t>
-      </w:r>
-      <w:r>
-        <w:rPr>
-          <w:b/>
-          <w:bCs/>
-        </w:rPr>
-        <w:t xml:space="preserve">Frida</w:t>
-      </w:r>
-      <w:r>
-        <w:t xml:space="preserve"> </w:t>
-      </w:r>
-      <w:r>
-        <w:t xml:space="preserve">(a very common dynamic instrumentation tool).</w:t>
-      </w:r>
-    </w:p>
-    <w:bookmarkEnd w:id="26"/>
-    <w:bookmarkStart w:id="27" w:name="ld_preload"/>
-    <w:p>
-      <w:pPr>
-        <w:pStyle w:val="Heading3"/>
-      </w:pPr>
-      <w:r>
-        <w:t xml:space="preserve">LD_PRELOAD</w:t>
-      </w:r>
-    </w:p>
-    <w:p>
-      <w:pPr>
-        <w:pStyle w:val="Compact"/>
-        <w:numPr>
-          <w:ilvl w:val="0"/>
-          <w:numId w:val="1007"/>
-        </w:numPr>
-      </w:pPr>
-      <w:r>
-        <w:rPr>
-          <w:b/>
-          <w:bCs/>
-        </w:rPr>
-        <w:t xml:space="preserve">LD_PRELOAD:</w:t>
-      </w:r>
-      <w:r>
-        <w:t xml:space="preserve"> </w:t>
-      </w:r>
-      <w:r>
-        <w:t xml:space="preserve">a way on Linux to load a library</w:t>
-      </w:r>
-      <w:r>
-        <w:t xml:space="preserve"> </w:t>
-      </w:r>
-      <w:r>
-        <w:rPr>
-          <w:b/>
-          <w:bCs/>
-        </w:rPr>
-        <w:t xml:space="preserve">before</w:t>
-      </w:r>
-      <w:r>
-        <w:t xml:space="preserve"> </w:t>
-      </w:r>
-      <w:r>
-        <w:t xml:space="preserve">the program and replace its functions.</w:t>
-      </w:r>
-    </w:p>
-    <w:p>
-      <w:pPr>
-        <w:pStyle w:val="Compact"/>
-        <w:numPr>
-          <w:ilvl w:val="0"/>
-          <w:numId w:val="1007"/>
-        </w:numPr>
-      </w:pPr>
-      <w:r>
-        <w:t xml:space="preserve">An attacker can use it to</w:t>
-      </w:r>
-      <w:r>
-        <w:t xml:space="preserve"> </w:t>
-      </w:r>
-      <w:r>
-        <w:rPr>
-          <w:b/>
-          <w:bCs/>
-        </w:rPr>
-        <w:t xml:space="preserve">hook</w:t>
-      </w:r>
-      <w:r>
-        <w:t xml:space="preserve"> </w:t>
-      </w:r>
-      <w:r>
-        <w:t xml:space="preserve">critical functions.</w:t>
-      </w:r>
-    </w:p>
-    <w:p>
-      <w:pPr>
-        <w:pStyle w:val="Compact"/>
-        <w:numPr>
-          <w:ilvl w:val="0"/>
-          <w:numId w:val="1007"/>
-        </w:numPr>
-      </w:pPr>
-      <w:r>
-        <w:t xml:space="preserve">RASP tries to detect this.</w:t>
-      </w:r>
-    </w:p>
-    <w:bookmarkEnd w:id="27"/>
-    <w:bookmarkStart w:id="28" w:name="integrity-and-self-hashing"/>
-    <w:p>
-      <w:pPr>
-        <w:pStyle w:val="Heading3"/>
-      </w:pPr>
-      <w:r>
-        <w:t xml:space="preserve">Integrity and self-hashing</w:t>
-      </w:r>
-    </w:p>
-    <w:p>
-      <w:pPr>
-        <w:pStyle w:val="Compact"/>
-        <w:numPr>
-          <w:ilvl w:val="0"/>
-          <w:numId w:val="1008"/>
-        </w:numPr>
-      </w:pPr>
-      <w:r>
-        <w:rPr>
-          <w:b/>
-          <w:bCs/>
-        </w:rPr>
-        <w:t xml:space="preserve">Integrity:</w:t>
-      </w:r>
-      <w:r>
-        <w:t xml:space="preserve"> </w:t>
-      </w:r>
-      <w:r>
-        <w:t xml:space="preserve">the code/file has</w:t>
-      </w:r>
-      <w:r>
-        <w:t xml:space="preserve"> </w:t>
-      </w:r>
-      <w:r>
-        <w:rPr>
-          <w:b/>
-          <w:bCs/>
-        </w:rPr>
-        <w:t xml:space="preserve">not changed</w:t>
-      </w:r>
-      <w:r>
-        <w:t xml:space="preserve">.</w:t>
-      </w:r>
-    </w:p>
-    <w:p>
-      <w:pPr>
-        <w:pStyle w:val="Compact"/>
-        <w:numPr>
-          <w:ilvl w:val="0"/>
-          <w:numId w:val="1008"/>
-        </w:numPr>
-      </w:pPr>
-      <w:r>
-        <w:rPr>
-          <w:b/>
-          <w:bCs/>
-        </w:rPr>
-        <w:t xml:space="preserve">Self-hashing:</w:t>
-      </w:r>
-      <w:r>
-        <w:t xml:space="preserve"> </w:t>
-      </w:r>
-      <w:r>
-        <w:t xml:space="preserve">the program computes a digest of</w:t>
-      </w:r>
-      <w:r>
-        <w:t xml:space="preserve"> </w:t>
-      </w:r>
-      <w:r>
-        <w:rPr>
-          <w:b/>
-          <w:bCs/>
-        </w:rPr>
-        <w:t xml:space="preserve">its own code</w:t>
-      </w:r>
-      <w:r>
-        <w:t xml:space="preserve"> </w:t>
-      </w:r>
-      <w:r>
-        <w:t xml:space="preserve">and compares it against the expected value.</w:t>
-      </w:r>
-    </w:p>
-    <w:p>
-      <w:pPr>
-        <w:pStyle w:val="Compact"/>
-        <w:numPr>
-          <w:ilvl w:val="0"/>
-          <w:numId w:val="1008"/>
-        </w:numPr>
-      </w:pPr>
-      <w:r>
-        <w:t xml:space="preserve">If it’s been tampered with, the digest won’t match.</w:t>
-      </w:r>
-    </w:p>
-    <w:bookmarkEnd w:id="28"/>
-    <w:bookmarkStart w:id="29" w:name="digest-checksumhash"/>
-    <w:p>
-      <w:pPr>
-        <w:pStyle w:val="Heading3"/>
-      </w:pPr>
-      <w:r>
-        <w:t xml:space="preserve">Digest (checksum/hash)</w:t>
-      </w:r>
-    </w:p>
-    <w:p>
-      <w:pPr>
-        <w:pStyle w:val="Compact"/>
-        <w:numPr>
-          <w:ilvl w:val="0"/>
-          <w:numId w:val="1009"/>
-        </w:numPr>
-      </w:pPr>
-      <w:r>
-        <w:rPr>
-          <w:b/>
-          <w:bCs/>
-        </w:rPr>
-        <w:t xml:space="preserve">Digest:</w:t>
-      </w:r>
-      <w:r>
-        <w:t xml:space="preserve"> </w:t>
-      </w:r>
-      <w:r>
-        <w:t xml:space="preserve">a fixed-size</w:t>
-      </w:r>
-      <w:r>
-        <w:t xml:space="preserve"> </w:t>
-      </w:r>
-      <w:r>
-        <w:rPr>
-          <w:b/>
-          <w:bCs/>
-        </w:rPr>
-        <w:t xml:space="preserve">fingerprint</w:t>
-      </w:r>
-      <w:r>
-        <w:t xml:space="preserve"> </w:t>
-      </w:r>
-      <w:r>
-        <w:t xml:space="preserve">computed from data (SHA-256).</w:t>
-      </w:r>
-    </w:p>
-    <w:p>
-      <w:pPr>
-        <w:pStyle w:val="Compact"/>
-        <w:numPr>
-          <w:ilvl w:val="0"/>
-          <w:numId w:val="1009"/>
-        </w:numPr>
-      </w:pPr>
-      <w:r>
-        <w:t xml:space="preserve">If the data changes, the digest changes.</w:t>
-      </w:r>
-    </w:p>
-    <w:p>
-      <w:pPr>
-        <w:pStyle w:val="Compact"/>
-        <w:numPr>
-          <w:ilvl w:val="0"/>
-          <w:numId w:val="1009"/>
-        </w:numPr>
-      </w:pPr>
-      <w:r>
-        <w:t xml:space="preserve">The foundation of integrity checking.</w:t>
-      </w:r>
-    </w:p>
-    <w:bookmarkEnd w:id="29"/>
-    <w:bookmarkStart w:id="30" w:name="root-jailbreak"/>
-    <w:p>
-      <w:pPr>
-        <w:pStyle w:val="Heading3"/>
-      </w:pPr>
-      <w:r>
-        <w:t xml:space="preserve">Root / jailbreak</w:t>
-      </w:r>
-    </w:p>
-    <w:p>
-      <w:pPr>
-        <w:pStyle w:val="Compact"/>
-        <w:numPr>
-          <w:ilvl w:val="0"/>
-          <w:numId w:val="1010"/>
-        </w:numPr>
-      </w:pPr>
-      <w:r>
-        <w:rPr>
-          <w:b/>
-          <w:bCs/>
-        </w:rPr>
-        <w:t xml:space="preserve">Root:</w:t>
-      </w:r>
-      <w:r>
-        <w:t xml:space="preserve"> </w:t>
-      </w:r>
-      <w:r>
-        <w:t xml:space="preserve">full privilege on a device (normally restricted).</w:t>
-      </w:r>
-    </w:p>
-    <w:p>
-      <w:pPr>
-        <w:pStyle w:val="Compact"/>
-        <w:numPr>
-          <w:ilvl w:val="0"/>
-          <w:numId w:val="1010"/>
-        </w:numPr>
-      </w:pPr>
-      <w:r>
-        <w:t xml:space="preserve">On a rooted device the protections weaken; the attacker can access everything.</w:t>
-      </w:r>
-    </w:p>
-    <w:p>
-      <w:pPr>
-        <w:pStyle w:val="Compact"/>
-        <w:numPr>
-          <w:ilvl w:val="0"/>
-          <w:numId w:val="1010"/>
-        </w:numPr>
-      </w:pPr>
-      <w:r>
-        <w:t xml:space="preserve">RASP asks:</w:t>
-      </w:r>
-      <w:r>
-        <w:t xml:space="preserve"> </w:t>
-      </w:r>
-      <w:r>
-        <w:t xml:space="preserve">“is the device rooted?”</w:t>
-      </w:r>
-    </w:p>
-    <w:bookmarkEnd w:id="30"/>
-    <w:bookmarkStart w:id="31" w:name="signature-verification"/>
-    <w:p>
-      <w:pPr>
-        <w:pStyle w:val="Heading3"/>
-      </w:pPr>
-      <w:r>
-        <w:t xml:space="preserve">Signature verification</w:t>
-      </w:r>
-    </w:p>
-    <w:p>
-      <w:pPr>
-        <w:pStyle w:val="Compact"/>
-        <w:numPr>
-          <w:ilvl w:val="0"/>
-          <w:numId w:val="1011"/>
-        </w:numPr>
-      </w:pPr>
-      <w:r>
-        <w:t xml:space="preserve">Application packages are signed with a</w:t>
-      </w:r>
-      <w:r>
-        <w:t xml:space="preserve"> </w:t>
-      </w:r>
-      <w:r>
-        <w:rPr>
-          <w:b/>
-          <w:bCs/>
-        </w:rPr>
-        <w:t xml:space="preserve">digital signature</w:t>
-      </w:r>
-      <w:r>
-        <w:t xml:space="preserve">.</w:t>
-      </w:r>
-    </w:p>
-    <w:p>
-      <w:pPr>
-        <w:pStyle w:val="Compact"/>
-        <w:numPr>
-          <w:ilvl w:val="0"/>
-          <w:numId w:val="1011"/>
-        </w:numPr>
-      </w:pPr>
-      <w:r>
-        <w:rPr>
-          <w:b/>
-          <w:bCs/>
-        </w:rPr>
-        <w:t xml:space="preserve">Signature verification:</w:t>
-      </w:r>
-      <w:r>
-        <w:t xml:space="preserve"> </w:t>
-      </w:r>
-      <w:r>
-        <w:t xml:space="preserve">checking whether the calling/loaded component’s signature is the expected one.</w:t>
-      </w:r>
-    </w:p>
-    <w:p>
-      <w:pPr>
-        <w:pStyle w:val="Compact"/>
-        <w:numPr>
-          <w:ilvl w:val="0"/>
-          <w:numId w:val="1011"/>
-        </w:numPr>
-      </w:pPr>
-      <w:r>
-        <w:t xml:space="preserve">It catches a fake/modified component.</w:t>
-      </w:r>
-    </w:p>
-    <w:bookmarkEnd w:id="31"/>
-    <w:bookmarkStart w:id="32" w:name="control-flow-integrity-counter"/>
-    <w:p>
-      <w:pPr>
-        <w:pStyle w:val="Heading3"/>
-      </w:pPr>
-      <w:r>
-        <w:t xml:space="preserve">Control-flow integrity (counter)</w:t>
-      </w:r>
-    </w:p>
-    <w:p>
-      <w:pPr>
-        <w:pStyle w:val="Compact"/>
-        <w:numPr>
-          <w:ilvl w:val="0"/>
-          <w:numId w:val="1012"/>
-        </w:numPr>
-      </w:pPr>
-      <w:r>
-        <w:t xml:space="preserve">If critical checks are done with</w:t>
-      </w:r>
-      <w:r>
-        <w:t xml:space="preserve"> </w:t>
-      </w:r>
-      <w:r>
-        <w:rPr>
-          <w:b/>
-          <w:bCs/>
-        </w:rPr>
-        <w:t xml:space="preserve">a single</w:t>
-      </w:r>
-      <w:r>
-        <w:rPr>
-          <w:b/>
-          <w:bCs/>
-        </w:rPr>
-        <w:t xml:space="preserve"> </w:t>
-      </w:r>
-      <w:r>
-        <w:rPr>
-          <w:rStyle w:val="VerbatimChar"/>
-          <w:b/>
-          <w:bCs/>
-        </w:rPr>
-        <w:t xml:space="preserve">if</w:t>
-      </w:r>
-      <w:r>
-        <w:t xml:space="preserve">, one patch at that single point skips them.</w:t>
-      </w:r>
-    </w:p>
-    <w:p>
-      <w:pPr>
-        <w:pStyle w:val="Compact"/>
-        <w:numPr>
-          <w:ilvl w:val="0"/>
-          <w:numId w:val="1012"/>
-        </w:numPr>
-      </w:pPr>
-      <w:r>
-        <w:rPr>
-          <w:b/>
-          <w:bCs/>
-        </w:rPr>
-        <w:t xml:space="preserve">Control-flow counter:</w:t>
-      </w:r>
-      <w:r>
-        <w:t xml:space="preserve"> </w:t>
-      </w:r>
-      <w:r>
-        <w:t xml:space="preserve">verifying by counting that the checks passed in the correct</w:t>
-      </w:r>
-      <w:r>
-        <w:t xml:space="preserve"> </w:t>
-      </w:r>
-      <w:r>
-        <w:rPr>
-          <w:b/>
-          <w:bCs/>
-        </w:rPr>
-        <w:t xml:space="preserve">order</w:t>
-      </w:r>
-      <w:r>
-        <w:t xml:space="preserve">.</w:t>
-      </w:r>
-    </w:p>
-    <w:p>
-      <w:pPr>
-        <w:pStyle w:val="Compact"/>
-        <w:numPr>
-          <w:ilvl w:val="0"/>
-          <w:numId w:val="1012"/>
-        </w:numPr>
-      </w:pPr>
-      <w:r>
-        <w:t xml:space="preserve">A single patch is no longer enough.</w:t>
-      </w:r>
-    </w:p>
-    <w:bookmarkEnd w:id="32"/>
-    <w:bookmarkStart w:id="33" w:name="response-policy"/>
-    <w:p>
-      <w:pPr>
-        <w:pStyle w:val="Heading3"/>
-      </w:pPr>
-      <w:r>
-        <w:t xml:space="preserve">Response policy</w:t>
-      </w:r>
-    </w:p>
-    <w:p>
-      <w:pPr>
-        <w:pStyle w:val="Compact"/>
-        <w:numPr>
-          <w:ilvl w:val="0"/>
-          <w:numId w:val="1013"/>
-        </w:numPr>
-      </w:pPr>
-      <w:r>
-        <w:rPr>
-          <w:b/>
-          <w:bCs/>
-        </w:rPr>
-        <w:t xml:space="preserve">Response policy:</w:t>
-      </w:r>
-      <w:r>
-        <w:t xml:space="preserve"> </w:t>
-      </w:r>
-      <w:r>
-        <w:t xml:space="preserve">what does RASP</w:t>
-      </w:r>
-      <w:r>
-        <w:t xml:space="preserve"> </w:t>
-      </w:r>
-      <w:r>
-        <w:rPr>
-          <w:b/>
-          <w:bCs/>
-        </w:rPr>
-        <w:t xml:space="preserve">do</w:t>
-      </w:r>
-      <w:r>
-        <w:t xml:space="preserve"> </w:t>
-      </w:r>
-      <w:r>
-        <w:t xml:space="preserve">once it sees a threat?</w:t>
-      </w:r>
-    </w:p>
-    <w:p>
-      <w:pPr>
-        <w:pStyle w:val="Compact"/>
-        <w:numPr>
-          <w:ilvl w:val="0"/>
-          <w:numId w:val="1013"/>
-        </w:numPr>
-      </w:pPr>
-      <w:r>
-        <w:t xml:space="preserve">Quietly shut down, restrict functionality, notify the server, delay the response…</w:t>
-      </w:r>
-    </w:p>
-    <w:p>
-      <w:pPr>
-        <w:pStyle w:val="Compact"/>
-        <w:numPr>
-          <w:ilvl w:val="0"/>
-          <w:numId w:val="1013"/>
-        </w:numPr>
-      </w:pPr>
-      <w:r>
-        <w:t xml:space="preserve">“Crash immediately”</w:t>
-      </w:r>
-      <w:r>
-        <w:t xml:space="preserve"> </w:t>
-      </w:r>
-      <w:r>
-        <w:t xml:space="preserve">is not always the best option.</w:t>
-      </w:r>
-    </w:p>
-    <w:bookmarkEnd w:id="33"/>
-    <w:bookmarkStart w:id="34" w:name="device-binding-and-deterrence"/>
-    <w:p>
-      <w:pPr>
-        <w:pStyle w:val="Heading3"/>
-      </w:pPr>
-      <w:r>
-        <w:t xml:space="preserve">Device binding and deterrence</w:t>
-      </w:r>
-    </w:p>
-    <w:p>
-      <w:pPr>
-        <w:pStyle w:val="Compact"/>
-        <w:numPr>
-          <w:ilvl w:val="0"/>
-          <w:numId w:val="1014"/>
-        </w:numPr>
-      </w:pPr>
-      <w:r>
-        <w:rPr>
-          <w:b/>
-          <w:bCs/>
-        </w:rPr>
-        <w:t xml:space="preserve">Device binding:</w:t>
-      </w:r>
-      <w:r>
-        <w:t xml:space="preserve"> </w:t>
-      </w:r>
-      <w:r>
-        <w:t xml:space="preserve">data/keys are only meaningful on</w:t>
-      </w:r>
-      <w:r>
-        <w:t xml:space="preserve"> </w:t>
-      </w:r>
-      <w:r>
-        <w:rPr>
-          <w:b/>
-          <w:bCs/>
-        </w:rPr>
-        <w:t xml:space="preserve">a specific device</w:t>
-      </w:r>
-      <w:r>
-        <w:t xml:space="preserve">.</w:t>
-      </w:r>
-    </w:p>
-    <w:p>
-      <w:pPr>
-        <w:pStyle w:val="Compact"/>
-        <w:numPr>
-          <w:ilvl w:val="0"/>
-          <w:numId w:val="1014"/>
-        </w:numPr>
-      </w:pPr>
-      <w:r>
-        <w:rPr>
-          <w:b/>
-          <w:bCs/>
-        </w:rPr>
-        <w:t xml:space="preserve">Deterrence:</w:t>
-      </w:r>
-      <w:r>
-        <w:t xml:space="preserve"> </w:t>
-      </w:r>
-      <w:r>
-        <w:t xml:space="preserve">making an attack costly/risky enough that the attacker gives up.</w:t>
-      </w:r>
-    </w:p>
-    <w:p>
-      <w:pPr>
-        <w:pStyle w:val="Compact"/>
-        <w:numPr>
-          <w:ilvl w:val="0"/>
-          <w:numId w:val="1014"/>
-        </w:numPr>
-      </w:pPr>
-      <w:r>
-        <w:t xml:space="preserve">RASP’s ultimate goal: raise the cost.</w:t>
-      </w:r>
-    </w:p>
-    <w:bookmarkEnd w:id="34"/>
-    <w:bookmarkStart w:id="35" w:name="now-were-ready"/>
-    <w:p>
-      <w:pPr>
-        <w:pStyle w:val="Heading3"/>
-      </w:pPr>
-      <w:r>
-        <w:t xml:space="preserve">Now we’re ready</w:t>
-      </w:r>
-    </w:p>
-    <w:p>
-      <w:pPr>
-        <w:pStyle w:val="FirstParagraph"/>
-      </w:pPr>
-      <w:r>
-        <w:t xml:space="preserve">Terms:</w:t>
-      </w:r>
-    </w:p>
-    <w:p>
-      <w:pPr>
-        <w:pStyle w:val="BodyText"/>
-      </w:pPr>
-      <w:r>
-        <w:t xml:space="preserve">runtime · RASP · debugger · emulator/VM · hook/Frida · LD_PRELOAD · integrity/self-hashing · digest · root ·</w:t>
-      </w:r>
-      <w:r>
-        <w:t xml:space="preserve"> </w:t>
-      </w:r>
-      <w:r>
-        <w:t xml:space="preserve">signature verification · control-flow counter · response policy · device binding · deterrence</w:t>
-      </w:r>
-    </w:p>
-    <w:p>
-      <w:pPr>
-        <w:pStyle w:val="BodyText"/>
-      </w:pPr>
-      <w:r>
-        <w:t xml:space="preserve">Now: what is RASP, what does it do?</w:t>
-      </w:r>
-    </w:p>
-    <w:bookmarkEnd w:id="35"/>
-    <w:bookmarkStart w:id="36" w:name="X5a2c23a1426903860c43882d1031ccb68df1a0c"/>
-    <w:p>
-      <w:pPr>
-        <w:pStyle w:val="Heading3"/>
-      </w:pPr>
-      <w:r>
-        <w:t xml:space="preserve">How do the concepts connect to each other?</w:t>
-      </w:r>
-    </w:p>
-    <w:p>
-      <w:pPr>
-        <w:pStyle w:val="FirstParagraph"/>
-      </w:pPr>
-      <w:r>
-        <w:t xml:space="preserve">The terms above are not a random list; each one builds on the previous one. If you forget a term further along,</w:t>
-      </w:r>
-      <w:r>
-        <w:t xml:space="preserve"> </w:t>
-      </w:r>
-      <w:r>
-        <w:t xml:space="preserve">go back to the</w:t>
-      </w:r>
-      <w:r>
-        <w:t xml:space="preserve"> </w:t>
-      </w:r>
-      <w:r>
-        <w:t xml:space="preserve">“prerequisite”</w:t>
-      </w:r>
-      <w:r>
-        <w:t xml:space="preserve"> </w:t>
-      </w:r>
-      <w:r>
-        <w:t xml:space="preserve">column of the table below and refresh it first.</w:t>
+        <w:t xml:space="preserve">This week’s concept map</w:t>
       </w:r>
     </w:p>
     <w:tbl>
@@ -3036,29 +2272,29 @@
               <w:pStyle w:val="Compact"/>
             </w:pPr>
             <w:r>
-              <w:t xml:space="preserve">Term</w:t>
-            </w:r>
-          </w:p>
-        </w:tc>
-        <w:tc>
-          <w:tcPr/>
-          <w:p>
-            <w:pPr>
-              <w:pStyle w:val="Compact"/>
-            </w:pPr>
-            <w:r>
-              <w:t xml:space="preserve">Prerequisite</w:t>
-            </w:r>
-          </w:p>
-        </w:tc>
-        <w:tc>
-          <w:tcPr/>
-          <w:p>
-            <w:pPr>
-              <w:pStyle w:val="Compact"/>
-            </w:pPr>
-            <w:r>
-              <w:t xml:space="preserve">Which section goes deeper?</w:t>
+              <w:t xml:space="preserve">Concept</w:t>
+            </w:r>
+          </w:p>
+        </w:tc>
+        <w:tc>
+          <w:tcPr/>
+          <w:p>
+            <w:pPr>
+              <w:pStyle w:val="Compact"/>
+            </w:pPr>
+            <w:r>
+              <w:t xml:space="preserve">In one sentence</w:t>
+            </w:r>
+          </w:p>
+        </w:tc>
+        <w:tc>
+          <w:tcPr/>
+          <w:p>
+            <w:pPr>
+              <w:pStyle w:val="Compact"/>
+            </w:pPr>
+            <w:r>
+              <w:t xml:space="preserve">Detail</w:t>
             </w:r>
           </w:p>
         </w:tc>
@@ -3082,19 +2318,24 @@
               <w:pStyle w:val="Compact"/>
             </w:pPr>
             <w:r>
-              <w:t xml:space="preserve">runtime, the MATE model</w:t>
-            </w:r>
-          </w:p>
-        </w:tc>
-        <w:tc>
-          <w:tcPr/>
-          <w:p>
-            <w:pPr>
-              <w:pStyle w:val="Compact"/>
-            </w:pPr>
-            <w:r>
-              <w:t xml:space="preserve">Section 1</w:t>
-            </w:r>
+              <w:t xml:space="preserve">RASP is a set of protections embedded inside an application that watch themselves at runtime and respond to an attack through detection, defence, and deterrence.</w:t>
+            </w:r>
+          </w:p>
+        </w:tc>
+        <w:tc>
+          <w:tcPr/>
+          <w:p>
+            <w:pPr>
+              <w:pStyle w:val="Compact"/>
+            </w:pPr>
+            <w:hyperlink w:anchor="Xce14066fe1e802494181e87112b8a7d1d485c03">
+              <w:r>
+                <w:rPr>
+                  <w:rStyle w:val="Hyperlink"/>
+                </w:rPr>
+                <w:t xml:space="preserve">§1</w:t>
+              </w:r>
+            </w:hyperlink>
           </w:p>
         </w:tc>
       </w:tr>
@@ -3106,30 +2347,41 @@
               <w:pStyle w:val="Compact"/>
             </w:pPr>
             <w:r>
-              <w:t xml:space="preserve">RASP architecture (when/where/how)</w:t>
-            </w:r>
-          </w:p>
-        </w:tc>
-        <w:tc>
-          <w:tcPr/>
-          <w:p>
-            <w:pPr>
-              <w:pStyle w:val="Compact"/>
-            </w:pPr>
-            <w:r>
-              <w:t xml:space="preserve">RASP’s three functions</w:t>
-            </w:r>
-          </w:p>
-        </w:tc>
-        <w:tc>
-          <w:tcPr/>
-          <w:p>
-            <w:pPr>
-              <w:pStyle w:val="Compact"/>
-            </w:pPr>
-            <w:r>
-              <w:t xml:space="preserve">Section 2</w:t>
-            </w:r>
+              <w:t xml:space="preserve">MATE attacker model</w:t>
+            </w:r>
+          </w:p>
+        </w:tc>
+        <w:tc>
+          <w:tcPr/>
+          <w:p>
+            <w:pPr>
+              <w:pStyle w:val="Compact"/>
+            </w:pPr>
+            <w:r>
+              <w:t xml:space="preserve">MATE (</w:t>
+            </w:r>
+            <w:r>
+              <w:t xml:space="preserve">“Man-At-The-End”</w:t>
+            </w:r>
+            <w:r>
+              <w:t xml:space="preserve">) is an attacker model where the attacker owns the device/endpoint the application runs on, can read memory, modify code, and attach a debugger.</w:t>
+            </w:r>
+          </w:p>
+        </w:tc>
+        <w:tc>
+          <w:tcPr/>
+          <w:p>
+            <w:pPr>
+              <w:pStyle w:val="Compact"/>
+            </w:pPr>
+            <w:hyperlink w:anchor="X000b019dad13ad83b489031ee4b3c83b4d80dd0">
+              <w:r>
+                <w:rPr>
+                  <w:rStyle w:val="Hyperlink"/>
+                </w:rPr>
+                <w:t xml:space="preserve">§1.1</w:t>
+              </w:r>
+            </w:hyperlink>
           </w:p>
         </w:tc>
       </w:tr>
@@ -3141,30 +2393,47 @@
               <w:pStyle w:val="Compact"/>
             </w:pPr>
             <w:r>
-              <w:t xml:space="preserve">Integrity / self-hashing</w:t>
-            </w:r>
-          </w:p>
-        </w:tc>
-        <w:tc>
-          <w:tcPr/>
-          <w:p>
-            <w:pPr>
-              <w:pStyle w:val="Compact"/>
-            </w:pPr>
-            <w:r>
-              <w:t xml:space="preserve">digest (hash), Week 3 HMAC</w:t>
-            </w:r>
-          </w:p>
-        </w:tc>
-        <w:tc>
-          <w:tcPr/>
-          <w:p>
-            <w:pPr>
-              <w:pStyle w:val="Compact"/>
-            </w:pPr>
-            <w:r>
-              <w:t xml:space="preserve">Section 3</w:t>
-            </w:r>
+              <w:t xml:space="preserve">RASP architecture</w:t>
+            </w:r>
+          </w:p>
+        </w:tc>
+        <w:tc>
+          <w:tcPr/>
+          <w:p>
+            <w:pPr>
+              <w:pStyle w:val="Compact"/>
+            </w:pPr>
+            <w:r>
+              <w:t xml:space="preserve">RASP checks run at load time, right before a sensitive operation, and in the background at irregular intervals, at many points in the code, and tie the result to a data dependency rather than an</w:t>
+            </w:r>
+            <w:r>
+              <w:t xml:space="preserve"> </w:t>
+            </w:r>
+            <w:r>
+              <w:rPr>
+                <w:rStyle w:val="VerbatimChar"/>
+              </w:rPr>
+              <w:t xml:space="preserve">if</w:t>
+            </w:r>
+            <w:r>
+              <w:t xml:space="preserve">.</w:t>
+            </w:r>
+          </w:p>
+        </w:tc>
+        <w:tc>
+          <w:tcPr/>
+          <w:p>
+            <w:pPr>
+              <w:pStyle w:val="Compact"/>
+            </w:pPr>
+            <w:hyperlink w:anchor="X2e53e0030d500a166947497a6aad14e71e72a5c">
+              <w:r>
+                <w:rPr>
+                  <w:rStyle w:val="Hyperlink"/>
+                </w:rPr>
+                <w:t xml:space="preserve">§2</w:t>
+              </w:r>
+            </w:hyperlink>
           </w:p>
         </w:tc>
       </w:tr>
@@ -3176,30 +2445,35 @@
               <w:pStyle w:val="Compact"/>
             </w:pPr>
             <w:r>
-              <w:t xml:space="preserve">Debugger detection</w:t>
-            </w:r>
-          </w:p>
-        </w:tc>
-        <w:tc>
-          <w:tcPr/>
-          <w:p>
-            <w:pPr>
-              <w:pStyle w:val="Compact"/>
-            </w:pPr>
-            <w:r>
-              <w:t xml:space="preserve">runtime</w:t>
-            </w:r>
-          </w:p>
-        </w:tc>
-        <w:tc>
-          <w:tcPr/>
-          <w:p>
-            <w:pPr>
-              <w:pStyle w:val="Compact"/>
-            </w:pPr>
-            <w:r>
-              <w:t xml:space="preserve">Section 4</w:t>
-            </w:r>
+              <w:t xml:space="preserve">Integrity / self-hashing</w:t>
+            </w:r>
+          </w:p>
+        </w:tc>
+        <w:tc>
+          <w:tcPr/>
+          <w:p>
+            <w:pPr>
+              <w:pStyle w:val="Compact"/>
+            </w:pPr>
+            <w:r>
+              <w:t xml:space="preserve">Self-hashing is the application computing an HMAC digest of its own code/file at runtime and comparing it against a known golden value to catch a patch/tamper.</w:t>
+            </w:r>
+          </w:p>
+        </w:tc>
+        <w:tc>
+          <w:tcPr/>
+          <w:p>
+            <w:pPr>
+              <w:pStyle w:val="Compact"/>
+            </w:pPr>
+            <w:hyperlink w:anchor="Xc15f05eb8e7a6d2f87c780243d06444f8a6cc5b">
+              <w:r>
+                <w:rPr>
+                  <w:rStyle w:val="Hyperlink"/>
+                </w:rPr>
+                <w:t xml:space="preserve">§3</w:t>
+              </w:r>
+            </w:hyperlink>
           </w:p>
         </w:tc>
       </w:tr>
@@ -3211,42 +2485,35 @@
               <w:pStyle w:val="Compact"/>
             </w:pPr>
             <w:r>
-              <w:t xml:space="preserve">Emulator/VM detection</w:t>
-            </w:r>
-          </w:p>
-        </w:tc>
-        <w:tc>
-          <w:tcPr/>
-          <w:p>
-            <w:pPr>
-              <w:pStyle w:val="Compact"/>
-            </w:pPr>
-            <w:r>
-              <w:t xml:space="preserve">debugger detection’s</w:t>
-            </w:r>
-            <w:r>
-              <w:t xml:space="preserve"> </w:t>
-            </w:r>
-            <w:r>
-              <w:t xml:space="preserve">“signal, not proof”</w:t>
-            </w:r>
-            <w:r>
-              <w:t xml:space="preserve"> </w:t>
-            </w:r>
-            <w:r>
-              <w:t xml:space="preserve">lesson</w:t>
-            </w:r>
-          </w:p>
-        </w:tc>
-        <w:tc>
-          <w:tcPr/>
-          <w:p>
-            <w:pPr>
-              <w:pStyle w:val="Compact"/>
-            </w:pPr>
-            <w:r>
-              <w:t xml:space="preserve">Section 5</w:t>
-            </w:r>
+              <w:t xml:space="preserve">Debugger detection</w:t>
+            </w:r>
+          </w:p>
+        </w:tc>
+        <w:tc>
+          <w:tcPr/>
+          <w:p>
+            <w:pPr>
+              <w:pStyle w:val="Compact"/>
+            </w:pPr>
+            <w:r>
+              <w:t xml:space="preserve">Anti-debug is reading information the kernel/OS already keeps (TracerPid on Linux, PEB on Windows) to work out whether a debugger is attached to the process.</w:t>
+            </w:r>
+          </w:p>
+        </w:tc>
+        <w:tc>
+          <w:tcPr/>
+          <w:p>
+            <w:pPr>
+              <w:pStyle w:val="Compact"/>
+            </w:pPr>
+            <w:hyperlink w:anchor="X9a8bd35163bc3af5fef7ba54b3d43075e65d5c5">
+              <w:r>
+                <w:rPr>
+                  <w:rStyle w:val="Hyperlink"/>
+                </w:rPr>
+                <w:t xml:space="preserve">§4</w:t>
+              </w:r>
+            </w:hyperlink>
           </w:p>
         </w:tc>
       </w:tr>
@@ -3258,30 +2525,35 @@
               <w:pStyle w:val="Compact"/>
             </w:pPr>
             <w:r>
-              <w:t xml:space="preserve">Hook / LD_PRELOAD detection</w:t>
-            </w:r>
-          </w:p>
-        </w:tc>
-        <w:tc>
-          <w:tcPr/>
-          <w:p>
-            <w:pPr>
-              <w:pStyle w:val="Compact"/>
-            </w:pPr>
-            <w:r>
-              <w:t xml:space="preserve">how bypassable debugger and emulator detection are</w:t>
-            </w:r>
-          </w:p>
-        </w:tc>
-        <w:tc>
-          <w:tcPr/>
-          <w:p>
-            <w:pPr>
-              <w:pStyle w:val="Compact"/>
-            </w:pPr>
-            <w:r>
-              <w:t xml:space="preserve">Section 6</w:t>
-            </w:r>
+              <w:t xml:space="preserve">Emulator/VM detection</w:t>
+            </w:r>
+          </w:p>
+        </w:tc>
+        <w:tc>
+          <w:tcPr/>
+          <w:p>
+            <w:pPr>
+              <w:pStyle w:val="Compact"/>
+            </w:pPr>
+            <w:r>
+              <w:t xml:space="preserve">Environment detection is trying to sense, from clues like the CPUID hypervisor bit, the vendor signature, and timing measurements, whether the application is running on a virtual machine/emulator or on real hardware.</w:t>
+            </w:r>
+          </w:p>
+        </w:tc>
+        <w:tc>
+          <w:tcPr/>
+          <w:p>
+            <w:pPr>
+              <w:pStyle w:val="Compact"/>
+            </w:pPr>
+            <w:hyperlink w:anchor="X5da2a05dba99b4179e9b4092767be33aab3b214">
+              <w:r>
+                <w:rPr>
+                  <w:rStyle w:val="Hyperlink"/>
+                </w:rPr>
+                <w:t xml:space="preserve">§5</w:t>
+              </w:r>
+            </w:hyperlink>
           </w:p>
         </w:tc>
       </w:tr>
@@ -3293,30 +2565,65 @@
               <w:pStyle w:val="Compact"/>
             </w:pPr>
             <w:r>
-              <w:t xml:space="preserve">Dynamic memory protection</w:t>
-            </w:r>
-          </w:p>
-        </w:tc>
-        <w:tc>
-          <w:tcPr/>
-          <w:p>
-            <w:pPr>
-              <w:pStyle w:val="Compact"/>
-            </w:pPr>
-            <w:r>
-              <w:t xml:space="preserve">Week 1 memory layout, debugger/hook detection</w:t>
-            </w:r>
-          </w:p>
-        </w:tc>
-        <w:tc>
-          <w:tcPr/>
-          <w:p>
-            <w:pPr>
-              <w:pStyle w:val="Compact"/>
-            </w:pPr>
-            <w:r>
-              <w:t xml:space="preserve">Section 7</w:t>
-            </w:r>
+              <w:t xml:space="preserve">Hook / LD_PRELOAD detection</w:t>
+            </w:r>
+          </w:p>
+        </w:tc>
+        <w:tc>
+          <w:tcPr/>
+          <w:p>
+            <w:pPr>
+              <w:pStyle w:val="Compact"/>
+            </w:pPr>
+            <w:r>
+              <w:t xml:space="preserve">Hook detection is checking which shared object (</w:t>
+            </w:r>
+            <w:r>
+              <w:rPr>
+                <w:rStyle w:val="VerbatimChar"/>
+              </w:rPr>
+              <w:t xml:space="preserve">.so</w:t>
+            </w:r>
+            <w:r>
+              <w:t xml:space="preserve">) a critical function actually resolves from, using</w:t>
+            </w:r>
+            <w:r>
+              <w:t xml:space="preserve"> </w:t>
+            </w:r>
+            <w:r>
+              <w:rPr>
+                <w:rStyle w:val="VerbatimChar"/>
+              </w:rPr>
+              <w:t xml:space="preserve">dlsym</w:t>
+            </w:r>
+            <w:r>
+              <w:t xml:space="preserve">+</w:t>
+            </w:r>
+            <w:r>
+              <w:rPr>
+                <w:rStyle w:val="VerbatimChar"/>
+              </w:rPr>
+              <w:t xml:space="preserve">dladdr</w:t>
+            </w:r>
+            <w:r>
+              <w:t xml:space="preserve">, to find out whether it’s been replaced by a tool like LD_PRELOAD/Frida.</w:t>
+            </w:r>
+          </w:p>
+        </w:tc>
+        <w:tc>
+          <w:tcPr/>
+          <w:p>
+            <w:pPr>
+              <w:pStyle w:val="Compact"/>
+            </w:pPr>
+            <w:hyperlink w:anchor="X27d862eb1924c0e59cb3fbcc64400ba19fbf7f6">
+              <w:r>
+                <w:rPr>
+                  <w:rStyle w:val="Hyperlink"/>
+                </w:rPr>
+                <w:t xml:space="preserve">§6</w:t>
+              </w:r>
+            </w:hyperlink>
           </w:p>
         </w:tc>
       </w:tr>
@@ -3328,30 +2635,35 @@
               <w:pStyle w:val="Compact"/>
             </w:pPr>
             <w:r>
-              <w:t xml:space="preserve">Root indicator</w:t>
-            </w:r>
-          </w:p>
-        </w:tc>
-        <w:tc>
-          <w:tcPr/>
-          <w:p>
-            <w:pPr>
-              <w:pStyle w:val="Compact"/>
-            </w:pPr>
-            <w:r>
-              <w:t xml:space="preserve">the concept of privilege</w:t>
-            </w:r>
-          </w:p>
-        </w:tc>
-        <w:tc>
-          <w:tcPr/>
-          <w:p>
-            <w:pPr>
-              <w:pStyle w:val="Compact"/>
-            </w:pPr>
-            <w:r>
-              <w:t xml:space="preserve">Section 8.1</w:t>
-            </w:r>
+              <w:t xml:space="preserve">Dynamic memory protection</w:t>
+            </w:r>
+          </w:p>
+        </w:tc>
+        <w:tc>
+          <w:tcPr/>
+          <w:p>
+            <w:pPr>
+              <w:pStyle w:val="Compact"/>
+            </w:pPr>
+            <w:r>
+              <w:t xml:space="preserve">Dynamic memory protection is the whole set of measures that make it harder to read (disabling dumps, locking) and to silently modify (shadow copy + digest) sensitive data in a running program’s memory.</w:t>
+            </w:r>
+          </w:p>
+        </w:tc>
+        <w:tc>
+          <w:tcPr/>
+          <w:p>
+            <w:pPr>
+              <w:pStyle w:val="Compact"/>
+            </w:pPr>
+            <w:hyperlink w:anchor="X8129bcd679b04c2cc2c34a588fcf1d057432ad6">
+              <w:r>
+                <w:rPr>
+                  <w:rStyle w:val="Hyperlink"/>
+                </w:rPr>
+                <w:t xml:space="preserve">§7</w:t>
+              </w:r>
+            </w:hyperlink>
           </w:p>
         </w:tc>
       </w:tr>
@@ -3363,30 +2675,35 @@
               <w:pStyle w:val="Compact"/>
             </w:pPr>
             <w:r>
-              <w:t xml:space="preserve">Component/package signature verification</w:t>
-            </w:r>
-          </w:p>
-        </w:tc>
-        <w:tc>
-          <w:tcPr/>
-          <w:p>
-            <w:pPr>
-              <w:pStyle w:val="Compact"/>
-            </w:pPr>
-            <w:r>
-              <w:t xml:space="preserve">Week 3 HMAC/digital signature</w:t>
-            </w:r>
-          </w:p>
-        </w:tc>
-        <w:tc>
-          <w:tcPr/>
-          <w:p>
-            <w:pPr>
-              <w:pStyle w:val="Compact"/>
-            </w:pPr>
-            <w:r>
-              <w:t xml:space="preserve">Section 8.2</w:t>
-            </w:r>
+              <w:t xml:space="preserve">Root indicator</w:t>
+            </w:r>
+          </w:p>
+        </w:tc>
+        <w:tc>
+          <w:tcPr/>
+          <w:p>
+            <w:pPr>
+              <w:pStyle w:val="Compact"/>
+            </w:pPr>
+            <w:r>
+              <w:t xml:space="preserve">A root indicator is a signal — never treated as proof on its own — that points to a device’s/process’s security restrictions having been removed (root/jailbreak) or to it running with elevated privilege.</w:t>
+            </w:r>
+          </w:p>
+        </w:tc>
+        <w:tc>
+          <w:tcPr/>
+          <w:p>
+            <w:pPr>
+              <w:pStyle w:val="Compact"/>
+            </w:pPr>
+            <w:hyperlink w:anchor="Xb241e41738d3e29c310944e72c2a039ac743603">
+              <w:r>
+                <w:rPr>
+                  <w:rStyle w:val="Hyperlink"/>
+                </w:rPr>
+                <w:t xml:space="preserve">§8.1</w:t>
+              </w:r>
+            </w:hyperlink>
           </w:p>
         </w:tc>
       </w:tr>
@@ -3398,42 +2715,35 @@
               <w:pStyle w:val="Compact"/>
             </w:pPr>
             <w:r>
-              <w:t xml:space="preserve">Control-flow counter</w:t>
-            </w:r>
-          </w:p>
-        </w:tc>
-        <w:tc>
-          <w:tcPr/>
-          <w:p>
-            <w:pPr>
-              <w:pStyle w:val="Compact"/>
-            </w:pPr>
-            <w:r>
-              <w:t xml:space="preserve">the</w:t>
-            </w:r>
-            <w:r>
-              <w:t xml:space="preserve"> </w:t>
-            </w:r>
-            <w:r>
-              <w:t xml:space="preserve">“single point”</w:t>
-            </w:r>
-            <w:r>
-              <w:t xml:space="preserve"> </w:t>
-            </w:r>
-            <w:r>
-              <w:t xml:space="preserve">weakness of integrity checking</w:t>
-            </w:r>
-          </w:p>
-        </w:tc>
-        <w:tc>
-          <w:tcPr/>
-          <w:p>
-            <w:pPr>
-              <w:pStyle w:val="Compact"/>
-            </w:pPr>
-            <w:r>
-              <w:t xml:space="preserve">Section 9</w:t>
-            </w:r>
+              <w:t xml:space="preserve">Component signature verification</w:t>
+            </w:r>
+          </w:p>
+        </w:tc>
+        <w:tc>
+          <w:tcPr/>
+          <w:p>
+            <w:pPr>
+              <w:pStyle w:val="Compact"/>
+            </w:pPr>
+            <w:r>
+              <w:t xml:space="preserve">Component signature verification is checking whether a dynamically loaded module/package carries the expected signature/digest before it’s loaded, to catch repackaging.</w:t>
+            </w:r>
+          </w:p>
+        </w:tc>
+        <w:tc>
+          <w:tcPr/>
+          <w:p>
+            <w:pPr>
+              <w:pStyle w:val="Compact"/>
+            </w:pPr>
+            <w:hyperlink w:anchor="Xcea428674a7b0d263386d3f283c6b6aab1996f3">
+              <w:r>
+                <w:rPr>
+                  <w:rStyle w:val="Hyperlink"/>
+                </w:rPr>
+                <w:t xml:space="preserve">§8.2</w:t>
+              </w:r>
+            </w:hyperlink>
           </w:p>
         </w:tc>
       </w:tr>
@@ -3445,30 +2755,44 @@
               <w:pStyle w:val="Compact"/>
             </w:pPr>
             <w:r>
-              <w:t xml:space="preserve">Response policy</w:t>
-            </w:r>
-          </w:p>
-        </w:tc>
-        <w:tc>
-          <w:tcPr/>
-          <w:p>
-            <w:pPr>
-              <w:pStyle w:val="Compact"/>
-            </w:pPr>
-            <w:r>
-              <w:t xml:space="preserve">all the detection signals</w:t>
-            </w:r>
-          </w:p>
-        </w:tc>
-        <w:tc>
-          <w:tcPr/>
-          <w:p>
-            <w:pPr>
-              <w:pStyle w:val="Compact"/>
-            </w:pPr>
-            <w:r>
-              <w:t xml:space="preserve">Section 10</w:t>
-            </w:r>
+              <w:t xml:space="preserve">Control-flow counter</w:t>
+            </w:r>
+          </w:p>
+        </w:tc>
+        <w:tc>
+          <w:tcPr/>
+          <w:p>
+            <w:pPr>
+              <w:pStyle w:val="Compact"/>
+            </w:pPr>
+            <w:r>
+              <w:t xml:space="preserve">A control-flow counter is a technique that ties security checkpoints to a key chain (</w:t>
+            </w:r>
+            <w:r>
+              <w:rPr>
+                <w:rStyle w:val="VerbatimChar"/>
+              </w:rPr>
+              <w:t xml:space="preserve">acc = HMAC(acc, stage)</w:t>
+            </w:r>
+            <w:r>
+              <w:t xml:space="preserve">) so that being passed in the correct order matters, making patching a single check useless.</w:t>
+            </w:r>
+          </w:p>
+        </w:tc>
+        <w:tc>
+          <w:tcPr/>
+          <w:p>
+            <w:pPr>
+              <w:pStyle w:val="Compact"/>
+            </w:pPr>
+            <w:hyperlink w:anchor="X7f634b7d9235ca423fa8e76f5fa459b8c2f1f2f">
+              <w:r>
+                <w:rPr>
+                  <w:rStyle w:val="Hyperlink"/>
+                </w:rPr>
+                <w:t xml:space="preserve">§9</w:t>
+              </w:r>
+            </w:hyperlink>
           </w:p>
         </w:tc>
       </w:tr>
@@ -3480,34 +2804,570 @@
               <w:pStyle w:val="Compact"/>
             </w:pPr>
             <w:r>
-              <w:t xml:space="preserve">Device binding</w:t>
-            </w:r>
-          </w:p>
-        </w:tc>
-        <w:tc>
-          <w:tcPr/>
-          <w:p>
-            <w:pPr>
-              <w:pStyle w:val="Compact"/>
-            </w:pPr>
-            <w:r>
-              <w:t xml:space="preserve">Week 3 HKDF, response policy</w:t>
-            </w:r>
-          </w:p>
-        </w:tc>
-        <w:tc>
-          <w:tcPr/>
-          <w:p>
-            <w:pPr>
-              <w:pStyle w:val="Compact"/>
-            </w:pPr>
-            <w:r>
-              <w:t xml:space="preserve">Section 10</w:t>
-            </w:r>
+              <w:t xml:space="preserve">Response policy and device binding</w:t>
+            </w:r>
+          </w:p>
+        </w:tc>
+        <w:tc>
+          <w:tcPr/>
+          <w:p>
+            <w:pPr>
+              <w:pStyle w:val="Compact"/>
+            </w:pPr>
+            <w:r>
+              <w:t xml:space="preserve">A response policy is choosing, once a threat is detected, among options like erasing the secret, returning a decoy, binding to the device/version, and notifying the server, the response that gives the attacker the least information.</w:t>
+            </w:r>
+          </w:p>
+        </w:tc>
+        <w:tc>
+          <w:tcPr/>
+          <w:p>
+            <w:pPr>
+              <w:pStyle w:val="Compact"/>
+            </w:pPr>
+            <w:hyperlink w:anchor="Xebdb0bbb2351fef16eeec1c895006d13b515fd5">
+              <w:r>
+                <w:rPr>
+                  <w:rStyle w:val="Hyperlink"/>
+                </w:rPr>
+                <w:t xml:space="preserve">§10</w:t>
+              </w:r>
+            </w:hyperlink>
           </w:p>
         </w:tc>
       </w:tr>
     </w:tbl>
+    <w:bookmarkEnd w:id="31"/>
+    <w:bookmarkStart w:id="32" w:name="X5a2c23a1426903860c43882d1031ccb68df1a0c"/>
+    <w:p>
+      <w:pPr>
+        <w:pStyle w:val="Heading3"/>
+      </w:pPr>
+      <w:r>
+        <w:t xml:space="preserve">How do the concepts connect to each other?</w:t>
+      </w:r>
+    </w:p>
+    <w:p>
+      <w:pPr>
+        <w:pStyle w:val="FirstParagraph"/>
+      </w:pPr>
+      <w:r>
+        <w:t xml:space="preserve">The concepts above are not a random list; each one builds on the previous one. If you forget a concept further</w:t>
+      </w:r>
+      <w:r>
+        <w:t xml:space="preserve"> </w:t>
+      </w:r>
+      <w:r>
+        <w:t xml:space="preserve">along, go back to the</w:t>
+      </w:r>
+      <w:r>
+        <w:t xml:space="preserve"> </w:t>
+      </w:r>
+      <w:r>
+        <w:t xml:space="preserve">“prerequisite”</w:t>
+      </w:r>
+      <w:r>
+        <w:t xml:space="preserve"> </w:t>
+      </w:r>
+      <w:r>
+        <w:t xml:space="preserve">column of the table below and refresh it first.</w:t>
+      </w:r>
+    </w:p>
+    <w:tbl>
+      <w:tblPr>
+        <w:tblStyle w:val="Table"/>
+        <w:tblW w:type="pct" w:w="5000"/>
+        <w:tblLayout w:type="fixed"/>
+        <w:tblLook w:firstRow="1" w:lastRow="0" w:firstColumn="0" w:lastColumn="0" w:noHBand="0" w:noVBand="0" w:val="0020"/>
+      </w:tblPr>
+      <w:tblGrid>
+        <w:gridCol w:w="2640"/>
+        <w:gridCol w:w="2640"/>
+        <w:gridCol w:w="2640"/>
+      </w:tblGrid>
+      <w:tr>
+        <w:trPr>
+          <w:tblHeader w:val="on"/>
+        </w:trPr>
+        <w:tc>
+          <w:tcPr/>
+          <w:p>
+            <w:pPr>
+              <w:pStyle w:val="Compact"/>
+            </w:pPr>
+            <w:r>
+              <w:t xml:space="preserve">Term</w:t>
+            </w:r>
+          </w:p>
+        </w:tc>
+        <w:tc>
+          <w:tcPr/>
+          <w:p>
+            <w:pPr>
+              <w:pStyle w:val="Compact"/>
+            </w:pPr>
+            <w:r>
+              <w:t xml:space="preserve">Prerequisite</w:t>
+            </w:r>
+          </w:p>
+        </w:tc>
+        <w:tc>
+          <w:tcPr/>
+          <w:p>
+            <w:pPr>
+              <w:pStyle w:val="Compact"/>
+            </w:pPr>
+            <w:r>
+              <w:t xml:space="preserve">Which section goes deeper?</w:t>
+            </w:r>
+          </w:p>
+        </w:tc>
+      </w:tr>
+      <w:tr>
+        <w:tc>
+          <w:tcPr/>
+          <w:p>
+            <w:pPr>
+              <w:pStyle w:val="Compact"/>
+            </w:pPr>
+            <w:r>
+              <w:t xml:space="preserve">RASP (detect/defend/deter)</w:t>
+            </w:r>
+          </w:p>
+        </w:tc>
+        <w:tc>
+          <w:tcPr/>
+          <w:p>
+            <w:pPr>
+              <w:pStyle w:val="Compact"/>
+            </w:pPr>
+            <w:r>
+              <w:t xml:space="preserve">runtime, the MATE model</w:t>
+            </w:r>
+          </w:p>
+        </w:tc>
+        <w:tc>
+          <w:tcPr/>
+          <w:p>
+            <w:pPr>
+              <w:pStyle w:val="Compact"/>
+            </w:pPr>
+            <w:r>
+              <w:t xml:space="preserve">Section 1</w:t>
+            </w:r>
+          </w:p>
+        </w:tc>
+      </w:tr>
+      <w:tr>
+        <w:tc>
+          <w:tcPr/>
+          <w:p>
+            <w:pPr>
+              <w:pStyle w:val="Compact"/>
+            </w:pPr>
+            <w:r>
+              <w:t xml:space="preserve">RASP architecture (when/where/how)</w:t>
+            </w:r>
+          </w:p>
+        </w:tc>
+        <w:tc>
+          <w:tcPr/>
+          <w:p>
+            <w:pPr>
+              <w:pStyle w:val="Compact"/>
+            </w:pPr>
+            <w:r>
+              <w:t xml:space="preserve">RASP’s three functions</w:t>
+            </w:r>
+          </w:p>
+        </w:tc>
+        <w:tc>
+          <w:tcPr/>
+          <w:p>
+            <w:pPr>
+              <w:pStyle w:val="Compact"/>
+            </w:pPr>
+            <w:r>
+              <w:t xml:space="preserve">Section 2</w:t>
+            </w:r>
+          </w:p>
+        </w:tc>
+      </w:tr>
+      <w:tr>
+        <w:tc>
+          <w:tcPr/>
+          <w:p>
+            <w:pPr>
+              <w:pStyle w:val="Compact"/>
+            </w:pPr>
+            <w:r>
+              <w:t xml:space="preserve">Integrity / self-hashing</w:t>
+            </w:r>
+          </w:p>
+        </w:tc>
+        <w:tc>
+          <w:tcPr/>
+          <w:p>
+            <w:pPr>
+              <w:pStyle w:val="Compact"/>
+            </w:pPr>
+            <w:r>
+              <w:t xml:space="preserve">digest (hash), Week 3 HMAC</w:t>
+            </w:r>
+          </w:p>
+        </w:tc>
+        <w:tc>
+          <w:tcPr/>
+          <w:p>
+            <w:pPr>
+              <w:pStyle w:val="Compact"/>
+            </w:pPr>
+            <w:r>
+              <w:t xml:space="preserve">Section 3</w:t>
+            </w:r>
+          </w:p>
+        </w:tc>
+      </w:tr>
+      <w:tr>
+        <w:tc>
+          <w:tcPr/>
+          <w:p>
+            <w:pPr>
+              <w:pStyle w:val="Compact"/>
+            </w:pPr>
+            <w:r>
+              <w:t xml:space="preserve">Debugger detection</w:t>
+            </w:r>
+          </w:p>
+        </w:tc>
+        <w:tc>
+          <w:tcPr/>
+          <w:p>
+            <w:pPr>
+              <w:pStyle w:val="Compact"/>
+            </w:pPr>
+            <w:r>
+              <w:t xml:space="preserve">runtime</w:t>
+            </w:r>
+          </w:p>
+        </w:tc>
+        <w:tc>
+          <w:tcPr/>
+          <w:p>
+            <w:pPr>
+              <w:pStyle w:val="Compact"/>
+            </w:pPr>
+            <w:r>
+              <w:t xml:space="preserve">Section 4</w:t>
+            </w:r>
+          </w:p>
+        </w:tc>
+      </w:tr>
+      <w:tr>
+        <w:tc>
+          <w:tcPr/>
+          <w:p>
+            <w:pPr>
+              <w:pStyle w:val="Compact"/>
+            </w:pPr>
+            <w:r>
+              <w:t xml:space="preserve">Emulator/VM detection</w:t>
+            </w:r>
+          </w:p>
+        </w:tc>
+        <w:tc>
+          <w:tcPr/>
+          <w:p>
+            <w:pPr>
+              <w:pStyle w:val="Compact"/>
+            </w:pPr>
+            <w:r>
+              <w:t xml:space="preserve">debugger detection’s</w:t>
+            </w:r>
+            <w:r>
+              <w:t xml:space="preserve"> </w:t>
+            </w:r>
+            <w:r>
+              <w:t xml:space="preserve">“signal, not proof”</w:t>
+            </w:r>
+            <w:r>
+              <w:t xml:space="preserve"> </w:t>
+            </w:r>
+            <w:r>
+              <w:t xml:space="preserve">lesson</w:t>
+            </w:r>
+          </w:p>
+        </w:tc>
+        <w:tc>
+          <w:tcPr/>
+          <w:p>
+            <w:pPr>
+              <w:pStyle w:val="Compact"/>
+            </w:pPr>
+            <w:r>
+              <w:t xml:space="preserve">Section 5</w:t>
+            </w:r>
+          </w:p>
+        </w:tc>
+      </w:tr>
+      <w:tr>
+        <w:tc>
+          <w:tcPr/>
+          <w:p>
+            <w:pPr>
+              <w:pStyle w:val="Compact"/>
+            </w:pPr>
+            <w:r>
+              <w:t xml:space="preserve">Hook / LD_PRELOAD detection</w:t>
+            </w:r>
+          </w:p>
+        </w:tc>
+        <w:tc>
+          <w:tcPr/>
+          <w:p>
+            <w:pPr>
+              <w:pStyle w:val="Compact"/>
+            </w:pPr>
+            <w:r>
+              <w:t xml:space="preserve">how bypassable debugger and emulator detection are</w:t>
+            </w:r>
+          </w:p>
+        </w:tc>
+        <w:tc>
+          <w:tcPr/>
+          <w:p>
+            <w:pPr>
+              <w:pStyle w:val="Compact"/>
+            </w:pPr>
+            <w:r>
+              <w:t xml:space="preserve">Section 6</w:t>
+            </w:r>
+          </w:p>
+        </w:tc>
+      </w:tr>
+      <w:tr>
+        <w:tc>
+          <w:tcPr/>
+          <w:p>
+            <w:pPr>
+              <w:pStyle w:val="Compact"/>
+            </w:pPr>
+            <w:r>
+              <w:t xml:space="preserve">Dynamic memory protection</w:t>
+            </w:r>
+          </w:p>
+        </w:tc>
+        <w:tc>
+          <w:tcPr/>
+          <w:p>
+            <w:pPr>
+              <w:pStyle w:val="Compact"/>
+            </w:pPr>
+            <w:r>
+              <w:t xml:space="preserve">Week 1 memory layout, debugger/hook detection</w:t>
+            </w:r>
+          </w:p>
+        </w:tc>
+        <w:tc>
+          <w:tcPr/>
+          <w:p>
+            <w:pPr>
+              <w:pStyle w:val="Compact"/>
+            </w:pPr>
+            <w:r>
+              <w:t xml:space="preserve">Section 7</w:t>
+            </w:r>
+          </w:p>
+        </w:tc>
+      </w:tr>
+      <w:tr>
+        <w:tc>
+          <w:tcPr/>
+          <w:p>
+            <w:pPr>
+              <w:pStyle w:val="Compact"/>
+            </w:pPr>
+            <w:r>
+              <w:t xml:space="preserve">Root indicator</w:t>
+            </w:r>
+          </w:p>
+        </w:tc>
+        <w:tc>
+          <w:tcPr/>
+          <w:p>
+            <w:pPr>
+              <w:pStyle w:val="Compact"/>
+            </w:pPr>
+            <w:r>
+              <w:t xml:space="preserve">the concept of privilege</w:t>
+            </w:r>
+          </w:p>
+        </w:tc>
+        <w:tc>
+          <w:tcPr/>
+          <w:p>
+            <w:pPr>
+              <w:pStyle w:val="Compact"/>
+            </w:pPr>
+            <w:r>
+              <w:t xml:space="preserve">Section 8.1</w:t>
+            </w:r>
+          </w:p>
+        </w:tc>
+      </w:tr>
+      <w:tr>
+        <w:tc>
+          <w:tcPr/>
+          <w:p>
+            <w:pPr>
+              <w:pStyle w:val="Compact"/>
+            </w:pPr>
+            <w:r>
+              <w:t xml:space="preserve">Component/package signature verification</w:t>
+            </w:r>
+          </w:p>
+        </w:tc>
+        <w:tc>
+          <w:tcPr/>
+          <w:p>
+            <w:pPr>
+              <w:pStyle w:val="Compact"/>
+            </w:pPr>
+            <w:r>
+              <w:t xml:space="preserve">Week 3 HMAC/digital signature</w:t>
+            </w:r>
+          </w:p>
+        </w:tc>
+        <w:tc>
+          <w:tcPr/>
+          <w:p>
+            <w:pPr>
+              <w:pStyle w:val="Compact"/>
+            </w:pPr>
+            <w:r>
+              <w:t xml:space="preserve">Section 8.2</w:t>
+            </w:r>
+          </w:p>
+        </w:tc>
+      </w:tr>
+      <w:tr>
+        <w:tc>
+          <w:tcPr/>
+          <w:p>
+            <w:pPr>
+              <w:pStyle w:val="Compact"/>
+            </w:pPr>
+            <w:r>
+              <w:t xml:space="preserve">Control-flow counter</w:t>
+            </w:r>
+          </w:p>
+        </w:tc>
+        <w:tc>
+          <w:tcPr/>
+          <w:p>
+            <w:pPr>
+              <w:pStyle w:val="Compact"/>
+            </w:pPr>
+            <w:r>
+              <w:t xml:space="preserve">the</w:t>
+            </w:r>
+            <w:r>
+              <w:t xml:space="preserve"> </w:t>
+            </w:r>
+            <w:r>
+              <w:t xml:space="preserve">“single point”</w:t>
+            </w:r>
+            <w:r>
+              <w:t xml:space="preserve"> </w:t>
+            </w:r>
+            <w:r>
+              <w:t xml:space="preserve">weakness of integrity checking</w:t>
+            </w:r>
+          </w:p>
+        </w:tc>
+        <w:tc>
+          <w:tcPr/>
+          <w:p>
+            <w:pPr>
+              <w:pStyle w:val="Compact"/>
+            </w:pPr>
+            <w:r>
+              <w:t xml:space="preserve">Section 9</w:t>
+            </w:r>
+          </w:p>
+        </w:tc>
+      </w:tr>
+      <w:tr>
+        <w:tc>
+          <w:tcPr/>
+          <w:p>
+            <w:pPr>
+              <w:pStyle w:val="Compact"/>
+            </w:pPr>
+            <w:r>
+              <w:t xml:space="preserve">Response policy</w:t>
+            </w:r>
+          </w:p>
+        </w:tc>
+        <w:tc>
+          <w:tcPr/>
+          <w:p>
+            <w:pPr>
+              <w:pStyle w:val="Compact"/>
+            </w:pPr>
+            <w:r>
+              <w:t xml:space="preserve">all the detection signals</w:t>
+            </w:r>
+          </w:p>
+        </w:tc>
+        <w:tc>
+          <w:tcPr/>
+          <w:p>
+            <w:pPr>
+              <w:pStyle w:val="Compact"/>
+            </w:pPr>
+            <w:r>
+              <w:t xml:space="preserve">Section 10</w:t>
+            </w:r>
+          </w:p>
+        </w:tc>
+      </w:tr>
+      <w:tr>
+        <w:tc>
+          <w:tcPr/>
+          <w:p>
+            <w:pPr>
+              <w:pStyle w:val="Compact"/>
+            </w:pPr>
+            <w:r>
+              <w:t xml:space="preserve">Device binding</w:t>
+            </w:r>
+          </w:p>
+        </w:tc>
+        <w:tc>
+          <w:tcPr/>
+          <w:p>
+            <w:pPr>
+              <w:pStyle w:val="Compact"/>
+            </w:pPr>
+            <w:r>
+              <w:t xml:space="preserve">Week 3 HKDF, response policy</w:t>
+            </w:r>
+          </w:p>
+        </w:tc>
+        <w:tc>
+          <w:tcPr/>
+          <w:p>
+            <w:pPr>
+              <w:pStyle w:val="Compact"/>
+            </w:pPr>
+            <w:r>
+              <w:t xml:space="preserve">Section 10</w:t>
+            </w:r>
+          </w:p>
+        </w:tc>
+      </w:tr>
+    </w:tbl>
     <w:p>
       <w:pPr>
         <w:pStyle w:val="BlockText"/>
@@ -3589,9 +3449,9 @@
         <w:t xml:space="preserve">will be floating without an anchor; if a section is hard, read it a second time and move on.</w:t>
       </w:r>
     </w:p>
-    <w:bookmarkEnd w:id="36"/>
-    <w:bookmarkEnd w:id="37"/>
-    <w:bookmarkStart w:id="47" w:name="what-is-rasp-detect-defend-deter"/>
+    <w:bookmarkEnd w:id="32"/>
+    <w:bookmarkEnd w:id="33"/>
+    <w:bookmarkStart w:id="45" w:name="what-is-rasp-detect-defend-deter"/>
     <w:p>
       <w:pPr>
         <w:pStyle w:val="Heading2"/>
@@ -3624,7 +3484,18 @@
         <w:t xml:space="preserve"> </w:t>
       </w:r>
       <w:r>
-        <w:t xml:space="preserve">data (Week 3), obscured the code (Weeks 4, 5). But all of that rested on one assumption:</w:t>
+        <w:t xml:space="preserve">data (</w:t>
+      </w:r>
+      <w:hyperlink r:id="rId21">
+        <w:r>
+          <w:rPr>
+            <w:rStyle w:val="Hyperlink"/>
+          </w:rPr>
+          <w:t xml:space="preserve">Week 3</w:t>
+        </w:r>
+      </w:hyperlink>
+      <w:r>
+        <w:t xml:space="preserve">), obscured the code (Weeks 4, 5). But all of that rested on one assumption:</w:t>
       </w:r>
       <w:r>
         <w:t xml:space="preserve"> </w:t>
@@ -3654,19 +3525,54 @@
         <w:t xml:space="preserve"> </w:t>
       </w:r>
       <w:r>
-        <w:t xml:space="preserve">This week we drop that assumption. While it runs, the application may be in a hostile environment: the</w:t>
-      </w:r>
-      <w:r>
-        <w:t xml:space="preserve"> </w:t>
-      </w:r>
-      <w:r>
-        <w:t xml:space="preserve">user owns the device, may have rooted it, may have attached a debugger, may have patched pieces of code, may have</w:t>
-      </w:r>
-      <w:r>
-        <w:t xml:space="preserve"> </w:t>
-      </w:r>
-      <w:r>
-        <w:t xml:space="preserve">hooked functions.</w:t>
+        <w:t xml:space="preserve">This week we drop that assumption and look at</w:t>
+      </w:r>
+      <w:r>
+        <w:t xml:space="preserve"> </w:t>
+      </w:r>
+      <w:r>
+        <w:rPr>
+          <w:b/>
+          <w:bCs/>
+        </w:rPr>
+        <w:t xml:space="preserve">runtime</w:t>
+      </w:r>
+      <w:r>
+        <w:t xml:space="preserve"> </w:t>
+      </w:r>
+      <w:r>
+        <w:t xml:space="preserve">— not the moment the program is compiled and</w:t>
+      </w:r>
+      <w:r>
+        <w:t xml:space="preserve"> </w:t>
+      </w:r>
+      <w:r>
+        <w:t xml:space="preserve">sitting on disk, but the moment it is actually</w:t>
+      </w:r>
+      <w:r>
+        <w:t xml:space="preserve"> </w:t>
+      </w:r>
+      <w:r>
+        <w:rPr>
+          <w:b/>
+          <w:bCs/>
+        </w:rPr>
+        <w:t xml:space="preserve">executing</w:t>
+      </w:r>
+      <w:r>
+        <w:t xml:space="preserve">. While it runs, the application may be in a hostile</w:t>
+      </w:r>
+      <w:r>
+        <w:t xml:space="preserve"> </w:t>
+      </w:r>
+      <w:r>
+        <w:t xml:space="preserve">environment: the user owns the device, may have rooted it, may have attached a debugger, may have patched pieces of</w:t>
+      </w:r>
+      <w:r>
+        <w:t xml:space="preserve"> </w:t>
+      </w:r>
+      <w:r>
+        <w:t xml:space="preserve">code, may have hooked functions.</w:t>
       </w:r>
     </w:p>
     <w:p>
@@ -3676,20 +3582,20 @@
       <w:r>
         <w:drawing>
           <wp:inline>
-            <wp:extent cx="5759999" cy="2470728"/>
+            <wp:extent cx="5759999" cy="2510565"/>
             <wp:effectExtent b="0" l="0" r="0" t="0"/>
-            <wp:docPr descr="The difference between a WAF and RASP" title="" id="39" name="Picture"/>
+            <wp:docPr descr="The difference between a WAF and RASP" title="" id="35" name="Picture"/>
             <a:graphic>
               <a:graphicData uri="http://schemas.openxmlformats.org/drawingml/2006/picture">
                 <pic:pic>
                   <pic:nvPicPr>
-                    <pic:cNvPr descr="h06-06-waf-rasp.png" id="40" name="Picture"/>
+                    <pic:cNvPr descr="h06-06-waf-rasp.png" id="36" name="Picture"/>
                     <pic:cNvPicPr>
                       <a:picLocks noChangeArrowheads="1" noChangeAspect="1"/>
                     </pic:cNvPicPr>
                   </pic:nvPicPr>
                   <pic:blipFill>
-                    <a:blip r:embed="rId38"/>
+                    <a:blip r:embed="rId34"/>
                     <a:stretch>
                       <a:fillRect/>
                     </a:stretch>
@@ -3697,7 +3603,7 @@
                   <pic:spPr bwMode="auto">
                     <a:xfrm>
                       <a:off x="0" y="0"/>
-                      <a:ext cx="5759999" cy="2470728"/>
+                      <a:ext cx="5759999" cy="2510565"/>
                     </a:xfrm>
                     <a:prstGeom prst="rect">
                       <a:avLst/>
@@ -3733,7 +3639,7 @@
         <w:pStyle w:val="Compact"/>
         <w:numPr>
           <w:ilvl w:val="0"/>
-          <w:numId w:val="1015"/>
+          <w:numId w:val="1003"/>
         </w:numPr>
       </w:pPr>
       <w:r>
@@ -3771,7 +3677,7 @@
         <w:pStyle w:val="Compact"/>
         <w:numPr>
           <w:ilvl w:val="0"/>
-          <w:numId w:val="1015"/>
+          <w:numId w:val="1003"/>
         </w:numPr>
       </w:pPr>
       <w:r>
@@ -3809,7 +3715,7 @@
         <w:pStyle w:val="Compact"/>
         <w:numPr>
           <w:ilvl w:val="0"/>
-          <w:numId w:val="1015"/>
+          <w:numId w:val="1003"/>
         </w:numPr>
       </w:pPr>
       <w:r>
@@ -3863,7 +3769,7 @@
         <w:pStyle w:val="Compact"/>
         <w:numPr>
           <w:ilvl w:val="0"/>
-          <w:numId w:val="1015"/>
+          <w:numId w:val="1003"/>
         </w:numPr>
       </w:pPr>
       <w:r>
@@ -3893,7 +3799,18 @@
         <w:t xml:space="preserve"> </w:t>
       </w:r>
       <w:r>
-        <w:t xml:space="preserve">turns these expectations into auditable requirements (Week 13).</w:t>
+        <w:t xml:space="preserve">turns these expectations into auditable requirements (</w:t>
+      </w:r>
+      <w:hyperlink r:id="rId37">
+        <w:r>
+          <w:rPr>
+            <w:rStyle w:val="Hyperlink"/>
+          </w:rPr>
+          <w:t xml:space="preserve">Week 13</w:t>
+        </w:r>
+      </w:hyperlink>
+      <w:r>
+        <w:t xml:space="preserve">).</w:t>
       </w:r>
     </w:p>
     <w:p>
@@ -4269,20 +4186,20 @@
       <w:r>
         <w:drawing>
           <wp:inline>
-            <wp:extent cx="5759999" cy="2561342"/>
+            <wp:extent cx="5759999" cy="2236497"/>
             <wp:effectExtent b="0" l="0" r="0" t="0"/>
-            <wp:docPr descr="The RASP loop: detect, defend, deter" title="" id="42" name="Picture"/>
+            <wp:docPr descr="The RASP loop: detect, defend, deter" title="" id="39" name="Picture"/>
             <a:graphic>
               <a:graphicData uri="http://schemas.openxmlformats.org/drawingml/2006/picture">
                 <pic:pic>
                   <pic:nvPicPr>
-                    <pic:cNvPr descr="h06-01-rasp-dongusu.png" id="43" name="Picture"/>
+                    <pic:cNvPr descr="h06-01-rasp-dongusu.png" id="40" name="Picture"/>
                     <pic:cNvPicPr>
                       <a:picLocks noChangeArrowheads="1" noChangeAspect="1"/>
                     </pic:cNvPicPr>
                   </pic:nvPicPr>
                   <pic:blipFill>
-                    <a:blip r:embed="rId41"/>
+                    <a:blip r:embed="rId38"/>
                     <a:stretch>
                       <a:fillRect/>
                     </a:stretch>
@@ -4290,7 +4207,7 @@
                   <pic:spPr bwMode="auto">
                     <a:xfrm>
                       <a:off x="0" y="0"/>
-                      <a:ext cx="5759999" cy="2561342"/>
+                      <a:ext cx="5759999" cy="2236497"/>
                     </a:xfrm>
                     <a:prstGeom prst="rect">
                       <a:avLst/>
@@ -4314,7 +4231,7 @@
         <w:pStyle w:val="Compact"/>
         <w:numPr>
           <w:ilvl w:val="0"/>
-          <w:numId w:val="1016"/>
+          <w:numId w:val="1004"/>
         </w:numPr>
       </w:pPr>
       <w:r>
@@ -4342,7 +4259,7 @@
         <w:pStyle w:val="Compact"/>
         <w:numPr>
           <w:ilvl w:val="0"/>
-          <w:numId w:val="1016"/>
+          <w:numId w:val="1004"/>
         </w:numPr>
       </w:pPr>
       <w:r>
@@ -4386,7 +4303,7 @@
         <w:pStyle w:val="Compact"/>
         <w:numPr>
           <w:ilvl w:val="0"/>
-          <w:numId w:val="1016"/>
+          <w:numId w:val="1004"/>
         </w:numPr>
       </w:pPr>
       <w:r>
@@ -4452,7 +4369,21 @@
         <w:t xml:space="preserve"> </w:t>
       </w:r>
       <w:r>
-        <w:t xml:space="preserve">(the RASP-flavoured version of Week 4’s</w:t>
+        <w:t xml:space="preserve">(the RASP-flavoured version of</w:t>
+      </w:r>
+      <w:r>
+        <w:t xml:space="preserve"> </w:t>
+      </w:r>
+      <w:hyperlink r:id="rId22">
+        <w:r>
+          <w:rPr>
+            <w:rStyle w:val="Hyperlink"/>
+          </w:rPr>
+          <w:t xml:space="preserve">Week 4</w:t>
+        </w:r>
+      </w:hyperlink>
+      <w:r>
+        <w:t xml:space="preserve">’s</w:t>
       </w:r>
       <w:r>
         <w:t xml:space="preserve"> </w:t>
@@ -4467,7 +4398,7 @@
         <w:t xml:space="preserve">principle).</w:t>
       </w:r>
     </w:p>
-    <w:bookmarkStart w:id="44" w:name="the-attacker-model-mate-man-at-the-end"/>
+    <w:bookmarkStart w:id="42" w:name="the-attacker-model-mate-man-at-the-end"/>
     <w:p>
       <w:pPr>
         <w:pStyle w:val="Heading3"/>
@@ -4487,7 +4418,24 @@
         <w:pStyle w:val="FirstParagraph"/>
       </w:pPr>
       <w:r>
-        <w:t xml:space="preserve">In Week 1 we saw three attacker types. RASP’s world is entirely</w:t>
+        <w:t xml:space="preserve">In</w:t>
+      </w:r>
+      <w:r>
+        <w:t xml:space="preserve"> </w:t>
+      </w:r>
+      <w:hyperlink r:id="rId25">
+        <w:r>
+          <w:rPr>
+            <w:rStyle w:val="Hyperlink"/>
+          </w:rPr>
+          <w:t xml:space="preserve">Week 1</w:t>
+        </w:r>
+      </w:hyperlink>
+      <w:r>
+        <w:t xml:space="preserve"> </w:t>
+      </w:r>
+      <w:r>
+        <w:t xml:space="preserve">we saw three attacker types. RASP’s world is entirely</w:t>
       </w:r>
       <w:r>
         <w:t xml:space="preserve"> </w:t>
@@ -4563,7 +4511,21 @@
         <w:t xml:space="preserve"> </w:t>
       </w:r>
       <w:r>
-        <w:t xml:space="preserve">model in Week 11.</w:t>
+        <w:t xml:space="preserve">model in</w:t>
+      </w:r>
+      <w:r>
+        <w:t xml:space="preserve"> </w:t>
+      </w:r>
+      <w:hyperlink r:id="rId41">
+        <w:r>
+          <w:rPr>
+            <w:rStyle w:val="Hyperlink"/>
+          </w:rPr>
+          <w:t xml:space="preserve">Week 11</w:t>
+        </w:r>
+      </w:hyperlink>
+      <w:r>
+        <w:t xml:space="preserve">.</w:t>
       </w:r>
     </w:p>
     <w:p>
@@ -5060,8 +5022,8 @@
         <w:t xml:space="preserve">.</w:t>
       </w:r>
     </w:p>
-    <w:bookmarkEnd w:id="44"/>
-    <w:bookmarkStart w:id="45" w:name="Xf3dc62d167fee570ab9aef0484eb2e044deba0b"/>
+    <w:bookmarkEnd w:id="42"/>
+    <w:bookmarkStart w:id="43" w:name="Xf3dc62d167fee570ab9aef0484eb2e044deba0b"/>
     <w:p>
       <w:pPr>
         <w:pStyle w:val="Heading3"/>
@@ -5252,8 +5214,8 @@
         <w:t xml:space="preserve">.</w:t>
       </w:r>
     </w:p>
-    <w:bookmarkEnd w:id="45"/>
-    <w:bookmarkStart w:id="46" w:name="X1bbe349144c9649aa4c3fe05f15492396711d1f"/>
+    <w:bookmarkEnd w:id="43"/>
+    <w:bookmarkStart w:id="44" w:name="X1bbe349144c9649aa4c3fe05f15492396711d1f"/>
     <w:p>
       <w:pPr>
         <w:pStyle w:val="Heading3"/>
@@ -5303,7 +5265,7 @@
         <w:pStyle w:val="Compact"/>
         <w:numPr>
           <w:ilvl w:val="0"/>
-          <w:numId w:val="1017"/>
+          <w:numId w:val="1005"/>
         </w:numPr>
       </w:pPr>
       <w:r>
@@ -5373,7 +5335,7 @@
         <w:pStyle w:val="Compact"/>
         <w:numPr>
           <w:ilvl w:val="0"/>
-          <w:numId w:val="1017"/>
+          <w:numId w:val="1005"/>
         </w:numPr>
       </w:pPr>
       <w:r>
@@ -5462,7 +5424,7 @@
         <w:pStyle w:val="Compact"/>
         <w:numPr>
           <w:ilvl w:val="0"/>
-          <w:numId w:val="1017"/>
+          <w:numId w:val="1005"/>
         </w:numPr>
       </w:pPr>
       <w:r>
@@ -5619,8 +5581,8 @@
         </w:pict>
       </w:r>
     </w:p>
-    <w:bookmarkEnd w:id="46"/>
-    <w:bookmarkEnd w:id="47"/>
+    <w:bookmarkEnd w:id="44"/>
+    <w:bookmarkEnd w:id="45"/>
     <w:bookmarkStart w:id="56" w:name="X9fd635ce33bdc7401a59022f90d356b52da489f"/>
     <w:p>
       <w:pPr>
@@ -5681,7 +5643,7 @@
         <w:t xml:space="preserve">design principles for placing checks.</w:t>
       </w:r>
     </w:p>
-    <w:bookmarkStart w:id="48" w:name="when-does-it-run-three-trigger-moments"/>
+    <w:bookmarkStart w:id="46" w:name="when-does-it-run-three-trigger-moments"/>
     <w:p>
       <w:pPr>
         <w:pStyle w:val="Heading3"/>
@@ -5910,7 +5872,7 @@
         <w:t xml:space="preserve">the app has started.</w:t>
       </w:r>
     </w:p>
-    <w:bookmarkEnd w:id="48"/>
+    <w:bookmarkEnd w:id="46"/>
     <w:bookmarkStart w:id="49" w:name="where-does-it-run-distributed-checking"/>
     <w:p>
       <w:pPr>
@@ -5925,7 +5887,7 @@
         <w:pStyle w:val="Compact"/>
         <w:numPr>
           <w:ilvl w:val="0"/>
-          <w:numId w:val="1018"/>
+          <w:numId w:val="1006"/>
         </w:numPr>
       </w:pPr>
       <w:r>
@@ -5963,7 +5925,7 @@
         <w:pStyle w:val="Compact"/>
         <w:numPr>
           <w:ilvl w:val="0"/>
-          <w:numId w:val="1018"/>
+          <w:numId w:val="1006"/>
         </w:numPr>
       </w:pPr>
       <w:r>
@@ -5992,13 +5954,38 @@
         <w:t xml:space="preserve"> </w:t>
       </w:r>
       <w:r>
-        <w:t xml:space="preserve">in the split fingerprint of Week 5 and the interface</w:t>
-      </w:r>
-      <w:r>
-        <w:t xml:space="preserve"> </w:t>
-      </w:r>
-      <w:r>
-        <w:t xml:space="preserve">table of Week 1).</w:t>
+        <w:t xml:space="preserve">in the split fingerprint of</w:t>
+      </w:r>
+      <w:r>
+        <w:t xml:space="preserve"> </w:t>
+      </w:r>
+      <w:hyperlink r:id="rId47">
+        <w:r>
+          <w:rPr>
+            <w:rStyle w:val="Hyperlink"/>
+          </w:rPr>
+          <w:t xml:space="preserve">Week 5</w:t>
+        </w:r>
+      </w:hyperlink>
+      <w:r>
+        <w:t xml:space="preserve"> </w:t>
+      </w:r>
+      <w:r>
+        <w:t xml:space="preserve">and the</w:t>
+      </w:r>
+      <w:r>
+        <w:t xml:space="preserve"> </w:t>
+      </w:r>
+      <w:hyperlink r:id="rId48">
+        <w:r>
+          <w:rPr>
+            <w:rStyle w:val="Hyperlink"/>
+          </w:rPr>
+          <w:t xml:space="preserve">interface table of Week 1</w:t>
+        </w:r>
+      </w:hyperlink>
+      <w:r>
+        <w:t xml:space="preserve">).</w:t>
       </w:r>
     </w:p>
     <w:p>
@@ -6006,7 +5993,7 @@
         <w:pStyle w:val="Compact"/>
         <w:numPr>
           <w:ilvl w:val="0"/>
-          <w:numId w:val="1018"/>
+          <w:numId w:val="1006"/>
         </w:numPr>
       </w:pPr>
       <w:r>
@@ -6065,7 +6052,7 @@
         <w:pStyle w:val="Compact"/>
         <w:numPr>
           <w:ilvl w:val="0"/>
-          <w:numId w:val="1018"/>
+          <w:numId w:val="1006"/>
         </w:numPr>
       </w:pPr>
       <w:r>
@@ -6094,7 +6081,21 @@
         <w:t xml:space="preserve"> </w:t>
       </w:r>
       <w:r>
-        <w:t xml:space="preserve">in Week 4).</w:t>
+        <w:t xml:space="preserve">in</w:t>
+      </w:r>
+      <w:r>
+        <w:t xml:space="preserve"> </w:t>
+      </w:r>
+      <w:hyperlink r:id="rId22">
+        <w:r>
+          <w:rPr>
+            <w:rStyle w:val="Hyperlink"/>
+          </w:rPr>
+          <w:t xml:space="preserve">Week 4</w:t>
+        </w:r>
+      </w:hyperlink>
+      <w:r>
+        <w:t xml:space="preserve">).</w:t>
       </w:r>
     </w:p>
     <w:bookmarkEnd w:id="49"/>
@@ -6346,7 +6347,7 @@
         <w:pStyle w:val="Compact"/>
         <w:numPr>
           <w:ilvl w:val="0"/>
-          <w:numId w:val="1019"/>
+          <w:numId w:val="1007"/>
         </w:numPr>
       </w:pPr>
       <w:r>
@@ -6380,7 +6381,7 @@
         <w:pStyle w:val="Compact"/>
         <w:numPr>
           <w:ilvl w:val="0"/>
-          <w:numId w:val="1019"/>
+          <w:numId w:val="1007"/>
         </w:numPr>
       </w:pPr>
       <w:r>
@@ -6410,7 +6411,7 @@
         <w:pStyle w:val="Compact"/>
         <w:numPr>
           <w:ilvl w:val="0"/>
-          <w:numId w:val="1019"/>
+          <w:numId w:val="1007"/>
         </w:numPr>
       </w:pPr>
       <w:r>
@@ -6732,7 +6733,7 @@
       <w:r>
         <w:drawing>
           <wp:inline>
-            <wp:extent cx="5759999" cy="2786354"/>
+            <wp:extent cx="5759999" cy="4225888"/>
             <wp:effectExtent b="0" l="0" r="0" t="0"/>
             <wp:docPr descr="RASP layers wrapping a sensitive operation" title="" id="52" name="Picture"/>
             <a:graphic>
@@ -6753,7 +6754,7 @@
                   <pic:spPr bwMode="auto">
                     <a:xfrm>
                       <a:off x="0" y="0"/>
-                      <a:ext cx="5759999" cy="2786354"/>
+                      <a:ext cx="5759999" cy="4225888"/>
                     </a:xfrm>
                     <a:prstGeom prst="rect">
                       <a:avLst/>
@@ -6902,7 +6903,7 @@
         <w:pStyle w:val="Compact"/>
         <w:numPr>
           <w:ilvl w:val="0"/>
-          <w:numId w:val="1020"/>
+          <w:numId w:val="1008"/>
         </w:numPr>
       </w:pPr>
       <w:r>
@@ -6951,7 +6952,7 @@
         <w:pStyle w:val="Compact"/>
         <w:numPr>
           <w:ilvl w:val="0"/>
-          <w:numId w:val="1020"/>
+          <w:numId w:val="1008"/>
         </w:numPr>
       </w:pPr>
       <w:r>
@@ -7007,7 +7008,7 @@
         <w:pStyle w:val="Compact"/>
         <w:numPr>
           <w:ilvl w:val="0"/>
-          <w:numId w:val="1020"/>
+          <w:numId w:val="1008"/>
         </w:numPr>
       </w:pPr>
       <w:r>
@@ -7169,7 +7170,7 @@
     </w:p>
     <w:bookmarkEnd w:id="55"/>
     <w:bookmarkEnd w:id="56"/>
-    <w:bookmarkStart w:id="62" w:name="X1ee3b57b3ee10840c908829b340803b9b3380fb"/>
+    <w:bookmarkStart w:id="63" w:name="X1ee3b57b3ee10840c908829b340803b9b3380fb"/>
     <w:p>
       <w:pPr>
         <w:pStyle w:val="Heading2"/>
@@ -7245,7 +7246,21 @@
         <w:t xml:space="preserve"> </w:t>
       </w:r>
       <w:r>
-        <w:t xml:space="preserve">patch we saw in Week 4). The</w:t>
+        <w:t xml:space="preserve">patch we saw in</w:t>
+      </w:r>
+      <w:r>
+        <w:t xml:space="preserve"> </w:t>
+      </w:r>
+      <w:hyperlink r:id="rId22">
+        <w:r>
+          <w:rPr>
+            <w:rStyle w:val="Hyperlink"/>
+          </w:rPr>
+          <w:t xml:space="preserve">Week 4</w:t>
+        </w:r>
+      </w:hyperlink>
+      <w:r>
+        <w:t xml:space="preserve">). The</w:t>
       </w:r>
       <w:r>
         <w:t xml:space="preserve"> </w:t>
@@ -7379,7 +7394,27 @@
         <w:t xml:space="preserve"> </w:t>
       </w:r>
       <w:r>
-        <w:t xml:space="preserve">(see Week 3): producing the correct HMAC requires the secret key. There’s a</w:t>
+        <w:t xml:space="preserve">(see</w:t>
+      </w:r>
+      <w:r>
+        <w:t xml:space="preserve"> </w:t>
+      </w:r>
+      <w:hyperlink r:id="rId27">
+        <w:r>
+          <w:rPr>
+            <w:rStyle w:val="Hyperlink"/>
+          </w:rPr>
+          <w:t xml:space="preserve">Week 3, §2.4</w:t>
+        </w:r>
+      </w:hyperlink>
+      <w:r>
+        <w:t xml:space="preserve">):</w:t>
+      </w:r>
+      <w:r>
+        <w:t xml:space="preserve"> </w:t>
+      </w:r>
+      <w:r>
+        <w:t xml:space="preserve">producing the correct HMAC requires the secret key. There’s a</w:t>
       </w:r>
       <w:r>
         <w:t xml:space="preserve"> </w:t>
@@ -7417,7 +7452,7 @@
       <w:r>
         <w:drawing>
           <wp:inline>
-            <wp:extent cx="5759999" cy="2283460"/>
+            <wp:extent cx="5759999" cy="3115102"/>
             <wp:effectExtent b="0" l="0" r="0" t="0"/>
             <wp:docPr descr="The self-hashing integrity-check flow" title="" id="58" name="Picture"/>
             <a:graphic>
@@ -7438,7 +7473,7 @@
                   <pic:spPr bwMode="auto">
                     <a:xfrm>
                       <a:off x="0" y="0"/>
-                      <a:ext cx="5759999" cy="2283460"/>
+                      <a:ext cx="5759999" cy="3115102"/>
                     </a:xfrm>
                     <a:prstGeom prst="rect">
                       <a:avLst/>
@@ -7457,7 +7492,7 @@
         </w:drawing>
       </w:r>
     </w:p>
-    <w:bookmarkStart w:id="60" w:name="X1b3f15a37b428460812197f41bbdf676b4c30f9"/>
+    <w:bookmarkStart w:id="61" w:name="X1b3f15a37b428460812197f41bbdf676b4c30f9"/>
     <w:p>
       <w:pPr>
         <w:pStyle w:val="Heading3"/>
@@ -8420,7 +8455,21 @@
         <w:t xml:space="preserve">memcmp</w:t>
       </w:r>
       <w:r>
-        <w:t xml:space="preserve">), because as we saw in Week 3, a plain</w:t>
+        <w:t xml:space="preserve">), because as we saw in</w:t>
+      </w:r>
+      <w:r>
+        <w:t xml:space="preserve"> </w:t>
+      </w:r>
+      <w:hyperlink r:id="rId60">
+        <w:r>
+          <w:rPr>
+            <w:rStyle w:val="Hyperlink"/>
+          </w:rPr>
+          <w:t xml:space="preserve">Week 3</w:t>
+        </w:r>
+      </w:hyperlink>
+      <w:r>
+        <w:t xml:space="preserve">, a plain</w:t>
       </w:r>
       <w:r>
         <w:t xml:space="preserve"> </w:t>
@@ -8438,8 +8487,8 @@
         <w:t xml:space="preserve">stops at the first differing byte and leaks timing.</w:t>
       </w:r>
     </w:p>
-    <w:bookmarkEnd w:id="60"/>
-    <w:bookmarkStart w:id="61" w:name="X491aef9c642c11c0001deab0afb7470e6c95df6"/>
+    <w:bookmarkEnd w:id="61"/>
+    <w:bookmarkStart w:id="62" w:name="X491aef9c642c11c0001deab0afb7470e6c95df6"/>
     <w:p>
       <w:pPr>
         <w:pStyle w:val="Heading3"/>
@@ -9569,7 +9618,7 @@
         <w:pStyle w:val="Compact"/>
         <w:numPr>
           <w:ilvl w:val="0"/>
-          <w:numId w:val="1021"/>
+          <w:numId w:val="1009"/>
         </w:numPr>
       </w:pPr>
       <w:r>
@@ -9597,7 +9646,7 @@
         <w:pStyle w:val="Compact"/>
         <w:numPr>
           <w:ilvl w:val="0"/>
-          <w:numId w:val="1022"/>
+          <w:numId w:val="1010"/>
         </w:numPr>
       </w:pPr>
       <w:r>
@@ -9622,7 +9671,7 @@
         <w:pStyle w:val="Compact"/>
         <w:numPr>
           <w:ilvl w:val="0"/>
-          <w:numId w:val="1023"/>
+          <w:numId w:val="1011"/>
         </w:numPr>
       </w:pPr>
       <w:r>
@@ -9650,7 +9699,7 @@
         <w:pStyle w:val="Compact"/>
         <w:numPr>
           <w:ilvl w:val="0"/>
-          <w:numId w:val="1024"/>
+          <w:numId w:val="1012"/>
         </w:numPr>
       </w:pPr>
       <w:r>
@@ -9674,7 +9723,7 @@
         <w:pStyle w:val="Compact"/>
         <w:numPr>
           <w:ilvl w:val="0"/>
-          <w:numId w:val="1025"/>
+          <w:numId w:val="1013"/>
         </w:numPr>
       </w:pPr>
       <w:r>
@@ -10141,9 +10190,9 @@
         </w:pict>
       </w:r>
     </w:p>
-    <w:bookmarkEnd w:id="61"/>
     <w:bookmarkEnd w:id="62"/>
-    <w:bookmarkStart w:id="72" w:name="debugger-detection"/>
+    <w:bookmarkEnd w:id="63"/>
+    <w:bookmarkStart w:id="73" w:name="debugger-detection"/>
     <w:p>
       <w:pPr>
         <w:pStyle w:val="Heading2"/>
@@ -10208,20 +10257,20 @@
       <w:r>
         <w:drawing>
           <wp:inline>
-            <wp:extent cx="5759999" cy="2283460"/>
+            <wp:extent cx="5759999" cy="1946147"/>
             <wp:effectExtent b="0" l="0" r="0" t="0"/>
-            <wp:docPr descr="Timing-based debugger sensing" title="" id="64" name="Picture"/>
+            <wp:docPr descr="Timing-based debugger sensing" title="" id="65" name="Picture"/>
             <a:graphic>
               <a:graphicData uri="http://schemas.openxmlformats.org/drawingml/2006/picture">
                 <pic:pic>
                   <pic:nvPicPr>
-                    <pic:cNvPr descr="h06-08-zamanlama.png" id="65" name="Picture"/>
+                    <pic:cNvPr descr="h06-08-zamanlama.png" id="66" name="Picture"/>
                     <pic:cNvPicPr>
                       <a:picLocks noChangeArrowheads="1" noChangeAspect="1"/>
                     </pic:cNvPicPr>
                   </pic:nvPicPr>
                   <pic:blipFill>
-                    <a:blip r:embed="rId63"/>
+                    <a:blip r:embed="rId64"/>
                     <a:stretch>
                       <a:fillRect/>
                     </a:stretch>
@@ -10229,7 +10278,7 @@
                   <pic:spPr bwMode="auto">
                     <a:xfrm>
                       <a:off x="0" y="0"/>
-                      <a:ext cx="5759999" cy="2283460"/>
+                      <a:ext cx="5759999" cy="1946147"/>
                     </a:xfrm>
                     <a:prstGeom prst="rect">
                       <a:avLst/>
@@ -10255,20 +10304,20 @@
       <w:r>
         <w:drawing>
           <wp:inline>
-            <wp:extent cx="5759999" cy="2585921"/>
+            <wp:extent cx="5759999" cy="3723963"/>
             <wp:effectExtent b="0" l="0" r="0" t="0"/>
-            <wp:docPr descr="Debugger detection paths" title="" id="67" name="Picture"/>
+            <wp:docPr descr="Debugger detection paths" title="" id="68" name="Picture"/>
             <a:graphic>
               <a:graphicData uri="http://schemas.openxmlformats.org/drawingml/2006/picture">
                 <pic:pic>
                   <pic:nvPicPr>
-                    <pic:cNvPr descr="h06-07-antidebug.png" id="68" name="Picture"/>
+                    <pic:cNvPr descr="h06-07-antidebug.png" id="69" name="Picture"/>
                     <pic:cNvPicPr>
                       <a:picLocks noChangeArrowheads="1" noChangeAspect="1"/>
                     </pic:cNvPicPr>
                   </pic:nvPicPr>
                   <pic:blipFill>
-                    <a:blip r:embed="rId66"/>
+                    <a:blip r:embed="rId67"/>
                     <a:stretch>
                       <a:fillRect/>
                     </a:stretch>
@@ -10276,7 +10325,7 @@
                   <pic:spPr bwMode="auto">
                     <a:xfrm>
                       <a:off x="0" y="0"/>
-                      <a:ext cx="5759999" cy="2585921"/>
+                      <a:ext cx="5759999" cy="3723963"/>
                     </a:xfrm>
                     <a:prstGeom prst="rect">
                       <a:avLst/>
@@ -10537,7 +10586,7 @@
         <w:pStyle w:val="Compact"/>
         <w:numPr>
           <w:ilvl w:val="0"/>
-          <w:numId w:val="1026"/>
+          <w:numId w:val="1014"/>
         </w:numPr>
       </w:pPr>
       <w:r>
@@ -10581,7 +10630,7 @@
         <w:pStyle w:val="Compact"/>
         <w:numPr>
           <w:ilvl w:val="0"/>
-          <w:numId w:val="1026"/>
+          <w:numId w:val="1014"/>
         </w:numPr>
       </w:pPr>
       <w:r>
@@ -10648,7 +10697,7 @@
         <w:pStyle w:val="Compact"/>
         <w:numPr>
           <w:ilvl w:val="0"/>
-          <w:numId w:val="1026"/>
+          <w:numId w:val="1014"/>
         </w:numPr>
       </w:pPr>
       <w:r>
@@ -10692,7 +10741,7 @@
         <w:t xml:space="preserve">.</w:t>
       </w:r>
     </w:p>
-    <w:bookmarkStart w:id="69" w:name="X6b661c3a94020227636801ded47a109e547039b"/>
+    <w:bookmarkStart w:id="70" w:name="X6b661c3a94020227636801ded47a109e547039b"/>
     <w:p>
       <w:pPr>
         <w:pStyle w:val="Heading3"/>
@@ -11130,8 +11179,8 @@
         <w:t xml:space="preserve">“detected.”</w:t>
       </w:r>
     </w:p>
-    <w:bookmarkEnd w:id="69"/>
-    <w:bookmarkStart w:id="70" w:name="X9fa455845b466eade864a9eaae92043e5d97412"/>
+    <w:bookmarkEnd w:id="70"/>
+    <w:bookmarkStart w:id="71" w:name="X9fa455845b466eade864a9eaae92043e5d97412"/>
     <w:p>
       <w:pPr>
         <w:pStyle w:val="Heading3"/>
@@ -11977,8 +12026,8 @@
         <w:t xml:space="preserve">, which is exactly the topic of Section 6.</w:t>
       </w:r>
     </w:p>
-    <w:bookmarkEnd w:id="70"/>
-    <w:bookmarkStart w:id="71" w:name="X063544849556f1d7cc4698d0290208140604a64"/>
+    <w:bookmarkEnd w:id="71"/>
+    <w:bookmarkStart w:id="72" w:name="X063544849556f1d7cc4698d0290208140604a64"/>
     <w:p>
       <w:pPr>
         <w:pStyle w:val="Heading3"/>
@@ -12582,7 +12631,7 @@
         <w:pStyle w:val="Compact"/>
         <w:numPr>
           <w:ilvl w:val="0"/>
-          <w:numId w:val="1027"/>
+          <w:numId w:val="1015"/>
         </w:numPr>
       </w:pPr>
       <w:r>
@@ -12594,7 +12643,7 @@
         <w:pStyle w:val="Compact"/>
         <w:numPr>
           <w:ilvl w:val="0"/>
-          <w:numId w:val="1028"/>
+          <w:numId w:val="1016"/>
         </w:numPr>
       </w:pPr>
       <w:r>
@@ -12618,7 +12667,7 @@
         <w:pStyle w:val="Compact"/>
         <w:numPr>
           <w:ilvl w:val="0"/>
-          <w:numId w:val="1029"/>
+          <w:numId w:val="1017"/>
         </w:numPr>
       </w:pPr>
       <w:r>
@@ -12667,7 +12716,7 @@
         <w:pStyle w:val="Compact"/>
         <w:numPr>
           <w:ilvl w:val="0"/>
-          <w:numId w:val="1030"/>
+          <w:numId w:val="1018"/>
         </w:numPr>
       </w:pPr>
       <w:r>
@@ -12681,9 +12730,9 @@
         </w:pict>
       </w:r>
     </w:p>
-    <w:bookmarkEnd w:id="71"/>
     <w:bookmarkEnd w:id="72"/>
-    <w:bookmarkStart w:id="78" w:name="Xa91e9818a0e178ef235dd78f11d7a6aa61c3cb5"/>
+    <w:bookmarkEnd w:id="73"/>
+    <w:bookmarkStart w:id="79" w:name="Xa91e9818a0e178ef235dd78f11d7a6aa61c3cb5"/>
     <w:p>
       <w:pPr>
         <w:pStyle w:val="Heading2"/>
@@ -12719,7 +12768,73 @@
         <w:t xml:space="preserve"> </w:t>
       </w:r>
       <w:r>
-        <w:t xml:space="preserve">emulator, or a sandbox. RASP tries to sense this from environmental clues.</w:t>
+        <w:t xml:space="preserve">emulator, or a sandbox. An</w:t>
+      </w:r>
+      <w:r>
+        <w:t xml:space="preserve"> </w:t>
+      </w:r>
+      <w:r>
+        <w:rPr>
+          <w:b/>
+          <w:bCs/>
+        </w:rPr>
+        <w:t xml:space="preserve">emulator</w:t>
+      </w:r>
+      <w:r>
+        <w:t xml:space="preserve"> </w:t>
+      </w:r>
+      <w:r>
+        <w:t xml:space="preserve">is a software environment that</w:t>
+      </w:r>
+      <w:r>
+        <w:t xml:space="preserve"> </w:t>
+      </w:r>
+      <w:r>
+        <w:rPr>
+          <w:b/>
+          <w:bCs/>
+        </w:rPr>
+        <w:t xml:space="preserve">imitates</w:t>
+      </w:r>
+      <w:r>
+        <w:t xml:space="preserve"> </w:t>
+      </w:r>
+      <w:r>
+        <w:t xml:space="preserve">a device (an Android emulator,</w:t>
+      </w:r>
+      <w:r>
+        <w:t xml:space="preserve"> </w:t>
+      </w:r>
+      <w:r>
+        <w:t xml:space="preserve">QEMU); a</w:t>
+      </w:r>
+      <w:r>
+        <w:t xml:space="preserve"> </w:t>
+      </w:r>
+      <w:r>
+        <w:rPr>
+          <w:b/>
+          <w:bCs/>
+        </w:rPr>
+        <w:t xml:space="preserve">virtual machine (VM)</w:t>
+      </w:r>
+      <w:r>
+        <w:t xml:space="preserve"> </w:t>
+      </w:r>
+      <w:r>
+        <w:t xml:space="preserve">abstracts real hardware to run another operating system on top of it. The attacker</w:t>
+      </w:r>
+      <w:r>
+        <w:t xml:space="preserve"> </w:t>
+      </w:r>
+      <w:r>
+        <w:t xml:space="preserve">does their analysis here instead of on a real device, because it’s easier. RASP tries to sense this from</w:t>
+      </w:r>
+      <w:r>
+        <w:t xml:space="preserve"> </w:t>
+      </w:r>
+      <w:r>
+        <w:t xml:space="preserve">environmental clues.</w:t>
       </w:r>
     </w:p>
     <w:p>
@@ -12729,20 +12844,20 @@
       <w:r>
         <w:drawing>
           <wp:inline>
-            <wp:extent cx="5759999" cy="2470728"/>
+            <wp:extent cx="5759999" cy="2566179"/>
             <wp:effectExtent b="0" l="0" r="0" t="0"/>
-            <wp:docPr descr="The risk of false positives in emulator detection" title="" id="74" name="Picture"/>
+            <wp:docPr descr="The risk of false positives in emulator detection" title="" id="75" name="Picture"/>
             <a:graphic>
               <a:graphicData uri="http://schemas.openxmlformats.org/drawingml/2006/picture">
                 <pic:pic>
                   <pic:nvPicPr>
-                    <pic:cNvPr descr="h06-09-emulator.png" id="75" name="Picture"/>
+                    <pic:cNvPr descr="h06-09-emulator.png" id="76" name="Picture"/>
                     <pic:cNvPicPr>
                       <a:picLocks noChangeArrowheads="1" noChangeAspect="1"/>
                     </pic:cNvPicPr>
                   </pic:nvPicPr>
                   <pic:blipFill>
-                    <a:blip r:embed="rId73"/>
+                    <a:blip r:embed="rId74"/>
                     <a:stretch>
                       <a:fillRect/>
                     </a:stretch>
@@ -12750,7 +12865,7 @@
                   <pic:spPr bwMode="auto">
                     <a:xfrm>
                       <a:off x="0" y="0"/>
-                      <a:ext cx="5759999" cy="2470728"/>
+                      <a:ext cx="5759999" cy="2566179"/>
                     </a:xfrm>
                     <a:prstGeom prst="rect">
                       <a:avLst/>
@@ -13009,7 +13124,7 @@
         </w:tc>
       </w:tr>
     </w:tbl>
-    <w:bookmarkStart w:id="76" w:name="X6a81e1976ab38f9963f885961e5666af3c480e1"/>
+    <w:bookmarkStart w:id="77" w:name="X6a81e1976ab38f9963f885961e5666af3c480e1"/>
     <w:p>
       <w:pPr>
         <w:pStyle w:val="Heading3"/>
@@ -13412,8 +13527,8 @@
         <w:t xml:space="preserve">checking.</w:t>
       </w:r>
     </w:p>
-    <w:bookmarkEnd w:id="76"/>
-    <w:bookmarkStart w:id="77" w:name="X68b91f3c44105cf7d4dd0431754f1cf744c7113"/>
+    <w:bookmarkEnd w:id="77"/>
+    <w:bookmarkStart w:id="78" w:name="X68b91f3c44105cf7d4dd0431754f1cf744c7113"/>
     <w:p>
       <w:pPr>
         <w:pStyle w:val="Heading3"/>
@@ -14412,9 +14527,9 @@
         </w:pict>
       </w:r>
     </w:p>
-    <w:bookmarkEnd w:id="77"/>
     <w:bookmarkEnd w:id="78"/>
-    <w:bookmarkStart w:id="84" w:name="X82a8d409bf51f5325adc5a63038525f566f2ccc"/>
+    <w:bookmarkEnd w:id="79"/>
+    <w:bookmarkStart w:id="85" w:name="X82a8d409bf51f5325adc5a63038525f566f2ccc"/>
     <w:p>
       <w:pPr>
         <w:pStyle w:val="Heading2"/>
@@ -14457,40 +14572,65 @@
         <w:t xml:space="preserve">dynamic instrumentation</w:t>
       </w:r>
       <w:r>
-        <w:t xml:space="preserve">. Without stopping the</w:t>
-      </w:r>
-      <w:r>
-        <w:t xml:space="preserve"> </w:t>
-      </w:r>
-      <w:r>
-        <w:t xml:space="preserve">program, the attacker</w:t>
-      </w:r>
-      <w:r>
-        <w:t xml:space="preserve"> </w:t>
-      </w:r>
-      <w:r>
-        <w:rPr>
-          <w:b/>
-          <w:bCs/>
-        </w:rPr>
-        <w:t xml:space="preserve">replaces the functions it calls — including our own anti-debug/anti-root checks — with</w:t>
-      </w:r>
-      <w:r>
-        <w:rPr>
-          <w:b/>
-          <w:bCs/>
-        </w:rPr>
-        <w:t xml:space="preserve"> </w:t>
-      </w:r>
-      <w:r>
-        <w:rPr>
-          <w:b/>
-          <w:bCs/>
-        </w:rPr>
-        <w:t xml:space="preserve">their own version</w:t>
-      </w:r>
-      <w:r>
-        <w:t xml:space="preserve">. This lets them make Demo 2’s checks lie and always return</w:t>
+        <w:t xml:space="preserve">. A hook is intercepting and</w:t>
+      </w:r>
+      <w:r>
+        <w:t xml:space="preserve"> </w:t>
+      </w:r>
+      <w:r>
+        <w:t xml:space="preserve">changing a function’s call; instrumentation is injecting code into a running program to observe or change its</w:t>
+      </w:r>
+      <w:r>
+        <w:t xml:space="preserve"> </w:t>
+      </w:r>
+      <w:r>
+        <w:t xml:space="preserve">behaviour (the most common tool for this is</w:t>
+      </w:r>
+      <w:r>
+        <w:t xml:space="preserve"> </w:t>
+      </w:r>
+      <w:r>
+        <w:rPr>
+          <w:b/>
+          <w:bCs/>
+        </w:rPr>
+        <w:t xml:space="preserve">Frida</w:t>
+      </w:r>
+      <w:r>
+        <w:t xml:space="preserve">). Without stopping the program, the attacker</w:t>
+      </w:r>
+      <w:r>
+        <w:t xml:space="preserve"> </w:t>
+      </w:r>
+      <w:r>
+        <w:rPr>
+          <w:b/>
+          <w:bCs/>
+        </w:rPr>
+        <w:t xml:space="preserve">replaces the</w:t>
+      </w:r>
+      <w:r>
+        <w:rPr>
+          <w:b/>
+          <w:bCs/>
+        </w:rPr>
+        <w:t xml:space="preserve"> </w:t>
+      </w:r>
+      <w:r>
+        <w:rPr>
+          <w:b/>
+          <w:bCs/>
+        </w:rPr>
+        <w:t xml:space="preserve">functions it calls — including our own anti-debug/anti-root checks — with their own version</w:t>
+      </w:r>
+      <w:r>
+        <w:t xml:space="preserve">. This lets them make</w:t>
+      </w:r>
+      <w:r>
+        <w:t xml:space="preserve"> </w:t>
+      </w:r>
+      <w:r>
+        <w:t xml:space="preserve">Demo 2’s checks lie and always return</w:t>
       </w:r>
       <w:r>
         <w:t xml:space="preserve"> </w:t>
@@ -14516,7 +14656,7 @@
         <w:pStyle w:val="Compact"/>
         <w:numPr>
           <w:ilvl w:val="0"/>
-          <w:numId w:val="1031"/>
+          <w:numId w:val="1019"/>
         </w:numPr>
       </w:pPr>
       <w:r>
@@ -14557,7 +14697,7 @@
         <w:pStyle w:val="Compact"/>
         <w:numPr>
           <w:ilvl w:val="0"/>
-          <w:numId w:val="1031"/>
+          <w:numId w:val="1019"/>
         </w:numPr>
       </w:pPr>
       <w:r>
@@ -14610,7 +14750,7 @@
         <w:pStyle w:val="Compact"/>
         <w:numPr>
           <w:ilvl w:val="0"/>
-          <w:numId w:val="1031"/>
+          <w:numId w:val="1019"/>
         </w:numPr>
       </w:pPr>
       <w:r>
@@ -14670,7 +14810,7 @@
         <w:pStyle w:val="Compact"/>
         <w:numPr>
           <w:ilvl w:val="0"/>
-          <w:numId w:val="1031"/>
+          <w:numId w:val="1019"/>
         </w:numPr>
       </w:pPr>
       <w:r>
@@ -14764,20 +14904,20 @@
       <w:r>
         <w:drawing>
           <wp:inline>
-            <wp:extent cx="5759999" cy="2281967"/>
+            <wp:extent cx="5759999" cy="3023696"/>
             <wp:effectExtent b="0" l="0" r="0" t="0"/>
-            <wp:docPr descr="Hook detection: checking the prologue bytes" title="" id="80" name="Picture"/>
+            <wp:docPr descr="Hook detection: checking the prologue bytes" title="" id="81" name="Picture"/>
             <a:graphic>
               <a:graphicData uri="http://schemas.openxmlformats.org/drawingml/2006/picture">
                 <pic:pic>
                   <pic:nvPicPr>
-                    <pic:cNvPr descr="h06-10-hook.png" id="81" name="Picture"/>
+                    <pic:cNvPr descr="h06-10-hook.png" id="82" name="Picture"/>
                     <pic:cNvPicPr>
                       <a:picLocks noChangeArrowheads="1" noChangeAspect="1"/>
                     </pic:cNvPicPr>
                   </pic:nvPicPr>
                   <pic:blipFill>
-                    <a:blip r:embed="rId79"/>
+                    <a:blip r:embed="rId80"/>
                     <a:stretch>
                       <a:fillRect/>
                     </a:stretch>
@@ -14785,7 +14925,7 @@
                   <pic:spPr bwMode="auto">
                     <a:xfrm>
                       <a:off x="0" y="0"/>
-                      <a:ext cx="5759999" cy="2281967"/>
+                      <a:ext cx="5759999" cy="3023696"/>
                     </a:xfrm>
                     <a:prstGeom prst="rect">
                       <a:avLst/>
@@ -15048,7 +15188,7 @@
         <w:pStyle w:val="Compact"/>
         <w:numPr>
           <w:ilvl w:val="0"/>
-          <w:numId w:val="1032"/>
+          <w:numId w:val="1020"/>
         </w:numPr>
       </w:pPr>
       <w:r>
@@ -15121,7 +15261,7 @@
         <w:pStyle w:val="Compact"/>
         <w:numPr>
           <w:ilvl w:val="0"/>
-          <w:numId w:val="1032"/>
+          <w:numId w:val="1020"/>
         </w:numPr>
       </w:pPr>
       <w:r>
@@ -15243,7 +15383,7 @@
         <w:pStyle w:val="Compact"/>
         <w:numPr>
           <w:ilvl w:val="0"/>
-          <w:numId w:val="1032"/>
+          <w:numId w:val="1020"/>
         </w:numPr>
       </w:pPr>
       <w:r>
@@ -15262,7 +15402,7 @@
         <w:t xml:space="preserve">, known framework indicators.</w:t>
       </w:r>
     </w:p>
-    <w:bookmarkStart w:id="82" w:name="X2a4d58b10df0ca7b6ea1f6624eb3622b32176fd"/>
+    <w:bookmarkStart w:id="83" w:name="X2a4d58b10df0ca7b6ea1f6624eb3622b32176fd"/>
     <w:p>
       <w:pPr>
         <w:pStyle w:val="Heading3"/>
@@ -15979,8 +16119,8 @@
         <w:t xml:space="preserve">detector.”</w:t>
       </w:r>
     </w:p>
-    <w:bookmarkEnd w:id="82"/>
-    <w:bookmarkStart w:id="83" w:name="X94528ec333d8892c904a17f27afb144bb7318fd"/>
+    <w:bookmarkEnd w:id="83"/>
+    <w:bookmarkStart w:id="84" w:name="X94528ec333d8892c904a17f27afb144bb7318fd"/>
     <w:p>
       <w:pPr>
         <w:pStyle w:val="Heading3"/>
@@ -17198,9 +17338,9 @@
         </w:pict>
       </w:r>
     </w:p>
-    <w:bookmarkEnd w:id="83"/>
     <w:bookmarkEnd w:id="84"/>
-    <w:bookmarkStart w:id="94" w:name="X995b66dec467a6cb10260e790b9abc77017a3aa"/>
+    <w:bookmarkEnd w:id="85"/>
+    <w:bookmarkStart w:id="98" w:name="X995b66dec467a6cb10260e790b9abc77017a3aa"/>
     <w:p>
       <w:pPr>
         <w:pStyle w:val="Heading2"/>
@@ -17233,13 +17373,44 @@
         <w:t xml:space="preserve"> </w:t>
       </w:r>
       <w:r>
-        <w:t xml:space="preserve">program runs, against sensitive data in memory being read and modified. In Week 1 we saw erasing secrets from</w:t>
-      </w:r>
-      <w:r>
-        <w:t xml:space="preserve"> </w:t>
-      </w:r>
-      <w:r>
-        <w:t xml:space="preserve">memory and preventing them from being swapped out; in Week 3, the</w:t>
+        <w:t xml:space="preserve">program runs, against sensitive data in memory being read and modified. In</w:t>
+      </w:r>
+      <w:r>
+        <w:t xml:space="preserve"> </w:t>
+      </w:r>
+      <w:hyperlink r:id="rId86">
+        <w:r>
+          <w:rPr>
+            <w:rStyle w:val="Hyperlink"/>
+          </w:rPr>
+          <w:t xml:space="preserve">Week 1</w:t>
+        </w:r>
+      </w:hyperlink>
+      <w:r>
+        <w:t xml:space="preserve"> </w:t>
+      </w:r>
+      <w:r>
+        <w:t xml:space="preserve">we saw erasing secrets from</w:t>
+      </w:r>
+      <w:r>
+        <w:t xml:space="preserve"> </w:t>
+      </w:r>
+      <w:r>
+        <w:t xml:space="preserve">memory and preventing them from being swapped out; in</w:t>
+      </w:r>
+      <w:r>
+        <w:t xml:space="preserve"> </w:t>
+      </w:r>
+      <w:hyperlink r:id="rId87">
+        <w:r>
+          <w:rPr>
+            <w:rStyle w:val="Hyperlink"/>
+          </w:rPr>
+          <w:t xml:space="preserve">Week 3</w:t>
+        </w:r>
+      </w:hyperlink>
+      <w:r>
+        <w:t xml:space="preserve">, the</w:t>
       </w:r>
       <w:r>
         <w:t xml:space="preserve"> </w:t>
@@ -17251,13 +17422,13 @@
         <w:t xml:space="preserve"> </w:t>
       </w:r>
       <w:r>
-        <w:t xml:space="preserve">layers. This section asks the same</w:t>
-      </w:r>
-      <w:r>
-        <w:t xml:space="preserve"> </w:t>
-      </w:r>
-      <w:r>
-        <w:t xml:space="preserve">question again, from the runtime attacker’s angle: what can we do if the attacker is</w:t>
+        <w:t xml:space="preserve">layers. This section asks the same question again, from the runtime attacker’s angle: what can we do if the</w:t>
+      </w:r>
+      <w:r>
+        <w:t xml:space="preserve"> </w:t>
+      </w:r>
+      <w:r>
+        <w:t xml:space="preserve">attacker is</w:t>
       </w:r>
       <w:r>
         <w:t xml:space="preserve"> </w:t>
@@ -17299,20 +17470,20 @@
       <w:r>
         <w:drawing>
           <wp:inline>
-            <wp:extent cx="5759999" cy="2766688"/>
+            <wp:extent cx="5759999" cy="4258271"/>
             <wp:effectExtent b="0" l="0" r="0" t="0"/>
-            <wp:docPr descr="The layers of dynamic memory protection" title="" id="86" name="Picture"/>
+            <wp:docPr descr="The layers of dynamic memory protection" title="" id="89" name="Picture"/>
             <a:graphic>
               <a:graphicData uri="http://schemas.openxmlformats.org/drawingml/2006/picture">
                 <pic:pic>
                   <pic:nvPicPr>
-                    <pic:cNvPr descr="h06-13-bellek-koruma-katmanlari.png" id="87" name="Picture"/>
+                    <pic:cNvPr descr="h06-13-bellek-koruma-katmanlari.png" id="90" name="Picture"/>
                     <pic:cNvPicPr>
                       <a:picLocks noChangeArrowheads="1" noChangeAspect="1"/>
                     </pic:cNvPicPr>
                   </pic:nvPicPr>
                   <pic:blipFill>
-                    <a:blip r:embed="rId85"/>
+                    <a:blip r:embed="rId88"/>
                     <a:stretch>
                       <a:fillRect/>
                     </a:stretch>
@@ -17320,7 +17491,7 @@
                   <pic:spPr bwMode="auto">
                     <a:xfrm>
                       <a:off x="0" y="0"/>
-                      <a:ext cx="5759999" cy="2766688"/>
+                      <a:ext cx="5759999" cy="4258271"/>
                     </a:xfrm>
                     <a:prstGeom prst="rect">
                       <a:avLst/>
@@ -17339,7 +17510,7 @@
         </w:drawing>
       </w:r>
     </w:p>
-    <w:bookmarkStart w:id="88" w:name="what-does-an-attacker-do-with-memory"/>
+    <w:bookmarkStart w:id="91" w:name="what-does-an-attacker-do-with-memory"/>
     <w:p>
       <w:pPr>
         <w:pStyle w:val="Heading3"/>
@@ -17564,8 +17735,8 @@
         <w:t xml:space="preserve">of together with the debugger and hook detection from earlier sections.</w:t>
       </w:r>
     </w:p>
-    <w:bookmarkEnd w:id="88"/>
-    <w:bookmarkStart w:id="89" w:name="X117a050838c803977bbbf4589eea552376d9e10"/>
+    <w:bookmarkEnd w:id="91"/>
+    <w:bookmarkStart w:id="92" w:name="X117a050838c803977bbbf4589eea552376d9e10"/>
     <w:p>
       <w:pPr>
         <w:pStyle w:val="Heading3"/>
@@ -17603,7 +17774,7 @@
         <w:pStyle w:val="Compact"/>
         <w:numPr>
           <w:ilvl w:val="0"/>
-          <w:numId w:val="1033"/>
+          <w:numId w:val="1021"/>
         </w:numPr>
       </w:pPr>
       <w:r>
@@ -17631,7 +17802,7 @@
         <w:pStyle w:val="Compact"/>
         <w:numPr>
           <w:ilvl w:val="0"/>
-          <w:numId w:val="1033"/>
+          <w:numId w:val="1021"/>
         </w:numPr>
       </w:pPr>
       <w:r>
@@ -17659,7 +17830,7 @@
         <w:pStyle w:val="Compact"/>
         <w:numPr>
           <w:ilvl w:val="0"/>
-          <w:numId w:val="1033"/>
+          <w:numId w:val="1021"/>
         </w:numPr>
       </w:pPr>
       <w:r>
@@ -17705,7 +17876,7 @@
         <w:pStyle w:val="Compact"/>
         <w:numPr>
           <w:ilvl w:val="0"/>
-          <w:numId w:val="1033"/>
+          <w:numId w:val="1021"/>
         </w:numPr>
       </w:pPr>
       <w:r>
@@ -17725,11 +17896,22 @@
         <w:t xml:space="preserve"> </w:t>
       </w:r>
       <w:r>
-        <w:t xml:space="preserve">(Week 11). In the field’s shell matrix, this is the only shell left on the native side during a payment.</w:t>
-      </w:r>
-    </w:p>
-    <w:bookmarkEnd w:id="89"/>
-    <w:bookmarkStart w:id="90" w:name="X62398feffa120e79130bc2de1e14cfe82c3a581"/>
+        <w:t xml:space="preserve">(</w:t>
+      </w:r>
+      <w:hyperlink r:id="rId41">
+        <w:r>
+          <w:rPr>
+            <w:rStyle w:val="Hyperlink"/>
+          </w:rPr>
+          <w:t xml:space="preserve">Week 11</w:t>
+        </w:r>
+      </w:hyperlink>
+      <w:r>
+        <w:t xml:space="preserve">). In the field’s shell matrix, this is the only shell left on the native side during a payment.</w:t>
+      </w:r>
+    </w:p>
+    <w:bookmarkEnd w:id="92"/>
+    <w:bookmarkStart w:id="93" w:name="X62398feffa120e79130bc2de1e14cfe82c3a581"/>
     <w:p>
       <w:pPr>
         <w:pStyle w:val="Heading3"/>
@@ -18506,8 +18688,8 @@
         <w:t xml:space="preserve">their privilege) — which is why it should be considered together with the root indicator in Section 8.</w:t>
       </w:r>
     </w:p>
-    <w:bookmarkEnd w:id="90"/>
-    <w:bookmarkStart w:id="91" w:name="X0437395fb591b448fecdceec71f87592be6d6f3"/>
+    <w:bookmarkEnd w:id="93"/>
+    <w:bookmarkStart w:id="95" w:name="X0437395fb591b448fecdceec71f87592be6d6f3"/>
     <w:p>
       <w:pPr>
         <w:pStyle w:val="Heading3"/>
@@ -19255,7 +19437,21 @@
         <w:t xml:space="preserve"> </w:t>
       </w:r>
       <w:r>
-        <w:t xml:space="preserve">the attack. The same idea appears in Week 5’s device fingerprint being stored</w:t>
+        <w:t xml:space="preserve">the attack. The same idea appears in</w:t>
+      </w:r>
+      <w:r>
+        <w:t xml:space="preserve"> </w:t>
+      </w:r>
+      <w:hyperlink r:id="rId47">
+        <w:r>
+          <w:rPr>
+            <w:rStyle w:val="Hyperlink"/>
+          </w:rPr>
+          <w:t xml:space="preserve">Week 5</w:t>
+        </w:r>
+      </w:hyperlink>
+      <w:r>
+        <w:t xml:space="preserve">’s device fingerprint being stored</w:t>
       </w:r>
       <w:r>
         <w:t xml:space="preserve"> </w:t>
@@ -19282,11 +19478,28 @@
         <w:t xml:space="preserve">different places</w:t>
       </w:r>
       <w:r>
-        <w:t xml:space="preserve">, and in Week 2’s tamper-resistant log.</w:t>
-      </w:r>
-    </w:p>
-    <w:bookmarkEnd w:id="91"/>
-    <w:bookmarkStart w:id="92" w:name="X990b0e5def4ac315ff408c0bf11f05540ed49d9"/>
+        <w:t xml:space="preserve">, and in</w:t>
+      </w:r>
+      <w:r>
+        <w:t xml:space="preserve"> </w:t>
+      </w:r>
+      <w:hyperlink r:id="rId94">
+        <w:r>
+          <w:rPr>
+            <w:rStyle w:val="Hyperlink"/>
+          </w:rPr>
+          <w:t xml:space="preserve">Week 2’s</w:t>
+        </w:r>
+      </w:hyperlink>
+      <w:r>
+        <w:t xml:space="preserve"> </w:t>
+      </w:r>
+      <w:r>
+        <w:t xml:space="preserve">tamper-resistant log.</w:t>
+      </w:r>
+    </w:p>
+    <w:bookmarkEnd w:id="95"/>
+    <w:bookmarkStart w:id="96" w:name="X990b0e5def4ac315ff408c0bf11f05540ed49d9"/>
     <w:p>
       <w:pPr>
         <w:pStyle w:val="Heading3"/>
@@ -19966,8 +20179,8 @@
         <w:t xml:space="preserve">policy), and the check code is also brought under the scope of the integrity check.</w:t>
       </w:r>
     </w:p>
-    <w:bookmarkEnd w:id="92"/>
-    <w:bookmarkStart w:id="93" w:name="X62d49d9bb43b4b25fd0b53dc1edce1feea214af"/>
+    <w:bookmarkEnd w:id="96"/>
+    <w:bookmarkStart w:id="97" w:name="X62d49d9bb43b4b25fd0b53dc1edce1feea214af"/>
     <w:p>
       <w:pPr>
         <w:pStyle w:val="Heading3"/>
@@ -20001,7 +20214,7 @@
         <w:pStyle w:val="Compact"/>
         <w:numPr>
           <w:ilvl w:val="0"/>
-          <w:numId w:val="1034"/>
+          <w:numId w:val="1022"/>
         </w:numPr>
       </w:pPr>
       <w:r>
@@ -20029,7 +20242,7 @@
         <w:pStyle w:val="Compact"/>
         <w:numPr>
           <w:ilvl w:val="0"/>
-          <w:numId w:val="1034"/>
+          <w:numId w:val="1022"/>
         </w:numPr>
       </w:pPr>
       <w:r>
@@ -20051,7 +20264,7 @@
         <w:pStyle w:val="Compact"/>
         <w:numPr>
           <w:ilvl w:val="0"/>
-          <w:numId w:val="1034"/>
+          <w:numId w:val="1022"/>
         </w:numPr>
       </w:pPr>
       <w:r>
@@ -20161,9 +20374,9 @@
         </w:pict>
       </w:r>
     </w:p>
-    <w:bookmarkEnd w:id="93"/>
-    <w:bookmarkEnd w:id="94"/>
-    <w:bookmarkStart w:id="104" w:name="X83b588c1648bd118113ee189aa98557100f0094"/>
+    <w:bookmarkEnd w:id="97"/>
+    <w:bookmarkEnd w:id="98"/>
+    <w:bookmarkStart w:id="109" w:name="X83b588c1648bd118113ee189aa98557100f0094"/>
     <w:p>
       <w:pPr>
         <w:pStyle w:val="Heading2"/>
@@ -20179,20 +20392,20 @@
       <w:r>
         <w:drawing>
           <wp:inline>
-            <wp:extent cx="5759999" cy="2283460"/>
+            <wp:extent cx="5759999" cy="2014615"/>
             <wp:effectExtent b="0" l="0" r="0" t="0"/>
-            <wp:docPr descr="From a root indicator to a graded response" title="" id="96" name="Picture"/>
+            <wp:docPr descr="From a root indicator to a graded response" title="" id="100" name="Picture"/>
             <a:graphic>
               <a:graphicData uri="http://schemas.openxmlformats.org/drawingml/2006/picture">
                 <pic:pic>
                   <pic:nvPicPr>
-                    <pic:cNvPr descr="h06-14-kok-gosterge-karar.png" id="97" name="Picture"/>
+                    <pic:cNvPr descr="h06-14-kok-gosterge-karar.png" id="101" name="Picture"/>
                     <pic:cNvPicPr>
                       <a:picLocks noChangeArrowheads="1" noChangeAspect="1"/>
                     </pic:cNvPicPr>
                   </pic:nvPicPr>
                   <pic:blipFill>
-                    <a:blip r:embed="rId95"/>
+                    <a:blip r:embed="rId99"/>
                     <a:stretch>
                       <a:fillRect/>
                     </a:stretch>
@@ -20200,7 +20413,7 @@
                   <pic:spPr bwMode="auto">
                     <a:xfrm>
                       <a:off x="0" y="0"/>
-                      <a:ext cx="5759999" cy="2283460"/>
+                      <a:ext cx="5759999" cy="2014615"/>
                     </a:xfrm>
                     <a:prstGeom prst="rect">
                       <a:avLst/>
@@ -20219,7 +20432,7 @@
         </w:drawing>
       </w:r>
     </w:p>
-    <w:bookmarkStart w:id="98" w:name="root-privileged-environment-indicator"/>
+    <w:bookmarkStart w:id="102" w:name="root-privileged-environment-indicator"/>
     <w:p>
       <w:pPr>
         <w:pStyle w:val="Heading3"/>
@@ -20233,13 +20446,51 @@
         <w:pStyle w:val="FirstParagraph"/>
       </w:pPr>
       <w:r>
-        <w:t xml:space="preserve">On a rooted (or jailbroken) device, an application’s security assumptions collapse: any process can read memory,</w:t>
-      </w:r>
-      <w:r>
-        <w:t xml:space="preserve"> </w:t>
-      </w:r>
-      <w:r>
-        <w:t xml:space="preserve">file-system protections are bypassed. RASP looks at root indicators (Catalogue K4/K5): the presence of the</w:t>
+        <w:rPr>
+          <w:b/>
+          <w:bCs/>
+        </w:rPr>
+        <w:t xml:space="preserve">Root</w:t>
+      </w:r>
+      <w:r>
+        <w:t xml:space="preserve"> </w:t>
+      </w:r>
+      <w:r>
+        <w:t xml:space="preserve">is full privilege on a device, normally restricted;</w:t>
+      </w:r>
+      <w:r>
+        <w:t xml:space="preserve"> </w:t>
+      </w:r>
+      <w:r>
+        <w:rPr>
+          <w:b/>
+          <w:bCs/>
+        </w:rPr>
+        <w:t xml:space="preserve">jailbreak</w:t>
+      </w:r>
+      <w:r>
+        <w:t xml:space="preserve"> </w:t>
+      </w:r>
+      <w:r>
+        <w:t xml:space="preserve">is the name for forcing that same</w:t>
+      </w:r>
+      <w:r>
+        <w:t xml:space="preserve"> </w:t>
+      </w:r>
+      <w:r>
+        <w:t xml:space="preserve">privilege open on a closed system like iOS. On a rooted (or jailbroken) device, an application’s security</w:t>
+      </w:r>
+      <w:r>
+        <w:t xml:space="preserve"> </w:t>
+      </w:r>
+      <w:r>
+        <w:t xml:space="preserve">assumptions collapse: any process can read memory, file-system protections are bypassed. RASP looks at root</w:t>
+      </w:r>
+      <w:r>
+        <w:t xml:space="preserve"> </w:t>
+      </w:r>
+      <w:r>
+        <w:t xml:space="preserve">indicators (Catalogue K4/K5): the presence of the</w:t>
       </w:r>
       <w:r>
         <w:t xml:space="preserve"> </w:t>
@@ -20592,8 +20843,8 @@
         <w:t xml:space="preserve">scan — still, it should be added to the risk score in Section 8.1.1 rather than deciding on its own.</w:t>
       </w:r>
     </w:p>
-    <w:bookmarkEnd w:id="98"/>
-    <w:bookmarkStart w:id="99" w:name="X76ebfecf11a6845bf948282a75ffa05898ad27f"/>
+    <w:bookmarkEnd w:id="102"/>
+    <w:bookmarkStart w:id="103" w:name="X76ebfecf11a6845bf948282a75ffa05898ad27f"/>
     <w:p>
       <w:pPr>
         <w:pStyle w:val="Heading3"/>
@@ -20869,8 +21120,8 @@
         <w:t xml:space="preserve">claim.</w:t>
       </w:r>
     </w:p>
-    <w:bookmarkEnd w:id="99"/>
-    <w:bookmarkStart w:id="100" w:name="X43358c5c853ec08d3d68cc79ea12e0c6b244f51"/>
+    <w:bookmarkEnd w:id="103"/>
+    <w:bookmarkStart w:id="104" w:name="X43358c5c853ec08d3d68cc79ea12e0c6b244f51"/>
     <w:p>
       <w:pPr>
         <w:pStyle w:val="Heading3"/>
@@ -21327,8 +21578,8 @@
         <w:t xml:space="preserve">first (e.g., reject high-value operations, accept low-value ones).</w:t>
       </w:r>
     </w:p>
-    <w:bookmarkEnd w:id="100"/>
-    <w:bookmarkStart w:id="101" w:name="Xe8101b4efeb83f09b4edad32b7d17b20aa61cea"/>
+    <w:bookmarkEnd w:id="104"/>
+    <w:bookmarkStart w:id="105" w:name="Xe8101b4efeb83f09b4edad32b7d17b20aa61cea"/>
     <w:p>
       <w:pPr>
         <w:pStyle w:val="Heading3"/>
@@ -21398,8 +21649,8 @@
         <w:t xml:space="preserve">(Catalogue K2/K3/K6).</w:t>
       </w:r>
     </w:p>
-    <w:bookmarkEnd w:id="101"/>
-    <w:bookmarkStart w:id="102" w:name="Xa552da3d4557b3b4271740ce84a28206911a97d"/>
+    <w:bookmarkEnd w:id="105"/>
+    <w:bookmarkStart w:id="107" w:name="Xa552da3d4557b3b4271740ce84a28206911a97d"/>
     <w:p>
       <w:pPr>
         <w:pStyle w:val="Heading3"/>
@@ -21583,7 +21834,21 @@
         <w:t xml:space="preserve"> </w:t>
       </w:r>
       <w:r>
-        <w:t xml:space="preserve">signature (see the digital signature in Week 3): the verifier</w:t>
+        <w:t xml:space="preserve">signature (see the digital signature in</w:t>
+      </w:r>
+      <w:r>
+        <w:t xml:space="preserve"> </w:t>
+      </w:r>
+      <w:hyperlink r:id="rId27">
+        <w:r>
+          <w:rPr>
+            <w:rStyle w:val="Hyperlink"/>
+          </w:rPr>
+          <w:t xml:space="preserve">Week 3</w:t>
+        </w:r>
+      </w:hyperlink>
+      <w:r>
+        <w:t xml:space="preserve">): the verifier</w:t>
       </w:r>
       <w:r>
         <w:t xml:space="preserve"> </w:t>
@@ -21642,20 +21907,27 @@
         <w:t xml:space="preserve"> </w:t>
       </w:r>
       <w:r>
-        <w:t xml:space="preserve">and certificate chains</w:t>
-      </w:r>
-      <w:r>
-        <w:t xml:space="preserve"> </w:t>
-      </w:r>
-      <w:r>
-        <w:rPr>
-          <w:b/>
-          <w:bCs/>
-        </w:rPr>
-        <w:t xml:space="preserve">in Week 10</w:t>
-      </w:r>
-      <w:r>
-        <w:t xml:space="preserve">. The principle is the same:</w:t>
+        <w:t xml:space="preserve">and certificate chains in</w:t>
+      </w:r>
+      <w:r>
+        <w:t xml:space="preserve"> </w:t>
+      </w:r>
+      <w:hyperlink r:id="rId106">
+        <w:r>
+          <w:rPr>
+            <w:rStyle w:val="Hyperlink"/>
+          </w:rPr>
+          <w:t xml:space="preserve">Week 10</w:t>
+        </w:r>
+      </w:hyperlink>
+      <w:r>
+        <w:t xml:space="preserve">. The</w:t>
+      </w:r>
+      <w:r>
+        <w:t xml:space="preserve"> </w:t>
+      </w:r>
+      <w:r>
+        <w:t xml:space="preserve">principle is the same:</w:t>
       </w:r>
       <w:r>
         <w:t xml:space="preserve"> </w:t>
@@ -21671,17 +21943,11 @@
         <w:t xml:space="preserve"> </w:t>
       </w:r>
       <w:r>
-        <w:t xml:space="preserve">verification before</w:t>
-      </w:r>
-      <w:r>
-        <w:t xml:space="preserve"> </w:t>
-      </w:r>
-      <w:r>
-        <w:t xml:space="preserve">loading.</w:t>
-      </w:r>
-    </w:p>
-    <w:bookmarkEnd w:id="102"/>
-    <w:bookmarkStart w:id="103" w:name="X4137dd7a717a181e250fe13f1e9fb8ece5e94d1"/>
+        <w:t xml:space="preserve">verification before loading.</w:t>
+      </w:r>
+    </w:p>
+    <w:bookmarkEnd w:id="107"/>
+    <w:bookmarkStart w:id="108" w:name="X4137dd7a717a181e250fe13f1e9fb8ece5e94d1"/>
     <w:p>
       <w:pPr>
         <w:pStyle w:val="Heading3"/>
@@ -22185,9 +22451,9 @@
         </w:pict>
       </w:r>
     </w:p>
-    <w:bookmarkEnd w:id="103"/>
-    <w:bookmarkEnd w:id="104"/>
-    <w:bookmarkStart w:id="110" w:name="X04d22f92096f16777fbabd88e4b7625b40bfa4c"/>
+    <w:bookmarkEnd w:id="108"/>
+    <w:bookmarkEnd w:id="109"/>
+    <w:bookmarkStart w:id="115" w:name="X04d22f92096f16777fbabd88e4b7625b40bfa4c"/>
     <w:p>
       <w:pPr>
         <w:pStyle w:val="Heading2"/>
@@ -22388,20 +22654,20 @@
       <w:r>
         <w:drawing>
           <wp:inline>
-            <wp:extent cx="5759999" cy="2283460"/>
+            <wp:extent cx="5759999" cy="2984953"/>
             <wp:effectExtent b="0" l="0" r="0" t="0"/>
-            <wp:docPr descr="Catching a skipped check with a control-flow counter" title="" id="106" name="Picture"/>
+            <wp:docPr descr="Catching a skipped check with a control-flow counter" title="" id="111" name="Picture"/>
             <a:graphic>
               <a:graphicData uri="http://schemas.openxmlformats.org/drawingml/2006/picture">
                 <pic:pic>
                   <pic:nvPicPr>
-                    <pic:cNvPr descr="h06-04-akis-sayaci.png" id="107" name="Picture"/>
+                    <pic:cNvPr descr="h06-04-akis-sayaci.png" id="112" name="Picture"/>
                     <pic:cNvPicPr>
                       <a:picLocks noChangeArrowheads="1" noChangeAspect="1"/>
                     </pic:cNvPicPr>
                   </pic:nvPicPr>
                   <pic:blipFill>
-                    <a:blip r:embed="rId105"/>
+                    <a:blip r:embed="rId110"/>
                     <a:stretch>
                       <a:fillRect/>
                     </a:stretch>
@@ -22409,7 +22675,7 @@
                   <pic:spPr bwMode="auto">
                     <a:xfrm>
                       <a:off x="0" y="0"/>
-                      <a:ext cx="5759999" cy="2283460"/>
+                      <a:ext cx="5759999" cy="2984953"/>
                     </a:xfrm>
                     <a:prstGeom prst="rect">
                       <a:avLst/>
@@ -22489,7 +22755,7 @@
         <w:t xml:space="preserve">patch is useless.</w:t>
       </w:r>
     </w:p>
-    <w:bookmarkStart w:id="108" w:name="X590e67aea07c506eac0b83e9314dc24e1905ac0"/>
+    <w:bookmarkStart w:id="113" w:name="X590e67aea07c506eac0b83e9314dc24e1905ac0"/>
     <w:p>
       <w:pPr>
         <w:pStyle w:val="Heading3"/>
@@ -23201,8 +23467,8 @@
         <w:t xml:space="preserve">is inconsistent, it’s noticed in the log, but none of them alone can change the authorization decision.</w:t>
       </w:r>
     </w:p>
-    <w:bookmarkEnd w:id="108"/>
-    <w:bookmarkStart w:id="109" w:name="X881b97e0098369dcca6d70b557859116bc33c3b"/>
+    <w:bookmarkEnd w:id="113"/>
+    <w:bookmarkStart w:id="114" w:name="X881b97e0098369dcca6d70b557859116bc33c3b"/>
     <w:p>
       <w:pPr>
         <w:pStyle w:val="Heading3"/>
@@ -24807,7 +25073,7 @@
         <w:pStyle w:val="Compact"/>
         <w:numPr>
           <w:ilvl w:val="0"/>
-          <w:numId w:val="1035"/>
+          <w:numId w:val="1023"/>
         </w:numPr>
       </w:pPr>
       <w:r>
@@ -24831,7 +25097,7 @@
         <w:pStyle w:val="Compact"/>
         <w:numPr>
           <w:ilvl w:val="0"/>
-          <w:numId w:val="1036"/>
+          <w:numId w:val="1024"/>
         </w:numPr>
       </w:pPr>
       <w:r>
@@ -24859,7 +25125,7 @@
         <w:pStyle w:val="Compact"/>
         <w:numPr>
           <w:ilvl w:val="0"/>
-          <w:numId w:val="1037"/>
+          <w:numId w:val="1025"/>
         </w:numPr>
       </w:pPr>
       <w:r>
@@ -24871,7 +25137,7 @@
         <w:pStyle w:val="Compact"/>
         <w:numPr>
           <w:ilvl w:val="0"/>
-          <w:numId w:val="1038"/>
+          <w:numId w:val="1026"/>
         </w:numPr>
       </w:pPr>
       <w:r>
@@ -24898,9 +25164,9 @@
         </w:pict>
       </w:r>
     </w:p>
-    <w:bookmarkEnd w:id="109"/>
-    <w:bookmarkEnd w:id="110"/>
-    <w:bookmarkStart w:id="123" w:name="Xf449d92c1d4d499ed4ea5ffd98acfab382c57e3"/>
+    <w:bookmarkEnd w:id="114"/>
+    <w:bookmarkEnd w:id="115"/>
+    <w:bookmarkStart w:id="128" w:name="Xf449d92c1d4d499ed4ea5ffd98acfab382c57e3"/>
     <w:p>
       <w:pPr>
         <w:pStyle w:val="Heading2"/>
@@ -24993,20 +25259,20 @@
       <w:r>
         <w:drawing>
           <wp:inline>
-            <wp:extent cx="5759999" cy="2283460"/>
+            <wp:extent cx="5759999" cy="1944751"/>
             <wp:effectExtent b="0" l="0" r="0" t="0"/>
-            <wp:docPr descr="Preventing copying with device binding" title="" id="112" name="Picture"/>
+            <wp:docPr descr="Preventing copying with device binding" title="" id="117" name="Picture"/>
             <a:graphic>
               <a:graphicData uri="http://schemas.openxmlformats.org/drawingml/2006/picture">
                 <pic:pic>
                   <pic:nvPicPr>
-                    <pic:cNvPr descr="h06-12-cihaz-baglama.png" id="113" name="Picture"/>
+                    <pic:cNvPr descr="h06-12-cihaz-baglama.png" id="118" name="Picture"/>
                     <pic:cNvPicPr>
                       <a:picLocks noChangeArrowheads="1" noChangeAspect="1"/>
                     </pic:cNvPicPr>
                   </pic:nvPicPr>
                   <pic:blipFill>
-                    <a:blip r:embed="rId111"/>
+                    <a:blip r:embed="rId116"/>
                     <a:stretch>
                       <a:fillRect/>
                     </a:stretch>
@@ -25014,7 +25280,7 @@
                   <pic:spPr bwMode="auto">
                     <a:xfrm>
                       <a:off x="0" y="0"/>
-                      <a:ext cx="5759999" cy="2283460"/>
+                      <a:ext cx="5759999" cy="1944751"/>
                     </a:xfrm>
                     <a:prstGeom prst="rect">
                       <a:avLst/>
@@ -25040,20 +25306,20 @@
       <w:r>
         <w:drawing>
           <wp:inline>
-            <wp:extent cx="5759999" cy="2585921"/>
+            <wp:extent cx="5759999" cy="3723963"/>
             <wp:effectExtent b="0" l="0" r="0" t="0"/>
-            <wp:docPr descr="Response policy options" title="" id="115" name="Picture"/>
+            <wp:docPr descr="Response policy options" title="" id="120" name="Picture"/>
             <a:graphic>
               <a:graphicData uri="http://schemas.openxmlformats.org/drawingml/2006/picture">
                 <pic:pic>
                   <pic:nvPicPr>
-                    <pic:cNvPr descr="h06-11-tepki.png" id="116" name="Picture"/>
+                    <pic:cNvPr descr="h06-11-tepki.png" id="121" name="Picture"/>
                     <pic:cNvPicPr>
                       <a:picLocks noChangeArrowheads="1" noChangeAspect="1"/>
                     </pic:cNvPicPr>
                   </pic:nvPicPr>
                   <pic:blipFill>
-                    <a:blip r:embed="rId114"/>
+                    <a:blip r:embed="rId119"/>
                     <a:stretch>
                       <a:fillRect/>
                     </a:stretch>
@@ -25061,7 +25327,7 @@
                   <pic:spPr bwMode="auto">
                     <a:xfrm>
                       <a:off x="0" y="0"/>
-                      <a:ext cx="5759999" cy="2585921"/>
+                      <a:ext cx="5759999" cy="3723963"/>
                     </a:xfrm>
                     <a:prstGeom prst="rect">
                       <a:avLst/>
@@ -25389,13 +25655,24 @@
         <w:t xml:space="preserve"> </w:t>
       </w:r>
       <w:r>
-        <w:t xml:space="preserve">(the innermost shell of Week 3 Demo 9) becomes part of RASP here: the valuable secret is</w:t>
-      </w:r>
-      <w:r>
-        <w:t xml:space="preserve"> </w:t>
-      </w:r>
-      <w:r>
-        <w:t xml:space="preserve">wrapped with a key derived, via</w:t>
+        <w:t xml:space="preserve">(</w:t>
+      </w:r>
+      <w:hyperlink r:id="rId29">
+        <w:r>
+          <w:rPr>
+            <w:rStyle w:val="Hyperlink"/>
+          </w:rPr>
+          <w:t xml:space="preserve">Week 3, §13.1</w:t>
+        </w:r>
+      </w:hyperlink>
+      <w:r>
+        <w:t xml:space="preserve">, the innermost shell of Demo 9)</w:t>
+      </w:r>
+      <w:r>
+        <w:t xml:space="preserve"> </w:t>
+      </w:r>
+      <w:r>
+        <w:t xml:space="preserve">becomes part of RASP here: the valuable secret is wrapped with a key derived, via</w:t>
       </w:r>
       <w:r>
         <w:t xml:space="preserve"> </w:t>
@@ -25408,13 +25685,19 @@
         <w:t xml:space="preserve">HKDF</w:t>
       </w:r>
       <w:r>
-        <w:t xml:space="preserve">, from the device fingerprint and the version string. Even if the phone is</w:t>
-      </w:r>
-      <w:r>
-        <w:t xml:space="preserve"> </w:t>
-      </w:r>
-      <w:r>
-        <w:t xml:space="preserve">cloned and the files copied to another device, the key comes out different and the secret</w:t>
+        <w:t xml:space="preserve">, from the device</w:t>
+      </w:r>
+      <w:r>
+        <w:t xml:space="preserve"> </w:t>
+      </w:r>
+      <w:r>
+        <w:t xml:space="preserve">fingerprint and the version string. Even if the phone is cloned and the files copied to another device, the key</w:t>
+      </w:r>
+      <w:r>
+        <w:t xml:space="preserve"> </w:t>
+      </w:r>
+      <w:r>
+        <w:t xml:space="preserve">comes out different and the secret</w:t>
       </w:r>
       <w:r>
         <w:t xml:space="preserve"> </w:t>
@@ -25430,7 +25713,7 @@
         <w:t xml:space="preserve">.</w:t>
       </w:r>
     </w:p>
-    <w:bookmarkStart w:id="117" w:name="X6506762d66a8adaf15874831891cf872f4b11b4"/>
+    <w:bookmarkStart w:id="122" w:name="X6506762d66a8adaf15874831891cf872f4b11b4"/>
     <w:p>
       <w:pPr>
         <w:pStyle w:val="Heading3"/>
@@ -25506,7 +25789,21 @@
         <w:t xml:space="preserve"> </w:t>
       </w:r>
       <w:r>
-        <w:t xml:space="preserve">we saw in Week 3; here</w:t>
+        <w:t xml:space="preserve">we saw in</w:t>
+      </w:r>
+      <w:r>
+        <w:t xml:space="preserve"> </w:t>
+      </w:r>
+      <w:hyperlink r:id="rId28">
+        <w:r>
+          <w:rPr>
+            <w:rStyle w:val="Hyperlink"/>
+          </w:rPr>
+          <w:t xml:space="preserve">Week 3</w:t>
+        </w:r>
+      </w:hyperlink>
+      <w:r>
+        <w:t xml:space="preserve">; here</w:t>
       </w:r>
       <w:r>
         <w:t xml:space="preserve"> </w:t>
@@ -26517,8 +26814,8 @@
         <w:t xml:space="preserve">, even if the files are copied to another device.</w:t>
       </w:r>
     </w:p>
-    <w:bookmarkEnd w:id="117"/>
-    <w:bookmarkStart w:id="118" w:name="Xfea3e3441c3239ac6a55d4b9f862896ec9178c9"/>
+    <w:bookmarkEnd w:id="122"/>
+    <w:bookmarkStart w:id="123" w:name="Xfea3e3441c3239ac6a55d4b9f862896ec9178c9"/>
     <w:p>
       <w:pPr>
         <w:pStyle w:val="Heading3"/>
@@ -26794,8 +27091,8 @@
         <w:t xml:space="preserve">(device binding), merged with RASP.</w:t>
       </w:r>
     </w:p>
-    <w:bookmarkEnd w:id="118"/>
-    <w:bookmarkStart w:id="122" w:name="X55cb507d7cda21647e2a496af0b03908a65fb99"/>
+    <w:bookmarkEnd w:id="123"/>
+    <w:bookmarkStart w:id="127" w:name="X55cb507d7cda21647e2a496af0b03908a65fb99"/>
     <w:p>
       <w:pPr>
         <w:pStyle w:val="Heading3"/>
@@ -27360,20 +27657,20 @@
       <w:r>
         <w:drawing>
           <wp:inline>
-            <wp:extent cx="5759999" cy="2377094"/>
+            <wp:extent cx="5759999" cy="2529146"/>
             <wp:effectExtent b="0" l="0" r="0" t="0"/>
-            <wp:docPr descr="The RASP engine’s decision flow at every critical operation" title="" id="120" name="Picture"/>
+            <wp:docPr descr="The RASP engine’s decision flow at every critical operation" title="" id="125" name="Picture"/>
             <a:graphic>
               <a:graphicData uri="http://schemas.openxmlformats.org/drawingml/2006/picture">
                 <pic:pic>
                   <pic:nvPicPr>
-                    <pic:cNvPr descr="h06-05-rasp-motoru.png" id="121" name="Picture"/>
+                    <pic:cNvPr descr="h06-05-rasp-motoru.png" id="126" name="Picture"/>
                     <pic:cNvPicPr>
                       <a:picLocks noChangeArrowheads="1" noChangeAspect="1"/>
                     </pic:cNvPicPr>
                   </pic:nvPicPr>
                   <pic:blipFill>
-                    <a:blip r:embed="rId119"/>
+                    <a:blip r:embed="rId124"/>
                     <a:stretch>
                       <a:fillRect/>
                     </a:stretch>
@@ -27381,7 +27678,7 @@
                   <pic:spPr bwMode="auto">
                     <a:xfrm>
                       <a:off x="0" y="0"/>
-                      <a:ext cx="5759999" cy="2377094"/>
+                      <a:ext cx="5759999" cy="2529146"/>
                     </a:xfrm>
                     <a:prstGeom prst="rect">
                       <a:avLst/>
@@ -27580,9 +27877,9 @@
         </w:pict>
       </w:r>
     </w:p>
-    <w:bookmarkEnd w:id="122"/>
-    <w:bookmarkEnd w:id="123"/>
-    <w:bookmarkStart w:id="127" w:name="rasps-limits-and-ethics"/>
+    <w:bookmarkEnd w:id="127"/>
+    <w:bookmarkEnd w:id="128"/>
+    <w:bookmarkStart w:id="132" w:name="rasps-limits-and-ethics"/>
     <w:p>
       <w:pPr>
         <w:pStyle w:val="Heading2"/>
@@ -27598,20 +27895,20 @@
       <w:r>
         <w:drawing>
           <wp:inline>
-            <wp:extent cx="5759999" cy="2574688"/>
+            <wp:extent cx="5759999" cy="2447006"/>
             <wp:effectExtent b="0" l="0" r="0" t="0"/>
-            <wp:docPr descr="What RASP promises, and what it doesn’t" title="" id="125" name="Picture"/>
+            <wp:docPr descr="What RASP promises, and what it doesn’t" title="" id="130" name="Picture"/>
             <a:graphic>
               <a:graphicData uri="http://schemas.openxmlformats.org/drawingml/2006/picture">
                 <pic:pic>
                   <pic:nvPicPr>
-                    <pic:cNvPr descr="h06-15-rasp-sinirlari.png" id="126" name="Picture"/>
+                    <pic:cNvPr descr="h06-15-rasp-sinirlari.png" id="131" name="Picture"/>
                     <pic:cNvPicPr>
                       <a:picLocks noChangeArrowheads="1" noChangeAspect="1"/>
                     </pic:cNvPicPr>
                   </pic:nvPicPr>
                   <pic:blipFill>
-                    <a:blip r:embed="rId124"/>
+                    <a:blip r:embed="rId129"/>
                     <a:stretch>
                       <a:fillRect/>
                     </a:stretch>
@@ -27619,7 +27916,7 @@
                   <pic:spPr bwMode="auto">
                     <a:xfrm>
                       <a:off x="0" y="0"/>
-                      <a:ext cx="5759999" cy="2574688"/>
+                      <a:ext cx="5759999" cy="2447006"/>
                     </a:xfrm>
                     <a:prstGeom prst="rect">
                       <a:avLst/>
@@ -27895,7 +28192,21 @@
         <w:t xml:space="preserve">asset</w:t>
       </w:r>
       <w:r>
-        <w:t xml:space="preserve">: put it on critical operations (payment, key use), not on every function. This is Week 1’s</w:t>
+        <w:t xml:space="preserve">: put it on critical operations (payment, key use), not on every function. This is</w:t>
+      </w:r>
+      <w:r>
+        <w:t xml:space="preserve"> </w:t>
+      </w:r>
+      <w:hyperlink r:id="rId20">
+        <w:r>
+          <w:rPr>
+            <w:rStyle w:val="Hyperlink"/>
+          </w:rPr>
+          <w:t xml:space="preserve">Week 1</w:t>
+        </w:r>
+      </w:hyperlink>
+      <w:r>
+        <w:t xml:space="preserve">’s</w:t>
       </w:r>
       <w:r>
         <w:t xml:space="preserve"> </w:t>
@@ -27989,8 +28300,8 @@
         </w:pict>
       </w:r>
     </w:p>
-    <w:bookmarkEnd w:id="127"/>
-    <w:bookmarkStart w:id="128" w:name="term-project-this-week"/>
+    <w:bookmarkEnd w:id="132"/>
+    <w:bookmarkStart w:id="135" w:name="term-project-this-week"/>
     <w:p>
       <w:pPr>
         <w:pStyle w:val="Heading2"/>
@@ -28042,7 +28353,18 @@
         <w:t xml:space="preserve"> </w:t>
       </w:r>
       <w:r>
-        <w:t xml:space="preserve">(Week 7) and</w:t>
+        <w:t xml:space="preserve">(</w:t>
+      </w:r>
+      <w:hyperlink r:id="rId133">
+        <w:r>
+          <w:rPr>
+            <w:rStyle w:val="Hyperlink"/>
+          </w:rPr>
+          <w:t xml:space="preserve">Week 7</w:t>
+        </w:r>
+      </w:hyperlink>
+      <w:r>
+        <w:t xml:space="preserve">) and</w:t>
       </w:r>
       <w:r>
         <w:t xml:space="preserve"> </w:t>
@@ -28058,7 +28380,18 @@
         <w:t xml:space="preserve"> </w:t>
       </w:r>
       <w:r>
-        <w:t xml:space="preserve">(Week 8,</w:t>
+        <w:t xml:space="preserve">(</w:t>
+      </w:r>
+      <w:hyperlink r:id="rId134">
+        <w:r>
+          <w:rPr>
+            <w:rStyle w:val="Hyperlink"/>
+          </w:rPr>
+          <w:t xml:space="preserve">Week 8</w:t>
+        </w:r>
+      </w:hyperlink>
+      <w:r>
+        <w:t xml:space="preserve">,</w:t>
       </w:r>
       <w:r>
         <w:t xml:space="preserve"> </w:t>
@@ -28118,7 +28451,7 @@
         <w:pStyle w:val="Compact"/>
         <w:numPr>
           <w:ilvl w:val="0"/>
-          <w:numId w:val="1039"/>
+          <w:numId w:val="1027"/>
         </w:numPr>
       </w:pPr>
       <w:r>
@@ -28159,7 +28492,7 @@
         <w:pStyle w:val="Compact"/>
         <w:numPr>
           <w:ilvl w:val="0"/>
-          <w:numId w:val="1040"/>
+          <w:numId w:val="1028"/>
         </w:numPr>
       </w:pPr>
       <w:r>
@@ -28837,8 +29170,8 @@
         </w:pict>
       </w:r>
     </w:p>
-    <w:bookmarkEnd w:id="128"/>
-    <w:bookmarkStart w:id="129" w:name="class-activities"/>
+    <w:bookmarkEnd w:id="135"/>
+    <w:bookmarkStart w:id="136" w:name="class-activities"/>
     <w:p>
       <w:pPr>
         <w:pStyle w:val="Heading2"/>
@@ -29161,8 +29494,8 @@
         </w:pict>
       </w:r>
     </w:p>
-    <w:bookmarkEnd w:id="129"/>
-    <w:bookmarkStart w:id="130" w:name="code-reading-exercises"/>
+    <w:bookmarkEnd w:id="136"/>
+    <w:bookmarkStart w:id="137" w:name="code-reading-exercises"/>
     <w:p>
       <w:pPr>
         <w:pStyle w:val="Heading2"/>
@@ -30131,8 +30464,8 @@
         </w:pict>
       </w:r>
     </w:p>
-    <w:bookmarkEnd w:id="130"/>
-    <w:bookmarkStart w:id="131" w:name="on-your-own"/>
+    <w:bookmarkEnd w:id="137"/>
+    <w:bookmarkStart w:id="138" w:name="on-your-own"/>
     <w:p>
       <w:pPr>
         <w:pStyle w:val="Heading2"/>
@@ -30781,8 +31114,8 @@
         </w:pict>
       </w:r>
     </w:p>
-    <w:bookmarkEnd w:id="131"/>
-    <w:bookmarkStart w:id="132" w:name="self-check"/>
+    <w:bookmarkEnd w:id="138"/>
+    <w:bookmarkStart w:id="139" w:name="self-check"/>
     <w:p>
       <w:pPr>
         <w:pStyle w:val="Heading2"/>
@@ -30901,7 +31234,18 @@
         <w:t xml:space="preserve"> </w:t>
       </w:r>
       <w:r>
-        <w:t xml:space="preserve">attach a debugger. The same assumption as white box (Week 11).</w:t>
+        <w:t xml:space="preserve">attach a debugger. The same assumption as white box (</w:t>
+      </w:r>
+      <w:hyperlink r:id="rId41">
+        <w:r>
+          <w:rPr>
+            <w:rStyle w:val="Hyperlink"/>
+          </w:rPr>
+          <w:t xml:space="preserve">Week 11</w:t>
+        </w:r>
+      </w:hyperlink>
+      <w:r>
+        <w:t xml:space="preserve">).</w:t>
       </w:r>
     </w:p>
     <w:p>
@@ -31333,7 +31677,21 @@
         <w:t xml:space="preserve"> </w:t>
       </w:r>
       <w:r>
-        <w:t xml:space="preserve">HKDF(device fingerprint)+AES-GCM; the innermost layer of Week 3’s security shell.</w:t>
+        <w:t xml:space="preserve">HKDF(device fingerprint)+AES-GCM; the innermost layer of</w:t>
+      </w:r>
+      <w:r>
+        <w:t xml:space="preserve"> </w:t>
+      </w:r>
+      <w:hyperlink r:id="rId21">
+        <w:r>
+          <w:rPr>
+            <w:rStyle w:val="Hyperlink"/>
+          </w:rPr>
+          <w:t xml:space="preserve">Week 3</w:t>
+        </w:r>
+      </w:hyperlink>
+      <w:r>
+        <w:t xml:space="preserve">’s security shell.</w:t>
       </w:r>
     </w:p>
     <w:p>
@@ -32156,8 +32514,8 @@
         </w:pict>
       </w:r>
     </w:p>
-    <w:bookmarkEnd w:id="132"/>
-    <w:bookmarkStart w:id="133" w:name="quiz-1-style-sample-questions"/>
+    <w:bookmarkEnd w:id="139"/>
+    <w:bookmarkStart w:id="140" w:name="quiz-1-style-sample-questions"/>
     <w:p>
       <w:pPr>
         <w:pStyle w:val="Heading2"/>
@@ -32183,7 +32541,7 @@
         <w:pStyle w:val="Compact"/>
         <w:numPr>
           <w:ilvl w:val="0"/>
-          <w:numId w:val="1041"/>
+          <w:numId w:val="1029"/>
         </w:numPr>
       </w:pPr>
       <w:r>
@@ -32211,7 +32569,7 @@
         <w:pStyle w:val="Compact"/>
         <w:numPr>
           <w:ilvl w:val="1"/>
-          <w:numId w:val="1042"/>
+          <w:numId w:val="1030"/>
         </w:numPr>
       </w:pPr>
       <w:r>
@@ -32239,7 +32597,7 @@
         <w:pStyle w:val="Compact"/>
         <w:numPr>
           <w:ilvl w:val="0"/>
-          <w:numId w:val="1041"/>
+          <w:numId w:val="1029"/>
         </w:numPr>
       </w:pPr>
       <w:r>
@@ -32279,7 +32637,7 @@
         <w:pStyle w:val="Compact"/>
         <w:numPr>
           <w:ilvl w:val="0"/>
-          <w:numId w:val="1041"/>
+          <w:numId w:val="1029"/>
         </w:numPr>
       </w:pPr>
       <w:r>
@@ -32324,7 +32682,7 @@
         <w:pStyle w:val="Compact"/>
         <w:numPr>
           <w:ilvl w:val="0"/>
-          <w:numId w:val="1041"/>
+          <w:numId w:val="1029"/>
         </w:numPr>
       </w:pPr>
       <w:r>
@@ -32391,7 +32749,7 @@
         <w:pStyle w:val="Compact"/>
         <w:numPr>
           <w:ilvl w:val="0"/>
-          <w:numId w:val="1041"/>
+          <w:numId w:val="1029"/>
         </w:numPr>
       </w:pPr>
       <w:r>
@@ -32409,7 +32767,7 @@
         <w:pStyle w:val="Compact"/>
         <w:numPr>
           <w:ilvl w:val="0"/>
-          <w:numId w:val="1041"/>
+          <w:numId w:val="1029"/>
         </w:numPr>
       </w:pPr>
       <w:r>
@@ -32461,7 +32819,7 @@
         <w:pStyle w:val="Compact"/>
         <w:numPr>
           <w:ilvl w:val="0"/>
-          <w:numId w:val="1041"/>
+          <w:numId w:val="1029"/>
         </w:numPr>
       </w:pPr>
       <w:r>
@@ -32498,7 +32856,7 @@
         <w:pStyle w:val="Compact"/>
         <w:numPr>
           <w:ilvl w:val="0"/>
-          <w:numId w:val="1041"/>
+          <w:numId w:val="1029"/>
         </w:numPr>
       </w:pPr>
       <w:r>
@@ -32566,8 +32924,8 @@
         </w:pict>
       </w:r>
     </w:p>
-    <w:bookmarkEnd w:id="133"/>
-    <w:bookmarkStart w:id="134" w:name="resources-and-further-reading"/>
+    <w:bookmarkEnd w:id="140"/>
+    <w:bookmarkStart w:id="142" w:name="resources-and-further-reading"/>
     <w:p>
       <w:pPr>
         <w:pStyle w:val="Heading2"/>
@@ -32612,7 +32970,7 @@
         <w:pStyle w:val="Compact"/>
         <w:numPr>
           <w:ilvl w:val="0"/>
-          <w:numId w:val="1043"/>
+          <w:numId w:val="1031"/>
         </w:numPr>
       </w:pPr>
       <w:r>
@@ -32624,7 +32982,7 @@
         <w:pStyle w:val="Compact"/>
         <w:numPr>
           <w:ilvl w:val="0"/>
-          <w:numId w:val="1043"/>
+          <w:numId w:val="1031"/>
         </w:numPr>
       </w:pPr>
       <w:r>
@@ -32636,11 +32994,25 @@
         <w:pStyle w:val="Compact"/>
         <w:numPr>
           <w:ilvl w:val="0"/>
-          <w:numId w:val="1043"/>
+          <w:numId w:val="1031"/>
         </w:numPr>
       </w:pPr>
       <w:r>
-        <w:t xml:space="preserve">Chapter 12 (Anti-Tampering) overall is the core of this week and of Week 9.</w:t>
+        <w:t xml:space="preserve">Chapter 12 (Anti-Tampering) overall is the core of this week and of</w:t>
+      </w:r>
+      <w:r>
+        <w:t xml:space="preserve"> </w:t>
+      </w:r>
+      <w:hyperlink r:id="rId141">
+        <w:r>
+          <w:rPr>
+            <w:rStyle w:val="Hyperlink"/>
+          </w:rPr>
+          <w:t xml:space="preserve">Week 9</w:t>
+        </w:r>
+      </w:hyperlink>
+      <w:r>
+        <w:t xml:space="preserve">.</w:t>
       </w:r>
     </w:p>
     <w:p>
@@ -32660,7 +33032,7 @@
         <w:pStyle w:val="Compact"/>
         <w:numPr>
           <w:ilvl w:val="0"/>
-          <w:numId w:val="1044"/>
+          <w:numId w:val="1032"/>
         </w:numPr>
       </w:pPr>
       <w:r>
@@ -32678,7 +33050,7 @@
         <w:pStyle w:val="Compact"/>
         <w:numPr>
           <w:ilvl w:val="0"/>
-          <w:numId w:val="1044"/>
+          <w:numId w:val="1032"/>
         </w:numPr>
       </w:pPr>
       <w:r>
@@ -32696,7 +33068,7 @@
         <w:pStyle w:val="Compact"/>
         <w:numPr>
           <w:ilvl w:val="0"/>
-          <w:numId w:val="1044"/>
+          <w:numId w:val="1032"/>
         </w:numPr>
       </w:pPr>
       <w:r>
@@ -32708,7 +33080,7 @@
         <w:pStyle w:val="Compact"/>
         <w:numPr>
           <w:ilvl w:val="0"/>
-          <w:numId w:val="1044"/>
+          <w:numId w:val="1032"/>
         </w:numPr>
       </w:pPr>
       <w:r>
@@ -33798,8 +34170,127 @@
         </w:tc>
       </w:tr>
     </w:tbl>
-    <w:bookmarkEnd w:id="134"/>
-    <w:bookmarkEnd w:id="135"/>
+    <w:p>
+      <w:pPr>
+        <w:pStyle w:val="BlockText"/>
+      </w:pPr>
+      <w:r>
+        <w:rPr>
+          <w:b/>
+          <w:bCs/>
+        </w:rPr>
+        <w:t xml:space="preserve">Next week</w:t>
+      </w:r>
+    </w:p>
+    <w:p>
+      <w:pPr>
+        <w:pStyle w:val="BlockText"/>
+      </w:pPr>
+      <w:hyperlink r:id="rId133">
+        <w:r>
+          <w:rPr>
+            <w:rStyle w:val="Hyperlink"/>
+            <w:b/>
+            <w:bCs/>
+          </w:rPr>
+          <w:t xml:space="preserve">Week 7</w:t>
+        </w:r>
+      </w:hyperlink>
+      <w:r>
+        <w:rPr>
+          <w:b/>
+          <w:bCs/>
+        </w:rPr>
+        <w:t xml:space="preserve"> </w:t>
+      </w:r>
+      <w:r>
+        <w:rPr>
+          <w:b/>
+          <w:bCs/>
+        </w:rPr>
+        <w:t xml:space="preserve">— Midterm project demos.</w:t>
+      </w:r>
+      <w:r>
+        <w:t xml:space="preserve"> </w:t>
+      </w:r>
+      <w:r>
+        <w:t xml:space="preserve">You will present this week’s RASP checks (integrity checking,</w:t>
+      </w:r>
+      <w:r>
+        <w:t xml:space="preserve"> </w:t>
+      </w:r>
+      <w:r>
+        <w:t xml:space="preserve">debugger/environment/hook detection, the control-flow counter, the response policy) live in your project.</w:t>
+      </w:r>
+      <w:r>
+        <w:t xml:space="preserve"> </w:t>
+      </w:r>
+      <w:hyperlink r:id="rId134">
+        <w:r>
+          <w:rPr>
+            <w:rStyle w:val="Hyperlink"/>
+            <w:b/>
+            <w:bCs/>
+          </w:rPr>
+          <w:t xml:space="preserve">Week 8</w:t>
+        </w:r>
+      </w:hyperlink>
+      <w:r>
+        <w:t xml:space="preserve"> </w:t>
+      </w:r>
+      <w:r>
+        <w:t xml:space="preserve">is</w:t>
+      </w:r>
+      <w:r>
+        <w:t xml:space="preserve"> </w:t>
+      </w:r>
+      <w:r>
+        <w:rPr>
+          <w:b/>
+          <w:bCs/>
+        </w:rPr>
+        <w:t xml:space="preserve">Quiz-1</w:t>
+      </w:r>
+      <w:r>
+        <w:t xml:space="preserve">, covering weeks 1–6. Then</w:t>
+      </w:r>
+      <w:r>
+        <w:t xml:space="preserve"> </w:t>
+      </w:r>
+      <w:r>
+        <w:rPr>
+          <w:b/>
+          <w:bCs/>
+        </w:rPr>
+        <w:t xml:space="preserve">Week 9 — Advanced obfuscation and diversification</w:t>
+      </w:r>
+      <w:r>
+        <w:t xml:space="preserve"> </w:t>
+      </w:r>
+      <w:r>
+        <w:t xml:space="preserve">continues by deepening this week’s debugger/environment detection ideas and its</w:t>
+      </w:r>
+      <w:r>
+        <w:t xml:space="preserve"> </w:t>
+      </w:r>
+      <w:r>
+        <w:t xml:space="preserve">“obscurity/deterrence is not</w:t>
+      </w:r>
+      <w:r>
+        <w:t xml:space="preserve"> </w:t>
+      </w:r>
+      <w:r>
+        <w:t xml:space="preserve">unbreakability”</w:t>
+      </w:r>
+      <w:r>
+        <w:t xml:space="preserve"> </w:t>
+      </w:r>
+      <w:r>
+        <w:t xml:space="preserve">theme on the code-obfuscation side.</w:t>
+      </w:r>
+    </w:p>
+    <w:bookmarkEnd w:id="142"/>
+    <w:bookmarkEnd w:id="143"/>
     <w:sectPr>
       <w:headerReference r:id="rId9" w:type="default"/>
       <w:footerReference r:id="rId10" w:type="default"/>
@@ -34409,42 +34900,6 @@
     <w:abstractNumId w:val="991"/>
   </w:num>
   <w:num w:numId="1005">
-    <w:abstractNumId w:val="991"/>
-  </w:num>
-  <w:num w:numId="1006">
-    <w:abstractNumId w:val="991"/>
-  </w:num>
-  <w:num w:numId="1007">
-    <w:abstractNumId w:val="991"/>
-  </w:num>
-  <w:num w:numId="1008">
-    <w:abstractNumId w:val="991"/>
-  </w:num>
-  <w:num w:numId="1009">
-    <w:abstractNumId w:val="991"/>
-  </w:num>
-  <w:num w:numId="1010">
-    <w:abstractNumId w:val="991"/>
-  </w:num>
-  <w:num w:numId="1011">
-    <w:abstractNumId w:val="991"/>
-  </w:num>
-  <w:num w:numId="1012">
-    <w:abstractNumId w:val="991"/>
-  </w:num>
-  <w:num w:numId="1013">
-    <w:abstractNumId w:val="991"/>
-  </w:num>
-  <w:num w:numId="1014">
-    <w:abstractNumId w:val="991"/>
-  </w:num>
-  <w:num w:numId="1015">
-    <w:abstractNumId w:val="991"/>
-  </w:num>
-  <w:num w:numId="1016">
-    <w:abstractNumId w:val="991"/>
-  </w:num>
-  <w:num w:numId="1017">
     <w:abstractNumId w:val="99411"/>
     <w:lvlOverride w:ilvl="0">
       <w:startOverride w:val="1"/>
@@ -34474,13 +34929,13 @@
       <w:startOverride w:val="1"/>
     </w:lvlOverride>
   </w:num>
-  <w:num w:numId="1018">
+  <w:num w:numId="1006">
     <w:abstractNumId w:val="991"/>
   </w:num>
-  <w:num w:numId="1019">
+  <w:num w:numId="1007">
     <w:abstractNumId w:val="991"/>
   </w:num>
-  <w:num w:numId="1020">
+  <w:num w:numId="1008">
     <w:abstractNumId w:val="99411"/>
     <w:lvlOverride w:ilvl="0">
       <w:startOverride w:val="1"/>
@@ -34510,43 +34965,43 @@
       <w:startOverride w:val="1"/>
     </w:lvlOverride>
   </w:num>
-  <w:num w:numId="1021">
+  <w:num w:numId="1009">
     <w:abstractNumId w:val="992"/>
   </w:num>
-  <w:num w:numId="1022">
+  <w:num w:numId="1010">
     <w:abstractNumId w:val="992"/>
   </w:num>
-  <w:num w:numId="1023">
+  <w:num w:numId="1011">
     <w:abstractNumId w:val="992"/>
   </w:num>
-  <w:num w:numId="1024">
+  <w:num w:numId="1012">
     <w:abstractNumId w:val="992"/>
   </w:num>
-  <w:num w:numId="1025">
+  <w:num w:numId="1013">
     <w:abstractNumId w:val="992"/>
   </w:num>
-  <w:num w:numId="1026">
+  <w:num w:numId="1014">
     <w:abstractNumId w:val="991"/>
   </w:num>
-  <w:num w:numId="1027">
+  <w:num w:numId="1015">
     <w:abstractNumId w:val="992"/>
   </w:num>
-  <w:num w:numId="1028">
+  <w:num w:numId="1016">
     <w:abstractNumId w:val="992"/>
   </w:num>
-  <w:num w:numId="1029">
+  <w:num w:numId="1017">
     <w:abstractNumId w:val="992"/>
   </w:num>
-  <w:num w:numId="1030">
+  <w:num w:numId="1018">
     <w:abstractNumId w:val="992"/>
   </w:num>
-  <w:num w:numId="1031">
+  <w:num w:numId="1019">
     <w:abstractNumId w:val="991"/>
   </w:num>
-  <w:num w:numId="1032">
+  <w:num w:numId="1020">
     <w:abstractNumId w:val="991"/>
   </w:num>
-  <w:num w:numId="1033">
+  <w:num w:numId="1021">
     <w:abstractNumId w:val="99411"/>
     <w:lvlOverride w:ilvl="0">
       <w:startOverride w:val="1"/>
@@ -34576,28 +35031,28 @@
       <w:startOverride w:val="1"/>
     </w:lvlOverride>
   </w:num>
-  <w:num w:numId="1034">
+  <w:num w:numId="1022">
     <w:abstractNumId w:val="991"/>
   </w:num>
-  <w:num w:numId="1035">
+  <w:num w:numId="1023">
     <w:abstractNumId w:val="992"/>
   </w:num>
-  <w:num w:numId="1036">
+  <w:num w:numId="1024">
     <w:abstractNumId w:val="992"/>
   </w:num>
-  <w:num w:numId="1037">
+  <w:num w:numId="1025">
     <w:abstractNumId w:val="992"/>
   </w:num>
-  <w:num w:numId="1038">
+  <w:num w:numId="1026">
     <w:abstractNumId w:val="992"/>
   </w:num>
-  <w:num w:numId="1039">
+  <w:num w:numId="1027">
     <w:abstractNumId w:val="992"/>
   </w:num>
-  <w:num w:numId="1040">
+  <w:num w:numId="1028">
     <w:abstractNumId w:val="992"/>
   </w:num>
-  <w:num w:numId="1041">
+  <w:num w:numId="1029">
     <w:abstractNumId w:val="99411"/>
     <w:lvlOverride w:ilvl="0">
       <w:startOverride w:val="1"/>
@@ -34627,7 +35082,7 @@
       <w:startOverride w:val="1"/>
     </w:lvlOverride>
   </w:num>
-  <w:num w:numId="1042">
+  <w:num w:numId="1030">
     <w:abstractNumId w:val="99721"/>
     <w:lvlOverride w:ilvl="0">
       <w:startOverride w:val="1"/>
@@ -34657,10 +35112,10 @@
       <w:startOverride w:val="1"/>
     </w:lvlOverride>
   </w:num>
-  <w:num w:numId="1043">
+  <w:num w:numId="1031">
     <w:abstractNumId w:val="991"/>
   </w:num>
-  <w:num w:numId="1044">
+  <w:num w:numId="1032">
     <w:abstractNumId w:val="991"/>
   </w:num>
 </w:numbering>

--- a/docs/week-6/cen429-week-6-ders-notu.en.docx
+++ b/docs/week-6/cen429-week-6-ders-notu.en.docx
@@ -2,7 +2,7 @@
 <file path=word/document.xml><?xml version="1.0" encoding="utf-8"?>
 <w:document xmlns:w="http://schemas.openxmlformats.org/wordprocessingml/2006/main" xmlns:m="http://schemas.openxmlformats.org/officeDocument/2006/math" xmlns:r="http://schemas.openxmlformats.org/officeDocument/2006/relationships" xmlns:o="urn:schemas-microsoft-com:office:office" xmlns:v="urn:schemas-microsoft-com:vml" xmlns:w10="urn:schemas-microsoft-com:office:word" xmlns:a="http://schemas.openxmlformats.org/drawingml/2006/main" xmlns:pic="http://schemas.openxmlformats.org/drawingml/2006/picture" xmlns:wp="http://schemas.openxmlformats.org/drawingml/2006/wordprocessingDrawing">
   <w:body>
-    <w:bookmarkStart w:id="143" w:name="X4f270b8c7ae7e9d2d8b91ac045bd59dd7af93ae"/>
+    <w:bookmarkStart w:id="170" w:name="X4f270b8c7ae7e9d2d8b91ac045bd59dd7af93ae"/>
     <w:p>
       <w:pPr>
         <w:pStyle w:val="Heading1"/>
@@ -1357,7 +1357,7 @@
         <w:rPr>
           <w:rStyle w:val="VerbatimChar"/>
         </w:rPr>
-        <w:t xml:space="preserve">cen429_kripto.h</w:t>
+        <w:t xml:space="preserve">cen429_crypto.h</w:t>
       </w:r>
       <w:r>
         <w:t xml:space="preserve"> </w:t>
@@ -1517,7 +1517,7 @@
         <w:rPr>
           <w:rStyle w:val="NormalTok"/>
         </w:rPr>
-        <w:t xml:space="preserve">butunluk-hmac</w:t>
+        <w:t xml:space="preserve">integrity-hmac</w:t>
       </w:r>
       <w:r>
         <w:br/>
@@ -1609,7 +1609,7 @@
         <w:rPr>
           <w:rStyle w:val="NormalTok"/>
         </w:rPr>
-        <w:t xml:space="preserve"> week-06/01-butunluk-hmac</w:t>
+        <w:t xml:space="preserve"> week-06/01-integrity-hmac</w:t>
       </w:r>
       <w:r>
         <w:br/>
@@ -3451,7 +3451,7 @@
     </w:p>
     <w:bookmarkEnd w:id="32"/>
     <w:bookmarkEnd w:id="33"/>
-    <w:bookmarkStart w:id="45" w:name="what-is-rasp-detect-defend-deter"/>
+    <w:bookmarkStart w:id="48" w:name="what-is-rasp-detect-defend-deter"/>
     <w:p>
       <w:pPr>
         <w:pStyle w:val="Heading2"/>
@@ -4398,7 +4398,141 @@
         <w:t xml:space="preserve">principle).</w:t>
       </w:r>
     </w:p>
-    <w:bookmarkStart w:id="42" w:name="the-attacker-model-mate-man-at-the-end"/>
+    <w:p>
+      <w:pPr>
+        <w:pStyle w:val="FirstParagraph"/>
+      </w:pPr>
+      <w:r>
+        <w:t xml:space="preserve">This triad can also be seen as a single pipeline:</w:t>
+      </w:r>
+      <w:r>
+        <w:t xml:space="preserve"> </w:t>
+      </w:r>
+      <w:r>
+        <w:rPr>
+          <w:b/>
+          <w:bCs/>
+        </w:rPr>
+        <w:t xml:space="preserve">detect → decide → respond</w:t>
+      </w:r>
+      <w:r>
+        <w:t xml:space="preserve">. The animation below shows how a</w:t>
+      </w:r>
+      <w:r>
+        <w:t xml:space="preserve"> </w:t>
+      </w:r>
+      <w:r>
+        <w:t xml:space="preserve">set of independent checks (up to 12 of them) collapses into one</w:t>
+      </w:r>
+      <w:r>
+        <w:t xml:space="preserve"> </w:t>
+      </w:r>
+      <w:r>
+        <w:t xml:space="preserve">“failure count”</w:t>
+      </w:r>
+      <w:r>
+        <w:t xml:space="preserve">, how that count (and a device</w:t>
+      </w:r>
+      <w:r>
+        <w:t xml:space="preserve"> </w:t>
+      </w:r>
+      <w:r>
+        <w:t xml:space="preserve">mismatch) turns into a state (</w:t>
+      </w:r>
+      <w:r>
+        <w:rPr>
+          <w:rStyle w:val="VerbatimChar"/>
+        </w:rPr>
+        <w:t xml:space="preserve">NORMAL/WARN/DEGRADE/LOCK</w:t>
+      </w:r>
+      <w:r>
+        <w:t xml:space="preserve">), and what concrete response each state triggers, end to</w:t>
+      </w:r>
+      <w:r>
+        <w:t xml:space="preserve"> </w:t>
+      </w:r>
+      <w:r>
+        <w:t xml:space="preserve">end (see Section 10, Demo 8’s real engine):</w:t>
+      </w:r>
+    </w:p>
+    <w:p>
+      <w:pPr>
+        <w:pStyle w:val="BodyText"/>
+      </w:pPr>
+      <w:r>
+        <w:drawing>
+          <wp:inline>
+            <wp:extent cx="5111999" cy="7145397"/>
+            <wp:effectExtent b="0" l="0" r="0" t="0"/>
+            <wp:docPr descr="RASP pipeline — step by step" title="" id="42" name="Picture"/>
+            <a:graphic>
+              <a:graphicData uri="http://schemas.openxmlformats.org/drawingml/2006/picture">
+                <pic:pic>
+                  <pic:nvPicPr>
+                    <pic:cNvPr descr="rasp-pipeline.en.png" id="43" name="Picture"/>
+                    <pic:cNvPicPr>
+                      <a:picLocks noChangeArrowheads="1" noChangeAspect="1"/>
+                    </pic:cNvPicPr>
+                  </pic:nvPicPr>
+                  <pic:blipFill>
+                    <a:blip r:embed="rId41"/>
+                    <a:stretch>
+                      <a:fillRect/>
+                    </a:stretch>
+                  </pic:blipFill>
+                  <pic:spPr bwMode="auto">
+                    <a:xfrm>
+                      <a:off x="0" y="0"/>
+                      <a:ext cx="5111999" cy="7145397"/>
+                    </a:xfrm>
+                    <a:prstGeom prst="rect">
+                      <a:avLst/>
+                    </a:prstGeom>
+                    <a:noFill/>
+                    <a:ln w="9525">
+                      <a:noFill/>
+                      <a:headEnd/>
+                      <a:tailEnd/>
+                    </a:ln>
+                  </pic:spPr>
+                </pic:pic>
+              </a:graphicData>
+            </a:graphic>
+          </wp:inline>
+        </w:drawing>
+      </w:r>
+    </w:p>
+    <w:p>
+      <w:pPr>
+        <w:pStyle w:val="BodyText"/>
+      </w:pPr>
+      <w:r>
+        <w:t xml:space="preserve">Try the</w:t>
+      </w:r>
+      <w:r>
+        <w:t xml:space="preserve"> </w:t>
+      </w:r>
+      <w:r>
+        <w:rPr>
+          <w:b/>
+          <w:bCs/>
+        </w:rPr>
+        <w:t xml:space="preserve">normal/two-failed/edge</w:t>
+      </w:r>
+      <w:r>
+        <w:t xml:space="preserve"> </w:t>
+      </w:r>
+      <w:r>
+        <w:t xml:space="preserve">presets; changing how many checks fail and whether the device matches lets you</w:t>
+      </w:r>
+      <w:r>
+        <w:t xml:space="preserve"> </w:t>
+      </w:r>
+      <w:r>
+        <w:t xml:space="preserve">reach every one of the four states.</w:t>
+      </w:r>
+    </w:p>
+    <w:bookmarkStart w:id="45" w:name="the-attacker-model-mate-man-at-the-end"/>
     <w:p>
       <w:pPr>
         <w:pStyle w:val="Heading3"/>
@@ -4516,7 +4650,7 @@
       <w:r>
         <w:t xml:space="preserve"> </w:t>
       </w:r>
-      <w:hyperlink r:id="rId41">
+      <w:hyperlink r:id="rId44">
         <w:r>
           <w:rPr>
             <w:rStyle w:val="Hyperlink"/>
@@ -5022,8 +5156,8 @@
         <w:t xml:space="preserve">.</w:t>
       </w:r>
     </w:p>
-    <w:bookmarkEnd w:id="42"/>
-    <w:bookmarkStart w:id="43" w:name="Xf3dc62d167fee570ab9aef0484eb2e044deba0b"/>
+    <w:bookmarkEnd w:id="45"/>
+    <w:bookmarkStart w:id="46" w:name="Xf3dc62d167fee570ab9aef0484eb2e044deba0b"/>
     <w:p>
       <w:pPr>
         <w:pStyle w:val="Heading3"/>
@@ -5214,8 +5348,8 @@
         <w:t xml:space="preserve">.</w:t>
       </w:r>
     </w:p>
-    <w:bookmarkEnd w:id="43"/>
-    <w:bookmarkStart w:id="44" w:name="X1bbe349144c9649aa4c3fe05f15492396711d1f"/>
+    <w:bookmarkEnd w:id="46"/>
+    <w:bookmarkStart w:id="47" w:name="X1bbe349144c9649aa4c3fe05f15492396711d1f"/>
     <w:p>
       <w:pPr>
         <w:pStyle w:val="Heading3"/>
@@ -5288,13 +5422,13 @@
         <w:rPr>
           <w:rStyle w:val="VerbatimChar"/>
         </w:rPr>
-        <w:t xml:space="preserve">supheli</w:t>
-      </w:r>
-      <w:r>
-        <w:t xml:space="preserve"> </w:t>
-      </w:r>
-      <w:r>
-        <w:t xml:space="preserve">(suspicious) variable but never checks it;</w:t>
+        <w:t xml:space="preserve">suspicious</w:t>
+      </w:r>
+      <w:r>
+        <w:t xml:space="preserve"> </w:t>
+      </w:r>
+      <w:r>
+        <w:t xml:space="preserve">variable but never checks it;</w:t>
       </w:r>
       <w:r>
         <w:t xml:space="preserve"> </w:t>
@@ -5358,7 +5492,7 @@
         <w:rPr>
           <w:rStyle w:val="VerbatimChar"/>
         </w:rPr>
-        <w:t xml:space="preserve">if (supheli) exit(1);</w:t>
+        <w:t xml:space="preserve">if (suspicious) exit(1);</w:t>
       </w:r>
       <w:r>
         <w:t xml:space="preserve">. Result: the attacker can’t read the</w:t>
@@ -5581,9 +5715,9 @@
         </w:pict>
       </w:r>
     </w:p>
-    <w:bookmarkEnd w:id="44"/>
-    <w:bookmarkEnd w:id="45"/>
-    <w:bookmarkStart w:id="56" w:name="X9fd635ce33bdc7401a59022f90d356b52da489f"/>
+    <w:bookmarkEnd w:id="47"/>
+    <w:bookmarkEnd w:id="48"/>
+    <w:bookmarkStart w:id="59" w:name="X9fd635ce33bdc7401a59022f90d356b52da489f"/>
     <w:p>
       <w:pPr>
         <w:pStyle w:val="Heading2"/>
@@ -5643,7 +5777,7 @@
         <w:t xml:space="preserve">design principles for placing checks.</w:t>
       </w:r>
     </w:p>
-    <w:bookmarkStart w:id="46" w:name="when-does-it-run-three-trigger-moments"/>
+    <w:bookmarkStart w:id="49" w:name="when-does-it-run-three-trigger-moments"/>
     <w:p>
       <w:pPr>
         <w:pStyle w:val="Heading3"/>
@@ -5872,8 +6006,8 @@
         <w:t xml:space="preserve">the app has started.</w:t>
       </w:r>
     </w:p>
-    <w:bookmarkEnd w:id="46"/>
-    <w:bookmarkStart w:id="49" w:name="where-does-it-run-distributed-checking"/>
+    <w:bookmarkEnd w:id="49"/>
+    <w:bookmarkStart w:id="52" w:name="where-does-it-run-distributed-checking"/>
     <w:p>
       <w:pPr>
         <w:pStyle w:val="Heading3"/>
@@ -5959,7 +6093,7 @@
       <w:r>
         <w:t xml:space="preserve"> </w:t>
       </w:r>
-      <w:hyperlink r:id="rId47">
+      <w:hyperlink r:id="rId50">
         <w:r>
           <w:rPr>
             <w:rStyle w:val="Hyperlink"/>
@@ -5976,7 +6110,7 @@
       <w:r>
         <w:t xml:space="preserve"> </w:t>
       </w:r>
-      <w:hyperlink r:id="rId48">
+      <w:hyperlink r:id="rId51">
         <w:r>
           <w:rPr>
             <w:rStyle w:val="Hyperlink"/>
@@ -6098,8 +6232,8 @@
         <w:t xml:space="preserve">).</w:t>
       </w:r>
     </w:p>
-    <w:bookmarkEnd w:id="49"/>
-    <w:bookmarkStart w:id="50" w:name="Xa30c58159853bafa1817d8b5e8e8467903c1c0d"/>
+    <w:bookmarkEnd w:id="52"/>
+    <w:bookmarkStart w:id="53" w:name="Xa30c58159853bafa1817d8b5e8e8467903c1c0d"/>
     <w:p>
       <w:pPr>
         <w:pStyle w:val="Heading3"/>
@@ -6716,8 +6850,8 @@
         <w:t xml:space="preserve">idea.</w:t>
       </w:r>
     </w:p>
-    <w:bookmarkEnd w:id="50"/>
-    <w:bookmarkStart w:id="54" w:name="layers-protect-each-other"/>
+    <w:bookmarkEnd w:id="53"/>
+    <w:bookmarkStart w:id="57" w:name="layers-protect-each-other"/>
     <w:p>
       <w:pPr>
         <w:pStyle w:val="Heading3"/>
@@ -6735,18 +6869,18 @@
           <wp:inline>
             <wp:extent cx="5759999" cy="4225888"/>
             <wp:effectExtent b="0" l="0" r="0" t="0"/>
-            <wp:docPr descr="RASP layers wrapping a sensitive operation" title="" id="52" name="Picture"/>
+            <wp:docPr descr="RASP layers wrapping a sensitive operation" title="" id="55" name="Picture"/>
             <a:graphic>
               <a:graphicData uri="http://schemas.openxmlformats.org/drawingml/2006/picture">
                 <pic:pic>
                   <pic:nvPicPr>
-                    <pic:cNvPr descr="h06-02-katmanlar.png" id="53" name="Picture"/>
+                    <pic:cNvPr descr="h06-02-katmanlar.png" id="56" name="Picture"/>
                     <pic:cNvPicPr>
                       <a:picLocks noChangeArrowheads="1" noChangeAspect="1"/>
                     </pic:cNvPicPr>
                   </pic:nvPicPr>
                   <pic:blipFill>
-                    <a:blip r:embed="rId51"/>
+                    <a:blip r:embed="rId54"/>
                     <a:stretch>
                       <a:fillRect/>
                     </a:stretch>
@@ -6847,8 +6981,8 @@
         <w:t xml:space="preserve">response policy).</w:t>
       </w:r>
     </w:p>
-    <w:bookmarkEnd w:id="54"/>
-    <w:bookmarkStart w:id="55" w:name="Xd57d027cfe4cf266530433f866fe131c43b7144"/>
+    <w:bookmarkEnd w:id="57"/>
+    <w:bookmarkStart w:id="58" w:name="Xd57d027cfe4cf266530433f866fe131c43b7144"/>
     <w:p>
       <w:pPr>
         <w:pStyle w:val="Heading3"/>
@@ -7168,9 +7302,9 @@
         </w:pict>
       </w:r>
     </w:p>
-    <w:bookmarkEnd w:id="55"/>
-    <w:bookmarkEnd w:id="56"/>
-    <w:bookmarkStart w:id="63" w:name="X1ee3b57b3ee10840c908829b340803b9b3380fb"/>
+    <w:bookmarkEnd w:id="58"/>
+    <w:bookmarkEnd w:id="59"/>
+    <w:bookmarkStart w:id="69" w:name="X1ee3b57b3ee10840c908829b340803b9b3380fb"/>
     <w:p>
       <w:pPr>
         <w:pStyle w:val="Heading2"/>
@@ -7454,18 +7588,18 @@
           <wp:inline>
             <wp:extent cx="5759999" cy="3115102"/>
             <wp:effectExtent b="0" l="0" r="0" t="0"/>
-            <wp:docPr descr="The self-hashing integrity-check flow" title="" id="58" name="Picture"/>
+            <wp:docPr descr="The self-hashing integrity-check flow" title="" id="61" name="Picture"/>
             <a:graphic>
               <a:graphicData uri="http://schemas.openxmlformats.org/drawingml/2006/picture">
                 <pic:pic>
                   <pic:nvPicPr>
-                    <pic:cNvPr descr="h06-03-self-hashing.png" id="59" name="Picture"/>
+                    <pic:cNvPr descr="h06-03-self-hashing.png" id="62" name="Picture"/>
                     <pic:cNvPicPr>
                       <a:picLocks noChangeArrowheads="1" noChangeAspect="1"/>
                     </pic:cNvPicPr>
                   </pic:nvPicPr>
                   <pic:blipFill>
-                    <a:blip r:embed="rId57"/>
+                    <a:blip r:embed="rId60"/>
                     <a:stretch>
                       <a:fillRect/>
                     </a:stretch>
@@ -7492,7 +7626,7 @@
         </w:drawing>
       </w:r>
     </w:p>
-    <w:bookmarkStart w:id="61" w:name="X1b3f15a37b428460812197f41bbdf676b4c30f9"/>
+    <w:bookmarkStart w:id="67" w:name="X1b3f15a37b428460812197f41bbdf676b4c30f9"/>
     <w:p>
       <w:pPr>
         <w:pStyle w:val="Heading3"/>
@@ -7525,7 +7659,7 @@
           <w:b/>
           <w:bCs/>
         </w:rPr>
-        <w:t xml:space="preserve">code/week-06/01-butunluk-hmac</w:t>
+        <w:t xml:space="preserve">code/week-06/01-integrity-hmac</w:t>
       </w:r>
       <w:r>
         <w:rPr>
@@ -7553,74 +7687,741 @@
         <w:rPr>
           <w:rStyle w:val="VerbatimChar"/>
         </w:rPr>
-        <w:t xml:space="preserve">oz</w:t>
-      </w:r>
-      <w:r>
+        <w:t xml:space="preserve">self</w:t>
+      </w:r>
+      <w:r>
+        <w:t xml:space="preserve">) and stores it as the</w:t>
+      </w:r>
+      <w:r>
+        <w:t xml:space="preserve"> </w:t>
+      </w:r>
+      <w:r>
+        <w:t xml:space="preserve">“golden”</w:t>
+      </w:r>
+      <w:r>
+        <w:t xml:space="preserve"> </w:t>
+      </w:r>
+      <w:r>
+        <w:t xml:space="preserve">value, then verifies it. Then a</w:t>
+      </w:r>
+      <w:r>
+        <w:t xml:space="preserve"> </w:t>
+      </w:r>
+      <w:r>
+        <w:rPr>
+          <w:b/>
+          <w:bCs/>
+        </w:rPr>
+        <w:t xml:space="preserve">copy</w:t>
+      </w:r>
+      <w:r>
+        <w:t xml:space="preserve"> </w:t>
+      </w:r>
+      <w:r>
+        <w:t xml:space="preserve">of the binary is made and one byte in it is changed (a patch</w:t>
+      </w:r>
+      <w:r>
+        <w:t xml:space="preserve"> </w:t>
+      </w:r>
+      <w:r>
+        <w:t xml:space="preserve">simulation, in the demo’s own</w:t>
+      </w:r>
+      <w:r>
+        <w:t xml:space="preserve"> </w:t>
+      </w:r>
+      <w:r>
+        <w:rPr>
+          <w:rStyle w:val="VerbatimChar"/>
+        </w:rPr>
+        <w:t xml:space="preserve">output/</w:t>
+      </w:r>
+      <w:r>
+        <w:t xml:space="preserve"> </w:t>
+      </w:r>
+      <w:r>
+        <w:t xml:space="preserve">folder), and the patched copy’s digest is compared against the</w:t>
+      </w:r>
+      <w:r>
+        <w:t xml:space="preserve"> </w:t>
+      </w:r>
+      <w:r>
+        <w:t xml:space="preserve">golden value.</w:t>
+      </w:r>
+    </w:p>
+    <w:p>
+      <w:pPr>
+        <w:pStyle w:val="BlockText"/>
+      </w:pPr>
+      <w:r>
+        <w:t xml:space="preserve">The animation at the bottom of this section (</w:t>
+      </w:r>
+      <w:r>
+        <w:rPr>
+          <w:b/>
+          <w:bCs/>
+        </w:rPr>
+        <w:t xml:space="preserve">normal/patched-mid/edge</w:t>
+      </w:r>
+      <w:r>
+        <w:t xml:space="preserve">, 🎲 random bytes) shows exactly this</w:t>
+      </w:r>
+      <w:r>
+        <w:t xml:space="preserve"> </w:t>
+      </w:r>
+      <w:r>
+        <w:t xml:space="preserve">mechanism, step by step, over 12-16 bytes.</w:t>
+      </w:r>
+    </w:p>
+    <w:p>
+      <w:pPr>
+        <w:pStyle w:val="FirstParagraph"/>
+      </w:pPr>
+      <w:r>
+        <w:t xml:space="preserve">The core of the code (reads the file and computes the HMAC;</w:t>
+      </w:r>
+      <w:r>
+        <w:t xml:space="preserve"> </w:t>
+      </w:r>
+      <w:r>
+        <w:rPr>
+          <w:rStyle w:val="VerbatimChar"/>
+        </w:rPr>
+        <w:t xml:space="preserve">crypto_hmac_sha256</w:t>
+      </w:r>
+      <w:r>
+        <w:t xml:space="preserve"> </w:t>
+      </w:r>
+      <w:r>
+        <w:t xml:space="preserve">from</w:t>
+      </w:r>
+      <w:r>
+        <w:t xml:space="preserve"> </w:t>
+      </w:r>
+      <w:r>
+        <w:rPr>
+          <w:rStyle w:val="VerbatimChar"/>
+        </w:rPr>
+        <w:t xml:space="preserve">cen429_crypto.h</w:t>
+      </w:r>
+      <w:r>
+        <w:t xml:space="preserve">):</w:t>
+      </w:r>
+    </w:p>
+    <w:p>
+      <w:pPr>
+        <w:pStyle w:val="BodyText"/>
+      </w:pPr>
+      <w:r>
+        <w:rPr>
+          <w:b/>
+          <w:bCs/>
+        </w:rPr>
+        <w:t xml:space="preserve">integrity.c (summary)</w:t>
+      </w:r>
+    </w:p>
+    <w:p>
+      <w:pPr>
+        <w:pStyle w:val="SourceCode"/>
+      </w:pPr>
+      <w:r>
+        <w:rPr>
+          <w:rStyle w:val="CommentTok"/>
+        </w:rPr>
+        <w:t xml:space="preserve">/* Find your own path: Linux /proc/self/exe, Windows GetModuleFileNameA */</w:t>
+      </w:r>
+      <w:r>
+        <w:br/>
+      </w:r>
+      <w:r>
+        <w:rPr>
+          <w:rStyle w:val="NormalTok"/>
+        </w:rPr>
+        <w:t xml:space="preserve">self_path</w:t>
+      </w:r>
+      <w:r>
+        <w:rPr>
+          <w:rStyle w:val="OperatorTok"/>
+        </w:rPr>
+        <w:t xml:space="preserve">(</w:t>
+      </w:r>
+      <w:r>
+        <w:rPr>
+          <w:rStyle w:val="NormalTok"/>
+        </w:rPr>
+        <w:t xml:space="preserve">path</w:t>
+      </w:r>
+      <w:r>
+        <w:rPr>
+          <w:rStyle w:val="OperatorTok"/>
+        </w:rPr>
         <w:t xml:space="preserve">,</w:t>
       </w:r>
       <w:r>
-        <w:t xml:space="preserve"> </w:t>
-      </w:r>
-      <w:r>
-        <w:t xml:space="preserve">“self”</w:t>
-      </w:r>
-      <w:r>
-        <w:t xml:space="preserve">) and stores it as the</w:t>
-      </w:r>
-      <w:r>
-        <w:t xml:space="preserve"> </w:t>
-      </w:r>
-      <w:r>
-        <w:t xml:space="preserve">“golden”</w:t>
-      </w:r>
-      <w:r>
-        <w:t xml:space="preserve"> </w:t>
-      </w:r>
-      <w:r>
-        <w:t xml:space="preserve">value, then verifies it. Then a</w:t>
-      </w:r>
-      <w:r>
-        <w:t xml:space="preserve"> </w:t>
-      </w:r>
-      <w:r>
-        <w:rPr>
-          <w:b/>
-          <w:bCs/>
-        </w:rPr>
-        <w:t xml:space="preserve">copy</w:t>
-      </w:r>
-      <w:r>
-        <w:t xml:space="preserve"> </w:t>
-      </w:r>
-      <w:r>
-        <w:t xml:space="preserve">of the binary is made and one byte in it is changed (a patch</w:t>
-      </w:r>
-      <w:r>
-        <w:t xml:space="preserve"> </w:t>
-      </w:r>
-      <w:r>
-        <w:t xml:space="preserve">simulation, in the demo’s own</w:t>
-      </w:r>
-      <w:r>
-        <w:t xml:space="preserve"> </w:t>
-      </w:r>
-      <w:r>
-        <w:rPr>
-          <w:rStyle w:val="VerbatimChar"/>
-        </w:rPr>
-        <w:t xml:space="preserve">cikti/</w:t>
-      </w:r>
-      <w:r>
-        <w:t xml:space="preserve"> </w:t>
-      </w:r>
-      <w:r>
-        <w:t xml:space="preserve">(output) folder), and the patched copy’s digest is compared against the</w:t>
-      </w:r>
-      <w:r>
-        <w:t xml:space="preserve"> </w:t>
-      </w:r>
-      <w:r>
-        <w:t xml:space="preserve">golden value.</w:t>
+        <w:rPr>
+          <w:rStyle w:val="NormalTok"/>
+        </w:rPr>
+        <w:t xml:space="preserve"> </w:t>
+      </w:r>
+      <w:r>
+        <w:rPr>
+          <w:rStyle w:val="KeywordTok"/>
+        </w:rPr>
+        <w:t xml:space="preserve">sizeof</w:t>
+      </w:r>
+      <w:r>
+        <w:rPr>
+          <w:rStyle w:val="OperatorTok"/>
+        </w:rPr>
+        <w:t xml:space="preserve">(</w:t>
+      </w:r>
+      <w:r>
+        <w:rPr>
+          <w:rStyle w:val="NormalTok"/>
+        </w:rPr>
+        <w:t xml:space="preserve">path</w:t>
+      </w:r>
+      <w:r>
+        <w:rPr>
+          <w:rStyle w:val="OperatorTok"/>
+        </w:rPr>
+        <w:t xml:space="preserve">));</w:t>
+      </w:r>
+      <w:r>
+        <w:br/>
+      </w:r>
+      <w:r>
+        <w:rPr>
+          <w:rStyle w:val="NormalTok"/>
+        </w:rPr>
+        <w:t xml:space="preserve">read_file</w:t>
+      </w:r>
+      <w:r>
+        <w:rPr>
+          <w:rStyle w:val="OperatorTok"/>
+        </w:rPr>
+        <w:t xml:space="preserve">(</w:t>
+      </w:r>
+      <w:r>
+        <w:rPr>
+          <w:rStyle w:val="NormalTok"/>
+        </w:rPr>
+        <w:t xml:space="preserve">path</w:t>
+      </w:r>
+      <w:r>
+        <w:rPr>
+          <w:rStyle w:val="OperatorTok"/>
+        </w:rPr>
+        <w:t xml:space="preserve">,</w:t>
+      </w:r>
+      <w:r>
+        <w:rPr>
+          <w:rStyle w:val="NormalTok"/>
+        </w:rPr>
+        <w:t xml:space="preserve"> </w:t>
+      </w:r>
+      <w:r>
+        <w:rPr>
+          <w:rStyle w:val="OperatorTok"/>
+        </w:rPr>
+        <w:t xml:space="preserve">&amp;</w:t>
+      </w:r>
+      <w:r>
+        <w:rPr>
+          <w:rStyle w:val="NormalTok"/>
+        </w:rPr>
+        <w:t xml:space="preserve">data</w:t>
+      </w:r>
+      <w:r>
+        <w:rPr>
+          <w:rStyle w:val="OperatorTok"/>
+        </w:rPr>
+        <w:t xml:space="preserve">,</w:t>
+      </w:r>
+      <w:r>
+        <w:rPr>
+          <w:rStyle w:val="NormalTok"/>
+        </w:rPr>
+        <w:t xml:space="preserve"> </w:t>
+      </w:r>
+      <w:r>
+        <w:rPr>
+          <w:rStyle w:val="OperatorTok"/>
+        </w:rPr>
+        <w:t xml:space="preserve">&amp;</w:t>
+      </w:r>
+      <w:r>
+        <w:rPr>
+          <w:rStyle w:val="NormalTok"/>
+        </w:rPr>
+        <w:t xml:space="preserve">size</w:t>
+      </w:r>
+      <w:r>
+        <w:rPr>
+          <w:rStyle w:val="OperatorTok"/>
+        </w:rPr>
+        <w:t xml:space="preserve">);</w:t>
+      </w:r>
+      <w:r>
+        <w:br/>
+      </w:r>
+      <w:r>
+        <w:rPr>
+          <w:rStyle w:val="NormalTok"/>
+        </w:rPr>
+        <w:t xml:space="preserve">crypto_hmac_sha256</w:t>
+      </w:r>
+      <w:r>
+        <w:rPr>
+          <w:rStyle w:val="OperatorTok"/>
+        </w:rPr>
+        <w:t xml:space="preserve">(</w:t>
+      </w:r>
+      <w:r>
+        <w:rPr>
+          <w:rStyle w:val="NormalTok"/>
+        </w:rPr>
+        <w:t xml:space="preserve">RASP_KEY</w:t>
+      </w:r>
+      <w:r>
+        <w:rPr>
+          <w:rStyle w:val="OperatorTok"/>
+        </w:rPr>
+        <w:t xml:space="preserve">,</w:t>
+      </w:r>
+      <w:r>
+        <w:rPr>
+          <w:rStyle w:val="NormalTok"/>
+        </w:rPr>
+        <w:t xml:space="preserve"> </w:t>
+      </w:r>
+      <w:r>
+        <w:rPr>
+          <w:rStyle w:val="DecValTok"/>
+        </w:rPr>
+        <w:t xml:space="preserve">32</w:t>
+      </w:r>
+      <w:r>
+        <w:rPr>
+          <w:rStyle w:val="OperatorTok"/>
+        </w:rPr>
+        <w:t xml:space="preserve">,</w:t>
+      </w:r>
+      <w:r>
+        <w:rPr>
+          <w:rStyle w:val="NormalTok"/>
+        </w:rPr>
+        <w:t xml:space="preserve"> data</w:t>
+      </w:r>
+      <w:r>
+        <w:rPr>
+          <w:rStyle w:val="OperatorTok"/>
+        </w:rPr>
+        <w:t xml:space="preserve">,</w:t>
+      </w:r>
+      <w:r>
+        <w:rPr>
+          <w:rStyle w:val="NormalTok"/>
+        </w:rPr>
+        <w:t xml:space="preserve"> size</w:t>
+      </w:r>
+      <w:r>
+        <w:rPr>
+          <w:rStyle w:val="OperatorTok"/>
+        </w:rPr>
+        <w:t xml:space="preserve">,</w:t>
+      </w:r>
+      <w:r>
+        <w:rPr>
+          <w:rStyle w:val="NormalTok"/>
+        </w:rPr>
+        <w:t xml:space="preserve"> digest</w:t>
+      </w:r>
+      <w:r>
+        <w:rPr>
+          <w:rStyle w:val="OperatorTok"/>
+        </w:rPr>
+        <w:t xml:space="preserve">);</w:t>
+      </w:r>
+      <w:r>
+        <w:rPr>
+          <w:rStyle w:val="NormalTok"/>
+        </w:rPr>
+        <w:t xml:space="preserve">   </w:t>
+      </w:r>
+      <w:r>
+        <w:rPr>
+          <w:rStyle w:val="CommentTok"/>
+        </w:rPr>
+        <w:t xml:space="preserve">/* HMAC over the file */</w:t>
+      </w:r>
+      <w:r>
+        <w:br/>
+      </w:r>
+      <w:r>
+        <w:br/>
+      </w:r>
+      <w:r>
+        <w:rPr>
+          <w:rStyle w:val="CommentTok"/>
+        </w:rPr>
+        <w:t xml:space="preserve">/* verify: constant-time comparison (prevents a timing leak) */</w:t>
+      </w:r>
+      <w:r>
+        <w:br/>
+      </w:r>
+      <w:r>
+        <w:rPr>
+          <w:rStyle w:val="DataTypeTok"/>
+        </w:rPr>
+        <w:t xml:space="preserve">unsigned</w:t>
+      </w:r>
+      <w:r>
+        <w:rPr>
+          <w:rStyle w:val="NormalTok"/>
+        </w:rPr>
+        <w:t xml:space="preserve"> </w:t>
+      </w:r>
+      <w:r>
+        <w:rPr>
+          <w:rStyle w:val="DataTypeTok"/>
+        </w:rPr>
+        <w:t xml:space="preserve">char</w:t>
+      </w:r>
+      <w:r>
+        <w:rPr>
+          <w:rStyle w:val="NormalTok"/>
+        </w:rPr>
+        <w:t xml:space="preserve"> diff </w:t>
+      </w:r>
+      <w:r>
+        <w:rPr>
+          <w:rStyle w:val="OperatorTok"/>
+        </w:rPr>
+        <w:t xml:space="preserve">=</w:t>
+      </w:r>
+      <w:r>
+        <w:rPr>
+          <w:rStyle w:val="NormalTok"/>
+        </w:rPr>
+        <w:t xml:space="preserve"> </w:t>
+      </w:r>
+      <w:r>
+        <w:rPr>
+          <w:rStyle w:val="DecValTok"/>
+        </w:rPr>
+        <w:t xml:space="preserve">0</w:t>
+      </w:r>
+      <w:r>
+        <w:rPr>
+          <w:rStyle w:val="OperatorTok"/>
+        </w:rPr>
+        <w:t xml:space="preserve">;</w:t>
+      </w:r>
+      <w:r>
+        <w:br/>
+      </w:r>
+      <w:r>
+        <w:rPr>
+          <w:rStyle w:val="ControlFlowTok"/>
+        </w:rPr>
+        <w:t xml:space="preserve">for</w:t>
+      </w:r>
+      <w:r>
+        <w:rPr>
+          <w:rStyle w:val="NormalTok"/>
+        </w:rPr>
+        <w:t xml:space="preserve"> </w:t>
+      </w:r>
+      <w:r>
+        <w:rPr>
+          <w:rStyle w:val="OperatorTok"/>
+        </w:rPr>
+        <w:t xml:space="preserve">(</w:t>
+      </w:r>
+      <w:r>
+        <w:rPr>
+          <w:rStyle w:val="DataTypeTok"/>
+        </w:rPr>
+        <w:t xml:space="preserve">int</w:t>
+      </w:r>
+      <w:r>
+        <w:rPr>
+          <w:rStyle w:val="NormalTok"/>
+        </w:rPr>
+        <w:t xml:space="preserve"> i </w:t>
+      </w:r>
+      <w:r>
+        <w:rPr>
+          <w:rStyle w:val="OperatorTok"/>
+        </w:rPr>
+        <w:t xml:space="preserve">=</w:t>
+      </w:r>
+      <w:r>
+        <w:rPr>
+          <w:rStyle w:val="NormalTok"/>
+        </w:rPr>
+        <w:t xml:space="preserve"> </w:t>
+      </w:r>
+      <w:r>
+        <w:rPr>
+          <w:rStyle w:val="DecValTok"/>
+        </w:rPr>
+        <w:t xml:space="preserve">0</w:t>
+      </w:r>
+      <w:r>
+        <w:rPr>
+          <w:rStyle w:val="OperatorTok"/>
+        </w:rPr>
+        <w:t xml:space="preserve">;</w:t>
+      </w:r>
+      <w:r>
+        <w:rPr>
+          <w:rStyle w:val="NormalTok"/>
+        </w:rPr>
+        <w:t xml:space="preserve"> i </w:t>
+      </w:r>
+      <w:r>
+        <w:rPr>
+          <w:rStyle w:val="OperatorTok"/>
+        </w:rPr>
+        <w:t xml:space="preserve">&lt;</w:t>
+      </w:r>
+      <w:r>
+        <w:rPr>
+          <w:rStyle w:val="NormalTok"/>
+        </w:rPr>
+        <w:t xml:space="preserve"> </w:t>
+      </w:r>
+      <w:r>
+        <w:rPr>
+          <w:rStyle w:val="DecValTok"/>
+        </w:rPr>
+        <w:t xml:space="preserve">32</w:t>
+      </w:r>
+      <w:r>
+        <w:rPr>
+          <w:rStyle w:val="OperatorTok"/>
+        </w:rPr>
+        <w:t xml:space="preserve">;</w:t>
+      </w:r>
+      <w:r>
+        <w:rPr>
+          <w:rStyle w:val="NormalTok"/>
+        </w:rPr>
+        <w:t xml:space="preserve"> i</w:t>
+      </w:r>
+      <w:r>
+        <w:rPr>
+          <w:rStyle w:val="OperatorTok"/>
+        </w:rPr>
+        <w:t xml:space="preserve">++)</w:t>
+      </w:r>
+      <w:r>
+        <w:rPr>
+          <w:rStyle w:val="NormalTok"/>
+        </w:rPr>
+        <w:t xml:space="preserve"> diff </w:t>
+      </w:r>
+      <w:r>
+        <w:rPr>
+          <w:rStyle w:val="OperatorTok"/>
+        </w:rPr>
+        <w:t xml:space="preserve">|=</w:t>
+      </w:r>
+      <w:r>
+        <w:rPr>
+          <w:rStyle w:val="NormalTok"/>
+        </w:rPr>
+        <w:t xml:space="preserve"> expected</w:t>
+      </w:r>
+      <w:r>
+        <w:rPr>
+          <w:rStyle w:val="OperatorTok"/>
+        </w:rPr>
+        <w:t xml:space="preserve">[</w:t>
+      </w:r>
+      <w:r>
+        <w:rPr>
+          <w:rStyle w:val="NormalTok"/>
+        </w:rPr>
+        <w:t xml:space="preserve">i</w:t>
+      </w:r>
+      <w:r>
+        <w:rPr>
+          <w:rStyle w:val="OperatorTok"/>
+        </w:rPr>
+        <w:t xml:space="preserve">]</w:t>
+      </w:r>
+      <w:r>
+        <w:rPr>
+          <w:rStyle w:val="NormalTok"/>
+        </w:rPr>
+        <w:t xml:space="preserve"> </w:t>
+      </w:r>
+      <w:r>
+        <w:rPr>
+          <w:rStyle w:val="OperatorTok"/>
+        </w:rPr>
+        <w:t xml:space="preserve">^</w:t>
+      </w:r>
+      <w:r>
+        <w:rPr>
+          <w:rStyle w:val="NormalTok"/>
+        </w:rPr>
+        <w:t xml:space="preserve"> digest</w:t>
+      </w:r>
+      <w:r>
+        <w:rPr>
+          <w:rStyle w:val="OperatorTok"/>
+        </w:rPr>
+        <w:t xml:space="preserve">[</w:t>
+      </w:r>
+      <w:r>
+        <w:rPr>
+          <w:rStyle w:val="NormalTok"/>
+        </w:rPr>
+        <w:t xml:space="preserve">i</w:t>
+      </w:r>
+      <w:r>
+        <w:rPr>
+          <w:rStyle w:val="OperatorTok"/>
+        </w:rPr>
+        <w:t xml:space="preserve">];</w:t>
+      </w:r>
+      <w:r>
+        <w:br/>
+      </w:r>
+      <w:r>
+        <w:rPr>
+          <w:rStyle w:val="ControlFlowTok"/>
+        </w:rPr>
+        <w:t xml:space="preserve">if</w:t>
+      </w:r>
+      <w:r>
+        <w:rPr>
+          <w:rStyle w:val="NormalTok"/>
+        </w:rPr>
+        <w:t xml:space="preserve"> </w:t>
+      </w:r>
+      <w:r>
+        <w:rPr>
+          <w:rStyle w:val="OperatorTok"/>
+        </w:rPr>
+        <w:t xml:space="preserve">(</w:t>
+      </w:r>
+      <w:r>
+        <w:rPr>
+          <w:rStyle w:val="NormalTok"/>
+        </w:rPr>
+        <w:t xml:space="preserve">diff </w:t>
+      </w:r>
+      <w:r>
+        <w:rPr>
+          <w:rStyle w:val="OperatorTok"/>
+        </w:rPr>
+        <w:t xml:space="preserve">==</w:t>
+      </w:r>
+      <w:r>
+        <w:rPr>
+          <w:rStyle w:val="NormalTok"/>
+        </w:rPr>
+        <w:t xml:space="preserve"> </w:t>
+      </w:r>
+      <w:r>
+        <w:rPr>
+          <w:rStyle w:val="DecValTok"/>
+        </w:rPr>
+        <w:t xml:space="preserve">0</w:t>
+      </w:r>
+      <w:r>
+        <w:rPr>
+          <w:rStyle w:val="OperatorTok"/>
+        </w:rPr>
+        <w:t xml:space="preserve">)</w:t>
+      </w:r>
+      <w:r>
+        <w:rPr>
+          <w:rStyle w:val="NormalTok"/>
+        </w:rPr>
+        <w:t xml:space="preserve"> </w:t>
+      </w:r>
+      <w:r>
+        <w:rPr>
+          <w:rStyle w:val="OperatorTok"/>
+        </w:rPr>
+        <w:t xml:space="preserve">{</w:t>
+      </w:r>
+      <w:r>
+        <w:rPr>
+          <w:rStyle w:val="NormalTok"/>
+        </w:rPr>
+        <w:t xml:space="preserve"> </w:t>
+      </w:r>
+      <w:r>
+        <w:rPr>
+          <w:rStyle w:val="CommentTok"/>
+        </w:rPr>
+        <w:t xml:space="preserve">/* INTEGRITY OK */</w:t>
+      </w:r>
+      <w:r>
+        <w:rPr>
+          <w:rStyle w:val="NormalTok"/>
+        </w:rPr>
+        <w:t xml:space="preserve"> </w:t>
+      </w:r>
+      <w:r>
+        <w:rPr>
+          <w:rStyle w:val="OperatorTok"/>
+        </w:rPr>
+        <w:t xml:space="preserve">}</w:t>
+      </w:r>
+      <w:r>
+        <w:rPr>
+          <w:rStyle w:val="NormalTok"/>
+        </w:rPr>
+        <w:t xml:space="preserve"> </w:t>
+      </w:r>
+      <w:r>
+        <w:rPr>
+          <w:rStyle w:val="ControlFlowTok"/>
+        </w:rPr>
+        <w:t xml:space="preserve">else</w:t>
+      </w:r>
+      <w:r>
+        <w:rPr>
+          <w:rStyle w:val="NormalTok"/>
+        </w:rPr>
+        <w:t xml:space="preserve"> </w:t>
+      </w:r>
+      <w:r>
+        <w:rPr>
+          <w:rStyle w:val="OperatorTok"/>
+        </w:rPr>
+        <w:t xml:space="preserve">{</w:t>
+      </w:r>
+      <w:r>
+        <w:rPr>
+          <w:rStyle w:val="NormalTok"/>
+        </w:rPr>
+        <w:t xml:space="preserve"> </w:t>
+      </w:r>
+      <w:r>
+        <w:rPr>
+          <w:rStyle w:val="CommentTok"/>
+        </w:rPr>
+        <w:t xml:space="preserve">/* PATCH DETECTED */</w:t>
+      </w:r>
+      <w:r>
+        <w:rPr>
+          <w:rStyle w:val="NormalTok"/>
+        </w:rPr>
+        <w:t xml:space="preserve"> </w:t>
+      </w:r>
+      <w:r>
+        <w:rPr>
+          <w:rStyle w:val="OperatorTok"/>
+        </w:rPr>
+        <w:t xml:space="preserve">}</w:t>
       </w:r>
     </w:p>
     <w:p>
@@ -7628,34 +8429,46 @@
         <w:pStyle w:val="FirstParagraph"/>
       </w:pPr>
       <w:r>
-        <w:t xml:space="preserve">The core of the code (reads the file and computes the HMAC;</w:t>
-      </w:r>
-      <w:r>
-        <w:t xml:space="preserve"> </w:t>
-      </w:r>
-      <w:r>
-        <w:rPr>
-          <w:rStyle w:val="VerbatimChar"/>
-        </w:rPr>
-        <w:t xml:space="preserve">kripto_hmac_sha256</w:t>
-      </w:r>
-      <w:r>
-        <w:t xml:space="preserve"> </w:t>
-      </w:r>
-      <w:r>
-        <w:t xml:space="preserve">from</w:t>
-      </w:r>
-      <w:r>
-        <w:t xml:space="preserve"> </w:t>
-      </w:r>
-      <w:r>
-        <w:rPr>
-          <w:rStyle w:val="VerbatimChar"/>
-        </w:rPr>
-        <w:t xml:space="preserve">cen429_kripto.h</w:t>
-      </w:r>
-      <w:r>
-        <w:t xml:space="preserve">):</w:t>
+        <w:drawing>
+          <wp:inline>
+            <wp:extent cx="5111999" cy="10699092"/>
+            <wp:effectExtent b="0" l="0" r="0" t="0"/>
+            <wp:docPr descr="Self-integrity check — step by step" title="" id="64" name="Picture"/>
+            <a:graphic>
+              <a:graphicData uri="http://schemas.openxmlformats.org/drawingml/2006/picture">
+                <pic:pic>
+                  <pic:nvPicPr>
+                    <pic:cNvPr descr="integrity-hmac.en.png" id="65" name="Picture"/>
+                    <pic:cNvPicPr>
+                      <a:picLocks noChangeArrowheads="1" noChangeAspect="1"/>
+                    </pic:cNvPicPr>
+                  </pic:nvPicPr>
+                  <pic:blipFill>
+                    <a:blip r:embed="rId63"/>
+                    <a:stretch>
+                      <a:fillRect/>
+                    </a:stretch>
+                  </pic:blipFill>
+                  <pic:spPr bwMode="auto">
+                    <a:xfrm>
+                      <a:off x="0" y="0"/>
+                      <a:ext cx="5111999" cy="10699092"/>
+                    </a:xfrm>
+                    <a:prstGeom prst="rect">
+                      <a:avLst/>
+                    </a:prstGeom>
+                    <a:noFill/>
+                    <a:ln w="9525">
+                      <a:noFill/>
+                      <a:headEnd/>
+                      <a:tailEnd/>
+                    </a:ln>
+                  </pic:spPr>
+                </pic:pic>
+              </a:graphicData>
+            </a:graphic>
+          </wp:inline>
+        </w:drawing>
       </w:r>
     </w:p>
     <w:p>
@@ -7663,11 +8476,95 @@
         <w:pStyle w:val="BodyText"/>
       </w:pPr>
       <w:r>
-        <w:rPr>
-          <w:b/>
-          <w:bCs/>
-        </w:rPr>
-        <w:t xml:space="preserve">butunluk.c (summary)</w:t>
+        <w:t xml:space="preserve">Try the</w:t>
+      </w:r>
+      <w:r>
+        <w:t xml:space="preserve"> </w:t>
+      </w:r>
+      <w:r>
+        <w:rPr>
+          <w:b/>
+          <w:bCs/>
+        </w:rPr>
+        <w:t xml:space="preserve">normal</w:t>
+      </w:r>
+      <w:r>
+        <w:t xml:space="preserve">,</w:t>
+      </w:r>
+      <w:r>
+        <w:t xml:space="preserve"> </w:t>
+      </w:r>
+      <w:r>
+        <w:rPr>
+          <w:b/>
+          <w:bCs/>
+        </w:rPr>
+        <w:t xml:space="preserve">patched-mid</w:t>
+      </w:r>
+      <w:r>
+        <w:t xml:space="preserve"> </w:t>
+      </w:r>
+      <w:r>
+        <w:t xml:space="preserve">and</w:t>
+      </w:r>
+      <w:r>
+        <w:t xml:space="preserve"> </w:t>
+      </w:r>
+      <w:r>
+        <w:rPr>
+          <w:b/>
+          <w:bCs/>
+        </w:rPr>
+        <w:t xml:space="preserve">edge-first-byte</w:t>
+      </w:r>
+      <w:r>
+        <w:t xml:space="preserve"> </w:t>
+      </w:r>
+      <w:r>
+        <w:t xml:space="preserve">presets; generate random bytes with 🎲, or type your</w:t>
+      </w:r>
+      <w:r>
+        <w:t xml:space="preserve"> </w:t>
+      </w:r>
+      <w:r>
+        <w:t xml:space="preserve">own.</w:t>
+      </w:r>
+    </w:p>
+    <w:p>
+      <w:pPr>
+        <w:pStyle w:val="BodyText"/>
+      </w:pPr>
+      <w:r>
+        <w:rPr>
+          <w:b/>
+          <w:bCs/>
+        </w:rPr>
+        <w:t xml:space="preserve">Actual output</w:t>
+      </w:r>
+      <w:r>
+        <w:t xml:space="preserve"> </w:t>
+      </w:r>
+      <w:r>
+        <w:t xml:space="preserve">captured on Windows (shortened):</w:t>
+      </w:r>
+    </w:p>
+    <w:p>
+      <w:pPr>
+        <w:pStyle w:val="BodyText"/>
+      </w:pPr>
+      <w:r>
+        <w:rPr>
+          <w:b/>
+          <w:bCs/>
+        </w:rPr>
+        <w:t xml:space="preserve">.</w:t>
+      </w:r>
+      <w:r>
+        <w:rPr>
+          <w:b/>
+          <w:bCs/>
+        </w:rPr>
+        <w:t xml:space="preserve">.ps1 — output</w:t>
       </w:r>
     </w:p>
     <w:p>
@@ -7676,234 +8573,36 @@
       </w:pPr>
       <w:r>
         <w:rPr>
-          <w:rStyle w:val="CommentTok"/>
-        </w:rPr>
-        <w:t xml:space="preserve">/* Find your own path: Linux /proc/self/exe, Windows GetModuleFileNameA */</w:t>
+          <w:rStyle w:val="VerbatimChar"/>
+        </w:rPr>
+        <w:t xml:space="preserve">STEP 2 - Normal run: integrity verifies OK (no patch)</w:t>
       </w:r>
       <w:r>
         <w:br/>
       </w:r>
       <w:r>
         <w:rPr>
-          <w:rStyle w:val="NormalTok"/>
-        </w:rPr>
-        <w:t xml:space="preserve">oz_yol</w:t>
-      </w:r>
-      <w:r>
-        <w:rPr>
-          <w:rStyle w:val="OperatorTok"/>
-        </w:rPr>
-        <w:t xml:space="preserve">(</w:t>
-      </w:r>
-      <w:r>
-        <w:rPr>
-          <w:rStyle w:val="NormalTok"/>
-        </w:rPr>
-        <w:t xml:space="preserve">yol</w:t>
-      </w:r>
-      <w:r>
-        <w:rPr>
-          <w:rStyle w:val="OperatorTok"/>
-        </w:rPr>
-        <w:t xml:space="preserve">,</w:t>
-      </w:r>
-      <w:r>
-        <w:rPr>
-          <w:rStyle w:val="NormalTok"/>
-        </w:rPr>
-        <w:t xml:space="preserve"> </w:t>
-      </w:r>
-      <w:r>
-        <w:rPr>
-          <w:rStyle w:val="KeywordTok"/>
-        </w:rPr>
-        <w:t xml:space="preserve">sizeof</w:t>
-      </w:r>
-      <w:r>
-        <w:rPr>
-          <w:rStyle w:val="OperatorTok"/>
-        </w:rPr>
-        <w:t xml:space="preserve">(</w:t>
-      </w:r>
-      <w:r>
-        <w:rPr>
-          <w:rStyle w:val="NormalTok"/>
-        </w:rPr>
-        <w:t xml:space="preserve">yol</w:t>
-      </w:r>
-      <w:r>
-        <w:rPr>
-          <w:rStyle w:val="OperatorTok"/>
-        </w:rPr>
-        <w:t xml:space="preserve">));</w:t>
+          <w:rStyle w:val="VerbatimChar"/>
+        </w:rPr>
+        <w:t xml:space="preserve">Expected   : 5aeaf45226dbb29af724cb7101a621419aa58e0630f1fee3d647f76b55115de4</w:t>
       </w:r>
       <w:r>
         <w:br/>
       </w:r>
       <w:r>
         <w:rPr>
-          <w:rStyle w:val="NormalTok"/>
-        </w:rPr>
-        <w:t xml:space="preserve">dosya_oku</w:t>
-      </w:r>
-      <w:r>
-        <w:rPr>
-          <w:rStyle w:val="OperatorTok"/>
-        </w:rPr>
-        <w:t xml:space="preserve">(</w:t>
-      </w:r>
-      <w:r>
-        <w:rPr>
-          <w:rStyle w:val="NormalTok"/>
-        </w:rPr>
-        <w:t xml:space="preserve">yol</w:t>
-      </w:r>
-      <w:r>
-        <w:rPr>
-          <w:rStyle w:val="OperatorTok"/>
-        </w:rPr>
-        <w:t xml:space="preserve">,</w:t>
-      </w:r>
-      <w:r>
-        <w:rPr>
-          <w:rStyle w:val="NormalTok"/>
-        </w:rPr>
-        <w:t xml:space="preserve"> </w:t>
-      </w:r>
-      <w:r>
-        <w:rPr>
-          <w:rStyle w:val="OperatorTok"/>
-        </w:rPr>
-        <w:t xml:space="preserve">&amp;</w:t>
-      </w:r>
-      <w:r>
-        <w:rPr>
-          <w:rStyle w:val="NormalTok"/>
-        </w:rPr>
-        <w:t xml:space="preserve">veri</w:t>
-      </w:r>
-      <w:r>
-        <w:rPr>
-          <w:rStyle w:val="OperatorTok"/>
-        </w:rPr>
-        <w:t xml:space="preserve">,</w:t>
-      </w:r>
-      <w:r>
-        <w:rPr>
-          <w:rStyle w:val="NormalTok"/>
-        </w:rPr>
-        <w:t xml:space="preserve"> </w:t>
-      </w:r>
-      <w:r>
-        <w:rPr>
-          <w:rStyle w:val="OperatorTok"/>
-        </w:rPr>
-        <w:t xml:space="preserve">&amp;</w:t>
-      </w:r>
-      <w:r>
-        <w:rPr>
-          <w:rStyle w:val="NormalTok"/>
-        </w:rPr>
-        <w:t xml:space="preserve">boy</w:t>
-      </w:r>
-      <w:r>
-        <w:rPr>
-          <w:rStyle w:val="OperatorTok"/>
-        </w:rPr>
-        <w:t xml:space="preserve">);</w:t>
+          <w:rStyle w:val="VerbatimChar"/>
+        </w:rPr>
+        <w:t xml:space="preserve">Computed   : 5aeaf45226dbb29af724cb7101a621419aa58e0630f1fee3d647f76b55115de4</w:t>
       </w:r>
       <w:r>
         <w:br/>
       </w:r>
       <w:r>
         <w:rPr>
-          <w:rStyle w:val="NormalTok"/>
-        </w:rPr>
-        <w:t xml:space="preserve">kripto_hmac_sha256</w:t>
-      </w:r>
-      <w:r>
-        <w:rPr>
-          <w:rStyle w:val="OperatorTok"/>
-        </w:rPr>
-        <w:t xml:space="preserve">(</w:t>
-      </w:r>
-      <w:r>
-        <w:rPr>
-          <w:rStyle w:val="NormalTok"/>
-        </w:rPr>
-        <w:t xml:space="preserve">RASP_ANAHTAR</w:t>
-      </w:r>
-      <w:r>
-        <w:rPr>
-          <w:rStyle w:val="OperatorTok"/>
-        </w:rPr>
-        <w:t xml:space="preserve">,</w:t>
-      </w:r>
-      <w:r>
-        <w:rPr>
-          <w:rStyle w:val="NormalTok"/>
-        </w:rPr>
-        <w:t xml:space="preserve"> </w:t>
-      </w:r>
-      <w:r>
-        <w:rPr>
-          <w:rStyle w:val="DecValTok"/>
-        </w:rPr>
-        <w:t xml:space="preserve">32</w:t>
-      </w:r>
-      <w:r>
-        <w:rPr>
-          <w:rStyle w:val="OperatorTok"/>
-        </w:rPr>
-        <w:t xml:space="preserve">,</w:t>
-      </w:r>
-      <w:r>
-        <w:rPr>
-          <w:rStyle w:val="NormalTok"/>
-        </w:rPr>
-        <w:t xml:space="preserve"> veri</w:t>
-      </w:r>
-      <w:r>
-        <w:rPr>
-          <w:rStyle w:val="OperatorTok"/>
-        </w:rPr>
-        <w:t xml:space="preserve">,</w:t>
-      </w:r>
-      <w:r>
-        <w:rPr>
-          <w:rStyle w:val="NormalTok"/>
-        </w:rPr>
-        <w:t xml:space="preserve"> boy</w:t>
-      </w:r>
-      <w:r>
-        <w:rPr>
-          <w:rStyle w:val="OperatorTok"/>
-        </w:rPr>
-        <w:t xml:space="preserve">,</w:t>
-      </w:r>
-      <w:r>
-        <w:rPr>
-          <w:rStyle w:val="NormalTok"/>
-        </w:rPr>
-        <w:t xml:space="preserve"> ozet</w:t>
-      </w:r>
-      <w:r>
-        <w:rPr>
-          <w:rStyle w:val="OperatorTok"/>
-        </w:rPr>
-        <w:t xml:space="preserve">);</w:t>
-      </w:r>
-      <w:r>
-        <w:rPr>
-          <w:rStyle w:val="NormalTok"/>
-        </w:rPr>
-        <w:t xml:space="preserve">   </w:t>
-      </w:r>
-      <w:r>
-        <w:rPr>
-          <w:rStyle w:val="CommentTok"/>
-        </w:rPr>
-        <w:t xml:space="preserve">/* HMAC over the file */</w:t>
+          <w:rStyle w:val="VerbatimChar"/>
+        </w:rPr>
+        <w:t xml:space="preserve">RESULT: INTEGRITY OK - target unchanged.</w:t>
       </w:r>
       <w:r>
         <w:br/>
@@ -7913,366 +8612,54 @@
       </w:r>
       <w:r>
         <w:rPr>
-          <w:rStyle w:val="CommentTok"/>
-        </w:rPr>
-        <w:t xml:space="preserve">/* verify: constant-time comparison (prevents a timing leak) */</w:t>
+          <w:rStyle w:val="VerbatimChar"/>
+        </w:rPr>
+        <w:t xml:space="preserve">STEP 3 - Attack: a COPY of the binary is made and 1 byte is changed</w:t>
       </w:r>
       <w:r>
         <w:br/>
       </w:r>
       <w:r>
         <w:rPr>
-          <w:rStyle w:val="DataTypeTok"/>
-        </w:rPr>
-        <w:t xml:space="preserve">unsigned</w:t>
-      </w:r>
-      <w:r>
-        <w:rPr>
-          <w:rStyle w:val="NormalTok"/>
-        </w:rPr>
-        <w:t xml:space="preserve"> </w:t>
-      </w:r>
-      <w:r>
-        <w:rPr>
-          <w:rStyle w:val="DataTypeTok"/>
-        </w:rPr>
-        <w:t xml:space="preserve">char</w:t>
-      </w:r>
-      <w:r>
-        <w:rPr>
-          <w:rStyle w:val="NormalTok"/>
-        </w:rPr>
-        <w:t xml:space="preserve"> fark </w:t>
-      </w:r>
-      <w:r>
-        <w:rPr>
-          <w:rStyle w:val="OperatorTok"/>
-        </w:rPr>
-        <w:t xml:space="preserve">=</w:t>
-      </w:r>
-      <w:r>
-        <w:rPr>
-          <w:rStyle w:val="NormalTok"/>
-        </w:rPr>
-        <w:t xml:space="preserve"> </w:t>
-      </w:r>
-      <w:r>
-        <w:rPr>
-          <w:rStyle w:val="DecValTok"/>
-        </w:rPr>
-        <w:t xml:space="preserve">0</w:t>
-      </w:r>
-      <w:r>
-        <w:rPr>
-          <w:rStyle w:val="OperatorTok"/>
-        </w:rPr>
-        <w:t xml:space="preserve">;</w:t>
+          <w:rStyle w:val="VerbatimChar"/>
+        </w:rPr>
+        <w:t xml:space="preserve">&gt; flip byte at offset 22272 (0xCC -&gt; 0x33)</w:t>
       </w:r>
       <w:r>
         <w:br/>
       </w:r>
       <w:r>
         <w:rPr>
-          <w:rStyle w:val="ControlFlowTok"/>
-        </w:rPr>
-        <w:t xml:space="preserve">for</w:t>
-      </w:r>
-      <w:r>
-        <w:rPr>
-          <w:rStyle w:val="NormalTok"/>
-        </w:rPr>
-        <w:t xml:space="preserve"> </w:t>
-      </w:r>
-      <w:r>
-        <w:rPr>
-          <w:rStyle w:val="OperatorTok"/>
-        </w:rPr>
-        <w:t xml:space="preserve">(</w:t>
-      </w:r>
-      <w:r>
-        <w:rPr>
-          <w:rStyle w:val="DataTypeTok"/>
-        </w:rPr>
-        <w:t xml:space="preserve">int</w:t>
-      </w:r>
-      <w:r>
-        <w:rPr>
-          <w:rStyle w:val="NormalTok"/>
-        </w:rPr>
-        <w:t xml:space="preserve"> i </w:t>
-      </w:r>
-      <w:r>
-        <w:rPr>
-          <w:rStyle w:val="OperatorTok"/>
-        </w:rPr>
-        <w:t xml:space="preserve">=</w:t>
-      </w:r>
-      <w:r>
-        <w:rPr>
-          <w:rStyle w:val="NormalTok"/>
-        </w:rPr>
-        <w:t xml:space="preserve"> </w:t>
-      </w:r>
-      <w:r>
-        <w:rPr>
-          <w:rStyle w:val="DecValTok"/>
-        </w:rPr>
-        <w:t xml:space="preserve">0</w:t>
-      </w:r>
-      <w:r>
-        <w:rPr>
-          <w:rStyle w:val="OperatorTok"/>
-        </w:rPr>
-        <w:t xml:space="preserve">;</w:t>
-      </w:r>
-      <w:r>
-        <w:rPr>
-          <w:rStyle w:val="NormalTok"/>
-        </w:rPr>
-        <w:t xml:space="preserve"> i </w:t>
-      </w:r>
-      <w:r>
-        <w:rPr>
-          <w:rStyle w:val="OperatorTok"/>
-        </w:rPr>
-        <w:t xml:space="preserve">&lt;</w:t>
-      </w:r>
-      <w:r>
-        <w:rPr>
-          <w:rStyle w:val="NormalTok"/>
-        </w:rPr>
-        <w:t xml:space="preserve"> </w:t>
-      </w:r>
-      <w:r>
-        <w:rPr>
-          <w:rStyle w:val="DecValTok"/>
-        </w:rPr>
-        <w:t xml:space="preserve">32</w:t>
-      </w:r>
-      <w:r>
-        <w:rPr>
-          <w:rStyle w:val="OperatorTok"/>
-        </w:rPr>
-        <w:t xml:space="preserve">;</w:t>
-      </w:r>
-      <w:r>
-        <w:rPr>
-          <w:rStyle w:val="NormalTok"/>
-        </w:rPr>
-        <w:t xml:space="preserve"> i</w:t>
-      </w:r>
-      <w:r>
-        <w:rPr>
-          <w:rStyle w:val="OperatorTok"/>
-        </w:rPr>
-        <w:t xml:space="preserve">++)</w:t>
-      </w:r>
-      <w:r>
-        <w:rPr>
-          <w:rStyle w:val="NormalTok"/>
-        </w:rPr>
-        <w:t xml:space="preserve"> fark </w:t>
-      </w:r>
-      <w:r>
-        <w:rPr>
-          <w:rStyle w:val="OperatorTok"/>
-        </w:rPr>
-        <w:t xml:space="preserve">|=</w:t>
-      </w:r>
-      <w:r>
-        <w:rPr>
-          <w:rStyle w:val="NormalTok"/>
-        </w:rPr>
-        <w:t xml:space="preserve"> beklenen</w:t>
-      </w:r>
-      <w:r>
-        <w:rPr>
-          <w:rStyle w:val="OperatorTok"/>
-        </w:rPr>
-        <w:t xml:space="preserve">[</w:t>
-      </w:r>
-      <w:r>
-        <w:rPr>
-          <w:rStyle w:val="NormalTok"/>
-        </w:rPr>
-        <w:t xml:space="preserve">i</w:t>
-      </w:r>
-      <w:r>
-        <w:rPr>
-          <w:rStyle w:val="OperatorTok"/>
-        </w:rPr>
-        <w:t xml:space="preserve">]</w:t>
-      </w:r>
-      <w:r>
-        <w:rPr>
-          <w:rStyle w:val="NormalTok"/>
-        </w:rPr>
-        <w:t xml:space="preserve"> </w:t>
-      </w:r>
-      <w:r>
-        <w:rPr>
-          <w:rStyle w:val="OperatorTok"/>
-        </w:rPr>
-        <w:t xml:space="preserve">^</w:t>
-      </w:r>
-      <w:r>
-        <w:rPr>
-          <w:rStyle w:val="NormalTok"/>
-        </w:rPr>
-        <w:t xml:space="preserve"> ozet</w:t>
-      </w:r>
-      <w:r>
-        <w:rPr>
-          <w:rStyle w:val="OperatorTok"/>
-        </w:rPr>
-        <w:t xml:space="preserve">[</w:t>
-      </w:r>
-      <w:r>
-        <w:rPr>
-          <w:rStyle w:val="NormalTok"/>
-        </w:rPr>
-        <w:t xml:space="preserve">i</w:t>
-      </w:r>
-      <w:r>
-        <w:rPr>
-          <w:rStyle w:val="OperatorTok"/>
-        </w:rPr>
-        <w:t xml:space="preserve">];</w:t>
+          <w:rStyle w:val="VerbatimChar"/>
+        </w:rPr>
+        <w:t xml:space="preserve">STEP 4 - The patched copy's HMAC is compared with the golden value</w:t>
       </w:r>
       <w:r>
         <w:br/>
       </w:r>
       <w:r>
         <w:rPr>
-          <w:rStyle w:val="ControlFlowTok"/>
-        </w:rPr>
-        <w:t xml:space="preserve">if</w:t>
-      </w:r>
-      <w:r>
-        <w:rPr>
-          <w:rStyle w:val="NormalTok"/>
-        </w:rPr>
-        <w:t xml:space="preserve"> </w:t>
-      </w:r>
-      <w:r>
-        <w:rPr>
-          <w:rStyle w:val="OperatorTok"/>
-        </w:rPr>
-        <w:t xml:space="preserve">(</w:t>
-      </w:r>
-      <w:r>
-        <w:rPr>
-          <w:rStyle w:val="NormalTok"/>
-        </w:rPr>
-        <w:t xml:space="preserve">fark </w:t>
-      </w:r>
-      <w:r>
-        <w:rPr>
-          <w:rStyle w:val="OperatorTok"/>
-        </w:rPr>
-        <w:t xml:space="preserve">==</w:t>
-      </w:r>
-      <w:r>
-        <w:rPr>
-          <w:rStyle w:val="NormalTok"/>
-        </w:rPr>
-        <w:t xml:space="preserve"> </w:t>
-      </w:r>
-      <w:r>
-        <w:rPr>
-          <w:rStyle w:val="DecValTok"/>
-        </w:rPr>
-        <w:t xml:space="preserve">0</w:t>
-      </w:r>
-      <w:r>
-        <w:rPr>
-          <w:rStyle w:val="OperatorTok"/>
-        </w:rPr>
-        <w:t xml:space="preserve">)</w:t>
-      </w:r>
-      <w:r>
-        <w:rPr>
-          <w:rStyle w:val="NormalTok"/>
-        </w:rPr>
-        <w:t xml:space="preserve"> </w:t>
-      </w:r>
-      <w:r>
-        <w:rPr>
-          <w:rStyle w:val="OperatorTok"/>
-        </w:rPr>
-        <w:t xml:space="preserve">{</w:t>
-      </w:r>
-      <w:r>
-        <w:rPr>
-          <w:rStyle w:val="NormalTok"/>
-        </w:rPr>
-        <w:t xml:space="preserve"> </w:t>
-      </w:r>
-      <w:r>
-        <w:rPr>
-          <w:rStyle w:val="CommentTok"/>
-        </w:rPr>
-        <w:t xml:space="preserve">/* BUTUNLUK TAMAM */</w:t>
-      </w:r>
-      <w:r>
-        <w:rPr>
-          <w:rStyle w:val="NormalTok"/>
-        </w:rPr>
-        <w:t xml:space="preserve"> </w:t>
-      </w:r>
-      <w:r>
-        <w:rPr>
-          <w:rStyle w:val="OperatorTok"/>
-        </w:rPr>
-        <w:t xml:space="preserve">}</w:t>
-      </w:r>
-      <w:r>
-        <w:rPr>
-          <w:rStyle w:val="NormalTok"/>
-        </w:rPr>
-        <w:t xml:space="preserve"> </w:t>
-      </w:r>
-      <w:r>
-        <w:rPr>
-          <w:rStyle w:val="ControlFlowTok"/>
-        </w:rPr>
-        <w:t xml:space="preserve">else</w:t>
-      </w:r>
-      <w:r>
-        <w:rPr>
-          <w:rStyle w:val="NormalTok"/>
-        </w:rPr>
-        <w:t xml:space="preserve"> </w:t>
-      </w:r>
-      <w:r>
-        <w:rPr>
-          <w:rStyle w:val="OperatorTok"/>
-        </w:rPr>
-        <w:t xml:space="preserve">{</w:t>
-      </w:r>
-      <w:r>
-        <w:rPr>
-          <w:rStyle w:val="NormalTok"/>
-        </w:rPr>
-        <w:t xml:space="preserve"> </w:t>
-      </w:r>
-      <w:r>
-        <w:rPr>
-          <w:rStyle w:val="CommentTok"/>
-        </w:rPr>
-        <w:t xml:space="preserve">/* YAMA ALGILANDI */</w:t>
-      </w:r>
-      <w:r>
-        <w:rPr>
-          <w:rStyle w:val="NormalTok"/>
-        </w:rPr>
-        <w:t xml:space="preserve"> </w:t>
-      </w:r>
-      <w:r>
-        <w:rPr>
-          <w:rStyle w:val="OperatorTok"/>
-        </w:rPr>
-        <w:t xml:space="preserve">}</w:t>
+          <w:rStyle w:val="VerbatimChar"/>
+        </w:rPr>
+        <w:t xml:space="preserve">Expected   : 5aeaf45226dbb29af724cb7101a621419aa58e0630f1fee3d647f76b55115de4</w:t>
+      </w:r>
+      <w:r>
+        <w:br/>
+      </w:r>
+      <w:r>
+        <w:rPr>
+          <w:rStyle w:val="VerbatimChar"/>
+        </w:rPr>
+        <w:t xml:space="preserve">Computed   : c47c35687dc205b93a2eec33df49c97defecfcb868fb8a23e6c01c2aca0ec8ac</w:t>
+      </w:r>
+      <w:r>
+        <w:br/>
+      </w:r>
+      <w:r>
+        <w:rPr>
+          <w:rStyle w:val="VerbatimChar"/>
+        </w:rPr>
+        <w:t xml:space="preserve">RESULT: PATCH DETECTED - target was modified! (tamper)   (exit code 3)</w:t>
       </w:r>
     </w:p>
     <w:p>
@@ -8280,131 +8667,6 @@
         <w:pStyle w:val="FirstParagraph"/>
       </w:pPr>
       <w:r>
-        <w:rPr>
-          <w:b/>
-          <w:bCs/>
-        </w:rPr>
-        <w:t xml:space="preserve">Actual output</w:t>
-      </w:r>
-      <w:r>
-        <w:t xml:space="preserve"> </w:t>
-      </w:r>
-      <w:r>
-        <w:t xml:space="preserve">captured on WSL (shortened):</w:t>
-      </w:r>
-    </w:p>
-    <w:p>
-      <w:pPr>
-        <w:pStyle w:val="BodyText"/>
-      </w:pPr>
-      <w:r>
-        <w:rPr>
-          <w:b/>
-          <w:bCs/>
-        </w:rPr>
-        <w:t xml:space="preserve">sh demo.sh — output</w:t>
-      </w:r>
-    </w:p>
-    <w:p>
-      <w:pPr>
-        <w:pStyle w:val="SourceCode"/>
-      </w:pPr>
-      <w:r>
-        <w:rPr>
-          <w:rStyle w:val="VerbatimChar"/>
-        </w:rPr>
-        <w:t xml:space="preserve">ADIM 2 - Normal calisma: butunluk dogrulanir (yama yok)</w:t>
-      </w:r>
-      <w:r>
-        <w:br/>
-      </w:r>
-      <w:r>
-        <w:rPr>
-          <w:rStyle w:val="VerbatimChar"/>
-        </w:rPr>
-        <w:t xml:space="preserve">Beklenen   : bae498a6a982279a833bf7e33d2db9cf...ee4d01e6</w:t>
-      </w:r>
-      <w:r>
-        <w:br/>
-      </w:r>
-      <w:r>
-        <w:rPr>
-          <w:rStyle w:val="VerbatimChar"/>
-        </w:rPr>
-        <w:t xml:space="preserve">Hesaplanan : bae498a6a982279a833bf7e33d2db9cf...ee4d01e6</w:t>
-      </w:r>
-      <w:r>
-        <w:br/>
-      </w:r>
-      <w:r>
-        <w:rPr>
-          <w:rStyle w:val="VerbatimChar"/>
-        </w:rPr>
-        <w:t xml:space="preserve">SONUC: BUTUNLUK TAMAM - hedef degismemis.</w:t>
-      </w:r>
-      <w:r>
-        <w:br/>
-      </w:r>
-      <w:r>
-        <w:br/>
-      </w:r>
-      <w:r>
-        <w:rPr>
-          <w:rStyle w:val="VerbatimChar"/>
-        </w:rPr>
-        <w:t xml:space="preserve">ADIM 3 - Saldiri: ikili dosyanin bir KOPYASI alinip 1 bayti degistiriliyor</w:t>
-      </w:r>
-      <w:r>
-        <w:br/>
-      </w:r>
-      <w:r>
-        <w:rPr>
-          <w:rStyle w:val="VerbatimChar"/>
-        </w:rPr>
-        <w:t xml:space="preserve">&gt; ofset 21268 baytini XOR 0xFF ile degistir</w:t>
-      </w:r>
-      <w:r>
-        <w:br/>
-      </w:r>
-      <w:r>
-        <w:rPr>
-          <w:rStyle w:val="VerbatimChar"/>
-        </w:rPr>
-        <w:t xml:space="preserve">ADIM 4 - Yamali kopyanin HMAC'i altin degerle karsilastiriliyor</w:t>
-      </w:r>
-      <w:r>
-        <w:br/>
-      </w:r>
-      <w:r>
-        <w:rPr>
-          <w:rStyle w:val="VerbatimChar"/>
-        </w:rPr>
-        <w:t xml:space="preserve">Beklenen   : bae498a6a982279a833bf7e33d2db9cf...ee4d01e6</w:t>
-      </w:r>
-      <w:r>
-        <w:br/>
-      </w:r>
-      <w:r>
-        <w:rPr>
-          <w:rStyle w:val="VerbatimChar"/>
-        </w:rPr>
-        <w:t xml:space="preserve">Hesaplanan : 05fb42748cb5b57305f3ffacd61ad757...131c6705</w:t>
-      </w:r>
-      <w:r>
-        <w:br/>
-      </w:r>
-      <w:r>
-        <w:rPr>
-          <w:rStyle w:val="VerbatimChar"/>
-        </w:rPr>
-        <w:t xml:space="preserve">SONUC: YAMA ALGILANDI - hedef degistirilmis! (tamper)   (cikis kodu 3)</w:t>
-      </w:r>
-    </w:p>
-    <w:p>
-      <w:pPr>
-        <w:pStyle w:val="FirstParagraph"/>
-      </w:pPr>
-      <w:r>
         <w:t xml:space="preserve">While unpatched, the digest was</w:t>
       </w:r>
       <w:r>
@@ -8460,7 +8722,7 @@
       <w:r>
         <w:t xml:space="preserve"> </w:t>
       </w:r>
-      <w:hyperlink r:id="rId60">
+      <w:hyperlink r:id="rId66">
         <w:r>
           <w:rPr>
             <w:rStyle w:val="Hyperlink"/>
@@ -8487,8 +8749,8 @@
         <w:t xml:space="preserve">stops at the first differing byte and leaks timing.</w:t>
       </w:r>
     </w:p>
-    <w:bookmarkEnd w:id="61"/>
-    <w:bookmarkStart w:id="62" w:name="X491aef9c642c11c0001deab0afb7470e6c95df6"/>
+    <w:bookmarkEnd w:id="67"/>
+    <w:bookmarkStart w:id="68" w:name="X491aef9c642c11c0001deab0afb7470e6c95df6"/>
     <w:p>
       <w:pPr>
         <w:pStyle w:val="Heading3"/>
@@ -8521,7 +8783,7 @@
         <w:rPr>
           <w:rStyle w:val="VerbatimChar"/>
         </w:rPr>
-        <w:t xml:space="preserve">hedef_hmac()</w:t>
+        <w:t xml:space="preserve">target_hmac()</w:t>
       </w:r>
       <w:r>
         <w:t xml:space="preserve"> </w:t>
@@ -8536,7 +8798,7 @@
         <w:rPr>
           <w:rStyle w:val="VerbatimChar"/>
         </w:rPr>
-        <w:t xml:space="preserve">dosya_oku()</w:t>
+        <w:t xml:space="preserve">read_file()</w:t>
       </w:r>
       <w:r>
         <w:t xml:space="preserve"> </w:t>
@@ -8579,7 +8841,7 @@
         <w:rPr>
           <w:rStyle w:val="VerbatimChar"/>
         </w:rPr>
-        <w:t xml:space="preserve">kripto_hmac_sha256</w:t>
+        <w:t xml:space="preserve">crypto_hmac_sha256</w:t>
       </w:r>
       <w:r>
         <w:t xml:space="preserve"> </w:t>
@@ -8626,19 +8888,19 @@
         <w:rPr>
           <w:rStyle w:val="VerbatimChar"/>
         </w:rPr>
-        <w:t xml:space="preserve">demo.sh</w:t>
-      </w:r>
-      <w:r>
-        <w:t xml:space="preserve">’s actual output,</w:t>
-      </w:r>
-      <w:r>
-        <w:t xml:space="preserve"> </w:t>
-      </w:r>
-      <w:r>
-        <w:rPr>
-          <w:rStyle w:val="VerbatimChar"/>
-        </w:rPr>
-        <w:t xml:space="preserve">ofset 21268</w:t>
+        <w:t xml:space="preserve">demo.ps1</w:t>
+      </w:r>
+      <w:r>
+        <w:t xml:space="preserve">’s actual output, offset</w:t>
+      </w:r>
+      <w:r>
+        <w:t xml:space="preserve"> </w:t>
+      </w:r>
+      <w:r>
+        <w:rPr>
+          <w:rStyle w:val="VerbatimChar"/>
+        </w:rPr>
+        <w:t xml:space="preserve">22272</w:t>
       </w:r>
       <w:r>
         <w:t xml:space="preserve"> </w:t>
@@ -8666,7 +8928,7 @@
         <w:rPr>
           <w:rStyle w:val="VerbatimChar"/>
         </w:rPr>
-        <w:t xml:space="preserve">BOY / 2</w:t>
+        <w:t xml:space="preserve">SIZE / 2</w:t>
       </w:r>
       <w:r>
         <w:t xml:space="preserve">) — meaning the binary’s total size in that run was roughly</w:t>
@@ -8678,7 +8940,7 @@
         <w:rPr>
           <w:rStyle w:val="VerbatimChar"/>
         </w:rPr>
-        <w:t xml:space="preserve">21268 × 2 ≈ 42536</w:t>
+        <w:t xml:space="preserve">22272 × 2 ≈ 44544</w:t>
       </w:r>
       <w:r>
         <w:t xml:space="preserve"> </w:t>
@@ -9113,7 +9375,7 @@
         <w:rPr>
           <w:rStyle w:val="VerbatimChar"/>
         </w:rPr>
-        <w:t xml:space="preserve">bae498a6...ee4d01e6</w:t>
+        <w:t xml:space="preserve">5aeaf452...55115de4</w:t>
       </w:r>
       <w:r>
         <w:t xml:space="preserve"> </w:t>
@@ -9128,7 +9390,7 @@
         <w:rPr>
           <w:rStyle w:val="VerbatimChar"/>
         </w:rPr>
-        <w:t xml:space="preserve">05fb4274...131c6705</w:t>
+        <w:t xml:space="preserve">c47c3568...aca0ec8a</w:t>
       </w:r>
       <w:r>
         <w:t xml:space="preserve"> </w:t>
@@ -10190,9 +10452,9 @@
         </w:pict>
       </w:r>
     </w:p>
-    <w:bookmarkEnd w:id="62"/>
-    <w:bookmarkEnd w:id="63"/>
-    <w:bookmarkStart w:id="73" w:name="debugger-detection"/>
+    <w:bookmarkEnd w:id="68"/>
+    <w:bookmarkEnd w:id="69"/>
+    <w:bookmarkStart w:id="82" w:name="debugger-detection"/>
     <w:p>
       <w:pPr>
         <w:pStyle w:val="Heading2"/>
@@ -10259,18 +10521,18 @@
           <wp:inline>
             <wp:extent cx="5759999" cy="1946147"/>
             <wp:effectExtent b="0" l="0" r="0" t="0"/>
-            <wp:docPr descr="Timing-based debugger sensing" title="" id="65" name="Picture"/>
+            <wp:docPr descr="Timing-based debugger sensing" title="" id="71" name="Picture"/>
             <a:graphic>
               <a:graphicData uri="http://schemas.openxmlformats.org/drawingml/2006/picture">
                 <pic:pic>
                   <pic:nvPicPr>
-                    <pic:cNvPr descr="h06-08-zamanlama.png" id="66" name="Picture"/>
+                    <pic:cNvPr descr="h06-08-zamanlama.png" id="72" name="Picture"/>
                     <pic:cNvPicPr>
                       <a:picLocks noChangeArrowheads="1" noChangeAspect="1"/>
                     </pic:cNvPicPr>
                   </pic:nvPicPr>
                   <pic:blipFill>
-                    <a:blip r:embed="rId64"/>
+                    <a:blip r:embed="rId70"/>
                     <a:stretch>
                       <a:fillRect/>
                     </a:stretch>
@@ -10306,18 +10568,18 @@
           <wp:inline>
             <wp:extent cx="5759999" cy="3723963"/>
             <wp:effectExtent b="0" l="0" r="0" t="0"/>
-            <wp:docPr descr="Debugger detection paths" title="" id="68" name="Picture"/>
+            <wp:docPr descr="Debugger detection paths" title="" id="74" name="Picture"/>
             <a:graphic>
               <a:graphicData uri="http://schemas.openxmlformats.org/drawingml/2006/picture">
                 <pic:pic>
                   <pic:nvPicPr>
-                    <pic:cNvPr descr="h06-07-antidebug.png" id="69" name="Picture"/>
+                    <pic:cNvPr descr="h06-07-antidebug.png" id="75" name="Picture"/>
                     <pic:cNvPicPr>
                       <a:picLocks noChangeArrowheads="1" noChangeAspect="1"/>
                     </pic:cNvPicPr>
                   </pic:nvPicPr>
                   <pic:blipFill>
-                    <a:blip r:embed="rId67"/>
+                    <a:blip r:embed="rId73"/>
                     <a:stretch>
                       <a:fillRect/>
                     </a:stretch>
@@ -10741,7 +11003,7 @@
         <w:t xml:space="preserve">.</w:t>
       </w:r>
     </w:p>
-    <w:bookmarkStart w:id="70" w:name="X6b661c3a94020227636801ded47a109e547039b"/>
+    <w:bookmarkStart w:id="79" w:name="X6b661c3a94020227636801ded47a109e547039b"/>
     <w:p>
       <w:pPr>
         <w:pStyle w:val="Heading3"/>
@@ -10774,7 +11036,7 @@
           <w:b/>
           <w:bCs/>
         </w:rPr>
-        <w:t xml:space="preserve">code/week-06/02-hata-ayiklayici</w:t>
+        <w:t xml:space="preserve">code/week-06/02-debugger-detection</w:t>
       </w:r>
       <w:r>
         <w:rPr>
@@ -10979,7 +11241,7 @@
         <w:rPr>
           <w:rStyle w:val="NormalTok"/>
         </w:rPr>
-        <w:t xml:space="preserve"> supheli</w:t>
+        <w:t xml:space="preserve"> suspicious</w:t>
       </w:r>
       <w:r>
         <w:rPr>
@@ -11005,6 +11267,108 @@
         <w:pStyle w:val="FirstParagraph"/>
       </w:pPr>
       <w:r>
+        <w:drawing>
+          <wp:inline>
+            <wp:extent cx="5111999" cy="7430453"/>
+            <wp:effectExtent b="0" l="0" r="0" t="0"/>
+            <wp:docPr descr="Debugger detection — step by step" title="" id="77" name="Picture"/>
+            <a:graphic>
+              <a:graphicData uri="http://schemas.openxmlformats.org/drawingml/2006/picture">
+                <pic:pic>
+                  <pic:nvPicPr>
+                    <pic:cNvPr descr="debugger-presence.en.png" id="78" name="Picture"/>
+                    <pic:cNvPicPr>
+                      <a:picLocks noChangeArrowheads="1" noChangeAspect="1"/>
+                    </pic:cNvPicPr>
+                  </pic:nvPicPr>
+                  <pic:blipFill>
+                    <a:blip r:embed="rId76"/>
+                    <a:stretch>
+                      <a:fillRect/>
+                    </a:stretch>
+                  </pic:blipFill>
+                  <pic:spPr bwMode="auto">
+                    <a:xfrm>
+                      <a:off x="0" y="0"/>
+                      <a:ext cx="5111999" cy="7430453"/>
+                    </a:xfrm>
+                    <a:prstGeom prst="rect">
+                      <a:avLst/>
+                    </a:prstGeom>
+                    <a:noFill/>
+                    <a:ln w="9525">
+                      <a:noFill/>
+                      <a:headEnd/>
+                      <a:tailEnd/>
+                    </a:ln>
+                  </pic:spPr>
+                </pic:pic>
+              </a:graphicData>
+            </a:graphic>
+          </wp:inline>
+        </w:drawing>
+      </w:r>
+    </w:p>
+    <w:p>
+      <w:pPr>
+        <w:pStyle w:val="BodyText"/>
+      </w:pPr>
+      <w:r>
+        <w:t xml:space="preserve">Watch the animation scan</w:t>
+      </w:r>
+      <w:r>
+        <w:t xml:space="preserve"> </w:t>
+      </w:r>
+      <w:r>
+        <w:rPr>
+          <w:rStyle w:val="VerbatimChar"/>
+        </w:rPr>
+        <w:t xml:space="preserve">/proc/self/status</w:t>
+      </w:r>
+      <w:r>
+        <w:t xml:space="preserve"> </w:t>
+      </w:r>
+      <w:r>
+        <w:t xml:space="preserve">line by line and weigh the two signals (</w:t>
+      </w:r>
+      <w:r>
+        <w:rPr>
+          <w:b/>
+          <w:bCs/>
+        </w:rPr>
+        <w:t xml:space="preserve">TracerPid</w:t>
+      </w:r>
+      <w:r>
+        <w:t xml:space="preserve">, parent process</w:t>
+      </w:r>
+      <w:r>
+        <w:t xml:space="preserve"> </w:t>
+      </w:r>
+      <w:r>
+        <w:t xml:space="preserve">name); try the</w:t>
+      </w:r>
+      <w:r>
+        <w:t xml:space="preserve"> </w:t>
+      </w:r>
+      <w:r>
+        <w:rPr>
+          <w:b/>
+          <w:bCs/>
+        </w:rPr>
+        <w:t xml:space="preserve">clean/gdb-attached/edge</w:t>
+      </w:r>
+      <w:r>
+        <w:t xml:space="preserve"> </w:t>
+      </w:r>
+      <w:r>
+        <w:t xml:space="preserve">presets.</w:t>
+      </w:r>
+    </w:p>
+    <w:p>
+      <w:pPr>
+        <w:pStyle w:val="BodyText"/>
+      </w:pPr>
+      <w:r>
         <w:rPr>
           <w:b/>
           <w:bCs/>
@@ -11020,7 +11384,7 @@
         <w:rPr>
           <w:rStyle w:val="VerbatimChar"/>
         </w:rPr>
-        <w:t xml:space="preserve">ADIM 1 - Normal calisma (hata ayiklayici YOK): temiz beklenir</w:t>
+        <w:t xml:space="preserve">STEP 1 - Normal run (NO debugger): clean is expected</w:t>
       </w:r>
       <w:r>
         <w:br/>
@@ -11029,7 +11393,7 @@
         <w:rPr>
           <w:rStyle w:val="VerbatimChar"/>
         </w:rPr>
-        <w:t xml:space="preserve">1) /proc/self/status TracerPid           : 0 (izleyen yok)</w:t>
+        <w:t xml:space="preserve">1) /proc/self/status TracerPid           : 0 (no tracer)</w:t>
       </w:r>
       <w:r>
         <w:br/>
@@ -11038,7 +11402,7 @@
         <w:rPr>
           <w:rStyle w:val="VerbatimChar"/>
         </w:rPr>
-        <w:t xml:space="preserve">2) Ana surec (parent) adi                : sh</w:t>
+        <w:t xml:space="preserve">2) Parent process name                   : sh</w:t>
       </w:r>
       <w:r>
         <w:br/>
@@ -11047,7 +11411,7 @@
         <w:rPr>
           <w:rStyle w:val="VerbatimChar"/>
         </w:rPr>
-        <w:t xml:space="preserve">SONUC: Temiz - izleyen bir arac gorunmuyor.</w:t>
+        <w:t xml:space="preserve">RESULT: clean - no tracing tool visible.</w:t>
       </w:r>
       <w:r>
         <w:br/>
@@ -11059,7 +11423,7 @@
         <w:rPr>
           <w:rStyle w:val="VerbatimChar"/>
         </w:rPr>
-        <w:t xml:space="preserve">ADIM 2 - gdb altinda calistir (TracerPid &gt; 0 beklenir)</w:t>
+        <w:t xml:space="preserve">STEP 2 - Run under gdb (TracerPid &gt; 0 is expected)</w:t>
       </w:r>
       <w:r>
         <w:br/>
@@ -11068,7 +11432,7 @@
         <w:rPr>
           <w:rStyle w:val="VerbatimChar"/>
         </w:rPr>
-        <w:t xml:space="preserve">1) /proc/self/status TracerPid           : 2909 (IZLENIYOR)</w:t>
+        <w:t xml:space="preserve">1) /proc/self/status TracerPid           : 41885 (TRACED)</w:t>
       </w:r>
       <w:r>
         <w:br/>
@@ -11077,7 +11441,7 @@
         <w:rPr>
           <w:rStyle w:val="VerbatimChar"/>
         </w:rPr>
-        <w:t xml:space="preserve">SONUC: Hata ayiklayici/izleme ARACI algilandi (2 sinyal).</w:t>
+        <w:t xml:space="preserve">RESULT: a debugger/tracing TOOL was detected (2 signal(s)).</w:t>
       </w:r>
     </w:p>
     <w:p>
@@ -11179,8 +11543,8 @@
         <w:t xml:space="preserve">“detected.”</w:t>
       </w:r>
     </w:p>
-    <w:bookmarkEnd w:id="70"/>
-    <w:bookmarkStart w:id="71" w:name="X9fa455845b466eade864a9eaae92043e5d97412"/>
+    <w:bookmarkEnd w:id="79"/>
+    <w:bookmarkStart w:id="80" w:name="X9fa455845b466eade864a9eaae92043e5d97412"/>
     <w:p>
       <w:pPr>
         <w:pStyle w:val="Heading3"/>
@@ -11218,7 +11582,7 @@
         <w:rPr>
           <w:rStyle w:val="VerbatimChar"/>
         </w:rPr>
-        <w:t xml:space="preserve">2909</w:t>
+        <w:t xml:space="preserve">41885</w:t>
       </w:r>
       <w:r>
         <w:t xml:space="preserve">; let’s now unpack</w:t>
@@ -11502,25 +11866,25 @@
         <w:rPr>
           <w:rStyle w:val="VerbatimChar"/>
         </w:rPr>
-        <w:t xml:space="preserve">supheli</w:t>
-      </w:r>
-      <w:r>
-        <w:t xml:space="preserve"> </w:t>
-      </w:r>
-      <w:r>
-        <w:t xml:space="preserve">(suspicious) variable. The</w:t>
-      </w:r>
-      <w:r>
-        <w:t xml:space="preserve"> </w:t>
-      </w:r>
-      <w:r>
-        <w:t xml:space="preserve">“SONUC: Temiz”</w:t>
-      </w:r>
-      <w:r>
-        <w:t xml:space="preserve"> </w:t>
-      </w:r>
-      <w:r>
-        <w:t xml:space="preserve">(result: clean) line in the demo output comes from here.</w:t>
+        <w:t xml:space="preserve">suspicious</w:t>
+      </w:r>
+      <w:r>
+        <w:t xml:space="preserve"> </w:t>
+      </w:r>
+      <w:r>
+        <w:t xml:space="preserve">variable. The</w:t>
+      </w:r>
+      <w:r>
+        <w:t xml:space="preserve"> </w:t>
+      </w:r>
+      <w:r>
+        <w:t xml:space="preserve">“RESULT: clean - no tracing tool visible.”</w:t>
+      </w:r>
+      <w:r>
+        <w:t xml:space="preserve"> </w:t>
+      </w:r>
+      <w:r>
+        <w:t xml:space="preserve">line in the demo output comes from here.</w:t>
       </w:r>
     </w:p>
     <w:p>
@@ -11756,7 +12120,7 @@
         <w:rPr>
           <w:rStyle w:val="VerbatimChar"/>
         </w:rPr>
-        <w:t xml:space="preserve">PPid:      2909          &lt;- the parent process is now gdb</w:t>
+        <w:t xml:space="preserve">PPid:      41885          &lt;- the parent process is now gdb</w:t>
       </w:r>
       <w:r>
         <w:br/>
@@ -11765,7 +12129,7 @@
         <w:rPr>
           <w:rStyle w:val="VerbatimChar"/>
         </w:rPr>
-        <w:t xml:space="preserve">TracerPid: 2909          &lt;- gdb is tracing us with ptrace</w:t>
+        <w:t xml:space="preserve">TracerPid: 41885          &lt;- gdb is tracing us with ptrace</w:t>
       </w:r>
     </w:p>
     <w:p>
@@ -11782,7 +12146,7 @@
         <w:rPr>
           <w:rStyle w:val="VerbatimChar"/>
         </w:rPr>
-        <w:t xml:space="preserve">2909</w:t>
+        <w:t xml:space="preserve">41885</w:t>
       </w:r>
       <w:r>
         <w:t xml:space="preserve"> </w:t>
@@ -11898,7 +12262,7 @@
         <w:rPr>
           <w:rStyle w:val="VerbatimChar"/>
         </w:rPr>
-        <w:t xml:space="preserve">supheli</w:t>
+        <w:t xml:space="preserve">suspicious</w:t>
       </w:r>
       <w:r>
         <w:t xml:space="preserve"> </w:t>
@@ -11931,7 +12295,7 @@
         <w:rPr>
           <w:rStyle w:val="VerbatimChar"/>
         </w:rPr>
-        <w:t xml:space="preserve">ana_surec_adi</w:t>
+        <w:t xml:space="preserve">parent_process_name</w:t>
       </w:r>
       <w:r>
         <w:t xml:space="preserve"> </w:t>
@@ -12026,8 +12390,8 @@
         <w:t xml:space="preserve">, which is exactly the topic of Section 6.</w:t>
       </w:r>
     </w:p>
-    <w:bookmarkEnd w:id="71"/>
-    <w:bookmarkStart w:id="72" w:name="X063544849556f1d7cc4698d0290208140604a64"/>
+    <w:bookmarkEnd w:id="80"/>
+    <w:bookmarkStart w:id="81" w:name="X063544849556f1d7cc4698d0290208140604a64"/>
     <w:p>
       <w:pPr>
         <w:pStyle w:val="Heading3"/>
@@ -12730,9 +13094,9 @@
         </w:pict>
       </w:r>
     </w:p>
-    <w:bookmarkEnd w:id="72"/>
-    <w:bookmarkEnd w:id="73"/>
-    <w:bookmarkStart w:id="79" w:name="Xa91e9818a0e178ef235dd78f11d7a6aa61c3cb5"/>
+    <w:bookmarkEnd w:id="81"/>
+    <w:bookmarkEnd w:id="82"/>
+    <w:bookmarkStart w:id="91" w:name="Xa91e9818a0e178ef235dd78f11d7a6aa61c3cb5"/>
     <w:p>
       <w:pPr>
         <w:pStyle w:val="Heading2"/>
@@ -12846,18 +13210,18 @@
           <wp:inline>
             <wp:extent cx="5759999" cy="2566179"/>
             <wp:effectExtent b="0" l="0" r="0" t="0"/>
-            <wp:docPr descr="The risk of false positives in emulator detection" title="" id="75" name="Picture"/>
+            <wp:docPr descr="The risk of false positives in emulator detection" title="" id="84" name="Picture"/>
             <a:graphic>
               <a:graphicData uri="http://schemas.openxmlformats.org/drawingml/2006/picture">
                 <pic:pic>
                   <pic:nvPicPr>
-                    <pic:cNvPr descr="h06-09-emulator.png" id="76" name="Picture"/>
+                    <pic:cNvPr descr="h06-09-emulator.png" id="85" name="Picture"/>
                     <pic:cNvPicPr>
                       <a:picLocks noChangeArrowheads="1" noChangeAspect="1"/>
                     </pic:cNvPicPr>
                   </pic:nvPicPr>
                   <pic:blipFill>
-                    <a:blip r:embed="rId74"/>
+                    <a:blip r:embed="rId83"/>
                     <a:stretch>
                       <a:fillRect/>
                     </a:stretch>
@@ -13124,7 +13488,7 @@
         </w:tc>
       </w:tr>
     </w:tbl>
-    <w:bookmarkStart w:id="77" w:name="X6a81e1976ab38f9963f885961e5666af3c480e1"/>
+    <w:bookmarkStart w:id="89" w:name="X6a81e1976ab38f9963f885961e5666af3c480e1"/>
     <w:p>
       <w:pPr>
         <w:pStyle w:val="Heading3"/>
@@ -13157,7 +13521,7 @@
           <w:b/>
           <w:bCs/>
         </w:rPr>
-        <w:t xml:space="preserve">code/week-06/03-ortam-zamanlama</w:t>
+        <w:t xml:space="preserve">code/week-06/03-environment-timing</w:t>
       </w:r>
       <w:r>
         <w:rPr>
@@ -13179,11 +13543,95 @@
         <w:pStyle w:val="FirstParagraph"/>
       </w:pPr>
       <w:r>
-        <w:rPr>
-          <w:b/>
-          <w:bCs/>
-        </w:rPr>
-        <w:t xml:space="preserve">sh demo.sh — real output (WSL2)</w:t>
+        <w:drawing>
+          <wp:inline>
+            <wp:extent cx="5111999" cy="3392163"/>
+            <wp:effectExtent b="0" l="0" r="0" t="0"/>
+            <wp:docPr descr="VM/emulator detection — step by step" title="" id="87" name="Picture"/>
+            <a:graphic>
+              <a:graphicData uri="http://schemas.openxmlformats.org/drawingml/2006/picture">
+                <pic:pic>
+                  <pic:nvPicPr>
+                    <pic:cNvPr descr="environment-timing.en.png" id="88" name="Picture"/>
+                    <pic:cNvPicPr>
+                      <a:picLocks noChangeArrowheads="1" noChangeAspect="1"/>
+                    </pic:cNvPicPr>
+                  </pic:nvPicPr>
+                  <pic:blipFill>
+                    <a:blip r:embed="rId86"/>
+                    <a:stretch>
+                      <a:fillRect/>
+                    </a:stretch>
+                  </pic:blipFill>
+                  <pic:spPr bwMode="auto">
+                    <a:xfrm>
+                      <a:off x="0" y="0"/>
+                      <a:ext cx="5111999" cy="3392163"/>
+                    </a:xfrm>
+                    <a:prstGeom prst="rect">
+                      <a:avLst/>
+                    </a:prstGeom>
+                    <a:noFill/>
+                    <a:ln w="9525">
+                      <a:noFill/>
+                      <a:headEnd/>
+                      <a:tailEnd/>
+                    </a:ln>
+                  </pic:spPr>
+                </pic:pic>
+              </a:graphicData>
+            </a:graphic>
+          </wp:inline>
+        </w:drawing>
+      </w:r>
+    </w:p>
+    <w:p>
+      <w:pPr>
+        <w:pStyle w:val="BodyText"/>
+      </w:pPr>
+      <w:r>
+        <w:t xml:space="preserve">Try the</w:t>
+      </w:r>
+      <w:r>
+        <w:t xml:space="preserve"> </w:t>
+      </w:r>
+      <w:r>
+        <w:rPr>
+          <w:b/>
+          <w:bCs/>
+        </w:rPr>
+        <w:t xml:space="preserve">bare-metal/kvm/edge-blank-vendor/edge-slow-timing</w:t>
+      </w:r>
+      <w:r>
+        <w:t xml:space="preserve"> </w:t>
+      </w:r>
+      <w:r>
+        <w:t xml:space="preserve">presets; use 🎲 to generate random hypervisor/timing</w:t>
+      </w:r>
+      <w:r>
+        <w:t xml:space="preserve"> </w:t>
+      </w:r>
+      <w:r>
+        <w:t xml:space="preserve">values.</w:t>
+      </w:r>
+    </w:p>
+    <w:p>
+      <w:pPr>
+        <w:pStyle w:val="BodyText"/>
+      </w:pPr>
+      <w:r>
+        <w:rPr>
+          <w:b/>
+          <w:bCs/>
+        </w:rPr>
+        <w:t xml:space="preserve">.</w:t>
+      </w:r>
+      <w:r>
+        <w:rPr>
+          <w:b/>
+          <w:bCs/>
+        </w:rPr>
+        <w:t xml:space="preserve">.ps1 — real output (on an ordinary Windows laptop)</w:t>
       </w:r>
     </w:p>
     <w:p>
@@ -13194,7 +13642,7 @@
         <w:rPr>
           <w:rStyle w:val="VerbatimChar"/>
         </w:rPr>
-        <w:t xml:space="preserve">(A) CPUID.1:ECX[31] hipervizor biti : VAR</w:t>
+        <w:t xml:space="preserve">(A) CPUID.1:ECX[31] hypervisor bit    : PRESENT</w:t>
       </w:r>
       <w:r>
         <w:br/>
@@ -13203,7 +13651,7 @@
         <w:rPr>
           <w:rStyle w:val="VerbatimChar"/>
         </w:rPr>
-        <w:t xml:space="preserve">    Hipervizor satici imzasi        : (satici imzasi gizli/bos)</w:t>
+        <w:t xml:space="preserve">    Hypervisor vendor signature        : "Microsoft Hv"</w:t>
       </w:r>
       <w:r>
         <w:br/>
@@ -13212,7 +13660,7 @@
         <w:rPr>
           <w:rStyle w:val="VerbatimChar"/>
         </w:rPr>
-        <w:t xml:space="preserve">(B) 2.000.000 islem suresi          : 0.806 ms</w:t>
+        <w:t xml:space="preserve">(B) time for 2,000,000 iterations      : 0.662 ms  (checksum=4544)</w:t>
       </w:r>
       <w:r>
         <w:br/>
@@ -13221,7 +13669,7 @@
         <w:rPr>
           <w:rStyle w:val="VerbatimChar"/>
         </w:rPr>
-        <w:t xml:space="preserve">SONUC: Hipervizor GORULDU. Ama WSL2/Hyper-V/VBS de boyle gorunur;</w:t>
+        <w:t xml:space="preserve">RESULT: a hypervisor was SEEN. But WSL2/Hyper-V/VBS also look like this;</w:t>
       </w:r>
       <w:r>
         <w:br/>
@@ -13230,7 +13678,7 @@
         <w:rPr>
           <w:rStyle w:val="VerbatimChar"/>
         </w:rPr>
-        <w:t xml:space="preserve">bu TEK basina 'analiz ortami' demek degildir - zayif sinyal.</w:t>
+        <w:t xml:space="preserve">this ALONE does not mean 'analysis environment' - it is a weak signal.</w:t>
       </w:r>
     </w:p>
     <w:p>
@@ -13250,7 +13698,7 @@
         <w:pStyle w:val="BlockText"/>
       </w:pPr>
       <w:r>
-        <w:t xml:space="preserve">The output above was captured on WSL2, and the</w:t>
+        <w:t xml:space="preserve">The output above was captured on an ordinary Windows laptop with Hyper-V, and the</w:t>
       </w:r>
       <w:r>
         <w:t xml:space="preserve"> </w:t>
@@ -13527,8 +13975,8 @@
         <w:t xml:space="preserve">checking.</w:t>
       </w:r>
     </w:p>
-    <w:bookmarkEnd w:id="77"/>
-    <w:bookmarkStart w:id="78" w:name="X68b91f3c44105cf7d4dd0431754f1cf744c7113"/>
+    <w:bookmarkEnd w:id="89"/>
+    <w:bookmarkStart w:id="90" w:name="X68b91f3c44105cf7d4dd0431754f1cf744c7113"/>
     <w:p>
       <w:pPr>
         <w:pStyle w:val="Heading3"/>
@@ -13942,19 +14390,34 @@
           <w:b/>
           <w:bCs/>
         </w:rPr>
-        <w:t xml:space="preserve">Example 1 — a developer working on WSL2 (a legitimate user).</w:t>
-      </w:r>
-      <w:r>
-        <w:t xml:space="preserve"> </w:t>
-      </w:r>
-      <w:r>
-        <w:t xml:space="preserve">As in Demo 3’s actual output, the hypervisor bit</w:t>
-      </w:r>
-      <w:r>
-        <w:t xml:space="preserve"> </w:t>
-      </w:r>
-      <w:r>
-        <w:t xml:space="preserve">is</w:t>
+        <w:t xml:space="preserve">Example 1 — a developer working on an ordinary Windows laptop with Hyper-V (a legitimate user).</w:t>
+      </w:r>
+      <w:r>
+        <w:t xml:space="preserve"> </w:t>
+      </w:r>
+      <w:r>
+        <w:t xml:space="preserve">As in</w:t>
+      </w:r>
+      <w:r>
+        <w:t xml:space="preserve"> </w:t>
+      </w:r>
+      <w:r>
+        <w:t xml:space="preserve">Section 3’s real</w:t>
+      </w:r>
+      <w:r>
+        <w:t xml:space="preserve"> </w:t>
+      </w:r>
+      <w:r>
+        <w:rPr>
+          <w:rStyle w:val="VerbatimChar"/>
+        </w:rPr>
+        <w:t xml:space="preserve">demo.ps1</w:t>
+      </w:r>
+      <w:r>
+        <w:t xml:space="preserve"> </w:t>
+      </w:r>
+      <w:r>
+        <w:t xml:space="preserve">output, the hypervisor bit is</w:t>
       </w:r>
       <w:r>
         <w:t xml:space="preserve"> </w:t>
@@ -13970,42 +14433,60 @@
         <w:t xml:space="preserve"> </w:t>
       </w:r>
       <w:r>
-        <w:t xml:space="preserve">but the vendor signature is</w:t>
-      </w:r>
-      <w:r>
-        <w:t xml:space="preserve"> </w:t>
-      </w:r>
-      <w:r>
-        <w:rPr>
-          <w:b/>
-          <w:bCs/>
-        </w:rPr>
-        <w:t xml:space="preserve">hidden/empty</w:t>
-      </w:r>
-      <w:r>
-        <w:t xml:space="preserve">, timing is normal, there’s no emulator trace, no</w:t>
-      </w:r>
-      <w:r>
-        <w:t xml:space="preserve"> </w:t>
-      </w:r>
-      <w:r>
-        <w:t xml:space="preserve">debugger attached. Total score: only</w:t>
-      </w:r>
-      <w:r>
-        <w:t xml:space="preserve"> </w:t>
-      </w:r>
-      <w:r>
-        <w:rPr>
-          <w:b/>
-          <w:bCs/>
-        </w:rPr>
-        <w:t xml:space="preserve">15</w:t>
-      </w:r>
-      <w:r>
-        <w:t xml:space="preserve"> </w:t>
-      </w:r>
-      <w:r>
-        <w:t xml:space="preserve">(the hypervisor bit alone). The score is low; the user isn’t blocked.</w:t>
+        <w:t xml:space="preserve">AND the vendor signature is</w:t>
+      </w:r>
+      <w:r>
+        <w:t xml:space="preserve"> </w:t>
+      </w:r>
+      <w:r>
+        <w:rPr>
+          <w:b/>
+          <w:bCs/>
+        </w:rPr>
+        <w:t xml:space="preserve">visible</w:t>
+      </w:r>
+      <w:r>
+        <w:t xml:space="preserve"> </w:t>
+      </w:r>
+      <w:r>
+        <w:t xml:space="preserve">(</w:t>
+      </w:r>
+      <w:r>
+        <w:rPr>
+          <w:rStyle w:val="VerbatimChar"/>
+        </w:rPr>
+        <w:t xml:space="preserve">"Microsoft Hv"</w:t>
+      </w:r>
+      <w:r>
+        <w:t xml:space="preserve"> </w:t>
+      </w:r>
+      <w:r>
+        <w:t xml:space="preserve">— see Section 3), timing is normal, there’s no emulator trace, no debugger attached. Total</w:t>
+      </w:r>
+      <w:r>
+        <w:t xml:space="preserve"> </w:t>
+      </w:r>
+      <w:r>
+        <w:t xml:space="preserve">score: hypervisor bit (15) + visible vendor signature (25) =</w:t>
+      </w:r>
+      <w:r>
+        <w:t xml:space="preserve"> </w:t>
+      </w:r>
+      <w:r>
+        <w:rPr>
+          <w:b/>
+          <w:bCs/>
+        </w:rPr>
+        <w:t xml:space="preserve">40</w:t>
+      </w:r>
+      <w:r>
+        <w:t xml:space="preserve">. Timing and emulator/debugger signals</w:t>
+      </w:r>
+      <w:r>
+        <w:t xml:space="preserve"> </w:t>
+      </w:r>
+      <w:r>
+        <w:t xml:space="preserve">contribute nothing.</w:t>
       </w:r>
     </w:p>
     <w:p>
@@ -14049,6 +14530,98 @@
       </w:r>
       <w:r>
         <w:t xml:space="preserve">rejected or a decoy is returned (Section 10).</w:t>
+      </w:r>
+    </w:p>
+    <w:p>
+      <w:pPr>
+        <w:pStyle w:val="BodyText"/>
+      </w:pPr>
+      <w:r>
+        <w:t xml:space="preserve">Notice: Example 1 and Example 2’s</w:t>
+      </w:r>
+      <w:r>
+        <w:t xml:space="preserve"> </w:t>
+      </w:r>
+      <w:r>
+        <w:rPr>
+          <w:b/>
+          <w:bCs/>
+        </w:rPr>
+        <w:t xml:space="preserve">first two signals are identical</w:t>
+      </w:r>
+      <w:r>
+        <w:t xml:space="preserve"> </w:t>
+      </w:r>
+      <w:r>
+        <w:t xml:space="preserve">(40 points) — a Hyper-V-equipped developer</w:t>
+      </w:r>
+      <w:r>
+        <w:t xml:space="preserve"> </w:t>
+      </w:r>
+      <w:r>
+        <w:t xml:space="preserve">machine and an analysis VM can look</w:t>
+      </w:r>
+      <w:r>
+        <w:t xml:space="preserve"> </w:t>
+      </w:r>
+      <w:r>
+        <w:rPr>
+          <w:b/>
+          <w:bCs/>
+        </w:rPr>
+        <w:t xml:space="preserve">the same</w:t>
+      </w:r>
+      <w:r>
+        <w:t xml:space="preserve"> </w:t>
+      </w:r>
+      <w:r>
+        <w:t xml:space="preserve">to a system that only checks these two signals! The difference</w:t>
+      </w:r>
+      <w:r>
+        <w:t xml:space="preserve"> </w:t>
+      </w:r>
+      <w:r>
+        <w:t xml:space="preserve">only shows up in the timing anomaly and debugger signal (this is what carries Example 2 from 40 to 95). If the</w:t>
+      </w:r>
+      <w:r>
+        <w:t xml:space="preserve"> </w:t>
+      </w:r>
+      <w:r>
+        <w:t xml:space="preserve">threshold is set as low as 30 (the banking example below), even Example 1’s</w:t>
+      </w:r>
+      <w:r>
+        <w:t xml:space="preserve"> </w:t>
+      </w:r>
+      <w:r>
+        <w:rPr>
+          <w:b/>
+          <w:bCs/>
+        </w:rPr>
+        <w:t xml:space="preserve">legitimate</w:t>
+      </w:r>
+      <w:r>
+        <w:t xml:space="preserve"> </w:t>
+      </w:r>
+      <w:r>
+        <w:t xml:space="preserve">developer gets</w:t>
+      </w:r>
+      <w:r>
+        <w:t xml:space="preserve"> </w:t>
+      </w:r>
+      <w:r>
+        <w:t xml:space="preserve">rejected — this is exactly what the</w:t>
+      </w:r>
+      <w:r>
+        <w:t xml:space="preserve"> </w:t>
+      </w:r>
+      <w:r>
+        <w:t xml:space="preserve">“the real cost of a false positive”</w:t>
+      </w:r>
+      <w:r>
+        <w:t xml:space="preserve"> </w:t>
+      </w:r>
+      <w:r>
+        <w:t xml:space="preserve">warning right below is about.</w:t>
       </w:r>
     </w:p>
     <w:p>
@@ -14527,9 +15100,9 @@
         </w:pict>
       </w:r>
     </w:p>
-    <w:bookmarkEnd w:id="78"/>
-    <w:bookmarkEnd w:id="79"/>
-    <w:bookmarkStart w:id="85" w:name="X82a8d409bf51f5325adc5a63038525f566f2ccc"/>
+    <w:bookmarkEnd w:id="90"/>
+    <w:bookmarkEnd w:id="91"/>
+    <w:bookmarkStart w:id="100" w:name="X82a8d409bf51f5325adc5a63038525f566f2ccc"/>
     <w:p>
       <w:pPr>
         <w:pStyle w:val="Heading2"/>
@@ -14758,13 +15331,13 @@
           <w:b/>
           <w:bCs/>
         </w:rPr>
-        <w:t xml:space="preserve">2009</w:t>
-      </w:r>
-      <w:r>
-        <w:t xml:space="preserve"> </w:t>
-      </w:r>
-      <w:r>
-        <w:t xml:space="preserve">— the foundations of the</w:t>
+        <w:t xml:space="preserve">2013–2014</w:t>
+      </w:r>
+      <w:r>
+        <w:t xml:space="preserve"> </w:t>
+      </w:r>
+      <w:r>
+        <w:t xml:space="preserve">— the</w:t>
       </w:r>
       <w:r>
         <w:t xml:space="preserve"> </w:t>
@@ -14780,7 +15353,7 @@
         <w:t xml:space="preserve"> </w:t>
       </w:r>
       <w:r>
-        <w:t xml:space="preserve">project were laid; the real difference was that hook code could</w:t>
+        <w:t xml:space="preserve">project emerged; the real difference was that hook code could</w:t>
       </w:r>
       <w:r>
         <w:t xml:space="preserve"> </w:t>
@@ -14906,18 +15479,18 @@
           <wp:inline>
             <wp:extent cx="5759999" cy="3023696"/>
             <wp:effectExtent b="0" l="0" r="0" t="0"/>
-            <wp:docPr descr="Hook detection: checking the prologue bytes" title="" id="81" name="Picture"/>
+            <wp:docPr descr="Hook detection: checking the prologue bytes" title="" id="93" name="Picture"/>
             <a:graphic>
               <a:graphicData uri="http://schemas.openxmlformats.org/drawingml/2006/picture">
                 <pic:pic>
                   <pic:nvPicPr>
-                    <pic:cNvPr descr="h06-10-hook.png" id="82" name="Picture"/>
+                    <pic:cNvPr descr="h06-10-hook.png" id="94" name="Picture"/>
                     <pic:cNvPicPr>
                       <a:picLocks noChangeArrowheads="1" noChangeAspect="1"/>
                     </pic:cNvPicPr>
                   </pic:nvPicPr>
                   <pic:blipFill>
-                    <a:blip r:embed="rId80"/>
+                    <a:blip r:embed="rId92"/>
                     <a:stretch>
                       <a:fillRect/>
                     </a:stretch>
@@ -15402,7 +15975,7 @@
         <w:t xml:space="preserve">, known framework indicators.</w:t>
       </w:r>
     </w:p>
-    <w:bookmarkStart w:id="83" w:name="X2a4d58b10df0ca7b6ea1f6624eb3622b32176fd"/>
+    <w:bookmarkStart w:id="98" w:name="X2a4d58b10df0ca7b6ea1f6624eb3622b32176fd"/>
     <w:p>
       <w:pPr>
         <w:pStyle w:val="Heading3"/>
@@ -15444,7 +16017,7 @@
           <w:b/>
           <w:bCs/>
         </w:rPr>
-        <w:t xml:space="preserve">code/week-06/04-preload-kanca</w:t>
+        <w:t xml:space="preserve">code/week-06/04-preload-hook</w:t>
       </w:r>
       <w:r>
         <w:rPr>
@@ -15488,7 +16061,7 @@
         <w:rPr>
           <w:rStyle w:val="VerbatimChar"/>
         </w:rPr>
-        <w:t xml:space="preserve">libsahtekanca.so</w:t>
+        <w:t xml:space="preserve">libfake_hook.so</w:t>
       </w:r>
       <w:r>
         <w:t xml:space="preserve">) that takes over the</w:t>
@@ -15591,7 +16164,7 @@
           <w:b/>
           <w:bCs/>
         </w:rPr>
-        <w:t xml:space="preserve">kanca_ana.c (summary)</w:t>
+        <w:t xml:space="preserve">preload_hook.c (summary)</w:t>
       </w:r>
     </w:p>
     <w:p>
@@ -15773,7 +16346,7 @@
         <w:rPr>
           <w:rStyle w:val="NormalTok"/>
         </w:rPr>
-        <w:t xml:space="preserve"> kanca </w:t>
+        <w:t xml:space="preserve"> hook </w:t>
       </w:r>
       <w:r>
         <w:rPr>
@@ -15797,7 +16370,7 @@
         <w:rPr>
           <w:rStyle w:val="NormalTok"/>
         </w:rPr>
-        <w:t xml:space="preserve">mesru_mi</w:t>
+        <w:t xml:space="preserve">is_legitimate</w:t>
       </w:r>
       <w:r>
         <w:rPr>
@@ -15847,6 +16420,108 @@
         <w:pStyle w:val="FirstParagraph"/>
       </w:pPr>
       <w:r>
+        <w:drawing>
+          <wp:inline>
+            <wp:extent cx="5111999" cy="8095583"/>
+            <wp:effectExtent b="0" l="0" r="0" t="0"/>
+            <wp:docPr descr="LD_PRELOAD symbol resolution order — step by step" title="" id="96" name="Picture"/>
+            <a:graphic>
+              <a:graphicData uri="http://schemas.openxmlformats.org/drawingml/2006/picture">
+                <pic:pic>
+                  <pic:nvPicPr>
+                    <pic:cNvPr descr="preload-hook-resolution.en.png" id="97" name="Picture"/>
+                    <pic:cNvPicPr>
+                      <a:picLocks noChangeArrowheads="1" noChangeAspect="1"/>
+                    </pic:cNvPicPr>
+                  </pic:nvPicPr>
+                  <pic:blipFill>
+                    <a:blip r:embed="rId95"/>
+                    <a:stretch>
+                      <a:fillRect/>
+                    </a:stretch>
+                  </pic:blipFill>
+                  <pic:spPr bwMode="auto">
+                    <a:xfrm>
+                      <a:off x="0" y="0"/>
+                      <a:ext cx="5111999" cy="8095583"/>
+                    </a:xfrm>
+                    <a:prstGeom prst="rect">
+                      <a:avLst/>
+                    </a:prstGeom>
+                    <a:noFill/>
+                    <a:ln w="9525">
+                      <a:noFill/>
+                      <a:headEnd/>
+                      <a:tailEnd/>
+                    </a:ln>
+                  </pic:spPr>
+                </pic:pic>
+              </a:graphicData>
+            </a:graphic>
+          </wp:inline>
+        </w:drawing>
+      </w:r>
+    </w:p>
+    <w:p>
+      <w:pPr>
+        <w:pStyle w:val="BodyText"/>
+      </w:pPr>
+      <w:r>
+        <w:t xml:space="preserve">The animation shows the ORDER</w:t>
+      </w:r>
+      <w:r>
+        <w:t xml:space="preserve"> </w:t>
+      </w:r>
+      <w:r>
+        <w:rPr>
+          <w:rStyle w:val="VerbatimChar"/>
+        </w:rPr>
+        <w:t xml:space="preserve">time</w:t>
+      </w:r>
+      <w:r>
+        <w:t xml:space="preserve"> </w:t>
+      </w:r>
+      <w:r>
+        <w:t xml:space="preserve">is searched for among loaded objects, and why an LD_PRELOAD hook</w:t>
+      </w:r>
+      <w:r>
+        <w:t xml:space="preserve"> </w:t>
+      </w:r>
+      <w:r>
+        <w:rPr>
+          <w:b/>
+          <w:bCs/>
+        </w:rPr>
+        <w:t xml:space="preserve">wins</w:t>
+      </w:r>
+      <w:r>
+        <w:t xml:space="preserve"> </w:t>
+      </w:r>
+      <w:r>
+        <w:t xml:space="preserve">when one is present; try the</w:t>
+      </w:r>
+      <w:r>
+        <w:t xml:space="preserve"> </w:t>
+      </w:r>
+      <w:r>
+        <w:rPr>
+          <w:b/>
+          <w:bCs/>
+        </w:rPr>
+        <w:t xml:space="preserve">clean/hooked-first/edge</w:t>
+      </w:r>
+      <w:r>
+        <w:t xml:space="preserve"> </w:t>
+      </w:r>
+      <w:r>
+        <w:t xml:space="preserve">presets.</w:t>
+      </w:r>
+    </w:p>
+    <w:p>
+      <w:pPr>
+        <w:pStyle w:val="BodyText"/>
+      </w:pPr>
+      <w:r>
         <w:rPr>
           <w:b/>
           <w:bCs/>
@@ -15862,7 +16537,7 @@
         <w:rPr>
           <w:rStyle w:val="VerbatimChar"/>
         </w:rPr>
-        <w:t xml:space="preserve">ADIM 1 - Normal calisma (LD_PRELOAD yok): temiz beklenir</w:t>
+        <w:t xml:space="preserve">STEP 1 - Normal run (no LD_PRELOAD): clean is expected</w:t>
       </w:r>
       <w:r>
         <w:br/>
@@ -15889,7 +16564,7 @@
         <w:rPr>
           <w:rStyle w:val="VerbatimChar"/>
         </w:rPr>
-        <w:t xml:space="preserve">   time(NULL) dondurdu : 1789852509</w:t>
+        <w:t xml:space="preserve">   time(NULL) returned              : 1790690227</w:t>
       </w:r>
       <w:r>
         <w:br/>
@@ -15898,7 +16573,7 @@
         <w:rPr>
           <w:rStyle w:val="VerbatimChar"/>
         </w:rPr>
-        <w:t xml:space="preserve">SONUC: Temiz - preload/kanca gorunmuyor.</w:t>
+        <w:t xml:space="preserve">RESULT: clean - no preload/hook visible.</w:t>
       </w:r>
       <w:r>
         <w:br/>
@@ -15910,7 +16585,7 @@
         <w:rPr>
           <w:rStyle w:val="VerbatimChar"/>
         </w:rPr>
-        <w:t xml:space="preserve">ADIM 2 - Saldiri: sahte kanca LD_PRELOAD ile YALNIZ bu surece yukleniyor</w:t>
+        <w:t xml:space="preserve">STEP 2 - Attack: the fake hook is preloaded ONLY into this process</w:t>
       </w:r>
       <w:r>
         <w:br/>
@@ -15919,7 +16594,7 @@
         <w:rPr>
           <w:rStyle w:val="VerbatimChar"/>
         </w:rPr>
-        <w:t xml:space="preserve">   time     -&gt; bin/linux/libsahtekanca.so (KANCA!)</w:t>
+        <w:t xml:space="preserve">   time     -&gt; bin/linux/libfake_hook.so (HOOK!)</w:t>
       </w:r>
       <w:r>
         <w:br/>
@@ -15928,7 +16603,7 @@
         <w:rPr>
           <w:rStyle w:val="VerbatimChar"/>
         </w:rPr>
-        <w:t xml:space="preserve">   time(NULL) dondurdu : 1234567890</w:t>
+        <w:t xml:space="preserve">   getenv   -&gt; /lib/x86_64-linux-gnu/libc.so.6</w:t>
       </w:r>
       <w:r>
         <w:br/>
@@ -15937,7 +16612,16 @@
         <w:rPr>
           <w:rStyle w:val="VerbatimChar"/>
         </w:rPr>
-        <w:t xml:space="preserve">SONUC: Fonksiyon kancasi / preload ALGILANDI (2 sinyal).</w:t>
+        <w:t xml:space="preserve">   time(NULL) returned              : 1234567890</w:t>
+      </w:r>
+      <w:r>
+        <w:br/>
+      </w:r>
+      <w:r>
+        <w:rPr>
+          <w:rStyle w:val="VerbatimChar"/>
+        </w:rPr>
+        <w:t xml:space="preserve">RESULT: function hook / preload DETECTED (2 signal(s)).</w:t>
       </w:r>
     </w:p>
     <w:p>
@@ -16006,7 +16690,7 @@
         <w:rPr>
           <w:rStyle w:val="VerbatimChar"/>
         </w:rPr>
-        <w:t xml:space="preserve">libsahtekanca.so</w:t>
+        <w:t xml:space="preserve">libfake_hook.so</w:t>
       </w:r>
       <w:r>
         <w:t xml:space="preserve"> </w:t>
@@ -16119,8 +16803,8 @@
         <w:t xml:space="preserve">detector.”</w:t>
       </w:r>
     </w:p>
-    <w:bookmarkEnd w:id="83"/>
-    <w:bookmarkStart w:id="84" w:name="X94528ec333d8892c904a17f27afb144bb7318fd"/>
+    <w:bookmarkEnd w:id="98"/>
+    <w:bookmarkStart w:id="99" w:name="X94528ec333d8892c904a17f27afb144bb7318fd"/>
     <w:p>
       <w:pPr>
         <w:pStyle w:val="Heading3"/>
@@ -16615,7 +17299,7 @@
         <w:rPr>
           <w:rStyle w:val="VerbatimChar"/>
         </w:rPr>
-        <w:t xml:space="preserve">mesru_mi()</w:t>
+        <w:t xml:space="preserve">is_legitimate()</w:t>
       </w:r>
       <w:r>
         <w:t xml:space="preserve"> </w:t>
@@ -16707,7 +17391,7 @@
         <w:rPr>
           <w:rStyle w:val="VerbatimChar"/>
         </w:rPr>
-        <w:t xml:space="preserve">LD_PRELOAD=./libsahtekanca.so</w:t>
+        <w:t xml:space="preserve">LD_PRELOAD=./libfake_hook.so</w:t>
       </w:r>
       <w:r>
         <w:t xml:space="preserve">. The dynamic linker (</w:t>
@@ -16854,7 +17538,7 @@
           <w:b/>
           <w:bCs/>
         </w:rPr>
-        <w:t xml:space="preserve">libsahtekanca.so</w:t>
+        <w:t xml:space="preserve">libfake_hook.so</w:t>
       </w:r>
       <w:r>
         <w:t xml:space="preserve">.</w:t>
@@ -16887,7 +17571,7 @@
         <w:rPr>
           <w:rStyle w:val="VerbatimChar"/>
         </w:rPr>
-        <w:t xml:space="preserve">libsahtekanca.so</w:t>
+        <w:t xml:space="preserve">libfake_hook.so</w:t>
       </w:r>
       <w:r>
         <w:t xml:space="preserve">’s memory range;</w:t>
@@ -16914,7 +17598,7 @@
         <w:rPr>
           <w:rStyle w:val="VerbatimChar"/>
         </w:rPr>
-        <w:t xml:space="preserve">"bin/linux/libsahtekanca.so"</w:t>
+        <w:t xml:space="preserve">"bin/linux/libfake_hook.so"</w:t>
       </w:r>
       <w:r>
         <w:t xml:space="preserve">. Since</w:t>
@@ -16926,7 +17610,7 @@
         <w:rPr>
           <w:rStyle w:val="VerbatimChar"/>
         </w:rPr>
-        <w:t xml:space="preserve">mesru_mi()</w:t>
+        <w:t xml:space="preserve">is_legitimate()</w:t>
       </w:r>
       <w:r>
         <w:t xml:space="preserve"> </w:t>
@@ -16957,7 +17641,7 @@
         <w:rPr>
           <w:rStyle w:val="VerbatimChar"/>
         </w:rPr>
-        <w:t xml:space="preserve">time -&gt; bin/linux/libsahtekanca.so (KANCA!)</w:t>
+        <w:t xml:space="preserve">time -&gt; bin/linux/libfake_hook.so (HOOK!)</w:t>
       </w:r>
       <w:r>
         <w:t xml:space="preserve"> </w:t>
@@ -17338,9 +18022,9 @@
         </w:pict>
       </w:r>
     </w:p>
-    <w:bookmarkEnd w:id="84"/>
-    <w:bookmarkEnd w:id="85"/>
-    <w:bookmarkStart w:id="98" w:name="X995b66dec467a6cb10260e790b9abc77017a3aa"/>
+    <w:bookmarkEnd w:id="99"/>
+    <w:bookmarkEnd w:id="100"/>
+    <w:bookmarkStart w:id="113" w:name="X995b66dec467a6cb10260e790b9abc77017a3aa"/>
     <w:p>
       <w:pPr>
         <w:pStyle w:val="Heading2"/>
@@ -17378,7 +18062,7 @@
       <w:r>
         <w:t xml:space="preserve"> </w:t>
       </w:r>
-      <w:hyperlink r:id="rId86">
+      <w:hyperlink r:id="rId101">
         <w:r>
           <w:rPr>
             <w:rStyle w:val="Hyperlink"/>
@@ -17401,7 +18085,7 @@
       <w:r>
         <w:t xml:space="preserve"> </w:t>
       </w:r>
-      <w:hyperlink r:id="rId87">
+      <w:hyperlink r:id="rId102">
         <w:r>
           <w:rPr>
             <w:rStyle w:val="Hyperlink"/>
@@ -17465,25 +18149,238 @@
     </w:p>
     <w:p>
       <w:pPr>
-        <w:pStyle w:val="BodyText"/>
+        <w:pStyle w:val="BlockText"/>
+      </w:pPr>
+      <w:r>
+        <w:rPr>
+          <w:b/>
+          <w:bCs/>
+        </w:rPr>
+        <w:t xml:space="preserve">Brief history: why a secret in memory can’t be treated like a secret on disk</w:t>
+      </w:r>
+    </w:p>
+    <w:p>
+      <w:pPr>
+        <w:pStyle w:val="Compact"/>
+        <w:numPr>
+          <w:ilvl w:val="0"/>
+          <w:numId w:val="1021"/>
+        </w:numPr>
+      </w:pPr>
+      <w:r>
+        <w:rPr>
+          <w:b/>
+          <w:bCs/>
+        </w:rPr>
+        <w:t xml:space="preserve">2008</w:t>
+      </w:r>
+      <w:r>
+        <w:t xml:space="preserve"> </w:t>
+      </w:r>
+      <w:r>
+        <w:t xml:space="preserve">— J. Alex Halderman and co-authors, in</w:t>
+      </w:r>
+      <w:r>
+        <w:t xml:space="preserve"> </w:t>
+      </w:r>
+      <w:r>
+        <w:rPr>
+          <w:b/>
+          <w:bCs/>
+        </w:rPr>
+        <w:t xml:space="preserve">“Lest We Remember: Cold Boot Attacks on Encryption</w:t>
+      </w:r>
+      <w:r>
+        <w:rPr>
+          <w:b/>
+          <w:bCs/>
+        </w:rPr>
+        <w:t xml:space="preserve"> </w:t>
+      </w:r>
+      <w:r>
+        <w:rPr>
+          <w:b/>
+          <w:bCs/>
+        </w:rPr>
+        <w:t xml:space="preserve">Keys,”</w:t>
+      </w:r>
+      <w:r>
+        <w:t xml:space="preserve"> </w:t>
+      </w:r>
+      <w:r>
+        <w:t xml:space="preserve">showed that DRAM retains part of its contents for</w:t>
+      </w:r>
+      <w:r>
+        <w:t xml:space="preserve"> </w:t>
+      </w:r>
+      <w:r>
+        <w:rPr>
+          <w:b/>
+          <w:bCs/>
+        </w:rPr>
+        <w:t xml:space="preserve">seconds to minutes</w:t>
+      </w:r>
+      <w:r>
+        <w:t xml:space="preserve"> </w:t>
+      </w:r>
+      <w:r>
+        <w:t xml:space="preserve">after power is cut</w:t>
+      </w:r>
+      <w:r>
+        <w:t xml:space="preserve"> </w:t>
+      </w:r>
+      <w:r>
+        <w:t xml:space="preserve">(remanence): they recovered full-disk-encryption keys from memory by cooling a laptop and rebooting it.</w:t>
+      </w:r>
+      <w:r>
+        <w:t xml:space="preserve"> </w:t>
+      </w:r>
+      <w:r>
+        <w:t xml:space="preserve">This is one of the field’s most-cited results proving that</w:t>
+      </w:r>
+      <w:r>
+        <w:t xml:space="preserve"> </w:t>
+      </w:r>
+      <w:r>
+        <w:t xml:space="preserve">“the secret is only in RAM, not on disk”</w:t>
+      </w:r>
+      <w:r>
+        <w:t xml:space="preserve"> </w:t>
+      </w:r>
+      <w:r>
+        <w:t xml:space="preserve">is</w:t>
+      </w:r>
+      <w:r>
+        <w:t xml:space="preserve"> </w:t>
+      </w:r>
+      <w:r>
+        <w:rPr>
+          <w:b/>
+          <w:bCs/>
+        </w:rPr>
+        <w:t xml:space="preserve">not enough</w:t>
+      </w:r>
+      <w:r>
+        <w:t xml:space="preserve"> </w:t>
+      </w:r>
+      <w:r>
+        <w:t xml:space="preserve">on its own — it is the direct motivation for this section’s</w:t>
+      </w:r>
+      <w:r>
+        <w:t xml:space="preserve"> </w:t>
+      </w:r>
+      <w:r>
+        <w:t xml:space="preserve">“short lifetime”</w:t>
+      </w:r>
+      <w:r>
+        <w:t xml:space="preserve"> </w:t>
+      </w:r>
+      <w:r>
+        <w:t xml:space="preserve">and</w:t>
+      </w:r>
+      <w:r>
+        <w:t xml:space="preserve"> </w:t>
+      </w:r>
+      <w:r>
+        <w:t xml:space="preserve">“never</w:t>
+      </w:r>
+      <w:r>
+        <w:t xml:space="preserve"> </w:t>
+      </w:r>
+      <w:r>
+        <w:t xml:space="preserve">leave it in the clear”</w:t>
+      </w:r>
+      <w:r>
+        <w:t xml:space="preserve"> </w:t>
+      </w:r>
+      <w:r>
+        <w:t xml:space="preserve">countermeasures.</w:t>
+      </w:r>
+    </w:p>
+    <w:p>
+      <w:pPr>
+        <w:pStyle w:val="Compact"/>
+        <w:numPr>
+          <w:ilvl w:val="0"/>
+          <w:numId w:val="1021"/>
+        </w:numPr>
+      </w:pPr>
+      <w:r>
+        <w:t xml:space="preserve">Linux kernel memory protections like</w:t>
+      </w:r>
+      <w:r>
+        <w:t xml:space="preserve"> </w:t>
+      </w:r>
+      <w:r>
+        <w:rPr>
+          <w:rStyle w:val="VerbatimChar"/>
+        </w:rPr>
+        <w:t xml:space="preserve">prctl(PR_SET_DUMPABLE, ...)</w:t>
+      </w:r>
+      <w:r>
+        <w:t xml:space="preserve"> </w:t>
+      </w:r>
+      <w:r>
+        <w:t xml:space="preserve">and</w:t>
+      </w:r>
+      <w:r>
+        <w:t xml:space="preserve"> </w:t>
+      </w:r>
+      <w:r>
+        <w:rPr>
+          <w:rStyle w:val="VerbatimChar"/>
+        </w:rPr>
+        <w:t xml:space="preserve">mlock</w:t>
+      </w:r>
+      <w:r>
+        <w:t xml:space="preserve">/</w:t>
+      </w:r>
+      <w:r>
+        <w:rPr>
+          <w:rStyle w:val="VerbatimChar"/>
+        </w:rPr>
+        <w:t xml:space="preserve">MADV_DONTDUMP</w:t>
+      </w:r>
+      <w:r>
+        <w:t xml:space="preserve"> </w:t>
+      </w:r>
+      <w:r>
+        <w:t xml:space="preserve">belong to</w:t>
+      </w:r>
+      <w:r>
+        <w:t xml:space="preserve"> </w:t>
+      </w:r>
+      <w:r>
+        <w:t xml:space="preserve">the same general, OS-level defense family that predates RASP: protecting a process’s own memory against</w:t>
+      </w:r>
+      <w:r>
+        <w:t xml:space="preserve"> </w:t>
+      </w:r>
+      <w:r>
+        <w:t xml:space="preserve">another process or against disk.</w:t>
+      </w:r>
+    </w:p>
+    <w:p>
+      <w:pPr>
+        <w:pStyle w:val="FirstParagraph"/>
       </w:pPr>
       <w:r>
         <w:drawing>
           <wp:inline>
             <wp:extent cx="5759999" cy="4258271"/>
             <wp:effectExtent b="0" l="0" r="0" t="0"/>
-            <wp:docPr descr="The layers of dynamic memory protection" title="" id="89" name="Picture"/>
+            <wp:docPr descr="The layers of dynamic memory protection" title="" id="104" name="Picture"/>
             <a:graphic>
               <a:graphicData uri="http://schemas.openxmlformats.org/drawingml/2006/picture">
                 <pic:pic>
                   <pic:nvPicPr>
-                    <pic:cNvPr descr="h06-13-bellek-koruma-katmanlari.png" id="90" name="Picture"/>
+                    <pic:cNvPr descr="h06-13-bellek-koruma-katmanlari.png" id="105" name="Picture"/>
                     <pic:cNvPicPr>
                       <a:picLocks noChangeArrowheads="1" noChangeAspect="1"/>
                     </pic:cNvPicPr>
                   </pic:nvPicPr>
                   <pic:blipFill>
-                    <a:blip r:embed="rId88"/>
+                    <a:blip r:embed="rId103"/>
                     <a:stretch>
                       <a:fillRect/>
                     </a:stretch>
@@ -17510,7 +18407,7 @@
         </w:drawing>
       </w:r>
     </w:p>
-    <w:bookmarkStart w:id="91" w:name="what-does-an-attacker-do-with-memory"/>
+    <w:bookmarkStart w:id="106" w:name="what-does-an-attacker-do-with-memory"/>
     <w:p>
       <w:pPr>
         <w:pStyle w:val="Heading3"/>
@@ -17735,8 +18632,8 @@
         <w:t xml:space="preserve">of together with the debugger and hook detection from earlier sections.</w:t>
       </w:r>
     </w:p>
-    <w:bookmarkEnd w:id="91"/>
-    <w:bookmarkStart w:id="92" w:name="X117a050838c803977bbbf4589eea552376d9e10"/>
+    <w:bookmarkEnd w:id="106"/>
+    <w:bookmarkStart w:id="107" w:name="X117a050838c803977bbbf4589eea552376d9e10"/>
     <w:p>
       <w:pPr>
         <w:pStyle w:val="Heading3"/>
@@ -17774,7 +18671,7 @@
         <w:pStyle w:val="Compact"/>
         <w:numPr>
           <w:ilvl w:val="0"/>
-          <w:numId w:val="1021"/>
+          <w:numId w:val="1022"/>
         </w:numPr>
       </w:pPr>
       <w:r>
@@ -17802,7 +18699,7 @@
         <w:pStyle w:val="Compact"/>
         <w:numPr>
           <w:ilvl w:val="0"/>
-          <w:numId w:val="1021"/>
+          <w:numId w:val="1022"/>
         </w:numPr>
       </w:pPr>
       <w:r>
@@ -17830,7 +18727,7 @@
         <w:pStyle w:val="Compact"/>
         <w:numPr>
           <w:ilvl w:val="0"/>
-          <w:numId w:val="1021"/>
+          <w:numId w:val="1022"/>
         </w:numPr>
       </w:pPr>
       <w:r>
@@ -17876,7 +18773,7 @@
         <w:pStyle w:val="Compact"/>
         <w:numPr>
           <w:ilvl w:val="0"/>
-          <w:numId w:val="1021"/>
+          <w:numId w:val="1022"/>
         </w:numPr>
       </w:pPr>
       <w:r>
@@ -17898,7 +18795,7 @@
       <w:r>
         <w:t xml:space="preserve">(</w:t>
       </w:r>
-      <w:hyperlink r:id="rId41">
+      <w:hyperlink r:id="rId44">
         <w:r>
           <w:rPr>
             <w:rStyle w:val="Hyperlink"/>
@@ -17910,8 +18807,8 @@
         <w:t xml:space="preserve">). In the field’s shell matrix, this is the only shell left on the native side during a payment.</w:t>
       </w:r>
     </w:p>
-    <w:bookmarkEnd w:id="92"/>
-    <w:bookmarkStart w:id="93" w:name="X62398feffa120e79130bc2de1e14cfe82c3a581"/>
+    <w:bookmarkEnd w:id="107"/>
+    <w:bookmarkStart w:id="108" w:name="X62398feffa120e79130bc2de1e14cfe82c3a581"/>
     <w:p>
       <w:pPr>
         <w:pStyle w:val="Heading3"/>
@@ -18688,8 +19585,8 @@
         <w:t xml:space="preserve">their privilege) — which is why it should be considered together with the root indicator in Section 8.</w:t>
       </w:r>
     </w:p>
-    <w:bookmarkEnd w:id="93"/>
-    <w:bookmarkStart w:id="95" w:name="X0437395fb591b448fecdceec71f87592be6d6f3"/>
+    <w:bookmarkEnd w:id="108"/>
+    <w:bookmarkStart w:id="110" w:name="X0437395fb591b448fecdceec71f87592be6d6f3"/>
     <w:p>
       <w:pPr>
         <w:pStyle w:val="Heading3"/>
@@ -18790,7 +19687,7 @@
         <w:rPr>
           <w:rStyle w:val="NormalTok"/>
         </w:rPr>
-        <w:t xml:space="preserve"> deger</w:t>
+        <w:t xml:space="preserve"> value</w:t>
       </w:r>
       <w:r>
         <w:rPr>
@@ -18802,13 +19699,52 @@
         <w:rPr>
           <w:rStyle w:val="NormalTok"/>
         </w:rPr>
+        <w:t xml:space="preserve">         </w:t>
+      </w:r>
+      <w:r>
+        <w:rPr>
+          <w:rStyle w:val="CommentTok"/>
+        </w:rPr>
+        <w:t xml:space="preserve">/* the actual value                       */</w:t>
+      </w:r>
+      <w:r>
+        <w:br/>
+      </w:r>
+      <w:r>
+        <w:rPr>
+          <w:rStyle w:val="NormalTok"/>
+        </w:rPr>
+        <w:t xml:space="preserve">    </w:t>
+      </w:r>
+      <w:r>
+        <w:rPr>
+          <w:rStyle w:val="DataTypeTok"/>
+        </w:rPr>
+        <w:t xml:space="preserve">uint32_t</w:t>
+      </w:r>
+      <w:r>
+        <w:rPr>
+          <w:rStyle w:val="NormalTok"/>
+        </w:rPr>
+        <w:t xml:space="preserve"> shadow</w:t>
+      </w:r>
+      <w:r>
+        <w:rPr>
+          <w:rStyle w:val="OperatorTok"/>
+        </w:rPr>
+        <w:t xml:space="preserve">;</w:t>
+      </w:r>
+      <w:r>
+        <w:rPr>
+          <w:rStyle w:val="NormalTok"/>
+        </w:rPr>
         <w:t xml:space="preserve">        </w:t>
       </w:r>
       <w:r>
         <w:rPr>
           <w:rStyle w:val="CommentTok"/>
         </w:rPr>
-        <w:t xml:space="preserve">/* the actual value                      */</w:t>
+        <w:t xml:space="preserve">/* value XOR the runtime mask              */</w:t>
       </w:r>
       <w:r>
         <w:br/>
@@ -18829,7 +19765,7 @@
         <w:rPr>
           <w:rStyle w:val="NormalTok"/>
         </w:rPr>
-        <w:t xml:space="preserve"> golge</w:t>
+        <w:t xml:space="preserve"> mac</w:t>
       </w:r>
       <w:r>
         <w:rPr>
@@ -18841,569 +19777,530 @@
         <w:rPr>
           <w:rStyle w:val="NormalTok"/>
         </w:rPr>
-        <w:t xml:space="preserve">        </w:t>
+        <w:t xml:space="preserve">           </w:t>
       </w:r>
       <w:r>
         <w:rPr>
           <w:rStyle w:val="CommentTok"/>
         </w:rPr>
-        <w:t xml:space="preserve">/* deger XOR the runtime mask             */</w:t>
+        <w:t xml:space="preserve">/* a short MAC over value and shadow       */</w:t>
       </w:r>
       <w:r>
         <w:br/>
       </w:r>
       <w:r>
         <w:rPr>
+          <w:rStyle w:val="OperatorTok"/>
+        </w:rPr>
+        <w:t xml:space="preserve">}</w:t>
+      </w:r>
+      <w:r>
+        <w:rPr>
           <w:rStyle w:val="NormalTok"/>
         </w:rPr>
+        <w:t xml:space="preserve"> ProtectedCounter</w:t>
+      </w:r>
+      <w:r>
+        <w:rPr>
+          <w:rStyle w:val="OperatorTok"/>
+        </w:rPr>
+        <w:t xml:space="preserve">;</w:t>
+      </w:r>
+      <w:r>
+        <w:br/>
+      </w:r>
+      <w:r>
+        <w:br/>
+      </w:r>
+      <w:r>
+        <w:rPr>
+          <w:rStyle w:val="CommentTok"/>
+        </w:rPr>
+        <w:t xml:space="preserve">/* On read, the consistency of all three is checked; if it doesn't hold, the value has been changed in memory. */</w:t>
+      </w:r>
+      <w:r>
+        <w:br/>
+      </w:r>
+      <w:r>
+        <w:rPr>
+          <w:rStyle w:val="DataTypeTok"/>
+        </w:rPr>
+        <w:t xml:space="preserve">int</w:t>
+      </w:r>
+      <w:r>
+        <w:rPr>
+          <w:rStyle w:val="NormalTok"/>
+        </w:rPr>
+        <w:t xml:space="preserve"> counter_read</w:t>
+      </w:r>
+      <w:r>
+        <w:rPr>
+          <w:rStyle w:val="OperatorTok"/>
+        </w:rPr>
+        <w:t xml:space="preserve">(</w:t>
+      </w:r>
+      <w:r>
+        <w:rPr>
+          <w:rStyle w:val="DataTypeTok"/>
+        </w:rPr>
+        <w:t xml:space="preserve">const</w:t>
+      </w:r>
+      <w:r>
+        <w:rPr>
+          <w:rStyle w:val="NormalTok"/>
+        </w:rPr>
+        <w:t xml:space="preserve"> ProtectedCounter </w:t>
+      </w:r>
+      <w:r>
+        <w:rPr>
+          <w:rStyle w:val="OperatorTok"/>
+        </w:rPr>
+        <w:t xml:space="preserve">*</w:t>
+      </w:r>
+      <w:r>
+        <w:rPr>
+          <w:rStyle w:val="NormalTok"/>
+        </w:rPr>
+        <w:t xml:space="preserve">s</w:t>
+      </w:r>
+      <w:r>
+        <w:rPr>
+          <w:rStyle w:val="OperatorTok"/>
+        </w:rPr>
+        <w:t xml:space="preserve">,</w:t>
+      </w:r>
+      <w:r>
+        <w:rPr>
+          <w:rStyle w:val="NormalTok"/>
+        </w:rPr>
+        <w:t xml:space="preserve"> </w:t>
+      </w:r>
+      <w:r>
+        <w:rPr>
+          <w:rStyle w:val="DataTypeTok"/>
+        </w:rPr>
+        <w:t xml:space="preserve">uint32_t</w:t>
+      </w:r>
+      <w:r>
+        <w:rPr>
+          <w:rStyle w:val="NormalTok"/>
+        </w:rPr>
+        <w:t xml:space="preserve"> </w:t>
+      </w:r>
+      <w:r>
+        <w:rPr>
+          <w:rStyle w:val="OperatorTok"/>
+        </w:rPr>
+        <w:t xml:space="preserve">*</w:t>
+      </w:r>
+      <w:r>
+        <w:rPr>
+          <w:rStyle w:val="NormalTok"/>
+        </w:rPr>
+        <w:t xml:space="preserve">out</w:t>
+      </w:r>
+      <w:r>
+        <w:rPr>
+          <w:rStyle w:val="OperatorTok"/>
+        </w:rPr>
+        <w:t xml:space="preserve">)</w:t>
+      </w:r>
+      <w:r>
+        <w:br/>
+      </w:r>
+      <w:r>
+        <w:rPr>
+          <w:rStyle w:val="OperatorTok"/>
+        </w:rPr>
+        <w:t xml:space="preserve">{</w:t>
+      </w:r>
+      <w:r>
+        <w:br/>
+      </w:r>
+      <w:r>
+        <w:rPr>
+          <w:rStyle w:val="NormalTok"/>
+        </w:rPr>
         <w:t xml:space="preserve">    </w:t>
       </w:r>
       <w:r>
         <w:rPr>
-          <w:rStyle w:val="DataTypeTok"/>
-        </w:rPr>
-        <w:t xml:space="preserve">uint32_t</w:t>
+          <w:rStyle w:val="ControlFlowTok"/>
+        </w:rPr>
+        <w:t xml:space="preserve">if</w:t>
       </w:r>
       <w:r>
         <w:rPr>
           <w:rStyle w:val="NormalTok"/>
         </w:rPr>
-        <w:t xml:space="preserve"> ozet</w:t>
+        <w:t xml:space="preserve"> </w:t>
       </w:r>
       <w:r>
         <w:rPr>
           <w:rStyle w:val="OperatorTok"/>
         </w:rPr>
+        <w:t xml:space="preserve">((</w:t>
+      </w:r>
+      <w:r>
+        <w:rPr>
+          <w:rStyle w:val="NormalTok"/>
+        </w:rPr>
+        <w:t xml:space="preserve">s</w:t>
+      </w:r>
+      <w:r>
+        <w:rPr>
+          <w:rStyle w:val="OperatorTok"/>
+        </w:rPr>
+        <w:t xml:space="preserve">-&gt;</w:t>
+      </w:r>
+      <w:r>
+        <w:rPr>
+          <w:rStyle w:val="NormalTok"/>
+        </w:rPr>
+        <w:t xml:space="preserve">shadow </w:t>
+      </w:r>
+      <w:r>
+        <w:rPr>
+          <w:rStyle w:val="OperatorTok"/>
+        </w:rPr>
+        <w:t xml:space="preserve">^</w:t>
+      </w:r>
+      <w:r>
+        <w:rPr>
+          <w:rStyle w:val="NormalTok"/>
+        </w:rPr>
+        <w:t xml:space="preserve"> runtime_mask</w:t>
+      </w:r>
+      <w:r>
+        <w:rPr>
+          <w:rStyle w:val="OperatorTok"/>
+        </w:rPr>
+        <w:t xml:space="preserve">)</w:t>
+      </w:r>
+      <w:r>
+        <w:rPr>
+          <w:rStyle w:val="NormalTok"/>
+        </w:rPr>
+        <w:t xml:space="preserve"> </w:t>
+      </w:r>
+      <w:r>
+        <w:rPr>
+          <w:rStyle w:val="OperatorTok"/>
+        </w:rPr>
+        <w:t xml:space="preserve">!=</w:t>
+      </w:r>
+      <w:r>
+        <w:rPr>
+          <w:rStyle w:val="NormalTok"/>
+        </w:rPr>
+        <w:t xml:space="preserve"> s</w:t>
+      </w:r>
+      <w:r>
+        <w:rPr>
+          <w:rStyle w:val="OperatorTok"/>
+        </w:rPr>
+        <w:t xml:space="preserve">-&gt;</w:t>
+      </w:r>
+      <w:r>
+        <w:rPr>
+          <w:rStyle w:val="NormalTok"/>
+        </w:rPr>
+        <w:t xml:space="preserve">value</w:t>
+      </w:r>
+      <w:r>
+        <w:rPr>
+          <w:rStyle w:val="OperatorTok"/>
+        </w:rPr>
+        <w:t xml:space="preserve">)</w:t>
+      </w:r>
+      <w:r>
+        <w:rPr>
+          <w:rStyle w:val="NormalTok"/>
+        </w:rPr>
+        <w:t xml:space="preserve"> </w:t>
+      </w:r>
+      <w:r>
+        <w:rPr>
+          <w:rStyle w:val="ControlFlowTok"/>
+        </w:rPr>
+        <w:t xml:space="preserve">return</w:t>
+      </w:r>
+      <w:r>
+        <w:rPr>
+          <w:rStyle w:val="NormalTok"/>
+        </w:rPr>
+        <w:t xml:space="preserve"> </w:t>
+      </w:r>
+      <w:r>
+        <w:rPr>
+          <w:rStyle w:val="OperatorTok"/>
+        </w:rPr>
+        <w:t xml:space="preserve">-</w:t>
+      </w:r>
+      <w:r>
+        <w:rPr>
+          <w:rStyle w:val="DecValTok"/>
+        </w:rPr>
+        <w:t xml:space="preserve">1</w:t>
+      </w:r>
+      <w:r>
+        <w:rPr>
+          <w:rStyle w:val="OperatorTok"/>
+        </w:rPr>
         <w:t xml:space="preserve">;</w:t>
       </w:r>
       <w:r>
+        <w:br/>
+      </w:r>
+      <w:r>
         <w:rPr>
           <w:rStyle w:val="NormalTok"/>
         </w:rPr>
-        <w:t xml:space="preserve">         </w:t>
-      </w:r>
-      <w:r>
-        <w:rPr>
-          <w:rStyle w:val="CommentTok"/>
-        </w:rPr>
-        <w:t xml:space="preserve">/* a short MAC over deger and golge       */</w:t>
+        <w:t xml:space="preserve">    </w:t>
+      </w:r>
+      <w:r>
+        <w:rPr>
+          <w:rStyle w:val="ControlFlowTok"/>
+        </w:rPr>
+        <w:t xml:space="preserve">if</w:t>
+      </w:r>
+      <w:r>
+        <w:rPr>
+          <w:rStyle w:val="NormalTok"/>
+        </w:rPr>
+        <w:t xml:space="preserve"> </w:t>
+      </w:r>
+      <w:r>
+        <w:rPr>
+          <w:rStyle w:val="OperatorTok"/>
+        </w:rPr>
+        <w:t xml:space="preserve">(</w:t>
+      </w:r>
+      <w:r>
+        <w:rPr>
+          <w:rStyle w:val="NormalTok"/>
+        </w:rPr>
+        <w:t xml:space="preserve">short_mac</w:t>
+      </w:r>
+      <w:r>
+        <w:rPr>
+          <w:rStyle w:val="OperatorTok"/>
+        </w:rPr>
+        <w:t xml:space="preserve">(</w:t>
+      </w:r>
+      <w:r>
+        <w:rPr>
+          <w:rStyle w:val="NormalTok"/>
+        </w:rPr>
+        <w:t xml:space="preserve">s</w:t>
+      </w:r>
+      <w:r>
+        <w:rPr>
+          <w:rStyle w:val="OperatorTok"/>
+        </w:rPr>
+        <w:t xml:space="preserve">-&gt;</w:t>
+      </w:r>
+      <w:r>
+        <w:rPr>
+          <w:rStyle w:val="NormalTok"/>
+        </w:rPr>
+        <w:t xml:space="preserve">value</w:t>
+      </w:r>
+      <w:r>
+        <w:rPr>
+          <w:rStyle w:val="OperatorTok"/>
+        </w:rPr>
+        <w:t xml:space="preserve">,</w:t>
+      </w:r>
+      <w:r>
+        <w:rPr>
+          <w:rStyle w:val="NormalTok"/>
+        </w:rPr>
+        <w:t xml:space="preserve"> s</w:t>
+      </w:r>
+      <w:r>
+        <w:rPr>
+          <w:rStyle w:val="OperatorTok"/>
+        </w:rPr>
+        <w:t xml:space="preserve">-&gt;</w:t>
+      </w:r>
+      <w:r>
+        <w:rPr>
+          <w:rStyle w:val="NormalTok"/>
+        </w:rPr>
+        <w:t xml:space="preserve">shadow</w:t>
+      </w:r>
+      <w:r>
+        <w:rPr>
+          <w:rStyle w:val="OperatorTok"/>
+        </w:rPr>
+        <w:t xml:space="preserve">)</w:t>
+      </w:r>
+      <w:r>
+        <w:rPr>
+          <w:rStyle w:val="NormalTok"/>
+        </w:rPr>
+        <w:t xml:space="preserve"> </w:t>
+      </w:r>
+      <w:r>
+        <w:rPr>
+          <w:rStyle w:val="OperatorTok"/>
+        </w:rPr>
+        <w:t xml:space="preserve">!=</w:t>
+      </w:r>
+      <w:r>
+        <w:rPr>
+          <w:rStyle w:val="NormalTok"/>
+        </w:rPr>
+        <w:t xml:space="preserve"> s</w:t>
+      </w:r>
+      <w:r>
+        <w:rPr>
+          <w:rStyle w:val="OperatorTok"/>
+        </w:rPr>
+        <w:t xml:space="preserve">-&gt;</w:t>
+      </w:r>
+      <w:r>
+        <w:rPr>
+          <w:rStyle w:val="NormalTok"/>
+        </w:rPr>
+        <w:t xml:space="preserve">mac</w:t>
+      </w:r>
+      <w:r>
+        <w:rPr>
+          <w:rStyle w:val="OperatorTok"/>
+        </w:rPr>
+        <w:t xml:space="preserve">)</w:t>
+      </w:r>
+      <w:r>
+        <w:rPr>
+          <w:rStyle w:val="NormalTok"/>
+        </w:rPr>
+        <w:t xml:space="preserve"> </w:t>
+      </w:r>
+      <w:r>
+        <w:rPr>
+          <w:rStyle w:val="ControlFlowTok"/>
+        </w:rPr>
+        <w:t xml:space="preserve">return</w:t>
+      </w:r>
+      <w:r>
+        <w:rPr>
+          <w:rStyle w:val="NormalTok"/>
+        </w:rPr>
+        <w:t xml:space="preserve"> </w:t>
+      </w:r>
+      <w:r>
+        <w:rPr>
+          <w:rStyle w:val="OperatorTok"/>
+        </w:rPr>
+        <w:t xml:space="preserve">-</w:t>
+      </w:r>
+      <w:r>
+        <w:rPr>
+          <w:rStyle w:val="DecValTok"/>
+        </w:rPr>
+        <w:t xml:space="preserve">1</w:t>
+      </w:r>
+      <w:r>
+        <w:rPr>
+          <w:rStyle w:val="OperatorTok"/>
+        </w:rPr>
+        <w:t xml:space="preserve">;</w:t>
       </w:r>
       <w:r>
         <w:br/>
       </w:r>
       <w:r>
         <w:rPr>
+          <w:rStyle w:val="NormalTok"/>
+        </w:rPr>
+        <w:t xml:space="preserve">    </w:t>
+      </w:r>
+      <w:r>
+        <w:rPr>
           <w:rStyle w:val="OperatorTok"/>
         </w:rPr>
+        <w:t xml:space="preserve">*</w:t>
+      </w:r>
+      <w:r>
+        <w:rPr>
+          <w:rStyle w:val="NormalTok"/>
+        </w:rPr>
+        <w:t xml:space="preserve">out </w:t>
+      </w:r>
+      <w:r>
+        <w:rPr>
+          <w:rStyle w:val="OperatorTok"/>
+        </w:rPr>
+        <w:t xml:space="preserve">=</w:t>
+      </w:r>
+      <w:r>
+        <w:rPr>
+          <w:rStyle w:val="NormalTok"/>
+        </w:rPr>
+        <w:t xml:space="preserve"> s</w:t>
+      </w:r>
+      <w:r>
+        <w:rPr>
+          <w:rStyle w:val="OperatorTok"/>
+        </w:rPr>
+        <w:t xml:space="preserve">-&gt;</w:t>
+      </w:r>
+      <w:r>
+        <w:rPr>
+          <w:rStyle w:val="NormalTok"/>
+        </w:rPr>
+        <w:t xml:space="preserve">value</w:t>
+      </w:r>
+      <w:r>
+        <w:rPr>
+          <w:rStyle w:val="OperatorTok"/>
+        </w:rPr>
+        <w:t xml:space="preserve">;</w:t>
+      </w:r>
+      <w:r>
+        <w:br/>
+      </w:r>
+      <w:r>
+        <w:rPr>
+          <w:rStyle w:val="NormalTok"/>
+        </w:rPr>
+        <w:t xml:space="preserve">    </w:t>
+      </w:r>
+      <w:r>
+        <w:rPr>
+          <w:rStyle w:val="ControlFlowTok"/>
+        </w:rPr>
+        <w:t xml:space="preserve">return</w:t>
+      </w:r>
+      <w:r>
+        <w:rPr>
+          <w:rStyle w:val="NormalTok"/>
+        </w:rPr>
+        <w:t xml:space="preserve"> </w:t>
+      </w:r>
+      <w:r>
+        <w:rPr>
+          <w:rStyle w:val="DecValTok"/>
+        </w:rPr>
+        <w:t xml:space="preserve">0</w:t>
+      </w:r>
+      <w:r>
+        <w:rPr>
+          <w:rStyle w:val="OperatorTok"/>
+        </w:rPr>
+        <w:t xml:space="preserve">;</w:t>
+      </w:r>
+      <w:r>
+        <w:br/>
+      </w:r>
+      <w:r>
+        <w:rPr>
+          <w:rStyle w:val="OperatorTok"/>
+        </w:rPr>
         <w:t xml:space="preserve">}</w:t>
       </w:r>
-      <w:r>
-        <w:rPr>
-          <w:rStyle w:val="NormalTok"/>
-        </w:rPr>
-        <w:t xml:space="preserve"> KorunanSayac</w:t>
-      </w:r>
-      <w:r>
-        <w:rPr>
-          <w:rStyle w:val="OperatorTok"/>
-        </w:rPr>
-        <w:t xml:space="preserve">;</w:t>
-      </w:r>
-      <w:r>
-        <w:br/>
-      </w:r>
-      <w:r>
-        <w:br/>
-      </w:r>
-      <w:r>
-        <w:rPr>
-          <w:rStyle w:val="CommentTok"/>
-        </w:rPr>
-        <w:t xml:space="preserve">/* On read, the consistency of all three is checked; if it doesn't hold, the value has been changed in memory. */</w:t>
-      </w:r>
-      <w:r>
-        <w:br/>
-      </w:r>
-      <w:r>
-        <w:rPr>
-          <w:rStyle w:val="DataTypeTok"/>
-        </w:rPr>
-        <w:t xml:space="preserve">int</w:t>
-      </w:r>
-      <w:r>
-        <w:rPr>
-          <w:rStyle w:val="NormalTok"/>
-        </w:rPr>
-        <w:t xml:space="preserve"> sayac_oku</w:t>
-      </w:r>
-      <w:r>
-        <w:rPr>
-          <w:rStyle w:val="OperatorTok"/>
-        </w:rPr>
-        <w:t xml:space="preserve">(</w:t>
-      </w:r>
-      <w:r>
-        <w:rPr>
-          <w:rStyle w:val="DataTypeTok"/>
-        </w:rPr>
-        <w:t xml:space="preserve">const</w:t>
-      </w:r>
-      <w:r>
-        <w:rPr>
-          <w:rStyle w:val="NormalTok"/>
-        </w:rPr>
-        <w:t xml:space="preserve"> KorunanSayac </w:t>
-      </w:r>
-      <w:r>
-        <w:rPr>
-          <w:rStyle w:val="OperatorTok"/>
-        </w:rPr>
-        <w:t xml:space="preserve">*</w:t>
-      </w:r>
-      <w:r>
-        <w:rPr>
-          <w:rStyle w:val="NormalTok"/>
-        </w:rPr>
-        <w:t xml:space="preserve">s</w:t>
-      </w:r>
-      <w:r>
-        <w:rPr>
-          <w:rStyle w:val="OperatorTok"/>
-        </w:rPr>
-        <w:t xml:space="preserve">,</w:t>
-      </w:r>
-      <w:r>
-        <w:rPr>
-          <w:rStyle w:val="NormalTok"/>
-        </w:rPr>
-        <w:t xml:space="preserve"> </w:t>
-      </w:r>
-      <w:r>
-        <w:rPr>
-          <w:rStyle w:val="DataTypeTok"/>
-        </w:rPr>
-        <w:t xml:space="preserve">uint32_t</w:t>
-      </w:r>
-      <w:r>
-        <w:rPr>
-          <w:rStyle w:val="NormalTok"/>
-        </w:rPr>
-        <w:t xml:space="preserve"> </w:t>
-      </w:r>
-      <w:r>
-        <w:rPr>
-          <w:rStyle w:val="OperatorTok"/>
-        </w:rPr>
-        <w:t xml:space="preserve">*</w:t>
-      </w:r>
-      <w:r>
-        <w:rPr>
-          <w:rStyle w:val="NormalTok"/>
-        </w:rPr>
-        <w:t xml:space="preserve">cikti</w:t>
-      </w:r>
-      <w:r>
-        <w:rPr>
-          <w:rStyle w:val="OperatorTok"/>
-        </w:rPr>
-        <w:t xml:space="preserve">)</w:t>
-      </w:r>
-      <w:r>
-        <w:br/>
-      </w:r>
-      <w:r>
-        <w:rPr>
-          <w:rStyle w:val="OperatorTok"/>
-        </w:rPr>
-        <w:t xml:space="preserve">{</w:t>
-      </w:r>
-      <w:r>
-        <w:br/>
-      </w:r>
-      <w:r>
-        <w:rPr>
-          <w:rStyle w:val="NormalTok"/>
-        </w:rPr>
-        <w:t xml:space="preserve">    </w:t>
-      </w:r>
-      <w:r>
-        <w:rPr>
-          <w:rStyle w:val="ControlFlowTok"/>
-        </w:rPr>
-        <w:t xml:space="preserve">if</w:t>
-      </w:r>
-      <w:r>
-        <w:rPr>
-          <w:rStyle w:val="NormalTok"/>
-        </w:rPr>
-        <w:t xml:space="preserve"> </w:t>
-      </w:r>
-      <w:r>
-        <w:rPr>
-          <w:rStyle w:val="OperatorTok"/>
-        </w:rPr>
-        <w:t xml:space="preserve">((</w:t>
-      </w:r>
-      <w:r>
-        <w:rPr>
-          <w:rStyle w:val="NormalTok"/>
-        </w:rPr>
-        <w:t xml:space="preserve">s</w:t>
-      </w:r>
-      <w:r>
-        <w:rPr>
-          <w:rStyle w:val="OperatorTok"/>
-        </w:rPr>
-        <w:t xml:space="preserve">-&gt;</w:t>
-      </w:r>
-      <w:r>
-        <w:rPr>
-          <w:rStyle w:val="NormalTok"/>
-        </w:rPr>
-        <w:t xml:space="preserve">golge </w:t>
-      </w:r>
-      <w:r>
-        <w:rPr>
-          <w:rStyle w:val="OperatorTok"/>
-        </w:rPr>
-        <w:t xml:space="preserve">^</w:t>
-      </w:r>
-      <w:r>
-        <w:rPr>
-          <w:rStyle w:val="NormalTok"/>
-        </w:rPr>
-        <w:t xml:space="preserve"> calisma_maskesi</w:t>
-      </w:r>
-      <w:r>
-        <w:rPr>
-          <w:rStyle w:val="OperatorTok"/>
-        </w:rPr>
-        <w:t xml:space="preserve">)</w:t>
-      </w:r>
-      <w:r>
-        <w:rPr>
-          <w:rStyle w:val="NormalTok"/>
-        </w:rPr>
-        <w:t xml:space="preserve"> </w:t>
-      </w:r>
-      <w:r>
-        <w:rPr>
-          <w:rStyle w:val="OperatorTok"/>
-        </w:rPr>
-        <w:t xml:space="preserve">!=</w:t>
-      </w:r>
-      <w:r>
-        <w:rPr>
-          <w:rStyle w:val="NormalTok"/>
-        </w:rPr>
-        <w:t xml:space="preserve"> s</w:t>
-      </w:r>
-      <w:r>
-        <w:rPr>
-          <w:rStyle w:val="OperatorTok"/>
-        </w:rPr>
-        <w:t xml:space="preserve">-&gt;</w:t>
-      </w:r>
-      <w:r>
-        <w:rPr>
-          <w:rStyle w:val="NormalTok"/>
-        </w:rPr>
-        <w:t xml:space="preserve">deger</w:t>
-      </w:r>
-      <w:r>
-        <w:rPr>
-          <w:rStyle w:val="OperatorTok"/>
-        </w:rPr>
-        <w:t xml:space="preserve">)</w:t>
-      </w:r>
-      <w:r>
-        <w:rPr>
-          <w:rStyle w:val="NormalTok"/>
-        </w:rPr>
-        <w:t xml:space="preserve"> </w:t>
-      </w:r>
-      <w:r>
-        <w:rPr>
-          <w:rStyle w:val="ControlFlowTok"/>
-        </w:rPr>
-        <w:t xml:space="preserve">return</w:t>
-      </w:r>
-      <w:r>
-        <w:rPr>
-          <w:rStyle w:val="NormalTok"/>
-        </w:rPr>
-        <w:t xml:space="preserve"> </w:t>
-      </w:r>
-      <w:r>
-        <w:rPr>
-          <w:rStyle w:val="OperatorTok"/>
-        </w:rPr>
-        <w:t xml:space="preserve">-</w:t>
-      </w:r>
-      <w:r>
-        <w:rPr>
-          <w:rStyle w:val="DecValTok"/>
-        </w:rPr>
-        <w:t xml:space="preserve">1</w:t>
-      </w:r>
-      <w:r>
-        <w:rPr>
-          <w:rStyle w:val="OperatorTok"/>
-        </w:rPr>
-        <w:t xml:space="preserve">;</w:t>
-      </w:r>
-      <w:r>
-        <w:br/>
-      </w:r>
-      <w:r>
-        <w:rPr>
-          <w:rStyle w:val="NormalTok"/>
-        </w:rPr>
-        <w:t xml:space="preserve">    </w:t>
-      </w:r>
-      <w:r>
-        <w:rPr>
-          <w:rStyle w:val="ControlFlowTok"/>
-        </w:rPr>
-        <w:t xml:space="preserve">if</w:t>
-      </w:r>
-      <w:r>
-        <w:rPr>
-          <w:rStyle w:val="NormalTok"/>
-        </w:rPr>
-        <w:t xml:space="preserve"> </w:t>
-      </w:r>
-      <w:r>
-        <w:rPr>
-          <w:rStyle w:val="OperatorTok"/>
-        </w:rPr>
-        <w:t xml:space="preserve">(</w:t>
-      </w:r>
-      <w:r>
-        <w:rPr>
-          <w:rStyle w:val="NormalTok"/>
-        </w:rPr>
-        <w:t xml:space="preserve">kisa_mac</w:t>
-      </w:r>
-      <w:r>
-        <w:rPr>
-          <w:rStyle w:val="OperatorTok"/>
-        </w:rPr>
-        <w:t xml:space="preserve">(</w:t>
-      </w:r>
-      <w:r>
-        <w:rPr>
-          <w:rStyle w:val="NormalTok"/>
-        </w:rPr>
-        <w:t xml:space="preserve">s</w:t>
-      </w:r>
-      <w:r>
-        <w:rPr>
-          <w:rStyle w:val="OperatorTok"/>
-        </w:rPr>
-        <w:t xml:space="preserve">-&gt;</w:t>
-      </w:r>
-      <w:r>
-        <w:rPr>
-          <w:rStyle w:val="NormalTok"/>
-        </w:rPr>
-        <w:t xml:space="preserve">deger</w:t>
-      </w:r>
-      <w:r>
-        <w:rPr>
-          <w:rStyle w:val="OperatorTok"/>
-        </w:rPr>
-        <w:t xml:space="preserve">,</w:t>
-      </w:r>
-      <w:r>
-        <w:rPr>
-          <w:rStyle w:val="NormalTok"/>
-        </w:rPr>
-        <w:t xml:space="preserve"> s</w:t>
-      </w:r>
-      <w:r>
-        <w:rPr>
-          <w:rStyle w:val="OperatorTok"/>
-        </w:rPr>
-        <w:t xml:space="preserve">-&gt;</w:t>
-      </w:r>
-      <w:r>
-        <w:rPr>
-          <w:rStyle w:val="NormalTok"/>
-        </w:rPr>
-        <w:t xml:space="preserve">golge</w:t>
-      </w:r>
-      <w:r>
-        <w:rPr>
-          <w:rStyle w:val="OperatorTok"/>
-        </w:rPr>
-        <w:t xml:space="preserve">)</w:t>
-      </w:r>
-      <w:r>
-        <w:rPr>
-          <w:rStyle w:val="NormalTok"/>
-        </w:rPr>
-        <w:t xml:space="preserve"> </w:t>
-      </w:r>
-      <w:r>
-        <w:rPr>
-          <w:rStyle w:val="OperatorTok"/>
-        </w:rPr>
-        <w:t xml:space="preserve">!=</w:t>
-      </w:r>
-      <w:r>
-        <w:rPr>
-          <w:rStyle w:val="NormalTok"/>
-        </w:rPr>
-        <w:t xml:space="preserve"> s</w:t>
-      </w:r>
-      <w:r>
-        <w:rPr>
-          <w:rStyle w:val="OperatorTok"/>
-        </w:rPr>
-        <w:t xml:space="preserve">-&gt;</w:t>
-      </w:r>
-      <w:r>
-        <w:rPr>
-          <w:rStyle w:val="NormalTok"/>
-        </w:rPr>
-        <w:t xml:space="preserve">ozet</w:t>
-      </w:r>
-      <w:r>
-        <w:rPr>
-          <w:rStyle w:val="OperatorTok"/>
-        </w:rPr>
-        <w:t xml:space="preserve">)</w:t>
-      </w:r>
-      <w:r>
-        <w:rPr>
-          <w:rStyle w:val="NormalTok"/>
-        </w:rPr>
-        <w:t xml:space="preserve">   </w:t>
-      </w:r>
-      <w:r>
-        <w:rPr>
-          <w:rStyle w:val="ControlFlowTok"/>
-        </w:rPr>
-        <w:t xml:space="preserve">return</w:t>
-      </w:r>
-      <w:r>
-        <w:rPr>
-          <w:rStyle w:val="NormalTok"/>
-        </w:rPr>
-        <w:t xml:space="preserve"> </w:t>
-      </w:r>
-      <w:r>
-        <w:rPr>
-          <w:rStyle w:val="OperatorTok"/>
-        </w:rPr>
-        <w:t xml:space="preserve">-</w:t>
-      </w:r>
-      <w:r>
-        <w:rPr>
-          <w:rStyle w:val="DecValTok"/>
-        </w:rPr>
-        <w:t xml:space="preserve">1</w:t>
-      </w:r>
-      <w:r>
-        <w:rPr>
-          <w:rStyle w:val="OperatorTok"/>
-        </w:rPr>
-        <w:t xml:space="preserve">;</w:t>
-      </w:r>
-      <w:r>
-        <w:br/>
-      </w:r>
-      <w:r>
-        <w:rPr>
-          <w:rStyle w:val="NormalTok"/>
-        </w:rPr>
-        <w:t xml:space="preserve">    </w:t>
-      </w:r>
-      <w:r>
-        <w:rPr>
-          <w:rStyle w:val="OperatorTok"/>
-        </w:rPr>
-        <w:t xml:space="preserve">*</w:t>
-      </w:r>
-      <w:r>
-        <w:rPr>
-          <w:rStyle w:val="NormalTok"/>
-        </w:rPr>
-        <w:t xml:space="preserve">cikti </w:t>
-      </w:r>
-      <w:r>
-        <w:rPr>
-          <w:rStyle w:val="OperatorTok"/>
-        </w:rPr>
-        <w:t xml:space="preserve">=</w:t>
-      </w:r>
-      <w:r>
-        <w:rPr>
-          <w:rStyle w:val="NormalTok"/>
-        </w:rPr>
-        <w:t xml:space="preserve"> s</w:t>
-      </w:r>
-      <w:r>
-        <w:rPr>
-          <w:rStyle w:val="OperatorTok"/>
-        </w:rPr>
-        <w:t xml:space="preserve">-&gt;</w:t>
-      </w:r>
-      <w:r>
-        <w:rPr>
-          <w:rStyle w:val="NormalTok"/>
-        </w:rPr>
-        <w:t xml:space="preserve">deger</w:t>
-      </w:r>
-      <w:r>
-        <w:rPr>
-          <w:rStyle w:val="OperatorTok"/>
-        </w:rPr>
-        <w:t xml:space="preserve">;</w:t>
-      </w:r>
-      <w:r>
-        <w:br/>
-      </w:r>
-      <w:r>
-        <w:rPr>
-          <w:rStyle w:val="NormalTok"/>
-        </w:rPr>
-        <w:t xml:space="preserve">    </w:t>
-      </w:r>
-      <w:r>
-        <w:rPr>
-          <w:rStyle w:val="ControlFlowTok"/>
-        </w:rPr>
-        <w:t xml:space="preserve">return</w:t>
-      </w:r>
-      <w:r>
-        <w:rPr>
-          <w:rStyle w:val="NormalTok"/>
-        </w:rPr>
-        <w:t xml:space="preserve"> </w:t>
-      </w:r>
-      <w:r>
-        <w:rPr>
-          <w:rStyle w:val="DecValTok"/>
-        </w:rPr>
-        <w:t xml:space="preserve">0</w:t>
-      </w:r>
-      <w:r>
-        <w:rPr>
-          <w:rStyle w:val="OperatorTok"/>
-        </w:rPr>
-        <w:t xml:space="preserve">;</w:t>
-      </w:r>
-      <w:r>
-        <w:br/>
-      </w:r>
-      <w:r>
-        <w:rPr>
-          <w:rStyle w:val="OperatorTok"/>
-        </w:rPr>
-        <w:t xml:space="preserve">}</w:t>
-      </w:r>
     </w:p>
     <w:p>
       <w:pPr>
@@ -19419,13 +20316,13 @@
         <w:rPr>
           <w:rStyle w:val="VerbatimChar"/>
         </w:rPr>
-        <w:t xml:space="preserve">deger</w:t>
-      </w:r>
-      <w:r>
-        <w:t xml:space="preserve"> </w:t>
-      </w:r>
-      <w:r>
-        <w:t xml:space="preserve">(value) field in memory, the shadow copy and the digest no longer match.</w:t>
+        <w:t xml:space="preserve">value</w:t>
+      </w:r>
+      <w:r>
+        <w:t xml:space="preserve"> </w:t>
+      </w:r>
+      <w:r>
+        <w:t xml:space="preserve">field in memory, the shadow copy and the digest no longer match.</w:t>
       </w:r>
       <w:r>
         <w:t xml:space="preserve"> </w:t>
@@ -19442,7 +20339,7 @@
       <w:r>
         <w:t xml:space="preserve"> </w:t>
       </w:r>
-      <w:hyperlink r:id="rId47">
+      <w:hyperlink r:id="rId50">
         <w:r>
           <w:rPr>
             <w:rStyle w:val="Hyperlink"/>
@@ -19483,7 +20380,7 @@
       <w:r>
         <w:t xml:space="preserve"> </w:t>
       </w:r>
-      <w:hyperlink r:id="rId94">
+      <w:hyperlink r:id="rId109">
         <w:r>
           <w:rPr>
             <w:rStyle w:val="Hyperlink"/>
@@ -19498,8 +20395,8 @@
         <w:t xml:space="preserve">tamper-resistant log.</w:t>
       </w:r>
     </w:p>
-    <w:bookmarkEnd w:id="95"/>
-    <w:bookmarkStart w:id="96" w:name="X990b0e5def4ac315ff408c0bf11f05540ed49d9"/>
+    <w:bookmarkEnd w:id="110"/>
+    <w:bookmarkStart w:id="111" w:name="X986031f4c42abb708685a7e1bd4f4707297611f"/>
     <w:p>
       <w:pPr>
         <w:pStyle w:val="Heading3"/>
@@ -19514,7 +20411,7 @@
         <w:rPr>
           <w:rStyle w:val="VerbatimChar"/>
         </w:rPr>
-        <w:t xml:space="preserve">KorunanSayac</w:t>
+        <w:t xml:space="preserve">ProtectedCounter</w:t>
       </w:r>
       <w:r>
         <w:t xml:space="preserve"> </w:t>
@@ -19537,13 +20434,13 @@
         <w:rPr>
           <w:rStyle w:val="VerbatimChar"/>
         </w:rPr>
-        <w:t xml:space="preserve">calisma_maskesi</w:t>
-      </w:r>
-      <w:r>
-        <w:t xml:space="preserve"> </w:t>
-      </w:r>
-      <w:r>
-        <w:t xml:space="preserve">(the runtime mask) be a fixed value randomly</w:t>
+        <w:t xml:space="preserve">runtime_mask</w:t>
+      </w:r>
+      <w:r>
+        <w:t xml:space="preserve"> </w:t>
+      </w:r>
+      <w:r>
+        <w:t xml:space="preserve">be a fixed value randomly</w:t>
       </w:r>
       <w:r>
         <w:t xml:space="preserve"> </w:t>
@@ -19570,7 +20467,7 @@
         <w:rPr>
           <w:rStyle w:val="VerbatimChar"/>
         </w:rPr>
-        <w:t xml:space="preserve">deger = 3</w:t>
+        <w:t xml:space="preserve">value = 3</w:t>
       </w:r>
       <w:r>
         <w:t xml:space="preserve"> </w:t>
@@ -19646,7 +20543,7 @@
               <w:rPr>
                 <w:rStyle w:val="VerbatimChar"/>
               </w:rPr>
-              <w:t xml:space="preserve">deger</w:t>
+              <w:t xml:space="preserve">value</w:t>
             </w:r>
           </w:p>
         </w:tc>
@@ -19687,7 +20584,7 @@
               <w:rPr>
                 <w:rStyle w:val="VerbatimChar"/>
               </w:rPr>
-              <w:t xml:space="preserve">golge</w:t>
+              <w:t xml:space="preserve">shadow</w:t>
             </w:r>
           </w:p>
         </w:tc>
@@ -19715,7 +20612,7 @@
               <w:rPr>
                 <w:rStyle w:val="VerbatimChar"/>
               </w:rPr>
-              <w:t xml:space="preserve">deger XOR calisma_maskesi</w:t>
+              <w:t xml:space="preserve">value XOR runtime_mask</w:t>
             </w:r>
             <w:r>
               <w:t xml:space="preserve"> </w:t>
@@ -19746,7 +20643,7 @@
               <w:rPr>
                 <w:rStyle w:val="VerbatimChar"/>
               </w:rPr>
-              <w:t xml:space="preserve">ozet</w:t>
+              <w:t xml:space="preserve">mac</w:t>
             </w:r>
           </w:p>
         </w:tc>
@@ -19780,7 +20677,7 @@
               <w:rPr>
                 <w:rStyle w:val="VerbatimChar"/>
               </w:rPr>
-              <w:t xml:space="preserve">kisa_mac(deger, golge)</w:t>
+              <w:t xml:space="preserve">short_mac(value, shadow)</w:t>
             </w:r>
           </w:p>
         </w:tc>
@@ -19794,7 +20691,7 @@
         <w:rPr>
           <w:rStyle w:val="VerbatimChar"/>
         </w:rPr>
-        <w:t xml:space="preserve">sayac_oku()</w:t>
+        <w:t xml:space="preserve">counter_read()</w:t>
       </w:r>
       <w:r>
         <w:t xml:space="preserve"> </w:t>
@@ -19809,7 +20706,7 @@
         <w:rPr>
           <w:rStyle w:val="VerbatimChar"/>
         </w:rPr>
-        <w:t xml:space="preserve">golge XOR calisma_maskesi</w:t>
+        <w:t xml:space="preserve">shadow XOR runtime_mask</w:t>
       </w:r>
       <w:r>
         <w:t xml:space="preserve"> </w:t>
@@ -19824,7 +20721,7 @@
         <w:rPr>
           <w:rStyle w:val="VerbatimChar"/>
         </w:rPr>
-        <w:t xml:space="preserve">deger</w:t>
+        <w:t xml:space="preserve">value</w:t>
       </w:r>
       <w:r>
         <w:t xml:space="preserve">:</w:t>
@@ -19851,7 +20748,7 @@
         <w:rPr>
           <w:rStyle w:val="VerbatimChar"/>
         </w:rPr>
-        <w:t xml:space="preserve">deger</w:t>
+        <w:t xml:space="preserve">value</w:t>
       </w:r>
       <w:r>
         <w:t xml:space="preserve">, consistent; the function returns</w:t>
@@ -19883,7 +20780,7 @@
         <w:rPr>
           <w:rStyle w:val="VerbatimChar"/>
         </w:rPr>
-        <w:t xml:space="preserve">deger</w:t>
+        <w:t xml:space="preserve">value</w:t>
       </w:r>
       <w:r>
         <w:t xml:space="preserve"> </w:t>
@@ -19919,7 +20816,7 @@
         <w:rPr>
           <w:rStyle w:val="VerbatimChar"/>
         </w:rPr>
-        <w:t xml:space="preserve">golge</w:t>
+        <w:t xml:space="preserve">shadow</w:t>
       </w:r>
       <w:r>
         <w:t xml:space="preserve"> </w:t>
@@ -19934,7 +20831,7 @@
         <w:rPr>
           <w:rStyle w:val="VerbatimChar"/>
         </w:rPr>
-        <w:t xml:space="preserve">ozet</w:t>
+        <w:t xml:space="preserve">mac</w:t>
       </w:r>
       <w:r>
         <w:t xml:space="preserve"> </w:t>
@@ -19962,7 +20859,7 @@
         <w:rPr>
           <w:rStyle w:val="VerbatimChar"/>
         </w:rPr>
-        <w:t xml:space="preserve">sayac_oku()</w:t>
+        <w:t xml:space="preserve">counter_read()</w:t>
       </w:r>
       <w:r>
         <w:t xml:space="preserve"> </w:t>
@@ -19977,7 +20874,7 @@
         <w:rPr>
           <w:rStyle w:val="VerbatimChar"/>
         </w:rPr>
-        <w:t xml:space="preserve">golge XOR calisma_maskesi = 0xA5A5A5A6 XOR 0xA5A5A5A5 = 0x00000003</w:t>
+        <w:t xml:space="preserve">shadow XOR runtime_mask = 0xA5A5A5A6 XOR 0xA5A5A5A5 = 0x00000003</w:t>
       </w:r>
       <w:r>
         <w:t xml:space="preserve"> </w:t>
@@ -19992,7 +20889,7 @@
         <w:rPr>
           <w:rStyle w:val="VerbatimChar"/>
         </w:rPr>
-        <w:t xml:space="preserve">deger</w:t>
+        <w:t xml:space="preserve">value</w:t>
       </w:r>
       <w:r>
         <w:t xml:space="preserve"> </w:t>
@@ -20050,7 +20947,7 @@
         <w:rPr>
           <w:rStyle w:val="VerbatimChar"/>
         </w:rPr>
-        <w:t xml:space="preserve">golge</w:t>
+        <w:t xml:space="preserve">shadow</w:t>
       </w:r>
       <w:r>
         <w:t xml:space="preserve"> </w:t>
@@ -20081,7 +20978,7 @@
         <w:rPr>
           <w:rStyle w:val="VerbatimChar"/>
         </w:rPr>
-        <w:t xml:space="preserve">ozet</w:t>
+        <w:t xml:space="preserve">mac</w:t>
       </w:r>
       <w:r>
         <w:t xml:space="preserve"> </w:t>
@@ -20096,7 +20993,7 @@
         <w:rPr>
           <w:rStyle w:val="VerbatimChar"/>
         </w:rPr>
-        <w:t xml:space="preserve">kisa_mac</w:t>
+        <w:t xml:space="preserve">short_mac</w:t>
       </w:r>
       <w:r>
         <w:t xml:space="preserve">’s key, is exactly as hard as recreating the HMAC golden</w:t>
@@ -20134,7 +21031,7 @@
         <w:rPr>
           <w:rStyle w:val="VerbatimChar"/>
         </w:rPr>
-        <w:t xml:space="preserve">sayac_oku</w:t>
+        <w:t xml:space="preserve">counter_read</w:t>
       </w:r>
       <w:r>
         <w:t xml:space="preserve">’s</w:t>
@@ -20179,8 +21076,8 @@
         <w:t xml:space="preserve">policy), and the check code is also brought under the scope of the integrity check.</w:t>
       </w:r>
     </w:p>
-    <w:bookmarkEnd w:id="96"/>
-    <w:bookmarkStart w:id="97" w:name="X62d49d9bb43b4b25fd0b53dc1edce1feea214af"/>
+    <w:bookmarkEnd w:id="111"/>
+    <w:bookmarkStart w:id="112" w:name="X62d49d9bb43b4b25fd0b53dc1edce1feea214af"/>
     <w:p>
       <w:pPr>
         <w:pStyle w:val="Heading3"/>
@@ -20214,7 +21111,7 @@
         <w:pStyle w:val="Compact"/>
         <w:numPr>
           <w:ilvl w:val="0"/>
-          <w:numId w:val="1022"/>
+          <w:numId w:val="1023"/>
         </w:numPr>
       </w:pPr>
       <w:r>
@@ -20242,7 +21139,7 @@
         <w:pStyle w:val="Compact"/>
         <w:numPr>
           <w:ilvl w:val="0"/>
-          <w:numId w:val="1022"/>
+          <w:numId w:val="1023"/>
         </w:numPr>
       </w:pPr>
       <w:r>
@@ -20264,7 +21161,7 @@
         <w:pStyle w:val="Compact"/>
         <w:numPr>
           <w:ilvl w:val="0"/>
-          <w:numId w:val="1022"/>
+          <w:numId w:val="1023"/>
         </w:numPr>
       </w:pPr>
       <w:r>
@@ -20374,15 +21271,221 @@
         </w:pict>
       </w:r>
     </w:p>
-    <w:bookmarkEnd w:id="97"/>
-    <w:bookmarkEnd w:id="98"/>
-    <w:bookmarkStart w:id="109" w:name="X83b588c1648bd118113ee189aa98557100f0094"/>
+    <w:bookmarkEnd w:id="112"/>
+    <w:bookmarkEnd w:id="113"/>
+    <w:bookmarkStart w:id="130" w:name="X83b588c1648bd118113ee189aa98557100f0094"/>
     <w:p>
       <w:pPr>
         <w:pStyle w:val="Heading2"/>
       </w:pPr>
       <w:r>
         <w:t xml:space="preserve">8. Root/privileged environment and component signature verification</w:t>
+      </w:r>
+    </w:p>
+    <w:p>
+      <w:pPr>
+        <w:pStyle w:val="BlockText"/>
+      </w:pPr>
+      <w:r>
+        <w:rPr>
+          <w:b/>
+          <w:bCs/>
+        </w:rPr>
+        <w:t xml:space="preserve">Brief history: package signing and root indicators</w:t>
+      </w:r>
+    </w:p>
+    <w:p>
+      <w:pPr>
+        <w:pStyle w:val="Compact"/>
+        <w:numPr>
+          <w:ilvl w:val="0"/>
+          <w:numId w:val="1024"/>
+        </w:numPr>
+      </w:pPr>
+      <w:r>
+        <w:rPr>
+          <w:b/>
+          <w:bCs/>
+        </w:rPr>
+        <w:t xml:space="preserve">Android 1.0 (2008)</w:t>
+      </w:r>
+      <w:r>
+        <w:t xml:space="preserve"> </w:t>
+      </w:r>
+      <w:r>
+        <w:t xml:space="preserve">— the original APK signing scheme (JAR signing, later called</w:t>
+      </w:r>
+      <w:r>
+        <w:t xml:space="preserve"> </w:t>
+      </w:r>
+      <w:r>
+        <w:t xml:space="preserve">“v1”</w:t>
+      </w:r>
+      <w:r>
+        <w:t xml:space="preserve">) was the first</w:t>
+      </w:r>
+      <w:r>
+        <w:t xml:space="preserve"> </w:t>
+      </w:r>
+      <w:r>
+        <w:t xml:space="preserve">defense against repackaging: a modified APK</w:t>
+      </w:r>
+      <w:r>
+        <w:t xml:space="preserve"> </w:t>
+      </w:r>
+      <w:r>
+        <w:rPr>
+          <w:b/>
+          <w:bCs/>
+        </w:rPr>
+        <w:t xml:space="preserve">cannot carry</w:t>
+      </w:r>
+      <w:r>
+        <w:t xml:space="preserve"> </w:t>
+      </w:r>
+      <w:r>
+        <w:t xml:space="preserve">a signature produced with the original</w:t>
+      </w:r>
+      <w:r>
+        <w:t xml:space="preserve"> </w:t>
+      </w:r>
+      <w:r>
+        <w:t xml:space="preserve">developer’s private key.</w:t>
+      </w:r>
+    </w:p>
+    <w:p>
+      <w:pPr>
+        <w:pStyle w:val="Compact"/>
+        <w:numPr>
+          <w:ilvl w:val="0"/>
+          <w:numId w:val="1024"/>
+        </w:numPr>
+      </w:pPr>
+      <w:r>
+        <w:rPr>
+          <w:b/>
+          <w:bCs/>
+        </w:rPr>
+        <w:t xml:space="preserve">Android 7.0 Nougat (2016)</w:t>
+      </w:r>
+      <w:r>
+        <w:t xml:space="preserve"> </w:t>
+      </w:r>
+      <w:r>
+        <w:t xml:space="preserve">— Google introduced</w:t>
+      </w:r>
+      <w:r>
+        <w:t xml:space="preserve"> </w:t>
+      </w:r>
+      <w:r>
+        <w:rPr>
+          <w:b/>
+          <w:bCs/>
+        </w:rPr>
+        <w:t xml:space="preserve">APK Signature Scheme v2</w:t>
+      </w:r>
+      <w:r>
+        <w:t xml:space="preserve">: instead of signing files</w:t>
+      </w:r>
+      <w:r>
+        <w:t xml:space="preserve"> </w:t>
+      </w:r>
+      <w:r>
+        <w:t xml:space="preserve">one by one, it signs the</w:t>
+      </w:r>
+      <w:r>
+        <w:t xml:space="preserve"> </w:t>
+      </w:r>
+      <w:r>
+        <w:rPr>
+          <w:b/>
+          <w:bCs/>
+        </w:rPr>
+        <w:t xml:space="preserve">whole APK</w:t>
+      </w:r>
+      <w:r>
+        <w:t xml:space="preserve"> </w:t>
+      </w:r>
+      <w:r>
+        <w:t xml:space="preserve">(including some areas JAR signing left out of scope); it verifies</w:t>
+      </w:r>
+      <w:r>
+        <w:t xml:space="preserve"> </w:t>
+      </w:r>
+      <w:r>
+        <w:t xml:space="preserve">faster and closes some</w:t>
+      </w:r>
+      <w:r>
+        <w:t xml:space="preserve"> </w:t>
+      </w:r>
+      <w:r>
+        <w:t xml:space="preserve">“add content without breaking the signature”</w:t>
+      </w:r>
+      <w:r>
+        <w:t xml:space="preserve"> </w:t>
+      </w:r>
+      <w:r>
+        <w:t xml:space="preserve">holes v1 left open.</w:t>
+      </w:r>
+    </w:p>
+    <w:p>
+      <w:pPr>
+        <w:pStyle w:val="Compact"/>
+        <w:numPr>
+          <w:ilvl w:val="0"/>
+          <w:numId w:val="1024"/>
+        </w:numPr>
+      </w:pPr>
+      <w:r>
+        <w:rPr>
+          <w:b/>
+          <w:bCs/>
+        </w:rPr>
+        <w:t xml:space="preserve">Android 9 Pie (2018)</w:t>
+      </w:r>
+      <w:r>
+        <w:t xml:space="preserve"> </w:t>
+      </w:r>
+      <w:r>
+        <w:t xml:space="preserve">—</w:t>
+      </w:r>
+      <w:r>
+        <w:t xml:space="preserve"> </w:t>
+      </w:r>
+      <w:r>
+        <w:rPr>
+          <w:b/>
+          <w:bCs/>
+        </w:rPr>
+        <w:t xml:space="preserve">APK Signature Scheme v3</w:t>
+      </w:r>
+      <w:r>
+        <w:t xml:space="preserve"> </w:t>
+      </w:r>
+      <w:r>
+        <w:t xml:space="preserve">added</w:t>
+      </w:r>
+      <w:r>
+        <w:t xml:space="preserve"> </w:t>
+      </w:r>
+      <w:r>
+        <w:rPr>
+          <w:b/>
+          <w:bCs/>
+        </w:rPr>
+        <w:t xml:space="preserve">key rotation</w:t>
+      </w:r>
+      <w:r>
+        <w:t xml:space="preserve"> </w:t>
+      </w:r>
+      <w:r>
+        <w:t xml:space="preserve">support to the same</w:t>
+      </w:r>
+      <w:r>
+        <w:t xml:space="preserve"> </w:t>
+      </w:r>
+      <w:r>
+        <w:t xml:space="preserve">principle.</w:t>
       </w:r>
     </w:p>
     <w:p>
@@ -20394,18 +21497,18 @@
           <wp:inline>
             <wp:extent cx="5759999" cy="2014615"/>
             <wp:effectExtent b="0" l="0" r="0" t="0"/>
-            <wp:docPr descr="From a root indicator to a graded response" title="" id="100" name="Picture"/>
+            <wp:docPr descr="From a root indicator to a graded response" title="" id="115" name="Picture"/>
             <a:graphic>
               <a:graphicData uri="http://schemas.openxmlformats.org/drawingml/2006/picture">
                 <pic:pic>
                   <pic:nvPicPr>
-                    <pic:cNvPr descr="h06-14-kok-gosterge-karar.png" id="101" name="Picture"/>
+                    <pic:cNvPr descr="h06-14-kok-gosterge-karar.png" id="116" name="Picture"/>
                     <pic:cNvPicPr>
                       <a:picLocks noChangeArrowheads="1" noChangeAspect="1"/>
                     </pic:cNvPicPr>
                   </pic:nvPicPr>
                   <pic:blipFill>
-                    <a:blip r:embed="rId99"/>
+                    <a:blip r:embed="rId114"/>
                     <a:stretch>
                       <a:fillRect/>
                     </a:stretch>
@@ -20432,7 +21535,7 @@
         </w:drawing>
       </w:r>
     </w:p>
-    <w:bookmarkStart w:id="102" w:name="root-privileged-environment-indicator"/>
+    <w:bookmarkStart w:id="117" w:name="root-privileged-environment-indicator"/>
     <w:p>
       <w:pPr>
         <w:pStyle w:val="Heading3"/>
@@ -20843,8 +21946,8 @@
         <w:t xml:space="preserve">scan — still, it should be added to the risk score in Section 8.1.1 rather than deciding on its own.</w:t>
       </w:r>
     </w:p>
-    <w:bookmarkEnd w:id="102"/>
-    <w:bookmarkStart w:id="103" w:name="X76ebfecf11a6845bf948282a75ffa05898ad27f"/>
+    <w:bookmarkEnd w:id="117"/>
+    <w:bookmarkStart w:id="121" w:name="X76ebfecf11a6845bf948282a75ffa05898ad27f"/>
     <w:p>
       <w:pPr>
         <w:pStyle w:val="Heading3"/>
@@ -20877,7 +21980,7 @@
           <w:b/>
           <w:bCs/>
         </w:rPr>
-        <w:t xml:space="preserve">code/week-06/07-ortam-yetki</w:t>
+        <w:t xml:space="preserve">code/week-06/07-environment-privilege</w:t>
       </w:r>
       <w:r>
         <w:rPr>
@@ -20930,7 +22033,7 @@
         <w:rPr>
           <w:rStyle w:val="VerbatimChar"/>
         </w:rPr>
-        <w:t xml:space="preserve">cikti/sahte_su</w:t>
+        <w:t xml:space="preserve">output/fake_su</w:t>
       </w:r>
       <w:r>
         <w:t xml:space="preserve">) is passed on the</w:t>
@@ -20947,11 +22050,95 @@
         <w:pStyle w:val="FirstParagraph"/>
       </w:pPr>
       <w:r>
-        <w:rPr>
-          <w:b/>
-          <w:bCs/>
-        </w:rPr>
-        <w:t xml:space="preserve">sh demo.sh — real output (abridged)</w:t>
+        <w:drawing>
+          <wp:inline>
+            <wp:extent cx="5111999" cy="7539724"/>
+            <wp:effectExtent b="0" l="0" r="0" t="0"/>
+            <wp:docPr descr="Root/privilege indicator scan — step by step" title="" id="119" name="Picture"/>
+            <a:graphic>
+              <a:graphicData uri="http://schemas.openxmlformats.org/drawingml/2006/picture">
+                <pic:pic>
+                  <pic:nvPicPr>
+                    <pic:cNvPr descr="root-indicator-scan.en.png" id="120" name="Picture"/>
+                    <pic:cNvPicPr>
+                      <a:picLocks noChangeArrowheads="1" noChangeAspect="1"/>
+                    </pic:cNvPicPr>
+                  </pic:nvPicPr>
+                  <pic:blipFill>
+                    <a:blip r:embed="rId118"/>
+                    <a:stretch>
+                      <a:fillRect/>
+                    </a:stretch>
+                  </pic:blipFill>
+                  <pic:spPr bwMode="auto">
+                    <a:xfrm>
+                      <a:off x="0" y="0"/>
+                      <a:ext cx="5111999" cy="7539724"/>
+                    </a:xfrm>
+                    <a:prstGeom prst="rect">
+                      <a:avLst/>
+                    </a:prstGeom>
+                    <a:noFill/>
+                    <a:ln w="9525">
+                      <a:noFill/>
+                      <a:headEnd/>
+                      <a:tailEnd/>
+                    </a:ln>
+                  </pic:spPr>
+                </pic:pic>
+              </a:graphicData>
+            </a:graphic>
+          </wp:inline>
+        </w:drawing>
+      </w:r>
+    </w:p>
+    <w:p>
+      <w:pPr>
+        <w:pStyle w:val="BodyText"/>
+      </w:pPr>
+      <w:r>
+        <w:t xml:space="preserve">Try the</w:t>
+      </w:r>
+      <w:r>
+        <w:t xml:space="preserve"> </w:t>
+      </w:r>
+      <w:r>
+        <w:rPr>
+          <w:b/>
+          <w:bCs/>
+        </w:rPr>
+        <w:t xml:space="preserve">clean/rooted-one-mark/edge</w:t>
+      </w:r>
+      <w:r>
+        <w:t xml:space="preserve"> </w:t>
+      </w:r>
+      <w:r>
+        <w:t xml:space="preserve">presets; the animation shows how the 14 known indicators are scanned and</w:t>
+      </w:r>
+      <w:r>
+        <w:t xml:space="preserve"> </w:t>
+      </w:r>
+      <w:r>
+        <w:t xml:space="preserve">how the privilege level adds to the signal count.</w:t>
+      </w:r>
+    </w:p>
+    <w:p>
+      <w:pPr>
+        <w:pStyle w:val="BodyText"/>
+      </w:pPr>
+      <w:r>
+        <w:rPr>
+          <w:b/>
+          <w:bCs/>
+        </w:rPr>
+        <w:t xml:space="preserve">.</w:t>
+      </w:r>
+      <w:r>
+        <w:rPr>
+          <w:b/>
+          <w:bCs/>
+        </w:rPr>
+        <w:t xml:space="preserve">.ps1 — real output (abridged)</w:t>
       </w:r>
     </w:p>
     <w:p>
@@ -20962,7 +22149,7 @@
         <w:rPr>
           <w:rStyle w:val="VerbatimChar"/>
         </w:rPr>
-        <w:t xml:space="preserve">ADIM 2 - Isaretli durum: sahte bir 'su' isaret dosyasi olusturuluyor</w:t>
+        <w:t xml:space="preserve">STEP 2 - Flagged case: a fake 'su' indicator file is created</w:t>
       </w:r>
       <w:r>
         <w:br/>
@@ -20971,7 +22158,7 @@
         <w:rPr>
           <w:rStyle w:val="VerbatimChar"/>
         </w:rPr>
-        <w:t xml:space="preserve">1) Ayricalik seviyesi : normal kullanici</w:t>
+        <w:t xml:space="preserve">1) Privilege level : normal user</w:t>
       </w:r>
       <w:r>
         <w:br/>
@@ -20980,7 +22167,7 @@
         <w:rPr>
           <w:rStyle w:val="VerbatimChar"/>
         </w:rPr>
-        <w:t xml:space="preserve">2) Tehlikeli gosterge taramasi:</w:t>
+        <w:t xml:space="preserve">2) Dangerous-indicator scan:</w:t>
       </w:r>
       <w:r>
         <w:br/>
@@ -20989,7 +22176,7 @@
         <w:rPr>
           <w:rStyle w:val="VerbatimChar"/>
         </w:rPr>
-        <w:t xml:space="preserve">   [BULUNDU] cikti/sahte_su (ek isaret)</w:t>
+        <w:t xml:space="preserve">   [FOUND] output\fake_su (extra indicator)</w:t>
       </w:r>
       <w:r>
         <w:br/>
@@ -20998,7 +22185,7 @@
         <w:rPr>
           <w:rStyle w:val="VerbatimChar"/>
         </w:rPr>
-        <w:t xml:space="preserve">SONUC: Ayricalikli/riskli ortam GOSTERGESI var (1 sinyal).</w:t>
+        <w:t xml:space="preserve">RESULT: an elevated/risky environment INDICATOR is present (1 signal(s)).</w:t>
       </w:r>
     </w:p>
     <w:p>
@@ -21120,8 +22307,8 @@
         <w:t xml:space="preserve">claim.</w:t>
       </w:r>
     </w:p>
-    <w:bookmarkEnd w:id="103"/>
-    <w:bookmarkStart w:id="104" w:name="X43358c5c853ec08d3d68cc79ea12e0c6b244f51"/>
+    <w:bookmarkEnd w:id="121"/>
+    <w:bookmarkStart w:id="122" w:name="X43358c5c853ec08d3d68cc79ea12e0c6b244f51"/>
     <w:p>
       <w:pPr>
         <w:pStyle w:val="Heading3"/>
@@ -21412,7 +22599,7 @@
         <w:rPr>
           <w:rStyle w:val="VerbatimChar"/>
         </w:rPr>
-        <w:t xml:space="preserve">cikti/sahte_su</w:t>
+        <w:t xml:space="preserve">output/fake_su</w:t>
       </w:r>
       <w:r>
         <w:t xml:space="preserve"> </w:t>
@@ -21578,8 +22765,8 @@
         <w:t xml:space="preserve">first (e.g., reject high-value operations, accept low-value ones).</w:t>
       </w:r>
     </w:p>
-    <w:bookmarkEnd w:id="104"/>
-    <w:bookmarkStart w:id="105" w:name="Xe8101b4efeb83f09b4edad32b7d17b20aa61cea"/>
+    <w:bookmarkEnd w:id="122"/>
+    <w:bookmarkStart w:id="123" w:name="Xe8101b4efeb83f09b4edad32b7d17b20aa61cea"/>
     <w:p>
       <w:pPr>
         <w:pStyle w:val="Heading3"/>
@@ -21649,8 +22836,8 @@
         <w:t xml:space="preserve">(Catalogue K2/K3/K6).</w:t>
       </w:r>
     </w:p>
-    <w:bookmarkEnd w:id="105"/>
-    <w:bookmarkStart w:id="107" w:name="Xa552da3d4557b3b4271740ce84a28206911a97d"/>
+    <w:bookmarkEnd w:id="123"/>
+    <w:bookmarkStart w:id="128" w:name="Xa552da3d4557b3b4271740ce84a28206911a97d"/>
     <w:p>
       <w:pPr>
         <w:pStyle w:val="Heading3"/>
@@ -21683,7 +22870,7 @@
           <w:b/>
           <w:bCs/>
         </w:rPr>
-        <w:t xml:space="preserve">code/week-06/06-bilesen-imza</w:t>
+        <w:t xml:space="preserve">code/week-06/06-component-signature</w:t>
       </w:r>
       <w:r>
         <w:rPr>
@@ -21747,11 +22934,95 @@
         <w:pStyle w:val="FirstParagraph"/>
       </w:pPr>
       <w:r>
-        <w:rPr>
-          <w:b/>
-          <w:bCs/>
-        </w:rPr>
-        <w:t xml:space="preserve">sh demo.sh — real output</w:t>
+        <w:drawing>
+          <wp:inline>
+            <wp:extent cx="5111999" cy="5758126"/>
+            <wp:effectExtent b="0" l="0" r="0" t="0"/>
+            <wp:docPr descr="Component signature verification — step by step" title="" id="125" name="Picture"/>
+            <a:graphic>
+              <a:graphicData uri="http://schemas.openxmlformats.org/drawingml/2006/picture">
+                <pic:pic>
+                  <pic:nvPicPr>
+                    <pic:cNvPr descr="component-signature.en.png" id="126" name="Picture"/>
+                    <pic:cNvPicPr>
+                      <a:picLocks noChangeArrowheads="1" noChangeAspect="1"/>
+                    </pic:cNvPicPr>
+                  </pic:nvPicPr>
+                  <pic:blipFill>
+                    <a:blip r:embed="rId124"/>
+                    <a:stretch>
+                      <a:fillRect/>
+                    </a:stretch>
+                  </pic:blipFill>
+                  <pic:spPr bwMode="auto">
+                    <a:xfrm>
+                      <a:off x="0" y="0"/>
+                      <a:ext cx="5111999" cy="5758126"/>
+                    </a:xfrm>
+                    <a:prstGeom prst="rect">
+                      <a:avLst/>
+                    </a:prstGeom>
+                    <a:noFill/>
+                    <a:ln w="9525">
+                      <a:noFill/>
+                      <a:headEnd/>
+                      <a:tailEnd/>
+                    </a:ln>
+                  </pic:spPr>
+                </pic:pic>
+              </a:graphicData>
+            </a:graphic>
+          </wp:inline>
+        </w:drawing>
+      </w:r>
+    </w:p>
+    <w:p>
+      <w:pPr>
+        <w:pStyle w:val="BodyText"/>
+      </w:pPr>
+      <w:r>
+        <w:t xml:space="preserve">Try the</w:t>
+      </w:r>
+      <w:r>
+        <w:t xml:space="preserve"> </w:t>
+      </w:r>
+      <w:r>
+        <w:rPr>
+          <w:b/>
+          <w:bCs/>
+        </w:rPr>
+        <w:t xml:space="preserve">holds/appended-byte/edge</w:t>
+      </w:r>
+      <w:r>
+        <w:t xml:space="preserve"> </w:t>
+      </w:r>
+      <w:r>
+        <w:t xml:space="preserve">presets; the animation shows build-time signing and pre-load verification</w:t>
+      </w:r>
+      <w:r>
+        <w:t xml:space="preserve"> </w:t>
+      </w:r>
+      <w:r>
+        <w:t xml:space="preserve">side by side.</w:t>
+      </w:r>
+    </w:p>
+    <w:p>
+      <w:pPr>
+        <w:pStyle w:val="BodyText"/>
+      </w:pPr>
+      <w:r>
+        <w:rPr>
+          <w:b/>
+          <w:bCs/>
+        </w:rPr>
+        <w:t xml:space="preserve">.</w:t>
+      </w:r>
+      <w:r>
+        <w:rPr>
+          <w:b/>
+          <w:bCs/>
+        </w:rPr>
+        <w:t xml:space="preserve">.ps1 — real output</w:t>
       </w:r>
     </w:p>
     <w:p>
@@ -21762,7 +23033,7 @@
         <w:rPr>
           <w:rStyle w:val="VerbatimChar"/>
         </w:rPr>
-        <w:t xml:space="preserve">ADIM 3 - Yukleme oncesi dogrulama (modul degismedi): TUTAR</w:t>
+        <w:t xml:space="preserve">STEP 3 - Verify before loading (module unchanged): HOLDS</w:t>
       </w:r>
       <w:r>
         <w:br/>
@@ -21771,7 +23042,7 @@
         <w:rPr>
           <w:rStyle w:val="VerbatimChar"/>
         </w:rPr>
-        <w:t xml:space="preserve">Modul imzasi TUTTU -&gt; guvenle yuklenebilir.</w:t>
+        <w:t xml:space="preserve">Module signature HELD -&gt; safe to load.</w:t>
       </w:r>
       <w:r>
         <w:br/>
@@ -21780,7 +23051,7 @@
         <w:rPr>
           <w:rStyle w:val="VerbatimChar"/>
         </w:rPr>
-        <w:t xml:space="preserve">ADIM 4 - Saldiri: modul YENIDEN PAKETLENIR (tek bayt eklenir)</w:t>
+        <w:t xml:space="preserve">STEP 4 - Attack: the module is REPACKAGED (one character changes)</w:t>
       </w:r>
       <w:r>
         <w:br/>
@@ -21789,7 +23060,7 @@
         <w:rPr>
           <w:rStyle w:val="VerbatimChar"/>
         </w:rPr>
-        <w:t xml:space="preserve">Modul imzasi TUTMADI -&gt; YENIDEN PAKETLENMIS/degistirilmis.</w:t>
+        <w:t xml:space="preserve">Module signature DID NOT HOLD -&gt; REPACKAGED/modified.</w:t>
       </w:r>
       <w:r>
         <w:br/>
@@ -21798,7 +23069,7 @@
         <w:rPr>
           <w:rStyle w:val="VerbatimChar"/>
         </w:rPr>
-        <w:t xml:space="preserve">Yukleme REDDEDILDI.   (cikis kodu 3)</w:t>
+        <w:t xml:space="preserve">Loading REJECTED.   (exit code 3)</w:t>
       </w:r>
     </w:p>
     <w:p>
@@ -21898,7 +23169,7 @@
         <w:rPr>
           <w:rStyle w:val="VerbatimChar"/>
         </w:rPr>
-        <w:t xml:space="preserve">cen429_kripto.h</w:t>
+        <w:t xml:space="preserve">cen429_crypto.h</w:t>
       </w:r>
       <w:r>
         <w:t xml:space="preserve">); we’ll cover asymmetric signatures (Ed25519 / RSA-PSS)</w:t>
@@ -21912,7 +23183,7 @@
       <w:r>
         <w:t xml:space="preserve"> </w:t>
       </w:r>
-      <w:hyperlink r:id="rId106">
+      <w:hyperlink r:id="rId127">
         <w:r>
           <w:rPr>
             <w:rStyle w:val="Hyperlink"/>
@@ -21946,8 +23217,8 @@
         <w:t xml:space="preserve">verification before loading.</w:t>
       </w:r>
     </w:p>
-    <w:bookmarkEnd w:id="107"/>
-    <w:bookmarkStart w:id="108" w:name="X4137dd7a717a181e250fe13f1e9fb8ece5e94d1"/>
+    <w:bookmarkEnd w:id="128"/>
+    <w:bookmarkStart w:id="129" w:name="X4137dd7a717a181e250fe13f1e9fb8ece5e94d1"/>
     <w:p>
       <w:pPr>
         <w:pStyle w:val="Heading3"/>
@@ -22451,9 +23722,9 @@
         </w:pict>
       </w:r>
     </w:p>
-    <w:bookmarkEnd w:id="108"/>
-    <w:bookmarkEnd w:id="109"/>
-    <w:bookmarkStart w:id="115" w:name="X04d22f92096f16777fbabd88e4b7625b40bfa4c"/>
+    <w:bookmarkEnd w:id="129"/>
+    <w:bookmarkEnd w:id="130"/>
+    <w:bookmarkStart w:id="139" w:name="X04d22f92096f16777fbabd88e4b7625b40bfa4c"/>
     <w:p>
       <w:pPr>
         <w:pStyle w:val="Heading2"/>
@@ -22562,7 +23833,221 @@
     </w:p>
     <w:p>
       <w:pPr>
-        <w:pStyle w:val="BodyText"/>
+        <w:pStyle w:val="BlockText"/>
+      </w:pPr>
+      <w:r>
+        <w:rPr>
+          <w:b/>
+          <w:bCs/>
+        </w:rPr>
+        <w:t xml:space="preserve">Brief history: from software tamper-resistance to verifiable control flow</w:t>
+      </w:r>
+    </w:p>
+    <w:p>
+      <w:pPr>
+        <w:pStyle w:val="Compact"/>
+        <w:numPr>
+          <w:ilvl w:val="0"/>
+          <w:numId w:val="1025"/>
+        </w:numPr>
+      </w:pPr>
+      <w:r>
+        <w:rPr>
+          <w:b/>
+          <w:bCs/>
+        </w:rPr>
+        <w:t xml:space="preserve">1996</w:t>
+      </w:r>
+      <w:r>
+        <w:t xml:space="preserve"> </w:t>
+      </w:r>
+      <w:r>
+        <w:t xml:space="preserve">— David Aucsmith works on the idea of distributed integrity checks that</w:t>
+      </w:r>
+      <w:r>
+        <w:t xml:space="preserve"> </w:t>
+      </w:r>
+      <w:r>
+        <w:rPr>
+          <w:b/>
+          <w:bCs/>
+        </w:rPr>
+        <w:t xml:space="preserve">cross-check</w:t>
+      </w:r>
+      <w:r>
+        <w:t xml:space="preserve"> </w:t>
+      </w:r>
+      <w:r>
+        <w:t xml:space="preserve">each other,</w:t>
+      </w:r>
+      <w:r>
+        <w:t xml:space="preserve"> </w:t>
+      </w:r>
+      <w:r>
+        <w:t xml:space="preserve">so no single patch point can be trusted alone (one of the early contributions to the software</w:t>
+      </w:r>
+      <w:r>
+        <w:t xml:space="preserve"> </w:t>
+      </w:r>
+      <w:r>
+        <w:t xml:space="preserve">tamper-resistance literature).</w:t>
+      </w:r>
+    </w:p>
+    <w:p>
+      <w:pPr>
+        <w:pStyle w:val="Compact"/>
+        <w:numPr>
+          <w:ilvl w:val="0"/>
+          <w:numId w:val="1025"/>
+        </w:numPr>
+      </w:pPr>
+      <w:r>
+        <w:rPr>
+          <w:b/>
+          <w:bCs/>
+        </w:rPr>
+        <w:t xml:space="preserve">2001</w:t>
+      </w:r>
+      <w:r>
+        <w:t xml:space="preserve"> </w:t>
+      </w:r>
+      <w:r>
+        <w:t xml:space="preserve">— Christian Collberg and Clark Thomborson publish a taxonomy and terminology for obfuscation and</w:t>
+      </w:r>
+      <w:r>
+        <w:t xml:space="preserve"> </w:t>
+      </w:r>
+      <w:r>
+        <w:t xml:space="preserve">tamper-resistance; around the same time, Hoi Chang and Mikhail Atallah work on</w:t>
+      </w:r>
+      <w:r>
+        <w:t xml:space="preserve"> </w:t>
+      </w:r>
+      <w:r>
+        <w:rPr>
+          <w:b/>
+          <w:bCs/>
+        </w:rPr>
+        <w:t xml:space="preserve">“guards”</w:t>
+      </w:r>
+      <w:r>
+        <w:t xml:space="preserve"> </w:t>
+      </w:r>
+      <w:r>
+        <w:t xml:space="preserve">— small pieces</w:t>
+      </w:r>
+      <w:r>
+        <w:t xml:space="preserve"> </w:t>
+      </w:r>
+      <w:r>
+        <w:t xml:space="preserve">of code that check and repair each other’s control flow — the root of the</w:t>
+      </w:r>
+      <w:r>
+        <w:t xml:space="preserve"> </w:t>
+      </w:r>
+      <w:r>
+        <w:t xml:space="preserve">“multiple/overlapping checker”</w:t>
+      </w:r>
+      <w:r>
+        <w:t xml:space="preserve"> </w:t>
+      </w:r>
+      <w:r>
+        <w:t xml:space="preserve">idea this week’s checkpoint 3 uses against a skipped check.</w:t>
+      </w:r>
+    </w:p>
+    <w:p>
+      <w:pPr>
+        <w:pStyle w:val="Compact"/>
+        <w:numPr>
+          <w:ilvl w:val="0"/>
+          <w:numId w:val="1025"/>
+        </w:numPr>
+      </w:pPr>
+      <w:r>
+        <w:rPr>
+          <w:b/>
+          <w:bCs/>
+        </w:rPr>
+        <w:t xml:space="preserve">2005</w:t>
+      </w:r>
+      <w:r>
+        <w:t xml:space="preserve"> </w:t>
+      </w:r>
+      <w:r>
+        <w:t xml:space="preserve">— Martín Abadi, Mihai Budiu, Úlfar Erlingsson, and Jay Ligatti formally define</w:t>
+      </w:r>
+      <w:r>
+        <w:t xml:space="preserve"> </w:t>
+      </w:r>
+      <w:r>
+        <w:rPr>
+          <w:b/>
+          <w:bCs/>
+        </w:rPr>
+        <w:t xml:space="preserve">Control-Flow</w:t>
+      </w:r>
+      <w:r>
+        <w:rPr>
+          <w:b/>
+          <w:bCs/>
+        </w:rPr>
+        <w:t xml:space="preserve"> </w:t>
+      </w:r>
+      <w:r>
+        <w:rPr>
+          <w:b/>
+          <w:bCs/>
+        </w:rPr>
+        <w:t xml:space="preserve">Integrity (CFI)</w:t>
+      </w:r>
+      <w:r>
+        <w:t xml:space="preserve"> </w:t>
+      </w:r>
+      <w:r>
+        <w:t xml:space="preserve">in the academic literature: verifying that a program’s runtime control flow</w:t>
+      </w:r>
+      <w:r>
+        <w:t xml:space="preserve"> </w:t>
+      </w:r>
+      <w:r>
+        <w:rPr>
+          <w:b/>
+          <w:bCs/>
+        </w:rPr>
+        <w:t xml:space="preserve">conforms</w:t>
+      </w:r>
+      <w:r>
+        <w:t xml:space="preserve"> </w:t>
+      </w:r>
+      <w:r>
+        <w:t xml:space="preserve">to a control-flow graph extracted at compile time. This week’s flow counter applies CFI’s core idea</w:t>
+      </w:r>
+      <w:r>
+        <w:t xml:space="preserve"> </w:t>
+      </w:r>
+      <w:r>
+        <w:t xml:space="preserve">(catching a deviation from the expected path) in a simplified form — a</w:t>
+      </w:r>
+      <w:r>
+        <w:t xml:space="preserve"> </w:t>
+      </w:r>
+      <w:r>
+        <w:rPr>
+          <w:b/>
+          <w:bCs/>
+        </w:rPr>
+        <w:t xml:space="preserve">data-dependent key chain</w:t>
+      </w:r>
+      <w:r>
+        <w:t xml:space="preserve"> </w:t>
+      </w:r>
+      <w:r>
+        <w:t xml:space="preserve">instead of a full graph.</w:t>
+      </w:r>
+    </w:p>
+    <w:p>
+      <w:pPr>
+        <w:pStyle w:val="FirstParagraph"/>
       </w:pPr>
       <w:r>
         <w:t xml:space="preserve">The answer: tie the security checks to a</w:t>
@@ -22635,7 +24120,7 @@
         <w:rPr>
           <w:rStyle w:val="VerbatimChar"/>
         </w:rPr>
-        <w:t xml:space="preserve">acc = HMAC(acc, "asama-i")</w:t>
+        <w:t xml:space="preserve">acc = HMAC(acc, "stage-i")</w:t>
       </w:r>
       <w:r>
         <w:t xml:space="preserve">); the critical operation</w:t>
@@ -22656,18 +24141,18 @@
           <wp:inline>
             <wp:extent cx="5759999" cy="2984953"/>
             <wp:effectExtent b="0" l="0" r="0" t="0"/>
-            <wp:docPr descr="Catching a skipped check with a control-flow counter" title="" id="111" name="Picture"/>
+            <wp:docPr descr="Catching a skipped check with a control-flow counter" title="" id="132" name="Picture"/>
             <a:graphic>
               <a:graphicData uri="http://schemas.openxmlformats.org/drawingml/2006/picture">
                 <pic:pic>
                   <pic:nvPicPr>
-                    <pic:cNvPr descr="h06-04-akis-sayaci.png" id="112" name="Picture"/>
+                    <pic:cNvPr descr="h06-04-akis-sayaci.png" id="133" name="Picture"/>
                     <pic:cNvPicPr>
                       <a:picLocks noChangeArrowheads="1" noChangeAspect="1"/>
                     </pic:cNvPicPr>
                   </pic:nvPicPr>
                   <pic:blipFill>
-                    <a:blip r:embed="rId110"/>
+                    <a:blip r:embed="rId131"/>
                     <a:stretch>
                       <a:fillRect/>
                     </a:stretch>
@@ -22755,7 +24240,7 @@
         <w:t xml:space="preserve">patch is useless.</w:t>
       </w:r>
     </w:p>
-    <w:bookmarkStart w:id="113" w:name="X590e67aea07c506eac0b83e9314dc24e1905ac0"/>
+    <w:bookmarkStart w:id="137" w:name="X590e67aea07c506eac0b83e9314dc24e1905ac0"/>
     <w:p>
       <w:pPr>
         <w:pStyle w:val="Heading3"/>
@@ -22788,7 +24273,7 @@
           <w:b/>
           <w:bCs/>
         </w:rPr>
-        <w:t xml:space="preserve">code/week-06/05-akis-sayaci</w:t>
+        <w:t xml:space="preserve">code/week-06/05-flow-counter</w:t>
       </w:r>
       <w:r>
         <w:rPr>
@@ -22810,11 +24295,95 @@
         <w:pStyle w:val="FirstParagraph"/>
       </w:pPr>
       <w:r>
-        <w:rPr>
-          <w:b/>
-          <w:bCs/>
-        </w:rPr>
-        <w:t xml:space="preserve">sh demo.sh — real output (abridged)</w:t>
+        <w:drawing>
+          <wp:inline>
+            <wp:extent cx="5111999" cy="11003152"/>
+            <wp:effectExtent b="0" l="0" r="0" t="0"/>
+            <wp:docPr descr="Control-flow counter — step by step" title="" id="135" name="Picture"/>
+            <a:graphic>
+              <a:graphicData uri="http://schemas.openxmlformats.org/drawingml/2006/picture">
+                <pic:pic>
+                  <pic:nvPicPr>
+                    <pic:cNvPr descr="flow-counter.en.png" id="136" name="Picture"/>
+                    <pic:cNvPicPr>
+                      <a:picLocks noChangeArrowheads="1" noChangeAspect="1"/>
+                    </pic:cNvPicPr>
+                  </pic:nvPicPr>
+                  <pic:blipFill>
+                    <a:blip r:embed="rId134"/>
+                    <a:stretch>
+                      <a:fillRect/>
+                    </a:stretch>
+                  </pic:blipFill>
+                  <pic:spPr bwMode="auto">
+                    <a:xfrm>
+                      <a:off x="0" y="0"/>
+                      <a:ext cx="5111999" cy="11003152"/>
+                    </a:xfrm>
+                    <a:prstGeom prst="rect">
+                      <a:avLst/>
+                    </a:prstGeom>
+                    <a:noFill/>
+                    <a:ln w="9525">
+                      <a:noFill/>
+                      <a:headEnd/>
+                      <a:tailEnd/>
+                    </a:ln>
+                  </pic:spPr>
+                </pic:pic>
+              </a:graphicData>
+            </a:graphic>
+          </wp:inline>
+        </w:drawing>
+      </w:r>
+    </w:p>
+    <w:p>
+      <w:pPr>
+        <w:pStyle w:val="BodyText"/>
+      </w:pPr>
+      <w:r>
+        <w:t xml:space="preserve">The animation compares a 10-14 stage flow against the golden chain; try the</w:t>
+      </w:r>
+      <w:r>
+        <w:t xml:space="preserve"> </w:t>
+      </w:r>
+      <w:r>
+        <w:rPr>
+          <w:b/>
+          <w:bCs/>
+        </w:rPr>
+        <w:t xml:space="preserve">in-order/skip-half/edge</w:t>
+      </w:r>
+      <w:r>
+        <w:t xml:space="preserve"> </w:t>
+      </w:r>
+      <w:r>
+        <w:t xml:space="preserve">presets —</w:t>
+      </w:r>
+      <w:r>
+        <w:t xml:space="preserve"> </w:t>
+      </w:r>
+      <w:r>
+        <w:t xml:space="preserve">the chain breaks even if no stage runs at all, or if every stage runs in the WRONG order.</w:t>
+      </w:r>
+    </w:p>
+    <w:p>
+      <w:pPr>
+        <w:pStyle w:val="BodyText"/>
+      </w:pPr>
+      <w:r>
+        <w:rPr>
+          <w:b/>
+          <w:bCs/>
+        </w:rPr>
+        <w:t xml:space="preserve">.</w:t>
+      </w:r>
+      <w:r>
+        <w:rPr>
+          <w:b/>
+          <w:bCs/>
+        </w:rPr>
+        <w:t xml:space="preserve">.ps1 — real output (abridged)</w:t>
       </w:r>
     </w:p>
     <w:p>
@@ -22825,7 +24394,7 @@
         <w:rPr>
           <w:rStyle w:val="VerbatimChar"/>
         </w:rPr>
-        <w:t xml:space="preserve">SENARYO 1 - Normal: butun kontrol noktalari sirayla calisir</w:t>
+        <w:t xml:space="preserve">SCENARIO 1 - normal: every checkpoint runs in order</w:t>
       </w:r>
       <w:r>
         <w:br/>
@@ -22834,7 +24403,7 @@
         <w:rPr>
           <w:rStyle w:val="VerbatimChar"/>
         </w:rPr>
-        <w:t xml:space="preserve">   [gecildi] kontrol noktasi 0, 1, 2</w:t>
+        <w:t xml:space="preserve">   [passed] checkpoint 0 (integrity (Demo 1))</w:t>
       </w:r>
       <w:r>
         <w:br/>
@@ -22843,37 +24412,37 @@
         <w:rPr>
           <w:rStyle w:val="VerbatimChar"/>
         </w:rPr>
-        <w:t xml:space="preserve">SONUC: ODEME ONAYLANDI -&gt; "ODEME-ONAYI-TOKEN-4242"</w:t>
+        <w:t xml:space="preserve">   [passed] checkpoint 1 (anti-debug (Demo 2))</w:t>
       </w:r>
       <w:r>
         <w:br/>
       </w:r>
       <w:r>
+        <w:rPr>
+          <w:rStyle w:val="VerbatimChar"/>
+        </w:rPr>
+        <w:t xml:space="preserve">   [passed] checkpoint 2 (environment (Demo 3))</w:t>
+      </w:r>
+      <w:r>
         <w:br/>
       </w:r>
       <w:r>
         <w:rPr>
           <w:rStyle w:val="VerbatimChar"/>
         </w:rPr>
-        <w:t xml:space="preserve">SENARYO 2 - Saldiri: kontroller tamamen ATLANIR</w:t>
+        <w:t xml:space="preserve">RESULT: PAYMENT APPROVED -&gt; "PAYMENT-APPROVAL-TOKEN-4242"</w:t>
       </w:r>
       <w:r>
         <w:br/>
       </w:r>
       <w:r>
-        <w:rPr>
-          <w:rStyle w:val="VerbatimChar"/>
-        </w:rPr>
-        <w:t xml:space="preserve">   [ATLANDI] hicbir kontrol noktasi calismadi</w:t>
-      </w:r>
-      <w:r>
         <w:br/>
       </w:r>
       <w:r>
         <w:rPr>
           <w:rStyle w:val="VerbatimChar"/>
         </w:rPr>
-        <w:t xml:space="preserve">   (uyari: sayac=0 iz=0x0 beklenen=3/0x7)</w:t>
+        <w:t xml:space="preserve">SCENARIO 2 - skip: the checks are SKIPPED entirely (straight to the critical operation)</w:t>
       </w:r>
       <w:r>
         <w:br/>
@@ -22882,28 +24451,46 @@
         <w:rPr>
           <w:rStyle w:val="VerbatimChar"/>
         </w:rPr>
-        <w:t xml:space="preserve">SONUC: ODEME REDDEDILDI (zincir anahtari yanlis). ... decoy doner</w:t>
+        <w:t xml:space="preserve">   [SKIPPED] no checkpoint ran</w:t>
       </w:r>
       <w:r>
         <w:br/>
       </w:r>
       <w:r>
+        <w:rPr>
+          <w:rStyle w:val="VerbatimChar"/>
+        </w:rPr>
+        <w:t xml:space="preserve">   (warning: count=0 visited_mask=0x0 expected=3/0x7)</w:t>
+      </w:r>
+      <w:r>
         <w:br/>
       </w:r>
       <w:r>
         <w:rPr>
           <w:rStyle w:val="VerbatimChar"/>
         </w:rPr>
-        <w:t xml:space="preserve">SENARYO 4 - Saldiri: kontroller YANLIS SIRADA calisir</w:t>
+        <w:t xml:space="preserve">RESULT: PAYMENT DENIED (wrong chain key).</w:t>
       </w:r>
       <w:r>
         <w:br/>
       </w:r>
       <w:r>
-        <w:rPr>
-          <w:rStyle w:val="VerbatimChar"/>
-        </w:rPr>
-        <w:t xml:space="preserve">SONUC: ODEME REDDEDILDI (zincir anahtari yanlis). ... decoy doner</w:t>
+        <w:br/>
+      </w:r>
+      <w:r>
+        <w:rPr>
+          <w:rStyle w:val="VerbatimChar"/>
+        </w:rPr>
+        <w:t xml:space="preserve">SCENARIO 4 - reorder: the checks run in the WRONG ORDER</w:t>
+      </w:r>
+      <w:r>
+        <w:br/>
+      </w:r>
+      <w:r>
+        <w:rPr>
+          <w:rStyle w:val="VerbatimChar"/>
+        </w:rPr>
+        <w:t xml:space="preserve">RESULT: PAYMENT DENIED (wrong chain key).</w:t>
       </w:r>
     </w:p>
     <w:p>
@@ -22970,22 +24557,22 @@
         <w:rPr>
           <w:rStyle w:val="VerbatimChar"/>
         </w:rPr>
-        <w:t xml:space="preserve">sayac</w:t>
-      </w:r>
-      <w:r>
-        <w:t xml:space="preserve"> </w:t>
-      </w:r>
-      <w:r>
-        <w:t xml:space="preserve">counter plus an</w:t>
-      </w:r>
-      <w:r>
-        <w:t xml:space="preserve"> </w:t>
-      </w:r>
-      <w:r>
-        <w:rPr>
-          <w:rStyle w:val="VerbatimChar"/>
-        </w:rPr>
-        <w:t xml:space="preserve">iz</w:t>
+        <w:t xml:space="preserve">count</w:t>
+      </w:r>
+      <w:r>
+        <w:t xml:space="preserve"> </w:t>
+      </w:r>
+      <w:r>
+        <w:t xml:space="preserve">counter plus a</w:t>
+      </w:r>
+      <w:r>
+        <w:t xml:space="preserve"> </w:t>
+      </w:r>
+      <w:r>
+        <w:rPr>
+          <w:rStyle w:val="VerbatimChar"/>
+        </w:rPr>
+        <w:t xml:space="preserve">visited_mask</w:t>
       </w:r>
       <w:r>
         <w:t xml:space="preserve"> </w:t>
@@ -23123,7 +24710,7 @@
         <w:rPr>
           <w:rStyle w:val="VerbatimChar"/>
         </w:rPr>
-        <w:t xml:space="preserve">uyari: sayac=0 iz=0x0 beklenen=3/0x7</w:t>
+        <w:t xml:space="preserve">warning: count=0 visited_mask=0x0 expected=3/0x7</w:t>
       </w:r>
       <w:r>
         <w:t xml:space="preserve">), the program also keeps two more</w:t>
@@ -23151,7 +24738,7 @@
         <w:rPr>
           <w:rStyle w:val="VerbatimChar"/>
         </w:rPr>
-        <w:t xml:space="preserve">sayac</w:t>
+        <w:t xml:space="preserve">count</w:t>
       </w:r>
       <w:r>
         <w:t xml:space="preserve"> </w:t>
@@ -23172,7 +24759,7 @@
         <w:rPr>
           <w:rStyle w:val="VerbatimChar"/>
         </w:rPr>
-        <w:t xml:space="preserve">iz</w:t>
+        <w:t xml:space="preserve">visited_mask</w:t>
       </w:r>
       <w:r>
         <w:t xml:space="preserve"> </w:t>
@@ -23193,7 +24780,7 @@
         <w:rPr>
           <w:rStyle w:val="VerbatimChar"/>
         </w:rPr>
-        <w:t xml:space="preserve">iz = 0b111 = 0x7</w:t>
+        <w:t xml:space="preserve">visited_mask = 0b111 = 0x7</w:t>
       </w:r>
       <w:r>
         <w:t xml:space="preserve">). Their purpose is</w:t>
@@ -23300,7 +24887,7 @@
         <w:rPr>
           <w:rStyle w:val="VerbatimChar"/>
         </w:rPr>
-        <w:t xml:space="preserve">sayac</w:t>
+        <w:t xml:space="preserve">count</w:t>
       </w:r>
       <w:r>
         <w:t xml:space="preserve"> </w:t>
@@ -23315,7 +24902,7 @@
         <w:rPr>
           <w:rStyle w:val="VerbatimChar"/>
         </w:rPr>
-        <w:t xml:space="preserve">iz</w:t>
+        <w:t xml:space="preserve">visited_mask</w:t>
       </w:r>
       <w:r>
         <w:t xml:space="preserve"> </w:t>
@@ -23373,7 +24960,7 @@
         <w:rPr>
           <w:rStyle w:val="VerbatimChar"/>
         </w:rPr>
-        <w:t xml:space="preserve">sayac</w:t>
+        <w:t xml:space="preserve">count</w:t>
       </w:r>
       <w:r>
         <w:t xml:space="preserve"> </w:t>
@@ -23388,7 +24975,7 @@
         <w:rPr>
           <w:rStyle w:val="VerbatimChar"/>
         </w:rPr>
-        <w:t xml:space="preserve">iz</w:t>
+        <w:t xml:space="preserve">visited_mask</w:t>
       </w:r>
       <w:r>
         <w:t xml:space="preserve"> </w:t>
@@ -23442,7 +25029,7 @@
         <w:t xml:space="preserve"> </w:t>
       </w:r>
       <w:r>
-        <w:t xml:space="preserve">chain is wrong. The three values (acc, sayac, iz) thus</w:t>
+        <w:t xml:space="preserve">chain is wrong. The three values (acc, count, visited_mask) thus</w:t>
       </w:r>
       <w:r>
         <w:t xml:space="preserve"> </w:t>
@@ -23467,8 +25054,8 @@
         <w:t xml:space="preserve">is inconsistent, it’s noticed in the log, but none of them alone can change the authorization decision.</w:t>
       </w:r>
     </w:p>
-    <w:bookmarkEnd w:id="113"/>
-    <w:bookmarkStart w:id="114" w:name="X881b97e0098369dcca6d70b557859116bc33c3b"/>
+    <w:bookmarkEnd w:id="137"/>
+    <w:bookmarkStart w:id="138" w:name="X881b97e0098369dcca6d70b557859116bc33c3b"/>
     <w:p>
       <w:pPr>
         <w:pStyle w:val="Heading3"/>
@@ -23491,7 +25078,7 @@
         <w:rPr>
           <w:rStyle w:val="VerbatimChar"/>
         </w:rPr>
-        <w:t xml:space="preserve">acc = HMAC(acc, "asama-i")</w:t>
+        <w:t xml:space="preserve">acc = HMAC(acc, "stage-i")</w:t>
       </w:r>
       <w:r>
         <w:t xml:space="preserve"> </w:t>
@@ -23918,7 +25505,7 @@
         <w:rPr>
           <w:rStyle w:val="StringTok"/>
         </w:rPr>
-        <w:t xml:space="preserve">'asama-0'</w:t>
+        <w:t xml:space="preserve">'stage-0'</w:t>
       </w:r>
       <w:r>
         <w:rPr>
@@ -24101,7 +25688,7 @@
         <w:rPr>
           <w:rStyle w:val="StringTok"/>
         </w:rPr>
-        <w:t xml:space="preserve">'asama-1'</w:t>
+        <w:t xml:space="preserve">'stage-1'</w:t>
       </w:r>
       <w:r>
         <w:rPr>
@@ -24284,7 +25871,7 @@
         <w:rPr>
           <w:rStyle w:val="StringTok"/>
         </w:rPr>
-        <w:t xml:space="preserve">'asama-2'</w:t>
+        <w:t xml:space="preserve">'stage-2'</w:t>
       </w:r>
       <w:r>
         <w:rPr>
@@ -24449,7 +26036,7 @@
         <w:rPr>
           <w:rStyle w:val="StringTok"/>
         </w:rPr>
-        <w:t xml:space="preserve">"acc3 (DOGRU zincir) = </w:t>
+        <w:t xml:space="preserve">"acc3 (CORRECT chain) = </w:t>
       </w:r>
       <w:r>
         <w:rPr>
@@ -24472,7 +26059,7 @@
         <w:rPr>
           <w:rStyle w:val="VerbatimChar"/>
         </w:rPr>
-        <w:t xml:space="preserve">acc3 (DOGRU zincir) = fc5c2a86e948b190dbe61619375a77bee2aa79911feec3d37f5d7d20615cada8</w:t>
+        <w:t xml:space="preserve">acc3 (CORRECT chain) = e2db3f2ffdeefc8e58749330d64e0bab04e79b8ce63ba185fcd83a8c3e0942ee</w:t>
       </w:r>
     </w:p>
     <w:p>
@@ -24511,7 +26098,22 @@
         <w:t xml:space="preserve"> </w:t>
       </w:r>
       <w:r>
-        <w:t xml:space="preserve">to this value — Demo 5’s SCENARIO 1.</w:t>
+        <w:t xml:space="preserve">to this value — Demo 5’s</w:t>
+      </w:r>
+      <w:r>
+        <w:t xml:space="preserve"> </w:t>
+      </w:r>
+      <w:r>
+        <w:rPr>
+          <w:rStyle w:val="VerbatimChar"/>
+        </w:rPr>
+        <w:t xml:space="preserve">normal</w:t>
+      </w:r>
+      <w:r>
+        <w:t xml:space="preserve"> </w:t>
+      </w:r>
+      <w:r>
+        <w:t xml:space="preserve">scenario.</w:t>
       </w:r>
     </w:p>
     <w:p>
@@ -24559,7 +26161,7 @@
         <w:rPr>
           <w:rStyle w:val="VerbatimChar"/>
         </w:rPr>
-        <w:t xml:space="preserve">asama-1</w:t>
+        <w:t xml:space="preserve">stage-1</w:t>
       </w:r>
       <w:r>
         <w:t xml:space="preserve"> </w:t>
@@ -24583,7 +26185,7 @@
           <w:b/>
           <w:bCs/>
         </w:rPr>
-        <w:t xml:space="preserve">Skipped pass: only asama-1</w:t>
+        <w:t xml:space="preserve">Skipped pass: only stage-1</w:t>
       </w:r>
     </w:p>
     <w:p>
@@ -24624,7 +26226,7 @@
         <w:rPr>
           <w:rStyle w:val="StringTok"/>
         </w:rPr>
-        <w:t xml:space="preserve">'asama-1'</w:t>
+        <w:t xml:space="preserve">'stage-1'</w:t>
       </w:r>
       <w:r>
         <w:rPr>
@@ -24789,7 +26391,7 @@
         <w:rPr>
           <w:rStyle w:val="StringTok"/>
         </w:rPr>
-        <w:t xml:space="preserve">"acc (ATLANMIS zincir) = </w:t>
+        <w:t xml:space="preserve">"acc (SKIPPED chain) = </w:t>
       </w:r>
       <w:r>
         <w:rPr>
@@ -24812,7 +26414,7 @@
         <w:rPr>
           <w:rStyle w:val="VerbatimChar"/>
         </w:rPr>
-        <w:t xml:space="preserve">acc (ATLANMIS zincir) = bffc11620959254cef65b0e97fc8b54a1fe42cd6afe161b66aca5a758c1e17ff</w:t>
+        <w:t xml:space="preserve">acc (SKIPPED chain) = 1af937ede233313e8a3765bb48ca09a81970c91652abb42060838fcecb37bf73</w:t>
       </w:r>
     </w:p>
     <w:p>
@@ -24823,7 +26425,7 @@
         <w:rPr>
           <w:rStyle w:val="VerbatimChar"/>
         </w:rPr>
-        <w:t xml:space="preserve">fc5c2a86...</w:t>
+        <w:t xml:space="preserve">e2db3f2f...</w:t>
       </w:r>
       <w:r>
         <w:t xml:space="preserve"> </w:t>
@@ -24838,7 +26440,7 @@
         <w:rPr>
           <w:rStyle w:val="VerbatimChar"/>
         </w:rPr>
-        <w:t xml:space="preserve">bffc1162...</w:t>
+        <w:t xml:space="preserve">1af937ed...</w:t>
       </w:r>
       <w:r>
         <w:t xml:space="preserve"> </w:t>
@@ -24900,13 +26502,49 @@
         <w:t xml:space="preserve"> </w:t>
       </w:r>
       <w:r>
-        <w:t xml:space="preserve">“ODEME REDDEDILDI … decoy doner”</w:t>
-      </w:r>
-      <w:r>
-        <w:t xml:space="preserve"> </w:t>
-      </w:r>
-      <w:r>
-        <w:t xml:space="preserve">(payment rejected … a decoy is returned) result we saw in Demo 5’s SCENARIO 2 and 4. The attacker’s</w:t>
+        <w:t xml:space="preserve">“RESULT: PAYMENT DENIED … a decoy is</w:t>
+      </w:r>
+      <w:r>
+        <w:t xml:space="preserve"> </w:t>
+      </w:r>
+      <w:r>
+        <w:t xml:space="preserve">returned”</w:t>
+      </w:r>
+      <w:r>
+        <w:t xml:space="preserve"> </w:t>
+      </w:r>
+      <w:r>
+        <w:t xml:space="preserve">result we saw in Demo 5’s</w:t>
+      </w:r>
+      <w:r>
+        <w:t xml:space="preserve"> </w:t>
+      </w:r>
+      <w:r>
+        <w:rPr>
+          <w:rStyle w:val="VerbatimChar"/>
+        </w:rPr>
+        <w:t xml:space="preserve">skip</w:t>
+      </w:r>
+      <w:r>
+        <w:t xml:space="preserve"> </w:t>
+      </w:r>
+      <w:r>
+        <w:t xml:space="preserve">and</w:t>
+      </w:r>
+      <w:r>
+        <w:t xml:space="preserve"> </w:t>
+      </w:r>
+      <w:r>
+        <w:rPr>
+          <w:rStyle w:val="VerbatimChar"/>
+        </w:rPr>
+        <w:t xml:space="preserve">reorder</w:t>
+      </w:r>
+      <w:r>
+        <w:t xml:space="preserve"> </w:t>
+      </w:r>
+      <w:r>
+        <w:t xml:space="preserve">scenarios. The attacker’s</w:t>
       </w:r>
       <w:r>
         <w:t xml:space="preserve"> </w:t>
@@ -25066,70 +26704,6 @@
           <w:bCs/>
         </w:rPr>
         <w:t xml:space="preserve">Common mistakes and a checklist</w:t>
-      </w:r>
-    </w:p>
-    <w:p>
-      <w:pPr>
-        <w:pStyle w:val="Compact"/>
-        <w:numPr>
-          <w:ilvl w:val="0"/>
-          <w:numId w:val="1023"/>
-        </w:numPr>
-      </w:pPr>
-      <w:r>
-        <w:t xml:space="preserve">Is the critical decision tied to a single</w:t>
-      </w:r>
-      <w:r>
-        <w:t xml:space="preserve"> </w:t>
-      </w:r>
-      <w:r>
-        <w:rPr>
-          <w:rStyle w:val="VerbatimChar"/>
-        </w:rPr>
-        <w:t xml:space="preserve">if</w:t>
-      </w:r>
-      <w:r>
-        <w:t xml:space="preserve">, or to a counter/key?</w:t>
-      </w:r>
-    </w:p>
-    <w:p>
-      <w:pPr>
-        <w:pStyle w:val="Compact"/>
-        <w:numPr>
-          <w:ilvl w:val="0"/>
-          <w:numId w:val="1024"/>
-        </w:numPr>
-      </w:pPr>
-      <w:r>
-        <w:t xml:space="preserve">Can a path that</w:t>
-      </w:r>
-      <w:r>
-        <w:t xml:space="preserve"> </w:t>
-      </w:r>
-      <w:r>
-        <w:rPr>
-          <w:b/>
-          <w:bCs/>
-        </w:rPr>
-        <w:t xml:space="preserve">skips</w:t>
-      </w:r>
-      <w:r>
-        <w:t xml:space="preserve"> </w:t>
-      </w:r>
-      <w:r>
-        <w:t xml:space="preserve">the checks produce the real result? (It shouldn’t.)</w:t>
-      </w:r>
-    </w:p>
-    <w:p>
-      <w:pPr>
-        <w:pStyle w:val="Compact"/>
-        <w:numPr>
-          <w:ilvl w:val="0"/>
-          <w:numId w:val="1025"/>
-        </w:numPr>
-      </w:pPr>
-      <w:r>
-        <w:t xml:space="preserve">Does the order of the checks matter (is an attack that breaks the order caught)?</w:t>
       </w:r>
     </w:p>
     <w:p>
@@ -25141,6 +26715,70 @@
         </w:numPr>
       </w:pPr>
       <w:r>
+        <w:t xml:space="preserve">Is the critical decision tied to a single</w:t>
+      </w:r>
+      <w:r>
+        <w:t xml:space="preserve"> </w:t>
+      </w:r>
+      <w:r>
+        <w:rPr>
+          <w:rStyle w:val="VerbatimChar"/>
+        </w:rPr>
+        <w:t xml:space="preserve">if</w:t>
+      </w:r>
+      <w:r>
+        <w:t xml:space="preserve">, or to a counter/key?</w:t>
+      </w:r>
+    </w:p>
+    <w:p>
+      <w:pPr>
+        <w:pStyle w:val="Compact"/>
+        <w:numPr>
+          <w:ilvl w:val="0"/>
+          <w:numId w:val="1027"/>
+        </w:numPr>
+      </w:pPr>
+      <w:r>
+        <w:t xml:space="preserve">Can a path that</w:t>
+      </w:r>
+      <w:r>
+        <w:t xml:space="preserve"> </w:t>
+      </w:r>
+      <w:r>
+        <w:rPr>
+          <w:b/>
+          <w:bCs/>
+        </w:rPr>
+        <w:t xml:space="preserve">skips</w:t>
+      </w:r>
+      <w:r>
+        <w:t xml:space="preserve"> </w:t>
+      </w:r>
+      <w:r>
+        <w:t xml:space="preserve">the checks produce the real result? (It shouldn’t.)</w:t>
+      </w:r>
+    </w:p>
+    <w:p>
+      <w:pPr>
+        <w:pStyle w:val="Compact"/>
+        <w:numPr>
+          <w:ilvl w:val="0"/>
+          <w:numId w:val="1028"/>
+        </w:numPr>
+      </w:pPr>
+      <w:r>
+        <w:t xml:space="preserve">Does the order of the checks matter (is an attack that breaks the order caught)?</w:t>
+      </w:r>
+    </w:p>
+    <w:p>
+      <w:pPr>
+        <w:pStyle w:val="Compact"/>
+        <w:numPr>
+          <w:ilvl w:val="0"/>
+          <w:numId w:val="1029"/>
+        </w:numPr>
+      </w:pPr>
+      <w:r>
         <w:t xml:space="preserve">On failure, does it return a</w:t>
       </w:r>
       <w:r>
@@ -25164,9 +26802,9 @@
         </w:pict>
       </w:r>
     </w:p>
-    <w:bookmarkEnd w:id="114"/>
-    <w:bookmarkEnd w:id="115"/>
-    <w:bookmarkStart w:id="128" w:name="Xf449d92c1d4d499ed4ea5ffd98acfab382c57e3"/>
+    <w:bookmarkEnd w:id="138"/>
+    <w:bookmarkEnd w:id="139"/>
+    <w:bookmarkStart w:id="155" w:name="Xf449d92c1d4d499ed4ea5ffd98acfab382c57e3"/>
     <w:p>
       <w:pPr>
         <w:pStyle w:val="Heading2"/>
@@ -25261,18 +26899,18 @@
           <wp:inline>
             <wp:extent cx="5759999" cy="1944751"/>
             <wp:effectExtent b="0" l="0" r="0" t="0"/>
-            <wp:docPr descr="Preventing copying with device binding" title="" id="117" name="Picture"/>
+            <wp:docPr descr="Preventing copying with device binding" title="" id="141" name="Picture"/>
             <a:graphic>
               <a:graphicData uri="http://schemas.openxmlformats.org/drawingml/2006/picture">
                 <pic:pic>
                   <pic:nvPicPr>
-                    <pic:cNvPr descr="h06-12-cihaz-baglama.png" id="118" name="Picture"/>
+                    <pic:cNvPr descr="h06-12-cihaz-baglama.png" id="142" name="Picture"/>
                     <pic:cNvPicPr>
                       <a:picLocks noChangeArrowheads="1" noChangeAspect="1"/>
                     </pic:cNvPicPr>
                   </pic:nvPicPr>
                   <pic:blipFill>
-                    <a:blip r:embed="rId116"/>
+                    <a:blip r:embed="rId140"/>
                     <a:stretch>
                       <a:fillRect/>
                     </a:stretch>
@@ -25308,18 +26946,18 @@
           <wp:inline>
             <wp:extent cx="5759999" cy="3723963"/>
             <wp:effectExtent b="0" l="0" r="0" t="0"/>
-            <wp:docPr descr="Response policy options" title="" id="120" name="Picture"/>
+            <wp:docPr descr="Response policy options" title="" id="144" name="Picture"/>
             <a:graphic>
               <a:graphicData uri="http://schemas.openxmlformats.org/drawingml/2006/picture">
                 <pic:pic>
                   <pic:nvPicPr>
-                    <pic:cNvPr descr="h06-11-tepki.png" id="121" name="Picture"/>
+                    <pic:cNvPr descr="h06-11-tepki.png" id="145" name="Picture"/>
                     <pic:cNvPicPr>
                       <a:picLocks noChangeArrowheads="1" noChangeAspect="1"/>
                     </pic:cNvPicPr>
                   </pic:nvPicPr>
                   <pic:blipFill>
-                    <a:blip r:embed="rId119"/>
+                    <a:blip r:embed="rId143"/>
                     <a:stretch>
                       <a:fillRect/>
                     </a:stretch>
@@ -25464,7 +27102,7 @@
               <w:rPr>
                 <w:rStyle w:val="VerbatimChar"/>
               </w:rPr>
-              <w:t xml:space="preserve">kripto_temizle</w:t>
+              <w:t xml:space="preserve">crypto_wipe</w:t>
             </w:r>
             <w:r>
               <w:t xml:space="preserve">)</w:t>
@@ -25713,7 +27351,7 @@
         <w:t xml:space="preserve">.</w:t>
       </w:r>
     </w:p>
-    <w:bookmarkStart w:id="122" w:name="X6506762d66a8adaf15874831891cf872f4b11b4"/>
+    <w:bookmarkStart w:id="146" w:name="X6506762d66a8adaf15874831891cf872f4b11b4"/>
     <w:p>
       <w:pPr>
         <w:pStyle w:val="Heading3"/>
@@ -25761,7 +27399,7 @@
         <w:rPr>
           <w:rStyle w:val="VerbatimChar"/>
         </w:rPr>
-        <w:t xml:space="preserve">kripto_hkdf_sha256</w:t>
+        <w:t xml:space="preserve">crypto_hkdf_sha256</w:t>
       </w:r>
       <w:r>
         <w:t xml:space="preserve"> </w:t>
@@ -25941,7 +27579,7 @@
               <w:rPr>
                 <w:rStyle w:val="VerbatimChar"/>
               </w:rPr>
-              <w:t xml:space="preserve">cihaz=SIM-MODEL-A;seri=SN-0001;uretici=DEMO</w:t>
+              <w:t xml:space="preserve">device=SIM-MODEL-A;serial=SN-0001;maker=DEMO</w:t>
             </w:r>
           </w:p>
         </w:tc>
@@ -25977,7 +27615,7 @@
               <w:rPr>
                 <w:rStyle w:val="VerbatimChar"/>
               </w:rPr>
-              <w:t xml:space="preserve">surum=1.0.0</w:t>
+              <w:t xml:space="preserve">version=1.0.0</w:t>
             </w:r>
           </w:p>
         </w:tc>
@@ -26013,7 +27651,7 @@
               <w:rPr>
                 <w:rStyle w:val="VerbatimChar"/>
               </w:rPr>
-              <w:t xml:space="preserve">rasp-veri-anahtari</w:t>
+              <w:t xml:space="preserve">rasp-data-key</w:t>
             </w:r>
           </w:p>
         </w:tc>
@@ -26157,7 +27795,7 @@
         <w:rPr>
           <w:rStyle w:val="StringTok"/>
         </w:rPr>
-        <w:t xml:space="preserve">'cihaz=SIM-MODEL-A;seri=SN-0001;uretici=DEMO'</w:t>
+        <w:t xml:space="preserve">'device=SIM-MODEL-A;serial=SN-0001;maker=DEMO'</w:t>
       </w:r>
       <w:r>
         <w:rPr>
@@ -26274,7 +27912,7 @@
         <w:rPr>
           <w:rStyle w:val="StringTok"/>
         </w:rPr>
-        <w:t xml:space="preserve">'surum=1.0.0'</w:t>
+        <w:t xml:space="preserve">'version=1.0.0'</w:t>
       </w:r>
       <w:r>
         <w:rPr>
@@ -26426,7 +28064,7 @@
         <w:rPr>
           <w:rStyle w:val="VerbatimChar"/>
         </w:rPr>
-        <w:t xml:space="preserve">PRK (real device)    = a0aaf6995343abfb24d1d44d6aac18b20326fc5b9e84bdd82e89bc7ca99562ce</w:t>
+        <w:t xml:space="preserve">PRK (real device)    = cdbff87f64c1f39f778590faf7f1825b1c6caf759cfaa38af5c7b6d386eb00f4</w:t>
       </w:r>
     </w:p>
     <w:p>
@@ -26510,7 +28148,7 @@
         <w:rPr>
           <w:rStyle w:val="VerbatimChar"/>
         </w:rPr>
-        <w:t xml:space="preserve">key (real device)      = a19f06fd7b93894705615ac8933a2fa9e0b7cd290c7247a39e09dbc5be175d10</w:t>
+        <w:t xml:space="preserve">key (real device)      = 3c8af67f5d09f3bf2ee6be6164a99e8027a73a208ca43599909a4f63d06d7499</w:t>
       </w:r>
     </w:p>
     <w:p>
@@ -26609,7 +28247,7 @@
         <w:rPr>
           <w:rStyle w:val="VerbatimChar"/>
         </w:rPr>
-        <w:t xml:space="preserve">PRK (another device)   = b6b88f3dce3ea3099c4ff0673d356c040689ebd72be4cc98fb158bfa4c0ac039</w:t>
+        <w:t xml:space="preserve">PRK (another device)   = ac53ee1fffc9fc61b5a2d3f874187855f40e6d3514d92a7df955d26e35638cdb</w:t>
       </w:r>
       <w:r>
         <w:br/>
@@ -26618,7 +28256,7 @@
         <w:rPr>
           <w:rStyle w:val="VerbatimChar"/>
         </w:rPr>
-        <w:t xml:space="preserve">key (another device)   = b87e4dee6c5579a1456b977ce8cbf8d14f3363aa4e1c7c1a7198342c7689e220</w:t>
+        <w:t xml:space="preserve">key (another device)   = b68e35acc1ce116e1879a5dd6243e5c4a194821dbd234d15c2f0a22f462073d6</w:t>
       </w:r>
     </w:p>
     <w:p>
@@ -26642,7 +28280,7 @@
         <w:rPr>
           <w:rStyle w:val="VerbatimChar"/>
         </w:rPr>
-        <w:t xml:space="preserve">a19f06fd...</w:t>
+        <w:t xml:space="preserve">3c8af67f...</w:t>
       </w:r>
       <w:r>
         <w:t xml:space="preserve"> </w:t>
@@ -26657,7 +28295,7 @@
         <w:rPr>
           <w:rStyle w:val="VerbatimChar"/>
         </w:rPr>
-        <w:t xml:space="preserve">b87e4dee...</w:t>
+        <w:t xml:space="preserve">b68e35ac...</w:t>
       </w:r>
       <w:r>
         <w:t xml:space="preserve">) differ</w:t>
@@ -26694,19 +28332,28 @@
         <w:t xml:space="preserve"> </w:t>
       </w:r>
       <w:r>
-        <w:t xml:space="preserve">“cihaz/surum baglama tutmadi”</w:t>
-      </w:r>
-      <w:r>
-        <w:t xml:space="preserve"> </w:t>
-      </w:r>
-      <w:r>
-        <w:t xml:space="preserve">(device/version binding failed) result we saw in Demo 8’s SCENARIO 3 (</w:t>
-      </w:r>
-      <w:r>
-        <w:t xml:space="preserve">“another device”</w:t>
-      </w:r>
-      <w:r>
-        <w:t xml:space="preserve">): because the key the</w:t>
+        <w:t xml:space="preserve">“device/version binding failed”</w:t>
+      </w:r>
+      <w:r>
+        <w:t xml:space="preserve"> </w:t>
+      </w:r>
+      <w:r>
+        <w:t xml:space="preserve">result we saw in Demo 8’s</w:t>
+      </w:r>
+      <w:r>
+        <w:t xml:space="preserve"> </w:t>
+      </w:r>
+      <w:r>
+        <w:rPr>
+          <w:rStyle w:val="VerbatimChar"/>
+        </w:rPr>
+        <w:t xml:space="preserve">other-device</w:t>
+      </w:r>
+      <w:r>
+        <w:t xml:space="preserve"> </w:t>
+      </w:r>
+      <w:r>
+        <w:t xml:space="preserve">scenario: because the key the</w:t>
       </w:r>
       <w:r>
         <w:t xml:space="preserve"> </w:t>
@@ -26718,7 +28365,7 @@
         <w:rPr>
           <w:rStyle w:val="VerbatimChar"/>
         </w:rPr>
-        <w:t xml:space="preserve">a19f06fd...</w:t>
+        <w:t xml:space="preserve">3c8af67f...</w:t>
       </w:r>
       <w:r>
         <w:t xml:space="preserve">) and the key being used to try to decrypt it (</w:t>
@@ -26727,7 +28374,7 @@
         <w:rPr>
           <w:rStyle w:val="VerbatimChar"/>
         </w:rPr>
-        <w:t xml:space="preserve">b87e4dee...</w:t>
+        <w:t xml:space="preserve">b68e35ac...</w:t>
       </w:r>
       <w:r>
         <w:t xml:space="preserve">) are</w:t>
@@ -26778,7 +28425,7 @@
         <w:rPr>
           <w:rStyle w:val="VerbatimChar"/>
         </w:rPr>
-        <w:t xml:space="preserve">kripto_gcm_coz</w:t>
+        <w:t xml:space="preserve">crypto_gcm_decrypt</w:t>
       </w:r>
       <w:r>
         <w:t xml:space="preserve"> </w:t>
@@ -26814,8 +28461,8 @@
         <w:t xml:space="preserve">, even if the files are copied to another device.</w:t>
       </w:r>
     </w:p>
-    <w:bookmarkEnd w:id="122"/>
-    <w:bookmarkStart w:id="123" w:name="Xfea3e3441c3239ac6a55d4b9f862896ec9178c9"/>
+    <w:bookmarkEnd w:id="146"/>
+    <w:bookmarkStart w:id="150" w:name="Xfea3e3441c3239ac6a55d4b9f862896ec9178c9"/>
     <w:p>
       <w:pPr>
         <w:pStyle w:val="Heading3"/>
@@ -26848,7 +28495,7 @@
           <w:b/>
           <w:bCs/>
         </w:rPr>
-        <w:t xml:space="preserve">code/week-06/08-tamper-yanit</w:t>
+        <w:t xml:space="preserve">code/week-06/08-tamper-response</w:t>
       </w:r>
       <w:r>
         <w:rPr>
@@ -26885,45 +28532,110 @@
         <w:t xml:space="preserve"> </w:t>
       </w:r>
       <w:r>
-        <w:t xml:space="preserve">wrapped with a device-bound key (HKDF + AES-GCM); when tampering is detected, the engine</w:t>
-      </w:r>
-      <w:r>
-        <w:t xml:space="preserve"> </w:t>
-      </w:r>
-      <w:r>
-        <w:rPr>
-          <w:b/>
-          <w:bCs/>
-        </w:rPr>
-        <w:t xml:space="preserve">erases</w:t>
-      </w:r>
-      <w:r>
-        <w:t xml:space="preserve"> </w:t>
-      </w:r>
-      <w:r>
-        <w:t xml:space="preserve">the</w:t>
-      </w:r>
-      <w:r>
-        <w:t xml:space="preserve"> </w:t>
-      </w:r>
-      <w:r>
-        <w:t xml:space="preserve">secret, raises a tamper flag, and returns a</w:t>
-      </w:r>
-      <w:r>
-        <w:t xml:space="preserve"> </w:t>
-      </w:r>
-      <w:r>
-        <w:rPr>
-          <w:b/>
-          <w:bCs/>
-        </w:rPr>
-        <w:t xml:space="preserve">decoy</w:t>
-      </w:r>
-      <w:r>
-        <w:t xml:space="preserve"> </w:t>
-      </w:r>
-      <w:r>
-        <w:t xml:space="preserve">instead of crashing.</w:t>
+        <w:t xml:space="preserve">wrapped with a device-bound key (HKDF + AES-GCM); the outcome is NOT a binary clean/tamper decision but a</w:t>
+      </w:r>
+      <w:r>
+        <w:t xml:space="preserve"> </w:t>
+      </w:r>
+      <w:r>
+        <w:rPr>
+          <w:b/>
+          <w:bCs/>
+        </w:rPr>
+        <w:t xml:space="preserve">four-state graded response policy</w:t>
+      </w:r>
+      <w:r>
+        <w:t xml:space="preserve"> </w:t>
+      </w:r>
+      <w:r>
+        <w:t xml:space="preserve">(</w:t>
+      </w:r>
+      <w:r>
+        <w:rPr>
+          <w:rStyle w:val="VerbatimChar"/>
+        </w:rPr>
+        <w:t xml:space="preserve">decide_response()</w:t>
+      </w:r>
+      <w:r>
+        <w:t xml:space="preserve">):</w:t>
+      </w:r>
+      <w:r>
+        <w:t xml:space="preserve"> </w:t>
+      </w:r>
+      <w:r>
+        <w:rPr>
+          <w:rStyle w:val="VerbatimChar"/>
+        </w:rPr>
+        <w:t xml:space="preserve">NORMAL</w:t>
+      </w:r>
+      <w:r>
+        <w:t xml:space="preserve"> </w:t>
+      </w:r>
+      <w:r>
+        <w:t xml:space="preserve">(0 failed checks) →</w:t>
+      </w:r>
+      <w:r>
+        <w:t xml:space="preserve"> </w:t>
+      </w:r>
+      <w:r>
+        <w:rPr>
+          <w:rStyle w:val="VerbatimChar"/>
+        </w:rPr>
+        <w:t xml:space="preserve">WARN</w:t>
+      </w:r>
+      <w:r>
+        <w:t xml:space="preserve"> </w:t>
+      </w:r>
+      <w:r>
+        <w:t xml:space="preserve">(1) →</w:t>
+      </w:r>
+      <w:r>
+        <w:t xml:space="preserve"> </w:t>
+      </w:r>
+      <w:r>
+        <w:rPr>
+          <w:rStyle w:val="VerbatimChar"/>
+        </w:rPr>
+        <w:t xml:space="preserve">DEGRADE</w:t>
+      </w:r>
+      <w:r>
+        <w:t xml:space="preserve"> </w:t>
+      </w:r>
+      <w:r>
+        <w:t xml:space="preserve">(2) →</w:t>
+      </w:r>
+      <w:r>
+        <w:t xml:space="preserve"> </w:t>
+      </w:r>
+      <w:r>
+        <w:rPr>
+          <w:rStyle w:val="VerbatimChar"/>
+        </w:rPr>
+        <w:t xml:space="preserve">LOCK</w:t>
+      </w:r>
+      <w:r>
+        <w:t xml:space="preserve"> </w:t>
+      </w:r>
+      <w:r>
+        <w:t xml:space="preserve">(3 or more, OR the device/version binding fails entirely — that always jumps straight</w:t>
+      </w:r>
+      <w:r>
+        <w:t xml:space="preserve"> </w:t>
+      </w:r>
+      <w:r>
+        <w:t xml:space="preserve">to</w:t>
+      </w:r>
+      <w:r>
+        <w:t xml:space="preserve"> </w:t>
+      </w:r>
+      <w:r>
+        <w:rPr>
+          <w:rStyle w:val="VerbatimChar"/>
+        </w:rPr>
+        <w:t xml:space="preserve">LOCK</w:t>
+      </w:r>
+      <w:r>
+        <w:t xml:space="preserve">).</w:t>
       </w:r>
     </w:p>
     <w:p>
@@ -26935,7 +28647,14 @@
           <w:b/>
           <w:bCs/>
         </w:rPr>
-        <w:t xml:space="preserve">sh demo.sh — real output (abridged)</w:t>
+        <w:t xml:space="preserve">.</w:t>
+      </w:r>
+      <w:r>
+        <w:rPr>
+          <w:b/>
+          <w:bCs/>
+        </w:rPr>
+        <w:t xml:space="preserve">.ps1 — real output (abridged)</w:t>
       </w:r>
     </w:p>
     <w:p>
@@ -26946,7 +28665,7 @@
         <w:rPr>
           <w:rStyle w:val="VerbatimChar"/>
         </w:rPr>
-        <w:t xml:space="preserve">SENARYO 1 - Normal: kontroller gecer, cihaz dogru -&gt; sir acilir</w:t>
+        <w:t xml:space="preserve">SCENARIO 1 - normal: 0 failed checks, device matches -&gt; NORMAL</w:t>
       </w:r>
       <w:r>
         <w:br/>
@@ -26955,7 +28674,7 @@
         <w:rPr>
           <w:rStyle w:val="VerbatimChar"/>
         </w:rPr>
-        <w:t xml:space="preserve">SONUC: TEMIZ. Sir acildi ve islem yapiliyor -&gt; "ODEME-ANAHTARI-7C4A"</w:t>
+        <w:t xml:space="preserve">RESULT: NORMAL. The secret opened and is in use -&gt; "PAYMENT-KEY-7C4A"</w:t>
       </w:r>
       <w:r>
         <w:br/>
@@ -26964,7 +28683,7 @@
         <w:rPr>
           <w:rStyle w:val="VerbatimChar"/>
         </w:rPr>
-        <w:t xml:space="preserve">(sir kullanildiktan sonra bellekten guvenle silindi)</w:t>
+        <w:t xml:space="preserve">(the secret was safely wiped from memory after use)</w:t>
       </w:r>
       <w:r>
         <w:br/>
@@ -26976,7 +28695,7 @@
         <w:rPr>
           <w:rStyle w:val="VerbatimChar"/>
         </w:rPr>
-        <w:t xml:space="preserve">SENARYO 2 - Tamper: bir kontrol basarisiz -&gt; sil + decoy + bayrak</w:t>
+        <w:t xml:space="preserve">SCENARIO 2 - warn: 1 failed check -&gt; WARN (still opens, just logged)</w:t>
       </w:r>
       <w:r>
         <w:br/>
@@ -26985,7 +28704,7 @@
         <w:rPr>
           <w:rStyle w:val="VerbatimChar"/>
         </w:rPr>
-        <w:t xml:space="preserve">SONUC: TAMPER ALGILANDI -&gt; algilama kontrolu basarisiz (tamper)</w:t>
+        <w:t xml:space="preserve">RESULT: WARN. One weak signal is not worth degrading service over.</w:t>
       </w:r>
       <w:r>
         <w:br/>
@@ -26994,7 +28713,7 @@
         <w:rPr>
           <w:rStyle w:val="VerbatimChar"/>
         </w:rPr>
-        <w:t xml:space="preserve">   Politika: sir silindi, tamper bayragi kaldirildi, olay kaydedildi.</w:t>
+        <w:t xml:space="preserve">The secret still opened -&gt; "PAYMENT-KEY-7C4A"</w:t>
       </w:r>
       <w:r>
         <w:br/>
@@ -27003,7 +28722,7 @@
         <w:rPr>
           <w:rStyle w:val="VerbatimChar"/>
         </w:rPr>
-        <w:t xml:space="preserve">   Cokmek yerine SAHTE (decoy) sonuc dondu: 60797327...</w:t>
+        <w:t xml:space="preserve">   Policy: event logged, monitoring tightened, no functionality lost.</w:t>
       </w:r>
       <w:r>
         <w:br/>
@@ -27015,7 +28734,7 @@
         <w:rPr>
           <w:rStyle w:val="VerbatimChar"/>
         </w:rPr>
-        <w:t xml:space="preserve">SENARYO 3 - Baska cihaz: kontroller gecer ama cihaz anahtari tutmaz</w:t>
+        <w:t xml:space="preserve">SCENARIO 3 - degrade: 2 failed checks -&gt; DEGRADE (wiped, redacted result)</w:t>
       </w:r>
       <w:r>
         <w:br/>
@@ -27024,7 +28743,7 @@
         <w:rPr>
           <w:rStyle w:val="VerbatimChar"/>
         </w:rPr>
-        <w:t xml:space="preserve">SONUC: TAMPER ALGILANDI -&gt; cihaz/surum baglama tutmadi (klonlama?)</w:t>
+        <w:t xml:space="preserve">RESULT: DEGRADE. Multiple signals -&gt; full trust withdrawn.</w:t>
       </w:r>
       <w:r>
         <w:br/>
@@ -27033,7 +28752,85 @@
         <w:rPr>
           <w:rStyle w:val="VerbatimChar"/>
         </w:rPr>
-        <w:t xml:space="preserve">   ... decoy doner</w:t>
+        <w:t xml:space="preserve">   Policy: secret wiped; a REDACTED result is returned, the full</w:t>
+      </w:r>
+      <w:r>
+        <w:br/>
+      </w:r>
+      <w:r>
+        <w:rPr>
+          <w:rStyle w:val="VerbatimChar"/>
+        </w:rPr>
+        <w:t xml:space="preserve">   operation is refused, but the application keeps running.</w:t>
+      </w:r>
+      <w:r>
+        <w:br/>
+      </w:r>
+      <w:r>
+        <w:rPr>
+          <w:rStyle w:val="VerbatimChar"/>
+        </w:rPr>
+        <w:t xml:space="preserve">RESULT-VALUE: PAYM**** (redacted)</w:t>
+      </w:r>
+      <w:r>
+        <w:br/>
+      </w:r>
+      <w:r>
+        <w:br/>
+      </w:r>
+      <w:r>
+        <w:rPr>
+          <w:rStyle w:val="VerbatimChar"/>
+        </w:rPr>
+        <w:t xml:space="preserve">SCENARIO 4 - lock: 3 failed checks -&gt; LOCK (wipe + decoy + flag)</w:t>
+      </w:r>
+      <w:r>
+        <w:br/>
+      </w:r>
+      <w:r>
+        <w:rPr>
+          <w:rStyle w:val="VerbatimChar"/>
+        </w:rPr>
+        <w:t xml:space="preserve">RESULT: LOCK -&gt; detection checks failed (tamper)</w:t>
+      </w:r>
+      <w:r>
+        <w:br/>
+      </w:r>
+      <w:r>
+        <w:rPr>
+          <w:rStyle w:val="VerbatimChar"/>
+        </w:rPr>
+        <w:t xml:space="preserve">   A DECOY result was returned instead of crashing: 9be972a7...</w:t>
+      </w:r>
+      <w:r>
+        <w:br/>
+      </w:r>
+      <w:r>
+        <w:br/>
+      </w:r>
+      <w:r>
+        <w:rPr>
+          <w:rStyle w:val="VerbatimChar"/>
+        </w:rPr>
+        <w:t xml:space="preserve">SCENARIO 5 - other-device: checks pass, device key does not hold -&gt; LOCK</w:t>
+      </w:r>
+      <w:r>
+        <w:br/>
+      </w:r>
+      <w:r>
+        <w:rPr>
+          <w:rStyle w:val="VerbatimChar"/>
+        </w:rPr>
+        <w:t xml:space="preserve">RESULT: LOCK -&gt; device/version binding failed (cloned?)</w:t>
+      </w:r>
+      <w:r>
+        <w:br/>
+      </w:r>
+      <w:r>
+        <w:rPr>
+          <w:rStyle w:val="VerbatimChar"/>
+        </w:rPr>
+        <w:t xml:space="preserve">   A DECOY result was returned instead of crashing: 39f368f4...</w:t>
       </w:r>
     </w:p>
     <w:p>
@@ -27047,13 +28844,84 @@
         <w:t xml:space="preserve"> </w:t>
       </w:r>
       <w:r>
-        <w:t xml:space="preserve">away. When a check failed (tamper), the engine erased the secret and returned a decoy. When the package was moved</w:t>
-      </w:r>
-      <w:r>
-        <w:t xml:space="preserve"> </w:t>
-      </w:r>
-      <w:r>
-        <w:t xml:space="preserve">to</w:t>
+        <w:t xml:space="preserve">away (</w:t>
+      </w:r>
+      <w:r>
+        <w:rPr>
+          <w:rStyle w:val="VerbatimChar"/>
+        </w:rPr>
+        <w:t xml:space="preserve">NORMAL</w:t>
+      </w:r>
+      <w:r>
+        <w:t xml:space="preserve">). When exactly one check failed, the engine</w:t>
+      </w:r>
+      <w:r>
+        <w:t xml:space="preserve"> </w:t>
+      </w:r>
+      <w:r>
+        <w:rPr>
+          <w:b/>
+          <w:bCs/>
+        </w:rPr>
+        <w:t xml:space="preserve">still</w:t>
+      </w:r>
+      <w:r>
+        <w:t xml:space="preserve"> </w:t>
+      </w:r>
+      <w:r>
+        <w:t xml:space="preserve">opened the secret — but logged the event</w:t>
+      </w:r>
+      <w:r>
+        <w:t xml:space="preserve"> </w:t>
+      </w:r>
+      <w:r>
+        <w:t xml:space="preserve">(</w:t>
+      </w:r>
+      <w:r>
+        <w:rPr>
+          <w:rStyle w:val="VerbatimChar"/>
+        </w:rPr>
+        <w:t xml:space="preserve">WARN</w:t>
+      </w:r>
+      <w:r>
+        <w:t xml:space="preserve">); a single weak signal isn’t worth degrading a legitimate user’s experience over. When two checks failed,</w:t>
+      </w:r>
+      <w:r>
+        <w:t xml:space="preserve"> </w:t>
+      </w:r>
+      <w:r>
+        <w:t xml:space="preserve">the secret was erased and only a</w:t>
+      </w:r>
+      <w:r>
+        <w:t xml:space="preserve"> </w:t>
+      </w:r>
+      <w:r>
+        <w:rPr>
+          <w:b/>
+          <w:bCs/>
+        </w:rPr>
+        <w:t xml:space="preserve">redacted</w:t>
+      </w:r>
+      <w:r>
+        <w:t xml:space="preserve"> </w:t>
+      </w:r>
+      <w:r>
+        <w:t xml:space="preserve">result came back (</w:t>
+      </w:r>
+      <w:r>
+        <w:rPr>
+          <w:rStyle w:val="VerbatimChar"/>
+        </w:rPr>
+        <w:t xml:space="preserve">DEGRADE</w:t>
+      </w:r>
+      <w:r>
+        <w:t xml:space="preserve">) — the application kept running, just</w:t>
+      </w:r>
+      <w:r>
+        <w:t xml:space="preserve"> </w:t>
+      </w:r>
+      <w:r>
+        <w:t xml:space="preserve">without the full result. When three or more checks failed, OR the package was moved to</w:t>
       </w:r>
       <w:r>
         <w:t xml:space="preserve"> </w:t>
@@ -27066,13 +28934,47 @@
         <w:t xml:space="preserve">another device</w:t>
       </w:r>
       <w:r>
-        <w:t xml:space="preserve">, even though the checks passed, the device-bound key didn’t hold and the secret couldn’t be</w:t>
-      </w:r>
-      <w:r>
-        <w:t xml:space="preserve"> </w:t>
-      </w:r>
-      <w:r>
-        <w:t xml:space="preserve">opened. This is the innermost layer of Week 3’s</w:t>
+        <w:t xml:space="preserve"> </w:t>
+      </w:r>
+      <w:r>
+        <w:t xml:space="preserve">(even</w:t>
+      </w:r>
+      <w:r>
+        <w:t xml:space="preserve"> </w:t>
+      </w:r>
+      <w:r>
+        <w:t xml:space="preserve">though the checks passed), the engine</w:t>
+      </w:r>
+      <w:r>
+        <w:t xml:space="preserve"> </w:t>
+      </w:r>
+      <w:r>
+        <w:rPr>
+          <w:b/>
+          <w:bCs/>
+        </w:rPr>
+        <w:t xml:space="preserve">locked</w:t>
+      </w:r>
+      <w:r>
+        <w:t xml:space="preserve"> </w:t>
+      </w:r>
+      <w:r>
+        <w:t xml:space="preserve">completely (</w:t>
+      </w:r>
+      <w:r>
+        <w:rPr>
+          <w:rStyle w:val="VerbatimChar"/>
+        </w:rPr>
+        <w:t xml:space="preserve">LOCK</w:t>
+      </w:r>
+      <w:r>
+        <w:t xml:space="preserve">): the secret was erased, a decoy was</w:t>
+      </w:r>
+      <w:r>
+        <w:t xml:space="preserve"> </w:t>
+      </w:r>
+      <w:r>
+        <w:t xml:space="preserve">returned, a flag was raised. This is the innermost layer of Week 3’s</w:t>
       </w:r>
       <w:r>
         <w:t xml:space="preserve"> </w:t>
@@ -27088,11 +28990,185 @@
         <w:t xml:space="preserve"> </w:t>
       </w:r>
       <w:r>
-        <w:t xml:space="preserve">(device binding), merged with RASP.</w:t>
-      </w:r>
-    </w:p>
-    <w:bookmarkEnd w:id="123"/>
-    <w:bookmarkStart w:id="127" w:name="X55cb507d7cda21647e2a496af0b03908a65fb99"/>
+        <w:t xml:space="preserve">(device binding), merged</w:t>
+      </w:r>
+      <w:r>
+        <w:t xml:space="preserve"> </w:t>
+      </w:r>
+      <w:r>
+        <w:t xml:space="preserve">with RASP’s graded response policy.</w:t>
+      </w:r>
+    </w:p>
+    <w:p>
+      <w:pPr>
+        <w:pStyle w:val="BodyText"/>
+      </w:pPr>
+      <w:r>
+        <w:t xml:space="preserve">Let’s visualize the four states as a</w:t>
+      </w:r>
+      <w:r>
+        <w:t xml:space="preserve"> </w:t>
+      </w:r>
+      <w:r>
+        <w:rPr>
+          <w:b/>
+          <w:bCs/>
+        </w:rPr>
+        <w:t xml:space="preserve">state machine</w:t>
+      </w:r>
+      <w:r>
+        <w:t xml:space="preserve">: the animation below classifies every independent call on</w:t>
+      </w:r>
+      <w:r>
+        <w:t xml:space="preserve"> </w:t>
+      </w:r>
+      <w:r>
+        <w:t xml:space="preserve">a monitoring timeline into NORMAL/WARN/DEGRADE/LOCK (using</w:t>
+      </w:r>
+      <w:r>
+        <w:t xml:space="preserve"> </w:t>
+      </w:r>
+      <w:r>
+        <w:rPr>
+          <w:rStyle w:val="VerbatimChar"/>
+        </w:rPr>
+        <w:t xml:space="preserve">decide_response()</w:t>
+      </w:r>
+      <w:r>
+        <w:t xml:space="preserve">’s real decision table) and</w:t>
+      </w:r>
+      <w:r>
+        <w:t xml:space="preserve"> </w:t>
+      </w:r>
+      <w:r>
+        <w:t xml:space="preserve">summarizes how often each state fires:</w:t>
+      </w:r>
+    </w:p>
+    <w:p>
+      <w:pPr>
+        <w:pStyle w:val="BodyText"/>
+      </w:pPr>
+      <w:r>
+        <w:drawing>
+          <wp:inline>
+            <wp:extent cx="5111999" cy="4313843"/>
+            <wp:effectExtent b="0" l="0" r="0" t="0"/>
+            <wp:docPr descr="Response policy state machine — step by step" title="" id="148" name="Picture"/>
+            <a:graphic>
+              <a:graphicData uri="http://schemas.openxmlformats.org/drawingml/2006/picture">
+                <pic:pic>
+                  <pic:nvPicPr>
+                    <pic:cNvPr descr="tamper-response-policy.en.png" id="149" name="Picture"/>
+                    <pic:cNvPicPr>
+                      <a:picLocks noChangeArrowheads="1" noChangeAspect="1"/>
+                    </pic:cNvPicPr>
+                  </pic:nvPicPr>
+                  <pic:blipFill>
+                    <a:blip r:embed="rId147"/>
+                    <a:stretch>
+                      <a:fillRect/>
+                    </a:stretch>
+                  </pic:blipFill>
+                  <pic:spPr bwMode="auto">
+                    <a:xfrm>
+                      <a:off x="0" y="0"/>
+                      <a:ext cx="5111999" cy="4313843"/>
+                    </a:xfrm>
+                    <a:prstGeom prst="rect">
+                      <a:avLst/>
+                    </a:prstGeom>
+                    <a:noFill/>
+                    <a:ln w="9525">
+                      <a:noFill/>
+                      <a:headEnd/>
+                      <a:tailEnd/>
+                    </a:ln>
+                  </pic:spPr>
+                </pic:pic>
+              </a:graphicData>
+            </a:graphic>
+          </wp:inline>
+        </w:drawing>
+      </w:r>
+    </w:p>
+    <w:p>
+      <w:pPr>
+        <w:pStyle w:val="BodyText"/>
+      </w:pPr>
+      <w:r>
+        <w:t xml:space="preserve">Try the</w:t>
+      </w:r>
+      <w:r>
+        <w:t xml:space="preserve"> </w:t>
+      </w:r>
+      <w:r>
+        <w:rPr>
+          <w:b/>
+          <w:bCs/>
+        </w:rPr>
+        <w:t xml:space="preserve">escalating/noisy/edge</w:t>
+      </w:r>
+      <w:r>
+        <w:t xml:space="preserve"> </w:t>
+      </w:r>
+      <w:r>
+        <w:t xml:space="preserve">presets;</w:t>
+      </w:r>
+      <w:r>
+        <w:t xml:space="preserve"> </w:t>
+      </w:r>
+      <w:r>
+        <w:rPr>
+          <w:rStyle w:val="VerbatimChar"/>
+        </w:rPr>
+        <w:t xml:space="preserve">escalating</w:t>
+      </w:r>
+      <w:r>
+        <w:t xml:space="preserve"> </w:t>
+      </w:r>
+      <w:r>
+        <w:t xml:space="preserve">shows a session gradually worsening from NORMAL to LOCK</w:t>
+      </w:r>
+      <w:r>
+        <w:t xml:space="preserve"> </w:t>
+      </w:r>
+      <w:r>
+        <w:t xml:space="preserve">over time, while</w:t>
+      </w:r>
+      <w:r>
+        <w:t xml:space="preserve"> </w:t>
+      </w:r>
+      <w:r>
+        <w:rPr>
+          <w:rStyle w:val="VerbatimChar"/>
+        </w:rPr>
+        <w:t xml:space="preserve">edge-all-device-mismatch</w:t>
+      </w:r>
+      <w:r>
+        <w:t xml:space="preserve"> </w:t>
+      </w:r>
+      <w:r>
+        <w:t xml:space="preserve">shows that a device mismatch always jumps straight to LOCK,</w:t>
+      </w:r>
+      <w:r>
+        <w:t xml:space="preserve"> </w:t>
+      </w:r>
+      <w:r>
+        <w:rPr>
+          <w:b/>
+          <w:bCs/>
+        </w:rPr>
+        <w:t xml:space="preserve">regardless</w:t>
+      </w:r>
+      <w:r>
+        <w:t xml:space="preserve"> </w:t>
+      </w:r>
+      <w:r>
+        <w:t xml:space="preserve">of how many checks failed.</w:t>
+      </w:r>
+    </w:p>
+    <w:bookmarkEnd w:id="150"/>
+    <w:bookmarkStart w:id="154" w:name="X55cb507d7cda21647e2a496af0b03908a65fb99"/>
     <w:p>
       <w:pPr>
         <w:pStyle w:val="Heading3"/>
@@ -27122,7 +29198,76 @@
         <w:t xml:space="preserve"> </w:t>
       </w:r>
       <w:r>
-        <w:t xml:space="preserve">using Demo 8’s tamper scenario. Event: an anti-debug check failed (Demo 8 SCENARIO 2).</w:t>
+        <w:t xml:space="preserve">using Demo 8’s</w:t>
+      </w:r>
+      <w:r>
+        <w:t xml:space="preserve"> </w:t>
+      </w:r>
+      <w:r>
+        <w:rPr>
+          <w:rStyle w:val="VerbatimChar"/>
+        </w:rPr>
+        <w:t xml:space="preserve">LOCK</w:t>
+      </w:r>
+      <w:r>
+        <w:t xml:space="preserve"> </w:t>
+      </w:r>
+      <w:r>
+        <w:t xml:space="preserve">scenario. Event: three checks failed (Demo 8 SCENARIO 4 —</w:t>
+      </w:r>
+      <w:r>
+        <w:t xml:space="preserve"> </w:t>
+      </w:r>
+      <w:r>
+        <w:rPr>
+          <w:rStyle w:val="VerbatimChar"/>
+        </w:rPr>
+        <w:t xml:space="preserve">lock</w:t>
+      </w:r>
+      <w:r>
+        <w:t xml:space="preserve">).</w:t>
+      </w:r>
+      <w:r>
+        <w:t xml:space="preserve"> </w:t>
+      </w:r>
+      <w:r>
+        <w:t xml:space="preserve">(If only one check had failed, the engine would have moved to</w:t>
+      </w:r>
+      <w:r>
+        <w:t xml:space="preserve"> </w:t>
+      </w:r>
+      <w:r>
+        <w:rPr>
+          <w:rStyle w:val="VerbatimChar"/>
+        </w:rPr>
+        <w:t xml:space="preserve">WARN</w:t>
+      </w:r>
+      <w:r>
+        <w:t xml:space="preserve"> </w:t>
+      </w:r>
+      <w:r>
+        <w:t xml:space="preserve">and still opened the secret — see Section</w:t>
+      </w:r>
+      <w:r>
+        <w:t xml:space="preserve"> </w:t>
+      </w:r>
+      <w:r>
+        <w:t xml:space="preserve">10; a decoy only appears in the</w:t>
+      </w:r>
+      <w:r>
+        <w:t xml:space="preserve"> </w:t>
+      </w:r>
+      <w:r>
+        <w:rPr>
+          <w:rStyle w:val="VerbatimChar"/>
+        </w:rPr>
+        <w:t xml:space="preserve">LOCK</w:t>
+      </w:r>
+      <w:r>
+        <w:t xml:space="preserve"> </w:t>
+      </w:r>
+      <w:r>
+        <w:t xml:space="preserve">state.)</w:t>
       </w:r>
     </w:p>
     <w:tbl>
@@ -27501,13 +29646,34 @@
         <w:t xml:space="preserve"> </w:t>
       </w:r>
       <w:r>
-        <w:t xml:space="preserve">Demo 8’s actual output, option (c) is applied:</w:t>
-      </w:r>
-      <w:r>
-        <w:t xml:space="preserve"> </w:t>
-      </w:r>
-      <w:r>
-        <w:t xml:space="preserve">“Cokmek yerine SAHTE (decoy) sonuc dondu: 60797327…”</w:t>
+        <w:t xml:space="preserve">Demo 8’s actual output, option (c) is applied in the</w:t>
+      </w:r>
+      <w:r>
+        <w:t xml:space="preserve"> </w:t>
+      </w:r>
+      <w:r>
+        <w:rPr>
+          <w:rStyle w:val="VerbatimChar"/>
+        </w:rPr>
+        <w:t xml:space="preserve">LOCK</w:t>
+      </w:r>
+      <w:r>
+        <w:t xml:space="preserve"> </w:t>
+      </w:r>
+      <w:r>
+        <w:t xml:space="preserve">state:</w:t>
+      </w:r>
+      <w:r>
+        <w:t xml:space="preserve"> </w:t>
+      </w:r>
+      <w:r>
+        <w:t xml:space="preserve">“A DECOY result was returned instead of</w:t>
+      </w:r>
+      <w:r>
+        <w:t xml:space="preserve"> </w:t>
+      </w:r>
+      <w:r>
+        <w:t xml:space="preserve">crashing: 9be972a7…”</w:t>
       </w:r>
       <w:r>
         <w:t xml:space="preserve">. This number</w:t>
@@ -27659,18 +29825,18 @@
           <wp:inline>
             <wp:extent cx="5759999" cy="2529146"/>
             <wp:effectExtent b="0" l="0" r="0" t="0"/>
-            <wp:docPr descr="The RASP engine’s decision flow at every critical operation" title="" id="125" name="Picture"/>
+            <wp:docPr descr="The RASP engine’s decision flow at every critical operation" title="" id="152" name="Picture"/>
             <a:graphic>
               <a:graphicData uri="http://schemas.openxmlformats.org/drawingml/2006/picture">
                 <pic:pic>
                   <pic:nvPicPr>
-                    <pic:cNvPr descr="h06-05-rasp-motoru.png" id="126" name="Picture"/>
+                    <pic:cNvPr descr="h06-05-rasp-motoru.png" id="153" name="Picture"/>
                     <pic:cNvPicPr>
                       <a:picLocks noChangeArrowheads="1" noChangeAspect="1"/>
                     </pic:cNvPicPr>
                   </pic:nvPicPr>
                   <pic:blipFill>
-                    <a:blip r:embed="rId124"/>
+                    <a:blip r:embed="rId151"/>
                     <a:stretch>
                       <a:fillRect/>
                     </a:stretch>
@@ -27877,9 +30043,9 @@
         </w:pict>
       </w:r>
     </w:p>
-    <w:bookmarkEnd w:id="127"/>
-    <w:bookmarkEnd w:id="128"/>
-    <w:bookmarkStart w:id="132" w:name="rasps-limits-and-ethics"/>
+    <w:bookmarkEnd w:id="154"/>
+    <w:bookmarkEnd w:id="155"/>
+    <w:bookmarkStart w:id="159" w:name="rasps-limits-and-ethics"/>
     <w:p>
       <w:pPr>
         <w:pStyle w:val="Heading2"/>
@@ -27897,18 +30063,18 @@
           <wp:inline>
             <wp:extent cx="5759999" cy="2447006"/>
             <wp:effectExtent b="0" l="0" r="0" t="0"/>
-            <wp:docPr descr="What RASP promises, and what it doesn’t" title="" id="130" name="Picture"/>
+            <wp:docPr descr="What RASP promises, and what it doesn’t" title="" id="157" name="Picture"/>
             <a:graphic>
               <a:graphicData uri="http://schemas.openxmlformats.org/drawingml/2006/picture">
                 <pic:pic>
                   <pic:nvPicPr>
-                    <pic:cNvPr descr="h06-15-rasp-sinirlari.png" id="131" name="Picture"/>
+                    <pic:cNvPr descr="h06-15-rasp-sinirlari.png" id="158" name="Picture"/>
                     <pic:cNvPicPr>
                       <a:picLocks noChangeArrowheads="1" noChangeAspect="1"/>
                     </pic:cNvPicPr>
                   </pic:nvPicPr>
                   <pic:blipFill>
-                    <a:blip r:embed="rId129"/>
+                    <a:blip r:embed="rId156"/>
                     <a:stretch>
                       <a:fillRect/>
                     </a:stretch>
@@ -28300,8 +30466,8 @@
         </w:pict>
       </w:r>
     </w:p>
-    <w:bookmarkEnd w:id="132"/>
-    <w:bookmarkStart w:id="135" w:name="term-project-this-week"/>
+    <w:bookmarkEnd w:id="159"/>
+    <w:bookmarkStart w:id="162" w:name="term-project-this-week"/>
     <w:p>
       <w:pPr>
         <w:pStyle w:val="Heading2"/>
@@ -28355,7 +30521,7 @@
       <w:r>
         <w:t xml:space="preserve">(</w:t>
       </w:r>
-      <w:hyperlink r:id="rId133">
+      <w:hyperlink r:id="rId160">
         <w:r>
           <w:rPr>
             <w:rStyle w:val="Hyperlink"/>
@@ -28382,7 +30548,7 @@
       <w:r>
         <w:t xml:space="preserve">(</w:t>
       </w:r>
-      <w:hyperlink r:id="rId134">
+      <w:hyperlink r:id="rId161">
         <w:r>
           <w:rPr>
             <w:rStyle w:val="Hyperlink"/>
@@ -28451,7 +30617,7 @@
         <w:pStyle w:val="Compact"/>
         <w:numPr>
           <w:ilvl w:val="0"/>
-          <w:numId w:val="1027"/>
+          <w:numId w:val="1030"/>
         </w:numPr>
       </w:pPr>
       <w:r>
@@ -28492,7 +30658,7 @@
         <w:pStyle w:val="Compact"/>
         <w:numPr>
           <w:ilvl w:val="0"/>
-          <w:numId w:val="1028"/>
+          <w:numId w:val="1031"/>
         </w:numPr>
       </w:pPr>
       <w:r>
@@ -29170,8 +31336,8 @@
         </w:pict>
       </w:r>
     </w:p>
-    <w:bookmarkEnd w:id="135"/>
-    <w:bookmarkStart w:id="136" w:name="class-activities"/>
+    <w:bookmarkEnd w:id="162"/>
+    <w:bookmarkStart w:id="163" w:name="class-activities"/>
     <w:p>
       <w:pPr>
         <w:pStyle w:val="Heading2"/>
@@ -29221,7 +31387,7 @@
         <w:rPr>
           <w:rStyle w:val="VerbatimChar"/>
         </w:rPr>
-        <w:t xml:space="preserve">sahtekanca.c</w:t>
+        <w:t xml:space="preserve">fake_hook.c</w:t>
       </w:r>
       <w:r>
         <w:t xml:space="preserve"> </w:t>
@@ -29318,7 +31484,7 @@
         <w:rPr>
           <w:rStyle w:val="VerbatimChar"/>
         </w:rPr>
-        <w:t xml:space="preserve">atlat</w:t>
+        <w:t xml:space="preserve">skip</w:t>
       </w:r>
       <w:r>
         <w:t xml:space="preserve"> </w:t>
@@ -29494,8 +31660,8 @@
         </w:pict>
       </w:r>
     </w:p>
-    <w:bookmarkEnd w:id="136"/>
-    <w:bookmarkStart w:id="137" w:name="code-reading-exercises"/>
+    <w:bookmarkEnd w:id="163"/>
+    <w:bookmarkStart w:id="164" w:name="code-reading-exercises"/>
     <w:p>
       <w:pPr>
         <w:pStyle w:val="Heading2"/>
@@ -29739,7 +31905,7 @@
         <w:rPr>
           <w:rStyle w:val="NormalTok"/>
         </w:rPr>
-        <w:t xml:space="preserve">kod</w:t>
+        <w:t xml:space="preserve">code</w:t>
       </w:r>
       <w:r>
         <w:rPr>
@@ -29751,7 +31917,7 @@
         <w:rPr>
           <w:rStyle w:val="NormalTok"/>
         </w:rPr>
-        <w:t xml:space="preserve"> kod_boy</w:t>
+        <w:t xml:space="preserve"> code_len</w:t>
       </w:r>
       <w:r>
         <w:rPr>
@@ -29796,7 +31962,7 @@
         <w:rPr>
           <w:rStyle w:val="NormalTok"/>
         </w:rPr>
-        <w:t xml:space="preserve"> BEKLENEN_CRC</w:t>
+        <w:t xml:space="preserve"> EXPECTED_CRC</w:t>
       </w:r>
       <w:r>
         <w:rPr>
@@ -30301,7 +32467,7 @@
         <w:rPr>
           <w:rStyle w:val="CommentTok"/>
         </w:rPr>
-        <w:t xml:space="preserve">/* hipervizor biti set */</w:t>
+        <w:t xml:space="preserve">/* hypervisor bit set */</w:t>
       </w:r>
       <w:r>
         <w:br/>
@@ -30340,7 +32506,7 @@
         <w:rPr>
           <w:rStyle w:val="CommentTok"/>
         </w:rPr>
-        <w:t xml:space="preserve">/* "analiz ortami, calismayi reddet" */</w:t>
+        <w:t xml:space="preserve">/* "analysis environment, refuse to run" */</w:t>
       </w:r>
       <w:r>
         <w:br/>
@@ -30464,8 +32630,8 @@
         </w:pict>
       </w:r>
     </w:p>
-    <w:bookmarkEnd w:id="137"/>
-    <w:bookmarkStart w:id="138" w:name="on-your-own"/>
+    <w:bookmarkEnd w:id="164"/>
+    <w:bookmarkStart w:id="165" w:name="on-your-own"/>
     <w:p>
       <w:pPr>
         <w:pStyle w:val="Heading2"/>
@@ -30565,7 +32731,7 @@
         <w:rPr>
           <w:rStyle w:val="VerbatimChar"/>
         </w:rPr>
-        <w:t xml:space="preserve">cikti/altin.hmac</w:t>
+        <w:t xml:space="preserve">output/golden.hmac</w:t>
       </w:r>
       <w:r>
         <w:t xml:space="preserve"> </w:t>
@@ -30700,7 +32866,7 @@
         <w:rPr>
           <w:rStyle w:val="VerbatimChar"/>
         </w:rPr>
-        <w:t xml:space="preserve">sahtekanca.c</w:t>
+        <w:t xml:space="preserve">fake_hook.c</w:t>
       </w:r>
       <w:r>
         <w:t xml:space="preserve">. Which signal goes blind, which one still catches it? (The code version</w:t>
@@ -30738,7 +32904,7 @@
         <w:rPr>
           <w:rStyle w:val="VerbatimChar"/>
         </w:rPr>
-        <w:t xml:space="preserve">ASAMA</w:t>
+        <w:t xml:space="preserve">STAGE_COUNT</w:t>
       </w:r>
       <w:r>
         <w:t xml:space="preserve"> </w:t>
@@ -30862,13 +33028,13 @@
         <w:rPr>
           <w:rStyle w:val="VerbatimChar"/>
         </w:rPr>
-        <w:t xml:space="preserve">baska-cihaz</w:t>
-      </w:r>
-      <w:r>
-        <w:t xml:space="preserve"> </w:t>
-      </w:r>
-      <w:r>
-        <w:t xml:space="preserve">(another-device) mode, is there any way to open the secret? Is it possible to derive</w:t>
+        <w:t xml:space="preserve">other-device</w:t>
+      </w:r>
+      <w:r>
+        <w:t xml:space="preserve"> </w:t>
+      </w:r>
+      <w:r>
+        <w:t xml:space="preserve">mode, is there any way to open the secret? Is it possible to derive</w:t>
       </w:r>
       <w:r>
         <w:t xml:space="preserve"> </w:t>
@@ -31056,7 +33222,7 @@
         <w:rPr>
           <w:rStyle w:val="VerbatimChar"/>
         </w:rPr>
-        <w:t xml:space="preserve">SURUM</w:t>
+        <w:t xml:space="preserve">VERSION_STRING</w:t>
       </w:r>
       <w:r>
         <w:t xml:space="preserve"> </w:t>
@@ -31068,7 +33234,7 @@
         <w:rPr>
           <w:rStyle w:val="VerbatimChar"/>
         </w:rPr>
-        <w:t xml:space="preserve">surum=1.0.0</w:t>
+        <w:t xml:space="preserve">version=1.0.0</w:t>
       </w:r>
       <w:r>
         <w:t xml:space="preserve"> </w:t>
@@ -31083,7 +33249,7 @@
         <w:rPr>
           <w:rStyle w:val="VerbatimChar"/>
         </w:rPr>
-        <w:t xml:space="preserve">surum=1.0.1</w:t>
+        <w:t xml:space="preserve">version=1.0.1</w:t>
       </w:r>
       <w:r>
         <w:t xml:space="preserve">) and recompute the key. How does this explain why</w:t>
@@ -31114,8 +33280,8 @@
         </w:pict>
       </w:r>
     </w:p>
-    <w:bookmarkEnd w:id="138"/>
-    <w:bookmarkStart w:id="139" w:name="self-check"/>
+    <w:bookmarkEnd w:id="165"/>
+    <w:bookmarkStart w:id="166" w:name="self-check"/>
     <w:p>
       <w:pPr>
         <w:pStyle w:val="Heading2"/>
@@ -31236,7 +33402,7 @@
       <w:r>
         <w:t xml:space="preserve">attach a debugger. The same assumption as white box (</w:t>
       </w:r>
-      <w:hyperlink r:id="rId41">
+      <w:hyperlink r:id="rId44">
         <w:r>
           <w:rPr>
             <w:rStyle w:val="Hyperlink"/>
@@ -32154,7 +34320,7 @@
           <w:b/>
           <w:bCs/>
         </w:rPr>
-        <w:t xml:space="preserve">KorunanSayac</w:t>
+        <w:t xml:space="preserve">ProtectedCounter</w:t>
       </w:r>
       <w:r>
         <w:rPr>
@@ -32185,22 +34351,22 @@
         <w:rPr>
           <w:rStyle w:val="VerbatimChar"/>
         </w:rPr>
-        <w:t xml:space="preserve">deger</w:t>
-      </w:r>
-      <w:r>
-        <w:t xml:space="preserve"> </w:t>
-      </w:r>
-      <w:r>
-        <w:t xml:space="preserve">(value) field in memory, the</w:t>
-      </w:r>
-      <w:r>
-        <w:t xml:space="preserve"> </w:t>
-      </w:r>
-      <w:r>
-        <w:rPr>
-          <w:rStyle w:val="VerbatimChar"/>
-        </w:rPr>
-        <w:t xml:space="preserve">golge</w:t>
+        <w:t xml:space="preserve">value</w:t>
+      </w:r>
+      <w:r>
+        <w:t xml:space="preserve"> </w:t>
+      </w:r>
+      <w:r>
+        <w:t xml:space="preserve">field in memory, the</w:t>
+      </w:r>
+      <w:r>
+        <w:t xml:space="preserve"> </w:t>
+      </w:r>
+      <w:r>
+        <w:rPr>
+          <w:rStyle w:val="VerbatimChar"/>
+        </w:rPr>
+        <w:t xml:space="preserve">shadow</w:t>
       </w:r>
       <w:r>
         <w:t xml:space="preserve"> </w:t>
@@ -32215,7 +34381,7 @@
         <w:rPr>
           <w:rStyle w:val="VerbatimChar"/>
         </w:rPr>
-        <w:t xml:space="preserve">ozet</w:t>
+        <w:t xml:space="preserve">mac</w:t>
       </w:r>
       <w:r>
         <w:t xml:space="preserve"> </w:t>
@@ -32514,8 +34680,8 @@
         </w:pict>
       </w:r>
     </w:p>
-    <w:bookmarkEnd w:id="139"/>
-    <w:bookmarkStart w:id="140" w:name="quiz-1-style-sample-questions"/>
+    <w:bookmarkEnd w:id="166"/>
+    <w:bookmarkStart w:id="167" w:name="quiz-1-style-sample-questions"/>
     <w:p>
       <w:pPr>
         <w:pStyle w:val="Heading2"/>
@@ -32541,7 +34707,7 @@
         <w:pStyle w:val="Compact"/>
         <w:numPr>
           <w:ilvl w:val="0"/>
-          <w:numId w:val="1029"/>
+          <w:numId w:val="1032"/>
         </w:numPr>
       </w:pPr>
       <w:r>
@@ -32569,7 +34735,7 @@
         <w:pStyle w:val="Compact"/>
         <w:numPr>
           <w:ilvl w:val="1"/>
-          <w:numId w:val="1030"/>
+          <w:numId w:val="1033"/>
         </w:numPr>
       </w:pPr>
       <w:r>
@@ -32597,7 +34763,7 @@
         <w:pStyle w:val="Compact"/>
         <w:numPr>
           <w:ilvl w:val="0"/>
-          <w:numId w:val="1029"/>
+          <w:numId w:val="1032"/>
         </w:numPr>
       </w:pPr>
       <w:r>
@@ -32637,7 +34803,7 @@
         <w:pStyle w:val="Compact"/>
         <w:numPr>
           <w:ilvl w:val="0"/>
-          <w:numId w:val="1029"/>
+          <w:numId w:val="1032"/>
         </w:numPr>
       </w:pPr>
       <w:r>
@@ -32682,7 +34848,7 @@
         <w:pStyle w:val="Compact"/>
         <w:numPr>
           <w:ilvl w:val="0"/>
-          <w:numId w:val="1029"/>
+          <w:numId w:val="1032"/>
         </w:numPr>
       </w:pPr>
       <w:r>
@@ -32749,7 +34915,7 @@
         <w:pStyle w:val="Compact"/>
         <w:numPr>
           <w:ilvl w:val="0"/>
-          <w:numId w:val="1029"/>
+          <w:numId w:val="1032"/>
         </w:numPr>
       </w:pPr>
       <w:r>
@@ -32767,7 +34933,7 @@
         <w:pStyle w:val="Compact"/>
         <w:numPr>
           <w:ilvl w:val="0"/>
-          <w:numId w:val="1029"/>
+          <w:numId w:val="1032"/>
         </w:numPr>
       </w:pPr>
       <w:r>
@@ -32819,7 +34985,7 @@
         <w:pStyle w:val="Compact"/>
         <w:numPr>
           <w:ilvl w:val="0"/>
-          <w:numId w:val="1029"/>
+          <w:numId w:val="1032"/>
         </w:numPr>
       </w:pPr>
       <w:r>
@@ -32856,7 +35022,7 @@
         <w:pStyle w:val="Compact"/>
         <w:numPr>
           <w:ilvl w:val="0"/>
-          <w:numId w:val="1029"/>
+          <w:numId w:val="1032"/>
         </w:numPr>
       </w:pPr>
       <w:r>
@@ -32869,7 +35035,7 @@
         <w:rPr>
           <w:rStyle w:val="VerbatimChar"/>
         </w:rPr>
-        <w:t xml:space="preserve">SURUM</w:t>
+        <w:t xml:space="preserve">VERSION_STRING</w:t>
       </w:r>
       <w:r>
         <w:t xml:space="preserve"> </w:t>
@@ -32924,8 +35090,8 @@
         </w:pict>
       </w:r>
     </w:p>
-    <w:bookmarkEnd w:id="140"/>
-    <w:bookmarkStart w:id="142" w:name="resources-and-further-reading"/>
+    <w:bookmarkEnd w:id="167"/>
+    <w:bookmarkStart w:id="169" w:name="resources-and-further-reading"/>
     <w:p>
       <w:pPr>
         <w:pStyle w:val="Heading2"/>
@@ -32970,7 +35136,7 @@
         <w:pStyle w:val="Compact"/>
         <w:numPr>
           <w:ilvl w:val="0"/>
-          <w:numId w:val="1031"/>
+          <w:numId w:val="1034"/>
         </w:numPr>
       </w:pPr>
       <w:r>
@@ -32982,7 +35148,7 @@
         <w:pStyle w:val="Compact"/>
         <w:numPr>
           <w:ilvl w:val="0"/>
-          <w:numId w:val="1031"/>
+          <w:numId w:val="1034"/>
         </w:numPr>
       </w:pPr>
       <w:r>
@@ -32994,7 +35160,7 @@
         <w:pStyle w:val="Compact"/>
         <w:numPr>
           <w:ilvl w:val="0"/>
-          <w:numId w:val="1031"/>
+          <w:numId w:val="1034"/>
         </w:numPr>
       </w:pPr>
       <w:r>
@@ -33003,7 +35169,7 @@
       <w:r>
         <w:t xml:space="preserve"> </w:t>
       </w:r>
-      <w:hyperlink r:id="rId141">
+      <w:hyperlink r:id="rId168">
         <w:r>
           <w:rPr>
             <w:rStyle w:val="Hyperlink"/>
@@ -33032,7 +35198,7 @@
         <w:pStyle w:val="Compact"/>
         <w:numPr>
           <w:ilvl w:val="0"/>
-          <w:numId w:val="1032"/>
+          <w:numId w:val="1035"/>
         </w:numPr>
       </w:pPr>
       <w:r>
@@ -33050,7 +35216,7 @@
         <w:pStyle w:val="Compact"/>
         <w:numPr>
           <w:ilvl w:val="0"/>
-          <w:numId w:val="1032"/>
+          <w:numId w:val="1035"/>
         </w:numPr>
       </w:pPr>
       <w:r>
@@ -33068,7 +35234,7 @@
         <w:pStyle w:val="Compact"/>
         <w:numPr>
           <w:ilvl w:val="0"/>
-          <w:numId w:val="1032"/>
+          <w:numId w:val="1035"/>
         </w:numPr>
       </w:pPr>
       <w:r>
@@ -33080,7 +35246,7 @@
         <w:pStyle w:val="Compact"/>
         <w:numPr>
           <w:ilvl w:val="0"/>
-          <w:numId w:val="1032"/>
+          <w:numId w:val="1035"/>
         </w:numPr>
       </w:pPr>
       <w:r>
@@ -34186,7 +36352,7 @@
       <w:pPr>
         <w:pStyle w:val="BlockText"/>
       </w:pPr>
-      <w:hyperlink r:id="rId133">
+      <w:hyperlink r:id="rId160">
         <w:r>
           <w:rPr>
             <w:rStyle w:val="Hyperlink"/>
@@ -34225,7 +36391,7 @@
       <w:r>
         <w:t xml:space="preserve"> </w:t>
       </w:r>
-      <w:hyperlink r:id="rId134">
+      <w:hyperlink r:id="rId161">
         <w:r>
           <w:rPr>
             <w:rStyle w:val="Hyperlink"/>
@@ -34289,8 +36455,8 @@
         <w:t xml:space="preserve">theme on the code-obfuscation side.</w:t>
       </w:r>
     </w:p>
-    <w:bookmarkEnd w:id="142"/>
-    <w:bookmarkEnd w:id="143"/>
+    <w:bookmarkEnd w:id="169"/>
+    <w:bookmarkEnd w:id="170"/>
     <w:sectPr>
       <w:headerReference r:id="rId9" w:type="default"/>
       <w:footerReference r:id="rId10" w:type="default"/>
@@ -35002,6 +37168,9 @@
     <w:abstractNumId w:val="991"/>
   </w:num>
   <w:num w:numId="1021">
+    <w:abstractNumId w:val="991"/>
+  </w:num>
+  <w:num w:numId="1022">
     <w:abstractNumId w:val="99411"/>
     <w:lvlOverride w:ilvl="0">
       <w:startOverride w:val="1"/>
@@ -35031,17 +37200,14 @@
       <w:startOverride w:val="1"/>
     </w:lvlOverride>
   </w:num>
-  <w:num w:numId="1022">
+  <w:num w:numId="1023">
     <w:abstractNumId w:val="991"/>
   </w:num>
-  <w:num w:numId="1023">
-    <w:abstractNumId w:val="992"/>
-  </w:num>
   <w:num w:numId="1024">
-    <w:abstractNumId w:val="992"/>
+    <w:abstractNumId w:val="991"/>
   </w:num>
   <w:num w:numId="1025">
-    <w:abstractNumId w:val="992"/>
+    <w:abstractNumId w:val="991"/>
   </w:num>
   <w:num w:numId="1026">
     <w:abstractNumId w:val="992"/>
@@ -35053,6 +37219,15 @@
     <w:abstractNumId w:val="992"/>
   </w:num>
   <w:num w:numId="1029">
+    <w:abstractNumId w:val="992"/>
+  </w:num>
+  <w:num w:numId="1030">
+    <w:abstractNumId w:val="992"/>
+  </w:num>
+  <w:num w:numId="1031">
+    <w:abstractNumId w:val="992"/>
+  </w:num>
+  <w:num w:numId="1032">
     <w:abstractNumId w:val="99411"/>
     <w:lvlOverride w:ilvl="0">
       <w:startOverride w:val="1"/>
@@ -35082,7 +37257,7 @@
       <w:startOverride w:val="1"/>
     </w:lvlOverride>
   </w:num>
-  <w:num w:numId="1030">
+  <w:num w:numId="1033">
     <w:abstractNumId w:val="99721"/>
     <w:lvlOverride w:ilvl="0">
       <w:startOverride w:val="1"/>
@@ -35112,10 +37287,10 @@
       <w:startOverride w:val="1"/>
     </w:lvlOverride>
   </w:num>
-  <w:num w:numId="1031">
+  <w:num w:numId="1034">
     <w:abstractNumId w:val="991"/>
   </w:num>
-  <w:num w:numId="1032">
+  <w:num w:numId="1035">
     <w:abstractNumId w:val="991"/>
   </w:num>
 </w:numbering>
